--- a/06-学生侧材料/讲义/6-有机化学/有机化学基础.docx
+++ b/06-学生侧材料/讲义/6-有机化学/有机化学基础.docx
@@ -13854,127 +13854,14 @@
       <w:pPr>
         <w:pStyle w:val="BodyText"/>
       </w:pPr>
-      <m:oMathPara>
-        <m:oMathParaPr>
-          <m:jc m:val="center"/>
-          <m:ctrlPr>
-            <w:rPr>
-              <w:sz w:val="28"/>
-              <w:szCs w:val="28"/>
-            </w:rPr>
-          </m:ctrlPr>
-        </m:oMathParaPr>
-        <m:oMath>
-          <m:r>
-            <m:rPr>
-              <m:sty m:val="p"/>
-            </m:rPr>
-            <m:t>−</m:t>
-          </m:r>
-          <m:r>
-            <m:t>C</m:t>
-          </m:r>
-          <m:sSub>
-            <m:e>
-              <m:r>
-                <m:t>H</m:t>
-              </m:r>
-            </m:e>
-            <m:sub>
-              <m:r>
-                <m:t>3</m:t>
-              </m:r>
-            </m:sub>
-          </m:sSub>
-          <m:r>
-            <m:rPr>
-              <m:sty m:val="p"/>
-            </m:rPr>
-            <m:t>&gt;</m:t>
-          </m:r>
-          <m:r>
-            <m:rPr>
-              <m:sty m:val="p"/>
-            </m:rPr>
-            <m:t>−</m:t>
-          </m:r>
-          <m:r>
-            <m:t>C</m:t>
-          </m:r>
-          <m:sSub>
-            <m:e>
-              <m:r>
-                <m:t>H</m:t>
-              </m:r>
-            </m:e>
-            <m:sub>
-              <m:r>
-                <m:t>2</m:t>
-              </m:r>
-            </m:sub>
-          </m:sSub>
-          <m:r>
-            <m:t>R</m:t>
-          </m:r>
-          <m:r>
-            <m:rPr>
-              <m:sty m:val="p"/>
-            </m:rPr>
-            <m:t>&gt;</m:t>
-          </m:r>
-          <m:r>
-            <m:rPr>
-              <m:sty m:val="p"/>
-            </m:rPr>
-            <m:t>−</m:t>
-          </m:r>
-          <m:r>
-            <m:t>C</m:t>
-          </m:r>
-          <m:r>
-            <m:t>H</m:t>
-          </m:r>
-          <m:sSub>
-            <m:e>
-              <m:r>
-                <m:t>R</m:t>
-              </m:r>
-            </m:e>
-            <m:sub>
-              <m:r>
-                <m:t>2</m:t>
-              </m:r>
-            </m:sub>
-          </m:sSub>
-          <m:r>
-            <m:rPr>
-              <m:sty m:val="p"/>
-            </m:rPr>
-            <m:t>&gt;</m:t>
-          </m:r>
-          <m:r>
-            <m:rPr>
-              <m:sty m:val="p"/>
-            </m:rPr>
-            <m:t>−</m:t>
-          </m:r>
-          <m:r>
-            <m:t>C</m:t>
-          </m:r>
-          <m:sSub>
-            <m:e>
-              <m:r>
-                <m:t>R</m:t>
-              </m:r>
-            </m:e>
-            <m:sub>
-              <m:r>
-                <m:t>3</m:t>
-              </m:r>
-            </m:sub>
-          </m:sSub>
-        </m:oMath>
-      </m:oMathPara>
+      <w:r>
+        <w:rPr>
+          <w:rFonts w:ascii="Times New Roman" w:hAnsi="Times New Roman" w:eastAsia="Times New Roman" w:cs="Times New Roman"/>
+        </w:rPr>
+        <w:t xml:space="preserve">$$
+    -$\mathrm{CH}_3$ &gt; -$\mathrm{CH}_2\mathrm{R}$ &gt; -$\mathrm{CHR}_2$ &gt; -$\mathrm{CR}_3$
+    $$</w:t>
+      </w:r>
     </w:p>
     <w:p>
       <w:pPr>
@@ -22907,7 +22794,7 @@
         <w:t>典型例题</w:t>
       </w:r>
     </w:p>
-    <w:bookmarkStart w:id="42" w:name="例1-异构体数目判断"/>
+    <w:bookmarkStart w:id="42" w:name="例1-异构体数目判断基础"/>
     <w:p>
       <w:pPr>
         <w:pStyle w:val="Heading3"/>
@@ -22935,13 +22822,25 @@
         <w:rPr>
           <w:rFonts w:hint="eastAsia" w:ascii="Times New Roman" w:hAnsi="Times New Roman" w:eastAsia="SimHei" w:cs="Times New Roman"/>
         </w:rPr>
-        <w:t xml:space="preserve">异构体数目判断</w:t>
-      </w:r>
-      <w:r>
-        <w:rPr>
-          <w:rFonts w:ascii="Times New Roman" w:hAnsi="Times New Roman" w:eastAsia="Times New Roman" w:cs="Times New Roman"/>
-        </w:rPr>
-        <w:t xml:space="preserve"> ⭐⭐</w:t>
+        <w:t>异构体数目判断</w:t>
+      </w:r>
+      <w:r>
+        <w:rPr>
+          <w:rFonts w:hint="eastAsia" w:ascii="Times New Roman" w:hAnsi="Times New Roman" w:eastAsia="Times New Roman" w:cs="Times New Roman"/>
+        </w:rPr>
+        <w:t>（</w:t>
+      </w:r>
+      <w:r>
+        <w:rPr>
+          <w:rFonts w:hint="eastAsia" w:ascii="Times New Roman" w:hAnsi="Times New Roman" w:eastAsia="SimHei" w:cs="Times New Roman"/>
+        </w:rPr>
+        <w:t>基础</w:t>
+      </w:r>
+      <w:r>
+        <w:rPr>
+          <w:rFonts w:hint="eastAsia" w:ascii="Times New Roman" w:hAnsi="Times New Roman" w:eastAsia="Times New Roman" w:cs="Times New Roman"/>
+        </w:rPr>
+        <w:t>）</w:t>
       </w:r>
     </w:p>
     <w:p>
@@ -23966,7 +23865,7 @@
       </w:r>
     </w:p>
     <w:bookmarkEnd w:id="42"/>
-    <w:bookmarkStart w:id="43" w:name="例2-rs构型判断"/>
+    <w:bookmarkStart w:id="43" w:name="例2-rs构型判断进阶"/>
     <w:p>
       <w:pPr>
         <w:pStyle w:val="Heading3"/>
@@ -24004,9 +23903,21 @@
       </w:r>
       <w:r>
         <w:rPr>
-          <w:rFonts w:ascii="Times New Roman" w:hAnsi="Times New Roman" w:eastAsia="Times New Roman" w:cs="Times New Roman"/>
-        </w:rPr>
-        <w:t xml:space="preserve"> ⭐⭐⭐</w:t>
+          <w:rFonts w:hint="eastAsia" w:ascii="Times New Roman" w:hAnsi="Times New Roman" w:eastAsia="Times New Roman" w:cs="Times New Roman"/>
+        </w:rPr>
+        <w:t>（</w:t>
+      </w:r>
+      <w:r>
+        <w:rPr>
+          <w:rFonts w:hint="eastAsia" w:ascii="Times New Roman" w:hAnsi="Times New Roman" w:eastAsia="SimHei" w:cs="Times New Roman"/>
+        </w:rPr>
+        <w:t>进阶</w:t>
+      </w:r>
+      <w:r>
+        <w:rPr>
+          <w:rFonts w:hint="eastAsia" w:ascii="Times New Roman" w:hAnsi="Times New Roman" w:eastAsia="Times New Roman" w:cs="Times New Roman"/>
+        </w:rPr>
+        <w:t>）</w:t>
       </w:r>
     </w:p>
     <w:p>
@@ -24712,7 +24623,7 @@
       </w:r>
     </w:p>
     <w:bookmarkEnd w:id="43"/>
-    <w:bookmarkStart w:id="44" w:name="例3-酸性比较电子效应综合"/>
+    <w:bookmarkStart w:id="44" w:name="例3-酸性比较电子效应综合进阶"/>
     <w:p>
       <w:pPr>
         <w:pStyle w:val="Heading3"/>
@@ -24758,7 +24669,19 @@
         <w:rPr>
           <w:rFonts w:hint="eastAsia" w:ascii="Times New Roman" w:hAnsi="Times New Roman" w:eastAsia="Times New Roman" w:cs="Times New Roman"/>
         </w:rPr>
-        <w:t>）⭐⭐⭐</w:t>
+        <w:t>）（</w:t>
+      </w:r>
+      <w:r>
+        <w:rPr>
+          <w:rFonts w:hint="eastAsia" w:ascii="Times New Roman" w:hAnsi="Times New Roman" w:eastAsia="SimHei" w:cs="Times New Roman"/>
+        </w:rPr>
+        <w:t>进阶</w:t>
+      </w:r>
+      <w:r>
+        <w:rPr>
+          <w:rFonts w:hint="eastAsia" w:ascii="Times New Roman" w:hAnsi="Times New Roman" w:eastAsia="Times New Roman" w:cs="Times New Roman"/>
+        </w:rPr>
+        <w:t>）</w:t>
       </w:r>
     </w:p>
     <w:p>
@@ -26010,7 +25933,7 @@
       </w:r>
     </w:p>
     <w:bookmarkEnd w:id="44"/>
-    <w:bookmarkStart w:id="45" w:name="例4-手性与内消旋"/>
+    <w:bookmarkStart w:id="45" w:name="例4-手性与内消旋挑战"/>
     <w:p>
       <w:pPr>
         <w:pStyle w:val="Heading3"/>
@@ -26038,13 +25961,25 @@
         <w:rPr>
           <w:rFonts w:hint="eastAsia" w:ascii="Times New Roman" w:hAnsi="Times New Roman" w:eastAsia="SimHei" w:cs="Times New Roman"/>
         </w:rPr>
-        <w:t xml:space="preserve">手性与内消旋</w:t>
-      </w:r>
-      <w:r>
-        <w:rPr>
-          <w:rFonts w:ascii="Times New Roman" w:hAnsi="Times New Roman" w:eastAsia="Times New Roman" w:cs="Times New Roman"/>
-        </w:rPr>
-        <w:t xml:space="preserve"> ⭐⭐⭐⭐</w:t>
+        <w:t>手性与内消旋</w:t>
+      </w:r>
+      <w:r>
+        <w:rPr>
+          <w:rFonts w:hint="eastAsia" w:ascii="Times New Roman" w:hAnsi="Times New Roman" w:eastAsia="Times New Roman" w:cs="Times New Roman"/>
+        </w:rPr>
+        <w:t>（</w:t>
+      </w:r>
+      <w:r>
+        <w:rPr>
+          <w:rFonts w:hint="eastAsia" w:ascii="Times New Roman" w:hAnsi="Times New Roman" w:eastAsia="SimHei" w:cs="Times New Roman"/>
+        </w:rPr>
+        <w:t>挑战</w:t>
+      </w:r>
+      <w:r>
+        <w:rPr>
+          <w:rFonts w:hint="eastAsia" w:ascii="Times New Roman" w:hAnsi="Times New Roman" w:eastAsia="Times New Roman" w:cs="Times New Roman"/>
+        </w:rPr>
+        <w:t>）</w:t>
       </w:r>
     </w:p>
     <w:p>
@@ -26695,7 +26630,7 @@
       </w:r>
     </w:p>
     <w:bookmarkEnd w:id="45"/>
-    <w:bookmarkStart w:id="46" w:name="例5-诱导与共轭的竞争"/>
+    <w:bookmarkStart w:id="46" w:name="例5-诱导与共轭的竞争进阶"/>
     <w:p>
       <w:pPr>
         <w:pStyle w:val="Heading3"/>
@@ -26723,13 +26658,25 @@
         <w:rPr>
           <w:rFonts w:hint="eastAsia" w:ascii="Times New Roman" w:hAnsi="Times New Roman" w:eastAsia="SimHei" w:cs="Times New Roman"/>
         </w:rPr>
-        <w:t xml:space="preserve">诱导与共轭的竞争</w:t>
-      </w:r>
-      <w:r>
-        <w:rPr>
-          <w:rFonts w:ascii="Times New Roman" w:hAnsi="Times New Roman" w:eastAsia="Times New Roman" w:cs="Times New Roman"/>
-        </w:rPr>
-        <w:t xml:space="preserve"> ⭐⭐⭐</w:t>
+        <w:t>诱导与共轭的竞争</w:t>
+      </w:r>
+      <w:r>
+        <w:rPr>
+          <w:rFonts w:hint="eastAsia" w:ascii="Times New Roman" w:hAnsi="Times New Roman" w:eastAsia="Times New Roman" w:cs="Times New Roman"/>
+        </w:rPr>
+        <w:t>（</w:t>
+      </w:r>
+      <w:r>
+        <w:rPr>
+          <w:rFonts w:hint="eastAsia" w:ascii="Times New Roman" w:hAnsi="Times New Roman" w:eastAsia="SimHei" w:cs="Times New Roman"/>
+        </w:rPr>
+        <w:t>进阶</w:t>
+      </w:r>
+      <w:r>
+        <w:rPr>
+          <w:rFonts w:hint="eastAsia" w:ascii="Times New Roman" w:hAnsi="Times New Roman" w:eastAsia="Times New Roman" w:cs="Times New Roman"/>
+        </w:rPr>
+        <w:t>）</w:t>
       </w:r>
     </w:p>
     <w:p>
@@ -27767,7 +27714,7 @@
       </w:r>
     </w:p>
     <w:bookmarkEnd w:id="46"/>
-    <w:bookmarkStart w:id="47" w:name="例6-共轭效应的贯穿性"/>
+    <w:bookmarkStart w:id="47" w:name="例6-共轭效应的贯穿性挑战"/>
     <w:p>
       <w:pPr>
         <w:pStyle w:val="Heading3"/>
@@ -27795,13 +27742,25 @@
         <w:rPr>
           <w:rFonts w:hint="eastAsia" w:ascii="Times New Roman" w:hAnsi="Times New Roman" w:eastAsia="SimHei" w:cs="Times New Roman"/>
         </w:rPr>
-        <w:t xml:space="preserve">共轭效应的贯穿性</w:t>
-      </w:r>
-      <w:r>
-        <w:rPr>
-          <w:rFonts w:ascii="Times New Roman" w:hAnsi="Times New Roman" w:eastAsia="Times New Roman" w:cs="Times New Roman"/>
-        </w:rPr>
-        <w:t xml:space="preserve"> ⭐⭐⭐⭐</w:t>
+        <w:t>共轭效应的贯穿性</w:t>
+      </w:r>
+      <w:r>
+        <w:rPr>
+          <w:rFonts w:hint="eastAsia" w:ascii="Times New Roman" w:hAnsi="Times New Roman" w:eastAsia="Times New Roman" w:cs="Times New Roman"/>
+        </w:rPr>
+        <w:t>（</w:t>
+      </w:r>
+      <w:r>
+        <w:rPr>
+          <w:rFonts w:hint="eastAsia" w:ascii="Times New Roman" w:hAnsi="Times New Roman" w:eastAsia="SimHei" w:cs="Times New Roman"/>
+        </w:rPr>
+        <w:t>挑战</w:t>
+      </w:r>
+      <w:r>
+        <w:rPr>
+          <w:rFonts w:hint="eastAsia" w:ascii="Times New Roman" w:hAnsi="Times New Roman" w:eastAsia="Times New Roman" w:cs="Times New Roman"/>
+        </w:rPr>
+        <w:t>）</w:t>
       </w:r>
     </w:p>
     <w:p>
@@ -30427,13 +30386,7 @@
         <w:rPr>
           <w:rFonts w:hint="eastAsia" w:ascii="Times New Roman" w:hAnsi="Times New Roman" w:eastAsia="SimHei" w:cs="Times New Roman"/>
         </w:rPr>
-        <w:t>基础巩固</w:t>
-      </w:r>
-      <w:r>
-        <w:rPr>
-          <w:rFonts w:hint="eastAsia" w:ascii="Times New Roman" w:hAnsi="Times New Roman" w:eastAsia="Times New Roman" w:cs="Times New Roman"/>
-        </w:rPr>
-        <w:t>（⭐）</w:t>
+        <w:t xml:space="preserve">基础巩固</w:t>
       </w:r>
     </w:p>
     <w:p>
@@ -30783,13 +30736,7 @@
         <w:rPr>
           <w:rFonts w:hint="eastAsia" w:ascii="Times New Roman" w:hAnsi="Times New Roman" w:eastAsia="SimHei" w:cs="Times New Roman"/>
         </w:rPr>
-        <w:t>提高训练</w:t>
-      </w:r>
-      <w:r>
-        <w:rPr>
-          <w:rFonts w:hint="eastAsia" w:ascii="Times New Roman" w:hAnsi="Times New Roman" w:eastAsia="Times New Roman" w:cs="Times New Roman"/>
-        </w:rPr>
-        <w:t>（⭐⭐⭐）</w:t>
+        <w:t xml:space="preserve">提高训练</w:t>
       </w:r>
     </w:p>
     <w:p>
@@ -31247,13 +31194,7 @@
         <w:rPr>
           <w:rFonts w:hint="eastAsia" w:ascii="Times New Roman" w:hAnsi="Times New Roman" w:eastAsia="SimHei" w:cs="Times New Roman"/>
         </w:rPr>
-        <w:t>挑战</w:t>
-      </w:r>
-      <w:r>
-        <w:rPr>
-          <w:rFonts w:hint="eastAsia" w:ascii="Times New Roman" w:hAnsi="Times New Roman" w:eastAsia="Times New Roman" w:cs="Times New Roman"/>
-        </w:rPr>
-        <w:t>（⭐⭐⭐⭐⭐）</w:t>
+        <w:t xml:space="preserve">挑战</w:t>
       </w:r>
     </w:p>
     <w:p>

--- a/06-学生侧材料/讲义/6-有机化学/有机化学基础.docx
+++ b/06-学生侧材料/讲义/6-有机化学/有机化学基础.docx
@@ -30370,7 +30370,7 @@
         <w:t>练习题</w:t>
       </w:r>
     </w:p>
-    <w:bookmarkStart w:id="53" w:name="基础巩固"/>
+    <w:bookmarkStart w:id="53" w:name="基础巩固4-题"/>
     <w:p>
       <w:pPr>
         <w:pStyle w:val="Heading3"/>
@@ -30386,19 +30386,53 @@
         <w:rPr>
           <w:rFonts w:hint="eastAsia" w:ascii="Times New Roman" w:hAnsi="Times New Roman" w:eastAsia="SimHei" w:cs="Times New Roman"/>
         </w:rPr>
-        <w:t xml:space="preserve">基础巩固</w:t>
+        <w:t>基础巩固</w:t>
+      </w:r>
+      <w:r>
+        <w:rPr>
+          <w:rFonts w:hint="eastAsia" w:ascii="Times New Roman" w:hAnsi="Times New Roman" w:eastAsia="Times New Roman" w:cs="Times New Roman"/>
+        </w:rPr>
+        <w:t>（4</w:t>
+      </w:r>
+      <w:r>
+        <w:rPr>
+          <w:rFonts w:ascii="Times New Roman" w:hAnsi="Times New Roman" w:eastAsia="Times New Roman" w:cs="Times New Roman"/>
+        </w:rPr>
+        <w:t xml:space="preserve"> </w:t>
+      </w:r>
+      <w:r>
+        <w:rPr>
+          <w:rFonts w:hint="eastAsia" w:ascii="Times New Roman" w:hAnsi="Times New Roman" w:eastAsia="SimHei" w:cs="Times New Roman"/>
+        </w:rPr>
+        <w:t>题</w:t>
+      </w:r>
+      <w:r>
+        <w:rPr>
+          <w:rFonts w:hint="eastAsia" w:ascii="Times New Roman" w:hAnsi="Times New Roman" w:eastAsia="Times New Roman" w:cs="Times New Roman"/>
+        </w:rPr>
+        <w:t>）</w:t>
       </w:r>
     </w:p>
     <w:p>
       <w:pPr>
-        <w:pStyle w:val="Compact"/>
-        <w:numPr>
-          <w:ilvl w:val="0"/>
-          <w:numId w:val="1028"/>
-        </w:numPr>
+        <w:pStyle w:val="FirstParagraph"/>
       </w:pPr>
       <w:r>
         <w:rPr>
+          <w:rFonts w:ascii="Times New Roman" w:hAnsi="Times New Roman" w:eastAsia="Times New Roman" w:cs="Times New Roman"/>
+          <w:b/>
+          <w:bCs/>
+        </w:rPr>
+        <w:t xml:space="preserve">1.</w:t>
+      </w:r>
+      <w:r>
+        <w:rPr>
+          <w:rFonts w:ascii="Times New Roman" w:hAnsi="Times New Roman" w:eastAsia="Times New Roman" w:cs="Times New Roman"/>
+        </w:rPr>
+        <w:t xml:space="preserve"> </w:t>
+      </w:r>
+      <w:r>
+        <w:rPr>
           <w:rFonts w:hint="eastAsia" w:ascii="Times New Roman" w:hAnsi="Times New Roman" w:eastAsia="FangSong" w:cs="Times New Roman"/>
         </w:rPr>
         <w:t xml:space="preserve">写出</w:t>
@@ -30447,15 +30481,26 @@
         </w:rPr>
         <w:t>。</w:t>
       </w:r>
-    </w:p>
-    <w:p>
-      <w:pPr>
-        <w:pStyle w:val="Compact"/>
-        <w:numPr>
-          <w:ilvl w:val="0"/>
-          <w:numId w:val="1028"/>
-        </w:numPr>
-      </w:pPr>
+      <w:r>
+        <w:rPr>
+          <w:rFonts w:ascii="Times New Roman" w:hAnsi="Times New Roman" w:eastAsia="Times New Roman" w:cs="Times New Roman"/>
+        </w:rPr>
+        <w:t xml:space="preserve"> </w:t>
+      </w:r>
+      <w:r>
+        <w:rPr>
+          <w:rFonts w:ascii="Times New Roman" w:hAnsi="Times New Roman" w:eastAsia="Times New Roman" w:cs="Times New Roman"/>
+          <w:b/>
+          <w:bCs/>
+        </w:rPr>
+        <w:t xml:space="preserve">2.</w:t>
+      </w:r>
+      <w:r>
+        <w:rPr>
+          <w:rFonts w:ascii="Times New Roman" w:hAnsi="Times New Roman" w:eastAsia="Times New Roman" w:cs="Times New Roman"/>
+        </w:rPr>
+        <w:t xml:space="preserve"> </w:t>
+      </w:r>
       <w:r>
         <w:rPr>
           <w:rFonts w:hint="eastAsia" w:ascii="Times New Roman" w:hAnsi="Times New Roman" w:eastAsia="FangSong" w:cs="Times New Roman"/>
@@ -30522,15 +30567,26 @@
         </w:rPr>
         <w:t>二氯丙二烯</w:t>
       </w:r>
-    </w:p>
-    <w:p>
-      <w:pPr>
-        <w:pStyle w:val="Compact"/>
-        <w:numPr>
-          <w:ilvl w:val="0"/>
-          <w:numId w:val="1028"/>
-        </w:numPr>
-      </w:pPr>
+      <w:r>
+        <w:rPr>
+          <w:rFonts w:ascii="Times New Roman" w:hAnsi="Times New Roman" w:eastAsia="Times New Roman" w:cs="Times New Roman"/>
+        </w:rPr>
+        <w:t xml:space="preserve"> </w:t>
+      </w:r>
+      <w:r>
+        <w:rPr>
+          <w:rFonts w:ascii="Times New Roman" w:hAnsi="Times New Roman" w:eastAsia="Times New Roman" w:cs="Times New Roman"/>
+          <w:b/>
+          <w:bCs/>
+        </w:rPr>
+        <w:t xml:space="preserve">3.</w:t>
+      </w:r>
+      <w:r>
+        <w:rPr>
+          <w:rFonts w:ascii="Times New Roman" w:hAnsi="Times New Roman" w:eastAsia="Times New Roman" w:cs="Times New Roman"/>
+        </w:rPr>
+        <w:t xml:space="preserve"> </w:t>
+      </w:r>
       <w:r>
         <w:rPr>
           <w:rFonts w:hint="eastAsia" w:ascii="Times New Roman" w:hAnsi="Times New Roman" w:eastAsia="FangSong" w:cs="Times New Roman"/>
@@ -30591,15 +30647,26 @@
         </w:rPr>
         <w:t>。</w:t>
       </w:r>
-    </w:p>
-    <w:p>
-      <w:pPr>
-        <w:pStyle w:val="Compact"/>
-        <w:numPr>
-          <w:ilvl w:val="0"/>
-          <w:numId w:val="1028"/>
-        </w:numPr>
-      </w:pPr>
+      <w:r>
+        <w:rPr>
+          <w:rFonts w:ascii="Times New Roman" w:hAnsi="Times New Roman" w:eastAsia="Times New Roman" w:cs="Times New Roman"/>
+        </w:rPr>
+        <w:t xml:space="preserve"> </w:t>
+      </w:r>
+      <w:r>
+        <w:rPr>
+          <w:rFonts w:ascii="Times New Roman" w:hAnsi="Times New Roman" w:eastAsia="Times New Roman" w:cs="Times New Roman"/>
+          <w:b/>
+          <w:bCs/>
+        </w:rPr>
+        <w:t xml:space="preserve">4.</w:t>
+      </w:r>
+      <w:r>
+        <w:rPr>
+          <w:rFonts w:ascii="Times New Roman" w:hAnsi="Times New Roman" w:eastAsia="Times New Roman" w:cs="Times New Roman"/>
+        </w:rPr>
+        <w:t xml:space="preserve"> </w:t>
+      </w:r>
       <w:r>
         <w:rPr>
           <w:rFonts w:hint="eastAsia" w:ascii="Times New Roman" w:hAnsi="Times New Roman" w:eastAsia="FangSong" w:cs="Times New Roman"/>
@@ -30612,20 +30679,17 @@
         </w:rPr>
         <w:t>：</w:t>
       </w:r>
-    </w:p>
-    <w:p>
-      <w:pPr>
-        <w:pStyle w:val="Compact"/>
-        <w:numPr>
-          <w:ilvl w:val="1"/>
-          <w:numId w:val="1029"/>
-        </w:numPr>
-      </w:pPr>
-      <w:r>
-        <w:rPr>
-          <w:rFonts w:ascii="Times New Roman" w:hAnsi="Times New Roman" w:eastAsia="Times New Roman" w:cs="Times New Roman"/>
-        </w:rPr>
-        <w:t>CH</w:t>
+      <w:r>
+        <w:rPr>
+          <w:rFonts w:ascii="Times New Roman" w:hAnsi="Times New Roman" w:eastAsia="Times New Roman" w:cs="Times New Roman"/>
+        </w:rPr>
+        <w:t xml:space="preserve"> </w:t>
+      </w:r>
+      <w:r>
+        <w:rPr>
+          <w:rFonts w:ascii="Times New Roman" w:hAnsi="Times New Roman" w:eastAsia="Times New Roman" w:cs="Times New Roman"/>
+        </w:rPr>
+        <w:t>(a) CH</w:t>
       </w:r>
       <w:r>
         <w:rPr>
@@ -30679,15 +30743,18 @@
         </w:rPr>
         <w:t>BrCOOH</w:t>
       </w:r>
-    </w:p>
-    <w:p>
-      <w:pPr>
-        <w:pStyle w:val="Compact"/>
-        <w:numPr>
-          <w:ilvl w:val="1"/>
-          <w:numId w:val="1029"/>
-        </w:numPr>
-      </w:pPr>
+      <w:r>
+        <w:rPr>
+          <w:rFonts w:ascii="Times New Roman" w:hAnsi="Times New Roman" w:eastAsia="Times New Roman" w:cs="Times New Roman"/>
+        </w:rPr>
+        <w:t xml:space="preserve"> </w:t>
+      </w:r>
+      <w:r>
+        <w:rPr>
+          <w:rFonts w:ascii="Times New Roman" w:hAnsi="Times New Roman" w:eastAsia="Times New Roman" w:cs="Times New Roman"/>
+        </w:rPr>
+        <w:t xml:space="preserve">(b) </w:t>
+      </w:r>
       <w:r>
         <w:rPr>
           <w:rFonts w:hint="eastAsia" w:ascii="Times New Roman" w:hAnsi="Times New Roman" w:eastAsia="FangSong" w:cs="Times New Roman"/>
@@ -30720,7 +30787,7 @@
       </w:r>
     </w:p>
     <w:bookmarkEnd w:id="53"/>
-    <w:bookmarkStart w:id="54" w:name="提高训练"/>
+    <w:bookmarkStart w:id="54" w:name="提高训练4-题"/>
     <w:p>
       <w:pPr>
         <w:pStyle w:val="Heading3"/>
@@ -30736,19 +30803,53 @@
         <w:rPr>
           <w:rFonts w:hint="eastAsia" w:ascii="Times New Roman" w:hAnsi="Times New Roman" w:eastAsia="SimHei" w:cs="Times New Roman"/>
         </w:rPr>
-        <w:t xml:space="preserve">提高训练</w:t>
+        <w:t>提高训练</w:t>
+      </w:r>
+      <w:r>
+        <w:rPr>
+          <w:rFonts w:hint="eastAsia" w:ascii="Times New Roman" w:hAnsi="Times New Roman" w:eastAsia="Times New Roman" w:cs="Times New Roman"/>
+        </w:rPr>
+        <w:t>（4</w:t>
+      </w:r>
+      <w:r>
+        <w:rPr>
+          <w:rFonts w:ascii="Times New Roman" w:hAnsi="Times New Roman" w:eastAsia="Times New Roman" w:cs="Times New Roman"/>
+        </w:rPr>
+        <w:t xml:space="preserve"> </w:t>
+      </w:r>
+      <w:r>
+        <w:rPr>
+          <w:rFonts w:hint="eastAsia" w:ascii="Times New Roman" w:hAnsi="Times New Roman" w:eastAsia="SimHei" w:cs="Times New Roman"/>
+        </w:rPr>
+        <w:t>题</w:t>
+      </w:r>
+      <w:r>
+        <w:rPr>
+          <w:rFonts w:hint="eastAsia" w:ascii="Times New Roman" w:hAnsi="Times New Roman" w:eastAsia="Times New Roman" w:cs="Times New Roman"/>
+        </w:rPr>
+        <w:t>）</w:t>
       </w:r>
     </w:p>
     <w:p>
       <w:pPr>
-        <w:pStyle w:val="Compact"/>
-        <w:numPr>
-          <w:ilvl w:val="0"/>
-          <w:numId w:val="1030"/>
-        </w:numPr>
+        <w:pStyle w:val="FirstParagraph"/>
       </w:pPr>
       <w:r>
         <w:rPr>
+          <w:rFonts w:ascii="Times New Roman" w:hAnsi="Times New Roman" w:eastAsia="Times New Roman" w:cs="Times New Roman"/>
+          <w:b/>
+          <w:bCs/>
+        </w:rPr>
+        <w:t xml:space="preserve">5.</w:t>
+      </w:r>
+      <w:r>
+        <w:rPr>
+          <w:rFonts w:ascii="Times New Roman" w:hAnsi="Times New Roman" w:eastAsia="Times New Roman" w:cs="Times New Roman"/>
+        </w:rPr>
+        <w:t xml:space="preserve"> </w:t>
+      </w:r>
+      <w:r>
+        <w:rPr>
           <w:rFonts w:hint="eastAsia" w:ascii="Times New Roman" w:hAnsi="Times New Roman" w:eastAsia="FangSong" w:cs="Times New Roman"/>
         </w:rPr>
         <w:t xml:space="preserve">化合物</w:t>
@@ -30821,15 +30922,26 @@
         </w:rPr>
         <w:t>Z/E。</w:t>
       </w:r>
-    </w:p>
-    <w:p>
-      <w:pPr>
-        <w:pStyle w:val="Compact"/>
-        <w:numPr>
-          <w:ilvl w:val="0"/>
-          <w:numId w:val="1030"/>
-        </w:numPr>
-      </w:pPr>
+      <w:r>
+        <w:rPr>
+          <w:rFonts w:ascii="Times New Roman" w:hAnsi="Times New Roman" w:eastAsia="Times New Roman" w:cs="Times New Roman"/>
+        </w:rPr>
+        <w:t xml:space="preserve"> </w:t>
+      </w:r>
+      <w:r>
+        <w:rPr>
+          <w:rFonts w:ascii="Times New Roman" w:hAnsi="Times New Roman" w:eastAsia="Times New Roman" w:cs="Times New Roman"/>
+          <w:b/>
+          <w:bCs/>
+        </w:rPr>
+        <w:t xml:space="preserve">6.</w:t>
+      </w:r>
+      <w:r>
+        <w:rPr>
+          <w:rFonts w:ascii="Times New Roman" w:hAnsi="Times New Roman" w:eastAsia="Times New Roman" w:cs="Times New Roman"/>
+        </w:rPr>
+        <w:t xml:space="preserve"> </w:t>
+      </w:r>
       <w:r>
         <w:rPr>
           <w:rFonts w:hint="eastAsia" w:ascii="Times New Roman" w:hAnsi="Times New Roman" w:eastAsia="FangSong" w:cs="Times New Roman"/>
@@ -30904,15 +31016,26 @@
         </w:rPr>
         <w:t>。</w:t>
       </w:r>
-    </w:p>
-    <w:p>
-      <w:pPr>
-        <w:pStyle w:val="Compact"/>
-        <w:numPr>
-          <w:ilvl w:val="0"/>
-          <w:numId w:val="1030"/>
-        </w:numPr>
-      </w:pPr>
+      <w:r>
+        <w:rPr>
+          <w:rFonts w:ascii="Times New Roman" w:hAnsi="Times New Roman" w:eastAsia="Times New Roman" w:cs="Times New Roman"/>
+        </w:rPr>
+        <w:t xml:space="preserve"> </w:t>
+      </w:r>
+      <w:r>
+        <w:rPr>
+          <w:rFonts w:ascii="Times New Roman" w:hAnsi="Times New Roman" w:eastAsia="Times New Roman" w:cs="Times New Roman"/>
+          <w:b/>
+          <w:bCs/>
+        </w:rPr>
+        <w:t xml:space="preserve">7.</w:t>
+      </w:r>
+      <w:r>
+        <w:rPr>
+          <w:rFonts w:ascii="Times New Roman" w:hAnsi="Times New Roman" w:eastAsia="Times New Roman" w:cs="Times New Roman"/>
+        </w:rPr>
+        <w:t xml:space="preserve"> </w:t>
+      </w:r>
       <w:r>
         <w:rPr>
           <w:rFonts w:hint="eastAsia" w:ascii="Times New Roman" w:hAnsi="Times New Roman" w:eastAsia="Times New Roman" w:cs="Times New Roman"/>
@@ -30973,15 +31096,26 @@
         </w:rPr>
         <w:t>。</w:t>
       </w:r>
-    </w:p>
-    <w:p>
-      <w:pPr>
-        <w:pStyle w:val="Compact"/>
-        <w:numPr>
-          <w:ilvl w:val="0"/>
-          <w:numId w:val="1030"/>
-        </w:numPr>
-      </w:pPr>
+      <w:r>
+        <w:rPr>
+          <w:rFonts w:ascii="Times New Roman" w:hAnsi="Times New Roman" w:eastAsia="Times New Roman" w:cs="Times New Roman"/>
+        </w:rPr>
+        <w:t xml:space="preserve"> </w:t>
+      </w:r>
+      <w:r>
+        <w:rPr>
+          <w:rFonts w:ascii="Times New Roman" w:hAnsi="Times New Roman" w:eastAsia="Times New Roman" w:cs="Times New Roman"/>
+          <w:b/>
+          <w:bCs/>
+        </w:rPr>
+        <w:t xml:space="preserve">8.</w:t>
+      </w:r>
+      <w:r>
+        <w:rPr>
+          <w:rFonts w:ascii="Times New Roman" w:hAnsi="Times New Roman" w:eastAsia="Times New Roman" w:cs="Times New Roman"/>
+        </w:rPr>
+        <w:t xml:space="preserve"> </w:t>
+      </w:r>
       <w:r>
         <w:rPr>
           <w:rFonts w:hint="eastAsia" w:ascii="Times New Roman" w:hAnsi="Times New Roman" w:eastAsia="FangSong" w:cs="Times New Roman"/>
@@ -31178,7 +31312,7 @@
       </w:r>
     </w:p>
     <w:bookmarkEnd w:id="54"/>
-    <w:bookmarkStart w:id="55" w:name="挑战"/>
+    <w:bookmarkStart w:id="55" w:name="挑战2-题"/>
     <w:p>
       <w:pPr>
         <w:pStyle w:val="Heading3"/>
@@ -31194,19 +31328,53 @@
         <w:rPr>
           <w:rFonts w:hint="eastAsia" w:ascii="Times New Roman" w:hAnsi="Times New Roman" w:eastAsia="SimHei" w:cs="Times New Roman"/>
         </w:rPr>
-        <w:t xml:space="preserve">挑战</w:t>
+        <w:t>挑战</w:t>
+      </w:r>
+      <w:r>
+        <w:rPr>
+          <w:rFonts w:hint="eastAsia" w:ascii="Times New Roman" w:hAnsi="Times New Roman" w:eastAsia="Times New Roman" w:cs="Times New Roman"/>
+        </w:rPr>
+        <w:t>（2</w:t>
+      </w:r>
+      <w:r>
+        <w:rPr>
+          <w:rFonts w:ascii="Times New Roman" w:hAnsi="Times New Roman" w:eastAsia="Times New Roman" w:cs="Times New Roman"/>
+        </w:rPr>
+        <w:t xml:space="preserve"> </w:t>
+      </w:r>
+      <w:r>
+        <w:rPr>
+          <w:rFonts w:hint="eastAsia" w:ascii="Times New Roman" w:hAnsi="Times New Roman" w:eastAsia="SimHei" w:cs="Times New Roman"/>
+        </w:rPr>
+        <w:t>题</w:t>
+      </w:r>
+      <w:r>
+        <w:rPr>
+          <w:rFonts w:hint="eastAsia" w:ascii="Times New Roman" w:hAnsi="Times New Roman" w:eastAsia="Times New Roman" w:cs="Times New Roman"/>
+        </w:rPr>
+        <w:t>）</w:t>
       </w:r>
     </w:p>
     <w:p>
       <w:pPr>
-        <w:pStyle w:val="Compact"/>
-        <w:numPr>
-          <w:ilvl w:val="0"/>
-          <w:numId w:val="1031"/>
-        </w:numPr>
+        <w:pStyle w:val="FirstParagraph"/>
       </w:pPr>
       <w:r>
         <w:rPr>
+          <w:rFonts w:ascii="Times New Roman" w:hAnsi="Times New Roman" w:eastAsia="Times New Roman" w:cs="Times New Roman"/>
+          <w:b/>
+          <w:bCs/>
+        </w:rPr>
+        <w:t xml:space="preserve">9.</w:t>
+      </w:r>
+      <w:r>
+        <w:rPr>
+          <w:rFonts w:ascii="Times New Roman" w:hAnsi="Times New Roman" w:eastAsia="Times New Roman" w:cs="Times New Roman"/>
+        </w:rPr>
+        <w:t xml:space="preserve"> </w:t>
+      </w:r>
+      <w:r>
+        <w:rPr>
           <w:rFonts w:hint="eastAsia" w:ascii="Times New Roman" w:hAnsi="Times New Roman" w:eastAsia="Times New Roman" w:cs="Times New Roman"/>
         </w:rPr>
         <w:t>2,3,4-</w:t>
@@ -31247,15 +31415,26 @@
         </w:rPr>
         <w:t>）</w:t>
       </w:r>
-    </w:p>
-    <w:p>
-      <w:pPr>
-        <w:pStyle w:val="Compact"/>
-        <w:numPr>
-          <w:ilvl w:val="0"/>
-          <w:numId w:val="1031"/>
-        </w:numPr>
-      </w:pPr>
+      <w:r>
+        <w:rPr>
+          <w:rFonts w:ascii="Times New Roman" w:hAnsi="Times New Roman" w:eastAsia="Times New Roman" w:cs="Times New Roman"/>
+        </w:rPr>
+        <w:t xml:space="preserve"> </w:t>
+      </w:r>
+      <w:r>
+        <w:rPr>
+          <w:rFonts w:ascii="Times New Roman" w:hAnsi="Times New Roman" w:eastAsia="Times New Roman" w:cs="Times New Roman"/>
+          <w:b/>
+          <w:bCs/>
+        </w:rPr>
+        <w:t xml:space="preserve">10.</w:t>
+      </w:r>
+      <w:r>
+        <w:rPr>
+          <w:rFonts w:ascii="Times New Roman" w:hAnsi="Times New Roman" w:eastAsia="Times New Roman" w:cs="Times New Roman"/>
+        </w:rPr>
+        <w:t xml:space="preserve"> </w:t>
+      </w:r>
       <w:r>
         <w:rPr>
           <w:rFonts w:hint="eastAsia" w:ascii="Times New Roman" w:hAnsi="Times New Roman" w:eastAsia="FangSong" w:cs="Times New Roman"/>
@@ -31500,14 +31679,24 @@
     </w:p>
     <w:p>
       <w:pPr>
-        <w:pStyle w:val="Compact"/>
-        <w:numPr>
-          <w:ilvl w:val="0"/>
-          <w:numId w:val="1032"/>
-        </w:numPr>
+        <w:pStyle w:val="FirstParagraph"/>
       </w:pPr>
       <w:r>
         <w:rPr>
+          <w:rFonts w:ascii="Times New Roman" w:hAnsi="Times New Roman" w:eastAsia="Times New Roman" w:cs="Times New Roman"/>
+          <w:b/>
+          <w:bCs/>
+        </w:rPr>
+        <w:t xml:space="preserve">1.</w:t>
+      </w:r>
+      <w:r>
+        <w:rPr>
+          <w:rFonts w:ascii="Times New Roman" w:hAnsi="Times New Roman" w:eastAsia="Times New Roman" w:cs="Times New Roman"/>
+        </w:rPr>
+        <w:t xml:space="preserve"> </w:t>
+      </w:r>
+      <w:r>
+        <w:rPr>
           <w:rFonts w:hint="eastAsia" w:ascii="Times New Roman" w:hAnsi="Times New Roman" w:eastAsia="FangSong" w:cs="Times New Roman"/>
         </w:rPr>
         <w:t>正丁烷</w:t>
@@ -31608,15 +31797,26 @@
         </w:rPr>
         <w:t>CH）</w:t>
       </w:r>
-    </w:p>
-    <w:p>
-      <w:pPr>
-        <w:pStyle w:val="Compact"/>
-        <w:numPr>
-          <w:ilvl w:val="0"/>
-          <w:numId w:val="1032"/>
-        </w:numPr>
-      </w:pPr>
+      <w:r>
+        <w:rPr>
+          <w:rFonts w:ascii="Times New Roman" w:hAnsi="Times New Roman" w:eastAsia="Times New Roman" w:cs="Times New Roman"/>
+        </w:rPr>
+        <w:t xml:space="preserve"> </w:t>
+      </w:r>
+      <w:r>
+        <w:rPr>
+          <w:rFonts w:ascii="Times New Roman" w:hAnsi="Times New Roman" w:eastAsia="Times New Roman" w:cs="Times New Roman"/>
+          <w:b/>
+          <w:bCs/>
+        </w:rPr>
+        <w:t xml:space="preserve">2.</w:t>
+      </w:r>
+      <w:r>
+        <w:rPr>
+          <w:rFonts w:ascii="Times New Roman" w:hAnsi="Times New Roman" w:eastAsia="Times New Roman" w:cs="Times New Roman"/>
+        </w:rPr>
+        <w:t xml:space="preserve"> </w:t>
+      </w:r>
       <w:r>
         <w:rPr>
           <w:rFonts w:hint="eastAsia" w:ascii="Times New Roman" w:hAnsi="Times New Roman" w:eastAsia="Times New Roman" w:cs="Times New Roman"/>
@@ -31695,191 +31895,702 @@
         </w:rPr>
         <w:t>）</w:t>
       </w:r>
-    </w:p>
-    <w:p>
-      <w:pPr>
-        <w:pStyle w:val="Compact"/>
-        <w:numPr>
-          <w:ilvl w:val="0"/>
-          <w:numId w:val="1032"/>
-        </w:numPr>
-      </w:pPr>
+      <w:r>
+        <w:rPr>
+          <w:rFonts w:ascii="Times New Roman" w:hAnsi="Times New Roman" w:eastAsia="Times New Roman" w:cs="Times New Roman"/>
+        </w:rPr>
+        <w:t xml:space="preserve"> </w:t>
+      </w:r>
+      <w:r>
+        <w:rPr>
+          <w:rFonts w:ascii="Times New Roman" w:hAnsi="Times New Roman" w:eastAsia="Times New Roman" w:cs="Times New Roman"/>
+          <w:b/>
+          <w:bCs/>
+        </w:rPr>
+        <w:t xml:space="preserve">3.</w:t>
+      </w:r>
+      <w:r>
+        <w:rPr>
+          <w:rFonts w:ascii="Times New Roman" w:hAnsi="Times New Roman" w:eastAsia="Times New Roman" w:cs="Times New Roman"/>
+        </w:rPr>
+        <w:t xml:space="preserve"> </w:t>
+      </w:r>
       <w:r>
         <w:rPr>
           <w:rFonts w:hint="eastAsia" w:ascii="Times New Roman" w:hAnsi="Times New Roman" w:eastAsia="FangSong" w:cs="Times New Roman"/>
         </w:rPr>
         <w:t xml:space="preserve">见键线式标准画法</w:t>
       </w:r>
-    </w:p>
-    <w:p>
-      <w:pPr>
-        <w:pStyle w:val="Compact"/>
-        <w:numPr>
-          <w:ilvl w:val="0"/>
-          <w:numId w:val="1032"/>
-        </w:numPr>
-      </w:pPr>
-    </w:p>
-    <w:p>
-      <w:pPr>
-        <w:pStyle w:val="Compact"/>
-        <w:numPr>
-          <w:ilvl w:val="1"/>
-          <w:numId w:val="1033"/>
-        </w:numPr>
-      </w:pPr>
-      <w:r>
-        <w:rPr>
-          <w:rFonts w:ascii="Times New Roman" w:hAnsi="Times New Roman" w:eastAsia="Times New Roman" w:cs="Times New Roman"/>
+      <w:r>
+        <w:rPr>
+          <w:rFonts w:ascii="Times New Roman" w:hAnsi="Times New Roman" w:eastAsia="Times New Roman" w:cs="Times New Roman"/>
+        </w:rPr>
+        <w:t xml:space="preserve"> </w:t>
+      </w:r>
+      <w:r>
+        <w:rPr>
+          <w:rFonts w:ascii="Times New Roman" w:hAnsi="Times New Roman" w:eastAsia="Times New Roman" w:cs="Times New Roman"/>
+          <w:b/>
+          <w:bCs/>
+        </w:rPr>
+        <w:t xml:space="preserve">4.</w:t>
+      </w:r>
+      <w:r>
+        <w:rPr>
+          <w:rFonts w:ascii="Times New Roman" w:hAnsi="Times New Roman" w:eastAsia="Times New Roman" w:cs="Times New Roman"/>
+        </w:rPr>
+        <w:t xml:space="preserve"> </w:t>
+      </w:r>
+      <w:r>
+        <w:rPr>
+          <w:rFonts w:ascii="Times New Roman" w:hAnsi="Times New Roman" w:eastAsia="Times New Roman" w:cs="Times New Roman"/>
+        </w:rPr>
+        <w:t>(a) CH</w:t>
+      </w:r>
+      <w:r>
+        <w:rPr>
+          <w:rFonts w:ascii="Times New Roman" w:hAnsi="Times New Roman" w:eastAsia="Times New Roman" w:cs="Times New Roman"/>
+          <w:vertAlign w:val="subscript"/>
+        </w:rPr>
+        <w:t>2</w:t>
+      </w:r>
+      <w:r>
+        <w:rPr>
+          <w:rFonts w:ascii="Times New Roman" w:hAnsi="Times New Roman" w:eastAsia="Times New Roman" w:cs="Times New Roman"/>
+        </w:rPr>
+        <w:t>FCOOH &gt; CH</w:t>
+      </w:r>
+      <w:r>
+        <w:rPr>
+          <w:rFonts w:ascii="Times New Roman" w:hAnsi="Times New Roman" w:eastAsia="Times New Roman" w:cs="Times New Roman"/>
+          <w:vertAlign w:val="subscript"/>
+        </w:rPr>
+        <w:t>2</w:t>
+      </w:r>
+      <w:r>
+        <w:rPr>
+          <w:rFonts w:ascii="Times New Roman" w:hAnsi="Times New Roman" w:eastAsia="Times New Roman" w:cs="Times New Roman"/>
+        </w:rPr>
+        <w:t>ClCOOH &gt; CH</w:t>
+      </w:r>
+      <w:r>
+        <w:rPr>
+          <w:rFonts w:ascii="Times New Roman" w:hAnsi="Times New Roman" w:eastAsia="Times New Roman" w:cs="Times New Roman"/>
+          <w:vertAlign w:val="subscript"/>
+        </w:rPr>
+        <w:t>2</w:t>
+      </w:r>
+      <w:r>
+        <w:rPr>
+          <w:rFonts w:ascii="Times New Roman" w:hAnsi="Times New Roman" w:eastAsia="Times New Roman" w:cs="Times New Roman"/>
+        </w:rPr>
+        <w:t xml:space="preserve">BrCOOH &gt; </w:t>
+      </w:r>
+      <w:r>
+        <w:rPr>
+          <w:rFonts w:hint="eastAsia" w:ascii="Times New Roman" w:hAnsi="Times New Roman" w:eastAsia="Times New Roman" w:cs="Times New Roman"/>
         </w:rPr>
         <w:t>CH</w:t>
       </w:r>
       <w:r>
         <w:rPr>
-          <w:rFonts w:ascii="Times New Roman" w:hAnsi="Times New Roman" w:eastAsia="Times New Roman" w:cs="Times New Roman"/>
+          <w:rFonts w:hint="eastAsia" w:ascii="Times New Roman" w:hAnsi="Times New Roman" w:eastAsia="Times New Roman" w:cs="Times New Roman"/>
           <w:vertAlign w:val="subscript"/>
         </w:rPr>
+        <w:t>3</w:t>
+      </w:r>
+      <w:r>
+        <w:rPr>
+          <w:rFonts w:hint="eastAsia" w:ascii="Times New Roman" w:hAnsi="Times New Roman" w:eastAsia="Times New Roman" w:cs="Times New Roman"/>
+        </w:rPr>
+        <w:t>COOH（</w:t>
+      </w:r>
+      <w:r>
+        <w:rPr>
+          <w:rFonts w:hint="eastAsia" w:ascii="Times New Roman" w:hAnsi="Times New Roman" w:eastAsia="FangSong" w:cs="Times New Roman"/>
+        </w:rPr>
+        <w:t>电负性</w:t>
+      </w:r>
+      <w:r>
+        <w:rPr>
+          <w:rFonts w:hint="eastAsia" w:ascii="Times New Roman" w:hAnsi="Times New Roman" w:eastAsia="Times New Roman" w:cs="Times New Roman"/>
+        </w:rPr>
+        <w:t>F&gt;Cl&gt;Br）</w:t>
+      </w:r>
+      <w:r>
+        <w:rPr>
+          <w:rFonts w:ascii="Times New Roman" w:hAnsi="Times New Roman" w:eastAsia="Times New Roman" w:cs="Times New Roman"/>
+        </w:rPr>
+        <w:t xml:space="preserve"> </w:t>
+      </w:r>
+      <w:r>
+        <w:rPr>
+          <w:rFonts w:ascii="Times New Roman" w:hAnsi="Times New Roman" w:eastAsia="Times New Roman" w:cs="Times New Roman"/>
+        </w:rPr>
+        <w:t xml:space="preserve">(b) </w:t>
+      </w:r>
+      <w:r>
+        <w:rPr>
+          <w:rFonts w:hint="eastAsia" w:ascii="Times New Roman" w:hAnsi="Times New Roman" w:eastAsia="FangSong" w:cs="Times New Roman"/>
+        </w:rPr>
+        <w:t xml:space="preserve">对硝基苯酚</w:t>
+      </w:r>
+      <w:r>
+        <w:rPr>
+          <w:rFonts w:ascii="Times New Roman" w:hAnsi="Times New Roman" w:eastAsia="Times New Roman" w:cs="Times New Roman"/>
+        </w:rPr>
+        <w:t xml:space="preserve"> &gt; </w:t>
+      </w:r>
+      <w:r>
+        <w:rPr>
+          <w:rFonts w:hint="eastAsia" w:ascii="Times New Roman" w:hAnsi="Times New Roman" w:eastAsia="FangSong" w:cs="Times New Roman"/>
+        </w:rPr>
+        <w:t xml:space="preserve">苯酚</w:t>
+      </w:r>
+      <w:r>
+        <w:rPr>
+          <w:rFonts w:ascii="Times New Roman" w:hAnsi="Times New Roman" w:eastAsia="Times New Roman" w:cs="Times New Roman"/>
+        </w:rPr>
+        <w:t xml:space="preserve"> &gt; </w:t>
+      </w:r>
+      <w:r>
+        <w:rPr>
+          <w:rFonts w:hint="eastAsia" w:ascii="Times New Roman" w:hAnsi="Times New Roman" w:eastAsia="FangSong" w:cs="Times New Roman"/>
+        </w:rPr>
+        <w:t>对甲苯酚</w:t>
+      </w:r>
+      <w:r>
+        <w:rPr>
+          <w:rFonts w:hint="eastAsia" w:ascii="Times New Roman" w:hAnsi="Times New Roman" w:eastAsia="Times New Roman" w:cs="Times New Roman"/>
+        </w:rPr>
+        <w:t>（-NO</w:t>
+      </w:r>
+      <w:r>
+        <w:rPr>
+          <w:rFonts w:hint="eastAsia" w:ascii="Times New Roman" w:hAnsi="Times New Roman" w:eastAsia="Times New Roman" w:cs="Times New Roman"/>
+          <w:vertAlign w:val="subscript"/>
+        </w:rPr>
         <w:t>2</w:t>
       </w:r>
       <w:r>
         <w:rPr>
-          <w:rFonts w:ascii="Times New Roman" w:hAnsi="Times New Roman" w:eastAsia="Times New Roman" w:cs="Times New Roman"/>
-        </w:rPr>
-        <w:t>FCOOH &gt; CH</w:t>
-      </w:r>
-      <w:r>
-        <w:rPr>
-          <w:rFonts w:ascii="Times New Roman" w:hAnsi="Times New Roman" w:eastAsia="Times New Roman" w:cs="Times New Roman"/>
+          <w:rFonts w:hint="eastAsia" w:ascii="Times New Roman" w:hAnsi="Times New Roman" w:eastAsia="FangSong" w:cs="Times New Roman"/>
+        </w:rPr>
+        <w:t>吸电子</w:t>
+      </w:r>
+      <w:r>
+        <w:rPr>
+          <w:rFonts w:hint="eastAsia" w:ascii="Times New Roman" w:hAnsi="Times New Roman" w:eastAsia="Times New Roman" w:cs="Times New Roman"/>
+        </w:rPr>
+        <w:t>、-CH</w:t>
+      </w:r>
+      <w:r>
+        <w:rPr>
+          <w:rFonts w:hint="eastAsia" w:ascii="Times New Roman" w:hAnsi="Times New Roman" w:eastAsia="Times New Roman" w:cs="Times New Roman"/>
           <w:vertAlign w:val="subscript"/>
         </w:rPr>
+        <w:t>3</w:t>
+      </w:r>
+      <w:r>
+        <w:rPr>
+          <w:rFonts w:hint="eastAsia" w:ascii="Times New Roman" w:hAnsi="Times New Roman" w:eastAsia="FangSong" w:cs="Times New Roman"/>
+        </w:rPr>
+        <w:t>给电子</w:t>
+      </w:r>
+      <w:r>
+        <w:rPr>
+          <w:rFonts w:hint="eastAsia" w:ascii="Times New Roman" w:hAnsi="Times New Roman" w:eastAsia="Times New Roman" w:cs="Times New Roman"/>
+        </w:rPr>
+        <w:t>）</w:t>
+      </w:r>
+      <w:r>
+        <w:rPr>
+          <w:rFonts w:ascii="Times New Roman" w:hAnsi="Times New Roman" w:eastAsia="Times New Roman" w:cs="Times New Roman"/>
+        </w:rPr>
+        <w:t xml:space="preserve"> </w:t>
+      </w:r>
+      <w:r>
+        <w:rPr>
+          <w:rFonts w:ascii="Times New Roman" w:hAnsi="Times New Roman" w:eastAsia="Times New Roman" w:cs="Times New Roman"/>
+          <w:b/>
+          <w:bCs/>
+        </w:rPr>
+        <w:t xml:space="preserve">5.</w:t>
+      </w:r>
+      <w:r>
+        <w:rPr>
+          <w:rFonts w:ascii="Times New Roman" w:hAnsi="Times New Roman" w:eastAsia="Times New Roman" w:cs="Times New Roman"/>
+        </w:rPr>
+        <w:t xml:space="preserve"> </w:t>
+      </w:r>
+      <w:r>
+        <w:rPr>
+          <w:rFonts w:hint="eastAsia" w:ascii="Times New Roman" w:hAnsi="Times New Roman" w:eastAsia="Times New Roman" w:cs="Times New Roman"/>
+        </w:rPr>
+        <w:t>2-</w:t>
+      </w:r>
+      <w:r>
+        <w:rPr>
+          <w:rFonts w:hint="eastAsia" w:ascii="Times New Roman" w:hAnsi="Times New Roman" w:eastAsia="FangSong" w:cs="Times New Roman"/>
+        </w:rPr>
+        <w:t>戊烯</w:t>
+      </w:r>
+      <w:r>
+        <w:rPr>
+          <w:rFonts w:hint="eastAsia" w:ascii="Times New Roman" w:hAnsi="Times New Roman" w:eastAsia="Times New Roman" w:cs="Times New Roman"/>
+        </w:rPr>
+        <w:t>(C</w:t>
+      </w:r>
+      <w:r>
+        <w:rPr>
+          <w:rFonts w:hint="eastAsia" w:ascii="Times New Roman" w:hAnsi="Times New Roman" w:eastAsia="Times New Roman" w:cs="Times New Roman"/>
+          <w:vertAlign w:val="subscript"/>
+        </w:rPr>
         <w:t>2</w:t>
       </w:r>
       <w:r>
         <w:rPr>
-          <w:rFonts w:ascii="Times New Roman" w:hAnsi="Times New Roman" w:eastAsia="Times New Roman" w:cs="Times New Roman"/>
-        </w:rPr>
-        <w:t>ClCOOH &gt; CH</w:t>
-      </w:r>
-      <w:r>
-        <w:rPr>
-          <w:rFonts w:ascii="Times New Roman" w:hAnsi="Times New Roman" w:eastAsia="Times New Roman" w:cs="Times New Roman"/>
+          <w:rFonts w:hint="eastAsia" w:ascii="Times New Roman" w:hAnsi="Times New Roman" w:eastAsia="Times New Roman" w:cs="Times New Roman"/>
+        </w:rPr>
+        <w:t>=C</w:t>
+      </w:r>
+      <w:r>
+        <w:rPr>
+          <w:rFonts w:hint="eastAsia" w:ascii="Times New Roman" w:hAnsi="Times New Roman" w:eastAsia="Times New Roman" w:cs="Times New Roman"/>
           <w:vertAlign w:val="subscript"/>
         </w:rPr>
+        <w:t>3</w:t>
+      </w:r>
+      <w:r>
+        <w:rPr>
+          <w:rFonts w:hint="eastAsia" w:ascii="Times New Roman" w:hAnsi="Times New Roman" w:eastAsia="FangSong" w:cs="Times New Roman"/>
+        </w:rPr>
+        <w:t>两端</w:t>
+      </w:r>
+      <w:r>
+        <w:rPr>
+          <w:rFonts w:hint="eastAsia" w:ascii="Times New Roman" w:hAnsi="Times New Roman" w:eastAsia="Times New Roman" w:cs="Times New Roman"/>
+        </w:rPr>
+        <w:t>C</w:t>
+      </w:r>
+      <w:r>
+        <w:rPr>
+          <w:rFonts w:hint="eastAsia" w:ascii="Times New Roman" w:hAnsi="Times New Roman" w:eastAsia="FangSong" w:cs="Times New Roman"/>
+        </w:rPr>
+        <w:t>连不同基团</w:t>
+      </w:r>
+      <w:r>
+        <w:rPr>
+          <w:rFonts w:hint="eastAsia" w:ascii="Times New Roman" w:hAnsi="Times New Roman" w:eastAsia="Times New Roman" w:cs="Times New Roman"/>
+        </w:rPr>
+        <w:t>)、3-</w:t>
+      </w:r>
+      <w:r>
+        <w:rPr>
+          <w:rFonts w:hint="eastAsia" w:ascii="Times New Roman" w:hAnsi="Times New Roman" w:eastAsia="FangSong" w:cs="Times New Roman"/>
+        </w:rPr>
+        <w:t>甲基</w:t>
+      </w:r>
+      <w:r>
+        <w:rPr>
+          <w:rFonts w:hint="eastAsia" w:ascii="Times New Roman" w:hAnsi="Times New Roman" w:eastAsia="Times New Roman" w:cs="Times New Roman"/>
+        </w:rPr>
+        <w:t>-2-</w:t>
+      </w:r>
+      <w:r>
+        <w:rPr>
+          <w:rFonts w:hint="eastAsia" w:ascii="Times New Roman" w:hAnsi="Times New Roman" w:eastAsia="FangSong" w:cs="Times New Roman"/>
+        </w:rPr>
+        <w:t>戊烯等有顺反异构</w:t>
+      </w:r>
+      <w:r>
+        <w:rPr>
+          <w:rFonts w:ascii="Times New Roman" w:hAnsi="Times New Roman" w:eastAsia="Times New Roman" w:cs="Times New Roman"/>
+        </w:rPr>
+        <w:t xml:space="preserve"> </w:t>
+      </w:r>
+      <w:r>
+        <w:rPr>
+          <w:rFonts w:ascii="Times New Roman" w:hAnsi="Times New Roman" w:eastAsia="Times New Roman" w:cs="Times New Roman"/>
+          <w:b/>
+          <w:bCs/>
+        </w:rPr>
+        <w:t xml:space="preserve">6.</w:t>
+      </w:r>
+      <w:r>
+        <w:rPr>
+          <w:rFonts w:ascii="Times New Roman" w:hAnsi="Times New Roman" w:eastAsia="Times New Roman" w:cs="Times New Roman"/>
+        </w:rPr>
+        <w:t xml:space="preserve"> </w:t>
+      </w:r>
+      <w:r>
+        <w:rPr>
+          <w:rFonts w:hint="eastAsia" w:ascii="Times New Roman" w:hAnsi="Times New Roman" w:eastAsia="Times New Roman" w:cs="Times New Roman"/>
+        </w:rPr>
+        <w:t>CF</w:t>
+      </w:r>
+      <w:r>
+        <w:rPr>
+          <w:rFonts w:hint="eastAsia" w:ascii="Times New Roman" w:hAnsi="Times New Roman" w:eastAsia="Times New Roman" w:cs="Times New Roman"/>
+          <w:vertAlign w:val="subscript"/>
+        </w:rPr>
+        <w:t>3</w:t>
+      </w:r>
+      <w:r>
+        <w:rPr>
+          <w:rFonts w:hint="eastAsia" w:ascii="Times New Roman" w:hAnsi="Times New Roman" w:eastAsia="FangSong" w:cs="Times New Roman"/>
+        </w:rPr>
+        <w:t>的强吸电子诱导</w:t>
+      </w:r>
+      <w:r>
+        <w:rPr>
+          <w:rFonts w:hint="eastAsia" w:ascii="Times New Roman" w:hAnsi="Times New Roman" w:eastAsia="Times New Roman" w:cs="Times New Roman"/>
+        </w:rPr>
+        <w:t>(-I)</w:t>
+      </w:r>
+      <w:r>
+        <w:rPr>
+          <w:rFonts w:hint="eastAsia" w:ascii="Times New Roman" w:hAnsi="Times New Roman" w:eastAsia="FangSong" w:cs="Times New Roman"/>
+        </w:rPr>
+        <w:t>使羧基</w:t>
+      </w:r>
+      <w:r>
+        <w:rPr>
+          <w:rFonts w:hint="eastAsia" w:ascii="Times New Roman" w:hAnsi="Times New Roman" w:eastAsia="Times New Roman" w:cs="Times New Roman"/>
+        </w:rPr>
+        <w:t>O-H</w:t>
+      </w:r>
+      <w:r>
+        <w:rPr>
+          <w:rFonts w:hint="eastAsia" w:ascii="Times New Roman" w:hAnsi="Times New Roman" w:eastAsia="FangSong" w:cs="Times New Roman"/>
+        </w:rPr>
+        <w:t>极性大幅增大</w:t>
+      </w:r>
+      <w:r>
+        <w:rPr>
+          <w:rFonts w:hint="eastAsia" w:ascii="Times New Roman" w:hAnsi="Times New Roman" w:eastAsia="Times New Roman" w:cs="Times New Roman"/>
+        </w:rPr>
+        <w:t>→</w:t>
+      </w:r>
+      <w:r>
+        <w:rPr>
+          <w:rFonts w:hint="eastAsia" w:ascii="Times New Roman" w:hAnsi="Times New Roman" w:eastAsia="FangSong" w:cs="Times New Roman"/>
+        </w:rPr>
+        <w:t>易解离</w:t>
+      </w:r>
+      <w:r>
+        <w:rPr>
+          <w:rFonts w:ascii="Times New Roman" w:hAnsi="Times New Roman" w:eastAsia="Times New Roman" w:cs="Times New Roman"/>
+        </w:rPr>
+        <w:t xml:space="preserve"> </w:t>
+      </w:r>
+      <w:r>
+        <w:rPr>
+          <w:rFonts w:ascii="Times New Roman" w:hAnsi="Times New Roman" w:eastAsia="Times New Roman" w:cs="Times New Roman"/>
+          <w:b/>
+          <w:bCs/>
+        </w:rPr>
+        <w:t xml:space="preserve">7.</w:t>
+      </w:r>
+      <w:r>
+        <w:rPr>
+          <w:rFonts w:ascii="Times New Roman" w:hAnsi="Times New Roman" w:eastAsia="Times New Roman" w:cs="Times New Roman"/>
+        </w:rPr>
+        <w:t xml:space="preserve"> </w:t>
+      </w:r>
+      <w:r>
+        <w:rPr>
+          <w:rFonts w:hint="eastAsia" w:ascii="Times New Roman" w:hAnsi="Times New Roman" w:eastAsia="FangSong" w:cs="Times New Roman"/>
+        </w:rPr>
+        <w:t>顺式有较大分子偶极</w:t>
+      </w:r>
+      <w:r>
+        <w:rPr>
+          <w:rFonts w:hint="eastAsia" w:ascii="Times New Roman" w:hAnsi="Times New Roman" w:eastAsia="Times New Roman" w:cs="Times New Roman"/>
+        </w:rPr>
+        <w:t>→</w:t>
+      </w:r>
+      <w:r>
+        <w:rPr>
+          <w:rFonts w:hint="eastAsia" w:ascii="Times New Roman" w:hAnsi="Times New Roman" w:eastAsia="FangSong" w:cs="Times New Roman"/>
+        </w:rPr>
+        <w:t>分子间作用力更强</w:t>
+      </w:r>
+      <w:r>
+        <w:rPr>
+          <w:rFonts w:hint="eastAsia" w:ascii="Times New Roman" w:hAnsi="Times New Roman" w:eastAsia="Times New Roman" w:cs="Times New Roman"/>
+        </w:rPr>
+        <w:t>→</w:t>
+      </w:r>
+      <w:r>
+        <w:rPr>
+          <w:rFonts w:hint="eastAsia" w:ascii="Times New Roman" w:hAnsi="Times New Roman" w:eastAsia="FangSong" w:cs="Times New Roman"/>
+        </w:rPr>
+        <w:t>沸点更高</w:t>
+      </w:r>
+      <w:r>
+        <w:rPr>
+          <w:rFonts w:ascii="Times New Roman" w:hAnsi="Times New Roman" w:eastAsia="Times New Roman" w:cs="Times New Roman"/>
+        </w:rPr>
+        <w:t xml:space="preserve"> </w:t>
+      </w:r>
+      <w:r>
+        <w:rPr>
+          <w:rFonts w:ascii="Times New Roman" w:hAnsi="Times New Roman" w:eastAsia="Times New Roman" w:cs="Times New Roman"/>
+          <w:b/>
+          <w:bCs/>
+        </w:rPr>
+        <w:t xml:space="preserve">8.</w:t>
+      </w:r>
+      <w:r>
+        <w:rPr>
+          <w:rFonts w:ascii="Times New Roman" w:hAnsi="Times New Roman" w:eastAsia="Times New Roman" w:cs="Times New Roman"/>
+        </w:rPr>
+        <w:t xml:space="preserve"> </w:t>
+      </w:r>
+      <w:r>
+        <w:rPr>
+          <w:rFonts w:hint="eastAsia" w:ascii="Times New Roman" w:hAnsi="Times New Roman" w:eastAsia="Times New Roman" w:cs="Times New Roman"/>
+        </w:rPr>
+        <w:t>CH</w:t>
+      </w:r>
+      <w:r>
+        <w:rPr>
+          <w:rFonts w:hint="eastAsia" w:ascii="Times New Roman" w:hAnsi="Times New Roman" w:eastAsia="Times New Roman" w:cs="Times New Roman"/>
+          <w:vertAlign w:val="subscript"/>
+        </w:rPr>
         <w:t>2</w:t>
       </w:r>
       <w:r>
         <w:rPr>
-          <w:rFonts w:ascii="Times New Roman" w:hAnsi="Times New Roman" w:eastAsia="Times New Roman" w:cs="Times New Roman"/>
-        </w:rPr>
-        <w:t xml:space="preserve">BrCOOH &gt; </w:t>
-      </w:r>
-      <w:r>
-        <w:rPr>
-          <w:rFonts w:hint="eastAsia" w:ascii="Times New Roman" w:hAnsi="Times New Roman" w:eastAsia="Times New Roman" w:cs="Times New Roman"/>
+          <w:rFonts w:hint="eastAsia" w:ascii="Times New Roman" w:hAnsi="Times New Roman" w:eastAsia="Times New Roman" w:cs="Times New Roman"/>
+        </w:rPr>
+        <w:t>=CH-CH</w:t>
+      </w:r>
+      <w:r>
+        <w:rPr>
+          <w:rFonts w:hint="eastAsia" w:ascii="Times New Roman" w:hAnsi="Times New Roman" w:eastAsia="Times New Roman" w:cs="Times New Roman"/>
+          <w:vertAlign w:val="subscript"/>
+        </w:rPr>
+        <w:t>2</w:t>
+      </w:r>
+      <w:r>
+        <w:rPr>
+          <w:rFonts w:hint="eastAsia" w:ascii="Times New Roman" w:hAnsi="Times New Roman" w:eastAsia="Times New Roman" w:cs="Times New Roman"/>
+          <w:vertAlign w:val="superscript"/>
+        </w:rPr>
+        <w:t>+</w:t>
+      </w:r>
+      <w:r>
+        <w:rPr>
+          <w:rFonts w:hint="eastAsia" w:ascii="Times New Roman" w:hAnsi="Times New Roman" w:eastAsia="Times New Roman" w:cs="Times New Roman"/>
+        </w:rPr>
+        <w:t>（</w:t>
+      </w:r>
+      <w:r>
+        <w:rPr>
+          <w:rFonts w:hint="eastAsia" w:ascii="Times New Roman" w:hAnsi="Times New Roman" w:eastAsia="FangSong" w:cs="Times New Roman"/>
+        </w:rPr>
+        <w:t>烯丙基碳正离子</w:t>
+      </w:r>
+      <w:r>
+        <w:rPr>
+          <w:rFonts w:hint="eastAsia" w:ascii="Times New Roman" w:hAnsi="Times New Roman" w:eastAsia="Times New Roman" w:cs="Times New Roman"/>
+        </w:rPr>
+        <w:t>，</w:t>
+      </w:r>
+      <w:r>
+        <w:rPr>
+          <w:rFonts w:hint="eastAsia" w:ascii="Times New Roman" w:hAnsi="Times New Roman" w:eastAsia="FangSong" w:cs="Times New Roman"/>
+        </w:rPr>
+        <w:t>共轭稳定</w:t>
+      </w:r>
+      <w:r>
+        <w:rPr>
+          <w:rFonts w:hint="eastAsia" w:ascii="Times New Roman" w:hAnsi="Times New Roman" w:eastAsia="Times New Roman" w:cs="Times New Roman"/>
+        </w:rPr>
+        <w:t>）&gt;</w:t>
+      </w:r>
+      <w:r>
+        <w:rPr>
+          <w:rFonts w:ascii="Times New Roman" w:hAnsi="Times New Roman" w:eastAsia="Times New Roman" w:cs="Times New Roman"/>
+        </w:rPr>
+        <w:t xml:space="preserve"> (CH</w:t>
+      </w:r>
+      <w:r>
+        <w:rPr>
+          <w:rFonts w:ascii="Times New Roman" w:hAnsi="Times New Roman" w:eastAsia="Times New Roman" w:cs="Times New Roman"/>
+          <w:vertAlign w:val="subscript"/>
+        </w:rPr>
+        <w:t>3</w:t>
+      </w:r>
+      <w:r>
+        <w:rPr>
+          <w:rFonts w:ascii="Times New Roman" w:hAnsi="Times New Roman" w:eastAsia="Times New Roman" w:cs="Times New Roman"/>
+        </w:rPr>
+        <w:t>)</w:t>
+      </w:r>
+      <w:r>
+        <w:rPr>
+          <w:rFonts w:ascii="Times New Roman" w:hAnsi="Times New Roman" w:eastAsia="Times New Roman" w:cs="Times New Roman"/>
+          <w:vertAlign w:val="subscript"/>
+        </w:rPr>
+        <w:t>3</w:t>
+      </w:r>
+      <w:r>
+        <w:rPr>
+          <w:rFonts w:ascii="Times New Roman" w:hAnsi="Times New Roman" w:eastAsia="Times New Roman" w:cs="Times New Roman"/>
+        </w:rPr>
+        <w:t>C</w:t>
+      </w:r>
+      <w:r>
+        <w:rPr>
+          <w:rFonts w:ascii="Times New Roman" w:hAnsi="Times New Roman" w:eastAsia="Times New Roman" w:cs="Times New Roman"/>
+          <w:vertAlign w:val="superscript"/>
+        </w:rPr>
+        <w:t>+</w:t>
+      </w:r>
+      <w:r>
+        <w:rPr>
+          <w:rFonts w:ascii="Times New Roman" w:hAnsi="Times New Roman" w:eastAsia="Times New Roman" w:cs="Times New Roman"/>
+        </w:rPr>
+        <w:t>(3°) &gt; (CH</w:t>
+      </w:r>
+      <w:r>
+        <w:rPr>
+          <w:rFonts w:ascii="Times New Roman" w:hAnsi="Times New Roman" w:eastAsia="Times New Roman" w:cs="Times New Roman"/>
+          <w:vertAlign w:val="subscript"/>
+        </w:rPr>
+        <w:t>3</w:t>
+      </w:r>
+      <w:r>
+        <w:rPr>
+          <w:rFonts w:ascii="Times New Roman" w:hAnsi="Times New Roman" w:eastAsia="Times New Roman" w:cs="Times New Roman"/>
+        </w:rPr>
+        <w:t>)</w:t>
+      </w:r>
+      <w:r>
+        <w:rPr>
+          <w:rFonts w:ascii="Times New Roman" w:hAnsi="Times New Roman" w:eastAsia="Times New Roman" w:cs="Times New Roman"/>
+          <w:vertAlign w:val="subscript"/>
+        </w:rPr>
+        <w:t>2</w:t>
+      </w:r>
+      <w:r>
+        <w:rPr>
+          <w:rFonts w:ascii="Times New Roman" w:hAnsi="Times New Roman" w:eastAsia="Times New Roman" w:cs="Times New Roman"/>
         </w:rPr>
         <w:t>CH</w:t>
       </w:r>
       <w:r>
         <w:rPr>
-          <w:rFonts w:hint="eastAsia" w:ascii="Times New Roman" w:hAnsi="Times New Roman" w:eastAsia="Times New Roman" w:cs="Times New Roman"/>
+          <w:rFonts w:ascii="Times New Roman" w:hAnsi="Times New Roman" w:eastAsia="Times New Roman" w:cs="Times New Roman"/>
+          <w:vertAlign w:val="superscript"/>
+        </w:rPr>
+        <w:t>+</w:t>
+      </w:r>
+      <w:r>
+        <w:rPr>
+          <w:rFonts w:ascii="Times New Roman" w:hAnsi="Times New Roman" w:eastAsia="Times New Roman" w:cs="Times New Roman"/>
+        </w:rPr>
+        <w:t>(2°) &gt; CH</w:t>
+      </w:r>
+      <w:r>
+        <w:rPr>
+          <w:rFonts w:ascii="Times New Roman" w:hAnsi="Times New Roman" w:eastAsia="Times New Roman" w:cs="Times New Roman"/>
           <w:vertAlign w:val="subscript"/>
         </w:rPr>
         <w:t>3</w:t>
       </w:r>
       <w:r>
         <w:rPr>
-          <w:rFonts w:hint="eastAsia" w:ascii="Times New Roman" w:hAnsi="Times New Roman" w:eastAsia="Times New Roman" w:cs="Times New Roman"/>
-        </w:rPr>
-        <w:t>COOH（</w:t>
-      </w:r>
-      <w:r>
-        <w:rPr>
-          <w:rFonts w:hint="eastAsia" w:ascii="Times New Roman" w:hAnsi="Times New Roman" w:eastAsia="FangSong" w:cs="Times New Roman"/>
-        </w:rPr>
-        <w:t>电负性</w:t>
-      </w:r>
-      <w:r>
-        <w:rPr>
-          <w:rFonts w:hint="eastAsia" w:ascii="Times New Roman" w:hAnsi="Times New Roman" w:eastAsia="Times New Roman" w:cs="Times New Roman"/>
-        </w:rPr>
-        <w:t>F&gt;Cl&gt;Br）</w:t>
-      </w:r>
-    </w:p>
-    <w:p>
-      <w:pPr>
-        <w:pStyle w:val="Compact"/>
-        <w:numPr>
-          <w:ilvl w:val="1"/>
-          <w:numId w:val="1033"/>
-        </w:numPr>
-      </w:pPr>
-      <w:r>
-        <w:rPr>
-          <w:rFonts w:hint="eastAsia" w:ascii="Times New Roman" w:hAnsi="Times New Roman" w:eastAsia="FangSong" w:cs="Times New Roman"/>
-        </w:rPr>
-        <w:t xml:space="preserve">对硝基苯酚</w:t>
-      </w:r>
-      <w:r>
-        <w:rPr>
-          <w:rFonts w:ascii="Times New Roman" w:hAnsi="Times New Roman" w:eastAsia="Times New Roman" w:cs="Times New Roman"/>
-        </w:rPr>
-        <w:t xml:space="preserve"> &gt; </w:t>
-      </w:r>
-      <w:r>
-        <w:rPr>
-          <w:rFonts w:hint="eastAsia" w:ascii="Times New Roman" w:hAnsi="Times New Roman" w:eastAsia="FangSong" w:cs="Times New Roman"/>
-        </w:rPr>
-        <w:t xml:space="preserve">苯酚</w:t>
-      </w:r>
-      <w:r>
-        <w:rPr>
-          <w:rFonts w:ascii="Times New Roman" w:hAnsi="Times New Roman" w:eastAsia="Times New Roman" w:cs="Times New Roman"/>
-        </w:rPr>
-        <w:t xml:space="preserve"> &gt; </w:t>
-      </w:r>
-      <w:r>
-        <w:rPr>
-          <w:rFonts w:hint="eastAsia" w:ascii="Times New Roman" w:hAnsi="Times New Roman" w:eastAsia="FangSong" w:cs="Times New Roman"/>
-        </w:rPr>
-        <w:t>对甲苯酚</w:t>
-      </w:r>
-      <w:r>
-        <w:rPr>
-          <w:rFonts w:hint="eastAsia" w:ascii="Times New Roman" w:hAnsi="Times New Roman" w:eastAsia="Times New Roman" w:cs="Times New Roman"/>
-        </w:rPr>
-        <w:t>（-NO</w:t>
-      </w:r>
-      <w:r>
-        <w:rPr>
-          <w:rFonts w:hint="eastAsia" w:ascii="Times New Roman" w:hAnsi="Times New Roman" w:eastAsia="Times New Roman" w:cs="Times New Roman"/>
+          <w:rFonts w:ascii="Times New Roman" w:hAnsi="Times New Roman" w:eastAsia="Times New Roman" w:cs="Times New Roman"/>
+        </w:rPr>
+        <w:t>CH</w:t>
+      </w:r>
+      <w:r>
+        <w:rPr>
+          <w:rFonts w:ascii="Times New Roman" w:hAnsi="Times New Roman" w:eastAsia="Times New Roman" w:cs="Times New Roman"/>
           <w:vertAlign w:val="subscript"/>
         </w:rPr>
         <w:t>2</w:t>
       </w:r>
       <w:r>
         <w:rPr>
-          <w:rFonts w:hint="eastAsia" w:ascii="Times New Roman" w:hAnsi="Times New Roman" w:eastAsia="FangSong" w:cs="Times New Roman"/>
-        </w:rPr>
-        <w:t>吸电子</w:t>
-      </w:r>
-      <w:r>
-        <w:rPr>
-          <w:rFonts w:hint="eastAsia" w:ascii="Times New Roman" w:hAnsi="Times New Roman" w:eastAsia="Times New Roman" w:cs="Times New Roman"/>
-        </w:rPr>
-        <w:t>、-CH</w:t>
-      </w:r>
-      <w:r>
-        <w:rPr>
-          <w:rFonts w:hint="eastAsia" w:ascii="Times New Roman" w:hAnsi="Times New Roman" w:eastAsia="Times New Roman" w:cs="Times New Roman"/>
+          <w:rFonts w:ascii="Times New Roman" w:hAnsi="Times New Roman" w:eastAsia="Times New Roman" w:cs="Times New Roman"/>
+          <w:vertAlign w:val="superscript"/>
+        </w:rPr>
+        <w:t>+</w:t>
+      </w:r>
+      <w:r>
+        <w:rPr>
+          <w:rFonts w:ascii="Times New Roman" w:hAnsi="Times New Roman" w:eastAsia="Times New Roman" w:cs="Times New Roman"/>
+        </w:rPr>
+        <w:t>(1°) &gt; CH</w:t>
+      </w:r>
+      <w:r>
+        <w:rPr>
+          <w:rFonts w:ascii="Times New Roman" w:hAnsi="Times New Roman" w:eastAsia="Times New Roman" w:cs="Times New Roman"/>
           <w:vertAlign w:val="subscript"/>
         </w:rPr>
         <w:t>3</w:t>
       </w:r>
       <w:r>
         <w:rPr>
-          <w:rFonts w:hint="eastAsia" w:ascii="Times New Roman" w:hAnsi="Times New Roman" w:eastAsia="FangSong" w:cs="Times New Roman"/>
-        </w:rPr>
-        <w:t>给电子</w:t>
+          <w:rFonts w:ascii="Times New Roman" w:hAnsi="Times New Roman" w:eastAsia="Times New Roman" w:cs="Times New Roman"/>
+          <w:vertAlign w:val="superscript"/>
+        </w:rPr>
+        <w:t>+</w:t>
+      </w:r>
+      <w:r>
+        <w:rPr>
+          <w:rFonts w:ascii="Times New Roman" w:hAnsi="Times New Roman" w:eastAsia="Times New Roman" w:cs="Times New Roman"/>
+        </w:rPr>
+        <w:t xml:space="preserve"> </w:t>
+      </w:r>
+      <w:r>
+        <w:rPr>
+          <w:rFonts w:ascii="Times New Roman" w:hAnsi="Times New Roman" w:eastAsia="Times New Roman" w:cs="Times New Roman"/>
+          <w:b/>
+          <w:bCs/>
+        </w:rPr>
+        <w:t xml:space="preserve">9.</w:t>
+      </w:r>
+      <w:r>
+        <w:rPr>
+          <w:rFonts w:ascii="Times New Roman" w:hAnsi="Times New Roman" w:eastAsia="Times New Roman" w:cs="Times New Roman"/>
+        </w:rPr>
+        <w:t xml:space="preserve"> </w:t>
+      </w:r>
+      <w:r>
+        <w:rPr>
+          <w:rFonts w:hint="eastAsia" w:ascii="Times New Roman" w:hAnsi="Times New Roman" w:eastAsia="FangSong" w:cs="Times New Roman"/>
+        </w:rPr>
+        <w:t>共有</w:t>
+      </w:r>
+      <w:r>
+        <w:rPr>
+          <w:rFonts w:hint="eastAsia" w:ascii="Times New Roman" w:hAnsi="Times New Roman" w:eastAsia="Times New Roman" w:cs="Times New Roman"/>
+        </w:rPr>
+        <w:t>8</w:t>
+      </w:r>
+      <w:r>
+        <w:rPr>
+          <w:rFonts w:hint="eastAsia" w:ascii="Times New Roman" w:hAnsi="Times New Roman" w:eastAsia="FangSong" w:cs="Times New Roman"/>
+        </w:rPr>
+        <w:t>种立体异构体</w:t>
+      </w:r>
+      <w:r>
+        <w:rPr>
+          <w:rFonts w:hint="eastAsia" w:ascii="Times New Roman" w:hAnsi="Times New Roman" w:eastAsia="Times New Roman" w:cs="Times New Roman"/>
+        </w:rPr>
+        <w:t>（</w:t>
+      </w:r>
+      <w:r>
+        <w:rPr>
+          <w:rFonts w:hint="eastAsia" w:ascii="Times New Roman" w:hAnsi="Times New Roman" w:eastAsia="FangSong" w:cs="Times New Roman"/>
+        </w:rPr>
+        <w:t>考虑内消旋</w:t>
       </w:r>
       <w:r>
         <w:rPr>
@@ -31887,455 +32598,26 @@
         </w:rPr>
         <w:t>）</w:t>
       </w:r>
-    </w:p>
-    <w:p>
-      <w:pPr>
-        <w:pStyle w:val="Compact"/>
-        <w:numPr>
-          <w:ilvl w:val="0"/>
-          <w:numId w:val="1032"/>
-        </w:numPr>
-      </w:pPr>
-      <w:r>
-        <w:rPr>
-          <w:rFonts w:hint="eastAsia" w:ascii="Times New Roman" w:hAnsi="Times New Roman" w:eastAsia="Times New Roman" w:cs="Times New Roman"/>
-        </w:rPr>
-        <w:t>2-</w:t>
-      </w:r>
-      <w:r>
-        <w:rPr>
-          <w:rFonts w:hint="eastAsia" w:ascii="Times New Roman" w:hAnsi="Times New Roman" w:eastAsia="FangSong" w:cs="Times New Roman"/>
-        </w:rPr>
-        <w:t>戊烯</w:t>
-      </w:r>
-      <w:r>
-        <w:rPr>
-          <w:rFonts w:hint="eastAsia" w:ascii="Times New Roman" w:hAnsi="Times New Roman" w:eastAsia="Times New Roman" w:cs="Times New Roman"/>
-        </w:rPr>
-        <w:t>(C</w:t>
-      </w:r>
-      <w:r>
-        <w:rPr>
-          <w:rFonts w:hint="eastAsia" w:ascii="Times New Roman" w:hAnsi="Times New Roman" w:eastAsia="Times New Roman" w:cs="Times New Roman"/>
-          <w:vertAlign w:val="subscript"/>
-        </w:rPr>
-        <w:t>2</w:t>
-      </w:r>
-      <w:r>
-        <w:rPr>
-          <w:rFonts w:hint="eastAsia" w:ascii="Times New Roman" w:hAnsi="Times New Roman" w:eastAsia="Times New Roman" w:cs="Times New Roman"/>
-        </w:rPr>
-        <w:t>=C</w:t>
-      </w:r>
-      <w:r>
-        <w:rPr>
-          <w:rFonts w:hint="eastAsia" w:ascii="Times New Roman" w:hAnsi="Times New Roman" w:eastAsia="Times New Roman" w:cs="Times New Roman"/>
-          <w:vertAlign w:val="subscript"/>
-        </w:rPr>
-        <w:t>3</w:t>
-      </w:r>
-      <w:r>
-        <w:rPr>
-          <w:rFonts w:hint="eastAsia" w:ascii="Times New Roman" w:hAnsi="Times New Roman" w:eastAsia="FangSong" w:cs="Times New Roman"/>
-        </w:rPr>
-        <w:t>两端</w:t>
-      </w:r>
-      <w:r>
-        <w:rPr>
-          <w:rFonts w:hint="eastAsia" w:ascii="Times New Roman" w:hAnsi="Times New Roman" w:eastAsia="Times New Roman" w:cs="Times New Roman"/>
-        </w:rPr>
-        <w:t>C</w:t>
-      </w:r>
-      <w:r>
-        <w:rPr>
-          <w:rFonts w:hint="eastAsia" w:ascii="Times New Roman" w:hAnsi="Times New Roman" w:eastAsia="FangSong" w:cs="Times New Roman"/>
-        </w:rPr>
-        <w:t>连不同基团</w:t>
-      </w:r>
-      <w:r>
-        <w:rPr>
-          <w:rFonts w:hint="eastAsia" w:ascii="Times New Roman" w:hAnsi="Times New Roman" w:eastAsia="Times New Roman" w:cs="Times New Roman"/>
-        </w:rPr>
-        <w:t>)、3-</w:t>
-      </w:r>
-      <w:r>
-        <w:rPr>
-          <w:rFonts w:hint="eastAsia" w:ascii="Times New Roman" w:hAnsi="Times New Roman" w:eastAsia="FangSong" w:cs="Times New Roman"/>
-        </w:rPr>
-        <w:t>甲基</w:t>
-      </w:r>
-      <w:r>
-        <w:rPr>
-          <w:rFonts w:hint="eastAsia" w:ascii="Times New Roman" w:hAnsi="Times New Roman" w:eastAsia="Times New Roman" w:cs="Times New Roman"/>
-        </w:rPr>
-        <w:t>-2-</w:t>
-      </w:r>
-      <w:r>
-        <w:rPr>
-          <w:rFonts w:hint="eastAsia" w:ascii="Times New Roman" w:hAnsi="Times New Roman" w:eastAsia="FangSong" w:cs="Times New Roman"/>
-        </w:rPr>
-        <w:t>戊烯等有顺反异构</w:t>
-      </w:r>
-    </w:p>
-    <w:p>
-      <w:pPr>
-        <w:pStyle w:val="Compact"/>
-        <w:numPr>
-          <w:ilvl w:val="0"/>
-          <w:numId w:val="1032"/>
-        </w:numPr>
-      </w:pPr>
-      <w:r>
-        <w:rPr>
-          <w:rFonts w:hint="eastAsia" w:ascii="Times New Roman" w:hAnsi="Times New Roman" w:eastAsia="Times New Roman" w:cs="Times New Roman"/>
-        </w:rPr>
-        <w:t>CF</w:t>
-      </w:r>
-      <w:r>
-        <w:rPr>
-          <w:rFonts w:hint="eastAsia" w:ascii="Times New Roman" w:hAnsi="Times New Roman" w:eastAsia="Times New Roman" w:cs="Times New Roman"/>
-          <w:vertAlign w:val="subscript"/>
-        </w:rPr>
-        <w:t>3</w:t>
-      </w:r>
-      <w:r>
-        <w:rPr>
-          <w:rFonts w:hint="eastAsia" w:ascii="Times New Roman" w:hAnsi="Times New Roman" w:eastAsia="FangSong" w:cs="Times New Roman"/>
-        </w:rPr>
-        <w:t>的强吸电子诱导</w:t>
-      </w:r>
-      <w:r>
-        <w:rPr>
-          <w:rFonts w:hint="eastAsia" w:ascii="Times New Roman" w:hAnsi="Times New Roman" w:eastAsia="Times New Roman" w:cs="Times New Roman"/>
-        </w:rPr>
-        <w:t>(-I)</w:t>
-      </w:r>
-      <w:r>
-        <w:rPr>
-          <w:rFonts w:hint="eastAsia" w:ascii="Times New Roman" w:hAnsi="Times New Roman" w:eastAsia="FangSong" w:cs="Times New Roman"/>
-        </w:rPr>
-        <w:t>使羧基</w:t>
-      </w:r>
-      <w:r>
-        <w:rPr>
-          <w:rFonts w:hint="eastAsia" w:ascii="Times New Roman" w:hAnsi="Times New Roman" w:eastAsia="Times New Roman" w:cs="Times New Roman"/>
-        </w:rPr>
-        <w:t>O-H</w:t>
-      </w:r>
-      <w:r>
-        <w:rPr>
-          <w:rFonts w:hint="eastAsia" w:ascii="Times New Roman" w:hAnsi="Times New Roman" w:eastAsia="FangSong" w:cs="Times New Roman"/>
-        </w:rPr>
-        <w:t>极性大幅增大</w:t>
-      </w:r>
-      <w:r>
-        <w:rPr>
-          <w:rFonts w:hint="eastAsia" w:ascii="Times New Roman" w:hAnsi="Times New Roman" w:eastAsia="Times New Roman" w:cs="Times New Roman"/>
-        </w:rPr>
-        <w:t>→</w:t>
-      </w:r>
-      <w:r>
-        <w:rPr>
-          <w:rFonts w:hint="eastAsia" w:ascii="Times New Roman" w:hAnsi="Times New Roman" w:eastAsia="FangSong" w:cs="Times New Roman"/>
-        </w:rPr>
-        <w:t>易解离</w:t>
-      </w:r>
-    </w:p>
-    <w:p>
-      <w:pPr>
-        <w:pStyle w:val="Compact"/>
-        <w:numPr>
-          <w:ilvl w:val="0"/>
-          <w:numId w:val="1032"/>
-        </w:numPr>
-      </w:pPr>
-      <w:r>
-        <w:rPr>
-          <w:rFonts w:hint="eastAsia" w:ascii="Times New Roman" w:hAnsi="Times New Roman" w:eastAsia="FangSong" w:cs="Times New Roman"/>
-        </w:rPr>
-        <w:t>顺式有较大分子偶极</w:t>
-      </w:r>
-      <w:r>
-        <w:rPr>
-          <w:rFonts w:hint="eastAsia" w:ascii="Times New Roman" w:hAnsi="Times New Roman" w:eastAsia="Times New Roman" w:cs="Times New Roman"/>
-        </w:rPr>
-        <w:t>→</w:t>
-      </w:r>
-      <w:r>
-        <w:rPr>
-          <w:rFonts w:hint="eastAsia" w:ascii="Times New Roman" w:hAnsi="Times New Roman" w:eastAsia="FangSong" w:cs="Times New Roman"/>
-        </w:rPr>
-        <w:t>分子间作用力更强</w:t>
-      </w:r>
-      <w:r>
-        <w:rPr>
-          <w:rFonts w:hint="eastAsia" w:ascii="Times New Roman" w:hAnsi="Times New Roman" w:eastAsia="Times New Roman" w:cs="Times New Roman"/>
-        </w:rPr>
-        <w:t>→</w:t>
-      </w:r>
-      <w:r>
-        <w:rPr>
-          <w:rFonts w:hint="eastAsia" w:ascii="Times New Roman" w:hAnsi="Times New Roman" w:eastAsia="FangSong" w:cs="Times New Roman"/>
-        </w:rPr>
-        <w:t>沸点更高</w:t>
-      </w:r>
-    </w:p>
-    <w:p>
-      <w:pPr>
-        <w:pStyle w:val="Compact"/>
-        <w:numPr>
-          <w:ilvl w:val="0"/>
-          <w:numId w:val="1032"/>
-        </w:numPr>
-      </w:pPr>
-      <w:r>
-        <w:rPr>
-          <w:rFonts w:hint="eastAsia" w:ascii="Times New Roman" w:hAnsi="Times New Roman" w:eastAsia="Times New Roman" w:cs="Times New Roman"/>
-        </w:rPr>
-        <w:t>CH</w:t>
-      </w:r>
-      <w:r>
-        <w:rPr>
-          <w:rFonts w:hint="eastAsia" w:ascii="Times New Roman" w:hAnsi="Times New Roman" w:eastAsia="Times New Roman" w:cs="Times New Roman"/>
-          <w:vertAlign w:val="subscript"/>
-        </w:rPr>
-        <w:t>2</w:t>
-      </w:r>
-      <w:r>
-        <w:rPr>
-          <w:rFonts w:hint="eastAsia" w:ascii="Times New Roman" w:hAnsi="Times New Roman" w:eastAsia="Times New Roman" w:cs="Times New Roman"/>
-        </w:rPr>
-        <w:t>=CH-CH</w:t>
-      </w:r>
-      <w:r>
-        <w:rPr>
-          <w:rFonts w:hint="eastAsia" w:ascii="Times New Roman" w:hAnsi="Times New Roman" w:eastAsia="Times New Roman" w:cs="Times New Roman"/>
-          <w:vertAlign w:val="subscript"/>
-        </w:rPr>
-        <w:t>2</w:t>
-      </w:r>
-      <w:r>
-        <w:rPr>
-          <w:rFonts w:hint="eastAsia" w:ascii="Times New Roman" w:hAnsi="Times New Roman" w:eastAsia="Times New Roman" w:cs="Times New Roman"/>
-          <w:vertAlign w:val="superscript"/>
-        </w:rPr>
-        <w:t>+</w:t>
-      </w:r>
-      <w:r>
-        <w:rPr>
-          <w:rFonts w:hint="eastAsia" w:ascii="Times New Roman" w:hAnsi="Times New Roman" w:eastAsia="Times New Roman" w:cs="Times New Roman"/>
-        </w:rPr>
-        <w:t>（</w:t>
-      </w:r>
-      <w:r>
-        <w:rPr>
-          <w:rFonts w:hint="eastAsia" w:ascii="Times New Roman" w:hAnsi="Times New Roman" w:eastAsia="FangSong" w:cs="Times New Roman"/>
-        </w:rPr>
-        <w:t>烯丙基碳正离子</w:t>
-      </w:r>
-      <w:r>
-        <w:rPr>
-          <w:rFonts w:hint="eastAsia" w:ascii="Times New Roman" w:hAnsi="Times New Roman" w:eastAsia="Times New Roman" w:cs="Times New Roman"/>
-        </w:rPr>
-        <w:t>，</w:t>
-      </w:r>
-      <w:r>
-        <w:rPr>
-          <w:rFonts w:hint="eastAsia" w:ascii="Times New Roman" w:hAnsi="Times New Roman" w:eastAsia="FangSong" w:cs="Times New Roman"/>
-        </w:rPr>
-        <w:t>共轭稳定</w:t>
-      </w:r>
-      <w:r>
-        <w:rPr>
-          <w:rFonts w:hint="eastAsia" w:ascii="Times New Roman" w:hAnsi="Times New Roman" w:eastAsia="Times New Roman" w:cs="Times New Roman"/>
-        </w:rPr>
-        <w:t>）&gt;</w:t>
-      </w:r>
-      <w:r>
-        <w:rPr>
-          <w:rFonts w:ascii="Times New Roman" w:hAnsi="Times New Roman" w:eastAsia="Times New Roman" w:cs="Times New Roman"/>
-        </w:rPr>
-        <w:t xml:space="preserve"> (CH</w:t>
-      </w:r>
-      <w:r>
-        <w:rPr>
-          <w:rFonts w:ascii="Times New Roman" w:hAnsi="Times New Roman" w:eastAsia="Times New Roman" w:cs="Times New Roman"/>
-          <w:vertAlign w:val="subscript"/>
-        </w:rPr>
-        <w:t>3</w:t>
-      </w:r>
-      <w:r>
-        <w:rPr>
-          <w:rFonts w:ascii="Times New Roman" w:hAnsi="Times New Roman" w:eastAsia="Times New Roman" w:cs="Times New Roman"/>
-        </w:rPr>
-        <w:t>)</w:t>
-      </w:r>
-      <w:r>
-        <w:rPr>
-          <w:rFonts w:ascii="Times New Roman" w:hAnsi="Times New Roman" w:eastAsia="Times New Roman" w:cs="Times New Roman"/>
-          <w:vertAlign w:val="subscript"/>
-        </w:rPr>
-        <w:t>3</w:t>
-      </w:r>
-      <w:r>
-        <w:rPr>
-          <w:rFonts w:ascii="Times New Roman" w:hAnsi="Times New Roman" w:eastAsia="Times New Roman" w:cs="Times New Roman"/>
-        </w:rPr>
-        <w:t>C</w:t>
-      </w:r>
-      <w:r>
-        <w:rPr>
-          <w:rFonts w:ascii="Times New Roman" w:hAnsi="Times New Roman" w:eastAsia="Times New Roman" w:cs="Times New Roman"/>
-          <w:vertAlign w:val="superscript"/>
-        </w:rPr>
-        <w:t>+</w:t>
-      </w:r>
-      <w:r>
-        <w:rPr>
-          <w:rFonts w:ascii="Times New Roman" w:hAnsi="Times New Roman" w:eastAsia="Times New Roman" w:cs="Times New Roman"/>
-        </w:rPr>
-        <w:t>(3°) &gt; (CH</w:t>
-      </w:r>
-      <w:r>
-        <w:rPr>
-          <w:rFonts w:ascii="Times New Roman" w:hAnsi="Times New Roman" w:eastAsia="Times New Roman" w:cs="Times New Roman"/>
-          <w:vertAlign w:val="subscript"/>
-        </w:rPr>
-        <w:t>3</w:t>
-      </w:r>
-      <w:r>
-        <w:rPr>
-          <w:rFonts w:ascii="Times New Roman" w:hAnsi="Times New Roman" w:eastAsia="Times New Roman" w:cs="Times New Roman"/>
-        </w:rPr>
-        <w:t>)</w:t>
-      </w:r>
-      <w:r>
-        <w:rPr>
-          <w:rFonts w:ascii="Times New Roman" w:hAnsi="Times New Roman" w:eastAsia="Times New Roman" w:cs="Times New Roman"/>
-          <w:vertAlign w:val="subscript"/>
-        </w:rPr>
-        <w:t>2</w:t>
-      </w:r>
-      <w:r>
-        <w:rPr>
-          <w:rFonts w:ascii="Times New Roman" w:hAnsi="Times New Roman" w:eastAsia="Times New Roman" w:cs="Times New Roman"/>
-        </w:rPr>
-        <w:t>CH</w:t>
-      </w:r>
-      <w:r>
-        <w:rPr>
-          <w:rFonts w:ascii="Times New Roman" w:hAnsi="Times New Roman" w:eastAsia="Times New Roman" w:cs="Times New Roman"/>
-          <w:vertAlign w:val="superscript"/>
-        </w:rPr>
-        <w:t>+</w:t>
-      </w:r>
-      <w:r>
-        <w:rPr>
-          <w:rFonts w:ascii="Times New Roman" w:hAnsi="Times New Roman" w:eastAsia="Times New Roman" w:cs="Times New Roman"/>
-        </w:rPr>
-        <w:t>(2°) &gt; CH</w:t>
-      </w:r>
-      <w:r>
-        <w:rPr>
-          <w:rFonts w:ascii="Times New Roman" w:hAnsi="Times New Roman" w:eastAsia="Times New Roman" w:cs="Times New Roman"/>
-          <w:vertAlign w:val="subscript"/>
-        </w:rPr>
-        <w:t>3</w:t>
-      </w:r>
-      <w:r>
-        <w:rPr>
-          <w:rFonts w:ascii="Times New Roman" w:hAnsi="Times New Roman" w:eastAsia="Times New Roman" w:cs="Times New Roman"/>
-        </w:rPr>
-        <w:t>CH</w:t>
-      </w:r>
-      <w:r>
-        <w:rPr>
-          <w:rFonts w:ascii="Times New Roman" w:hAnsi="Times New Roman" w:eastAsia="Times New Roman" w:cs="Times New Roman"/>
-          <w:vertAlign w:val="subscript"/>
-        </w:rPr>
-        <w:t>2</w:t>
-      </w:r>
-      <w:r>
-        <w:rPr>
-          <w:rFonts w:ascii="Times New Roman" w:hAnsi="Times New Roman" w:eastAsia="Times New Roman" w:cs="Times New Roman"/>
-          <w:vertAlign w:val="superscript"/>
-        </w:rPr>
-        <w:t>+</w:t>
-      </w:r>
-      <w:r>
-        <w:rPr>
-          <w:rFonts w:ascii="Times New Roman" w:hAnsi="Times New Roman" w:eastAsia="Times New Roman" w:cs="Times New Roman"/>
-        </w:rPr>
-        <w:t>(1°) &gt; CH</w:t>
-      </w:r>
-      <w:r>
-        <w:rPr>
-          <w:rFonts w:ascii="Times New Roman" w:hAnsi="Times New Roman" w:eastAsia="Times New Roman" w:cs="Times New Roman"/>
-          <w:vertAlign w:val="subscript"/>
-        </w:rPr>
-        <w:t>3</w:t>
-      </w:r>
-      <w:r>
-        <w:rPr>
-          <w:rFonts w:ascii="Times New Roman" w:hAnsi="Times New Roman" w:eastAsia="Times New Roman" w:cs="Times New Roman"/>
-          <w:vertAlign w:val="superscript"/>
-        </w:rPr>
-        <w:t>+</w:t>
-      </w:r>
-    </w:p>
-    <w:p>
-      <w:pPr>
-        <w:pStyle w:val="Compact"/>
-        <w:numPr>
-          <w:ilvl w:val="0"/>
-          <w:numId w:val="1032"/>
-        </w:numPr>
-      </w:pPr>
-      <w:r>
-        <w:rPr>
-          <w:rFonts w:hint="eastAsia" w:ascii="Times New Roman" w:hAnsi="Times New Roman" w:eastAsia="FangSong" w:cs="Times New Roman"/>
-        </w:rPr>
-        <w:t>共有</w:t>
-      </w:r>
-      <w:r>
-        <w:rPr>
-          <w:rFonts w:hint="eastAsia" w:ascii="Times New Roman" w:hAnsi="Times New Roman" w:eastAsia="Times New Roman" w:cs="Times New Roman"/>
-        </w:rPr>
-        <w:t>8</w:t>
-      </w:r>
-      <w:r>
-        <w:rPr>
-          <w:rFonts w:hint="eastAsia" w:ascii="Times New Roman" w:hAnsi="Times New Roman" w:eastAsia="FangSong" w:cs="Times New Roman"/>
-        </w:rPr>
-        <w:t>种立体异构体</w:t>
-      </w:r>
-      <w:r>
-        <w:rPr>
-          <w:rFonts w:hint="eastAsia" w:ascii="Times New Roman" w:hAnsi="Times New Roman" w:eastAsia="Times New Roman" w:cs="Times New Roman"/>
-        </w:rPr>
-        <w:t>（</w:t>
-      </w:r>
-      <w:r>
-        <w:rPr>
-          <w:rFonts w:hint="eastAsia" w:ascii="Times New Roman" w:hAnsi="Times New Roman" w:eastAsia="FangSong" w:cs="Times New Roman"/>
-        </w:rPr>
-        <w:t>考虑内消旋</w:t>
-      </w:r>
-      <w:r>
-        <w:rPr>
-          <w:rFonts w:hint="eastAsia" w:ascii="Times New Roman" w:hAnsi="Times New Roman" w:eastAsia="Times New Roman" w:cs="Times New Roman"/>
-        </w:rPr>
-        <w:t>）</w:t>
-      </w:r>
-    </w:p>
-    <w:p>
-      <w:pPr>
-        <w:pStyle w:val="Compact"/>
-        <w:numPr>
-          <w:ilvl w:val="0"/>
-          <w:numId w:val="1032"/>
-        </w:numPr>
-      </w:pPr>
+      <w:r>
+        <w:rPr>
+          <w:rFonts w:ascii="Times New Roman" w:hAnsi="Times New Roman" w:eastAsia="Times New Roman" w:cs="Times New Roman"/>
+        </w:rPr>
+        <w:t xml:space="preserve"> </w:t>
+      </w:r>
+      <w:r>
+        <w:rPr>
+          <w:rFonts w:ascii="Times New Roman" w:hAnsi="Times New Roman" w:eastAsia="Times New Roman" w:cs="Times New Roman"/>
+          <w:b/>
+          <w:bCs/>
+        </w:rPr>
+        <w:t xml:space="preserve">10.</w:t>
+      </w:r>
+      <w:r>
+        <w:rPr>
+          <w:rFonts w:ascii="Times New Roman" w:hAnsi="Times New Roman" w:eastAsia="Times New Roman" w:cs="Times New Roman"/>
+        </w:rPr>
+        <w:t xml:space="preserve"> </w:t>
+      </w:r>
       <w:r>
         <w:rPr>
           <w:rFonts w:hint="eastAsia" w:ascii="Times New Roman" w:hAnsi="Times New Roman" w:eastAsia="FangSong" w:cs="Times New Roman"/>
@@ -32766,261 +33048,6 @@
       </w:pPr>
     </w:lvl>
   </w:abstractNum>
-  <w:abstractNum w:abstractNumId="99731">
-    <w:nsid w:val="00A99731"/>
-    <w:multiLevelType w:val="multilevel"/>
-    <w:lvl w:ilvl="0">
-      <w:start w:val="1"/>
-      <w:numFmt w:val="lowerLetter"/>
-      <w:lvlText w:val="(%1)"/>
-      <w:lvlJc w:val="left"/>
-      <w:pPr>
-        <w:ind w:left="720" w:hanging="360"/>
-      </w:pPr>
-    </w:lvl>
-    <w:lvl w:ilvl="1">
-      <w:start w:val="1"/>
-      <w:numFmt w:val="lowerLetter"/>
-      <w:lvlText w:val="(%2)"/>
-      <w:lvlJc w:val="left"/>
-      <w:pPr>
-        <w:ind w:left="1440" w:hanging="360"/>
-      </w:pPr>
-    </w:lvl>
-    <w:lvl w:ilvl="2">
-      <w:start w:val="1"/>
-      <w:numFmt w:val="lowerLetter"/>
-      <w:lvlText w:val="(%3)"/>
-      <w:lvlJc w:val="left"/>
-      <w:pPr>
-        <w:ind w:left="2160" w:hanging="360"/>
-      </w:pPr>
-    </w:lvl>
-    <w:lvl w:ilvl="3">
-      <w:start w:val="1"/>
-      <w:numFmt w:val="lowerLetter"/>
-      <w:lvlText w:val="(%4)"/>
-      <w:lvlJc w:val="left"/>
-      <w:pPr>
-        <w:ind w:left="2880" w:hanging="360"/>
-      </w:pPr>
-    </w:lvl>
-    <w:lvl w:ilvl="4">
-      <w:start w:val="1"/>
-      <w:numFmt w:val="lowerLetter"/>
-      <w:lvlText w:val="(%5)"/>
-      <w:lvlJc w:val="left"/>
-      <w:pPr>
-        <w:ind w:left="3600" w:hanging="360"/>
-      </w:pPr>
-    </w:lvl>
-    <w:lvl w:ilvl="5">
-      <w:start w:val="1"/>
-      <w:numFmt w:val="lowerLetter"/>
-      <w:lvlText w:val="(%6)"/>
-      <w:lvlJc w:val="left"/>
-      <w:pPr>
-        <w:ind w:left="4320" w:hanging="360"/>
-      </w:pPr>
-    </w:lvl>
-    <w:lvl w:ilvl="6">
-      <w:start w:val="1"/>
-      <w:numFmt w:val="lowerLetter"/>
-      <w:lvlText w:val="(%7)"/>
-      <w:lvlJc w:val="left"/>
-      <w:pPr>
-        <w:ind w:left="5040" w:hanging="360"/>
-      </w:pPr>
-    </w:lvl>
-    <w:lvl w:ilvl="7">
-      <w:start w:val="1"/>
-      <w:numFmt w:val="lowerLetter"/>
-      <w:lvlText w:val="(%8)"/>
-      <w:lvlJc w:val="left"/>
-      <w:pPr>
-        <w:ind w:left="5760" w:hanging="360"/>
-      </w:pPr>
-    </w:lvl>
-    <w:lvl w:ilvl="8">
-      <w:start w:val="1"/>
-      <w:numFmt w:val="lowerLetter"/>
-      <w:lvlText w:val="(%9)"/>
-      <w:lvlJc w:val="left"/>
-      <w:pPr>
-        <w:ind w:left="6480" w:hanging="360"/>
-      </w:pPr>
-    </w:lvl>
-  </w:abstractNum>
-  <w:abstractNum w:abstractNumId="99415">
-    <w:nsid w:val="00A99415"/>
-    <w:multiLevelType w:val="multilevel"/>
-    <w:lvl w:ilvl="0">
-      <w:start w:val="5"/>
-      <w:numFmt w:val="decimal"/>
-      <w:lvlText w:val="%1."/>
-      <w:lvlJc w:val="left"/>
-      <w:pPr>
-        <w:ind w:left="720" w:hanging="360"/>
-      </w:pPr>
-    </w:lvl>
-    <w:lvl w:ilvl="1">
-      <w:start w:val="5"/>
-      <w:numFmt w:val="decimal"/>
-      <w:lvlText w:val="%2."/>
-      <w:lvlJc w:val="left"/>
-      <w:pPr>
-        <w:ind w:left="1440" w:hanging="360"/>
-      </w:pPr>
-    </w:lvl>
-    <w:lvl w:ilvl="2">
-      <w:start w:val="5"/>
-      <w:numFmt w:val="decimal"/>
-      <w:lvlText w:val="%3."/>
-      <w:lvlJc w:val="left"/>
-      <w:pPr>
-        <w:ind w:left="2160" w:hanging="360"/>
-      </w:pPr>
-    </w:lvl>
-    <w:lvl w:ilvl="3">
-      <w:start w:val="5"/>
-      <w:numFmt w:val="decimal"/>
-      <w:lvlText w:val="%4."/>
-      <w:lvlJc w:val="left"/>
-      <w:pPr>
-        <w:ind w:left="2880" w:hanging="360"/>
-      </w:pPr>
-    </w:lvl>
-    <w:lvl w:ilvl="4">
-      <w:start w:val="5"/>
-      <w:numFmt w:val="decimal"/>
-      <w:lvlText w:val="%5."/>
-      <w:lvlJc w:val="left"/>
-      <w:pPr>
-        <w:ind w:left="3600" w:hanging="360"/>
-      </w:pPr>
-    </w:lvl>
-    <w:lvl w:ilvl="5">
-      <w:start w:val="5"/>
-      <w:numFmt w:val="decimal"/>
-      <w:lvlText w:val="%6."/>
-      <w:lvlJc w:val="left"/>
-      <w:pPr>
-        <w:ind w:left="4320" w:hanging="360"/>
-      </w:pPr>
-    </w:lvl>
-    <w:lvl w:ilvl="6">
-      <w:start w:val="5"/>
-      <w:numFmt w:val="decimal"/>
-      <w:lvlText w:val="%7."/>
-      <w:lvlJc w:val="left"/>
-      <w:pPr>
-        <w:ind w:left="5040" w:hanging="360"/>
-      </w:pPr>
-    </w:lvl>
-    <w:lvl w:ilvl="7">
-      <w:start w:val="5"/>
-      <w:numFmt w:val="decimal"/>
-      <w:lvlText w:val="%8."/>
-      <w:lvlJc w:val="left"/>
-      <w:pPr>
-        <w:ind w:left="5760" w:hanging="360"/>
-      </w:pPr>
-    </w:lvl>
-    <w:lvl w:ilvl="8">
-      <w:start w:val="5"/>
-      <w:numFmt w:val="decimal"/>
-      <w:lvlText w:val="%9."/>
-      <w:lvlJc w:val="left"/>
-      <w:pPr>
-        <w:ind w:left="6480" w:hanging="360"/>
-      </w:pPr>
-    </w:lvl>
-  </w:abstractNum>
-  <w:abstractNum w:abstractNumId="99419">
-    <w:nsid w:val="00A99419"/>
-    <w:multiLevelType w:val="multilevel"/>
-    <w:lvl w:ilvl="0">
-      <w:start w:val="9"/>
-      <w:numFmt w:val="decimal"/>
-      <w:lvlText w:val="%1."/>
-      <w:lvlJc w:val="left"/>
-      <w:pPr>
-        <w:ind w:left="720" w:hanging="360"/>
-      </w:pPr>
-    </w:lvl>
-    <w:lvl w:ilvl="1">
-      <w:start w:val="9"/>
-      <w:numFmt w:val="decimal"/>
-      <w:lvlText w:val="%2."/>
-      <w:lvlJc w:val="left"/>
-      <w:pPr>
-        <w:ind w:left="1440" w:hanging="360"/>
-      </w:pPr>
-    </w:lvl>
-    <w:lvl w:ilvl="2">
-      <w:start w:val="9"/>
-      <w:numFmt w:val="decimal"/>
-      <w:lvlText w:val="%3."/>
-      <w:lvlJc w:val="left"/>
-      <w:pPr>
-        <w:ind w:left="2160" w:hanging="360"/>
-      </w:pPr>
-    </w:lvl>
-    <w:lvl w:ilvl="3">
-      <w:start w:val="9"/>
-      <w:numFmt w:val="decimal"/>
-      <w:lvlText w:val="%4."/>
-      <w:lvlJc w:val="left"/>
-      <w:pPr>
-        <w:ind w:left="2880" w:hanging="360"/>
-      </w:pPr>
-    </w:lvl>
-    <w:lvl w:ilvl="4">
-      <w:start w:val="9"/>
-      <w:numFmt w:val="decimal"/>
-      <w:lvlText w:val="%5."/>
-      <w:lvlJc w:val="left"/>
-      <w:pPr>
-        <w:ind w:left="3600" w:hanging="360"/>
-      </w:pPr>
-    </w:lvl>
-    <w:lvl w:ilvl="5">
-      <w:start w:val="9"/>
-      <w:numFmt w:val="decimal"/>
-      <w:lvlText w:val="%6."/>
-      <w:lvlJc w:val="left"/>
-      <w:pPr>
-        <w:ind w:left="4320" w:hanging="360"/>
-      </w:pPr>
-    </w:lvl>
-    <w:lvl w:ilvl="6">
-      <w:start w:val="9"/>
-      <w:numFmt w:val="decimal"/>
-      <w:lvlText w:val="%7."/>
-      <w:lvlJc w:val="left"/>
-      <w:pPr>
-        <w:ind w:left="5040" w:hanging="360"/>
-      </w:pPr>
-    </w:lvl>
-    <w:lvl w:ilvl="7">
-      <w:start w:val="9"/>
-      <w:numFmt w:val="decimal"/>
-      <w:lvlText w:val="%8."/>
-      <w:lvlJc w:val="left"/>
-      <w:pPr>
-        <w:ind w:left="5760" w:hanging="360"/>
-      </w:pPr>
-    </w:lvl>
-    <w:lvl w:ilvl="8">
-      <w:start w:val="9"/>
-      <w:numFmt w:val="decimal"/>
-      <w:lvlText w:val="%9."/>
-      <w:lvlJc w:val="left"/>
-      <w:pPr>
-        <w:ind w:left="6480" w:hanging="360"/>
-      </w:pPr>
-    </w:lvl>
-  </w:abstractNum>
   <w:num w:numId="1000">
     <w:abstractNumId w:val="990"/>
   </w:num>
@@ -33239,186 +33266,6 @@
   </w:num>
   <w:num w:numId="1027">
     <w:abstractNumId w:val="991"/>
-  </w:num>
-  <w:num w:numId="1028">
-    <w:abstractNumId w:val="99411"/>
-    <w:lvlOverride w:ilvl="0">
-      <w:startOverride w:val="1"/>
-    </w:lvlOverride>
-    <w:lvlOverride w:ilvl="1">
-      <w:startOverride w:val="1"/>
-    </w:lvlOverride>
-    <w:lvlOverride w:ilvl="2">
-      <w:startOverride w:val="1"/>
-    </w:lvlOverride>
-    <w:lvlOverride w:ilvl="3">
-      <w:startOverride w:val="1"/>
-    </w:lvlOverride>
-    <w:lvlOverride w:ilvl="4">
-      <w:startOverride w:val="1"/>
-    </w:lvlOverride>
-    <w:lvlOverride w:ilvl="5">
-      <w:startOverride w:val="1"/>
-    </w:lvlOverride>
-    <w:lvlOverride w:ilvl="6">
-      <w:startOverride w:val="1"/>
-    </w:lvlOverride>
-    <w:lvlOverride w:ilvl="7">
-      <w:startOverride w:val="1"/>
-    </w:lvlOverride>
-    <w:lvlOverride w:ilvl="8">
-      <w:startOverride w:val="1"/>
-    </w:lvlOverride>
-  </w:num>
-  <w:num w:numId="1029">
-    <w:abstractNumId w:val="99731"/>
-    <w:lvlOverride w:ilvl="0">
-      <w:startOverride w:val="1"/>
-    </w:lvlOverride>
-    <w:lvlOverride w:ilvl="1">
-      <w:startOverride w:val="1"/>
-    </w:lvlOverride>
-    <w:lvlOverride w:ilvl="2">
-      <w:startOverride w:val="1"/>
-    </w:lvlOverride>
-    <w:lvlOverride w:ilvl="3">
-      <w:startOverride w:val="1"/>
-    </w:lvlOverride>
-    <w:lvlOverride w:ilvl="4">
-      <w:startOverride w:val="1"/>
-    </w:lvlOverride>
-    <w:lvlOverride w:ilvl="5">
-      <w:startOverride w:val="1"/>
-    </w:lvlOverride>
-    <w:lvlOverride w:ilvl="6">
-      <w:startOverride w:val="1"/>
-    </w:lvlOverride>
-    <w:lvlOverride w:ilvl="7">
-      <w:startOverride w:val="1"/>
-    </w:lvlOverride>
-    <w:lvlOverride w:ilvl="8">
-      <w:startOverride w:val="1"/>
-    </w:lvlOverride>
-  </w:num>
-  <w:num w:numId="1030">
-    <w:abstractNumId w:val="99415"/>
-    <w:lvlOverride w:ilvl="0">
-      <w:startOverride w:val="5"/>
-    </w:lvlOverride>
-    <w:lvlOverride w:ilvl="1">
-      <w:startOverride w:val="5"/>
-    </w:lvlOverride>
-    <w:lvlOverride w:ilvl="2">
-      <w:startOverride w:val="5"/>
-    </w:lvlOverride>
-    <w:lvlOverride w:ilvl="3">
-      <w:startOverride w:val="5"/>
-    </w:lvlOverride>
-    <w:lvlOverride w:ilvl="4">
-      <w:startOverride w:val="5"/>
-    </w:lvlOverride>
-    <w:lvlOverride w:ilvl="5">
-      <w:startOverride w:val="5"/>
-    </w:lvlOverride>
-    <w:lvlOverride w:ilvl="6">
-      <w:startOverride w:val="5"/>
-    </w:lvlOverride>
-    <w:lvlOverride w:ilvl="7">
-      <w:startOverride w:val="5"/>
-    </w:lvlOverride>
-    <w:lvlOverride w:ilvl="8">
-      <w:startOverride w:val="5"/>
-    </w:lvlOverride>
-  </w:num>
-  <w:num w:numId="1031">
-    <w:abstractNumId w:val="99419"/>
-    <w:lvlOverride w:ilvl="0">
-      <w:startOverride w:val="9"/>
-    </w:lvlOverride>
-    <w:lvlOverride w:ilvl="1">
-      <w:startOverride w:val="9"/>
-    </w:lvlOverride>
-    <w:lvlOverride w:ilvl="2">
-      <w:startOverride w:val="9"/>
-    </w:lvlOverride>
-    <w:lvlOverride w:ilvl="3">
-      <w:startOverride w:val="9"/>
-    </w:lvlOverride>
-    <w:lvlOverride w:ilvl="4">
-      <w:startOverride w:val="9"/>
-    </w:lvlOverride>
-    <w:lvlOverride w:ilvl="5">
-      <w:startOverride w:val="9"/>
-    </w:lvlOverride>
-    <w:lvlOverride w:ilvl="6">
-      <w:startOverride w:val="9"/>
-    </w:lvlOverride>
-    <w:lvlOverride w:ilvl="7">
-      <w:startOverride w:val="9"/>
-    </w:lvlOverride>
-    <w:lvlOverride w:ilvl="8">
-      <w:startOverride w:val="9"/>
-    </w:lvlOverride>
-  </w:num>
-  <w:num w:numId="1032">
-    <w:abstractNumId w:val="99411"/>
-    <w:lvlOverride w:ilvl="0">
-      <w:startOverride w:val="1"/>
-    </w:lvlOverride>
-    <w:lvlOverride w:ilvl="1">
-      <w:startOverride w:val="1"/>
-    </w:lvlOverride>
-    <w:lvlOverride w:ilvl="2">
-      <w:startOverride w:val="1"/>
-    </w:lvlOverride>
-    <w:lvlOverride w:ilvl="3">
-      <w:startOverride w:val="1"/>
-    </w:lvlOverride>
-    <w:lvlOverride w:ilvl="4">
-      <w:startOverride w:val="1"/>
-    </w:lvlOverride>
-    <w:lvlOverride w:ilvl="5">
-      <w:startOverride w:val="1"/>
-    </w:lvlOverride>
-    <w:lvlOverride w:ilvl="6">
-      <w:startOverride w:val="1"/>
-    </w:lvlOverride>
-    <w:lvlOverride w:ilvl="7">
-      <w:startOverride w:val="1"/>
-    </w:lvlOverride>
-    <w:lvlOverride w:ilvl="8">
-      <w:startOverride w:val="1"/>
-    </w:lvlOverride>
-  </w:num>
-  <w:num w:numId="1033">
-    <w:abstractNumId w:val="99731"/>
-    <w:lvlOverride w:ilvl="0">
-      <w:startOverride w:val="1"/>
-    </w:lvlOverride>
-    <w:lvlOverride w:ilvl="1">
-      <w:startOverride w:val="1"/>
-    </w:lvlOverride>
-    <w:lvlOverride w:ilvl="2">
-      <w:startOverride w:val="1"/>
-    </w:lvlOverride>
-    <w:lvlOverride w:ilvl="3">
-      <w:startOverride w:val="1"/>
-    </w:lvlOverride>
-    <w:lvlOverride w:ilvl="4">
-      <w:startOverride w:val="1"/>
-    </w:lvlOverride>
-    <w:lvlOverride w:ilvl="5">
-      <w:startOverride w:val="1"/>
-    </w:lvlOverride>
-    <w:lvlOverride w:ilvl="6">
-      <w:startOverride w:val="1"/>
-    </w:lvlOverride>
-    <w:lvlOverride w:ilvl="7">
-      <w:startOverride w:val="1"/>
-    </w:lvlOverride>
-    <w:lvlOverride w:ilvl="8">
-      <w:startOverride w:val="1"/>
-    </w:lvlOverride>
   </w:num>
 </w:numbering>
 </file>

--- a/06-学生侧材料/讲义/6-有机化学/有机化学基础.docx
+++ b/06-学生侧材料/讲义/6-有机化学/有机化学基础.docx
@@ -649,217 +649,519 @@
     </w:p>
     <w:p>
       <w:pPr>
-        <w:pStyle w:val="Compact"/>
-        <w:numPr>
-          <w:ilvl w:val="0"/>
-          <w:numId w:val="1001"/>
-        </w:numPr>
+        <w:pStyle w:val="BlockText"/>
+        <w:spacing w:after="80"/>
       </w:pPr>
       <w:r>
         <w:rPr>
           <w:rFonts w:hint="eastAsia" w:ascii="Times New Roman" w:hAnsi="Times New Roman" w:eastAsia="FangSong" w:cs="Times New Roman"/>
         </w:rPr>
-        <w:t>能根据分子式判断有机物的类别</w:t>
-      </w:r>
-      <w:r>
-        <w:rPr>
-          <w:rFonts w:hint="eastAsia" w:ascii="Times New Roman" w:hAnsi="Times New Roman" w:eastAsia="Times New Roman" w:cs="Times New Roman"/>
-        </w:rPr>
-        <w:t>、</w:t>
-      </w:r>
-      <w:r>
-        <w:rPr>
-          <w:rFonts w:hint="eastAsia" w:ascii="Times New Roman" w:hAnsi="Times New Roman" w:eastAsia="FangSong" w:cs="Times New Roman"/>
-        </w:rPr>
-        <w:t>官能团和可能的异构体数目</w:t>
+        <w:t>对齐考纲</w:t>
+      </w:r>
+      <w:r>
+        <w:rPr>
+          <w:rFonts w:hint="eastAsia" w:ascii="Times New Roman" w:hAnsi="Times New Roman" w:eastAsia="Times New Roman" w:cs="Times New Roman"/>
+        </w:rPr>
+        <w:t>：§23</w:t>
+      </w:r>
+      <w:r>
+        <w:rPr>
+          <w:rFonts w:ascii="Times New Roman" w:hAnsi="Times New Roman" w:eastAsia="Times New Roman" w:cs="Times New Roman"/>
+        </w:rPr>
+        <w:t xml:space="preserve"> </w:t>
+      </w:r>
+      <w:r>
+        <w:rPr>
+          <w:rFonts w:hint="eastAsia" w:ascii="Times New Roman" w:hAnsi="Times New Roman" w:eastAsia="FangSong" w:cs="Times New Roman"/>
+        </w:rPr>
+        <w:t xml:space="preserve">有机物结构的表达</w:t>
+      </w:r>
+      <w:r>
+        <w:rPr>
+          <w:rFonts w:ascii="Times New Roman" w:hAnsi="Times New Roman" w:eastAsia="Times New Roman" w:cs="Times New Roman"/>
+        </w:rPr>
+        <w:t xml:space="preserve"> · §26 </w:t>
+      </w:r>
+      <w:r>
+        <w:rPr>
+          <w:rFonts w:hint="eastAsia" w:ascii="Times New Roman" w:hAnsi="Times New Roman" w:eastAsia="FangSong" w:cs="Times New Roman"/>
+        </w:rPr>
+        <w:t xml:space="preserve">有机物的命名</w:t>
+      </w:r>
+      <w:r>
+        <w:rPr>
+          <w:rFonts w:ascii="Times New Roman" w:hAnsi="Times New Roman" w:eastAsia="Times New Roman" w:cs="Times New Roman"/>
+        </w:rPr>
+        <w:t xml:space="preserve"> · §27 </w:t>
+      </w:r>
+      <w:r>
+        <w:rPr>
+          <w:rFonts w:hint="eastAsia" w:ascii="Times New Roman" w:hAnsi="Times New Roman" w:eastAsia="FangSong" w:cs="Times New Roman"/>
+        </w:rPr>
+        <w:t xml:space="preserve">有机物的手性</w:t>
+      </w:r>
+      <w:r>
+        <w:rPr>
+          <w:rFonts w:ascii="Times New Roman" w:hAnsi="Times New Roman" w:eastAsia="Times New Roman" w:cs="Times New Roman"/>
+        </w:rPr>
+        <w:t xml:space="preserve"> · §28 </w:t>
+      </w:r>
+      <w:r>
+        <w:rPr>
+          <w:rFonts w:hint="eastAsia" w:ascii="Times New Roman" w:hAnsi="Times New Roman" w:eastAsia="FangSong" w:cs="Times New Roman"/>
+        </w:rPr>
+        <w:t xml:space="preserve">有机物结构的稳定性</w:t>
       </w:r>
     </w:p>
-    <w:p>
-      <w:pPr>
-        <w:pStyle w:val="Compact"/>
-        <w:numPr>
-          <w:ilvl w:val="0"/>
-          <w:numId w:val="1001"/>
-        </w:numPr>
-      </w:pPr>
-      <w:r>
-        <w:rPr>
-          <w:rFonts w:hint="eastAsia" w:ascii="Times New Roman" w:hAnsi="Times New Roman" w:eastAsia="FangSong" w:cs="Times New Roman"/>
-        </w:rPr>
-        <w:t>能熟练使用键线式表示有机物结构</w:t>
-      </w:r>
-      <w:r>
-        <w:rPr>
-          <w:rFonts w:hint="eastAsia" w:ascii="Times New Roman" w:hAnsi="Times New Roman" w:eastAsia="Times New Roman" w:cs="Times New Roman"/>
-        </w:rPr>
-        <w:t>，</w:t>
-      </w:r>
-      <w:r>
-        <w:rPr>
-          <w:rFonts w:hint="eastAsia" w:ascii="Times New Roman" w:hAnsi="Times New Roman" w:eastAsia="FangSong" w:cs="Times New Roman"/>
-        </w:rPr>
-        <w:t>并完成键线式</w:t>
-      </w:r>
-      <w:r>
-        <w:rPr>
-          <w:rFonts w:ascii="Times New Roman" w:hAnsi="Times New Roman" w:eastAsia="Times New Roman" w:cs="Times New Roman"/>
-        </w:rPr>
-        <w:t xml:space="preserve"> ↔ </w:t>
-      </w:r>
-      <w:r>
-        <w:rPr>
-          <w:rFonts w:hint="eastAsia" w:ascii="Times New Roman" w:hAnsi="Times New Roman" w:eastAsia="FangSong" w:cs="Times New Roman"/>
-        </w:rPr>
-        <w:t xml:space="preserve">结构简式</w:t>
-      </w:r>
-      <w:r>
-        <w:rPr>
-          <w:rFonts w:ascii="Times New Roman" w:hAnsi="Times New Roman" w:eastAsia="Times New Roman" w:cs="Times New Roman"/>
-        </w:rPr>
-        <w:t xml:space="preserve"> ↔ </w:t>
-      </w:r>
-      <w:r>
-        <w:rPr>
-          <w:rFonts w:hint="eastAsia" w:ascii="Times New Roman" w:hAnsi="Times New Roman" w:eastAsia="FangSong" w:cs="Times New Roman"/>
-        </w:rPr>
-        <w:t xml:space="preserve">分子式的互译</w:t>
-      </w:r>
-    </w:p>
-    <w:p>
-      <w:pPr>
-        <w:pStyle w:val="Compact"/>
-        <w:numPr>
-          <w:ilvl w:val="0"/>
-          <w:numId w:val="1001"/>
-        </w:numPr>
-      </w:pPr>
-      <w:r>
-        <w:rPr>
-          <w:rFonts w:hint="eastAsia" w:ascii="Times New Roman" w:hAnsi="Times New Roman" w:eastAsia="FangSong" w:cs="Times New Roman"/>
-        </w:rPr>
-        <w:t>能判断含手性碳原子的分子是否具有手性</w:t>
-      </w:r>
-      <w:r>
-        <w:rPr>
-          <w:rFonts w:hint="eastAsia" w:ascii="Times New Roman" w:hAnsi="Times New Roman" w:eastAsia="Times New Roman" w:cs="Times New Roman"/>
-        </w:rPr>
-        <w:t>，</w:t>
-      </w:r>
-      <w:r>
-        <w:rPr>
-          <w:rFonts w:hint="eastAsia" w:ascii="Times New Roman" w:hAnsi="Times New Roman" w:eastAsia="FangSong" w:cs="Times New Roman"/>
-        </w:rPr>
-        <w:t>会用</w:t>
-      </w:r>
-      <w:r>
-        <w:rPr>
-          <w:rFonts w:ascii="Times New Roman" w:hAnsi="Times New Roman" w:eastAsia="Times New Roman" w:cs="Times New Roman"/>
-        </w:rPr>
-        <w:t xml:space="preserve"> R/S </w:t>
-      </w:r>
-      <w:r>
-        <w:rPr>
-          <w:rFonts w:hint="eastAsia" w:ascii="Times New Roman" w:hAnsi="Times New Roman" w:eastAsia="FangSong" w:cs="Times New Roman"/>
-        </w:rPr>
-        <w:t xml:space="preserve">标记构型</w:t>
-      </w:r>
-    </w:p>
-    <w:p>
-      <w:pPr>
-        <w:pStyle w:val="Compact"/>
-        <w:numPr>
-          <w:ilvl w:val="0"/>
-          <w:numId w:val="1001"/>
-        </w:numPr>
-      </w:pPr>
-      <w:r>
-        <w:rPr>
-          <w:rFonts w:hint="eastAsia" w:ascii="Times New Roman" w:hAnsi="Times New Roman" w:eastAsia="FangSong" w:cs="Times New Roman"/>
-        </w:rPr>
-        <w:t>能用诱导效应</w:t>
-      </w:r>
-      <w:r>
-        <w:rPr>
-          <w:rFonts w:hint="eastAsia" w:ascii="Times New Roman" w:hAnsi="Times New Roman" w:eastAsia="Times New Roman" w:cs="Times New Roman"/>
-        </w:rPr>
-        <w:t>、</w:t>
-      </w:r>
-      <w:r>
-        <w:rPr>
-          <w:rFonts w:hint="eastAsia" w:ascii="Times New Roman" w:hAnsi="Times New Roman" w:eastAsia="FangSong" w:cs="Times New Roman"/>
-        </w:rPr>
-        <w:t>共轭效应</w:t>
-      </w:r>
-      <w:r>
-        <w:rPr>
-          <w:rFonts w:hint="eastAsia" w:ascii="Times New Roman" w:hAnsi="Times New Roman" w:eastAsia="Times New Roman" w:cs="Times New Roman"/>
-        </w:rPr>
-        <w:t>、</w:t>
-      </w:r>
-      <w:r>
-        <w:rPr>
-          <w:rFonts w:hint="eastAsia" w:ascii="Times New Roman" w:hAnsi="Times New Roman" w:eastAsia="FangSong" w:cs="Times New Roman"/>
-        </w:rPr>
-        <w:t>超共轭效应解释酸碱性</w:t>
-      </w:r>
-      <w:r>
-        <w:rPr>
-          <w:rFonts w:hint="eastAsia" w:ascii="Times New Roman" w:hAnsi="Times New Roman" w:eastAsia="Times New Roman" w:cs="Times New Roman"/>
-        </w:rPr>
-        <w:t>、</w:t>
-      </w:r>
-      <w:r>
-        <w:rPr>
-          <w:rFonts w:hint="eastAsia" w:ascii="Times New Roman" w:hAnsi="Times New Roman" w:eastAsia="FangSong" w:cs="Times New Roman"/>
-        </w:rPr>
-        <w:t>稳定性和反应活性的定性规律</w:t>
-      </w:r>
-    </w:p>
-    <w:p>
-      <w:pPr>
-        <w:pStyle w:val="Compact"/>
-        <w:numPr>
-          <w:ilvl w:val="0"/>
-          <w:numId w:val="1001"/>
-        </w:numPr>
-      </w:pPr>
-      <w:r>
-        <w:rPr>
-          <w:rFonts w:hint="eastAsia" w:ascii="Times New Roman" w:hAnsi="Times New Roman" w:eastAsia="FangSong" w:cs="Times New Roman"/>
-        </w:rPr>
-        <w:t xml:space="preserve">能用</w:t>
-      </w:r>
-      <w:r>
-        <w:rPr>
-          <w:rFonts w:ascii="Times New Roman" w:hAnsi="Times New Roman" w:eastAsia="Times New Roman" w:cs="Times New Roman"/>
-        </w:rPr>
-        <w:t xml:space="preserve"> IUPAC </w:t>
-      </w:r>
-      <w:r>
-        <w:rPr>
-          <w:rFonts w:hint="eastAsia" w:ascii="Times New Roman" w:hAnsi="Times New Roman" w:eastAsia="FangSong" w:cs="Times New Roman"/>
-        </w:rPr>
-        <w:t>系统命名法命名常见有机化合物</w:t>
-      </w:r>
-      <w:r>
-        <w:rPr>
-          <w:rFonts w:hint="eastAsia" w:ascii="Times New Roman" w:hAnsi="Times New Roman" w:eastAsia="Times New Roman" w:cs="Times New Roman"/>
-        </w:rPr>
-        <w:t>（</w:t>
-      </w:r>
-      <w:r>
-        <w:rPr>
-          <w:rFonts w:hint="eastAsia" w:ascii="Times New Roman" w:hAnsi="Times New Roman" w:eastAsia="FangSong" w:cs="Times New Roman"/>
-        </w:rPr>
-        <w:t>含立体化学标记</w:t>
-      </w:r>
-      <w:r>
-        <w:rPr>
-          <w:rFonts w:hint="eastAsia" w:ascii="Times New Roman" w:hAnsi="Times New Roman" w:eastAsia="Times New Roman" w:cs="Times New Roman"/>
-        </w:rPr>
-        <w:t>）</w:t>
-      </w:r>
-    </w:p>
+    <w:tbl>
+      <w:tblPr>
+        <w:tblStyle w:val="Table"/>
+        <w:tblW w:type="pct" w:w="5000"/>
+        <w:tblLayout w:type="fixed"/>
+        <w:tblLook w:firstRow="1" w:lastRow="0" w:firstColumn="0" w:lastColumn="0" w:noHBand="0" w:noVBand="0" w:val="0020"/>
+      </w:tblPr>
+      <w:tblGrid>
+        <w:gridCol w:w="3960"/>
+        <w:gridCol w:w="3960"/>
+      </w:tblGrid>
+      <w:tr>
+        <w:trPr>
+          <w:tblHeader w:val="on"/>
+        </w:trPr>
+        <w:tc>
+          <w:tcPr/>
+          <w:p>
+            <w:pPr>
+              <w:pStyle w:val="Compact"/>
+              <w:jc w:val="center"/>
+            </w:pPr>
+            <w:r>
+              <w:rPr>
+                <w:rFonts w:hint="eastAsia" w:ascii="Times New Roman" w:hAnsi="Times New Roman" w:eastAsia="SimHei" w:cs="Times New Roman"/>
+                <w:b/>
+              </w:rPr>
+              <w:t xml:space="preserve">考纲条目</w:t>
+            </w:r>
+          </w:p>
+        </w:tc>
+        <w:tc>
+          <w:tcPr/>
+          <w:p>
+            <w:pPr>
+              <w:pStyle w:val="Compact"/>
+              <w:jc w:val="center"/>
+            </w:pPr>
+            <w:r>
+              <w:rPr>
+                <w:rFonts w:hint="eastAsia" w:ascii="Times New Roman" w:hAnsi="Times New Roman" w:eastAsia="SimHei" w:cs="Times New Roman"/>
+                <w:b/>
+              </w:rPr>
+              <w:t xml:space="preserve">学完本讲你应能</w:t>
+            </w:r>
+          </w:p>
+        </w:tc>
+      </w:tr>
+      <w:tr>
+        <w:tc>
+          <w:tcPr/>
+          <w:p>
+            <w:pPr>
+              <w:pStyle w:val="Compact"/>
+              <w:jc w:val="center"/>
+            </w:pPr>
+            <w:r>
+              <w:rPr>
+                <w:rFonts w:ascii="Times New Roman" w:hAnsi="Times New Roman" w:eastAsia="Times New Roman" w:cs="Times New Roman"/>
+              </w:rPr>
+              <w:t xml:space="preserve">§23 </w:t>
+            </w:r>
+            <w:r>
+              <w:rPr>
+                <w:rFonts w:hint="eastAsia" w:ascii="Times New Roman" w:hAnsi="Times New Roman" w:eastAsia="FangSong" w:cs="Times New Roman"/>
+              </w:rPr>
+              <w:t xml:space="preserve">有机物结构的表达</w:t>
+            </w:r>
+            <w:r>
+              <w:rPr>
+                <w:rFonts w:ascii="Times New Roman" w:hAnsi="Times New Roman" w:eastAsia="Times New Roman" w:cs="Times New Roman"/>
+              </w:rPr>
+              <w:t xml:space="preserve"> · </w:t>
+            </w:r>
+            <w:r>
+              <w:rPr>
+                <w:rFonts w:hint="eastAsia" w:ascii="Times New Roman" w:hAnsi="Times New Roman" w:eastAsia="FangSong" w:cs="Times New Roman"/>
+              </w:rPr>
+              <w:t xml:space="preserve">类别判断与异构体数目</w:t>
+            </w:r>
+          </w:p>
+        </w:tc>
+        <w:tc>
+          <w:tcPr/>
+          <w:p>
+            <w:pPr>
+              <w:pStyle w:val="Compact"/>
+              <w:jc w:val="center"/>
+            </w:pPr>
+            <w:r>
+              <w:rPr>
+                <w:rFonts w:hint="eastAsia" w:ascii="Times New Roman" w:hAnsi="Times New Roman" w:eastAsia="FangSong" w:cs="Times New Roman"/>
+              </w:rPr>
+              <w:t>能根据分子式判断有机物的类别</w:t>
+            </w:r>
+            <w:r>
+              <w:rPr>
+                <w:rFonts w:hint="eastAsia" w:ascii="Times New Roman" w:hAnsi="Times New Roman" w:eastAsia="Times New Roman" w:cs="Times New Roman"/>
+              </w:rPr>
+              <w:t>、</w:t>
+            </w:r>
+            <w:r>
+              <w:rPr>
+                <w:rFonts w:hint="eastAsia" w:ascii="Times New Roman" w:hAnsi="Times New Roman" w:eastAsia="FangSong" w:cs="Times New Roman"/>
+              </w:rPr>
+              <w:t>官能团和可能的异构体数目</w:t>
+            </w:r>
+          </w:p>
+        </w:tc>
+      </w:tr>
+      <w:tr>
+        <w:tc>
+          <w:tcPr/>
+          <w:p>
+            <w:pPr>
+              <w:pStyle w:val="Compact"/>
+              <w:jc w:val="center"/>
+            </w:pPr>
+            <w:r>
+              <w:rPr>
+                <w:rFonts w:ascii="Times New Roman" w:hAnsi="Times New Roman" w:eastAsia="Times New Roman" w:cs="Times New Roman"/>
+              </w:rPr>
+              <w:t xml:space="preserve">§23 </w:t>
+            </w:r>
+            <w:r>
+              <w:rPr>
+                <w:rFonts w:hint="eastAsia" w:ascii="Times New Roman" w:hAnsi="Times New Roman" w:eastAsia="FangSong" w:cs="Times New Roman"/>
+              </w:rPr>
+              <w:t xml:space="preserve">有机物结构的表达</w:t>
+            </w:r>
+            <w:r>
+              <w:rPr>
+                <w:rFonts w:ascii="Times New Roman" w:hAnsi="Times New Roman" w:eastAsia="Times New Roman" w:cs="Times New Roman"/>
+              </w:rPr>
+              <w:t xml:space="preserve"> · </w:t>
+            </w:r>
+            <w:r>
+              <w:rPr>
+                <w:rFonts w:hint="eastAsia" w:ascii="Times New Roman" w:hAnsi="Times New Roman" w:eastAsia="FangSong" w:cs="Times New Roman"/>
+              </w:rPr>
+              <w:t xml:space="preserve">键线式与结构互译</w:t>
+            </w:r>
+          </w:p>
+        </w:tc>
+        <w:tc>
+          <w:tcPr/>
+          <w:p>
+            <w:pPr>
+              <w:pStyle w:val="Compact"/>
+              <w:jc w:val="center"/>
+            </w:pPr>
+            <w:r>
+              <w:rPr>
+                <w:rFonts w:hint="eastAsia" w:ascii="Times New Roman" w:hAnsi="Times New Roman" w:eastAsia="FangSong" w:cs="Times New Roman"/>
+              </w:rPr>
+              <w:t>能熟练使用键线式表示有机物结构</w:t>
+            </w:r>
+            <w:r>
+              <w:rPr>
+                <w:rFonts w:hint="eastAsia" w:ascii="Times New Roman" w:hAnsi="Times New Roman" w:eastAsia="Times New Roman" w:cs="Times New Roman"/>
+              </w:rPr>
+              <w:t>，</w:t>
+            </w:r>
+            <w:r>
+              <w:rPr>
+                <w:rFonts w:hint="eastAsia" w:ascii="Times New Roman" w:hAnsi="Times New Roman" w:eastAsia="FangSong" w:cs="Times New Roman"/>
+              </w:rPr>
+              <w:t>并完成键线式</w:t>
+            </w:r>
+            <w:r>
+              <w:rPr>
+                <w:rFonts w:ascii="Times New Roman" w:hAnsi="Times New Roman" w:eastAsia="Times New Roman" w:cs="Times New Roman"/>
+              </w:rPr>
+              <w:t xml:space="preserve"> ↔ </w:t>
+            </w:r>
+            <w:r>
+              <w:rPr>
+                <w:rFonts w:hint="eastAsia" w:ascii="Times New Roman" w:hAnsi="Times New Roman" w:eastAsia="FangSong" w:cs="Times New Roman"/>
+              </w:rPr>
+              <w:t xml:space="preserve">结构简式</w:t>
+            </w:r>
+            <w:r>
+              <w:rPr>
+                <w:rFonts w:ascii="Times New Roman" w:hAnsi="Times New Roman" w:eastAsia="Times New Roman" w:cs="Times New Roman"/>
+              </w:rPr>
+              <w:t xml:space="preserve"> ↔ </w:t>
+            </w:r>
+            <w:r>
+              <w:rPr>
+                <w:rFonts w:hint="eastAsia" w:ascii="Times New Roman" w:hAnsi="Times New Roman" w:eastAsia="FangSong" w:cs="Times New Roman"/>
+              </w:rPr>
+              <w:t xml:space="preserve">分子式的互译</w:t>
+            </w:r>
+          </w:p>
+        </w:tc>
+      </w:tr>
+      <w:tr>
+        <w:tc>
+          <w:tcPr/>
+          <w:p>
+            <w:pPr>
+              <w:pStyle w:val="Compact"/>
+              <w:jc w:val="center"/>
+            </w:pPr>
+            <w:r>
+              <w:rPr>
+                <w:rFonts w:ascii="Times New Roman" w:hAnsi="Times New Roman" w:eastAsia="Times New Roman" w:cs="Times New Roman"/>
+              </w:rPr>
+              <w:t xml:space="preserve">§26 </w:t>
+            </w:r>
+            <w:r>
+              <w:rPr>
+                <w:rFonts w:hint="eastAsia" w:ascii="Times New Roman" w:hAnsi="Times New Roman" w:eastAsia="FangSong" w:cs="Times New Roman"/>
+              </w:rPr>
+              <w:t xml:space="preserve">有机物的命名</w:t>
+            </w:r>
+            <w:r>
+              <w:rPr>
+                <w:rFonts w:ascii="Times New Roman" w:hAnsi="Times New Roman" w:eastAsia="Times New Roman" w:cs="Times New Roman"/>
+              </w:rPr>
+              <w:t xml:space="preserve"> · IUPAC </w:t>
+            </w:r>
+            <w:r>
+              <w:rPr>
+                <w:rFonts w:hint="eastAsia" w:ascii="Times New Roman" w:hAnsi="Times New Roman" w:eastAsia="FangSong" w:cs="Times New Roman"/>
+              </w:rPr>
+              <w:t xml:space="preserve">系统命名</w:t>
+            </w:r>
+          </w:p>
+        </w:tc>
+        <w:tc>
+          <w:tcPr/>
+          <w:p>
+            <w:pPr>
+              <w:pStyle w:val="Compact"/>
+              <w:jc w:val="center"/>
+            </w:pPr>
+            <w:r>
+              <w:rPr>
+                <w:rFonts w:hint="eastAsia" w:ascii="Times New Roman" w:hAnsi="Times New Roman" w:eastAsia="FangSong" w:cs="Times New Roman"/>
+              </w:rPr>
+              <w:t xml:space="preserve">能用</w:t>
+            </w:r>
+            <w:r>
+              <w:rPr>
+                <w:rFonts w:ascii="Times New Roman" w:hAnsi="Times New Roman" w:eastAsia="Times New Roman" w:cs="Times New Roman"/>
+              </w:rPr>
+              <w:t xml:space="preserve"> IUPAC </w:t>
+            </w:r>
+            <w:r>
+              <w:rPr>
+                <w:rFonts w:hint="eastAsia" w:ascii="Times New Roman" w:hAnsi="Times New Roman" w:eastAsia="FangSong" w:cs="Times New Roman"/>
+              </w:rPr>
+              <w:t>系统命名法命名常见有机化合物</w:t>
+            </w:r>
+            <w:r>
+              <w:rPr>
+                <w:rFonts w:hint="eastAsia" w:ascii="Times New Roman" w:hAnsi="Times New Roman" w:eastAsia="Times New Roman" w:cs="Times New Roman"/>
+              </w:rPr>
+              <w:t>（</w:t>
+            </w:r>
+            <w:r>
+              <w:rPr>
+                <w:rFonts w:hint="eastAsia" w:ascii="Times New Roman" w:hAnsi="Times New Roman" w:eastAsia="FangSong" w:cs="Times New Roman"/>
+              </w:rPr>
+              <w:t>含立体化学标记</w:t>
+            </w:r>
+            <w:r>
+              <w:rPr>
+                <w:rFonts w:hint="eastAsia" w:ascii="Times New Roman" w:hAnsi="Times New Roman" w:eastAsia="Times New Roman" w:cs="Times New Roman"/>
+              </w:rPr>
+              <w:t>）</w:t>
+            </w:r>
+          </w:p>
+        </w:tc>
+      </w:tr>
+      <w:tr>
+        <w:tc>
+          <w:tcPr/>
+          <w:p>
+            <w:pPr>
+              <w:pStyle w:val="Compact"/>
+              <w:jc w:val="center"/>
+            </w:pPr>
+            <w:r>
+              <w:rPr>
+                <w:rFonts w:ascii="Times New Roman" w:hAnsi="Times New Roman" w:eastAsia="Times New Roman" w:cs="Times New Roman"/>
+              </w:rPr>
+              <w:t xml:space="preserve">§27 </w:t>
+            </w:r>
+            <w:r>
+              <w:rPr>
+                <w:rFonts w:hint="eastAsia" w:ascii="Times New Roman" w:hAnsi="Times New Roman" w:eastAsia="FangSong" w:cs="Times New Roman"/>
+              </w:rPr>
+              <w:t xml:space="preserve">有机物的手性</w:t>
+            </w:r>
+            <w:r>
+              <w:rPr>
+                <w:rFonts w:ascii="Times New Roman" w:hAnsi="Times New Roman" w:eastAsia="Times New Roman" w:cs="Times New Roman"/>
+              </w:rPr>
+              <w:t xml:space="preserve"> · </w:t>
+            </w:r>
+            <w:r>
+              <w:rPr>
+                <w:rFonts w:hint="eastAsia" w:ascii="Times New Roman" w:hAnsi="Times New Roman" w:eastAsia="FangSong" w:cs="Times New Roman"/>
+              </w:rPr>
+              <w:t xml:space="preserve">手性碳与</w:t>
+            </w:r>
+            <w:r>
+              <w:rPr>
+                <w:rFonts w:ascii="Times New Roman" w:hAnsi="Times New Roman" w:eastAsia="Times New Roman" w:cs="Times New Roman"/>
+              </w:rPr>
+              <w:t xml:space="preserve"> R/S </w:t>
+            </w:r>
+            <w:r>
+              <w:rPr>
+                <w:rFonts w:hint="eastAsia" w:ascii="Times New Roman" w:hAnsi="Times New Roman" w:eastAsia="FangSong" w:cs="Times New Roman"/>
+              </w:rPr>
+              <w:t xml:space="preserve">标记</w:t>
+            </w:r>
+          </w:p>
+        </w:tc>
+        <w:tc>
+          <w:tcPr/>
+          <w:p>
+            <w:pPr>
+              <w:pStyle w:val="Compact"/>
+              <w:jc w:val="center"/>
+            </w:pPr>
+            <w:r>
+              <w:rPr>
+                <w:rFonts w:hint="eastAsia" w:ascii="Times New Roman" w:hAnsi="Times New Roman" w:eastAsia="FangSong" w:cs="Times New Roman"/>
+              </w:rPr>
+              <w:t>能判断含手性碳原子的分子是否具有手性</w:t>
+            </w:r>
+            <w:r>
+              <w:rPr>
+                <w:rFonts w:hint="eastAsia" w:ascii="Times New Roman" w:hAnsi="Times New Roman" w:eastAsia="Times New Roman" w:cs="Times New Roman"/>
+              </w:rPr>
+              <w:t>，</w:t>
+            </w:r>
+            <w:r>
+              <w:rPr>
+                <w:rFonts w:hint="eastAsia" w:ascii="Times New Roman" w:hAnsi="Times New Roman" w:eastAsia="FangSong" w:cs="Times New Roman"/>
+              </w:rPr>
+              <w:t>会用</w:t>
+            </w:r>
+            <w:r>
+              <w:rPr>
+                <w:rFonts w:ascii="Times New Roman" w:hAnsi="Times New Roman" w:eastAsia="Times New Roman" w:cs="Times New Roman"/>
+              </w:rPr>
+              <w:t xml:space="preserve"> R/S </w:t>
+            </w:r>
+            <w:r>
+              <w:rPr>
+                <w:rFonts w:hint="eastAsia" w:ascii="Times New Roman" w:hAnsi="Times New Roman" w:eastAsia="FangSong" w:cs="Times New Roman"/>
+              </w:rPr>
+              <w:t xml:space="preserve">标记构型</w:t>
+            </w:r>
+          </w:p>
+        </w:tc>
+      </w:tr>
+      <w:tr>
+        <w:tc>
+          <w:tcPr/>
+          <w:p>
+            <w:pPr>
+              <w:pStyle w:val="Compact"/>
+              <w:jc w:val="center"/>
+            </w:pPr>
+            <w:r>
+              <w:rPr>
+                <w:rFonts w:ascii="Times New Roman" w:hAnsi="Times New Roman" w:eastAsia="Times New Roman" w:cs="Times New Roman"/>
+              </w:rPr>
+              <w:t xml:space="preserve">§28 </w:t>
+            </w:r>
+            <w:r>
+              <w:rPr>
+                <w:rFonts w:hint="eastAsia" w:ascii="Times New Roman" w:hAnsi="Times New Roman" w:eastAsia="FangSong" w:cs="Times New Roman"/>
+              </w:rPr>
+              <w:t xml:space="preserve">有机物结构的稳定性</w:t>
+            </w:r>
+            <w:r>
+              <w:rPr>
+                <w:rFonts w:ascii="Times New Roman" w:hAnsi="Times New Roman" w:eastAsia="Times New Roman" w:cs="Times New Roman"/>
+              </w:rPr>
+              <w:t xml:space="preserve"> · </w:t>
+            </w:r>
+            <w:r>
+              <w:rPr>
+                <w:rFonts w:hint="eastAsia" w:ascii="Times New Roman" w:hAnsi="Times New Roman" w:eastAsia="FangSong" w:cs="Times New Roman"/>
+              </w:rPr>
+              <w:t xml:space="preserve">电子效应与定性规律</w:t>
+            </w:r>
+          </w:p>
+        </w:tc>
+        <w:tc>
+          <w:tcPr/>
+          <w:p>
+            <w:pPr>
+              <w:pStyle w:val="Compact"/>
+              <w:jc w:val="center"/>
+            </w:pPr>
+            <w:r>
+              <w:rPr>
+                <w:rFonts w:hint="eastAsia" w:ascii="Times New Roman" w:hAnsi="Times New Roman" w:eastAsia="FangSong" w:cs="Times New Roman"/>
+              </w:rPr>
+              <w:t>能用诱导效应</w:t>
+            </w:r>
+            <w:r>
+              <w:rPr>
+                <w:rFonts w:hint="eastAsia" w:ascii="Times New Roman" w:hAnsi="Times New Roman" w:eastAsia="Times New Roman" w:cs="Times New Roman"/>
+              </w:rPr>
+              <w:t>、</w:t>
+            </w:r>
+            <w:r>
+              <w:rPr>
+                <w:rFonts w:hint="eastAsia" w:ascii="Times New Roman" w:hAnsi="Times New Roman" w:eastAsia="FangSong" w:cs="Times New Roman"/>
+              </w:rPr>
+              <w:t>共轭效应</w:t>
+            </w:r>
+            <w:r>
+              <w:rPr>
+                <w:rFonts w:hint="eastAsia" w:ascii="Times New Roman" w:hAnsi="Times New Roman" w:eastAsia="Times New Roman" w:cs="Times New Roman"/>
+              </w:rPr>
+              <w:t>、</w:t>
+            </w:r>
+            <w:r>
+              <w:rPr>
+                <w:rFonts w:hint="eastAsia" w:ascii="Times New Roman" w:hAnsi="Times New Roman" w:eastAsia="FangSong" w:cs="Times New Roman"/>
+              </w:rPr>
+              <w:t>超共轭效应解释酸碱性</w:t>
+            </w:r>
+            <w:r>
+              <w:rPr>
+                <w:rFonts w:hint="eastAsia" w:ascii="Times New Roman" w:hAnsi="Times New Roman" w:eastAsia="Times New Roman" w:cs="Times New Roman"/>
+              </w:rPr>
+              <w:t>、</w:t>
+            </w:r>
+            <w:r>
+              <w:rPr>
+                <w:rFonts w:hint="eastAsia" w:ascii="Times New Roman" w:hAnsi="Times New Roman" w:eastAsia="FangSong" w:cs="Times New Roman"/>
+              </w:rPr>
+              <w:t>稳定性和反应活性的定性规律</w:t>
+            </w:r>
+          </w:p>
+        </w:tc>
+      </w:tr>
+    </w:tbl>
     <w:p>
       <w:pPr>
         <w:spacing w:before="160" w:after="80"/>
@@ -1547,52 +1849,148 @@
         <w:pStyle w:val="Compact"/>
         <w:numPr>
           <w:ilvl w:val="0"/>
+          <w:numId w:val="1001"/>
+        </w:numPr>
+      </w:pPr>
+      <w:r>
+        <w:rPr>
+          <w:rFonts w:hint="eastAsia" w:ascii="Times New Roman" w:hAnsi="Times New Roman" w:eastAsia="FangSong" w:cs="Times New Roman"/>
+          <w:b/>
+          <w:bCs/>
+        </w:rPr>
+        <w:t>链状化合物</w:t>
+      </w:r>
+      <w:r>
+        <w:rPr>
+          <w:rFonts w:hint="eastAsia" w:ascii="Times New Roman" w:hAnsi="Times New Roman" w:eastAsia="Times New Roman" w:cs="Times New Roman"/>
+          <w:b/>
+          <w:bCs/>
+        </w:rPr>
+        <w:t>（</w:t>
+      </w:r>
+      <w:r>
+        <w:rPr>
+          <w:rFonts w:hint="eastAsia" w:ascii="Times New Roman" w:hAnsi="Times New Roman" w:eastAsia="FangSong" w:cs="Times New Roman"/>
+          <w:b/>
+          <w:bCs/>
+        </w:rPr>
+        <w:t>脂肪族</w:t>
+      </w:r>
+      <w:r>
+        <w:rPr>
+          <w:rFonts w:hint="eastAsia" w:ascii="Times New Roman" w:hAnsi="Times New Roman" w:eastAsia="Times New Roman" w:cs="Times New Roman"/>
+          <w:b/>
+          <w:bCs/>
+        </w:rPr>
+        <w:t>）</w:t>
+      </w:r>
+      <w:r>
+        <w:rPr>
+          <w:rFonts w:ascii="Times New Roman" w:hAnsi="Times New Roman" w:eastAsia="Times New Roman" w:cs="Times New Roman"/>
+        </w:rPr>
+        <w:t xml:space="preserve">—— </w:t>
+      </w:r>
+      <w:r>
+        <w:rPr>
+          <w:rFonts w:hint="eastAsia" w:ascii="Times New Roman" w:hAnsi="Times New Roman" w:eastAsia="FangSong" w:cs="Times New Roman"/>
+        </w:rPr>
+        <w:t xml:space="preserve">碳原子连接成链</w:t>
+      </w:r>
+    </w:p>
+    <w:p>
+      <w:pPr>
+        <w:pStyle w:val="Compact"/>
+        <w:numPr>
+          <w:ilvl w:val="1"/>
           <w:numId w:val="1002"/>
         </w:numPr>
       </w:pPr>
       <w:r>
         <w:rPr>
           <w:rFonts w:hint="eastAsia" w:ascii="Times New Roman" w:hAnsi="Times New Roman" w:eastAsia="FangSong" w:cs="Times New Roman"/>
-          <w:b/>
-          <w:bCs/>
-        </w:rPr>
-        <w:t>链状化合物</w:t>
-      </w:r>
-      <w:r>
-        <w:rPr>
-          <w:rFonts w:hint="eastAsia" w:ascii="Times New Roman" w:hAnsi="Times New Roman" w:eastAsia="Times New Roman" w:cs="Times New Roman"/>
-          <w:b/>
-          <w:bCs/>
-        </w:rPr>
-        <w:t>（</w:t>
-      </w:r>
-      <w:r>
-        <w:rPr>
-          <w:rFonts w:hint="eastAsia" w:ascii="Times New Roman" w:hAnsi="Times New Roman" w:eastAsia="FangSong" w:cs="Times New Roman"/>
-          <w:b/>
-          <w:bCs/>
-        </w:rPr>
-        <w:t>脂肪族</w:t>
-      </w:r>
-      <w:r>
-        <w:rPr>
-          <w:rFonts w:hint="eastAsia" w:ascii="Times New Roman" w:hAnsi="Times New Roman" w:eastAsia="Times New Roman" w:cs="Times New Roman"/>
-          <w:b/>
-          <w:bCs/>
-        </w:rPr>
-        <w:t>）</w:t>
-      </w:r>
-      <w:r>
-        <w:rPr>
-          <w:rFonts w:ascii="Times New Roman" w:hAnsi="Times New Roman" w:eastAsia="Times New Roman" w:cs="Times New Roman"/>
-        </w:rPr>
-        <w:t xml:space="preserve">—— </w:t>
-      </w:r>
-      <w:r>
-        <w:rPr>
-          <w:rFonts w:hint="eastAsia" w:ascii="Times New Roman" w:hAnsi="Times New Roman" w:eastAsia="FangSong" w:cs="Times New Roman"/>
-        </w:rPr>
-        <w:t xml:space="preserve">碳原子连接成链</w:t>
+        </w:rPr>
+        <w:t>例</w:t>
+      </w:r>
+      <w:r>
+        <w:rPr>
+          <w:rFonts w:hint="eastAsia" w:ascii="Times New Roman" w:hAnsi="Times New Roman" w:eastAsia="Times New Roman" w:cs="Times New Roman"/>
+        </w:rPr>
+        <w:t>：</w:t>
+      </w:r>
+      <w:r>
+        <w:rPr>
+          <w:rFonts w:hint="eastAsia" w:ascii="Times New Roman" w:hAnsi="Times New Roman" w:eastAsia="FangSong" w:cs="Times New Roman"/>
+        </w:rPr>
+        <w:t>正丁烷</w:t>
+      </w:r>
+      <w:r>
+        <w:rPr>
+          <w:rFonts w:ascii="Times New Roman" w:hAnsi="Times New Roman" w:eastAsia="Times New Roman" w:cs="Times New Roman"/>
+        </w:rPr>
+        <w:t xml:space="preserve"> CH</w:t>
+      </w:r>
+      <w:r>
+        <w:rPr>
+          <w:rFonts w:ascii="Times New Roman" w:hAnsi="Times New Roman" w:eastAsia="Times New Roman" w:cs="Times New Roman"/>
+          <w:vertAlign w:val="subscript"/>
+        </w:rPr>
+        <w:t>3</w:t>
+      </w:r>
+      <w:r>
+        <w:rPr>
+          <w:rFonts w:ascii="Times New Roman" w:hAnsi="Times New Roman" w:eastAsia="Times New Roman" w:cs="Times New Roman"/>
+        </w:rPr>
+        <w:t>CH</w:t>
+      </w:r>
+      <w:r>
+        <w:rPr>
+          <w:rFonts w:ascii="Times New Roman" w:hAnsi="Times New Roman" w:eastAsia="Times New Roman" w:cs="Times New Roman"/>
+          <w:vertAlign w:val="subscript"/>
+        </w:rPr>
+        <w:t>2</w:t>
+      </w:r>
+      <w:r>
+        <w:rPr>
+          <w:rFonts w:ascii="Times New Roman" w:hAnsi="Times New Roman" w:eastAsia="Times New Roman" w:cs="Times New Roman"/>
+        </w:rPr>
+        <w:t>CH</w:t>
+      </w:r>
+      <w:r>
+        <w:rPr>
+          <w:rFonts w:ascii="Times New Roman" w:hAnsi="Times New Roman" w:eastAsia="Times New Roman" w:cs="Times New Roman"/>
+          <w:vertAlign w:val="subscript"/>
+        </w:rPr>
+        <w:t>2</w:t>
+      </w:r>
+      <w:r>
+        <w:rPr>
+          <w:rFonts w:ascii="Times New Roman" w:hAnsi="Times New Roman" w:eastAsia="Times New Roman" w:cs="Times New Roman"/>
+        </w:rPr>
+        <w:t>CH</w:t>
+      </w:r>
+      <w:r>
+        <w:rPr>
+          <w:rFonts w:ascii="Times New Roman" w:hAnsi="Times New Roman" w:eastAsia="Times New Roman" w:cs="Times New Roman"/>
+          <w:vertAlign w:val="subscript"/>
+        </w:rPr>
+        <w:t>3</w:t>
+      </w:r>
+    </w:p>
+    <w:p>
+      <w:pPr>
+        <w:pStyle w:val="Compact"/>
+        <w:numPr>
+          <w:ilvl w:val="0"/>
+          <w:numId w:val="1001"/>
+        </w:numPr>
+      </w:pPr>
+      <w:r>
+        <w:rPr>
+          <w:rFonts w:hint="eastAsia" w:ascii="Times New Roman" w:hAnsi="Times New Roman" w:eastAsia="FangSong" w:cs="Times New Roman"/>
+          <w:b/>
+          <w:bCs/>
+        </w:rPr>
+        <w:t xml:space="preserve">碳环化合物</w:t>
       </w:r>
     </w:p>
     <w:p>
@@ -1606,89 +2004,85 @@
       <w:r>
         <w:rPr>
           <w:rFonts w:hint="eastAsia" w:ascii="Times New Roman" w:hAnsi="Times New Roman" w:eastAsia="FangSong" w:cs="Times New Roman"/>
-        </w:rPr>
-        <w:t>例</w:t>
-      </w:r>
-      <w:r>
-        <w:rPr>
-          <w:rFonts w:hint="eastAsia" w:ascii="Times New Roman" w:hAnsi="Times New Roman" w:eastAsia="Times New Roman" w:cs="Times New Roman"/>
-        </w:rPr>
-        <w:t>：</w:t>
-      </w:r>
-      <w:r>
-        <w:rPr>
-          <w:rFonts w:hint="eastAsia" w:ascii="Times New Roman" w:hAnsi="Times New Roman" w:eastAsia="FangSong" w:cs="Times New Roman"/>
-        </w:rPr>
-        <w:t>正丁烷</w:t>
-      </w:r>
-      <w:r>
-        <w:rPr>
-          <w:rFonts w:ascii="Times New Roman" w:hAnsi="Times New Roman" w:eastAsia="Times New Roman" w:cs="Times New Roman"/>
-        </w:rPr>
-        <w:t xml:space="preserve"> CH</w:t>
-      </w:r>
-      <w:r>
-        <w:rPr>
-          <w:rFonts w:ascii="Times New Roman" w:hAnsi="Times New Roman" w:eastAsia="Times New Roman" w:cs="Times New Roman"/>
-          <w:vertAlign w:val="subscript"/>
-        </w:rPr>
-        <w:t>3</w:t>
-      </w:r>
-      <w:r>
-        <w:rPr>
-          <w:rFonts w:ascii="Times New Roman" w:hAnsi="Times New Roman" w:eastAsia="Times New Roman" w:cs="Times New Roman"/>
-        </w:rPr>
-        <w:t>CH</w:t>
-      </w:r>
-      <w:r>
-        <w:rPr>
-          <w:rFonts w:ascii="Times New Roman" w:hAnsi="Times New Roman" w:eastAsia="Times New Roman" w:cs="Times New Roman"/>
-          <w:vertAlign w:val="subscript"/>
-        </w:rPr>
-        <w:t>2</w:t>
-      </w:r>
-      <w:r>
-        <w:rPr>
-          <w:rFonts w:ascii="Times New Roman" w:hAnsi="Times New Roman" w:eastAsia="Times New Roman" w:cs="Times New Roman"/>
-        </w:rPr>
-        <w:t>CH</w:t>
-      </w:r>
-      <w:r>
-        <w:rPr>
-          <w:rFonts w:ascii="Times New Roman" w:hAnsi="Times New Roman" w:eastAsia="Times New Roman" w:cs="Times New Roman"/>
-          <w:vertAlign w:val="subscript"/>
-        </w:rPr>
-        <w:t>2</w:t>
-      </w:r>
-      <w:r>
-        <w:rPr>
-          <w:rFonts w:ascii="Times New Roman" w:hAnsi="Times New Roman" w:eastAsia="Times New Roman" w:cs="Times New Roman"/>
-        </w:rPr>
-        <w:t>CH</w:t>
-      </w:r>
-      <w:r>
-        <w:rPr>
-          <w:rFonts w:ascii="Times New Roman" w:hAnsi="Times New Roman" w:eastAsia="Times New Roman" w:cs="Times New Roman"/>
-          <w:vertAlign w:val="subscript"/>
-        </w:rPr>
-        <w:t>3</w:t>
+          <w:b/>
+          <w:bCs/>
+        </w:rPr>
+        <w:t xml:space="preserve">脂环化合物</w:t>
+      </w:r>
+      <w:r>
+        <w:rPr>
+          <w:rFonts w:ascii="Times New Roman" w:hAnsi="Times New Roman" w:eastAsia="Times New Roman" w:cs="Times New Roman"/>
+        </w:rPr>
+        <w:t xml:space="preserve"> </w:t>
+      </w:r>
+      <w:r>
+        <w:rPr>
+          <w:rFonts w:ascii="Times New Roman" w:hAnsi="Times New Roman" w:eastAsia="Times New Roman" w:cs="Times New Roman"/>
+        </w:rPr>
+        <w:t xml:space="preserve">—— </w:t>
+      </w:r>
+      <w:r>
+        <w:rPr>
+          <w:rFonts w:hint="eastAsia" w:ascii="Times New Roman" w:hAnsi="Times New Roman" w:eastAsia="FangSong" w:cs="Times New Roman"/>
+        </w:rPr>
+        <w:t>碳原子连接成环</w:t>
+      </w:r>
+      <w:r>
+        <w:rPr>
+          <w:rFonts w:hint="eastAsia" w:ascii="Times New Roman" w:hAnsi="Times New Roman" w:eastAsia="Times New Roman" w:cs="Times New Roman"/>
+        </w:rPr>
+        <w:t>（</w:t>
+      </w:r>
+      <w:r>
+        <w:rPr>
+          <w:rFonts w:hint="eastAsia" w:ascii="Times New Roman" w:hAnsi="Times New Roman" w:eastAsia="FangSong" w:cs="Times New Roman"/>
+        </w:rPr>
+        <w:t>非芳香性</w:t>
+      </w:r>
+      <w:r>
+        <w:rPr>
+          <w:rFonts w:hint="eastAsia" w:ascii="Times New Roman" w:hAnsi="Times New Roman" w:eastAsia="Times New Roman" w:cs="Times New Roman"/>
+        </w:rPr>
+        <w:t>）</w:t>
       </w:r>
     </w:p>
     <w:p>
       <w:pPr>
         <w:pStyle w:val="Compact"/>
         <w:numPr>
-          <w:ilvl w:val="0"/>
-          <w:numId w:val="1002"/>
+          <w:ilvl w:val="2"/>
+          <w:numId w:val="1004"/>
         </w:numPr>
       </w:pPr>
       <w:r>
         <w:rPr>
           <w:rFonts w:hint="eastAsia" w:ascii="Times New Roman" w:hAnsi="Times New Roman" w:eastAsia="FangSong" w:cs="Times New Roman"/>
-          <w:b/>
-          <w:bCs/>
-        </w:rPr>
-        <w:t xml:space="preserve">碳环化合物</w:t>
+        </w:rPr>
+        <w:t>例</w:t>
+      </w:r>
+      <w:r>
+        <w:rPr>
+          <w:rFonts w:hint="eastAsia" w:ascii="Times New Roman" w:hAnsi="Times New Roman" w:eastAsia="Times New Roman" w:cs="Times New Roman"/>
+        </w:rPr>
+        <w:t>：</w:t>
+      </w:r>
+      <w:r>
+        <w:rPr>
+          <w:rFonts w:hint="eastAsia" w:ascii="Times New Roman" w:hAnsi="Times New Roman" w:eastAsia="FangSong" w:cs="Times New Roman"/>
+        </w:rPr>
+        <w:t>环己烷</w:t>
+      </w:r>
+      <w:r>
+        <w:rPr>
+          <w:rFonts w:hint="eastAsia" w:ascii="Times New Roman" w:hAnsi="Times New Roman" w:eastAsia="Times New Roman" w:cs="Times New Roman"/>
+        </w:rPr>
+        <w:t>、</w:t>
+      </w:r>
+      <w:r>
+        <w:rPr>
+          <w:rFonts w:hint="eastAsia" w:ascii="Times New Roman" w:hAnsi="Times New Roman" w:eastAsia="FangSong" w:cs="Times New Roman"/>
+        </w:rPr>
+        <w:t>环戊二烯</w:t>
       </w:r>
     </w:p>
     <w:p>
@@ -1696,7 +2090,7 @@
         <w:pStyle w:val="Compact"/>
         <w:numPr>
           <w:ilvl w:val="1"/>
-          <w:numId w:val="1004"/>
+          <w:numId w:val="1003"/>
         </w:numPr>
       </w:pPr>
       <w:r>
@@ -1705,7 +2099,7 @@
           <w:b/>
           <w:bCs/>
         </w:rPr>
-        <w:t xml:space="preserve">脂环化合物</w:t>
+        <w:t xml:space="preserve">芳香族化合物</w:t>
       </w:r>
       <w:r>
         <w:rPr>
@@ -1723,25 +2117,7 @@
         <w:rPr>
           <w:rFonts w:hint="eastAsia" w:ascii="Times New Roman" w:hAnsi="Times New Roman" w:eastAsia="FangSong" w:cs="Times New Roman"/>
         </w:rPr>
-        <w:t>碳原子连接成环</w:t>
-      </w:r>
-      <w:r>
-        <w:rPr>
-          <w:rFonts w:hint="eastAsia" w:ascii="Times New Roman" w:hAnsi="Times New Roman" w:eastAsia="Times New Roman" w:cs="Times New Roman"/>
-        </w:rPr>
-        <w:t>（</w:t>
-      </w:r>
-      <w:r>
-        <w:rPr>
-          <w:rFonts w:hint="eastAsia" w:ascii="Times New Roman" w:hAnsi="Times New Roman" w:eastAsia="FangSong" w:cs="Times New Roman"/>
-        </w:rPr>
-        <w:t>非芳香性</w:t>
-      </w:r>
-      <w:r>
-        <w:rPr>
-          <w:rFonts w:hint="eastAsia" w:ascii="Times New Roman" w:hAnsi="Times New Roman" w:eastAsia="Times New Roman" w:cs="Times New Roman"/>
-        </w:rPr>
-        <w:t>）</w:t>
+        <w:t xml:space="preserve">含苯环或芳香性环</w:t>
       </w:r>
     </w:p>
     <w:p>
@@ -1768,7 +2144,7 @@
         <w:rPr>
           <w:rFonts w:hint="eastAsia" w:ascii="Times New Roman" w:hAnsi="Times New Roman" w:eastAsia="FangSong" w:cs="Times New Roman"/>
         </w:rPr>
-        <w:t>环己烷</w:t>
+        <w:t>苯</w:t>
       </w:r>
       <w:r>
         <w:rPr>
@@ -1780,7 +2156,66 @@
         <w:rPr>
           <w:rFonts w:hint="eastAsia" w:ascii="Times New Roman" w:hAnsi="Times New Roman" w:eastAsia="FangSong" w:cs="Times New Roman"/>
         </w:rPr>
-        <w:t>环戊二烯</w:t>
+        <w:t>萘</w:t>
+      </w:r>
+      <w:r>
+        <w:rPr>
+          <w:rFonts w:hint="eastAsia" w:ascii="Times New Roman" w:hAnsi="Times New Roman" w:eastAsia="Times New Roman" w:cs="Times New Roman"/>
+        </w:rPr>
+        <w:t>、</w:t>
+      </w:r>
+      <w:r>
+        <w:rPr>
+          <w:rFonts w:hint="eastAsia" w:ascii="Times New Roman" w:hAnsi="Times New Roman" w:eastAsia="FangSong" w:cs="Times New Roman"/>
+        </w:rPr>
+        <w:t>吡啶</w:t>
+      </w:r>
+    </w:p>
+    <w:p>
+      <w:pPr>
+        <w:pStyle w:val="Compact"/>
+        <w:numPr>
+          <w:ilvl w:val="0"/>
+          <w:numId w:val="1001"/>
+        </w:numPr>
+      </w:pPr>
+      <w:r>
+        <w:rPr>
+          <w:rFonts w:hint="eastAsia" w:ascii="Times New Roman" w:hAnsi="Times New Roman" w:eastAsia="FangSong" w:cs="Times New Roman"/>
+          <w:b/>
+          <w:bCs/>
+        </w:rPr>
+        <w:t xml:space="preserve">杂环化合物</w:t>
+      </w:r>
+      <w:r>
+        <w:rPr>
+          <w:rFonts w:ascii="Times New Roman" w:hAnsi="Times New Roman" w:eastAsia="Times New Roman" w:cs="Times New Roman"/>
+        </w:rPr>
+        <w:t xml:space="preserve"> </w:t>
+      </w:r>
+      <w:r>
+        <w:rPr>
+          <w:rFonts w:ascii="Times New Roman" w:hAnsi="Times New Roman" w:eastAsia="Times New Roman" w:cs="Times New Roman"/>
+        </w:rPr>
+        <w:t xml:space="preserve">—— </w:t>
+      </w:r>
+      <w:r>
+        <w:rPr>
+          <w:rFonts w:hint="eastAsia" w:ascii="Times New Roman" w:hAnsi="Times New Roman" w:eastAsia="FangSong" w:cs="Times New Roman"/>
+        </w:rPr>
+        <w:t xml:space="preserve">环中含有</w:t>
+      </w:r>
+      <w:r>
+        <w:rPr>
+          <w:rFonts w:ascii="Times New Roman" w:hAnsi="Times New Roman" w:eastAsia="Times New Roman" w:cs="Times New Roman"/>
+        </w:rPr>
+        <w:t xml:space="preserve"> O/N/S </w:t>
+      </w:r>
+      <w:r>
+        <w:rPr>
+          <w:rFonts w:hint="eastAsia" w:ascii="Times New Roman" w:hAnsi="Times New Roman" w:eastAsia="FangSong" w:cs="Times New Roman"/>
+        </w:rPr>
+        <w:t xml:space="preserve">等杂原子</w:t>
       </w:r>
     </w:p>
     <w:p>
@@ -1788,47 +2223,32 @@
         <w:pStyle w:val="Compact"/>
         <w:numPr>
           <w:ilvl w:val="1"/>
-          <w:numId w:val="1004"/>
-        </w:numPr>
-      </w:pPr>
-      <w:r>
-        <w:rPr>
-          <w:rFonts w:hint="eastAsia" w:ascii="Times New Roman" w:hAnsi="Times New Roman" w:eastAsia="FangSong" w:cs="Times New Roman"/>
-          <w:b/>
-          <w:bCs/>
-        </w:rPr>
-        <w:t xml:space="preserve">芳香族化合物</w:t>
-      </w:r>
-      <w:r>
-        <w:rPr>
-          <w:rFonts w:ascii="Times New Roman" w:hAnsi="Times New Roman" w:eastAsia="Times New Roman" w:cs="Times New Roman"/>
-        </w:rPr>
-        <w:t xml:space="preserve"> </w:t>
-      </w:r>
-      <w:r>
-        <w:rPr>
-          <w:rFonts w:ascii="Times New Roman" w:hAnsi="Times New Roman" w:eastAsia="Times New Roman" w:cs="Times New Roman"/>
-        </w:rPr>
-        <w:t xml:space="preserve">—— </w:t>
-      </w:r>
-      <w:r>
-        <w:rPr>
-          <w:rFonts w:hint="eastAsia" w:ascii="Times New Roman" w:hAnsi="Times New Roman" w:eastAsia="FangSong" w:cs="Times New Roman"/>
-        </w:rPr>
-        <w:t xml:space="preserve">含苯环或芳香性环</w:t>
-      </w:r>
-    </w:p>
-    <w:p>
-      <w:pPr>
-        <w:pStyle w:val="Compact"/>
-        <w:numPr>
-          <w:ilvl w:val="2"/>
           <w:numId w:val="1006"/>
         </w:numPr>
       </w:pPr>
       <w:r>
         <w:rPr>
           <w:rFonts w:hint="eastAsia" w:ascii="Times New Roman" w:hAnsi="Times New Roman" w:eastAsia="FangSong" w:cs="Times New Roman"/>
+          <w:b/>
+          <w:bCs/>
+        </w:rPr>
+        <w:t xml:space="preserve">脂杂环化合物</w:t>
+      </w:r>
+      <w:r>
+        <w:rPr>
+          <w:rFonts w:ascii="Times New Roman" w:hAnsi="Times New Roman" w:eastAsia="Times New Roman" w:cs="Times New Roman"/>
+        </w:rPr>
+        <w:t xml:space="preserve"> </w:t>
+      </w:r>
+      <w:r>
+        <w:rPr>
+          <w:rFonts w:ascii="Times New Roman" w:hAnsi="Times New Roman" w:eastAsia="Times New Roman" w:cs="Times New Roman"/>
+        </w:rPr>
+        <w:t xml:space="preserve">—— </w:t>
+      </w:r>
+      <w:r>
+        <w:rPr>
+          <w:rFonts w:hint="eastAsia" w:ascii="Times New Roman" w:hAnsi="Times New Roman" w:eastAsia="FangSong" w:cs="Times New Roman"/>
         </w:rPr>
         <w:t>例</w:t>
       </w:r>
@@ -1842,78 +2262,13 @@
         <w:rPr>
           <w:rFonts w:hint="eastAsia" w:ascii="Times New Roman" w:hAnsi="Times New Roman" w:eastAsia="FangSong" w:cs="Times New Roman"/>
         </w:rPr>
-        <w:t>苯</w:t>
-      </w:r>
-      <w:r>
-        <w:rPr>
-          <w:rFonts w:hint="eastAsia" w:ascii="Times New Roman" w:hAnsi="Times New Roman" w:eastAsia="Times New Roman" w:cs="Times New Roman"/>
-        </w:rPr>
-        <w:t>、</w:t>
-      </w:r>
-      <w:r>
-        <w:rPr>
-          <w:rFonts w:hint="eastAsia" w:ascii="Times New Roman" w:hAnsi="Times New Roman" w:eastAsia="FangSong" w:cs="Times New Roman"/>
-        </w:rPr>
-        <w:t>萘</w:t>
-      </w:r>
-      <w:r>
-        <w:rPr>
-          <w:rFonts w:hint="eastAsia" w:ascii="Times New Roman" w:hAnsi="Times New Roman" w:eastAsia="Times New Roman" w:cs="Times New Roman"/>
-        </w:rPr>
-        <w:t>、</w:t>
-      </w:r>
-      <w:r>
-        <w:rPr>
-          <w:rFonts w:hint="eastAsia" w:ascii="Times New Roman" w:hAnsi="Times New Roman" w:eastAsia="FangSong" w:cs="Times New Roman"/>
-        </w:rPr>
-        <w:t>吡啶</w:t>
-      </w:r>
-    </w:p>
-    <w:p>
-      <w:pPr>
-        <w:pStyle w:val="Compact"/>
-        <w:numPr>
-          <w:ilvl w:val="0"/>
-          <w:numId w:val="1002"/>
-        </w:numPr>
-      </w:pPr>
-      <w:r>
-        <w:rPr>
-          <w:rFonts w:hint="eastAsia" w:ascii="Times New Roman" w:hAnsi="Times New Roman" w:eastAsia="FangSong" w:cs="Times New Roman"/>
-          <w:b/>
-          <w:bCs/>
-        </w:rPr>
-        <w:t xml:space="preserve">杂环化合物</w:t>
-      </w:r>
-      <w:r>
-        <w:rPr>
-          <w:rFonts w:ascii="Times New Roman" w:hAnsi="Times New Roman" w:eastAsia="Times New Roman" w:cs="Times New Roman"/>
-        </w:rPr>
-        <w:t xml:space="preserve"> </w:t>
-      </w:r>
-      <w:r>
-        <w:rPr>
-          <w:rFonts w:ascii="Times New Roman" w:hAnsi="Times New Roman" w:eastAsia="Times New Roman" w:cs="Times New Roman"/>
-        </w:rPr>
-        <w:t xml:space="preserve">—— </w:t>
-      </w:r>
-      <w:r>
-        <w:rPr>
-          <w:rFonts w:hint="eastAsia" w:ascii="Times New Roman" w:hAnsi="Times New Roman" w:eastAsia="FangSong" w:cs="Times New Roman"/>
-        </w:rPr>
-        <w:t xml:space="preserve">环中含有</w:t>
-      </w:r>
-      <w:r>
-        <w:rPr>
-          <w:rFonts w:ascii="Times New Roman" w:hAnsi="Times New Roman" w:eastAsia="Times New Roman" w:cs="Times New Roman"/>
-        </w:rPr>
-        <w:t xml:space="preserve"> O/N/S </w:t>
-      </w:r>
-      <w:r>
-        <w:rPr>
-          <w:rFonts w:hint="eastAsia" w:ascii="Times New Roman" w:hAnsi="Times New Roman" w:eastAsia="FangSong" w:cs="Times New Roman"/>
-        </w:rPr>
-        <w:t xml:space="preserve">等杂原子</w:t>
+        <w:t>四氢呋喃</w:t>
+      </w:r>
+      <w:r>
+        <w:rPr>
+          <w:rFonts w:hint="eastAsia" w:ascii="Times New Roman" w:hAnsi="Times New Roman" w:eastAsia="Times New Roman" w:cs="Times New Roman"/>
+        </w:rPr>
+        <w:t>(THF)</w:t>
       </w:r>
     </w:p>
     <w:p>
@@ -1921,60 +2276,7 @@
         <w:pStyle w:val="Compact"/>
         <w:numPr>
           <w:ilvl w:val="1"/>
-          <w:numId w:val="1007"/>
-        </w:numPr>
-      </w:pPr>
-      <w:r>
-        <w:rPr>
-          <w:rFonts w:hint="eastAsia" w:ascii="Times New Roman" w:hAnsi="Times New Roman" w:eastAsia="FangSong" w:cs="Times New Roman"/>
-          <w:b/>
-          <w:bCs/>
-        </w:rPr>
-        <w:t xml:space="preserve">脂杂环化合物</w:t>
-      </w:r>
-      <w:r>
-        <w:rPr>
-          <w:rFonts w:ascii="Times New Roman" w:hAnsi="Times New Roman" w:eastAsia="Times New Roman" w:cs="Times New Roman"/>
-        </w:rPr>
-        <w:t xml:space="preserve"> </w:t>
-      </w:r>
-      <w:r>
-        <w:rPr>
-          <w:rFonts w:ascii="Times New Roman" w:hAnsi="Times New Roman" w:eastAsia="Times New Roman" w:cs="Times New Roman"/>
-        </w:rPr>
-        <w:t xml:space="preserve">—— </w:t>
-      </w:r>
-      <w:r>
-        <w:rPr>
-          <w:rFonts w:hint="eastAsia" w:ascii="Times New Roman" w:hAnsi="Times New Roman" w:eastAsia="FangSong" w:cs="Times New Roman"/>
-        </w:rPr>
-        <w:t>例</w:t>
-      </w:r>
-      <w:r>
-        <w:rPr>
-          <w:rFonts w:hint="eastAsia" w:ascii="Times New Roman" w:hAnsi="Times New Roman" w:eastAsia="Times New Roman" w:cs="Times New Roman"/>
-        </w:rPr>
-        <w:t>：</w:t>
-      </w:r>
-      <w:r>
-        <w:rPr>
-          <w:rFonts w:hint="eastAsia" w:ascii="Times New Roman" w:hAnsi="Times New Roman" w:eastAsia="FangSong" w:cs="Times New Roman"/>
-        </w:rPr>
-        <w:t>四氢呋喃</w:t>
-      </w:r>
-      <w:r>
-        <w:rPr>
-          <w:rFonts w:hint="eastAsia" w:ascii="Times New Roman" w:hAnsi="Times New Roman" w:eastAsia="Times New Roman" w:cs="Times New Roman"/>
-        </w:rPr>
-        <w:t>(THF)</w:t>
-      </w:r>
-    </w:p>
-    <w:p>
-      <w:pPr>
-        <w:pStyle w:val="Compact"/>
-        <w:numPr>
-          <w:ilvl w:val="1"/>
-          <w:numId w:val="1007"/>
+          <w:numId w:val="1006"/>
         </w:numPr>
       </w:pPr>
       <w:r>
@@ -5930,7 +6232,7 @@
         <w:pStyle w:val="Compact"/>
         <w:numPr>
           <w:ilvl w:val="0"/>
-          <w:numId w:val="1008"/>
+          <w:numId w:val="1007"/>
         </w:numPr>
       </w:pPr>
       <w:r>
@@ -5947,6 +6249,41 @@
         <w:pStyle w:val="Compact"/>
         <w:numPr>
           <w:ilvl w:val="1"/>
+          <w:numId w:val="1008"/>
+        </w:numPr>
+      </w:pPr>
+      <w:r>
+        <w:rPr>
+          <w:rFonts w:hint="eastAsia" w:ascii="Times New Roman" w:hAnsi="Times New Roman" w:eastAsia="FangSong" w:cs="Times New Roman"/>
+          <w:b/>
+          <w:bCs/>
+        </w:rPr>
+        <w:t xml:space="preserve">构型异构</w:t>
+      </w:r>
+      <w:r>
+        <w:rPr>
+          <w:rFonts w:hint="eastAsia" w:ascii="Times New Roman" w:hAnsi="Times New Roman" w:eastAsia="Times New Roman" w:cs="Times New Roman"/>
+        </w:rPr>
+        <w:t>（</w:t>
+      </w:r>
+      <w:r>
+        <w:rPr>
+          <w:rFonts w:hint="eastAsia" w:ascii="Times New Roman" w:hAnsi="Times New Roman" w:eastAsia="FangSong" w:cs="Times New Roman"/>
+        </w:rPr>
+        <w:t>需断键才能转化</w:t>
+      </w:r>
+      <w:r>
+        <w:rPr>
+          <w:rFonts w:hint="eastAsia" w:ascii="Times New Roman" w:hAnsi="Times New Roman" w:eastAsia="Times New Roman" w:cs="Times New Roman"/>
+        </w:rPr>
+        <w:t>）</w:t>
+      </w:r>
+    </w:p>
+    <w:p>
+      <w:pPr>
+        <w:pStyle w:val="Compact"/>
+        <w:numPr>
+          <w:ilvl w:val="2"/>
           <w:numId w:val="1009"/>
         </w:numPr>
       </w:pPr>
@@ -5956,19 +6293,137 @@
           <w:b/>
           <w:bCs/>
         </w:rPr>
-        <w:t xml:space="preserve">构型异构</w:t>
-      </w:r>
-      <w:r>
-        <w:rPr>
-          <w:rFonts w:hint="eastAsia" w:ascii="Times New Roman" w:hAnsi="Times New Roman" w:eastAsia="Times New Roman" w:cs="Times New Roman"/>
+        <w:t>顺反异构</w:t>
+      </w:r>
+      <w:r>
+        <w:rPr>
+          <w:rFonts w:hint="eastAsia" w:ascii="Times New Roman" w:hAnsi="Times New Roman" w:eastAsia="Times New Roman" w:cs="Times New Roman"/>
+          <w:b/>
+          <w:bCs/>
         </w:rPr>
         <w:t>（</w:t>
       </w:r>
       <w:r>
         <w:rPr>
           <w:rFonts w:hint="eastAsia" w:ascii="Times New Roman" w:hAnsi="Times New Roman" w:eastAsia="FangSong" w:cs="Times New Roman"/>
-        </w:rPr>
-        <w:t>需断键才能转化</w:t>
+          <w:b/>
+          <w:bCs/>
+        </w:rPr>
+        <w:t>几何异构</w:t>
+      </w:r>
+      <w:r>
+        <w:rPr>
+          <w:rFonts w:hint="eastAsia" w:ascii="Times New Roman" w:hAnsi="Times New Roman" w:eastAsia="Times New Roman" w:cs="Times New Roman"/>
+          <w:b/>
+          <w:bCs/>
+        </w:rPr>
+        <w:t>）</w:t>
+      </w:r>
+      <w:r>
+        <w:rPr>
+          <w:rFonts w:ascii="Times New Roman" w:hAnsi="Times New Roman" w:eastAsia="Times New Roman" w:cs="Times New Roman"/>
+        </w:rPr>
+        <w:t xml:space="preserve">—— </w:t>
+      </w:r>
+      <w:r>
+        <w:rPr>
+          <w:rFonts w:hint="eastAsia" w:ascii="Times New Roman" w:hAnsi="Times New Roman" w:eastAsia="FangSong" w:cs="Times New Roman"/>
+        </w:rPr>
+        <w:t xml:space="preserve">由双键或环不能自由旋转引起</w:t>
+      </w:r>
+    </w:p>
+    <w:p>
+      <w:pPr>
+        <w:pStyle w:val="Compact"/>
+        <w:numPr>
+          <w:ilvl w:val="2"/>
+          <w:numId w:val="1009"/>
+        </w:numPr>
+      </w:pPr>
+      <w:r>
+        <w:rPr>
+          <w:rFonts w:hint="eastAsia" w:ascii="Times New Roman" w:hAnsi="Times New Roman" w:eastAsia="FangSong" w:cs="Times New Roman"/>
+          <w:b/>
+          <w:bCs/>
+        </w:rPr>
+        <w:t>对映异构</w:t>
+      </w:r>
+      <w:r>
+        <w:rPr>
+          <w:rFonts w:hint="eastAsia" w:ascii="Times New Roman" w:hAnsi="Times New Roman" w:eastAsia="Times New Roman" w:cs="Times New Roman"/>
+          <w:b/>
+          <w:bCs/>
+        </w:rPr>
+        <w:t>（</w:t>
+      </w:r>
+      <w:r>
+        <w:rPr>
+          <w:rFonts w:hint="eastAsia" w:ascii="Times New Roman" w:hAnsi="Times New Roman" w:eastAsia="FangSong" w:cs="Times New Roman"/>
+          <w:b/>
+          <w:bCs/>
+        </w:rPr>
+        <w:t>旋光异构</w:t>
+      </w:r>
+      <w:r>
+        <w:rPr>
+          <w:rFonts w:hint="eastAsia" w:ascii="Times New Roman" w:hAnsi="Times New Roman" w:eastAsia="Times New Roman" w:cs="Times New Roman"/>
+          <w:b/>
+          <w:bCs/>
+        </w:rPr>
+        <w:t>）</w:t>
+      </w:r>
+      <w:r>
+        <w:rPr>
+          <w:rFonts w:ascii="Times New Roman" w:hAnsi="Times New Roman" w:eastAsia="Times New Roman" w:cs="Times New Roman"/>
+        </w:rPr>
+        <w:t xml:space="preserve">—— </w:t>
+      </w:r>
+      <w:r>
+        <w:rPr>
+          <w:rFonts w:hint="eastAsia" w:ascii="Times New Roman" w:hAnsi="Times New Roman" w:eastAsia="FangSong" w:cs="Times New Roman"/>
+        </w:rPr>
+        <w:t xml:space="preserve">由手性引起</w:t>
+      </w:r>
+    </w:p>
+    <w:p>
+      <w:pPr>
+        <w:pStyle w:val="Compact"/>
+        <w:numPr>
+          <w:ilvl w:val="1"/>
+          <w:numId w:val="1008"/>
+        </w:numPr>
+      </w:pPr>
+      <w:r>
+        <w:rPr>
+          <w:rFonts w:hint="eastAsia" w:ascii="Times New Roman" w:hAnsi="Times New Roman" w:eastAsia="FangSong" w:cs="Times New Roman"/>
+          <w:b/>
+          <w:bCs/>
+        </w:rPr>
+        <w:t xml:space="preserve">构象异构</w:t>
+      </w:r>
+      <w:r>
+        <w:rPr>
+          <w:rFonts w:hint="eastAsia" w:ascii="Times New Roman" w:hAnsi="Times New Roman" w:eastAsia="Times New Roman" w:cs="Times New Roman"/>
+        </w:rPr>
+        <w:t>（</w:t>
+      </w:r>
+      <w:r>
+        <w:rPr>
+          <w:rFonts w:hint="eastAsia" w:ascii="Times New Roman" w:hAnsi="Times New Roman" w:eastAsia="FangSong" w:cs="Times New Roman"/>
+        </w:rPr>
+        <w:t>单键旋转即可转化</w:t>
+      </w:r>
+      <w:r>
+        <w:rPr>
+          <w:rFonts w:hint="eastAsia" w:ascii="Times New Roman" w:hAnsi="Times New Roman" w:eastAsia="Times New Roman" w:cs="Times New Roman"/>
+        </w:rPr>
+        <w:t>，</w:t>
+      </w:r>
+      <w:r>
+        <w:rPr>
+          <w:rFonts w:hint="eastAsia" w:ascii="Times New Roman" w:hAnsi="Times New Roman" w:eastAsia="FangSong" w:cs="Times New Roman"/>
+        </w:rPr>
+        <w:t>不需断键</w:t>
       </w:r>
       <w:r>
         <w:rPr>
@@ -5983,159 +6438,6 @@
         <w:numPr>
           <w:ilvl w:val="2"/>
           <w:numId w:val="1010"/>
-        </w:numPr>
-      </w:pPr>
-      <w:r>
-        <w:rPr>
-          <w:rFonts w:hint="eastAsia" w:ascii="Times New Roman" w:hAnsi="Times New Roman" w:eastAsia="FangSong" w:cs="Times New Roman"/>
-          <w:b/>
-          <w:bCs/>
-        </w:rPr>
-        <w:t>顺反异构</w:t>
-      </w:r>
-      <w:r>
-        <w:rPr>
-          <w:rFonts w:hint="eastAsia" w:ascii="Times New Roman" w:hAnsi="Times New Roman" w:eastAsia="Times New Roman" w:cs="Times New Roman"/>
-          <w:b/>
-          <w:bCs/>
-        </w:rPr>
-        <w:t>（</w:t>
-      </w:r>
-      <w:r>
-        <w:rPr>
-          <w:rFonts w:hint="eastAsia" w:ascii="Times New Roman" w:hAnsi="Times New Roman" w:eastAsia="FangSong" w:cs="Times New Roman"/>
-          <w:b/>
-          <w:bCs/>
-        </w:rPr>
-        <w:t>几何异构</w:t>
-      </w:r>
-      <w:r>
-        <w:rPr>
-          <w:rFonts w:hint="eastAsia" w:ascii="Times New Roman" w:hAnsi="Times New Roman" w:eastAsia="Times New Roman" w:cs="Times New Roman"/>
-          <w:b/>
-          <w:bCs/>
-        </w:rPr>
-        <w:t>）</w:t>
-      </w:r>
-      <w:r>
-        <w:rPr>
-          <w:rFonts w:ascii="Times New Roman" w:hAnsi="Times New Roman" w:eastAsia="Times New Roman" w:cs="Times New Roman"/>
-        </w:rPr>
-        <w:t xml:space="preserve">—— </w:t>
-      </w:r>
-      <w:r>
-        <w:rPr>
-          <w:rFonts w:hint="eastAsia" w:ascii="Times New Roman" w:hAnsi="Times New Roman" w:eastAsia="FangSong" w:cs="Times New Roman"/>
-        </w:rPr>
-        <w:t xml:space="preserve">由双键或环不能自由旋转引起</w:t>
-      </w:r>
-    </w:p>
-    <w:p>
-      <w:pPr>
-        <w:pStyle w:val="Compact"/>
-        <w:numPr>
-          <w:ilvl w:val="2"/>
-          <w:numId w:val="1010"/>
-        </w:numPr>
-      </w:pPr>
-      <w:r>
-        <w:rPr>
-          <w:rFonts w:hint="eastAsia" w:ascii="Times New Roman" w:hAnsi="Times New Roman" w:eastAsia="FangSong" w:cs="Times New Roman"/>
-          <w:b/>
-          <w:bCs/>
-        </w:rPr>
-        <w:t>对映异构</w:t>
-      </w:r>
-      <w:r>
-        <w:rPr>
-          <w:rFonts w:hint="eastAsia" w:ascii="Times New Roman" w:hAnsi="Times New Roman" w:eastAsia="Times New Roman" w:cs="Times New Roman"/>
-          <w:b/>
-          <w:bCs/>
-        </w:rPr>
-        <w:t>（</w:t>
-      </w:r>
-      <w:r>
-        <w:rPr>
-          <w:rFonts w:hint="eastAsia" w:ascii="Times New Roman" w:hAnsi="Times New Roman" w:eastAsia="FangSong" w:cs="Times New Roman"/>
-          <w:b/>
-          <w:bCs/>
-        </w:rPr>
-        <w:t>旋光异构</w:t>
-      </w:r>
-      <w:r>
-        <w:rPr>
-          <w:rFonts w:hint="eastAsia" w:ascii="Times New Roman" w:hAnsi="Times New Roman" w:eastAsia="Times New Roman" w:cs="Times New Roman"/>
-          <w:b/>
-          <w:bCs/>
-        </w:rPr>
-        <w:t>）</w:t>
-      </w:r>
-      <w:r>
-        <w:rPr>
-          <w:rFonts w:ascii="Times New Roman" w:hAnsi="Times New Roman" w:eastAsia="Times New Roman" w:cs="Times New Roman"/>
-        </w:rPr>
-        <w:t xml:space="preserve">—— </w:t>
-      </w:r>
-      <w:r>
-        <w:rPr>
-          <w:rFonts w:hint="eastAsia" w:ascii="Times New Roman" w:hAnsi="Times New Roman" w:eastAsia="FangSong" w:cs="Times New Roman"/>
-        </w:rPr>
-        <w:t xml:space="preserve">由手性引起</w:t>
-      </w:r>
-    </w:p>
-    <w:p>
-      <w:pPr>
-        <w:pStyle w:val="Compact"/>
-        <w:numPr>
-          <w:ilvl w:val="1"/>
-          <w:numId w:val="1009"/>
-        </w:numPr>
-      </w:pPr>
-      <w:r>
-        <w:rPr>
-          <w:rFonts w:hint="eastAsia" w:ascii="Times New Roman" w:hAnsi="Times New Roman" w:eastAsia="FangSong" w:cs="Times New Roman"/>
-          <w:b/>
-          <w:bCs/>
-        </w:rPr>
-        <w:t xml:space="preserve">构象异构</w:t>
-      </w:r>
-      <w:r>
-        <w:rPr>
-          <w:rFonts w:hint="eastAsia" w:ascii="Times New Roman" w:hAnsi="Times New Roman" w:eastAsia="Times New Roman" w:cs="Times New Roman"/>
-        </w:rPr>
-        <w:t>（</w:t>
-      </w:r>
-      <w:r>
-        <w:rPr>
-          <w:rFonts w:hint="eastAsia" w:ascii="Times New Roman" w:hAnsi="Times New Roman" w:eastAsia="FangSong" w:cs="Times New Roman"/>
-        </w:rPr>
-        <w:t>单键旋转即可转化</w:t>
-      </w:r>
-      <w:r>
-        <w:rPr>
-          <w:rFonts w:hint="eastAsia" w:ascii="Times New Roman" w:hAnsi="Times New Roman" w:eastAsia="Times New Roman" w:cs="Times New Roman"/>
-        </w:rPr>
-        <w:t>，</w:t>
-      </w:r>
-      <w:r>
-        <w:rPr>
-          <w:rFonts w:hint="eastAsia" w:ascii="Times New Roman" w:hAnsi="Times New Roman" w:eastAsia="FangSong" w:cs="Times New Roman"/>
-        </w:rPr>
-        <w:t>不需断键</w:t>
-      </w:r>
-      <w:r>
-        <w:rPr>
-          <w:rFonts w:hint="eastAsia" w:ascii="Times New Roman" w:hAnsi="Times New Roman" w:eastAsia="Times New Roman" w:cs="Times New Roman"/>
-        </w:rPr>
-        <w:t>）</w:t>
-      </w:r>
-    </w:p>
-    <w:p>
-      <w:pPr>
-        <w:pStyle w:val="Compact"/>
-        <w:numPr>
-          <w:ilvl w:val="2"/>
-          <w:numId w:val="1011"/>
         </w:numPr>
       </w:pPr>
       <w:r>
@@ -8708,7 +9010,7 @@
         <w:pStyle w:val="Compact"/>
         <w:numPr>
           <w:ilvl w:val="0"/>
-          <w:numId w:val="1012"/>
+          <w:numId w:val="1011"/>
         </w:numPr>
       </w:pPr>
       <w:r>
@@ -8765,7 +9067,7 @@
         <w:pStyle w:val="Compact"/>
         <w:numPr>
           <w:ilvl w:val="0"/>
-          <w:numId w:val="1012"/>
+          <w:numId w:val="1011"/>
         </w:numPr>
       </w:pPr>
       <w:r>
@@ -8810,7 +9112,7 @@
         <w:pStyle w:val="Compact"/>
         <w:numPr>
           <w:ilvl w:val="0"/>
-          <w:numId w:val="1012"/>
+          <w:numId w:val="1011"/>
         </w:numPr>
       </w:pPr>
       <w:r>
@@ -14247,42 +14549,251 @@
         <w:pStyle w:val="Compact"/>
         <w:numPr>
           <w:ilvl w:val="0"/>
+          <w:numId w:val="1012"/>
+        </w:numPr>
+      </w:pPr>
+      <w:r>
+        <w:rPr>
+          <w:rFonts w:hint="eastAsia" w:ascii="Times New Roman" w:hAnsi="Times New Roman" w:eastAsia="FangSong" w:cs="Times New Roman"/>
+          <w:b/>
+          <w:bCs/>
+        </w:rPr>
+        <w:t xml:space="preserve">解释碳正离子的稳定性</w:t>
+      </w:r>
+      <w:r>
+        <w:rPr>
+          <w:rFonts w:hint="eastAsia" w:ascii="Times New Roman" w:hAnsi="Times New Roman" w:eastAsia="Times New Roman" w:cs="Times New Roman"/>
+        </w:rPr>
+        <w:t xml:space="preserve">：3°</w:t>
+      </w:r>
+      <w:r>
+        <w:rPr>
+          <w:rFonts w:ascii="Times New Roman" w:hAnsi="Times New Roman" w:eastAsia="Times New Roman" w:cs="Times New Roman"/>
+        </w:rPr>
+        <w:t xml:space="preserve"> &gt; 2° &gt; 1° &gt; CH</w:t>
+      </w:r>
+      <w:r>
+        <w:rPr>
+          <w:rFonts w:ascii="Times New Roman" w:hAnsi="Times New Roman" w:eastAsia="Times New Roman" w:cs="Times New Roman"/>
+          <w:vertAlign w:val="subscript"/>
+        </w:rPr>
+        <w:t>3</w:t>
+      </w:r>
+      <w:r>
+        <w:rPr>
+          <w:rFonts w:ascii="Times New Roman" w:hAnsi="Times New Roman" w:eastAsia="Times New Roman" w:cs="Times New Roman"/>
+          <w:vertAlign w:val="superscript"/>
+        </w:rPr>
+        <w:t>+</w:t>
+      </w:r>
+    </w:p>
+    <w:p>
+      <w:pPr>
+        <w:pStyle w:val="Compact"/>
+        <w:numPr>
+          <w:ilvl w:val="1"/>
           <w:numId w:val="1013"/>
         </w:numPr>
       </w:pPr>
       <w:r>
         <w:rPr>
           <w:rFonts w:hint="eastAsia" w:ascii="Times New Roman" w:hAnsi="Times New Roman" w:eastAsia="FangSong" w:cs="Times New Roman"/>
-          <w:b/>
-          <w:bCs/>
-        </w:rPr>
-        <w:t xml:space="preserve">解释碳正离子的稳定性</w:t>
-      </w:r>
-      <w:r>
-        <w:rPr>
-          <w:rFonts w:hint="eastAsia" w:ascii="Times New Roman" w:hAnsi="Times New Roman" w:eastAsia="Times New Roman" w:cs="Times New Roman"/>
-        </w:rPr>
-        <w:t xml:space="preserve">：3°</w:t>
-      </w:r>
-      <w:r>
-        <w:rPr>
-          <w:rFonts w:ascii="Times New Roman" w:hAnsi="Times New Roman" w:eastAsia="Times New Roman" w:cs="Times New Roman"/>
-        </w:rPr>
-        <w:t xml:space="preserve"> &gt; 2° &gt; 1° &gt; CH</w:t>
-      </w:r>
-      <w:r>
-        <w:rPr>
-          <w:rFonts w:ascii="Times New Roman" w:hAnsi="Times New Roman" w:eastAsia="Times New Roman" w:cs="Times New Roman"/>
-          <w:vertAlign w:val="subscript"/>
-        </w:rPr>
-        <w:t>3</w:t>
-      </w:r>
-      <w:r>
-        <w:rPr>
-          <w:rFonts w:ascii="Times New Roman" w:hAnsi="Times New Roman" w:eastAsia="Times New Roman" w:cs="Times New Roman"/>
-          <w:vertAlign w:val="superscript"/>
-        </w:rPr>
-        <w:t>+</w:t>
+        </w:rPr>
+        <w:t>叔丁基碳正离子</w:t>
+      </w:r>
+      <w:r>
+        <w:rPr>
+          <w:rFonts w:hint="eastAsia" w:ascii="Times New Roman" w:hAnsi="Times New Roman" w:eastAsia="Times New Roman" w:cs="Times New Roman"/>
+        </w:rPr>
+        <w:t>：9</w:t>
+      </w:r>
+      <w:r>
+        <w:rPr>
+          <w:rFonts w:hint="eastAsia" w:ascii="Times New Roman" w:hAnsi="Times New Roman" w:eastAsia="FangSong" w:cs="Times New Roman"/>
+        </w:rPr>
+        <w:t>个</w:t>
+      </w:r>
+      <w:r>
+        <w:rPr>
+          <w:rFonts w:hint="eastAsia" w:ascii="Times New Roman" w:hAnsi="Times New Roman" w:eastAsia="Times New Roman" w:cs="Times New Roman"/>
+        </w:rPr>
+        <w:t>C-H</w:t>
+      </w:r>
+      <w:r>
+        <w:rPr>
+          <w:rFonts w:hint="eastAsia" w:ascii="Times New Roman" w:hAnsi="Times New Roman" w:eastAsia="FangSong" w:cs="Times New Roman"/>
+        </w:rPr>
+        <w:t>键参与超共轭</w:t>
+      </w:r>
+    </w:p>
+    <w:p>
+      <w:pPr>
+        <w:pStyle w:val="Compact"/>
+        <w:numPr>
+          <w:ilvl w:val="1"/>
+          <w:numId w:val="1013"/>
+        </w:numPr>
+      </w:pPr>
+      <w:r>
+        <w:rPr>
+          <w:rFonts w:hint="eastAsia" w:ascii="Times New Roman" w:hAnsi="Times New Roman" w:eastAsia="FangSong" w:cs="Times New Roman"/>
+        </w:rPr>
+        <w:t>异丙基碳正离子</w:t>
+      </w:r>
+      <w:r>
+        <w:rPr>
+          <w:rFonts w:hint="eastAsia" w:ascii="Times New Roman" w:hAnsi="Times New Roman" w:eastAsia="Times New Roman" w:cs="Times New Roman"/>
+        </w:rPr>
+        <w:t>：6</w:t>
+      </w:r>
+      <w:r>
+        <w:rPr>
+          <w:rFonts w:hint="eastAsia" w:ascii="Times New Roman" w:hAnsi="Times New Roman" w:eastAsia="FangSong" w:cs="Times New Roman"/>
+        </w:rPr>
+        <w:t>个</w:t>
+      </w:r>
+      <w:r>
+        <w:rPr>
+          <w:rFonts w:hint="eastAsia" w:ascii="Times New Roman" w:hAnsi="Times New Roman" w:eastAsia="Times New Roman" w:cs="Times New Roman"/>
+        </w:rPr>
+        <w:t>C-H</w:t>
+      </w:r>
+      <w:r>
+        <w:rPr>
+          <w:rFonts w:hint="eastAsia" w:ascii="Times New Roman" w:hAnsi="Times New Roman" w:eastAsia="FangSong" w:cs="Times New Roman"/>
+        </w:rPr>
+        <w:t>键</w:t>
+      </w:r>
+    </w:p>
+    <w:p>
+      <w:pPr>
+        <w:pStyle w:val="Compact"/>
+        <w:numPr>
+          <w:ilvl w:val="1"/>
+          <w:numId w:val="1013"/>
+        </w:numPr>
+      </w:pPr>
+      <w:r>
+        <w:rPr>
+          <w:rFonts w:hint="eastAsia" w:ascii="Times New Roman" w:hAnsi="Times New Roman" w:eastAsia="FangSong" w:cs="Times New Roman"/>
+        </w:rPr>
+        <w:t>乙基碳正离子</w:t>
+      </w:r>
+      <w:r>
+        <w:rPr>
+          <w:rFonts w:hint="eastAsia" w:ascii="Times New Roman" w:hAnsi="Times New Roman" w:eastAsia="Times New Roman" w:cs="Times New Roman"/>
+        </w:rPr>
+        <w:t>：3</w:t>
+      </w:r>
+      <w:r>
+        <w:rPr>
+          <w:rFonts w:hint="eastAsia" w:ascii="Times New Roman" w:hAnsi="Times New Roman" w:eastAsia="FangSong" w:cs="Times New Roman"/>
+        </w:rPr>
+        <w:t>个</w:t>
+      </w:r>
+      <w:r>
+        <w:rPr>
+          <w:rFonts w:hint="eastAsia" w:ascii="Times New Roman" w:hAnsi="Times New Roman" w:eastAsia="Times New Roman" w:cs="Times New Roman"/>
+        </w:rPr>
+        <w:t>C-H</w:t>
+      </w:r>
+      <w:r>
+        <w:rPr>
+          <w:rFonts w:hint="eastAsia" w:ascii="Times New Roman" w:hAnsi="Times New Roman" w:eastAsia="FangSong" w:cs="Times New Roman"/>
+        </w:rPr>
+        <w:t>键</w:t>
+      </w:r>
+    </w:p>
+    <w:p>
+      <w:pPr>
+        <w:pStyle w:val="Compact"/>
+        <w:numPr>
+          <w:ilvl w:val="1"/>
+          <w:numId w:val="1013"/>
+        </w:numPr>
+      </w:pPr>
+      <w:r>
+        <w:rPr>
+          <w:rFonts w:hint="eastAsia" w:ascii="Times New Roman" w:hAnsi="Times New Roman" w:eastAsia="FangSong" w:cs="Times New Roman"/>
+        </w:rPr>
+        <w:t>甲基碳正离子</w:t>
+      </w:r>
+      <w:r>
+        <w:rPr>
+          <w:rFonts w:hint="eastAsia" w:ascii="Times New Roman" w:hAnsi="Times New Roman" w:eastAsia="Times New Roman" w:cs="Times New Roman"/>
+        </w:rPr>
+        <w:t>：0</w:t>
+      </w:r>
+      <w:r>
+        <w:rPr>
+          <w:rFonts w:hint="eastAsia" w:ascii="Times New Roman" w:hAnsi="Times New Roman" w:eastAsia="FangSong" w:cs="Times New Roman"/>
+        </w:rPr>
+        <w:t>个</w:t>
+      </w:r>
+      <w:r>
+        <w:rPr>
+          <w:rFonts w:hint="eastAsia" w:ascii="Times New Roman" w:hAnsi="Times New Roman" w:eastAsia="Times New Roman" w:cs="Times New Roman"/>
+        </w:rPr>
+        <w:t>C-H</w:t>
+      </w:r>
+      <w:r>
+        <w:rPr>
+          <w:rFonts w:hint="eastAsia" w:ascii="Times New Roman" w:hAnsi="Times New Roman" w:eastAsia="FangSong" w:cs="Times New Roman"/>
+        </w:rPr>
+        <w:t>键</w:t>
+      </w:r>
+      <w:r>
+        <w:rPr>
+          <w:rFonts w:ascii="Times New Roman" w:hAnsi="Times New Roman" w:eastAsia="Times New Roman" w:cs="Times New Roman"/>
+        </w:rPr>
+        <w:t xml:space="preserve"> → </w:t>
+      </w:r>
+      <w:r>
+        <w:rPr>
+          <w:rFonts w:hint="eastAsia" w:ascii="Times New Roman" w:hAnsi="Times New Roman" w:eastAsia="FangSong" w:cs="Times New Roman"/>
+        </w:rPr>
+        <w:t xml:space="preserve">极不稳定</w:t>
+      </w:r>
+    </w:p>
+    <w:p>
+      <w:pPr>
+        <w:pStyle w:val="Compact"/>
+        <w:numPr>
+          <w:ilvl w:val="0"/>
+          <w:numId w:val="1012"/>
+        </w:numPr>
+      </w:pPr>
+      <w:r>
+        <w:rPr>
+          <w:rFonts w:hint="eastAsia" w:ascii="Times New Roman" w:hAnsi="Times New Roman" w:eastAsia="FangSong" w:cs="Times New Roman"/>
+          <w:b/>
+          <w:bCs/>
+        </w:rPr>
+        <w:t xml:space="preserve">解释烯烃的稳定性</w:t>
+      </w:r>
+      <w:r>
+        <w:rPr>
+          <w:rFonts w:hint="eastAsia" w:ascii="Times New Roman" w:hAnsi="Times New Roman" w:eastAsia="Times New Roman" w:cs="Times New Roman"/>
+        </w:rPr>
+        <w:t>：</w:t>
+      </w:r>
+      <w:r>
+        <w:rPr>
+          <w:rFonts w:hint="eastAsia" w:ascii="Times New Roman" w:hAnsi="Times New Roman" w:eastAsia="FangSong" w:cs="Times New Roman"/>
+        </w:rPr>
+        <w:t>取代基越多</w:t>
+      </w:r>
+      <w:r>
+        <w:rPr>
+          <w:rFonts w:hint="eastAsia" w:ascii="Times New Roman" w:hAnsi="Times New Roman" w:eastAsia="Times New Roman" w:cs="Times New Roman"/>
+        </w:rPr>
+        <w:t>，</w:t>
+      </w:r>
+      <w:r>
+        <w:rPr>
+          <w:rFonts w:hint="eastAsia" w:ascii="Times New Roman" w:hAnsi="Times New Roman" w:eastAsia="FangSong" w:cs="Times New Roman"/>
+        </w:rPr>
+        <w:t>烯烃越稳定</w:t>
       </w:r>
     </w:p>
     <w:p>
@@ -14297,160 +14808,55 @@
         <w:rPr>
           <w:rFonts w:hint="eastAsia" w:ascii="Times New Roman" w:hAnsi="Times New Roman" w:eastAsia="FangSong" w:cs="Times New Roman"/>
         </w:rPr>
-        <w:t>叔丁基碳正离子</w:t>
-      </w:r>
-      <w:r>
-        <w:rPr>
-          <w:rFonts w:hint="eastAsia" w:ascii="Times New Roman" w:hAnsi="Times New Roman" w:eastAsia="Times New Roman" w:cs="Times New Roman"/>
-        </w:rPr>
-        <w:t>：9</w:t>
-      </w:r>
-      <w:r>
-        <w:rPr>
-          <w:rFonts w:hint="eastAsia" w:ascii="Times New Roman" w:hAnsi="Times New Roman" w:eastAsia="FangSong" w:cs="Times New Roman"/>
-        </w:rPr>
-        <w:t>个</w:t>
-      </w:r>
-      <w:r>
-        <w:rPr>
-          <w:rFonts w:hint="eastAsia" w:ascii="Times New Roman" w:hAnsi="Times New Roman" w:eastAsia="Times New Roman" w:cs="Times New Roman"/>
-        </w:rPr>
-        <w:t>C-H</w:t>
-      </w:r>
-      <w:r>
-        <w:rPr>
-          <w:rFonts w:hint="eastAsia" w:ascii="Times New Roman" w:hAnsi="Times New Roman" w:eastAsia="FangSong" w:cs="Times New Roman"/>
-        </w:rPr>
-        <w:t>键参与超共轭</w:t>
-      </w:r>
-    </w:p>
-    <w:p>
-      <w:pPr>
-        <w:pStyle w:val="Compact"/>
-        <w:numPr>
-          <w:ilvl w:val="1"/>
-          <w:numId w:val="1014"/>
-        </w:numPr>
-      </w:pPr>
-      <w:r>
-        <w:rPr>
-          <w:rFonts w:hint="eastAsia" w:ascii="Times New Roman" w:hAnsi="Times New Roman" w:eastAsia="FangSong" w:cs="Times New Roman"/>
-        </w:rPr>
-        <w:t>异丙基碳正离子</w:t>
-      </w:r>
-      <w:r>
-        <w:rPr>
-          <w:rFonts w:hint="eastAsia" w:ascii="Times New Roman" w:hAnsi="Times New Roman" w:eastAsia="Times New Roman" w:cs="Times New Roman"/>
-        </w:rPr>
-        <w:t>：6</w:t>
-      </w:r>
-      <w:r>
-        <w:rPr>
-          <w:rFonts w:hint="eastAsia" w:ascii="Times New Roman" w:hAnsi="Times New Roman" w:eastAsia="FangSong" w:cs="Times New Roman"/>
-        </w:rPr>
-        <w:t>个</w:t>
-      </w:r>
-      <w:r>
-        <w:rPr>
-          <w:rFonts w:hint="eastAsia" w:ascii="Times New Roman" w:hAnsi="Times New Roman" w:eastAsia="Times New Roman" w:cs="Times New Roman"/>
-        </w:rPr>
-        <w:t>C-H</w:t>
-      </w:r>
-      <w:r>
-        <w:rPr>
-          <w:rFonts w:hint="eastAsia" w:ascii="Times New Roman" w:hAnsi="Times New Roman" w:eastAsia="FangSong" w:cs="Times New Roman"/>
-        </w:rPr>
-        <w:t>键</w:t>
-      </w:r>
-    </w:p>
-    <w:p>
-      <w:pPr>
-        <w:pStyle w:val="Compact"/>
-        <w:numPr>
-          <w:ilvl w:val="1"/>
-          <w:numId w:val="1014"/>
-        </w:numPr>
-      </w:pPr>
-      <w:r>
-        <w:rPr>
-          <w:rFonts w:hint="eastAsia" w:ascii="Times New Roman" w:hAnsi="Times New Roman" w:eastAsia="FangSong" w:cs="Times New Roman"/>
-        </w:rPr>
-        <w:t>乙基碳正离子</w:t>
-      </w:r>
-      <w:r>
-        <w:rPr>
-          <w:rFonts w:hint="eastAsia" w:ascii="Times New Roman" w:hAnsi="Times New Roman" w:eastAsia="Times New Roman" w:cs="Times New Roman"/>
-        </w:rPr>
-        <w:t>：3</w:t>
-      </w:r>
-      <w:r>
-        <w:rPr>
-          <w:rFonts w:hint="eastAsia" w:ascii="Times New Roman" w:hAnsi="Times New Roman" w:eastAsia="FangSong" w:cs="Times New Roman"/>
-        </w:rPr>
-        <w:t>个</w:t>
-      </w:r>
-      <w:r>
-        <w:rPr>
-          <w:rFonts w:hint="eastAsia" w:ascii="Times New Roman" w:hAnsi="Times New Roman" w:eastAsia="Times New Roman" w:cs="Times New Roman"/>
-        </w:rPr>
-        <w:t>C-H</w:t>
-      </w:r>
-      <w:r>
-        <w:rPr>
-          <w:rFonts w:hint="eastAsia" w:ascii="Times New Roman" w:hAnsi="Times New Roman" w:eastAsia="FangSong" w:cs="Times New Roman"/>
-        </w:rPr>
-        <w:t>键</w:t>
-      </w:r>
-    </w:p>
-    <w:p>
-      <w:pPr>
-        <w:pStyle w:val="Compact"/>
-        <w:numPr>
-          <w:ilvl w:val="1"/>
-          <w:numId w:val="1014"/>
-        </w:numPr>
-      </w:pPr>
-      <w:r>
-        <w:rPr>
-          <w:rFonts w:hint="eastAsia" w:ascii="Times New Roman" w:hAnsi="Times New Roman" w:eastAsia="FangSong" w:cs="Times New Roman"/>
-        </w:rPr>
-        <w:t>甲基碳正离子</w:t>
-      </w:r>
-      <w:r>
-        <w:rPr>
-          <w:rFonts w:hint="eastAsia" w:ascii="Times New Roman" w:hAnsi="Times New Roman" w:eastAsia="Times New Roman" w:cs="Times New Roman"/>
-        </w:rPr>
-        <w:t>：0</w:t>
-      </w:r>
-      <w:r>
-        <w:rPr>
-          <w:rFonts w:hint="eastAsia" w:ascii="Times New Roman" w:hAnsi="Times New Roman" w:eastAsia="FangSong" w:cs="Times New Roman"/>
-        </w:rPr>
-        <w:t>个</w:t>
-      </w:r>
-      <w:r>
-        <w:rPr>
-          <w:rFonts w:hint="eastAsia" w:ascii="Times New Roman" w:hAnsi="Times New Roman" w:eastAsia="Times New Roman" w:cs="Times New Roman"/>
-        </w:rPr>
-        <w:t>C-H</w:t>
-      </w:r>
-      <w:r>
-        <w:rPr>
-          <w:rFonts w:hint="eastAsia" w:ascii="Times New Roman" w:hAnsi="Times New Roman" w:eastAsia="FangSong" w:cs="Times New Roman"/>
-        </w:rPr>
-        <w:t>键</w:t>
-      </w:r>
-      <w:r>
-        <w:rPr>
-          <w:rFonts w:ascii="Times New Roman" w:hAnsi="Times New Roman" w:eastAsia="Times New Roman" w:cs="Times New Roman"/>
-        </w:rPr>
-        <w:t xml:space="preserve"> → </w:t>
-      </w:r>
-      <w:r>
-        <w:rPr>
-          <w:rFonts w:hint="eastAsia" w:ascii="Times New Roman" w:hAnsi="Times New Roman" w:eastAsia="FangSong" w:cs="Times New Roman"/>
-        </w:rPr>
-        <w:t xml:space="preserve">极不稳定</w:t>
+        <w:t xml:space="preserve">四取代乙烯</w:t>
+      </w:r>
+      <w:r>
+        <w:rPr>
+          <w:rFonts w:ascii="Times New Roman" w:hAnsi="Times New Roman" w:eastAsia="Times New Roman" w:cs="Times New Roman"/>
+        </w:rPr>
+        <w:t xml:space="preserve"> &gt; </w:t>
+      </w:r>
+      <w:r>
+        <w:rPr>
+          <w:rFonts w:hint="eastAsia" w:ascii="Times New Roman" w:hAnsi="Times New Roman" w:eastAsia="FangSong" w:cs="Times New Roman"/>
+        </w:rPr>
+        <w:t xml:space="preserve">三取代</w:t>
+      </w:r>
+      <w:r>
+        <w:rPr>
+          <w:rFonts w:ascii="Times New Roman" w:hAnsi="Times New Roman" w:eastAsia="Times New Roman" w:cs="Times New Roman"/>
+        </w:rPr>
+        <w:t xml:space="preserve"> &gt; </w:t>
+      </w:r>
+      <w:r>
+        <w:rPr>
+          <w:rFonts w:hint="eastAsia" w:ascii="Times New Roman" w:hAnsi="Times New Roman" w:eastAsia="FangSong" w:cs="Times New Roman"/>
+        </w:rPr>
+        <w:t xml:space="preserve">二取代</w:t>
+      </w:r>
+      <w:r>
+        <w:rPr>
+          <w:rFonts w:ascii="Times New Roman" w:hAnsi="Times New Roman" w:eastAsia="Times New Roman" w:cs="Times New Roman"/>
+        </w:rPr>
+        <w:t xml:space="preserve"> &gt; </w:t>
+      </w:r>
+      <w:r>
+        <w:rPr>
+          <w:rFonts w:hint="eastAsia" w:ascii="Times New Roman" w:hAnsi="Times New Roman" w:eastAsia="FangSong" w:cs="Times New Roman"/>
+        </w:rPr>
+        <w:t xml:space="preserve">单取代</w:t>
+      </w:r>
+      <w:r>
+        <w:rPr>
+          <w:rFonts w:ascii="Times New Roman" w:hAnsi="Times New Roman" w:eastAsia="Times New Roman" w:cs="Times New Roman"/>
+        </w:rPr>
+        <w:t xml:space="preserve"> &gt; </w:t>
+      </w:r>
+      <w:r>
+        <w:rPr>
+          <w:rFonts w:hint="eastAsia" w:ascii="Times New Roman" w:hAnsi="Times New Roman" w:eastAsia="FangSong" w:cs="Times New Roman"/>
+        </w:rPr>
+        <w:t xml:space="preserve">乙烯</w:t>
       </w:r>
     </w:p>
     <w:p>
@@ -14458,111 +14864,7 @@
         <w:pStyle w:val="Compact"/>
         <w:numPr>
           <w:ilvl w:val="0"/>
-          <w:numId w:val="1013"/>
-        </w:numPr>
-      </w:pPr>
-      <w:r>
-        <w:rPr>
-          <w:rFonts w:hint="eastAsia" w:ascii="Times New Roman" w:hAnsi="Times New Roman" w:eastAsia="FangSong" w:cs="Times New Roman"/>
-          <w:b/>
-          <w:bCs/>
-        </w:rPr>
-        <w:t xml:space="preserve">解释烯烃的稳定性</w:t>
-      </w:r>
-      <w:r>
-        <w:rPr>
-          <w:rFonts w:hint="eastAsia" w:ascii="Times New Roman" w:hAnsi="Times New Roman" w:eastAsia="Times New Roman" w:cs="Times New Roman"/>
-        </w:rPr>
-        <w:t>：</w:t>
-      </w:r>
-      <w:r>
-        <w:rPr>
-          <w:rFonts w:hint="eastAsia" w:ascii="Times New Roman" w:hAnsi="Times New Roman" w:eastAsia="FangSong" w:cs="Times New Roman"/>
-        </w:rPr>
-        <w:t>取代基越多</w:t>
-      </w:r>
-      <w:r>
-        <w:rPr>
-          <w:rFonts w:hint="eastAsia" w:ascii="Times New Roman" w:hAnsi="Times New Roman" w:eastAsia="Times New Roman" w:cs="Times New Roman"/>
-        </w:rPr>
-        <w:t>，</w:t>
-      </w:r>
-      <w:r>
-        <w:rPr>
-          <w:rFonts w:hint="eastAsia" w:ascii="Times New Roman" w:hAnsi="Times New Roman" w:eastAsia="FangSong" w:cs="Times New Roman"/>
-        </w:rPr>
-        <w:t>烯烃越稳定</w:t>
-      </w:r>
-    </w:p>
-    <w:p>
-      <w:pPr>
-        <w:pStyle w:val="Compact"/>
-        <w:numPr>
-          <w:ilvl w:val="1"/>
-          <w:numId w:val="1015"/>
-        </w:numPr>
-      </w:pPr>
-      <w:r>
-        <w:rPr>
-          <w:rFonts w:hint="eastAsia" w:ascii="Times New Roman" w:hAnsi="Times New Roman" w:eastAsia="FangSong" w:cs="Times New Roman"/>
-        </w:rPr>
-        <w:t xml:space="preserve">四取代乙烯</w:t>
-      </w:r>
-      <w:r>
-        <w:rPr>
-          <w:rFonts w:ascii="Times New Roman" w:hAnsi="Times New Roman" w:eastAsia="Times New Roman" w:cs="Times New Roman"/>
-        </w:rPr>
-        <w:t xml:space="preserve"> &gt; </w:t>
-      </w:r>
-      <w:r>
-        <w:rPr>
-          <w:rFonts w:hint="eastAsia" w:ascii="Times New Roman" w:hAnsi="Times New Roman" w:eastAsia="FangSong" w:cs="Times New Roman"/>
-        </w:rPr>
-        <w:t xml:space="preserve">三取代</w:t>
-      </w:r>
-      <w:r>
-        <w:rPr>
-          <w:rFonts w:ascii="Times New Roman" w:hAnsi="Times New Roman" w:eastAsia="Times New Roman" w:cs="Times New Roman"/>
-        </w:rPr>
-        <w:t xml:space="preserve"> &gt; </w:t>
-      </w:r>
-      <w:r>
-        <w:rPr>
-          <w:rFonts w:hint="eastAsia" w:ascii="Times New Roman" w:hAnsi="Times New Roman" w:eastAsia="FangSong" w:cs="Times New Roman"/>
-        </w:rPr>
-        <w:t xml:space="preserve">二取代</w:t>
-      </w:r>
-      <w:r>
-        <w:rPr>
-          <w:rFonts w:ascii="Times New Roman" w:hAnsi="Times New Roman" w:eastAsia="Times New Roman" w:cs="Times New Roman"/>
-        </w:rPr>
-        <w:t xml:space="preserve"> &gt; </w:t>
-      </w:r>
-      <w:r>
-        <w:rPr>
-          <w:rFonts w:hint="eastAsia" w:ascii="Times New Roman" w:hAnsi="Times New Roman" w:eastAsia="FangSong" w:cs="Times New Roman"/>
-        </w:rPr>
-        <w:t xml:space="preserve">单取代</w:t>
-      </w:r>
-      <w:r>
-        <w:rPr>
-          <w:rFonts w:ascii="Times New Roman" w:hAnsi="Times New Roman" w:eastAsia="Times New Roman" w:cs="Times New Roman"/>
-        </w:rPr>
-        <w:t xml:space="preserve"> &gt; </w:t>
-      </w:r>
-      <w:r>
-        <w:rPr>
-          <w:rFonts w:hint="eastAsia" w:ascii="Times New Roman" w:hAnsi="Times New Roman" w:eastAsia="FangSong" w:cs="Times New Roman"/>
-        </w:rPr>
-        <w:t xml:space="preserve">乙烯</w:t>
-      </w:r>
-    </w:p>
-    <w:p>
-      <w:pPr>
-        <w:pStyle w:val="Compact"/>
-        <w:numPr>
-          <w:ilvl w:val="0"/>
-          <w:numId w:val="1013"/>
+          <w:numId w:val="1012"/>
         </w:numPr>
       </w:pPr>
       <w:r>
@@ -21458,7 +21760,7 @@
         <w:pStyle w:val="Compact"/>
         <w:numPr>
           <w:ilvl w:val="0"/>
-          <w:numId w:val="1016"/>
+          <w:numId w:val="1015"/>
         </w:numPr>
       </w:pPr>
       <w:r>
@@ -21473,7 +21775,7 @@
         <w:pStyle w:val="Compact"/>
         <w:numPr>
           <w:ilvl w:val="1"/>
-          <w:numId w:val="1017"/>
+          <w:numId w:val="1016"/>
         </w:numPr>
       </w:pPr>
       <w:r>
@@ -21500,7 +21802,7 @@
         <w:pStyle w:val="Compact"/>
         <w:numPr>
           <w:ilvl w:val="2"/>
-          <w:numId w:val="1018"/>
+          <w:numId w:val="1017"/>
         </w:numPr>
       </w:pPr>
       <w:r>
@@ -21557,7 +21859,7 @@
         <w:pStyle w:val="Compact"/>
         <w:numPr>
           <w:ilvl w:val="2"/>
-          <w:numId w:val="1018"/>
+          <w:numId w:val="1017"/>
         </w:numPr>
       </w:pPr>
       <w:r>
@@ -21628,7 +21930,7 @@
         <w:pStyle w:val="Compact"/>
         <w:numPr>
           <w:ilvl w:val="2"/>
-          <w:numId w:val="1018"/>
+          <w:numId w:val="1017"/>
         </w:numPr>
       </w:pPr>
       <w:r>
@@ -21649,7 +21951,7 @@
         <w:pStyle w:val="Compact"/>
         <w:numPr>
           <w:ilvl w:val="1"/>
-          <w:numId w:val="1017"/>
+          <w:numId w:val="1016"/>
         </w:numPr>
       </w:pPr>
       <w:r>
@@ -21900,7 +22202,7 @@
         <w:pStyle w:val="Compact"/>
         <w:numPr>
           <w:ilvl w:val="0"/>
-          <w:numId w:val="1019"/>
+          <w:numId w:val="1018"/>
         </w:numPr>
       </w:pPr>
       <w:r>
@@ -21983,7 +22285,7 @@
         <w:pStyle w:val="Compact"/>
         <w:numPr>
           <w:ilvl w:val="0"/>
-          <w:numId w:val="1019"/>
+          <w:numId w:val="1018"/>
         </w:numPr>
       </w:pPr>
       <w:r>
@@ -22082,7 +22384,7 @@
         <w:pStyle w:val="Compact"/>
         <w:numPr>
           <w:ilvl w:val="0"/>
-          <w:numId w:val="1019"/>
+          <w:numId w:val="1018"/>
         </w:numPr>
       </w:pPr>
       <w:r>
@@ -22157,7 +22459,7 @@
         <w:pStyle w:val="Compact"/>
         <w:numPr>
           <w:ilvl w:val="0"/>
-          <w:numId w:val="1019"/>
+          <w:numId w:val="1018"/>
         </w:numPr>
       </w:pPr>
       <w:r>
@@ -22220,7 +22522,7 @@
         <w:pStyle w:val="Compact"/>
         <w:numPr>
           <w:ilvl w:val="0"/>
-          <w:numId w:val="1019"/>
+          <w:numId w:val="1018"/>
         </w:numPr>
       </w:pPr>
       <w:r>
@@ -25187,11 +25489,365 @@
         <w:pStyle w:val="Compact"/>
         <w:numPr>
           <w:ilvl w:val="0"/>
+          <w:numId w:val="1019"/>
+        </w:numPr>
+      </w:pPr>
+      <w:r>
+        <w:rPr>
+          <w:rFonts w:hint="eastAsia" w:ascii="Times New Roman" w:hAnsi="Times New Roman" w:eastAsia="FangSong" w:cs="Times New Roman"/>
+        </w:rPr>
+        <w:t xml:space="preserve">比较</w:t>
+      </w:r>
+      <w:r>
+        <w:rPr>
+          <w:rFonts w:ascii="Times New Roman" w:hAnsi="Times New Roman" w:eastAsia="Times New Roman" w:cs="Times New Roman"/>
+        </w:rPr>
+        <w:t xml:space="preserve"> </w:t>
+      </w:r>
+      <w:r>
+        <w:rPr>
+          <w:rFonts w:hint="eastAsia" w:ascii="Times New Roman" w:hAnsi="Times New Roman" w:eastAsia="Times New Roman" w:cs="Times New Roman"/>
+        </w:rPr>
+        <w:t>(a)</w:t>
+      </w:r>
+      <w:r>
+        <w:rPr>
+          <w:rFonts w:hint="eastAsia" w:ascii="Times New Roman" w:hAnsi="Times New Roman" w:eastAsia="FangSong" w:cs="Times New Roman"/>
+        </w:rPr>
+        <w:t>和</w:t>
+      </w:r>
+      <w:r>
+        <w:rPr>
+          <w:rFonts w:hint="eastAsia" w:ascii="Times New Roman" w:hAnsi="Times New Roman" w:eastAsia="Times New Roman" w:cs="Times New Roman"/>
+        </w:rPr>
+        <w:t>(d)：</w:t>
+      </w:r>
+    </w:p>
+    <w:p>
+      <w:pPr>
+        <w:pStyle w:val="Compact"/>
+        <w:numPr>
+          <w:ilvl w:val="1"/>
           <w:numId w:val="1020"/>
         </w:numPr>
       </w:pPr>
       <w:r>
         <w:rPr>
+          <w:rFonts w:hint="eastAsia" w:ascii="Times New Roman" w:hAnsi="Times New Roman" w:eastAsia="Times New Roman" w:cs="Times New Roman"/>
+        </w:rPr>
+        <w:t>CH</w:t>
+      </w:r>
+      <w:r>
+        <w:rPr>
+          <w:rFonts w:hint="eastAsia" w:ascii="Times New Roman" w:hAnsi="Times New Roman" w:eastAsia="Times New Roman" w:cs="Times New Roman"/>
+          <w:vertAlign w:val="subscript"/>
+        </w:rPr>
+        <w:t>3</w:t>
+      </w:r>
+      <w:r>
+        <w:rPr>
+          <w:rFonts w:hint="eastAsia" w:ascii="Times New Roman" w:hAnsi="Times New Roman" w:eastAsia="FangSong" w:cs="Times New Roman"/>
+        </w:rPr>
+        <w:t>基是给电子基</w:t>
+      </w:r>
+      <w:r>
+        <w:rPr>
+          <w:rFonts w:hint="eastAsia" w:ascii="Times New Roman" w:hAnsi="Times New Roman" w:eastAsia="Times New Roman" w:cs="Times New Roman"/>
+        </w:rPr>
+        <w:t>(+I)，CH</w:t>
+      </w:r>
+      <w:r>
+        <w:rPr>
+          <w:rFonts w:hint="eastAsia" w:ascii="Times New Roman" w:hAnsi="Times New Roman" w:eastAsia="Times New Roman" w:cs="Times New Roman"/>
+          <w:vertAlign w:val="subscript"/>
+        </w:rPr>
+        <w:t>3</w:t>
+      </w:r>
+      <w:r>
+        <w:rPr>
+          <w:rFonts w:hint="eastAsia" w:ascii="Times New Roman" w:hAnsi="Times New Roman" w:eastAsia="Times New Roman" w:cs="Times New Roman"/>
+        </w:rPr>
+        <w:t>CH</w:t>
+      </w:r>
+      <w:r>
+        <w:rPr>
+          <w:rFonts w:hint="eastAsia" w:ascii="Times New Roman" w:hAnsi="Times New Roman" w:eastAsia="Times New Roman" w:cs="Times New Roman"/>
+          <w:vertAlign w:val="subscript"/>
+        </w:rPr>
+        <w:t>2</w:t>
+      </w:r>
+      <w:r>
+        <w:rPr>
+          <w:rFonts w:hint="eastAsia" w:ascii="Times New Roman" w:hAnsi="Times New Roman" w:eastAsia="FangSong" w:cs="Times New Roman"/>
+        </w:rPr>
+        <w:t>基也是</w:t>
+      </w:r>
+      <w:r>
+        <w:rPr>
+          <w:rFonts w:hint="eastAsia" w:ascii="Times New Roman" w:hAnsi="Times New Roman" w:eastAsia="Times New Roman" w:cs="Times New Roman"/>
+        </w:rPr>
+        <w:t>+I</w:t>
+      </w:r>
+      <w:r>
+        <w:rPr>
+          <w:rFonts w:hint="eastAsia" w:ascii="Times New Roman" w:hAnsi="Times New Roman" w:eastAsia="FangSong" w:cs="Times New Roman"/>
+        </w:rPr>
+        <w:t>且略强于</w:t>
+      </w:r>
+      <w:r>
+        <w:rPr>
+          <w:rFonts w:hint="eastAsia" w:ascii="Times New Roman" w:hAnsi="Times New Roman" w:eastAsia="Times New Roman" w:cs="Times New Roman"/>
+        </w:rPr>
+        <w:t>CH</w:t>
+      </w:r>
+      <w:r>
+        <w:rPr>
+          <w:rFonts w:hint="eastAsia" w:ascii="Times New Roman" w:hAnsi="Times New Roman" w:eastAsia="Times New Roman" w:cs="Times New Roman"/>
+          <w:vertAlign w:val="subscript"/>
+        </w:rPr>
+        <w:t>3</w:t>
+      </w:r>
+    </w:p>
+    <w:p>
+      <w:pPr>
+        <w:pStyle w:val="Compact"/>
+        <w:numPr>
+          <w:ilvl w:val="1"/>
+          <w:numId w:val="1020"/>
+        </w:numPr>
+      </w:pPr>
+      <w:r>
+        <w:rPr>
+          <w:rFonts w:ascii="Times New Roman" w:hAnsi="Times New Roman" w:eastAsia="Times New Roman" w:cs="Times New Roman"/>
+        </w:rPr>
+        <w:t>CH</w:t>
+      </w:r>
+      <w:r>
+        <w:rPr>
+          <w:rFonts w:ascii="Times New Roman" w:hAnsi="Times New Roman" w:eastAsia="Times New Roman" w:cs="Times New Roman"/>
+          <w:vertAlign w:val="subscript"/>
+        </w:rPr>
+        <w:t>3</w:t>
+      </w:r>
+      <w:r>
+        <w:rPr>
+          <w:rFonts w:ascii="Times New Roman" w:hAnsi="Times New Roman" w:eastAsia="Times New Roman" w:cs="Times New Roman"/>
+        </w:rPr>
+        <w:t>CH</w:t>
+      </w:r>
+      <w:r>
+        <w:rPr>
+          <w:rFonts w:ascii="Times New Roman" w:hAnsi="Times New Roman" w:eastAsia="Times New Roman" w:cs="Times New Roman"/>
+          <w:vertAlign w:val="subscript"/>
+        </w:rPr>
+        <w:t>2</w:t>
+      </w:r>
+      <w:r>
+        <w:rPr>
+          <w:rFonts w:ascii="Times New Roman" w:hAnsi="Times New Roman" w:eastAsia="Times New Roman" w:cs="Times New Roman"/>
+        </w:rPr>
+        <w:t xml:space="preserve">COOH </w:t>
+      </w:r>
+      <w:r>
+        <w:rPr>
+          <w:rFonts w:hint="eastAsia" w:ascii="Times New Roman" w:hAnsi="Times New Roman" w:eastAsia="FangSong" w:cs="Times New Roman"/>
+        </w:rPr>
+        <w:t>的</w:t>
+      </w:r>
+      <w:r>
+        <w:rPr>
+          <w:rFonts w:hint="eastAsia" w:ascii="Times New Roman" w:hAnsi="Times New Roman" w:eastAsia="Times New Roman" w:cs="Times New Roman"/>
+        </w:rPr>
+        <w:t>-CH</w:t>
+      </w:r>
+      <w:r>
+        <w:rPr>
+          <w:rFonts w:hint="eastAsia" w:ascii="Times New Roman" w:hAnsi="Times New Roman" w:eastAsia="Times New Roman" w:cs="Times New Roman"/>
+          <w:vertAlign w:val="subscript"/>
+        </w:rPr>
+        <w:t>2</w:t>
+      </w:r>
+      <w:r>
+        <w:rPr>
+          <w:rFonts w:hint="eastAsia" w:ascii="Times New Roman" w:hAnsi="Times New Roman" w:eastAsia="Times New Roman" w:cs="Times New Roman"/>
+        </w:rPr>
+        <w:t>CH</w:t>
+      </w:r>
+      <w:r>
+        <w:rPr>
+          <w:rFonts w:hint="eastAsia" w:ascii="Times New Roman" w:hAnsi="Times New Roman" w:eastAsia="Times New Roman" w:cs="Times New Roman"/>
+          <w:vertAlign w:val="subscript"/>
+        </w:rPr>
+        <w:t>3</w:t>
+      </w:r>
+      <w:r>
+        <w:rPr>
+          <w:rFonts w:ascii="Times New Roman" w:hAnsi="Times New Roman" w:eastAsia="Times New Roman" w:cs="Times New Roman"/>
+        </w:rPr>
+        <w:t xml:space="preserve"> </w:t>
+      </w:r>
+      <w:r>
+        <w:rPr>
+          <w:rFonts w:hint="eastAsia" w:ascii="Times New Roman" w:hAnsi="Times New Roman" w:eastAsia="FangSong" w:cs="Times New Roman"/>
+        </w:rPr>
+        <w:t xml:space="preserve">给电子诱导比</w:t>
+      </w:r>
+      <w:r>
+        <w:rPr>
+          <w:rFonts w:ascii="Times New Roman" w:hAnsi="Times New Roman" w:eastAsia="Times New Roman" w:cs="Times New Roman"/>
+        </w:rPr>
+        <w:t xml:space="preserve"> CH</w:t>
+      </w:r>
+      <w:r>
+        <w:rPr>
+          <w:rFonts w:ascii="Times New Roman" w:hAnsi="Times New Roman" w:eastAsia="Times New Roman" w:cs="Times New Roman"/>
+          <w:vertAlign w:val="subscript"/>
+        </w:rPr>
+        <w:t>3</w:t>
+      </w:r>
+      <w:r>
+        <w:rPr>
+          <w:rFonts w:ascii="Times New Roman" w:hAnsi="Times New Roman" w:eastAsia="Times New Roman" w:cs="Times New Roman"/>
+        </w:rPr>
+        <w:t xml:space="preserve">COOH </w:t>
+      </w:r>
+      <w:r>
+        <w:rPr>
+          <w:rFonts w:hint="eastAsia" w:ascii="Times New Roman" w:hAnsi="Times New Roman" w:eastAsia="FangSong" w:cs="Times New Roman"/>
+        </w:rPr>
+        <w:t>的</w:t>
+      </w:r>
+      <w:r>
+        <w:rPr>
+          <w:rFonts w:hint="eastAsia" w:ascii="Times New Roman" w:hAnsi="Times New Roman" w:eastAsia="Times New Roman" w:cs="Times New Roman"/>
+        </w:rPr>
+        <w:t>-CH</w:t>
+      </w:r>
+      <w:r>
+        <w:rPr>
+          <w:rFonts w:hint="eastAsia" w:ascii="Times New Roman" w:hAnsi="Times New Roman" w:eastAsia="Times New Roman" w:cs="Times New Roman"/>
+          <w:vertAlign w:val="subscript"/>
+        </w:rPr>
+        <w:t>3</w:t>
+      </w:r>
+      <w:r>
+        <w:rPr>
+          <w:rFonts w:ascii="Times New Roman" w:hAnsi="Times New Roman" w:eastAsia="Times New Roman" w:cs="Times New Roman"/>
+        </w:rPr>
+        <w:t xml:space="preserve"> </w:t>
+      </w:r>
+      <w:r>
+        <w:rPr>
+          <w:rFonts w:hint="eastAsia" w:ascii="Times New Roman" w:hAnsi="Times New Roman" w:eastAsia="FangSong" w:cs="Times New Roman"/>
+        </w:rPr>
+        <w:t xml:space="preserve">更强</w:t>
+      </w:r>
+    </w:p>
+    <w:p>
+      <w:pPr>
+        <w:pStyle w:val="Compact"/>
+        <w:numPr>
+          <w:ilvl w:val="1"/>
+          <w:numId w:val="1020"/>
+        </w:numPr>
+      </w:pPr>
+      <w:r>
+        <w:rPr>
+          <w:rFonts w:hint="eastAsia" w:ascii="Times New Roman" w:hAnsi="Times New Roman" w:eastAsia="FangSong" w:cs="Times New Roman"/>
+        </w:rPr>
+        <w:t xml:space="preserve">解离后负电荷更集中</w:t>
+      </w:r>
+      <w:r>
+        <w:rPr>
+          <w:rFonts w:ascii="Times New Roman" w:hAnsi="Times New Roman" w:eastAsia="Times New Roman" w:cs="Times New Roman"/>
+        </w:rPr>
+        <w:t xml:space="preserve"> → </w:t>
+      </w:r>
+      <w:r>
+        <w:rPr>
+          <w:rFonts w:hint="eastAsia" w:ascii="Times New Roman" w:hAnsi="Times New Roman" w:eastAsia="FangSong" w:cs="Times New Roman"/>
+        </w:rPr>
+        <w:t xml:space="preserve">酸性更弱</w:t>
+      </w:r>
+    </w:p>
+    <w:p>
+      <w:pPr>
+        <w:pStyle w:val="Compact"/>
+        <w:numPr>
+          <w:ilvl w:val="1"/>
+          <w:numId w:val="1020"/>
+        </w:numPr>
+      </w:pPr>
+      <w:r>
+        <w:rPr>
+          <w:rFonts w:ascii="Times New Roman" w:hAnsi="Times New Roman" w:eastAsia="Times New Roman" w:cs="Times New Roman"/>
+          <w:b/>
+          <w:bCs/>
+        </w:rPr>
+        <w:t>CH</w:t>
+      </w:r>
+      <w:r>
+        <w:rPr>
+          <w:rFonts w:ascii="Times New Roman" w:hAnsi="Times New Roman" w:eastAsia="Times New Roman" w:cs="Times New Roman"/>
+          <w:b/>
+          <w:bCs/>
+          <w:vertAlign w:val="subscript"/>
+        </w:rPr>
+        <w:t>3</w:t>
+      </w:r>
+      <w:r>
+        <w:rPr>
+          <w:rFonts w:ascii="Times New Roman" w:hAnsi="Times New Roman" w:eastAsia="Times New Roman" w:cs="Times New Roman"/>
+          <w:b/>
+          <w:bCs/>
+        </w:rPr>
+        <w:t>COOH &gt; CH</w:t>
+      </w:r>
+      <w:r>
+        <w:rPr>
+          <w:rFonts w:ascii="Times New Roman" w:hAnsi="Times New Roman" w:eastAsia="Times New Roman" w:cs="Times New Roman"/>
+          <w:b/>
+          <w:bCs/>
+          <w:vertAlign w:val="subscript"/>
+        </w:rPr>
+        <w:t>3</w:t>
+      </w:r>
+      <w:r>
+        <w:rPr>
+          <w:rFonts w:ascii="Times New Roman" w:hAnsi="Times New Roman" w:eastAsia="Times New Roman" w:cs="Times New Roman"/>
+          <w:b/>
+          <w:bCs/>
+        </w:rPr>
+        <w:t>CH</w:t>
+      </w:r>
+      <w:r>
+        <w:rPr>
+          <w:rFonts w:ascii="Times New Roman" w:hAnsi="Times New Roman" w:eastAsia="Times New Roman" w:cs="Times New Roman"/>
+          <w:b/>
+          <w:bCs/>
+          <w:vertAlign w:val="subscript"/>
+        </w:rPr>
+        <w:t>2</w:t>
+      </w:r>
+      <w:r>
+        <w:rPr>
+          <w:rFonts w:ascii="Times New Roman" w:hAnsi="Times New Roman" w:eastAsia="Times New Roman" w:cs="Times New Roman"/>
+          <w:b/>
+          <w:bCs/>
+        </w:rPr>
+        <w:t>COOH</w:t>
+      </w:r>
+    </w:p>
+    <w:p>
+      <w:pPr>
+        <w:pStyle w:val="Compact"/>
+        <w:numPr>
+          <w:ilvl w:val="0"/>
+          <w:numId w:val="1019"/>
+        </w:numPr>
+      </w:pPr>
+      <w:r>
+        <w:rPr>
           <w:rFonts w:hint="eastAsia" w:ascii="Times New Roman" w:hAnsi="Times New Roman" w:eastAsia="FangSong" w:cs="Times New Roman"/>
         </w:rPr>
         <w:t xml:space="preserve">比较</w:t>
@@ -25218,7 +25874,7 @@
         <w:rPr>
           <w:rFonts w:hint="eastAsia" w:ascii="Times New Roman" w:hAnsi="Times New Roman" w:eastAsia="Times New Roman" w:cs="Times New Roman"/>
         </w:rPr>
-        <w:t>(d)：</w:t>
+        <w:t>(e)：</w:t>
       </w:r>
     </w:p>
     <w:p>
@@ -25231,79 +25887,27 @@
       </w:pPr>
       <w:r>
         <w:rPr>
-          <w:rFonts w:hint="eastAsia" w:ascii="Times New Roman" w:hAnsi="Times New Roman" w:eastAsia="Times New Roman" w:cs="Times New Roman"/>
-        </w:rPr>
-        <w:t>CH</w:t>
-      </w:r>
-      <w:r>
-        <w:rPr>
-          <w:rFonts w:hint="eastAsia" w:ascii="Times New Roman" w:hAnsi="Times New Roman" w:eastAsia="Times New Roman" w:cs="Times New Roman"/>
-          <w:vertAlign w:val="subscript"/>
-        </w:rPr>
-        <w:t>3</w:t>
-      </w:r>
-      <w:r>
-        <w:rPr>
-          <w:rFonts w:hint="eastAsia" w:ascii="Times New Roman" w:hAnsi="Times New Roman" w:eastAsia="FangSong" w:cs="Times New Roman"/>
-        </w:rPr>
-        <w:t>基是给电子基</w:t>
-      </w:r>
-      <w:r>
-        <w:rPr>
-          <w:rFonts w:hint="eastAsia" w:ascii="Times New Roman" w:hAnsi="Times New Roman" w:eastAsia="Times New Roman" w:cs="Times New Roman"/>
-        </w:rPr>
-        <w:t>(+I)，CH</w:t>
-      </w:r>
-      <w:r>
-        <w:rPr>
-          <w:rFonts w:hint="eastAsia" w:ascii="Times New Roman" w:hAnsi="Times New Roman" w:eastAsia="Times New Roman" w:cs="Times New Roman"/>
-          <w:vertAlign w:val="subscript"/>
-        </w:rPr>
-        <w:t>3</w:t>
-      </w:r>
-      <w:r>
-        <w:rPr>
-          <w:rFonts w:hint="eastAsia" w:ascii="Times New Roman" w:hAnsi="Times New Roman" w:eastAsia="Times New Roman" w:cs="Times New Roman"/>
-        </w:rPr>
-        <w:t>CH</w:t>
-      </w:r>
-      <w:r>
-        <w:rPr>
-          <w:rFonts w:hint="eastAsia" w:ascii="Times New Roman" w:hAnsi="Times New Roman" w:eastAsia="Times New Roman" w:cs="Times New Roman"/>
-          <w:vertAlign w:val="subscript"/>
-        </w:rPr>
-        <w:t>2</w:t>
-      </w:r>
-      <w:r>
-        <w:rPr>
-          <w:rFonts w:hint="eastAsia" w:ascii="Times New Roman" w:hAnsi="Times New Roman" w:eastAsia="FangSong" w:cs="Times New Roman"/>
-        </w:rPr>
-        <w:t>基也是</w:t>
-      </w:r>
-      <w:r>
-        <w:rPr>
-          <w:rFonts w:hint="eastAsia" w:ascii="Times New Roman" w:hAnsi="Times New Roman" w:eastAsia="Times New Roman" w:cs="Times New Roman"/>
-        </w:rPr>
-        <w:t>+I</w:t>
-      </w:r>
-      <w:r>
-        <w:rPr>
-          <w:rFonts w:hint="eastAsia" w:ascii="Times New Roman" w:hAnsi="Times New Roman" w:eastAsia="FangSong" w:cs="Times New Roman"/>
-        </w:rPr>
-        <w:t>且略强于</w:t>
-      </w:r>
-      <w:r>
-        <w:rPr>
-          <w:rFonts w:hint="eastAsia" w:ascii="Times New Roman" w:hAnsi="Times New Roman" w:eastAsia="Times New Roman" w:cs="Times New Roman"/>
-        </w:rPr>
-        <w:t>CH</w:t>
-      </w:r>
-      <w:r>
-        <w:rPr>
-          <w:rFonts w:hint="eastAsia" w:ascii="Times New Roman" w:hAnsi="Times New Roman" w:eastAsia="Times New Roman" w:cs="Times New Roman"/>
-          <w:vertAlign w:val="subscript"/>
-        </w:rPr>
-        <w:t>3</w:t>
+          <w:rFonts w:hint="eastAsia" w:ascii="Times New Roman" w:hAnsi="Times New Roman" w:eastAsia="FangSong" w:cs="Times New Roman"/>
+        </w:rPr>
+        <w:t>苯酚的酸性</w:t>
+      </w:r>
+      <w:r>
+        <w:rPr>
+          <w:rFonts w:hint="eastAsia" w:ascii="Times New Roman" w:hAnsi="Times New Roman" w:eastAsia="Times New Roman" w:cs="Times New Roman"/>
+        </w:rPr>
+        <w:t>(pKa≈10)</w:t>
+      </w:r>
+      <w:r>
+        <w:rPr>
+          <w:rFonts w:hint="eastAsia" w:ascii="Times New Roman" w:hAnsi="Times New Roman" w:eastAsia="FangSong" w:cs="Times New Roman"/>
+        </w:rPr>
+        <w:t>远弱于乙酸</w:t>
+      </w:r>
+      <w:r>
+        <w:rPr>
+          <w:rFonts w:hint="eastAsia" w:ascii="Times New Roman" w:hAnsi="Times New Roman" w:eastAsia="Times New Roman" w:cs="Times New Roman"/>
+        </w:rPr>
+        <w:t>(pKa≈4.76)</w:t>
       </w:r>
     </w:p>
     <w:p>
@@ -25316,129 +25920,45 @@
       </w:pPr>
       <w:r>
         <w:rPr>
-          <w:rFonts w:ascii="Times New Roman" w:hAnsi="Times New Roman" w:eastAsia="Times New Roman" w:cs="Times New Roman"/>
-        </w:rPr>
-        <w:t>CH</w:t>
-      </w:r>
-      <w:r>
-        <w:rPr>
-          <w:rFonts w:ascii="Times New Roman" w:hAnsi="Times New Roman" w:eastAsia="Times New Roman" w:cs="Times New Roman"/>
-          <w:vertAlign w:val="subscript"/>
-        </w:rPr>
-        <w:t>3</w:t>
-      </w:r>
-      <w:r>
-        <w:rPr>
-          <w:rFonts w:ascii="Times New Roman" w:hAnsi="Times New Roman" w:eastAsia="Times New Roman" w:cs="Times New Roman"/>
-        </w:rPr>
-        <w:t>CH</w:t>
-      </w:r>
-      <w:r>
-        <w:rPr>
-          <w:rFonts w:ascii="Times New Roman" w:hAnsi="Times New Roman" w:eastAsia="Times New Roman" w:cs="Times New Roman"/>
-          <w:vertAlign w:val="subscript"/>
-        </w:rPr>
-        <w:t>2</w:t>
-      </w:r>
-      <w:r>
-        <w:rPr>
-          <w:rFonts w:ascii="Times New Roman" w:hAnsi="Times New Roman" w:eastAsia="Times New Roman" w:cs="Times New Roman"/>
-        </w:rPr>
-        <w:t xml:space="preserve">COOH </w:t>
-      </w:r>
-      <w:r>
-        <w:rPr>
-          <w:rFonts w:hint="eastAsia" w:ascii="Times New Roman" w:hAnsi="Times New Roman" w:eastAsia="FangSong" w:cs="Times New Roman"/>
-        </w:rPr>
-        <w:t>的</w:t>
-      </w:r>
-      <w:r>
-        <w:rPr>
-          <w:rFonts w:hint="eastAsia" w:ascii="Times New Roman" w:hAnsi="Times New Roman" w:eastAsia="Times New Roman" w:cs="Times New Roman"/>
-        </w:rPr>
-        <w:t>-CH</w:t>
-      </w:r>
-      <w:r>
-        <w:rPr>
-          <w:rFonts w:hint="eastAsia" w:ascii="Times New Roman" w:hAnsi="Times New Roman" w:eastAsia="Times New Roman" w:cs="Times New Roman"/>
-          <w:vertAlign w:val="subscript"/>
-        </w:rPr>
-        <w:t>2</w:t>
-      </w:r>
-      <w:r>
-        <w:rPr>
-          <w:rFonts w:hint="eastAsia" w:ascii="Times New Roman" w:hAnsi="Times New Roman" w:eastAsia="Times New Roman" w:cs="Times New Roman"/>
-        </w:rPr>
-        <w:t>CH</w:t>
-      </w:r>
-      <w:r>
-        <w:rPr>
-          <w:rFonts w:hint="eastAsia" w:ascii="Times New Roman" w:hAnsi="Times New Roman" w:eastAsia="Times New Roman" w:cs="Times New Roman"/>
-          <w:vertAlign w:val="subscript"/>
-        </w:rPr>
-        <w:t>3</w:t>
-      </w:r>
-      <w:r>
-        <w:rPr>
-          <w:rFonts w:ascii="Times New Roman" w:hAnsi="Times New Roman" w:eastAsia="Times New Roman" w:cs="Times New Roman"/>
-        </w:rPr>
-        <w:t xml:space="preserve"> </w:t>
-      </w:r>
-      <w:r>
-        <w:rPr>
-          <w:rFonts w:hint="eastAsia" w:ascii="Times New Roman" w:hAnsi="Times New Roman" w:eastAsia="FangSong" w:cs="Times New Roman"/>
-        </w:rPr>
-        <w:t xml:space="preserve">给电子诱导比</w:t>
-      </w:r>
-      <w:r>
-        <w:rPr>
-          <w:rFonts w:ascii="Times New Roman" w:hAnsi="Times New Roman" w:eastAsia="Times New Roman" w:cs="Times New Roman"/>
-        </w:rPr>
-        <w:t xml:space="preserve"> CH</w:t>
-      </w:r>
-      <w:r>
-        <w:rPr>
-          <w:rFonts w:ascii="Times New Roman" w:hAnsi="Times New Roman" w:eastAsia="Times New Roman" w:cs="Times New Roman"/>
-          <w:vertAlign w:val="subscript"/>
-        </w:rPr>
-        <w:t>3</w:t>
-      </w:r>
-      <w:r>
-        <w:rPr>
-          <w:rFonts w:ascii="Times New Roman" w:hAnsi="Times New Roman" w:eastAsia="Times New Roman" w:cs="Times New Roman"/>
-        </w:rPr>
-        <w:t xml:space="preserve">COOH </w:t>
-      </w:r>
-      <w:r>
-        <w:rPr>
-          <w:rFonts w:hint="eastAsia" w:ascii="Times New Roman" w:hAnsi="Times New Roman" w:eastAsia="FangSong" w:cs="Times New Roman"/>
-        </w:rPr>
-        <w:t>的</w:t>
-      </w:r>
-      <w:r>
-        <w:rPr>
-          <w:rFonts w:hint="eastAsia" w:ascii="Times New Roman" w:hAnsi="Times New Roman" w:eastAsia="Times New Roman" w:cs="Times New Roman"/>
-        </w:rPr>
-        <w:t>-CH</w:t>
-      </w:r>
-      <w:r>
-        <w:rPr>
-          <w:rFonts w:hint="eastAsia" w:ascii="Times New Roman" w:hAnsi="Times New Roman" w:eastAsia="Times New Roman" w:cs="Times New Roman"/>
-          <w:vertAlign w:val="subscript"/>
-        </w:rPr>
-        <w:t>3</w:t>
-      </w:r>
-      <w:r>
-        <w:rPr>
-          <w:rFonts w:ascii="Times New Roman" w:hAnsi="Times New Roman" w:eastAsia="Times New Roman" w:cs="Times New Roman"/>
-        </w:rPr>
-        <w:t xml:space="preserve"> </w:t>
-      </w:r>
-      <w:r>
-        <w:rPr>
-          <w:rFonts w:hint="eastAsia" w:ascii="Times New Roman" w:hAnsi="Times New Roman" w:eastAsia="FangSong" w:cs="Times New Roman"/>
-        </w:rPr>
-        <w:t xml:space="preserve">更强</w:t>
+          <w:rFonts w:hint="eastAsia" w:ascii="Times New Roman" w:hAnsi="Times New Roman" w:eastAsia="FangSong" w:cs="Times New Roman"/>
+        </w:rPr>
+        <w:t>酚羟基解离后</w:t>
+      </w:r>
+      <w:r>
+        <w:rPr>
+          <w:rFonts w:hint="eastAsia" w:ascii="Times New Roman" w:hAnsi="Times New Roman" w:eastAsia="Times New Roman" w:cs="Times New Roman"/>
+        </w:rPr>
+        <w:t>，</w:t>
+      </w:r>
+      <w:r>
+        <w:rPr>
+          <w:rFonts w:hint="eastAsia" w:ascii="Times New Roman" w:hAnsi="Times New Roman" w:eastAsia="FangSong" w:cs="Times New Roman"/>
+        </w:rPr>
+        <w:t>负电荷虽可通过与苯环共轭分散</w:t>
+      </w:r>
+      <w:r>
+        <w:rPr>
+          <w:rFonts w:hint="eastAsia" w:ascii="Times New Roman" w:hAnsi="Times New Roman" w:eastAsia="Times New Roman" w:cs="Times New Roman"/>
+        </w:rPr>
+        <w:t>，</w:t>
+      </w:r>
+      <w:r>
+        <w:rPr>
+          <w:rFonts w:hint="eastAsia" w:ascii="Times New Roman" w:hAnsi="Times New Roman" w:eastAsia="FangSong" w:cs="Times New Roman"/>
+        </w:rPr>
+        <w:t>但羧酸根负离子可通过共振在两个</w:t>
+      </w:r>
+      <w:r>
+        <w:rPr>
+          <w:rFonts w:hint="eastAsia" w:ascii="Times New Roman" w:hAnsi="Times New Roman" w:eastAsia="Times New Roman" w:cs="Times New Roman"/>
+        </w:rPr>
+        <w:t>O</w:t>
+      </w:r>
+      <w:r>
+        <w:rPr>
+          <w:rFonts w:hint="eastAsia" w:ascii="Times New Roman" w:hAnsi="Times New Roman" w:eastAsia="FangSong" w:cs="Times New Roman"/>
+        </w:rPr>
+        <w:t>上完全等分</w:t>
       </w:r>
     </w:p>
     <w:p>
@@ -25451,224 +25971,6 @@
       </w:pPr>
       <w:r>
         <w:rPr>
-          <w:rFonts w:hint="eastAsia" w:ascii="Times New Roman" w:hAnsi="Times New Roman" w:eastAsia="FangSong" w:cs="Times New Roman"/>
-        </w:rPr>
-        <w:t xml:space="preserve">解离后负电荷更集中</w:t>
-      </w:r>
-      <w:r>
-        <w:rPr>
-          <w:rFonts w:ascii="Times New Roman" w:hAnsi="Times New Roman" w:eastAsia="Times New Roman" w:cs="Times New Roman"/>
-        </w:rPr>
-        <w:t xml:space="preserve"> → </w:t>
-      </w:r>
-      <w:r>
-        <w:rPr>
-          <w:rFonts w:hint="eastAsia" w:ascii="Times New Roman" w:hAnsi="Times New Roman" w:eastAsia="FangSong" w:cs="Times New Roman"/>
-        </w:rPr>
-        <w:t xml:space="preserve">酸性更弱</w:t>
-      </w:r>
-    </w:p>
-    <w:p>
-      <w:pPr>
-        <w:pStyle w:val="Compact"/>
-        <w:numPr>
-          <w:ilvl w:val="1"/>
-          <w:numId w:val="1021"/>
-        </w:numPr>
-      </w:pPr>
-      <w:r>
-        <w:rPr>
-          <w:rFonts w:ascii="Times New Roman" w:hAnsi="Times New Roman" w:eastAsia="Times New Roman" w:cs="Times New Roman"/>
-          <w:b/>
-          <w:bCs/>
-        </w:rPr>
-        <w:t>CH</w:t>
-      </w:r>
-      <w:r>
-        <w:rPr>
-          <w:rFonts w:ascii="Times New Roman" w:hAnsi="Times New Roman" w:eastAsia="Times New Roman" w:cs="Times New Roman"/>
-          <w:b/>
-          <w:bCs/>
-          <w:vertAlign w:val="subscript"/>
-        </w:rPr>
-        <w:t>3</w:t>
-      </w:r>
-      <w:r>
-        <w:rPr>
-          <w:rFonts w:ascii="Times New Roman" w:hAnsi="Times New Roman" w:eastAsia="Times New Roman" w:cs="Times New Roman"/>
-          <w:b/>
-          <w:bCs/>
-        </w:rPr>
-        <w:t>COOH &gt; CH</w:t>
-      </w:r>
-      <w:r>
-        <w:rPr>
-          <w:rFonts w:ascii="Times New Roman" w:hAnsi="Times New Roman" w:eastAsia="Times New Roman" w:cs="Times New Roman"/>
-          <w:b/>
-          <w:bCs/>
-          <w:vertAlign w:val="subscript"/>
-        </w:rPr>
-        <w:t>3</w:t>
-      </w:r>
-      <w:r>
-        <w:rPr>
-          <w:rFonts w:ascii="Times New Roman" w:hAnsi="Times New Roman" w:eastAsia="Times New Roman" w:cs="Times New Roman"/>
-          <w:b/>
-          <w:bCs/>
-        </w:rPr>
-        <w:t>CH</w:t>
-      </w:r>
-      <w:r>
-        <w:rPr>
-          <w:rFonts w:ascii="Times New Roman" w:hAnsi="Times New Roman" w:eastAsia="Times New Roman" w:cs="Times New Roman"/>
-          <w:b/>
-          <w:bCs/>
-          <w:vertAlign w:val="subscript"/>
-        </w:rPr>
-        <w:t>2</w:t>
-      </w:r>
-      <w:r>
-        <w:rPr>
-          <w:rFonts w:ascii="Times New Roman" w:hAnsi="Times New Roman" w:eastAsia="Times New Roman" w:cs="Times New Roman"/>
-          <w:b/>
-          <w:bCs/>
-        </w:rPr>
-        <w:t>COOH</w:t>
-      </w:r>
-    </w:p>
-    <w:p>
-      <w:pPr>
-        <w:pStyle w:val="Compact"/>
-        <w:numPr>
-          <w:ilvl w:val="0"/>
-          <w:numId w:val="1020"/>
-        </w:numPr>
-      </w:pPr>
-      <w:r>
-        <w:rPr>
-          <w:rFonts w:hint="eastAsia" w:ascii="Times New Roman" w:hAnsi="Times New Roman" w:eastAsia="FangSong" w:cs="Times New Roman"/>
-        </w:rPr>
-        <w:t xml:space="preserve">比较</w:t>
-      </w:r>
-      <w:r>
-        <w:rPr>
-          <w:rFonts w:ascii="Times New Roman" w:hAnsi="Times New Roman" w:eastAsia="Times New Roman" w:cs="Times New Roman"/>
-        </w:rPr>
-        <w:t xml:space="preserve"> </w:t>
-      </w:r>
-      <w:r>
-        <w:rPr>
-          <w:rFonts w:hint="eastAsia" w:ascii="Times New Roman" w:hAnsi="Times New Roman" w:eastAsia="Times New Roman" w:cs="Times New Roman"/>
-        </w:rPr>
-        <w:t>(a)</w:t>
-      </w:r>
-      <w:r>
-        <w:rPr>
-          <w:rFonts w:hint="eastAsia" w:ascii="Times New Roman" w:hAnsi="Times New Roman" w:eastAsia="FangSong" w:cs="Times New Roman"/>
-        </w:rPr>
-        <w:t>和</w:t>
-      </w:r>
-      <w:r>
-        <w:rPr>
-          <w:rFonts w:hint="eastAsia" w:ascii="Times New Roman" w:hAnsi="Times New Roman" w:eastAsia="Times New Roman" w:cs="Times New Roman"/>
-        </w:rPr>
-        <w:t>(e)：</w:t>
-      </w:r>
-    </w:p>
-    <w:p>
-      <w:pPr>
-        <w:pStyle w:val="Compact"/>
-        <w:numPr>
-          <w:ilvl w:val="1"/>
-          <w:numId w:val="1022"/>
-        </w:numPr>
-      </w:pPr>
-      <w:r>
-        <w:rPr>
-          <w:rFonts w:hint="eastAsia" w:ascii="Times New Roman" w:hAnsi="Times New Roman" w:eastAsia="FangSong" w:cs="Times New Roman"/>
-        </w:rPr>
-        <w:t>苯酚的酸性</w:t>
-      </w:r>
-      <w:r>
-        <w:rPr>
-          <w:rFonts w:hint="eastAsia" w:ascii="Times New Roman" w:hAnsi="Times New Roman" w:eastAsia="Times New Roman" w:cs="Times New Roman"/>
-        </w:rPr>
-        <w:t>(pKa≈10)</w:t>
-      </w:r>
-      <w:r>
-        <w:rPr>
-          <w:rFonts w:hint="eastAsia" w:ascii="Times New Roman" w:hAnsi="Times New Roman" w:eastAsia="FangSong" w:cs="Times New Roman"/>
-        </w:rPr>
-        <w:t>远弱于乙酸</w:t>
-      </w:r>
-      <w:r>
-        <w:rPr>
-          <w:rFonts w:hint="eastAsia" w:ascii="Times New Roman" w:hAnsi="Times New Roman" w:eastAsia="Times New Roman" w:cs="Times New Roman"/>
-        </w:rPr>
-        <w:t>(pKa≈4.76)</w:t>
-      </w:r>
-    </w:p>
-    <w:p>
-      <w:pPr>
-        <w:pStyle w:val="Compact"/>
-        <w:numPr>
-          <w:ilvl w:val="1"/>
-          <w:numId w:val="1022"/>
-        </w:numPr>
-      </w:pPr>
-      <w:r>
-        <w:rPr>
-          <w:rFonts w:hint="eastAsia" w:ascii="Times New Roman" w:hAnsi="Times New Roman" w:eastAsia="FangSong" w:cs="Times New Roman"/>
-        </w:rPr>
-        <w:t>酚羟基解离后</w:t>
-      </w:r>
-      <w:r>
-        <w:rPr>
-          <w:rFonts w:hint="eastAsia" w:ascii="Times New Roman" w:hAnsi="Times New Roman" w:eastAsia="Times New Roman" w:cs="Times New Roman"/>
-        </w:rPr>
-        <w:t>，</w:t>
-      </w:r>
-      <w:r>
-        <w:rPr>
-          <w:rFonts w:hint="eastAsia" w:ascii="Times New Roman" w:hAnsi="Times New Roman" w:eastAsia="FangSong" w:cs="Times New Roman"/>
-        </w:rPr>
-        <w:t>负电荷虽可通过与苯环共轭分散</w:t>
-      </w:r>
-      <w:r>
-        <w:rPr>
-          <w:rFonts w:hint="eastAsia" w:ascii="Times New Roman" w:hAnsi="Times New Roman" w:eastAsia="Times New Roman" w:cs="Times New Roman"/>
-        </w:rPr>
-        <w:t>，</w:t>
-      </w:r>
-      <w:r>
-        <w:rPr>
-          <w:rFonts w:hint="eastAsia" w:ascii="Times New Roman" w:hAnsi="Times New Roman" w:eastAsia="FangSong" w:cs="Times New Roman"/>
-        </w:rPr>
-        <w:t>但羧酸根负离子可通过共振在两个</w:t>
-      </w:r>
-      <w:r>
-        <w:rPr>
-          <w:rFonts w:hint="eastAsia" w:ascii="Times New Roman" w:hAnsi="Times New Roman" w:eastAsia="Times New Roman" w:cs="Times New Roman"/>
-        </w:rPr>
-        <w:t>O</w:t>
-      </w:r>
-      <w:r>
-        <w:rPr>
-          <w:rFonts w:hint="eastAsia" w:ascii="Times New Roman" w:hAnsi="Times New Roman" w:eastAsia="FangSong" w:cs="Times New Roman"/>
-        </w:rPr>
-        <w:t>上完全等分</w:t>
-      </w:r>
-    </w:p>
-    <w:p>
-      <w:pPr>
-        <w:pStyle w:val="Compact"/>
-        <w:numPr>
-          <w:ilvl w:val="1"/>
-          <w:numId w:val="1022"/>
-        </w:numPr>
-      </w:pPr>
-      <w:r>
-        <w:rPr>
           <w:rFonts w:ascii="Times New Roman" w:hAnsi="Times New Roman" w:eastAsia="Times New Roman" w:cs="Times New Roman"/>
           <w:b/>
           <w:bCs/>
@@ -26973,7 +27275,7 @@
         <w:pStyle w:val="Compact"/>
         <w:numPr>
           <w:ilvl w:val="0"/>
-          <w:numId w:val="1023"/>
+          <w:numId w:val="1022"/>
         </w:numPr>
       </w:pPr>
       <w:r>
@@ -27006,7 +27308,7 @@
         <w:pStyle w:val="Compact"/>
         <w:numPr>
           <w:ilvl w:val="1"/>
-          <w:numId w:val="1024"/>
+          <w:numId w:val="1023"/>
         </w:numPr>
       </w:pPr>
       <w:r>
@@ -27070,6 +27372,103 @@
         <w:pStyle w:val="Compact"/>
         <w:numPr>
           <w:ilvl w:val="1"/>
+          <w:numId w:val="1023"/>
+        </w:numPr>
+      </w:pPr>
+      <w:r>
+        <w:rPr>
+          <w:rFonts w:hint="eastAsia" w:ascii="Times New Roman" w:hAnsi="Times New Roman" w:eastAsia="FangSong" w:cs="Times New Roman"/>
+        </w:rPr>
+        <w:t>若</w:t>
+      </w:r>
+      <w:r>
+        <w:rPr>
+          <w:rFonts w:hint="eastAsia" w:ascii="Times New Roman" w:hAnsi="Times New Roman" w:eastAsia="Times New Roman" w:cs="Times New Roman"/>
+        </w:rPr>
+        <w:t>E</w:t>
+      </w:r>
+      <w:r>
+        <w:rPr>
+          <w:rFonts w:hint="eastAsia" w:ascii="Times New Roman" w:hAnsi="Times New Roman" w:eastAsia="Times New Roman" w:cs="Times New Roman"/>
+          <w:vertAlign w:val="superscript"/>
+        </w:rPr>
+        <w:t>+</w:t>
+      </w:r>
+      <w:r>
+        <w:rPr>
+          <w:rFonts w:hint="eastAsia" w:ascii="Times New Roman" w:hAnsi="Times New Roman" w:eastAsia="FangSong" w:cs="Times New Roman"/>
+        </w:rPr>
+        <w:t>加在</w:t>
+      </w:r>
+      <w:r>
+        <w:rPr>
+          <w:rFonts w:hint="eastAsia" w:ascii="Times New Roman" w:hAnsi="Times New Roman" w:eastAsia="Times New Roman" w:cs="Times New Roman"/>
+        </w:rPr>
+        <w:t>CH</w:t>
+      </w:r>
+      <w:r>
+        <w:rPr>
+          <w:rFonts w:hint="eastAsia" w:ascii="Times New Roman" w:hAnsi="Times New Roman" w:eastAsia="Times New Roman" w:cs="Times New Roman"/>
+          <w:vertAlign w:val="subscript"/>
+        </w:rPr>
+        <w:t>2</w:t>
+      </w:r>
+      <w:r>
+        <w:rPr>
+          <w:rFonts w:hint="eastAsia" w:ascii="Times New Roman" w:hAnsi="Times New Roman" w:eastAsia="FangSong" w:cs="Times New Roman"/>
+        </w:rPr>
+        <w:t>上</w:t>
+      </w:r>
+      <w:r>
+        <w:rPr>
+          <w:rFonts w:hint="eastAsia" w:ascii="Times New Roman" w:hAnsi="Times New Roman" w:eastAsia="Times New Roman" w:cs="Times New Roman"/>
+        </w:rPr>
+        <w:t>：</w:t>
+      </w:r>
+      <w:r>
+        <w:rPr>
+          <w:rFonts w:hint="eastAsia" w:ascii="Times New Roman" w:hAnsi="Times New Roman" w:eastAsia="FangSong" w:cs="Times New Roman"/>
+        </w:rPr>
+        <w:t>形成碳正离子</w:t>
+      </w:r>
+      <w:r>
+        <w:rPr>
+          <w:rFonts w:ascii="Times New Roman" w:hAnsi="Times New Roman" w:eastAsia="Times New Roman" w:cs="Times New Roman"/>
+        </w:rPr>
+        <w:t xml:space="preserve"> CH</w:t>
+      </w:r>
+      <w:r>
+        <w:rPr>
+          <w:rFonts w:ascii="Times New Roman" w:hAnsi="Times New Roman" w:eastAsia="Times New Roman" w:cs="Times New Roman"/>
+          <w:vertAlign w:val="superscript"/>
+        </w:rPr>
+        <w:t>+</w:t>
+      </w:r>
+      <w:r>
+        <w:rPr>
+          <w:rFonts w:ascii="Times New Roman" w:hAnsi="Times New Roman" w:eastAsia="Times New Roman" w:cs="Times New Roman"/>
+        </w:rPr>
+        <w:t>Cl-CH</w:t>
+      </w:r>
+      <w:r>
+        <w:rPr>
+          <w:rFonts w:ascii="Times New Roman" w:hAnsi="Times New Roman" w:eastAsia="Times New Roman" w:cs="Times New Roman"/>
+          <w:vertAlign w:val="subscript"/>
+        </w:rPr>
+        <w:t>2</w:t>
+      </w:r>
+      <w:r>
+        <w:rPr>
+          <w:rFonts w:ascii="Times New Roman" w:hAnsi="Times New Roman" w:eastAsia="Times New Roman" w:cs="Times New Roman"/>
+        </w:rPr>
+        <w:t>E</w:t>
+      </w:r>
+    </w:p>
+    <w:p>
+      <w:pPr>
+        <w:pStyle w:val="Compact"/>
+        <w:numPr>
+          <w:ilvl w:val="2"/>
           <w:numId w:val="1024"/>
         </w:numPr>
       </w:pPr>
@@ -27077,6 +27476,207 @@
         <w:rPr>
           <w:rFonts w:hint="eastAsia" w:ascii="Times New Roman" w:hAnsi="Times New Roman" w:eastAsia="FangSong" w:cs="Times New Roman"/>
         </w:rPr>
+        <w:t>正电荷在</w:t>
+      </w:r>
+      <w:r>
+        <w:rPr>
+          <w:rFonts w:hint="eastAsia" w:ascii="Times New Roman" w:hAnsi="Times New Roman" w:eastAsia="Times New Roman" w:cs="Times New Roman"/>
+        </w:rPr>
+        <w:t>CHCl</w:t>
+      </w:r>
+      <w:r>
+        <w:rPr>
+          <w:rFonts w:hint="eastAsia" w:ascii="Times New Roman" w:hAnsi="Times New Roman" w:eastAsia="FangSong" w:cs="Times New Roman"/>
+        </w:rPr>
+        <w:t>上</w:t>
+      </w:r>
+      <w:r>
+        <w:rPr>
+          <w:rFonts w:hint="eastAsia" w:ascii="Times New Roman" w:hAnsi="Times New Roman" w:eastAsia="Times New Roman" w:cs="Times New Roman"/>
+        </w:rPr>
+        <w:t>，Cl</w:t>
+      </w:r>
+      <w:r>
+        <w:rPr>
+          <w:rFonts w:hint="eastAsia" w:ascii="Times New Roman" w:hAnsi="Times New Roman" w:eastAsia="FangSong" w:cs="Times New Roman"/>
+        </w:rPr>
+        <w:t>的</w:t>
+      </w:r>
+      <w:r>
+        <w:rPr>
+          <w:rFonts w:hint="eastAsia" w:ascii="Times New Roman" w:hAnsi="Times New Roman" w:eastAsia="Times New Roman" w:cs="Times New Roman"/>
+        </w:rPr>
+        <w:t>+C</w:t>
+      </w:r>
+      <w:r>
+        <w:rPr>
+          <w:rFonts w:hint="eastAsia" w:ascii="Times New Roman" w:hAnsi="Times New Roman" w:eastAsia="FangSong" w:cs="Times New Roman"/>
+        </w:rPr>
+        <w:t>效应可通过</w:t>
+      </w:r>
+      <w:r>
+        <w:rPr>
+          <w:rFonts w:hint="eastAsia" w:ascii="Times New Roman" w:hAnsi="Times New Roman" w:eastAsia="Times New Roman" w:cs="Times New Roman"/>
+        </w:rPr>
+        <w:t>p-π</w:t>
+      </w:r>
+      <w:r>
+        <w:rPr>
+          <w:rFonts w:hint="eastAsia" w:ascii="Times New Roman" w:hAnsi="Times New Roman" w:eastAsia="FangSong" w:cs="Times New Roman"/>
+        </w:rPr>
+        <w:t>共轭稳定碳正离子</w:t>
+      </w:r>
+      <w:r>
+        <w:rPr>
+          <w:rFonts w:hint="eastAsia" w:ascii="Times New Roman" w:hAnsi="Times New Roman" w:eastAsia="Times New Roman" w:cs="Times New Roman"/>
+        </w:rPr>
+        <w:t>：</w:t>
+      </w:r>
+      <w:r>
+        <w:rPr>
+          <w:rFonts w:ascii="Times New Roman" w:hAnsi="Times New Roman" w:eastAsia="Times New Roman" w:cs="Times New Roman"/>
+        </w:rPr>
+        <w:t xml:space="preserve"> </w:t>
+      </w:r>
+      <w:r>
+        <w:rPr>
+          <w:rFonts w:ascii="Times New Roman" w:hAnsi="Times New Roman" w:eastAsia="Times New Roman" w:cs="Times New Roman"/>
+        </w:rPr>
+        <w:t>CH</w:t>
+      </w:r>
+      <w:r>
+        <w:rPr>
+          <w:rFonts w:ascii="Times New Roman" w:hAnsi="Times New Roman" w:eastAsia="Times New Roman" w:cs="Times New Roman"/>
+          <w:vertAlign w:val="subscript"/>
+        </w:rPr>
+        <w:t>2</w:t>
+      </w:r>
+      <w:r>
+        <w:rPr>
+          <w:rFonts w:ascii="Times New Roman" w:hAnsi="Times New Roman" w:eastAsia="Times New Roman" w:cs="Times New Roman"/>
+        </w:rPr>
+        <w:t>=CH-Cl + E</w:t>
+      </w:r>
+      <w:r>
+        <w:rPr>
+          <w:rFonts w:ascii="Times New Roman" w:hAnsi="Times New Roman" w:eastAsia="Times New Roman" w:cs="Times New Roman"/>
+          <w:vertAlign w:val="superscript"/>
+        </w:rPr>
+        <w:t>+</w:t>
+      </w:r>
+      <w:r>
+        <w:rPr>
+          <w:rFonts w:ascii="Times New Roman" w:hAnsi="Times New Roman" w:eastAsia="Times New Roman" w:cs="Times New Roman"/>
+        </w:rPr>
+        <w:t xml:space="preserve"> → ECH</w:t>
+      </w:r>
+      <w:r>
+        <w:rPr>
+          <w:rFonts w:ascii="Times New Roman" w:hAnsi="Times New Roman" w:eastAsia="Times New Roman" w:cs="Times New Roman"/>
+          <w:vertAlign w:val="subscript"/>
+        </w:rPr>
+        <w:t>2</w:t>
+      </w:r>
+      <w:r>
+        <w:rPr>
+          <w:rFonts w:ascii="Times New Roman" w:hAnsi="Times New Roman" w:eastAsia="Times New Roman" w:cs="Times New Roman"/>
+        </w:rPr>
+        <w:t>-CH</w:t>
+      </w:r>
+      <w:r>
+        <w:rPr>
+          <w:rFonts w:ascii="Times New Roman" w:hAnsi="Times New Roman" w:eastAsia="Times New Roman" w:cs="Times New Roman"/>
+          <w:vertAlign w:val="superscript"/>
+        </w:rPr>
+        <w:t>+</w:t>
+      </w:r>
+      <w:r>
+        <w:rPr>
+          <w:rFonts w:ascii="Times New Roman" w:hAnsi="Times New Roman" w:eastAsia="Times New Roman" w:cs="Times New Roman"/>
+        </w:rPr>
+        <w:t xml:space="preserve">Cl ⟷ </w:t>
+      </w:r>
+      <w:r>
+        <w:rPr>
+          <w:rFonts w:hint="eastAsia" w:ascii="Times New Roman" w:hAnsi="Times New Roman" w:eastAsia="Times New Roman" w:cs="Times New Roman"/>
+        </w:rPr>
+        <w:t>ECH</w:t>
+      </w:r>
+      <w:r>
+        <w:rPr>
+          <w:rFonts w:hint="eastAsia" w:ascii="Times New Roman" w:hAnsi="Times New Roman" w:eastAsia="Times New Roman" w:cs="Times New Roman"/>
+          <w:vertAlign w:val="subscript"/>
+        </w:rPr>
+        <w:t>2</w:t>
+      </w:r>
+      <w:r>
+        <w:rPr>
+          <w:rFonts w:hint="eastAsia" w:ascii="Times New Roman" w:hAnsi="Times New Roman" w:eastAsia="Times New Roman" w:cs="Times New Roman"/>
+        </w:rPr>
+        <w:t>=CH-Cl</w:t>
+      </w:r>
+      <w:r>
+        <w:rPr>
+          <w:rFonts w:hint="eastAsia" w:ascii="Times New Roman" w:hAnsi="Times New Roman" w:eastAsia="Times New Roman" w:cs="Times New Roman"/>
+          <w:vertAlign w:val="superscript"/>
+        </w:rPr>
+        <w:t>+</w:t>
+      </w:r>
+      <w:r>
+        <w:rPr>
+          <w:rFonts w:hint="eastAsia" w:ascii="Times New Roman" w:hAnsi="Times New Roman" w:eastAsia="Times New Roman" w:cs="Times New Roman"/>
+        </w:rPr>
+        <w:t>（</w:t>
+      </w:r>
+      <w:r>
+        <w:rPr>
+          <w:rFonts w:hint="eastAsia" w:ascii="Times New Roman" w:hAnsi="Times New Roman" w:eastAsia="FangSong" w:cs="Times New Roman"/>
+        </w:rPr>
+        <w:t>共振</w:t>
+      </w:r>
+      <w:r>
+        <w:rPr>
+          <w:rFonts w:hint="eastAsia" w:ascii="Times New Roman" w:hAnsi="Times New Roman" w:eastAsia="Times New Roman" w:cs="Times New Roman"/>
+        </w:rPr>
+        <w:t>，</w:t>
+      </w:r>
+      <w:r>
+        <w:rPr>
+          <w:rFonts w:hint="eastAsia" w:ascii="Times New Roman" w:hAnsi="Times New Roman" w:eastAsia="FangSong" w:cs="Times New Roman"/>
+        </w:rPr>
+        <w:t>正电荷分散到</w:t>
+      </w:r>
+      <w:r>
+        <w:rPr>
+          <w:rFonts w:hint="eastAsia" w:ascii="Times New Roman" w:hAnsi="Times New Roman" w:eastAsia="Times New Roman" w:cs="Times New Roman"/>
+        </w:rPr>
+        <w:t>Cl</w:t>
+      </w:r>
+      <w:r>
+        <w:rPr>
+          <w:rFonts w:hint="eastAsia" w:ascii="Times New Roman" w:hAnsi="Times New Roman" w:eastAsia="FangSong" w:cs="Times New Roman"/>
+        </w:rPr>
+        <w:t>上</w:t>
+      </w:r>
+      <w:r>
+        <w:rPr>
+          <w:rFonts w:hint="eastAsia" w:ascii="Times New Roman" w:hAnsi="Times New Roman" w:eastAsia="Times New Roman" w:cs="Times New Roman"/>
+        </w:rPr>
+        <w:t>）</w:t>
+      </w:r>
+    </w:p>
+    <w:p>
+      <w:pPr>
+        <w:pStyle w:val="Compact"/>
+        <w:numPr>
+          <w:ilvl w:val="1"/>
+          <w:numId w:val="1023"/>
+        </w:numPr>
+      </w:pPr>
+      <w:r>
+        <w:rPr>
+          <w:rFonts w:hint="eastAsia" w:ascii="Times New Roman" w:hAnsi="Times New Roman" w:eastAsia="FangSong" w:cs="Times New Roman"/>
+        </w:rPr>
         <w:t>若</w:t>
       </w:r>
       <w:r>
@@ -27102,38 +27702,44 @@
         <w:rPr>
           <w:rFonts w:hint="eastAsia" w:ascii="Times New Roman" w:hAnsi="Times New Roman" w:eastAsia="Times New Roman" w:cs="Times New Roman"/>
         </w:rPr>
-        <w:t>CH</w:t>
-      </w:r>
-      <w:r>
-        <w:rPr>
-          <w:rFonts w:hint="eastAsia" w:ascii="Times New Roman" w:hAnsi="Times New Roman" w:eastAsia="Times New Roman" w:cs="Times New Roman"/>
+        <w:t>CHCl</w:t>
+      </w:r>
+      <w:r>
+        <w:rPr>
+          <w:rFonts w:hint="eastAsia" w:ascii="Times New Roman" w:hAnsi="Times New Roman" w:eastAsia="FangSong" w:cs="Times New Roman"/>
+        </w:rPr>
+        <w:t>上</w:t>
+      </w:r>
+      <w:r>
+        <w:rPr>
+          <w:rFonts w:hint="eastAsia" w:ascii="Times New Roman" w:hAnsi="Times New Roman" w:eastAsia="Times New Roman" w:cs="Times New Roman"/>
+        </w:rPr>
+        <w:t>：</w:t>
+      </w:r>
+      <w:r>
+        <w:rPr>
+          <w:rFonts w:hint="eastAsia" w:ascii="Times New Roman" w:hAnsi="Times New Roman" w:eastAsia="FangSong" w:cs="Times New Roman"/>
+        </w:rPr>
+        <w:t>形成碳正离子</w:t>
+      </w:r>
+      <w:r>
+        <w:rPr>
+          <w:rFonts w:ascii="Times New Roman" w:hAnsi="Times New Roman" w:eastAsia="Times New Roman" w:cs="Times New Roman"/>
+        </w:rPr>
+        <w:t xml:space="preserve"> CH</w:t>
+      </w:r>
+      <w:r>
+        <w:rPr>
+          <w:rFonts w:ascii="Times New Roman" w:hAnsi="Times New Roman" w:eastAsia="Times New Roman" w:cs="Times New Roman"/>
           <w:vertAlign w:val="subscript"/>
         </w:rPr>
         <w:t>2</w:t>
       </w:r>
       <w:r>
         <w:rPr>
-          <w:rFonts w:hint="eastAsia" w:ascii="Times New Roman" w:hAnsi="Times New Roman" w:eastAsia="FangSong" w:cs="Times New Roman"/>
-        </w:rPr>
-        <w:t>上</w:t>
-      </w:r>
-      <w:r>
-        <w:rPr>
-          <w:rFonts w:hint="eastAsia" w:ascii="Times New Roman" w:hAnsi="Times New Roman" w:eastAsia="Times New Roman" w:cs="Times New Roman"/>
-        </w:rPr>
-        <w:t>：</w:t>
-      </w:r>
-      <w:r>
-        <w:rPr>
-          <w:rFonts w:hint="eastAsia" w:ascii="Times New Roman" w:hAnsi="Times New Roman" w:eastAsia="FangSong" w:cs="Times New Roman"/>
-        </w:rPr>
-        <w:t>形成碳正离子</w:t>
-      </w:r>
-      <w:r>
-        <w:rPr>
-          <w:rFonts w:ascii="Times New Roman" w:hAnsi="Times New Roman" w:eastAsia="Times New Roman" w:cs="Times New Roman"/>
-        </w:rPr>
-        <w:t xml:space="preserve"> CH</w:t>
+          <w:rFonts w:ascii="Times New Roman" w:hAnsi="Times New Roman" w:eastAsia="Times New Roman" w:cs="Times New Roman"/>
+        </w:rPr>
+        <w:t>-CH</w:t>
       </w:r>
       <w:r>
         <w:rPr>
@@ -27146,20 +27752,7 @@
         <w:rPr>
           <w:rFonts w:ascii="Times New Roman" w:hAnsi="Times New Roman" w:eastAsia="Times New Roman" w:cs="Times New Roman"/>
         </w:rPr>
-        <w:t>Cl-CH</w:t>
-      </w:r>
-      <w:r>
-        <w:rPr>
-          <w:rFonts w:ascii="Times New Roman" w:hAnsi="Times New Roman" w:eastAsia="Times New Roman" w:cs="Times New Roman"/>
-          <w:vertAlign w:val="subscript"/>
-        </w:rPr>
-        <w:t>2</w:t>
-      </w:r>
-      <w:r>
-        <w:rPr>
-          <w:rFonts w:ascii="Times New Roman" w:hAnsi="Times New Roman" w:eastAsia="Times New Roman" w:cs="Times New Roman"/>
-        </w:rPr>
-        <w:t>E</w:t>
+        <w:t>ClE</w:t>
       </w:r>
     </w:p>
     <w:p>
@@ -27168,297 +27761,6 @@
         <w:numPr>
           <w:ilvl w:val="2"/>
           <w:numId w:val="1025"/>
-        </w:numPr>
-      </w:pPr>
-      <w:r>
-        <w:rPr>
-          <w:rFonts w:hint="eastAsia" w:ascii="Times New Roman" w:hAnsi="Times New Roman" w:eastAsia="FangSong" w:cs="Times New Roman"/>
-        </w:rPr>
-        <w:t>正电荷在</w:t>
-      </w:r>
-      <w:r>
-        <w:rPr>
-          <w:rFonts w:hint="eastAsia" w:ascii="Times New Roman" w:hAnsi="Times New Roman" w:eastAsia="Times New Roman" w:cs="Times New Roman"/>
-        </w:rPr>
-        <w:t>CHCl</w:t>
-      </w:r>
-      <w:r>
-        <w:rPr>
-          <w:rFonts w:hint="eastAsia" w:ascii="Times New Roman" w:hAnsi="Times New Roman" w:eastAsia="FangSong" w:cs="Times New Roman"/>
-        </w:rPr>
-        <w:t>上</w:t>
-      </w:r>
-      <w:r>
-        <w:rPr>
-          <w:rFonts w:hint="eastAsia" w:ascii="Times New Roman" w:hAnsi="Times New Roman" w:eastAsia="Times New Roman" w:cs="Times New Roman"/>
-        </w:rPr>
-        <w:t>，Cl</w:t>
-      </w:r>
-      <w:r>
-        <w:rPr>
-          <w:rFonts w:hint="eastAsia" w:ascii="Times New Roman" w:hAnsi="Times New Roman" w:eastAsia="FangSong" w:cs="Times New Roman"/>
-        </w:rPr>
-        <w:t>的</w:t>
-      </w:r>
-      <w:r>
-        <w:rPr>
-          <w:rFonts w:hint="eastAsia" w:ascii="Times New Roman" w:hAnsi="Times New Roman" w:eastAsia="Times New Roman" w:cs="Times New Roman"/>
-        </w:rPr>
-        <w:t>+C</w:t>
-      </w:r>
-      <w:r>
-        <w:rPr>
-          <w:rFonts w:hint="eastAsia" w:ascii="Times New Roman" w:hAnsi="Times New Roman" w:eastAsia="FangSong" w:cs="Times New Roman"/>
-        </w:rPr>
-        <w:t>效应可通过</w:t>
-      </w:r>
-      <w:r>
-        <w:rPr>
-          <w:rFonts w:hint="eastAsia" w:ascii="Times New Roman" w:hAnsi="Times New Roman" w:eastAsia="Times New Roman" w:cs="Times New Roman"/>
-        </w:rPr>
-        <w:t>p-π</w:t>
-      </w:r>
-      <w:r>
-        <w:rPr>
-          <w:rFonts w:hint="eastAsia" w:ascii="Times New Roman" w:hAnsi="Times New Roman" w:eastAsia="FangSong" w:cs="Times New Roman"/>
-        </w:rPr>
-        <w:t>共轭稳定碳正离子</w:t>
-      </w:r>
-      <w:r>
-        <w:rPr>
-          <w:rFonts w:hint="eastAsia" w:ascii="Times New Roman" w:hAnsi="Times New Roman" w:eastAsia="Times New Roman" w:cs="Times New Roman"/>
-        </w:rPr>
-        <w:t>：</w:t>
-      </w:r>
-      <w:r>
-        <w:rPr>
-          <w:rFonts w:ascii="Times New Roman" w:hAnsi="Times New Roman" w:eastAsia="Times New Roman" w:cs="Times New Roman"/>
-        </w:rPr>
-        <w:t xml:space="preserve"> </w:t>
-      </w:r>
-      <w:r>
-        <w:rPr>
-          <w:rFonts w:ascii="Times New Roman" w:hAnsi="Times New Roman" w:eastAsia="Times New Roman" w:cs="Times New Roman"/>
-        </w:rPr>
-        <w:t>CH</w:t>
-      </w:r>
-      <w:r>
-        <w:rPr>
-          <w:rFonts w:ascii="Times New Roman" w:hAnsi="Times New Roman" w:eastAsia="Times New Roman" w:cs="Times New Roman"/>
-          <w:vertAlign w:val="subscript"/>
-        </w:rPr>
-        <w:t>2</w:t>
-      </w:r>
-      <w:r>
-        <w:rPr>
-          <w:rFonts w:ascii="Times New Roman" w:hAnsi="Times New Roman" w:eastAsia="Times New Roman" w:cs="Times New Roman"/>
-        </w:rPr>
-        <w:t>=CH-Cl + E</w:t>
-      </w:r>
-      <w:r>
-        <w:rPr>
-          <w:rFonts w:ascii="Times New Roman" w:hAnsi="Times New Roman" w:eastAsia="Times New Roman" w:cs="Times New Roman"/>
-          <w:vertAlign w:val="superscript"/>
-        </w:rPr>
-        <w:t>+</w:t>
-      </w:r>
-      <w:r>
-        <w:rPr>
-          <w:rFonts w:ascii="Times New Roman" w:hAnsi="Times New Roman" w:eastAsia="Times New Roman" w:cs="Times New Roman"/>
-        </w:rPr>
-        <w:t xml:space="preserve"> → ECH</w:t>
-      </w:r>
-      <w:r>
-        <w:rPr>
-          <w:rFonts w:ascii="Times New Roman" w:hAnsi="Times New Roman" w:eastAsia="Times New Roman" w:cs="Times New Roman"/>
-          <w:vertAlign w:val="subscript"/>
-        </w:rPr>
-        <w:t>2</w:t>
-      </w:r>
-      <w:r>
-        <w:rPr>
-          <w:rFonts w:ascii="Times New Roman" w:hAnsi="Times New Roman" w:eastAsia="Times New Roman" w:cs="Times New Roman"/>
-        </w:rPr>
-        <w:t>-CH</w:t>
-      </w:r>
-      <w:r>
-        <w:rPr>
-          <w:rFonts w:ascii="Times New Roman" w:hAnsi="Times New Roman" w:eastAsia="Times New Roman" w:cs="Times New Roman"/>
-          <w:vertAlign w:val="superscript"/>
-        </w:rPr>
-        <w:t>+</w:t>
-      </w:r>
-      <w:r>
-        <w:rPr>
-          <w:rFonts w:ascii="Times New Roman" w:hAnsi="Times New Roman" w:eastAsia="Times New Roman" w:cs="Times New Roman"/>
-        </w:rPr>
-        <w:t xml:space="preserve">Cl ⟷ </w:t>
-      </w:r>
-      <w:r>
-        <w:rPr>
-          <w:rFonts w:hint="eastAsia" w:ascii="Times New Roman" w:hAnsi="Times New Roman" w:eastAsia="Times New Roman" w:cs="Times New Roman"/>
-        </w:rPr>
-        <w:t>ECH</w:t>
-      </w:r>
-      <w:r>
-        <w:rPr>
-          <w:rFonts w:hint="eastAsia" w:ascii="Times New Roman" w:hAnsi="Times New Roman" w:eastAsia="Times New Roman" w:cs="Times New Roman"/>
-          <w:vertAlign w:val="subscript"/>
-        </w:rPr>
-        <w:t>2</w:t>
-      </w:r>
-      <w:r>
-        <w:rPr>
-          <w:rFonts w:hint="eastAsia" w:ascii="Times New Roman" w:hAnsi="Times New Roman" w:eastAsia="Times New Roman" w:cs="Times New Roman"/>
-        </w:rPr>
-        <w:t>=CH-Cl</w:t>
-      </w:r>
-      <w:r>
-        <w:rPr>
-          <w:rFonts w:hint="eastAsia" w:ascii="Times New Roman" w:hAnsi="Times New Roman" w:eastAsia="Times New Roman" w:cs="Times New Roman"/>
-          <w:vertAlign w:val="superscript"/>
-        </w:rPr>
-        <w:t>+</w:t>
-      </w:r>
-      <w:r>
-        <w:rPr>
-          <w:rFonts w:hint="eastAsia" w:ascii="Times New Roman" w:hAnsi="Times New Roman" w:eastAsia="Times New Roman" w:cs="Times New Roman"/>
-        </w:rPr>
-        <w:t>（</w:t>
-      </w:r>
-      <w:r>
-        <w:rPr>
-          <w:rFonts w:hint="eastAsia" w:ascii="Times New Roman" w:hAnsi="Times New Roman" w:eastAsia="FangSong" w:cs="Times New Roman"/>
-        </w:rPr>
-        <w:t>共振</w:t>
-      </w:r>
-      <w:r>
-        <w:rPr>
-          <w:rFonts w:hint="eastAsia" w:ascii="Times New Roman" w:hAnsi="Times New Roman" w:eastAsia="Times New Roman" w:cs="Times New Roman"/>
-        </w:rPr>
-        <w:t>，</w:t>
-      </w:r>
-      <w:r>
-        <w:rPr>
-          <w:rFonts w:hint="eastAsia" w:ascii="Times New Roman" w:hAnsi="Times New Roman" w:eastAsia="FangSong" w:cs="Times New Roman"/>
-        </w:rPr>
-        <w:t>正电荷分散到</w:t>
-      </w:r>
-      <w:r>
-        <w:rPr>
-          <w:rFonts w:hint="eastAsia" w:ascii="Times New Roman" w:hAnsi="Times New Roman" w:eastAsia="Times New Roman" w:cs="Times New Roman"/>
-        </w:rPr>
-        <w:t>Cl</w:t>
-      </w:r>
-      <w:r>
-        <w:rPr>
-          <w:rFonts w:hint="eastAsia" w:ascii="Times New Roman" w:hAnsi="Times New Roman" w:eastAsia="FangSong" w:cs="Times New Roman"/>
-        </w:rPr>
-        <w:t>上</w:t>
-      </w:r>
-      <w:r>
-        <w:rPr>
-          <w:rFonts w:hint="eastAsia" w:ascii="Times New Roman" w:hAnsi="Times New Roman" w:eastAsia="Times New Roman" w:cs="Times New Roman"/>
-        </w:rPr>
-        <w:t>）</w:t>
-      </w:r>
-    </w:p>
-    <w:p>
-      <w:pPr>
-        <w:pStyle w:val="Compact"/>
-        <w:numPr>
-          <w:ilvl w:val="1"/>
-          <w:numId w:val="1024"/>
-        </w:numPr>
-      </w:pPr>
-      <w:r>
-        <w:rPr>
-          <w:rFonts w:hint="eastAsia" w:ascii="Times New Roman" w:hAnsi="Times New Roman" w:eastAsia="FangSong" w:cs="Times New Roman"/>
-        </w:rPr>
-        <w:t>若</w:t>
-      </w:r>
-      <w:r>
-        <w:rPr>
-          <w:rFonts w:hint="eastAsia" w:ascii="Times New Roman" w:hAnsi="Times New Roman" w:eastAsia="Times New Roman" w:cs="Times New Roman"/>
-        </w:rPr>
-        <w:t>E</w:t>
-      </w:r>
-      <w:r>
-        <w:rPr>
-          <w:rFonts w:hint="eastAsia" w:ascii="Times New Roman" w:hAnsi="Times New Roman" w:eastAsia="Times New Roman" w:cs="Times New Roman"/>
-          <w:vertAlign w:val="superscript"/>
-        </w:rPr>
-        <w:t>+</w:t>
-      </w:r>
-      <w:r>
-        <w:rPr>
-          <w:rFonts w:hint="eastAsia" w:ascii="Times New Roman" w:hAnsi="Times New Roman" w:eastAsia="FangSong" w:cs="Times New Roman"/>
-        </w:rPr>
-        <w:t>加在</w:t>
-      </w:r>
-      <w:r>
-        <w:rPr>
-          <w:rFonts w:hint="eastAsia" w:ascii="Times New Roman" w:hAnsi="Times New Roman" w:eastAsia="Times New Roman" w:cs="Times New Roman"/>
-        </w:rPr>
-        <w:t>CHCl</w:t>
-      </w:r>
-      <w:r>
-        <w:rPr>
-          <w:rFonts w:hint="eastAsia" w:ascii="Times New Roman" w:hAnsi="Times New Roman" w:eastAsia="FangSong" w:cs="Times New Roman"/>
-        </w:rPr>
-        <w:t>上</w:t>
-      </w:r>
-      <w:r>
-        <w:rPr>
-          <w:rFonts w:hint="eastAsia" w:ascii="Times New Roman" w:hAnsi="Times New Roman" w:eastAsia="Times New Roman" w:cs="Times New Roman"/>
-        </w:rPr>
-        <w:t>：</w:t>
-      </w:r>
-      <w:r>
-        <w:rPr>
-          <w:rFonts w:hint="eastAsia" w:ascii="Times New Roman" w:hAnsi="Times New Roman" w:eastAsia="FangSong" w:cs="Times New Roman"/>
-        </w:rPr>
-        <w:t>形成碳正离子</w:t>
-      </w:r>
-      <w:r>
-        <w:rPr>
-          <w:rFonts w:ascii="Times New Roman" w:hAnsi="Times New Roman" w:eastAsia="Times New Roman" w:cs="Times New Roman"/>
-        </w:rPr>
-        <w:t xml:space="preserve"> CH</w:t>
-      </w:r>
-      <w:r>
-        <w:rPr>
-          <w:rFonts w:ascii="Times New Roman" w:hAnsi="Times New Roman" w:eastAsia="Times New Roman" w:cs="Times New Roman"/>
-          <w:vertAlign w:val="subscript"/>
-        </w:rPr>
-        <w:t>2</w:t>
-      </w:r>
-      <w:r>
-        <w:rPr>
-          <w:rFonts w:ascii="Times New Roman" w:hAnsi="Times New Roman" w:eastAsia="Times New Roman" w:cs="Times New Roman"/>
-        </w:rPr>
-        <w:t>-CH</w:t>
-      </w:r>
-      <w:r>
-        <w:rPr>
-          <w:rFonts w:ascii="Times New Roman" w:hAnsi="Times New Roman" w:eastAsia="Times New Roman" w:cs="Times New Roman"/>
-          <w:vertAlign w:val="superscript"/>
-        </w:rPr>
-        <w:t>+</w:t>
-      </w:r>
-      <w:r>
-        <w:rPr>
-          <w:rFonts w:ascii="Times New Roman" w:hAnsi="Times New Roman" w:eastAsia="Times New Roman" w:cs="Times New Roman"/>
-        </w:rPr>
-        <w:t>ClE</w:t>
-      </w:r>
-    </w:p>
-    <w:p>
-      <w:pPr>
-        <w:pStyle w:val="Compact"/>
-        <w:numPr>
-          <w:ilvl w:val="2"/>
-          <w:numId w:val="1026"/>
         </w:numPr>
       </w:pPr>
       <w:r>
@@ -29093,7 +29395,7 @@
         <w:pStyle w:val="Compact"/>
         <w:numPr>
           <w:ilvl w:val="0"/>
-          <w:numId w:val="1027"/>
+          <w:numId w:val="1026"/>
         </w:numPr>
       </w:pPr>
       <w:r>
@@ -29132,7 +29434,7 @@
         <w:pStyle w:val="Compact"/>
         <w:numPr>
           <w:ilvl w:val="0"/>
-          <w:numId w:val="1027"/>
+          <w:numId w:val="1026"/>
         </w:numPr>
       </w:pPr>
       <w:r>
@@ -29171,7 +29473,7 @@
         <w:pStyle w:val="Compact"/>
         <w:numPr>
           <w:ilvl w:val="0"/>
-          <w:numId w:val="1027"/>
+          <w:numId w:val="1026"/>
         </w:numPr>
       </w:pPr>
       <w:r>
@@ -33082,7 +33384,34 @@
     <w:abstractNumId w:val="991"/>
   </w:num>
   <w:num w:numId="1011">
-    <w:abstractNumId w:val="991"/>
+    <w:abstractNumId w:val="99411"/>
+    <w:lvlOverride w:ilvl="0">
+      <w:startOverride w:val="1"/>
+    </w:lvlOverride>
+    <w:lvlOverride w:ilvl="1">
+      <w:startOverride w:val="1"/>
+    </w:lvlOverride>
+    <w:lvlOverride w:ilvl="2">
+      <w:startOverride w:val="1"/>
+    </w:lvlOverride>
+    <w:lvlOverride w:ilvl="3">
+      <w:startOverride w:val="1"/>
+    </w:lvlOverride>
+    <w:lvlOverride w:ilvl="4">
+      <w:startOverride w:val="1"/>
+    </w:lvlOverride>
+    <w:lvlOverride w:ilvl="5">
+      <w:startOverride w:val="1"/>
+    </w:lvlOverride>
+    <w:lvlOverride w:ilvl="6">
+      <w:startOverride w:val="1"/>
+    </w:lvlOverride>
+    <w:lvlOverride w:ilvl="7">
+      <w:startOverride w:val="1"/>
+    </w:lvlOverride>
+    <w:lvlOverride w:ilvl="8">
+      <w:startOverride w:val="1"/>
+    </w:lvlOverride>
   </w:num>
   <w:num w:numId="1012">
     <w:abstractNumId w:val="99411"/>
@@ -33115,6 +33444,21 @@
     </w:lvlOverride>
   </w:num>
   <w:num w:numId="1013">
+    <w:abstractNumId w:val="991"/>
+  </w:num>
+  <w:num w:numId="1014">
+    <w:abstractNumId w:val="991"/>
+  </w:num>
+  <w:num w:numId="1015">
+    <w:abstractNumId w:val="991"/>
+  </w:num>
+  <w:num w:numId="1016">
+    <w:abstractNumId w:val="991"/>
+  </w:num>
+  <w:num w:numId="1017">
+    <w:abstractNumId w:val="991"/>
+  </w:num>
+  <w:num w:numId="1018">
     <w:abstractNumId w:val="99411"/>
     <w:lvlOverride w:ilvl="0">
       <w:startOverride w:val="1"/>
@@ -33144,52 +33488,7 @@
       <w:startOverride w:val="1"/>
     </w:lvlOverride>
   </w:num>
-  <w:num w:numId="1014">
-    <w:abstractNumId w:val="991"/>
-  </w:num>
-  <w:num w:numId="1015">
-    <w:abstractNumId w:val="991"/>
-  </w:num>
-  <w:num w:numId="1016">
-    <w:abstractNumId w:val="991"/>
-  </w:num>
-  <w:num w:numId="1017">
-    <w:abstractNumId w:val="991"/>
-  </w:num>
-  <w:num w:numId="1018">
-    <w:abstractNumId w:val="991"/>
-  </w:num>
   <w:num w:numId="1019">
-    <w:abstractNumId w:val="99411"/>
-    <w:lvlOverride w:ilvl="0">
-      <w:startOverride w:val="1"/>
-    </w:lvlOverride>
-    <w:lvlOverride w:ilvl="1">
-      <w:startOverride w:val="1"/>
-    </w:lvlOverride>
-    <w:lvlOverride w:ilvl="2">
-      <w:startOverride w:val="1"/>
-    </w:lvlOverride>
-    <w:lvlOverride w:ilvl="3">
-      <w:startOverride w:val="1"/>
-    </w:lvlOverride>
-    <w:lvlOverride w:ilvl="4">
-      <w:startOverride w:val="1"/>
-    </w:lvlOverride>
-    <w:lvlOverride w:ilvl="5">
-      <w:startOverride w:val="1"/>
-    </w:lvlOverride>
-    <w:lvlOverride w:ilvl="6">
-      <w:startOverride w:val="1"/>
-    </w:lvlOverride>
-    <w:lvlOverride w:ilvl="7">
-      <w:startOverride w:val="1"/>
-    </w:lvlOverride>
-    <w:lvlOverride w:ilvl="8">
-      <w:startOverride w:val="1"/>
-    </w:lvlOverride>
-  </w:num>
-  <w:num w:numId="1020">
     <w:abstractNumId w:val="99412"/>
     <w:lvlOverride w:ilvl="0">
       <w:startOverride w:val="2"/>
@@ -33219,13 +33518,13 @@
       <w:startOverride w:val="2"/>
     </w:lvlOverride>
   </w:num>
+  <w:num w:numId="1020">
+    <w:abstractNumId w:val="991"/>
+  </w:num>
   <w:num w:numId="1021">
     <w:abstractNumId w:val="991"/>
   </w:num>
   <w:num w:numId="1022">
-    <w:abstractNumId w:val="991"/>
-  </w:num>
-  <w:num w:numId="1023">
     <w:abstractNumId w:val="99412"/>
     <w:lvlOverride w:ilvl="0">
       <w:startOverride w:val="2"/>
@@ -33255,6 +33554,9 @@
       <w:startOverride w:val="2"/>
     </w:lvlOverride>
   </w:num>
+  <w:num w:numId="1023">
+    <w:abstractNumId w:val="991"/>
+  </w:num>
   <w:num w:numId="1024">
     <w:abstractNumId w:val="991"/>
   </w:num>
@@ -33262,9 +33564,6 @@
     <w:abstractNumId w:val="991"/>
   </w:num>
   <w:num w:numId="1026">
-    <w:abstractNumId w:val="991"/>
-  </w:num>
-  <w:num w:numId="1027">
     <w:abstractNumId w:val="991"/>
   </w:num>
 </w:numbering>

--- a/06-学生侧材料/讲义/6-有机化学/有机化学基础.docx
+++ b/06-学生侧材料/讲义/6-有机化学/有机化学基础.docx
@@ -5784,7 +5784,7 @@
     </w:p>
     <w:p>
       <w:pPr>
-        <w:pStyle w:val="BodyText"/>
+        <w:pStyle w:val="BlockText"/>
       </w:pPr>
       <w:r>
         <w:rPr>
@@ -5911,7 +5911,7 @@
     </w:p>
     <w:p>
       <w:pPr>
-        <w:pStyle w:val="BodyText"/>
+        <w:pStyle w:val="FirstParagraph"/>
       </w:pPr>
       <w:r>
         <w:rPr>
@@ -6993,7 +6993,7 @@
     </w:p>
     <w:p>
       <w:pPr>
-        <w:pStyle w:val="BodyText"/>
+        <w:pStyle w:val="BlockText"/>
       </w:pPr>
       <w:r>
         <w:rPr>
@@ -7220,7 +7220,7 @@
     </w:p>
     <w:p>
       <w:pPr>
-        <w:pStyle w:val="BodyText"/>
+        <w:pStyle w:val="FirstParagraph"/>
       </w:pPr>
       <w:r>
         <w:rPr>
@@ -8778,7 +8778,7 @@
     </w:tbl>
     <w:p>
       <w:pPr>
-        <w:pStyle w:val="BodyText"/>
+        <w:pStyle w:val="BlockText"/>
         <w:spacing w:before="120"/>
       </w:pPr>
       <w:r>
@@ -8940,7 +8940,7 @@
     </w:p>
     <w:p>
       <w:pPr>
-        <w:pStyle w:val="BodyText"/>
+        <w:pStyle w:val="FirstParagraph"/>
       </w:pPr>
       <w:r>
         <w:rPr>
@@ -9148,7 +9148,7 @@
     </w:p>
     <w:p>
       <w:pPr>
-        <w:pStyle w:val="FirstParagraph"/>
+        <w:pStyle w:val="BlockText"/>
       </w:pPr>
       <w:r>
         <w:rPr>
@@ -9319,7 +9319,7 @@
     </w:p>
     <w:p>
       <w:pPr>
-        <w:pStyle w:val="BodyText"/>
+        <w:pStyle w:val="FirstParagraph"/>
       </w:pPr>
       <w:r>
         <w:rPr>
@@ -10962,7 +10962,7 @@
     </w:p>
     <w:p>
       <w:pPr>
-        <w:pStyle w:val="BodyText"/>
+        <w:pStyle w:val="BlockText"/>
       </w:pPr>
       <w:r>
         <w:rPr>
@@ -11212,7 +11212,7 @@
     </w:p>
     <w:p>
       <w:pPr>
-        <w:pStyle w:val="BodyText"/>
+        <w:pStyle w:val="FirstParagraph"/>
       </w:pPr>
       <w:r>
         <w:rPr>
@@ -14156,14 +14156,157 @@
       <w:pPr>
         <w:pStyle w:val="BodyText"/>
       </w:pPr>
-      <w:r>
-        <w:rPr>
-          <w:rFonts w:ascii="Times New Roman" w:hAnsi="Times New Roman" w:eastAsia="Times New Roman" w:cs="Times New Roman"/>
-        </w:rPr>
-        <w:t xml:space="preserve">$$
-    -$\mathrm{CH}_3$ &gt; -$\mathrm{CH}_2\mathrm{R}$ &gt; -$\mathrm{CHR}_2$ &gt; -$\mathrm{CR}_3$
-    $$</w:t>
-      </w:r>
+      <m:oMathPara>
+        <m:oMathParaPr>
+          <m:jc m:val="center"/>
+          <m:ctrlPr>
+            <w:rPr>
+              <w:sz w:val="28"/>
+              <w:szCs w:val="28"/>
+            </w:rPr>
+          </m:ctrlPr>
+        </m:oMathParaPr>
+        <m:oMath>
+          <m:r>
+            <m:rPr>
+              <m:sty m:val="p"/>
+            </m:rPr>
+            <m:t>−</m:t>
+          </m:r>
+          <m:sSub>
+            <m:e>
+              <m:r>
+                <m:rPr>
+                  <m:sty m:val="p"/>
+                </m:rPr>
+                <m:t>C</m:t>
+              </m:r>
+              <m:r>
+                <m:rPr>
+                  <m:sty m:val="p"/>
+                </m:rPr>
+                <m:t>H</m:t>
+              </m:r>
+            </m:e>
+            <m:sub>
+              <m:r>
+                <m:t>3</m:t>
+              </m:r>
+            </m:sub>
+          </m:sSub>
+          <m:r>
+            <m:rPr>
+              <m:sty m:val="p"/>
+            </m:rPr>
+            <m:t>&gt;</m:t>
+          </m:r>
+          <m:r>
+            <m:rPr>
+              <m:sty m:val="p"/>
+            </m:rPr>
+            <m:t>−</m:t>
+          </m:r>
+          <m:sSub>
+            <m:e>
+              <m:r>
+                <m:rPr>
+                  <m:sty m:val="p"/>
+                </m:rPr>
+                <m:t>C</m:t>
+              </m:r>
+              <m:r>
+                <m:rPr>
+                  <m:sty m:val="p"/>
+                </m:rPr>
+                <m:t>H</m:t>
+              </m:r>
+            </m:e>
+            <m:sub>
+              <m:r>
+                <m:t>2</m:t>
+              </m:r>
+            </m:sub>
+          </m:sSub>
+          <m:r>
+            <m:rPr>
+              <m:sty m:val="p"/>
+            </m:rPr>
+            <m:t>R</m:t>
+          </m:r>
+          <m:r>
+            <m:rPr>
+              <m:sty m:val="p"/>
+            </m:rPr>
+            <m:t>&gt;</m:t>
+          </m:r>
+          <m:r>
+            <m:rPr>
+              <m:sty m:val="p"/>
+            </m:rPr>
+            <m:t>−</m:t>
+          </m:r>
+          <m:sSub>
+            <m:e>
+              <m:r>
+                <m:rPr>
+                  <m:sty m:val="p"/>
+                </m:rPr>
+                <m:t>C</m:t>
+              </m:r>
+              <m:r>
+                <m:rPr>
+                  <m:sty m:val="p"/>
+                </m:rPr>
+                <m:t>H</m:t>
+              </m:r>
+              <m:r>
+                <m:rPr>
+                  <m:sty m:val="p"/>
+                </m:rPr>
+                <m:t>R</m:t>
+              </m:r>
+            </m:e>
+            <m:sub>
+              <m:r>
+                <m:t>2</m:t>
+              </m:r>
+            </m:sub>
+          </m:sSub>
+          <m:r>
+            <m:rPr>
+              <m:sty m:val="p"/>
+            </m:rPr>
+            <m:t>&gt;</m:t>
+          </m:r>
+          <m:r>
+            <m:rPr>
+              <m:sty m:val="p"/>
+            </m:rPr>
+            <m:t>−</m:t>
+          </m:r>
+          <m:sSub>
+            <m:e>
+              <m:r>
+                <m:rPr>
+                  <m:sty m:val="p"/>
+                </m:rPr>
+                <m:t>C</m:t>
+              </m:r>
+              <m:r>
+                <m:rPr>
+                  <m:sty m:val="p"/>
+                </m:rPr>
+                <m:t>R</m:t>
+              </m:r>
+            </m:e>
+            <m:sub>
+              <m:r>
+                <m:t>3</m:t>
+              </m:r>
+            </m:sub>
+          </m:sSub>
+        </m:oMath>
+      </m:oMathPara>
     </w:p>
     <w:p>
       <w:pPr>
@@ -15260,7 +15403,7 @@
     </w:p>
     <w:p>
       <w:pPr>
-        <w:pStyle w:val="BodyText"/>
+        <w:pStyle w:val="BlockText"/>
       </w:pPr>
       <w:r>
         <w:rPr>
@@ -18776,7 +18919,7 @@
     </w:p>
     <w:p>
       <w:pPr>
-        <w:pStyle w:val="BodyText"/>
+        <w:pStyle w:val="BlockText"/>
       </w:pPr>
       <w:r>
         <w:rPr>
@@ -21141,7 +21284,7 @@
     </w:p>
     <w:p>
       <w:pPr>
-        <w:pStyle w:val="FirstParagraph"/>
+        <w:pStyle w:val="BlockText"/>
       </w:pPr>
       <w:r>
         <w:rPr>
@@ -21305,7 +21448,7 @@
     </w:p>
     <w:p>
       <w:pPr>
-        <w:pStyle w:val="BodyText"/>
+        <w:pStyle w:val="BlockText"/>
       </w:pPr>
       <w:r>
         <w:rPr>
@@ -21440,7 +21583,7 @@
     </w:p>
     <w:p>
       <w:pPr>
-        <w:pStyle w:val="BodyText"/>
+        <w:pStyle w:val="BlockText"/>
       </w:pPr>
       <w:r>
         <w:rPr>
@@ -21565,7 +21708,7 @@
     </w:p>
     <w:p>
       <w:pPr>
-        <w:pStyle w:val="BodyText"/>
+        <w:pStyle w:val="BlockText"/>
       </w:pPr>
       <w:r>
         <w:rPr>
@@ -21642,7 +21785,7 @@
     </w:p>
     <w:p>
       <w:pPr>
-        <w:pStyle w:val="BodyText"/>
+        <w:pStyle w:val="BlockText"/>
       </w:pPr>
       <w:r>
         <w:rPr>

--- a/06-学生侧材料/讲义/6-有机化学/有机化学基础.docx
+++ b/06-学生侧材料/讲义/6-有机化学/有机化学基础.docx
@@ -675,6 +675,18 @@
           <w:rFonts w:hint="eastAsia" w:ascii="Times New Roman" w:hAnsi="Times New Roman" w:eastAsia="FangSong" w:cs="Times New Roman"/>
         </w:rPr>
         <w:t xml:space="preserve">有机物结构的表达</w:t>
+      </w:r>
+      <w:r>
+        <w:rPr>
+          <w:rFonts w:ascii="Times New Roman" w:hAnsi="Times New Roman" w:eastAsia="Times New Roman" w:cs="Times New Roman"/>
+        </w:rPr>
+        <w:t xml:space="preserve"> · §25 </w:t>
+      </w:r>
+      <w:r>
+        <w:rPr>
+          <w:rFonts w:hint="eastAsia" w:ascii="Times New Roman" w:hAnsi="Times New Roman" w:eastAsia="FangSong" w:cs="Times New Roman"/>
+        </w:rPr>
+        <w:t xml:space="preserve">互变异构体</w:t>
       </w:r>
       <w:r>
         <w:rPr>

--- a/06-学生侧材料/讲义/6-有机化学/有机化学基础.docx
+++ b/06-学生侧材料/讲义/6-有机化学/有机化学基础.docx
@@ -2373,82 +2373,74 @@
       <w:r>
         <w:rPr>
           <w:rFonts w:hint="eastAsia" w:ascii="Times New Roman" w:hAnsi="Times New Roman" w:eastAsia="FangSong" w:cs="Times New Roman"/>
+          <w:b/>
+          <w:bCs/>
         </w:rPr>
         <w:t xml:space="preserve">技巧</w:t>
       </w:r>
       <w:r>
         <w:rPr>
           <w:rFonts w:hint="eastAsia" w:ascii="Times New Roman" w:hAnsi="Times New Roman" w:eastAsia="Times New Roman" w:cs="Times New Roman"/>
-          <w:b/>
-          <w:bCs/>
         </w:rPr>
         <w:t>：</w:t>
       </w:r>
       <w:r>
         <w:rPr>
           <w:rFonts w:hint="eastAsia" w:ascii="Times New Roman" w:hAnsi="Times New Roman" w:eastAsia="FangSong" w:cs="Times New Roman"/>
-          <w:b/>
-          <w:bCs/>
         </w:rPr>
         <w:t>杂环和碳环的区别在于环上是否有</w:t>
       </w:r>
       <w:r>
         <w:rPr>
           <w:rFonts w:ascii="Times New Roman" w:hAnsi="Times New Roman" w:eastAsia="Times New Roman" w:cs="Times New Roman"/>
-          <w:b/>
-          <w:bCs/>
         </w:rPr>
         <w:t xml:space="preserve"> O/N/S </w:t>
       </w:r>
       <w:r>
         <w:rPr>
           <w:rFonts w:hint="eastAsia" w:ascii="Times New Roman" w:hAnsi="Times New Roman" w:eastAsia="FangSong" w:cs="Times New Roman"/>
-          <w:b/>
-          <w:bCs/>
         </w:rPr>
         <w:t>等杂原子</w:t>
       </w:r>
       <w:r>
         <w:rPr>
           <w:rFonts w:hint="eastAsia" w:ascii="Times New Roman" w:hAnsi="Times New Roman" w:eastAsia="Times New Roman" w:cs="Times New Roman"/>
-          <w:b/>
-          <w:bCs/>
         </w:rPr>
         <w:t>。</w:t>
       </w:r>
       <w:r>
         <w:rPr>
           <w:rFonts w:hint="eastAsia" w:ascii="Times New Roman" w:hAnsi="Times New Roman" w:eastAsia="FangSong" w:cs="Times New Roman"/>
-          <w:b/>
-          <w:bCs/>
         </w:rPr>
         <w:t>杂环化合物按环是否具有芳香性分为</w:t>
       </w:r>
       <w:r>
         <w:rPr>
           <w:rFonts w:hint="eastAsia" w:ascii="Times New Roman" w:hAnsi="Times New Roman" w:eastAsia="FangSong" w:cs="Times New Roman"/>
+          <w:b/>
+          <w:bCs/>
         </w:rPr>
         <w:t xml:space="preserve">脂杂环</w:t>
       </w:r>
       <w:r>
         <w:rPr>
           <w:rFonts w:hint="eastAsia" w:ascii="Times New Roman" w:hAnsi="Times New Roman" w:eastAsia="FangSong" w:cs="Times New Roman"/>
-          <w:b/>
-          <w:bCs/>
         </w:rPr>
         <w:t xml:space="preserve">和</w:t>
       </w:r>
       <w:r>
         <w:rPr>
           <w:rFonts w:hint="eastAsia" w:ascii="Times New Roman" w:hAnsi="Times New Roman" w:eastAsia="FangSong" w:cs="Times New Roman"/>
-        </w:rPr>
-        <w:t>芳杂环</w:t>
-      </w:r>
-      <w:r>
-        <w:rPr>
-          <w:rFonts w:hint="eastAsia" w:ascii="Times New Roman" w:hAnsi="Times New Roman" w:eastAsia="Times New Roman" w:cs="Times New Roman"/>
-        </w:rPr>
-        <w:t>**——</w:t>
+          <w:b/>
+          <w:bCs/>
+        </w:rPr>
+        <w:t xml:space="preserve">芳杂环</w:t>
+      </w:r>
+      <w:r>
+        <w:rPr>
+          <w:rFonts w:hint="eastAsia" w:ascii="Times New Roman" w:hAnsi="Times New Roman" w:eastAsia="Times New Roman" w:cs="Times New Roman"/>
+        </w:rPr>
+        <w:t>——</w:t>
       </w:r>
       <w:r>
         <w:rPr>
@@ -8719,7 +8711,7 @@
               <w:rPr>
                 <w:rFonts w:hint="eastAsia" w:ascii="Times New Roman" w:hAnsi="Times New Roman" w:eastAsia="FangSong" w:cs="Times New Roman"/>
               </w:rPr>
-              <w:t>环对二苯环型</w:t>
+              <w:t>对环芳烷型</w:t>
             </w:r>
             <w:r>
               <w:rPr>
@@ -8752,7 +8744,31 @@
               <w:rPr>
                 <w:rFonts w:hint="eastAsia" w:ascii="Times New Roman" w:hAnsi="Times New Roman" w:eastAsia="FangSong" w:cs="Times New Roman"/>
               </w:rPr>
-              <w:t xml:space="preserve">大环限制苯环平面取向</w:t>
+              <w:t>苯环被短桥锁在大环中</w:t>
+            </w:r>
+            <w:r>
+              <w:rPr>
+                <w:rFonts w:hint="eastAsia" w:ascii="Times New Roman" w:hAnsi="Times New Roman" w:eastAsia="Times New Roman" w:cs="Times New Roman"/>
+              </w:rPr>
+              <w:t>，</w:t>
+            </w:r>
+            <w:r>
+              <w:rPr>
+                <w:rFonts w:hint="eastAsia" w:ascii="Times New Roman" w:hAnsi="Times New Roman" w:eastAsia="FangSong" w:cs="Times New Roman"/>
+              </w:rPr>
+              <w:t>翻转受阻</w:t>
+            </w:r>
+            <w:r>
+              <w:rPr>
+                <w:rFonts w:hint="eastAsia" w:ascii="Times New Roman" w:hAnsi="Times New Roman" w:eastAsia="Times New Roman" w:cs="Times New Roman"/>
+              </w:rPr>
+              <w:t>、</w:t>
+            </w:r>
+            <w:r>
+              <w:rPr>
+                <w:rFonts w:hint="eastAsia" w:ascii="Times New Roman" w:hAnsi="Times New Roman" w:eastAsia="FangSong" w:cs="Times New Roman"/>
+              </w:rPr>
+              <w:t>苯环平面取向被固定</w:t>
             </w:r>
           </w:p>
         </w:tc>
@@ -8767,7 +8783,19 @@
               <w:rPr>
                 <w:rFonts w:hint="eastAsia" w:ascii="Times New Roman" w:hAnsi="Times New Roman" w:eastAsia="FangSong" w:cs="Times New Roman"/>
               </w:rPr>
-              <w:t xml:space="preserve">平面两侧取代基不对称</w:t>
+              <w:t>苯环平面两侧取代基不对称</w:t>
+            </w:r>
+            <w:r>
+              <w:rPr>
+                <w:rFonts w:hint="eastAsia" w:ascii="Times New Roman" w:hAnsi="Times New Roman" w:eastAsia="Times New Roman" w:cs="Times New Roman"/>
+              </w:rPr>
+              <w:t>，</w:t>
+            </w:r>
+            <w:r>
+              <w:rPr>
+                <w:rFonts w:hint="eastAsia" w:ascii="Times New Roman" w:hAnsi="Times New Roman" w:eastAsia="FangSong" w:cs="Times New Roman"/>
+              </w:rPr>
+              <w:t>无对称面</w:t>
             </w:r>
           </w:p>
         </w:tc>
@@ -8780,9 +8808,15 @@
             </w:pPr>
             <w:r>
               <w:rPr>
-                <w:rFonts w:hint="eastAsia" w:ascii="Times New Roman" w:hAnsi="Times New Roman" w:eastAsia="FangSong" w:cs="Times New Roman"/>
-              </w:rPr>
-              <w:t xml:space="preserve">某些环芳烃</w:t>
+                <w:rFonts w:hint="eastAsia" w:ascii="Times New Roman" w:hAnsi="Times New Roman" w:eastAsia="Times New Roman" w:cs="Times New Roman"/>
+              </w:rPr>
+              <w:t>[2.2]</w:t>
+            </w:r>
+            <w:r>
+              <w:rPr>
+                <w:rFonts w:hint="eastAsia" w:ascii="Times New Roman" w:hAnsi="Times New Roman" w:eastAsia="FangSong" w:cs="Times New Roman"/>
+              </w:rPr>
+              <w:t>对环芳烷衍生物</w:t>
             </w:r>
           </w:p>
         </w:tc>
@@ -10065,7 +10099,21 @@
                 <w:rFonts w:hint="eastAsia" w:ascii="Times New Roman" w:hAnsi="Times New Roman" w:eastAsia="SimHei" w:cs="Times New Roman"/>
                 <w:b/>
               </w:rPr>
-              <w:t>在手性环境中</w:t>
+              <w:t>非手性</w:t>
+            </w:r>
+            <w:r>
+              <w:rPr>
+                <w:rFonts w:hint="eastAsia" w:ascii="Times New Roman" w:hAnsi="Times New Roman" w:eastAsia="Times New Roman" w:cs="Times New Roman"/>
+                <w:b/>
+              </w:rPr>
+              <w:t>/</w:t>
+            </w:r>
+            <w:r>
+              <w:rPr>
+                <w:rFonts w:hint="eastAsia" w:ascii="Times New Roman" w:hAnsi="Times New Roman" w:eastAsia="SimHei" w:cs="Times New Roman"/>
+                <w:b/>
+              </w:rPr>
+              <w:t>手性环境</w:t>
             </w:r>
             <w:r>
               <w:rPr>
@@ -10164,25 +10212,19 @@
               <w:rPr>
                 <w:rFonts w:hint="eastAsia" w:ascii="Times New Roman" w:hAnsi="Times New Roman" w:eastAsia="FangSong" w:cs="Times New Roman"/>
               </w:rPr>
-              <w:t>相同</w:t>
+              <w:t>非手性环境中相同</w:t>
             </w:r>
             <w:r>
               <w:rPr>
                 <w:rFonts w:hint="eastAsia" w:ascii="Times New Roman" w:hAnsi="Times New Roman" w:eastAsia="Times New Roman" w:cs="Times New Roman"/>
               </w:rPr>
-              <w:t>（</w:t>
-            </w:r>
-            <w:r>
-              <w:rPr>
-                <w:rFonts w:hint="eastAsia" w:ascii="Times New Roman" w:hAnsi="Times New Roman" w:eastAsia="FangSong" w:cs="Times New Roman"/>
-              </w:rPr>
-              <w:t>但旋光方向相反</w:t>
-            </w:r>
-            <w:r>
-              <w:rPr>
-                <w:rFonts w:hint="eastAsia" w:ascii="Times New Roman" w:hAnsi="Times New Roman" w:eastAsia="Times New Roman" w:cs="Times New Roman"/>
-              </w:rPr>
-              <w:t>）</w:t>
+              <w:t>；</w:t>
+            </w:r>
+            <w:r>
+              <w:rPr>
+                <w:rFonts w:hint="eastAsia" w:ascii="Times New Roman" w:hAnsi="Times New Roman" w:eastAsia="FangSong" w:cs="Times New Roman"/>
+              </w:rPr>
+              <w:t>手性环境中不同</w:t>
             </w:r>
           </w:p>
         </w:tc>
@@ -10244,7 +10286,25 @@
               <w:rPr>
                 <w:rFonts w:hint="eastAsia" w:ascii="Times New Roman" w:hAnsi="Times New Roman" w:eastAsia="FangSong" w:cs="Times New Roman"/>
               </w:rPr>
-              <w:t xml:space="preserve">不同</w:t>
+              <w:t>不同</w:t>
+            </w:r>
+            <w:r>
+              <w:rPr>
+                <w:rFonts w:hint="eastAsia" w:ascii="Times New Roman" w:hAnsi="Times New Roman" w:eastAsia="Times New Roman" w:cs="Times New Roman"/>
+              </w:rPr>
+              <w:t>（</w:t>
+            </w:r>
+            <w:r>
+              <w:rPr>
+                <w:rFonts w:hint="eastAsia" w:ascii="Times New Roman" w:hAnsi="Times New Roman" w:eastAsia="FangSong" w:cs="Times New Roman"/>
+              </w:rPr>
+              <w:t>与环境是否手性无关</w:t>
+            </w:r>
+            <w:r>
+              <w:rPr>
+                <w:rFonts w:hint="eastAsia" w:ascii="Times New Roman" w:hAnsi="Times New Roman" w:eastAsia="Times New Roman" w:cs="Times New Roman"/>
+              </w:rPr>
+              <w:t>）</w:t>
             </w:r>
           </w:p>
         </w:tc>
@@ -10252,24 +10312,284 @@
     </w:tbl>
     <w:p>
       <w:pPr>
-        <w:pStyle w:val="BodyText"/>
+        <w:pStyle w:val="MethodologyBlock"/>
         <w:spacing w:before="120"/>
       </w:pPr>
       <w:r>
         <w:rPr>
-          <w:rFonts w:ascii="Times New Roman" w:hAnsi="Times New Roman" w:eastAsia="Times New Roman" w:cs="Times New Roman"/>
-          <w:b/>
-          <w:bCs/>
-        </w:rPr>
-        <w:t xml:space="preserve">1.3.3 </w:t>
-      </w:r>
-      <w:r>
-        <w:rPr>
-          <w:rFonts w:hint="eastAsia" w:ascii="Times New Roman" w:hAnsi="Times New Roman" w:eastAsia="FangSong" w:cs="Times New Roman"/>
-          <w:b/>
-          <w:bCs/>
-        </w:rPr>
-        <w:t xml:space="preserve">构象异构</w:t>
+          <w:rFonts w:hint="eastAsia" w:ascii="Times New Roman" w:hAnsi="Times New Roman" w:eastAsia="FangSong" w:cs="Times New Roman"/>
+        </w:rPr>
+        <w:t>对映体</w:t>
+      </w:r>
+      <w:r>
+        <w:rPr>
+          <w:rFonts w:hint="eastAsia" w:ascii="Times New Roman" w:hAnsi="Times New Roman" w:eastAsia="Times New Roman" w:cs="Times New Roman"/>
+        </w:rPr>
+        <w:t>”</w:t>
+      </w:r>
+      <w:r>
+        <w:rPr>
+          <w:rFonts w:hint="eastAsia" w:ascii="Times New Roman" w:hAnsi="Times New Roman" w:eastAsia="FangSong" w:cs="Times New Roman"/>
+        </w:rPr>
+        <w:t>化学性质相同</w:t>
+      </w:r>
+      <w:r>
+        <w:rPr>
+          <w:rFonts w:hint="eastAsia" w:ascii="Times New Roman" w:hAnsi="Times New Roman" w:eastAsia="Times New Roman" w:cs="Times New Roman"/>
+        </w:rPr>
+        <w:t>”</w:t>
+      </w:r>
+      <w:r>
+        <w:rPr>
+          <w:rFonts w:hint="eastAsia" w:ascii="Times New Roman" w:hAnsi="Times New Roman" w:eastAsia="FangSong" w:cs="Times New Roman"/>
+        </w:rPr>
+        <w:t>的前提条件</w:t>
+      </w:r>
+      <w:r>
+        <w:rPr>
+          <w:rFonts w:ascii="Times New Roman" w:hAnsi="Times New Roman" w:eastAsia="Times New Roman" w:cs="Times New Roman"/>
+        </w:rPr>
+        <w:t xml:space="preserve"> </w:t>
+      </w:r>
+      <w:r>
+        <w:rPr>
+          <w:rFonts w:hint="eastAsia" w:ascii="Times New Roman" w:hAnsi="Times New Roman" w:eastAsia="FangSong" w:cs="Times New Roman"/>
+        </w:rPr>
+        <w:t xml:space="preserve">对映体只在</w:t>
+      </w:r>
+      <w:r>
+        <w:rPr>
+          <w:rFonts w:hint="eastAsia" w:ascii="Times New Roman" w:hAnsi="Times New Roman" w:eastAsia="FangSong" w:cs="Times New Roman"/>
+          <w:b/>
+          <w:bCs/>
+        </w:rPr>
+        <w:t xml:space="preserve">非手性环境</w:t>
+      </w:r>
+      <w:r>
+        <w:rPr>
+          <w:rFonts w:hint="eastAsia" w:ascii="Times New Roman" w:hAnsi="Times New Roman" w:eastAsia="FangSong" w:cs="Times New Roman"/>
+        </w:rPr>
+        <w:t>中化学性质相同</w:t>
+      </w:r>
+      <w:r>
+        <w:rPr>
+          <w:rFonts w:hint="eastAsia" w:ascii="Times New Roman" w:hAnsi="Times New Roman" w:eastAsia="Times New Roman" w:cs="Times New Roman"/>
+        </w:rPr>
+        <w:t>（</w:t>
+      </w:r>
+      <w:r>
+        <w:rPr>
+          <w:rFonts w:hint="eastAsia" w:ascii="Times New Roman" w:hAnsi="Times New Roman" w:eastAsia="FangSong" w:cs="Times New Roman"/>
+        </w:rPr>
+        <w:t>与同一非手性试剂反应</w:t>
+      </w:r>
+      <w:r>
+        <w:rPr>
+          <w:rFonts w:hint="eastAsia" w:ascii="Times New Roman" w:hAnsi="Times New Roman" w:eastAsia="Times New Roman" w:cs="Times New Roman"/>
+        </w:rPr>
+        <w:t>，</w:t>
+      </w:r>
+      <w:r>
+        <w:rPr>
+          <w:rFonts w:hint="eastAsia" w:ascii="Times New Roman" w:hAnsi="Times New Roman" w:eastAsia="FangSong" w:cs="Times New Roman"/>
+        </w:rPr>
+        <w:t>速率与产物一致</w:t>
+      </w:r>
+      <w:r>
+        <w:rPr>
+          <w:rFonts w:hint="eastAsia" w:ascii="Times New Roman" w:hAnsi="Times New Roman" w:eastAsia="Times New Roman" w:cs="Times New Roman"/>
+        </w:rPr>
+        <w:t>）；</w:t>
+      </w:r>
+      <w:r>
+        <w:rPr>
+          <w:rFonts w:hint="eastAsia" w:ascii="Times New Roman" w:hAnsi="Times New Roman" w:eastAsia="FangSong" w:cs="Times New Roman"/>
+        </w:rPr>
+        <w:t>一旦进入</w:t>
+      </w:r>
+      <w:r>
+        <w:rPr>
+          <w:rFonts w:hint="eastAsia" w:ascii="Times New Roman" w:hAnsi="Times New Roman" w:eastAsia="FangSong" w:cs="Times New Roman"/>
+          <w:b/>
+          <w:bCs/>
+        </w:rPr>
+        <w:t xml:space="preserve">手性环境</w:t>
+      </w:r>
+      <w:r>
+        <w:rPr>
+          <w:rFonts w:hint="eastAsia" w:ascii="Times New Roman" w:hAnsi="Times New Roman" w:eastAsia="Times New Roman" w:cs="Times New Roman"/>
+        </w:rPr>
+        <w:t>（</w:t>
+      </w:r>
+      <w:r>
+        <w:rPr>
+          <w:rFonts w:hint="eastAsia" w:ascii="Times New Roman" w:hAnsi="Times New Roman" w:eastAsia="FangSong" w:cs="Times New Roman"/>
+        </w:rPr>
+        <w:t>手性试剂</w:t>
+      </w:r>
+      <w:r>
+        <w:rPr>
+          <w:rFonts w:hint="eastAsia" w:ascii="Times New Roman" w:hAnsi="Times New Roman" w:eastAsia="Times New Roman" w:cs="Times New Roman"/>
+        </w:rPr>
+        <w:t>、</w:t>
+      </w:r>
+      <w:r>
+        <w:rPr>
+          <w:rFonts w:hint="eastAsia" w:ascii="Times New Roman" w:hAnsi="Times New Roman" w:eastAsia="FangSong" w:cs="Times New Roman"/>
+        </w:rPr>
+        <w:t>酶的活性中心</w:t>
+      </w:r>
+      <w:r>
+        <w:rPr>
+          <w:rFonts w:hint="eastAsia" w:ascii="Times New Roman" w:hAnsi="Times New Roman" w:eastAsia="Times New Roman" w:cs="Times New Roman"/>
+        </w:rPr>
+        <w:t>、</w:t>
+      </w:r>
+      <w:r>
+        <w:rPr>
+          <w:rFonts w:hint="eastAsia" w:ascii="Times New Roman" w:hAnsi="Times New Roman" w:eastAsia="FangSong" w:cs="Times New Roman"/>
+        </w:rPr>
+        <w:t>手性受体</w:t>
+      </w:r>
+      <w:r>
+        <w:rPr>
+          <w:rFonts w:hint="eastAsia" w:ascii="Times New Roman" w:hAnsi="Times New Roman" w:eastAsia="Times New Roman" w:cs="Times New Roman"/>
+        </w:rPr>
+        <w:t>），</w:t>
+      </w:r>
+      <w:r>
+        <w:rPr>
+          <w:rFonts w:hint="eastAsia" w:ascii="Times New Roman" w:hAnsi="Times New Roman" w:eastAsia="FangSong" w:cs="Times New Roman"/>
+        </w:rPr>
+        <w:t>两者的反应速率与产物就不再相同</w:t>
+      </w:r>
+      <w:r>
+        <w:rPr>
+          <w:rFonts w:hint="eastAsia" w:ascii="Times New Roman" w:hAnsi="Times New Roman" w:eastAsia="Times New Roman" w:cs="Times New Roman"/>
+        </w:rPr>
+        <w:t>——</w:t>
+      </w:r>
+      <w:r>
+        <w:rPr>
+          <w:rFonts w:hint="eastAsia" w:ascii="Times New Roman" w:hAnsi="Times New Roman" w:eastAsia="FangSong" w:cs="Times New Roman"/>
+        </w:rPr>
+        <w:t>这正是手性拆分的化学依据</w:t>
+      </w:r>
+      <w:r>
+        <w:rPr>
+          <w:rFonts w:hint="eastAsia" w:ascii="Times New Roman" w:hAnsi="Times New Roman" w:eastAsia="Times New Roman" w:cs="Times New Roman"/>
+        </w:rPr>
+        <w:t>。</w:t>
+      </w:r>
+      <w:r>
+        <w:rPr>
+          <w:rFonts w:ascii="Times New Roman" w:hAnsi="Times New Roman" w:eastAsia="Times New Roman" w:cs="Times New Roman"/>
+        </w:rPr>
+        <w:t xml:space="preserve"> </w:t>
+      </w:r>
+      <w:r>
+        <w:rPr>
+          <w:rFonts w:hint="eastAsia" w:ascii="Times New Roman" w:hAnsi="Times New Roman" w:eastAsia="FangSong" w:cs="Times New Roman"/>
+        </w:rPr>
+        <w:t>另需区分</w:t>
+      </w:r>
+      <w:r>
+        <w:rPr>
+          <w:rFonts w:hint="eastAsia" w:ascii="Times New Roman" w:hAnsi="Times New Roman" w:eastAsia="Times New Roman" w:cs="Times New Roman"/>
+        </w:rPr>
+        <w:t>：</w:t>
+      </w:r>
+      <w:r>
+        <w:rPr>
+          <w:rFonts w:hint="eastAsia" w:ascii="Times New Roman" w:hAnsi="Times New Roman" w:eastAsia="FangSong" w:cs="Times New Roman"/>
+        </w:rPr>
+        <w:t>旋光方向属于</w:t>
+      </w:r>
+      <w:r>
+        <w:rPr>
+          <w:rFonts w:hint="eastAsia" w:ascii="Times New Roman" w:hAnsi="Times New Roman" w:eastAsia="FangSong" w:cs="Times New Roman"/>
+          <w:b/>
+          <w:bCs/>
+        </w:rPr>
+        <w:t xml:space="preserve">物理性质</w:t>
+      </w:r>
+      <w:r>
+        <w:rPr>
+          <w:rFonts w:hint="eastAsia" w:ascii="Times New Roman" w:hAnsi="Times New Roman" w:eastAsia="Times New Roman" w:cs="Times New Roman"/>
+        </w:rPr>
+        <w:t>，</w:t>
+      </w:r>
+      <w:r>
+        <w:rPr>
+          <w:rFonts w:hint="eastAsia" w:ascii="Times New Roman" w:hAnsi="Times New Roman" w:eastAsia="FangSong" w:cs="Times New Roman"/>
+        </w:rPr>
+        <w:t>不是化学性质</w:t>
+      </w:r>
+      <w:r>
+        <w:rPr>
+          <w:rFonts w:hint="eastAsia" w:ascii="Times New Roman" w:hAnsi="Times New Roman" w:eastAsia="Times New Roman" w:cs="Times New Roman"/>
+        </w:rPr>
+        <w:t>；</w:t>
+      </w:r>
+      <w:r>
+        <w:rPr>
+          <w:rFonts w:hint="eastAsia" w:ascii="Times New Roman" w:hAnsi="Times New Roman" w:eastAsia="FangSong" w:cs="Times New Roman"/>
+        </w:rPr>
+        <w:t>所以</w:t>
+      </w:r>
+      <w:r>
+        <w:rPr>
+          <w:rFonts w:hint="eastAsia" w:ascii="Times New Roman" w:hAnsi="Times New Roman" w:eastAsia="Times New Roman" w:cs="Times New Roman"/>
+        </w:rPr>
+        <w:t>”</w:t>
+      </w:r>
+      <w:r>
+        <w:rPr>
+          <w:rFonts w:hint="eastAsia" w:ascii="Times New Roman" w:hAnsi="Times New Roman" w:eastAsia="FangSong" w:cs="Times New Roman"/>
+        </w:rPr>
+        <w:t>对映体在非手性环境中化学性质相同</w:t>
+      </w:r>
+      <w:r>
+        <w:rPr>
+          <w:rFonts w:hint="eastAsia" w:ascii="Times New Roman" w:hAnsi="Times New Roman" w:eastAsia="Times New Roman" w:cs="Times New Roman"/>
+        </w:rPr>
+        <w:t>”</w:t>
+      </w:r>
+      <w:r>
+        <w:rPr>
+          <w:rFonts w:hint="eastAsia" w:ascii="Times New Roman" w:hAnsi="Times New Roman" w:eastAsia="FangSong" w:cs="Times New Roman"/>
+        </w:rPr>
+        <w:t>与</w:t>
+      </w:r>
+      <w:r>
+        <w:rPr>
+          <w:rFonts w:hint="eastAsia" w:ascii="Times New Roman" w:hAnsi="Times New Roman" w:eastAsia="Times New Roman" w:cs="Times New Roman"/>
+        </w:rPr>
+        <w:t>”</w:t>
+      </w:r>
+      <w:r>
+        <w:rPr>
+          <w:rFonts w:hint="eastAsia" w:ascii="Times New Roman" w:hAnsi="Times New Roman" w:eastAsia="FangSong" w:cs="Times New Roman"/>
+        </w:rPr>
+        <w:t>旋光方向相反</w:t>
+      </w:r>
+      <w:r>
+        <w:rPr>
+          <w:rFonts w:hint="eastAsia" w:ascii="Times New Roman" w:hAnsi="Times New Roman" w:eastAsia="Times New Roman" w:cs="Times New Roman"/>
+        </w:rPr>
+        <w:t>”</w:t>
+      </w:r>
+      <w:r>
+        <w:rPr>
+          <w:rFonts w:hint="eastAsia" w:ascii="Times New Roman" w:hAnsi="Times New Roman" w:eastAsia="FangSong" w:cs="Times New Roman"/>
+        </w:rPr>
+        <w:t>并不矛盾</w:t>
+      </w:r>
+      <w:r>
+        <w:rPr>
+          <w:rFonts w:hint="eastAsia" w:ascii="Times New Roman" w:hAnsi="Times New Roman" w:eastAsia="Times New Roman" w:cs="Times New Roman"/>
+        </w:rPr>
+        <w:t>。</w:t>
       </w:r>
     </w:p>
     <w:p>
@@ -10278,29 +10598,19 @@
       </w:pPr>
       <w:r>
         <w:rPr>
-          <w:rFonts w:hint="eastAsia" w:ascii="Times New Roman" w:hAnsi="Times New Roman" w:eastAsia="FangSong" w:cs="Times New Roman"/>
-          <w:b/>
-          <w:bCs/>
-        </w:rPr>
-        <w:t xml:space="preserve">构象</w:t>
-      </w:r>
-      <w:r>
-        <w:rPr>
-          <w:rFonts w:hint="eastAsia" w:ascii="Times New Roman" w:hAnsi="Times New Roman" w:eastAsia="Times New Roman" w:cs="Times New Roman"/>
-        </w:rPr>
-        <w:t>：</w:t>
-      </w:r>
-      <w:r>
-        <w:rPr>
-          <w:rFonts w:hint="eastAsia" w:ascii="Times New Roman" w:hAnsi="Times New Roman" w:eastAsia="FangSong" w:cs="Times New Roman"/>
-        </w:rPr>
-        <w:t>因单键旋转而产生的分子的不同空间形状</w:t>
-      </w:r>
-      <w:r>
-        <w:rPr>
-          <w:rFonts w:hint="eastAsia" w:ascii="Times New Roman" w:hAnsi="Times New Roman" w:eastAsia="Times New Roman" w:cs="Times New Roman"/>
-        </w:rPr>
-        <w:t>。</w:t>
+          <w:rFonts w:ascii="Times New Roman" w:hAnsi="Times New Roman" w:eastAsia="Times New Roman" w:cs="Times New Roman"/>
+          <w:b/>
+          <w:bCs/>
+        </w:rPr>
+        <w:t xml:space="preserve">1.3.3 </w:t>
+      </w:r>
+      <w:r>
+        <w:rPr>
+          <w:rFonts w:hint="eastAsia" w:ascii="Times New Roman" w:hAnsi="Times New Roman" w:eastAsia="FangSong" w:cs="Times New Roman"/>
+          <w:b/>
+          <w:bCs/>
+        </w:rPr>
+        <w:t xml:space="preserve">构象异构</w:t>
       </w:r>
     </w:p>
     <w:p>
@@ -10313,39 +10623,7 @@
           <w:b/>
           <w:bCs/>
         </w:rPr>
-        <w:t xml:space="preserve">乙烷的构象</w:t>
-      </w:r>
-      <w:r>
-        <w:rPr>
-          <w:rFonts w:hint="eastAsia" w:ascii="Times New Roman" w:hAnsi="Times New Roman" w:eastAsia="Times New Roman" w:cs="Times New Roman"/>
-        </w:rPr>
-        <w:t xml:space="preserve">：</w:t>
-      </w:r>
-      <w:r>
-        <w:rPr>
-          <w:rFonts w:ascii="Times New Roman" w:hAnsi="Times New Roman" w:eastAsia="Times New Roman" w:cs="Times New Roman"/>
-        </w:rPr>
-        <w:t xml:space="preserve"> </w:t>
-      </w:r>
-      <w:r>
-        <w:rPr>
-          <w:rFonts w:ascii="Times New Roman" w:hAnsi="Times New Roman" w:eastAsia="Times New Roman" w:cs="Times New Roman"/>
-        </w:rPr>
-        <w:t xml:space="preserve">-</w:t>
-      </w:r>
-      <w:r>
-        <w:rPr>
-          <w:rFonts w:ascii="Times New Roman" w:hAnsi="Times New Roman" w:eastAsia="Times New Roman" w:cs="Times New Roman"/>
-        </w:rPr>
-        <w:t xml:space="preserve"> </w:t>
-      </w:r>
-      <w:r>
-        <w:rPr>
-          <w:rFonts w:hint="eastAsia" w:ascii="Times New Roman" w:hAnsi="Times New Roman" w:eastAsia="FangSong" w:cs="Times New Roman"/>
-          <w:b/>
-          <w:bCs/>
-        </w:rPr>
-        <w:t xml:space="preserve">交叉式</w:t>
+        <w:t xml:space="preserve">构象</w:t>
       </w:r>
       <w:r>
         <w:rPr>
@@ -10357,153 +10635,13 @@
         <w:rPr>
           <w:rFonts w:hint="eastAsia" w:ascii="Times New Roman" w:hAnsi="Times New Roman" w:eastAsia="FangSong" w:cs="Times New Roman"/>
         </w:rPr>
-        <w:t>最稳定</w:t>
-      </w:r>
-      <w:r>
-        <w:rPr>
-          <w:rFonts w:hint="eastAsia" w:ascii="Times New Roman" w:hAnsi="Times New Roman" w:eastAsia="Times New Roman" w:cs="Times New Roman"/>
-        </w:rPr>
-        <w:t>（C-H</w:t>
-      </w:r>
-      <w:r>
-        <w:rPr>
-          <w:rFonts w:hint="eastAsia" w:ascii="Times New Roman" w:hAnsi="Times New Roman" w:eastAsia="FangSong" w:cs="Times New Roman"/>
-        </w:rPr>
-        <w:t>键距离最远</w:t>
-      </w:r>
-      <w:r>
-        <w:rPr>
-          <w:rFonts w:hint="eastAsia" w:ascii="Times New Roman" w:hAnsi="Times New Roman" w:eastAsia="Times New Roman" w:cs="Times New Roman"/>
-        </w:rPr>
-        <w:t>，</w:t>
-      </w:r>
-      <w:r>
-        <w:rPr>
-          <w:rFonts w:hint="eastAsia" w:ascii="Times New Roman" w:hAnsi="Times New Roman" w:eastAsia="FangSong" w:cs="Times New Roman"/>
-        </w:rPr>
-        <w:t>扭转张力最小</w:t>
-      </w:r>
-      <w:r>
-        <w:rPr>
-          <w:rFonts w:hint="eastAsia" w:ascii="Times New Roman" w:hAnsi="Times New Roman" w:eastAsia="Times New Roman" w:cs="Times New Roman"/>
-        </w:rPr>
-        <w:t>）</w:t>
-      </w:r>
-      <w:r>
-        <w:rPr>
-          <w:rFonts w:ascii="Times New Roman" w:hAnsi="Times New Roman" w:eastAsia="Times New Roman" w:cs="Times New Roman"/>
-        </w:rPr>
-        <w:t xml:space="preserve"> </w:t>
-      </w:r>
-      <w:r>
-        <w:rPr>
-          <w:rFonts w:ascii="Times New Roman" w:hAnsi="Times New Roman" w:eastAsia="Times New Roman" w:cs="Times New Roman"/>
-        </w:rPr>
-        <w:t xml:space="preserve">-</w:t>
-      </w:r>
-      <w:r>
-        <w:rPr>
-          <w:rFonts w:ascii="Times New Roman" w:hAnsi="Times New Roman" w:eastAsia="Times New Roman" w:cs="Times New Roman"/>
-        </w:rPr>
-        <w:t xml:space="preserve"> </w:t>
-      </w:r>
-      <w:r>
-        <w:rPr>
-          <w:rFonts w:hint="eastAsia" w:ascii="Times New Roman" w:hAnsi="Times New Roman" w:eastAsia="FangSong" w:cs="Times New Roman"/>
-          <w:b/>
-          <w:bCs/>
-        </w:rPr>
-        <w:t xml:space="preserve">重叠式</w:t>
-      </w:r>
-      <w:r>
-        <w:rPr>
-          <w:rFonts w:hint="eastAsia" w:ascii="Times New Roman" w:hAnsi="Times New Roman" w:eastAsia="Times New Roman" w:cs="Times New Roman"/>
-        </w:rPr>
-        <w:t>：</w:t>
-      </w:r>
-      <w:r>
-        <w:rPr>
-          <w:rFonts w:hint="eastAsia" w:ascii="Times New Roman" w:hAnsi="Times New Roman" w:eastAsia="FangSong" w:cs="Times New Roman"/>
-        </w:rPr>
-        <w:t>最不稳定</w:t>
-      </w:r>
-      <w:r>
-        <w:rPr>
-          <w:rFonts w:hint="eastAsia" w:ascii="Times New Roman" w:hAnsi="Times New Roman" w:eastAsia="Times New Roman" w:cs="Times New Roman"/>
-        </w:rPr>
-        <w:t>（C-H</w:t>
-      </w:r>
-      <w:r>
-        <w:rPr>
-          <w:rFonts w:hint="eastAsia" w:ascii="Times New Roman" w:hAnsi="Times New Roman" w:eastAsia="FangSong" w:cs="Times New Roman"/>
-        </w:rPr>
-        <w:t>键处于重叠位置</w:t>
-      </w:r>
-      <w:r>
-        <w:rPr>
-          <w:rFonts w:hint="eastAsia" w:ascii="Times New Roman" w:hAnsi="Times New Roman" w:eastAsia="Times New Roman" w:cs="Times New Roman"/>
-        </w:rPr>
-        <w:t>，</w:t>
-      </w:r>
-      <w:r>
-        <w:rPr>
-          <w:rFonts w:hint="eastAsia" w:ascii="Times New Roman" w:hAnsi="Times New Roman" w:eastAsia="FangSong" w:cs="Times New Roman"/>
-        </w:rPr>
-        <w:t>扭转张力最大</w:t>
-      </w:r>
-      <w:r>
-        <w:rPr>
-          <w:rFonts w:hint="eastAsia" w:ascii="Times New Roman" w:hAnsi="Times New Roman" w:eastAsia="Times New Roman" w:cs="Times New Roman"/>
-        </w:rPr>
-        <w:t>）</w:t>
-      </w:r>
-      <w:r>
-        <w:rPr>
-          <w:rFonts w:ascii="Times New Roman" w:hAnsi="Times New Roman" w:eastAsia="Times New Roman" w:cs="Times New Roman"/>
-        </w:rPr>
-        <w:t xml:space="preserve"> </w:t>
-      </w:r>
-      <w:r>
-        <w:rPr>
-          <w:rFonts w:ascii="Times New Roman" w:hAnsi="Times New Roman" w:eastAsia="Times New Roman" w:cs="Times New Roman"/>
-        </w:rPr>
-        <w:t xml:space="preserve">- </w:t>
-      </w:r>
-      <w:r>
-        <w:rPr>
-          <w:rFonts w:hint="eastAsia" w:ascii="Times New Roman" w:hAnsi="Times New Roman" w:eastAsia="FangSong" w:cs="Times New Roman"/>
-        </w:rPr>
-        <w:t>能垒</w:t>
-      </w:r>
-      <w:r>
-        <w:rPr>
-          <w:rFonts w:hint="eastAsia" w:ascii="Times New Roman" w:hAnsi="Times New Roman" w:eastAsia="Times New Roman" w:cs="Times New Roman"/>
-        </w:rPr>
-        <w:t>：~12</w:t>
-      </w:r>
-      <w:r>
-        <w:rPr>
-          <w:rFonts w:ascii="Times New Roman" w:hAnsi="Times New Roman" w:eastAsia="Times New Roman" w:cs="Times New Roman"/>
-        </w:rPr>
-        <w:t xml:space="preserve"> </w:t>
-      </w:r>
-      <w:r>
-        <w:rPr>
-          <w:rFonts w:hint="eastAsia" w:ascii="Times New Roman" w:hAnsi="Times New Roman" w:eastAsia="Times New Roman" w:cs="Times New Roman"/>
-        </w:rPr>
-        <w:t>kJ/mol（</w:t>
-      </w:r>
-      <w:r>
-        <w:rPr>
-          <w:rFonts w:hint="eastAsia" w:ascii="Times New Roman" w:hAnsi="Times New Roman" w:eastAsia="FangSong" w:cs="Times New Roman"/>
-        </w:rPr>
-        <w:t>室温下可快速旋转</w:t>
-      </w:r>
-      <w:r>
-        <w:rPr>
-          <w:rFonts w:hint="eastAsia" w:ascii="Times New Roman" w:hAnsi="Times New Roman" w:eastAsia="Times New Roman" w:cs="Times New Roman"/>
-        </w:rPr>
-        <w:t>）</w:t>
+        <w:t>因单键旋转而产生的分子的不同空间形状</w:t>
+      </w:r>
+      <w:r>
+        <w:rPr>
+          <w:rFonts w:hint="eastAsia" w:ascii="Times New Roman" w:hAnsi="Times New Roman" w:eastAsia="Times New Roman" w:cs="Times New Roman"/>
+        </w:rPr>
+        <w:t>。</w:t>
       </w:r>
     </w:p>
     <w:p>
@@ -10516,23 +10654,7 @@
           <w:b/>
           <w:bCs/>
         </w:rPr>
-        <w:t>纽曼</w:t>
-      </w:r>
-      <w:r>
-        <w:rPr>
-          <w:rFonts w:hint="eastAsia" w:ascii="Times New Roman" w:hAnsi="Times New Roman" w:eastAsia="Times New Roman" w:cs="Times New Roman"/>
-          <w:b/>
-          <w:bCs/>
-        </w:rPr>
-        <w:t>(Newman)</w:t>
-      </w:r>
-      <w:r>
-        <w:rPr>
-          <w:rFonts w:hint="eastAsia" w:ascii="Times New Roman" w:hAnsi="Times New Roman" w:eastAsia="FangSong" w:cs="Times New Roman"/>
-          <w:b/>
-          <w:bCs/>
-        </w:rPr>
-        <w:t>投影式</w:t>
+        <w:t xml:space="preserve">乙烷的构象</w:t>
       </w:r>
       <w:r>
         <w:rPr>
@@ -10550,25 +10672,155 @@
         <w:rPr>
           <w:rFonts w:ascii="Times New Roman" w:hAnsi="Times New Roman" w:eastAsia="Times New Roman" w:cs="Times New Roman"/>
         </w:rPr>
+        <w:t xml:space="preserve">-</w:t>
+      </w:r>
+      <w:r>
+        <w:rPr>
+          <w:rFonts w:ascii="Times New Roman" w:hAnsi="Times New Roman" w:eastAsia="Times New Roman" w:cs="Times New Roman"/>
+        </w:rPr>
+        <w:t xml:space="preserve"> </w:t>
+      </w:r>
+      <w:r>
+        <w:rPr>
+          <w:rFonts w:hint="eastAsia" w:ascii="Times New Roman" w:hAnsi="Times New Roman" w:eastAsia="FangSong" w:cs="Times New Roman"/>
+          <w:b/>
+          <w:bCs/>
+        </w:rPr>
+        <w:t xml:space="preserve">交叉式</w:t>
+      </w:r>
+      <w:r>
+        <w:rPr>
+          <w:rFonts w:hint="eastAsia" w:ascii="Times New Roman" w:hAnsi="Times New Roman" w:eastAsia="Times New Roman" w:cs="Times New Roman"/>
+        </w:rPr>
+        <w:t>：</w:t>
+      </w:r>
+      <w:r>
+        <w:rPr>
+          <w:rFonts w:hint="eastAsia" w:ascii="Times New Roman" w:hAnsi="Times New Roman" w:eastAsia="FangSong" w:cs="Times New Roman"/>
+        </w:rPr>
+        <w:t>最稳定</w:t>
+      </w:r>
+      <w:r>
+        <w:rPr>
+          <w:rFonts w:hint="eastAsia" w:ascii="Times New Roman" w:hAnsi="Times New Roman" w:eastAsia="Times New Roman" w:cs="Times New Roman"/>
+        </w:rPr>
+        <w:t>（C-H</w:t>
+      </w:r>
+      <w:r>
+        <w:rPr>
+          <w:rFonts w:hint="eastAsia" w:ascii="Times New Roman" w:hAnsi="Times New Roman" w:eastAsia="FangSong" w:cs="Times New Roman"/>
+        </w:rPr>
+        <w:t>键距离最远</w:t>
+      </w:r>
+      <w:r>
+        <w:rPr>
+          <w:rFonts w:hint="eastAsia" w:ascii="Times New Roman" w:hAnsi="Times New Roman" w:eastAsia="Times New Roman" w:cs="Times New Roman"/>
+        </w:rPr>
+        <w:t>，</w:t>
+      </w:r>
+      <w:r>
+        <w:rPr>
+          <w:rFonts w:hint="eastAsia" w:ascii="Times New Roman" w:hAnsi="Times New Roman" w:eastAsia="FangSong" w:cs="Times New Roman"/>
+        </w:rPr>
+        <w:t>扭转张力最小</w:t>
+      </w:r>
+      <w:r>
+        <w:rPr>
+          <w:rFonts w:hint="eastAsia" w:ascii="Times New Roman" w:hAnsi="Times New Roman" w:eastAsia="Times New Roman" w:cs="Times New Roman"/>
+        </w:rPr>
+        <w:t>）</w:t>
+      </w:r>
+      <w:r>
+        <w:rPr>
+          <w:rFonts w:ascii="Times New Roman" w:hAnsi="Times New Roman" w:eastAsia="Times New Roman" w:cs="Times New Roman"/>
+        </w:rPr>
+        <w:t xml:space="preserve"> </w:t>
+      </w:r>
+      <w:r>
+        <w:rPr>
+          <w:rFonts w:ascii="Times New Roman" w:hAnsi="Times New Roman" w:eastAsia="Times New Roman" w:cs="Times New Roman"/>
+        </w:rPr>
+        <w:t xml:space="preserve">-</w:t>
+      </w:r>
+      <w:r>
+        <w:rPr>
+          <w:rFonts w:ascii="Times New Roman" w:hAnsi="Times New Roman" w:eastAsia="Times New Roman" w:cs="Times New Roman"/>
+        </w:rPr>
+        <w:t xml:space="preserve"> </w:t>
+      </w:r>
+      <w:r>
+        <w:rPr>
+          <w:rFonts w:hint="eastAsia" w:ascii="Times New Roman" w:hAnsi="Times New Roman" w:eastAsia="FangSong" w:cs="Times New Roman"/>
+          <w:b/>
+          <w:bCs/>
+        </w:rPr>
+        <w:t xml:space="preserve">重叠式</w:t>
+      </w:r>
+      <w:r>
+        <w:rPr>
+          <w:rFonts w:hint="eastAsia" w:ascii="Times New Roman" w:hAnsi="Times New Roman" w:eastAsia="Times New Roman" w:cs="Times New Roman"/>
+        </w:rPr>
+        <w:t>：</w:t>
+      </w:r>
+      <w:r>
+        <w:rPr>
+          <w:rFonts w:hint="eastAsia" w:ascii="Times New Roman" w:hAnsi="Times New Roman" w:eastAsia="FangSong" w:cs="Times New Roman"/>
+        </w:rPr>
+        <w:t>最不稳定</w:t>
+      </w:r>
+      <w:r>
+        <w:rPr>
+          <w:rFonts w:hint="eastAsia" w:ascii="Times New Roman" w:hAnsi="Times New Roman" w:eastAsia="Times New Roman" w:cs="Times New Roman"/>
+        </w:rPr>
+        <w:t>（C-H</w:t>
+      </w:r>
+      <w:r>
+        <w:rPr>
+          <w:rFonts w:hint="eastAsia" w:ascii="Times New Roman" w:hAnsi="Times New Roman" w:eastAsia="FangSong" w:cs="Times New Roman"/>
+        </w:rPr>
+        <w:t>键处于重叠位置</w:t>
+      </w:r>
+      <w:r>
+        <w:rPr>
+          <w:rFonts w:hint="eastAsia" w:ascii="Times New Roman" w:hAnsi="Times New Roman" w:eastAsia="Times New Roman" w:cs="Times New Roman"/>
+        </w:rPr>
+        <w:t>，</w:t>
+      </w:r>
+      <w:r>
+        <w:rPr>
+          <w:rFonts w:hint="eastAsia" w:ascii="Times New Roman" w:hAnsi="Times New Roman" w:eastAsia="FangSong" w:cs="Times New Roman"/>
+        </w:rPr>
+        <w:t>扭转张力最大</w:t>
+      </w:r>
+      <w:r>
+        <w:rPr>
+          <w:rFonts w:hint="eastAsia" w:ascii="Times New Roman" w:hAnsi="Times New Roman" w:eastAsia="Times New Roman" w:cs="Times New Roman"/>
+        </w:rPr>
+        <w:t>）</w:t>
+      </w:r>
+      <w:r>
+        <w:rPr>
+          <w:rFonts w:ascii="Times New Roman" w:hAnsi="Times New Roman" w:eastAsia="Times New Roman" w:cs="Times New Roman"/>
+        </w:rPr>
+        <w:t xml:space="preserve"> </w:t>
+      </w:r>
+      <w:r>
+        <w:rPr>
+          <w:rFonts w:ascii="Times New Roman" w:hAnsi="Times New Roman" w:eastAsia="Times New Roman" w:cs="Times New Roman"/>
+        </w:rPr>
         <w:t xml:space="preserve">- </w:t>
       </w:r>
       <w:r>
         <w:rPr>
           <w:rFonts w:hint="eastAsia" w:ascii="Times New Roman" w:hAnsi="Times New Roman" w:eastAsia="FangSong" w:cs="Times New Roman"/>
         </w:rPr>
-        <w:t xml:space="preserve">沿</w:t>
-      </w:r>
-      <w:r>
-        <w:rPr>
-          <w:rFonts w:ascii="Times New Roman" w:hAnsi="Times New Roman" w:eastAsia="Times New Roman" w:cs="Times New Roman"/>
-        </w:rPr>
-        <w:t xml:space="preserve"> C-C </w:t>
-      </w:r>
-      <w:r>
-        <w:rPr>
-          <w:rFonts w:hint="eastAsia" w:ascii="Times New Roman" w:hAnsi="Times New Roman" w:eastAsia="FangSong" w:cs="Times New Roman"/>
-        </w:rPr>
-        <w:t xml:space="preserve">键轴线方向观察</w:t>
+        <w:t>能垒</w:t>
+      </w:r>
+      <w:r>
+        <w:rPr>
+          <w:rFonts w:hint="eastAsia" w:ascii="Times New Roman" w:hAnsi="Times New Roman" w:eastAsia="Times New Roman" w:cs="Times New Roman"/>
+        </w:rPr>
+        <w:t>：~12</w:t>
       </w:r>
       <w:r>
         <w:rPr>
@@ -10578,81 +10830,21 @@
       </w:r>
       <w:r>
         <w:rPr>
-          <w:rFonts w:ascii="Times New Roman" w:hAnsi="Times New Roman" w:eastAsia="Times New Roman" w:cs="Times New Roman"/>
-        </w:rPr>
-        <w:t xml:space="preserve">- </w:t>
-      </w:r>
-      <w:r>
-        <w:rPr>
-          <w:rFonts w:hint="eastAsia" w:ascii="Times New Roman" w:hAnsi="Times New Roman" w:eastAsia="FangSong" w:cs="Times New Roman"/>
-        </w:rPr>
-        <w:t>圆圈表示后面的碳原子</w:t>
-      </w:r>
-      <w:r>
-        <w:rPr>
-          <w:rFonts w:hint="eastAsia" w:ascii="Times New Roman" w:hAnsi="Times New Roman" w:eastAsia="Times New Roman" w:cs="Times New Roman"/>
-        </w:rPr>
-        <w:t>，</w:t>
-      </w:r>
-      <w:r>
-        <w:rPr>
-          <w:rFonts w:hint="eastAsia" w:ascii="Times New Roman" w:hAnsi="Times New Roman" w:eastAsia="FangSong" w:cs="Times New Roman"/>
-        </w:rPr>
-        <w:t>交叉点表示前面的碳原子</w:t>
-      </w:r>
-      <w:r>
-        <w:rPr>
-          <w:rFonts w:ascii="Times New Roman" w:hAnsi="Times New Roman" w:eastAsia="Times New Roman" w:cs="Times New Roman"/>
-        </w:rPr>
-        <w:t xml:space="preserve"> </w:t>
-      </w:r>
-      <w:r>
-        <w:rPr>
-          <w:rFonts w:ascii="Times New Roman" w:hAnsi="Times New Roman" w:eastAsia="Times New Roman" w:cs="Times New Roman"/>
-        </w:rPr>
-        <w:t xml:space="preserve">- </w:t>
-      </w:r>
-      <w:r>
-        <w:rPr>
-          <w:rFonts w:hint="eastAsia" w:ascii="Times New Roman" w:hAnsi="Times New Roman" w:eastAsia="FangSong" w:cs="Times New Roman"/>
-        </w:rPr>
-        <w:t>三个键从中心辐散</w:t>
-      </w:r>
-      <w:r>
-        <w:rPr>
-          <w:rFonts w:hint="eastAsia" w:ascii="Times New Roman" w:hAnsi="Times New Roman" w:eastAsia="Times New Roman" w:cs="Times New Roman"/>
-        </w:rPr>
-        <w:t>→</w:t>
-      </w:r>
-      <w:r>
-        <w:rPr>
-          <w:rFonts w:hint="eastAsia" w:ascii="Times New Roman" w:hAnsi="Times New Roman" w:eastAsia="FangSong" w:cs="Times New Roman"/>
-        </w:rPr>
-        <w:t>前面的碳</w:t>
-      </w:r>
-      <w:r>
-        <w:rPr>
-          <w:rFonts w:hint="eastAsia" w:ascii="Times New Roman" w:hAnsi="Times New Roman" w:eastAsia="Times New Roman" w:cs="Times New Roman"/>
-        </w:rPr>
-        <w:t>；</w:t>
-      </w:r>
-      <w:r>
-        <w:rPr>
-          <w:rFonts w:hint="eastAsia" w:ascii="Times New Roman" w:hAnsi="Times New Roman" w:eastAsia="FangSong" w:cs="Times New Roman"/>
-        </w:rPr>
-        <w:t>三个键从圆周伸出</w:t>
-      </w:r>
-      <w:r>
-        <w:rPr>
-          <w:rFonts w:hint="eastAsia" w:ascii="Times New Roman" w:hAnsi="Times New Roman" w:eastAsia="Times New Roman" w:cs="Times New Roman"/>
-        </w:rPr>
-        <w:t>→</w:t>
-      </w:r>
-      <w:r>
-        <w:rPr>
-          <w:rFonts w:hint="eastAsia" w:ascii="Times New Roman" w:hAnsi="Times New Roman" w:eastAsia="FangSong" w:cs="Times New Roman"/>
-        </w:rPr>
-        <w:t>后面的碳</w:t>
+          <w:rFonts w:hint="eastAsia" w:ascii="Times New Roman" w:hAnsi="Times New Roman" w:eastAsia="Times New Roman" w:cs="Times New Roman"/>
+        </w:rPr>
+        <w:t>kJ/mol（</w:t>
+      </w:r>
+      <w:r>
+        <w:rPr>
+          <w:rFonts w:hint="eastAsia" w:ascii="Times New Roman" w:hAnsi="Times New Roman" w:eastAsia="FangSong" w:cs="Times New Roman"/>
+        </w:rPr>
+        <w:t>室温下可快速旋转</w:t>
+      </w:r>
+      <w:r>
+        <w:rPr>
+          <w:rFonts w:hint="eastAsia" w:ascii="Times New Roman" w:hAnsi="Times New Roman" w:eastAsia="Times New Roman" w:cs="Times New Roman"/>
+        </w:rPr>
+        <w:t>）</w:t>
       </w:r>
     </w:p>
     <w:p>
@@ -10665,6 +10857,155 @@
           <w:b/>
           <w:bCs/>
         </w:rPr>
+        <w:t>纽曼</w:t>
+      </w:r>
+      <w:r>
+        <w:rPr>
+          <w:rFonts w:hint="eastAsia" w:ascii="Times New Roman" w:hAnsi="Times New Roman" w:eastAsia="Times New Roman" w:cs="Times New Roman"/>
+          <w:b/>
+          <w:bCs/>
+        </w:rPr>
+        <w:t>(Newman)</w:t>
+      </w:r>
+      <w:r>
+        <w:rPr>
+          <w:rFonts w:hint="eastAsia" w:ascii="Times New Roman" w:hAnsi="Times New Roman" w:eastAsia="FangSong" w:cs="Times New Roman"/>
+          <w:b/>
+          <w:bCs/>
+        </w:rPr>
+        <w:t>投影式</w:t>
+      </w:r>
+      <w:r>
+        <w:rPr>
+          <w:rFonts w:hint="eastAsia" w:ascii="Times New Roman" w:hAnsi="Times New Roman" w:eastAsia="Times New Roman" w:cs="Times New Roman"/>
+        </w:rPr>
+        <w:t xml:space="preserve">：</w:t>
+      </w:r>
+      <w:r>
+        <w:rPr>
+          <w:rFonts w:ascii="Times New Roman" w:hAnsi="Times New Roman" w:eastAsia="Times New Roman" w:cs="Times New Roman"/>
+        </w:rPr>
+        <w:t xml:space="preserve"> </w:t>
+      </w:r>
+      <w:r>
+        <w:rPr>
+          <w:rFonts w:ascii="Times New Roman" w:hAnsi="Times New Roman" w:eastAsia="Times New Roman" w:cs="Times New Roman"/>
+        </w:rPr>
+        <w:t xml:space="preserve">- </w:t>
+      </w:r>
+      <w:r>
+        <w:rPr>
+          <w:rFonts w:hint="eastAsia" w:ascii="Times New Roman" w:hAnsi="Times New Roman" w:eastAsia="FangSong" w:cs="Times New Roman"/>
+        </w:rPr>
+        <w:t xml:space="preserve">沿</w:t>
+      </w:r>
+      <w:r>
+        <w:rPr>
+          <w:rFonts w:ascii="Times New Roman" w:hAnsi="Times New Roman" w:eastAsia="Times New Roman" w:cs="Times New Roman"/>
+        </w:rPr>
+        <w:t xml:space="preserve"> C-C </w:t>
+      </w:r>
+      <w:r>
+        <w:rPr>
+          <w:rFonts w:hint="eastAsia" w:ascii="Times New Roman" w:hAnsi="Times New Roman" w:eastAsia="FangSong" w:cs="Times New Roman"/>
+        </w:rPr>
+        <w:t xml:space="preserve">键轴线方向观察</w:t>
+      </w:r>
+      <w:r>
+        <w:rPr>
+          <w:rFonts w:ascii="Times New Roman" w:hAnsi="Times New Roman" w:eastAsia="Times New Roman" w:cs="Times New Roman"/>
+        </w:rPr>
+        <w:t xml:space="preserve"> </w:t>
+      </w:r>
+      <w:r>
+        <w:rPr>
+          <w:rFonts w:ascii="Times New Roman" w:hAnsi="Times New Roman" w:eastAsia="Times New Roman" w:cs="Times New Roman"/>
+        </w:rPr>
+        <w:t xml:space="preserve">- </w:t>
+      </w:r>
+      <w:r>
+        <w:rPr>
+          <w:rFonts w:hint="eastAsia" w:ascii="Times New Roman" w:hAnsi="Times New Roman" w:eastAsia="FangSong" w:cs="Times New Roman"/>
+        </w:rPr>
+        <w:t>圆圈表示后面的碳原子</w:t>
+      </w:r>
+      <w:r>
+        <w:rPr>
+          <w:rFonts w:hint="eastAsia" w:ascii="Times New Roman" w:hAnsi="Times New Roman" w:eastAsia="Times New Roman" w:cs="Times New Roman"/>
+        </w:rPr>
+        <w:t>，</w:t>
+      </w:r>
+      <w:r>
+        <w:rPr>
+          <w:rFonts w:hint="eastAsia" w:ascii="Times New Roman" w:hAnsi="Times New Roman" w:eastAsia="FangSong" w:cs="Times New Roman"/>
+        </w:rPr>
+        <w:t>交叉点表示前面的碳原子</w:t>
+      </w:r>
+      <w:r>
+        <w:rPr>
+          <w:rFonts w:ascii="Times New Roman" w:hAnsi="Times New Roman" w:eastAsia="Times New Roman" w:cs="Times New Roman"/>
+        </w:rPr>
+        <w:t xml:space="preserve"> </w:t>
+      </w:r>
+      <w:r>
+        <w:rPr>
+          <w:rFonts w:ascii="Times New Roman" w:hAnsi="Times New Roman" w:eastAsia="Times New Roman" w:cs="Times New Roman"/>
+        </w:rPr>
+        <w:t xml:space="preserve">- </w:t>
+      </w:r>
+      <w:r>
+        <w:rPr>
+          <w:rFonts w:hint="eastAsia" w:ascii="Times New Roman" w:hAnsi="Times New Roman" w:eastAsia="FangSong" w:cs="Times New Roman"/>
+        </w:rPr>
+        <w:t>三个键从中心辐散</w:t>
+      </w:r>
+      <w:r>
+        <w:rPr>
+          <w:rFonts w:hint="eastAsia" w:ascii="Times New Roman" w:hAnsi="Times New Roman" w:eastAsia="Times New Roman" w:cs="Times New Roman"/>
+        </w:rPr>
+        <w:t>→</w:t>
+      </w:r>
+      <w:r>
+        <w:rPr>
+          <w:rFonts w:hint="eastAsia" w:ascii="Times New Roman" w:hAnsi="Times New Roman" w:eastAsia="FangSong" w:cs="Times New Roman"/>
+        </w:rPr>
+        <w:t>前面的碳</w:t>
+      </w:r>
+      <w:r>
+        <w:rPr>
+          <w:rFonts w:hint="eastAsia" w:ascii="Times New Roman" w:hAnsi="Times New Roman" w:eastAsia="Times New Roman" w:cs="Times New Roman"/>
+        </w:rPr>
+        <w:t>；</w:t>
+      </w:r>
+      <w:r>
+        <w:rPr>
+          <w:rFonts w:hint="eastAsia" w:ascii="Times New Roman" w:hAnsi="Times New Roman" w:eastAsia="FangSong" w:cs="Times New Roman"/>
+        </w:rPr>
+        <w:t>三个键从圆周伸出</w:t>
+      </w:r>
+      <w:r>
+        <w:rPr>
+          <w:rFonts w:hint="eastAsia" w:ascii="Times New Roman" w:hAnsi="Times New Roman" w:eastAsia="Times New Roman" w:cs="Times New Roman"/>
+        </w:rPr>
+        <w:t>→</w:t>
+      </w:r>
+      <w:r>
+        <w:rPr>
+          <w:rFonts w:hint="eastAsia" w:ascii="Times New Roman" w:hAnsi="Times New Roman" w:eastAsia="FangSong" w:cs="Times New Roman"/>
+        </w:rPr>
+        <w:t>后面的碳</w:t>
+      </w:r>
+    </w:p>
+    <w:p>
+      <w:pPr>
+        <w:pStyle w:val="BodyText"/>
+      </w:pPr>
+      <w:r>
+        <w:rPr>
+          <w:rFonts w:hint="eastAsia" w:ascii="Times New Roman" w:hAnsi="Times New Roman" w:eastAsia="FangSong" w:cs="Times New Roman"/>
+          <w:b/>
+          <w:bCs/>
+        </w:rPr>
         <w:t xml:space="preserve">环己烷的构象</w:t>
       </w:r>
       <w:r>
@@ -11189,31 +11530,62 @@
         <w:rPr>
           <w:rFonts w:hint="eastAsia" w:ascii="Times New Roman" w:hAnsi="Times New Roman" w:eastAsia="Times New Roman" w:cs="Times New Roman"/>
         </w:rPr>
-        <w:t>kcal/mol，</w:t>
-      </w:r>
-      <w:r>
-        <w:rPr>
-          <w:rFonts w:hint="eastAsia" w:ascii="Times New Roman" w:hAnsi="Times New Roman" w:eastAsia="FangSong" w:cs="Times New Roman"/>
-        </w:rPr>
-        <w:t>约</w:t>
-      </w:r>
-      <w:r>
-        <w:rPr>
-          <w:rFonts w:hint="eastAsia" w:ascii="Times New Roman" w:hAnsi="Times New Roman" w:eastAsia="Times New Roman" w:cs="Times New Roman"/>
+        <w:t>kcal/mol；</w:t>
+      </w:r>
+      <w:r>
+        <w:rPr>
+          <w:rFonts w:hint="eastAsia" w:ascii="Times New Roman" w:hAnsi="Times New Roman" w:eastAsia="FangSong" w:cs="Times New Roman"/>
+        </w:rPr>
+        <w:t>换算为</w:t>
+      </w:r>
+      <w:r>
+        <w:rPr>
+          <w:rFonts w:ascii="Times New Roman" w:hAnsi="Times New Roman" w:eastAsia="Times New Roman" w:cs="Times New Roman"/>
+        </w:rPr>
+        <w:t xml:space="preserve"> kJ/mol </w:t>
+      </w:r>
+      <w:r>
+        <w:rPr>
+          <w:rFonts w:hint="eastAsia" w:ascii="Times New Roman" w:hAnsi="Times New Roman" w:eastAsia="FangSong" w:cs="Times New Roman"/>
+        </w:rPr>
+        <w:t xml:space="preserve">需乘以</w:t>
+      </w:r>
+      <w:r>
+        <w:rPr>
+          <w:rFonts w:ascii="Times New Roman" w:hAnsi="Times New Roman" w:eastAsia="Times New Roman" w:cs="Times New Roman"/>
+        </w:rPr>
+        <w:t xml:space="preserve"> </w:t>
+      </w:r>
+      <w:r>
+        <w:rPr>
+          <w:rFonts w:hint="eastAsia" w:ascii="Times New Roman" w:hAnsi="Times New Roman" w:eastAsia="Times New Roman" w:cs="Times New Roman"/>
+        </w:rPr>
+        <w:t>4.184，</w:t>
+      </w:r>
+      <w:r>
+        <w:rPr>
+          <w:rFonts w:hint="eastAsia" w:ascii="Times New Roman" w:hAnsi="Times New Roman" w:eastAsia="FangSong" w:cs="Times New Roman"/>
+        </w:rPr>
+        <w:t>如</w:t>
+      </w:r>
+      <w:r>
+        <w:rPr>
+          <w:rFonts w:ascii="Times New Roman" w:hAnsi="Times New Roman" w:eastAsia="Times New Roman" w:cs="Times New Roman"/>
+        </w:rPr>
+        <w:t xml:space="preserve"> -CH</w:t>
+      </w:r>
+      <w:r>
+        <w:rPr>
+          <w:rFonts w:ascii="Times New Roman" w:hAnsi="Times New Roman" w:eastAsia="Times New Roman" w:cs="Times New Roman"/>
+          <w:vertAlign w:val="subscript"/>
         </w:rPr>
         <w:t>3</w:t>
       </w:r>
       <w:r>
         <w:rPr>
-          <w:rFonts w:hint="eastAsia" w:ascii="Times New Roman" w:hAnsi="Times New Roman" w:eastAsia="FangSong" w:cs="Times New Roman"/>
-        </w:rPr>
-        <w:t>倍于</w:t>
-      </w:r>
-      <w:r>
-        <w:rPr>
-          <w:rFonts w:ascii="Times New Roman" w:hAnsi="Times New Roman" w:eastAsia="Times New Roman" w:cs="Times New Roman"/>
-        </w:rPr>
-        <w:t xml:space="preserve"> </w:t>
+          <w:rFonts w:ascii="Times New Roman" w:hAnsi="Times New Roman" w:eastAsia="Times New Roman" w:cs="Times New Roman"/>
+        </w:rPr>
+        <w:t xml:space="preserve"> 1.74 kcal/mol ≈ 7.3 </w:t>
       </w:r>
       <w:r>
         <w:rPr>
@@ -19640,6 +20012,221 @@
     </w:p>
     <w:p>
       <w:pPr>
+        <w:pStyle w:val="BodyText"/>
+      </w:pPr>
+      <w:r>
+        <w:rPr>
+          <w:rFonts w:hint="eastAsia" w:ascii="Times New Roman" w:hAnsi="Times New Roman" w:eastAsia="FangSong" w:cs="Times New Roman"/>
+        </w:rPr>
+        <w:t xml:space="preserve">烯炔共存时的位次</w:t>
+      </w:r>
+      <w:r>
+        <w:rPr>
+          <w:rFonts w:ascii="Times New Roman" w:hAnsi="Times New Roman" w:eastAsia="Times New Roman" w:cs="Times New Roman"/>
+        </w:rPr>
+        <w:t xml:space="preserve"> </w:t>
+      </w:r>
+      <w:r>
+        <w:rPr>
+          <w:rFonts w:hint="eastAsia" w:ascii="Times New Roman" w:hAnsi="Times New Roman" w:eastAsia="Times New Roman" w:cs="Times New Roman"/>
+        </w:rPr>
+        <w:t>tie-break：</w:t>
+      </w:r>
+      <w:r>
+        <w:rPr>
+          <w:rFonts w:hint="eastAsia" w:ascii="Times New Roman" w:hAnsi="Times New Roman" w:eastAsia="FangSong" w:cs="Times New Roman"/>
+        </w:rPr>
+        <w:t>当从两端编号得到的位次组合相同时</w:t>
+      </w:r>
+      <w:r>
+        <w:rPr>
+          <w:rFonts w:hint="eastAsia" w:ascii="Times New Roman" w:hAnsi="Times New Roman" w:eastAsia="Times New Roman" w:cs="Times New Roman"/>
+        </w:rPr>
+        <w:t>（</w:t>
+      </w:r>
+      <w:r>
+        <w:rPr>
+          <w:rFonts w:hint="eastAsia" w:ascii="Times New Roman" w:hAnsi="Times New Roman" w:eastAsia="FangSong" w:cs="Times New Roman"/>
+        </w:rPr>
+        <w:t>例如双键在</w:t>
+      </w:r>
+      <w:r>
+        <w:rPr>
+          <w:rFonts w:ascii="Times New Roman" w:hAnsi="Times New Roman" w:eastAsia="Times New Roman" w:cs="Times New Roman"/>
+        </w:rPr>
+        <w:t xml:space="preserve"> 1 </w:t>
+      </w:r>
+      <w:r>
+        <w:rPr>
+          <w:rFonts w:hint="eastAsia" w:ascii="Times New Roman" w:hAnsi="Times New Roman" w:eastAsia="FangSong" w:cs="Times New Roman"/>
+        </w:rPr>
+        <w:t>位</w:t>
+      </w:r>
+      <w:r>
+        <w:rPr>
+          <w:rFonts w:hint="eastAsia" w:ascii="Times New Roman" w:hAnsi="Times New Roman" w:eastAsia="Times New Roman" w:cs="Times New Roman"/>
+        </w:rPr>
+        <w:t>、</w:t>
+      </w:r>
+      <w:r>
+        <w:rPr>
+          <w:rFonts w:hint="eastAsia" w:ascii="Times New Roman" w:hAnsi="Times New Roman" w:eastAsia="FangSong" w:cs="Times New Roman"/>
+        </w:rPr>
+        <w:t>叁键在</w:t>
+      </w:r>
+      <w:r>
+        <w:rPr>
+          <w:rFonts w:ascii="Times New Roman" w:hAnsi="Times New Roman" w:eastAsia="Times New Roman" w:cs="Times New Roman"/>
+        </w:rPr>
+        <w:t xml:space="preserve"> 4 </w:t>
+      </w:r>
+      <w:r>
+        <w:rPr>
+          <w:rFonts w:hint="eastAsia" w:ascii="Times New Roman" w:hAnsi="Times New Roman" w:eastAsia="FangSong" w:cs="Times New Roman"/>
+        </w:rPr>
+        <w:t>位</w:t>
+      </w:r>
+      <w:r>
+        <w:rPr>
+          <w:rFonts w:hint="eastAsia" w:ascii="Times New Roman" w:hAnsi="Times New Roman" w:eastAsia="Times New Roman" w:cs="Times New Roman"/>
+        </w:rPr>
+        <w:t>，</w:t>
+      </w:r>
+      <w:r>
+        <w:rPr>
+          <w:rFonts w:hint="eastAsia" w:ascii="Times New Roman" w:hAnsi="Times New Roman" w:eastAsia="FangSong" w:cs="Times New Roman"/>
+        </w:rPr>
+        <w:t>两端编号都得</w:t>
+      </w:r>
+      <w:r>
+        <w:rPr>
+          <w:rFonts w:ascii="Times New Roman" w:hAnsi="Times New Roman" w:eastAsia="Times New Roman" w:cs="Times New Roman"/>
+        </w:rPr>
+        <w:t xml:space="preserve"> </w:t>
+      </w:r>
+      <w:r>
+        <w:rPr>
+          <w:rFonts w:hint="eastAsia" w:ascii="Times New Roman" w:hAnsi="Times New Roman" w:eastAsia="Times New Roman" w:cs="Times New Roman"/>
+        </w:rPr>
+        <w:t>{1,4}），</w:t>
+      </w:r>
+      <w:r>
+        <w:rPr>
+          <w:rFonts w:hint="eastAsia" w:ascii="Times New Roman" w:hAnsi="Times New Roman" w:eastAsia="FangSong" w:cs="Times New Roman"/>
+        </w:rPr>
+        <w:t>规定给</w:t>
+      </w:r>
+      <w:r>
+        <w:rPr>
+          <w:rFonts w:hint="eastAsia" w:ascii="Times New Roman" w:hAnsi="Times New Roman" w:eastAsia="FangSong" w:cs="Times New Roman"/>
+          <w:b/>
+          <w:bCs/>
+        </w:rPr>
+        <w:t xml:space="preserve">双键</w:t>
+      </w:r>
+      <w:r>
+        <w:rPr>
+          <w:rFonts w:hint="eastAsia" w:ascii="Times New Roman" w:hAnsi="Times New Roman" w:eastAsia="FangSong" w:cs="Times New Roman"/>
+        </w:rPr>
+        <w:t>较低的编号</w:t>
+      </w:r>
+      <w:r>
+        <w:rPr>
+          <w:rFonts w:hint="eastAsia" w:ascii="Times New Roman" w:hAnsi="Times New Roman" w:eastAsia="Times New Roman" w:cs="Times New Roman"/>
+        </w:rPr>
+        <w:t>，</w:t>
+      </w:r>
+      <w:r>
+        <w:rPr>
+          <w:rFonts w:hint="eastAsia" w:ascii="Times New Roman" w:hAnsi="Times New Roman" w:eastAsia="FangSong" w:cs="Times New Roman"/>
+        </w:rPr>
+        <w:t>故写作</w:t>
+      </w:r>
+      <w:r>
+        <w:rPr>
+          <w:rFonts w:hint="eastAsia" w:ascii="Times New Roman" w:hAnsi="Times New Roman" w:eastAsia="FangSong" w:cs="Times New Roman"/>
+          <w:b/>
+          <w:bCs/>
+        </w:rPr>
+        <w:t>戊</w:t>
+      </w:r>
+      <w:r>
+        <w:rPr>
+          <w:rFonts w:hint="eastAsia" w:ascii="Times New Roman" w:hAnsi="Times New Roman" w:eastAsia="Times New Roman" w:cs="Times New Roman"/>
+          <w:b/>
+          <w:bCs/>
+        </w:rPr>
+        <w:t>-1-</w:t>
+      </w:r>
+      <w:r>
+        <w:rPr>
+          <w:rFonts w:hint="eastAsia" w:ascii="Times New Roman" w:hAnsi="Times New Roman" w:eastAsia="FangSong" w:cs="Times New Roman"/>
+          <w:b/>
+          <w:bCs/>
+        </w:rPr>
+        <w:t>烯</w:t>
+      </w:r>
+      <w:r>
+        <w:rPr>
+          <w:rFonts w:hint="eastAsia" w:ascii="Times New Roman" w:hAnsi="Times New Roman" w:eastAsia="Times New Roman" w:cs="Times New Roman"/>
+          <w:b/>
+          <w:bCs/>
+        </w:rPr>
+        <w:t>-4-</w:t>
+      </w:r>
+      <w:r>
+        <w:rPr>
+          <w:rFonts w:hint="eastAsia" w:ascii="Times New Roman" w:hAnsi="Times New Roman" w:eastAsia="FangSong" w:cs="Times New Roman"/>
+          <w:b/>
+          <w:bCs/>
+        </w:rPr>
+        <w:t>炔</w:t>
+      </w:r>
+      <w:r>
+        <w:rPr>
+          <w:rFonts w:hint="eastAsia" w:ascii="Times New Roman" w:hAnsi="Times New Roman" w:eastAsia="Times New Roman" w:cs="Times New Roman"/>
+        </w:rPr>
+        <w:t>，</w:t>
+      </w:r>
+      <w:r>
+        <w:rPr>
+          <w:rFonts w:hint="eastAsia" w:ascii="Times New Roman" w:hAnsi="Times New Roman" w:eastAsia="FangSong" w:cs="Times New Roman"/>
+        </w:rPr>
+        <w:t>而不是戊</w:t>
+      </w:r>
+      <w:r>
+        <w:rPr>
+          <w:rFonts w:hint="eastAsia" w:ascii="Times New Roman" w:hAnsi="Times New Roman" w:eastAsia="Times New Roman" w:cs="Times New Roman"/>
+        </w:rPr>
+        <w:t>-4-</w:t>
+      </w:r>
+      <w:r>
+        <w:rPr>
+          <w:rFonts w:hint="eastAsia" w:ascii="Times New Roman" w:hAnsi="Times New Roman" w:eastAsia="FangSong" w:cs="Times New Roman"/>
+        </w:rPr>
+        <w:t>烯</w:t>
+      </w:r>
+      <w:r>
+        <w:rPr>
+          <w:rFonts w:hint="eastAsia" w:ascii="Times New Roman" w:hAnsi="Times New Roman" w:eastAsia="Times New Roman" w:cs="Times New Roman"/>
+        </w:rPr>
+        <w:t>-1-</w:t>
+      </w:r>
+      <w:r>
+        <w:rPr>
+          <w:rFonts w:hint="eastAsia" w:ascii="Times New Roman" w:hAnsi="Times New Roman" w:eastAsia="FangSong" w:cs="Times New Roman"/>
+        </w:rPr>
+        <w:t>炔</w:t>
+      </w:r>
+      <w:r>
+        <w:rPr>
+          <w:rFonts w:hint="eastAsia" w:ascii="Times New Roman" w:hAnsi="Times New Roman" w:eastAsia="Times New Roman" w:cs="Times New Roman"/>
+        </w:rPr>
+        <w:t>。</w:t>
+      </w:r>
+    </w:p>
+    <w:p>
+      <w:pPr>
         <w:pStyle w:val="MethodologyBlock"/>
       </w:pPr>
       <w:r>
@@ -19657,14 +20244,16 @@
       <w:r>
         <w:rPr>
           <w:rFonts w:hint="eastAsia" w:ascii="Times New Roman" w:hAnsi="Times New Roman" w:eastAsia="FangSong" w:cs="Times New Roman"/>
-        </w:rPr>
-        <w:t>口诀</w:t>
-      </w:r>
-      <w:r>
-        <w:rPr>
-          <w:rFonts w:hint="eastAsia" w:ascii="Times New Roman" w:hAnsi="Times New Roman" w:eastAsia="Times New Roman" w:cs="Times New Roman"/>
-        </w:rPr>
-        <w:t>**：</w:t>
+          <w:b/>
+          <w:bCs/>
+        </w:rPr>
+        <w:t xml:space="preserve">口诀</w:t>
+      </w:r>
+      <w:r>
+        <w:rPr>
+          <w:rFonts w:hint="eastAsia" w:ascii="Times New Roman" w:hAnsi="Times New Roman" w:eastAsia="Times New Roman" w:cs="Times New Roman"/>
+        </w:rPr>
+        <w:t xml:space="preserve">：</w:t>
       </w:r>
       <w:r>
         <w:rPr>
@@ -20729,17 +21318,119 @@
         <w:rPr>
           <w:rFonts w:hint="eastAsia" w:ascii="Times New Roman" w:hAnsi="Times New Roman" w:eastAsia="FangSong" w:cs="Times New Roman"/>
         </w:rPr>
-        <w:t>所以</w:t>
-      </w:r>
-      <w:r>
-        <w:rPr>
-          <w:rFonts w:hint="eastAsia" w:ascii="Times New Roman" w:hAnsi="Times New Roman" w:eastAsia="Times New Roman" w:cs="Times New Roman"/>
-        </w:rPr>
-        <w:t>-NH</w:t>
-      </w:r>
-      <w:r>
-        <w:rPr>
-          <w:rFonts w:hint="eastAsia" w:ascii="Times New Roman" w:hAnsi="Times New Roman" w:eastAsia="Times New Roman" w:cs="Times New Roman"/>
+        <w:t>按规则</w:t>
+      </w:r>
+      <w:r>
+        <w:rPr>
+          <w:rFonts w:hint="eastAsia" w:ascii="Times New Roman" w:hAnsi="Times New Roman" w:eastAsia="Times New Roman" w:cs="Times New Roman"/>
+        </w:rPr>
+        <w:t>①</w:t>
+      </w:r>
+      <w:r>
+        <w:rPr>
+          <w:rFonts w:hint="eastAsia" w:ascii="Times New Roman" w:hAnsi="Times New Roman" w:eastAsia="FangSong" w:cs="Times New Roman"/>
+        </w:rPr>
+        <w:t>比较</w:t>
+      </w:r>
+      <w:r>
+        <w:rPr>
+          <w:rFonts w:hint="eastAsia" w:ascii="Times New Roman" w:hAnsi="Times New Roman" w:eastAsia="FangSong" w:cs="Times New Roman"/>
+          <w:b/>
+          <w:bCs/>
+        </w:rPr>
+        <w:t xml:space="preserve">直接相连原子</w:t>
+      </w:r>
+      <w:r>
+        <w:rPr>
+          <w:rFonts w:hint="eastAsia" w:ascii="Times New Roman" w:hAnsi="Times New Roman" w:eastAsia="FangSong" w:cs="Times New Roman"/>
+        </w:rPr>
+        <w:t>的原子序数</w:t>
+      </w:r>
+      <w:r>
+        <w:rPr>
+          <w:rFonts w:hint="eastAsia" w:ascii="Times New Roman" w:hAnsi="Times New Roman" w:eastAsia="Times New Roman" w:cs="Times New Roman"/>
+        </w:rPr>
+        <w:t>：F(9)</w:t>
+      </w:r>
+      <w:r>
+        <w:rPr>
+          <w:rFonts w:ascii="Times New Roman" w:hAnsi="Times New Roman" w:eastAsia="Times New Roman" w:cs="Times New Roman"/>
+        </w:rPr>
+        <w:t xml:space="preserve"> &gt; O(8) &gt; N(7) &gt; </w:t>
+      </w:r>
+      <w:r>
+        <w:rPr>
+          <w:rFonts w:hint="eastAsia" w:ascii="Times New Roman" w:hAnsi="Times New Roman" w:eastAsia="FangSong" w:cs="Times New Roman"/>
+        </w:rPr>
+        <w:t>孤对电子</w:t>
+      </w:r>
+      <w:r>
+        <w:rPr>
+          <w:rFonts w:hint="eastAsia" w:ascii="Times New Roman" w:hAnsi="Times New Roman" w:eastAsia="Times New Roman" w:cs="Times New Roman"/>
+        </w:rPr>
+        <w:t>（</w:t>
+      </w:r>
+      <w:r>
+        <w:rPr>
+          <w:rFonts w:hint="eastAsia" w:ascii="Times New Roman" w:hAnsi="Times New Roman" w:eastAsia="FangSong" w:cs="Times New Roman"/>
+        </w:rPr>
+        <w:t>视作原子序数为</w:t>
+      </w:r>
+      <w:r>
+        <w:rPr>
+          <w:rFonts w:ascii="Times New Roman" w:hAnsi="Times New Roman" w:eastAsia="Times New Roman" w:cs="Times New Roman"/>
+        </w:rPr>
+        <w:t xml:space="preserve"> 0 </w:t>
+      </w:r>
+      <w:r>
+        <w:rPr>
+          <w:rFonts w:hint="eastAsia" w:ascii="Times New Roman" w:hAnsi="Times New Roman" w:eastAsia="FangSong" w:cs="Times New Roman"/>
+        </w:rPr>
+        <w:t>的虚拟原子</w:t>
+      </w:r>
+      <w:r>
+        <w:rPr>
+          <w:rFonts w:hint="eastAsia" w:ascii="Times New Roman" w:hAnsi="Times New Roman" w:eastAsia="Times New Roman" w:cs="Times New Roman"/>
+        </w:rPr>
+        <w:t>，</w:t>
+      </w:r>
+      <w:r>
+        <w:rPr>
+          <w:rFonts w:hint="eastAsia" w:ascii="Times New Roman" w:hAnsi="Times New Roman" w:eastAsia="FangSong" w:cs="Times New Roman"/>
+        </w:rPr>
+        <w:t>故最低</w:t>
+      </w:r>
+      <w:r>
+        <w:rPr>
+          <w:rFonts w:hint="eastAsia" w:ascii="Times New Roman" w:hAnsi="Times New Roman" w:eastAsia="Times New Roman" w:cs="Times New Roman"/>
+        </w:rPr>
+        <w:t>），</w:t>
+      </w:r>
+      <w:r>
+        <w:rPr>
+          <w:rFonts w:hint="eastAsia" w:ascii="Times New Roman" w:hAnsi="Times New Roman" w:eastAsia="FangSong" w:cs="Times New Roman"/>
+        </w:rPr>
+        <w:t>正确次序为</w:t>
+      </w:r>
+      <w:r>
+        <w:rPr>
+          <w:rFonts w:ascii="Times New Roman" w:hAnsi="Times New Roman" w:eastAsia="Times New Roman" w:cs="Times New Roman"/>
+        </w:rPr>
+        <w:t xml:space="preserve"> </w:t>
+      </w:r>
+      <w:r>
+        <w:rPr>
+          <w:rFonts w:ascii="Times New Roman" w:hAnsi="Times New Roman" w:eastAsia="Times New Roman" w:cs="Times New Roman"/>
+          <w:b/>
+          <w:bCs/>
+        </w:rPr>
+        <w:t>-F &gt; -OH &gt; -NH</w:t>
+      </w:r>
+      <w:r>
+        <w:rPr>
+          <w:rFonts w:ascii="Times New Roman" w:hAnsi="Times New Roman" w:eastAsia="Times New Roman" w:cs="Times New Roman"/>
+          <w:b/>
+          <w:bCs/>
           <w:vertAlign w:val="subscript"/>
         </w:rPr>
         <w:t>2</w:t>
@@ -20747,14 +21438,18 @@
       <w:r>
         <w:rPr>
           <w:rFonts w:ascii="Times New Roman" w:hAnsi="Times New Roman" w:eastAsia="Times New Roman" w:cs="Times New Roman"/>
-        </w:rPr>
-        <w:t xml:space="preserve"> &gt; -OH &gt; -F &gt; </w:t>
-      </w:r>
-      <w:r>
-        <w:rPr>
-          <w:rFonts w:hint="eastAsia" w:ascii="Times New Roman" w:hAnsi="Times New Roman" w:eastAsia="FangSong" w:cs="Times New Roman"/>
-        </w:rPr>
-        <w:t>孤对电子</w:t>
+          <w:b/>
+          <w:bCs/>
+        </w:rPr>
+        <w:t xml:space="preserve"> &gt; </w:t>
+      </w:r>
+      <w:r>
+        <w:rPr>
+          <w:rFonts w:hint="eastAsia" w:ascii="Times New Roman" w:hAnsi="Times New Roman" w:eastAsia="FangSong" w:cs="Times New Roman"/>
+          <w:b/>
+          <w:bCs/>
+        </w:rPr>
+        <w:t xml:space="preserve">孤对电子</w:t>
       </w:r>
       <w:r>
         <w:rPr>
@@ -20767,6 +21462,18 @@
           <w:rFonts w:hint="eastAsia" w:ascii="Times New Roman" w:hAnsi="Times New Roman" w:eastAsia="FangSong" w:cs="Times New Roman"/>
         </w:rPr>
         <w:t>即亚胺和氮正离子的手性标记需注意</w:t>
+      </w:r>
+      <w:r>
+        <w:rPr>
+          <w:rFonts w:hint="eastAsia" w:ascii="Times New Roman" w:hAnsi="Times New Roman" w:eastAsia="Times New Roman" w:cs="Times New Roman"/>
+        </w:rPr>
+        <w:t>：</w:t>
+      </w:r>
+      <w:r>
+        <w:rPr>
+          <w:rFonts w:hint="eastAsia" w:ascii="Times New Roman" w:hAnsi="Times New Roman" w:eastAsia="FangSong" w:cs="Times New Roman"/>
+        </w:rPr>
+        <w:t>氮上孤对电子排在最不优先位置</w:t>
       </w:r>
       <w:r>
         <w:rPr>
@@ -22301,7 +23008,21 @@
         <w:rPr>
           <w:rFonts w:hint="eastAsia" w:ascii="Times New Roman" w:hAnsi="Times New Roman" w:eastAsia="FangSong" w:cs="Times New Roman"/>
         </w:rPr>
-        <w:t>四维语言解释所有反应的学科</w:t>
+        <w:t>这套</w:t>
+      </w:r>
+      <w:r>
+        <w:rPr>
+          <w:rFonts w:hint="eastAsia" w:ascii="Times New Roman" w:hAnsi="Times New Roman" w:eastAsia="FangSong" w:cs="Times New Roman"/>
+          <w:b/>
+          <w:bCs/>
+        </w:rPr>
+        <w:t xml:space="preserve">多维语言</w:t>
+      </w:r>
+      <w:r>
+        <w:rPr>
+          <w:rFonts w:hint="eastAsia" w:ascii="Times New Roman" w:hAnsi="Times New Roman" w:eastAsia="FangSong" w:cs="Times New Roman"/>
+        </w:rPr>
+        <w:t>解释所有反应的学科</w:t>
       </w:r>
       <w:r>
         <w:rPr>
@@ -22311,21 +23032,17 @@
       </w:r>
       <w:r>
         <w:rPr>
-          <w:rFonts w:hint="eastAsia" w:ascii="Times New Roman" w:hAnsi="Times New Roman" w:eastAsia="Times New Roman" w:cs="Times New Roman"/>
-        </w:rPr>
-        <w:t>“</w:t>
-      </w:r>
-      <w:r>
-        <w:rPr>
-          <w:rFonts w:hint="eastAsia" w:ascii="Times New Roman" w:hAnsi="Times New Roman" w:eastAsia="FangSong" w:cs="Times New Roman"/>
-        </w:rPr>
-        <w:t>五维解释语言</w:t>
-      </w:r>
-      <w:r>
-        <w:rPr>
-          <w:rFonts w:hint="eastAsia" w:ascii="Times New Roman" w:hAnsi="Times New Roman" w:eastAsia="Times New Roman" w:cs="Times New Roman"/>
-        </w:rPr>
-        <w:t>”</w:t>
+          <w:rFonts w:hint="eastAsia" w:ascii="Times New Roman" w:hAnsi="Times New Roman" w:eastAsia="FangSong" w:cs="Times New Roman"/>
+        </w:rPr>
+        <w:t>下面这套</w:t>
+      </w:r>
+      <w:r>
+        <w:rPr>
+          <w:rFonts w:hint="eastAsia" w:ascii="Times New Roman" w:hAnsi="Times New Roman" w:eastAsia="FangSong" w:cs="Times New Roman"/>
+          <w:b/>
+          <w:bCs/>
+        </w:rPr>
+        <w:t xml:space="preserve">多维解释语言</w:t>
       </w:r>
       <w:r>
         <w:rPr>
@@ -22337,7 +23054,19 @@
         <w:rPr>
           <w:rFonts w:hint="eastAsia" w:ascii="Times New Roman" w:hAnsi="Times New Roman" w:eastAsia="Times New Roman" w:cs="Times New Roman"/>
         </w:rPr>
-        <w:t>，</w:t>
+        <w:t>（</w:t>
+      </w:r>
+      <w:r>
+        <w:rPr>
+          <w:rFonts w:hint="eastAsia" w:ascii="Times New Roman" w:hAnsi="Times New Roman" w:eastAsia="FangSong" w:cs="Times New Roman"/>
+        </w:rPr>
+        <w:t>共五条子线索</w:t>
+      </w:r>
+      <w:r>
+        <w:rPr>
+          <w:rFonts w:hint="eastAsia" w:ascii="Times New Roman" w:hAnsi="Times New Roman" w:eastAsia="Times New Roman" w:cs="Times New Roman"/>
+        </w:rPr>
+        <w:t>），</w:t>
       </w:r>
       <w:r>
         <w:rPr>
@@ -22858,7 +23587,31 @@
         <w:rPr>
           <w:rFonts w:ascii="Times New Roman" w:hAnsi="Times New Roman" w:eastAsia="Times New Roman" w:cs="Times New Roman"/>
         </w:rPr>
-        <w:t xml:space="preserve">- </w:t>
+        <w:t xml:space="preserve">- pKa </w:t>
+      </w:r>
+      <w:r>
+        <w:rPr>
+          <w:rFonts w:hint="eastAsia" w:ascii="Times New Roman" w:hAnsi="Times New Roman" w:eastAsia="FangSong" w:cs="Times New Roman"/>
+        </w:rPr>
+        <w:t>由大到小</w:t>
+      </w:r>
+      <w:r>
+        <w:rPr>
+          <w:rFonts w:hint="eastAsia" w:ascii="Times New Roman" w:hAnsi="Times New Roman" w:eastAsia="Times New Roman" w:cs="Times New Roman"/>
+        </w:rPr>
+        <w:t>（</w:t>
+      </w:r>
+      <w:r>
+        <w:rPr>
+          <w:rFonts w:hint="eastAsia" w:ascii="Times New Roman" w:hAnsi="Times New Roman" w:eastAsia="FangSong" w:cs="Times New Roman"/>
+        </w:rPr>
+        <w:t>酸性由弱到强</w:t>
+      </w:r>
+      <w:r>
+        <w:rPr>
+          <w:rFonts w:hint="eastAsia" w:ascii="Times New Roman" w:hAnsi="Times New Roman" w:eastAsia="Times New Roman" w:cs="Times New Roman"/>
+        </w:rPr>
+        <w:t>）：</w:t>
       </w:r>
       <w:r>
         <w:rPr>
@@ -22870,7 +23623,7 @@
         <w:rPr>
           <w:rFonts w:hint="eastAsia" w:ascii="Times New Roman" w:hAnsi="Times New Roman" w:eastAsia="Times New Roman" w:cs="Times New Roman"/>
         </w:rPr>
-        <w:t>（~50）&lt;</w:t>
+        <w:t>（~50）&gt;</w:t>
       </w:r>
       <w:r>
         <w:rPr>
@@ -22888,7 +23641,7 @@
         <w:rPr>
           <w:rFonts w:hint="eastAsia" w:ascii="Times New Roman" w:hAnsi="Times New Roman" w:eastAsia="Times New Roman" w:cs="Times New Roman"/>
         </w:rPr>
-        <w:t>（~44）&lt;</w:t>
+        <w:t>（~44）&gt;</w:t>
       </w:r>
       <w:r>
         <w:rPr>
@@ -22906,7 +23659,7 @@
         <w:rPr>
           <w:rFonts w:hint="eastAsia" w:ascii="Times New Roman" w:hAnsi="Times New Roman" w:eastAsia="Times New Roman" w:cs="Times New Roman"/>
         </w:rPr>
-        <w:t>（~38）&lt;</w:t>
+        <w:t>（~38）&gt;</w:t>
       </w:r>
       <w:r>
         <w:rPr>
@@ -22918,13 +23671,31 @@
         <w:rPr>
           <w:rFonts w:hint="eastAsia" w:ascii="Times New Roman" w:hAnsi="Times New Roman" w:eastAsia="FangSong" w:cs="Times New Roman"/>
         </w:rPr>
+        <w:t>醇</w:t>
+      </w:r>
+      <w:r>
+        <w:rPr>
+          <w:rFonts w:hint="eastAsia" w:ascii="Times New Roman" w:hAnsi="Times New Roman" w:eastAsia="Times New Roman" w:cs="Times New Roman"/>
+        </w:rPr>
+        <w:t>（~16-18）&gt;</w:t>
+      </w:r>
+      <w:r>
+        <w:rPr>
+          <w:rFonts w:ascii="Times New Roman" w:hAnsi="Times New Roman" w:eastAsia="Times New Roman" w:cs="Times New Roman"/>
+        </w:rPr>
+        <w:t xml:space="preserve"> </w:t>
+      </w:r>
+      <w:r>
+        <w:rPr>
+          <w:rFonts w:hint="eastAsia" w:ascii="Times New Roman" w:hAnsi="Times New Roman" w:eastAsia="FangSong" w:cs="Times New Roman"/>
+        </w:rPr>
         <w:t>水</w:t>
       </w:r>
       <w:r>
         <w:rPr>
           <w:rFonts w:hint="eastAsia" w:ascii="Times New Roman" w:hAnsi="Times New Roman" w:eastAsia="Times New Roman" w:cs="Times New Roman"/>
         </w:rPr>
-        <w:t>（~15.7）&lt;</w:t>
+        <w:t>（~15.7）&gt;</w:t>
       </w:r>
       <w:r>
         <w:rPr>
@@ -22936,31 +23707,13 @@
         <w:rPr>
           <w:rFonts w:hint="eastAsia" w:ascii="Times New Roman" w:hAnsi="Times New Roman" w:eastAsia="FangSong" w:cs="Times New Roman"/>
         </w:rPr>
-        <w:t>醇</w:t>
-      </w:r>
-      <w:r>
-        <w:rPr>
-          <w:rFonts w:hint="eastAsia" w:ascii="Times New Roman" w:hAnsi="Times New Roman" w:eastAsia="Times New Roman" w:cs="Times New Roman"/>
-        </w:rPr>
-        <w:t>（~16-18）&lt;</w:t>
-      </w:r>
-      <w:r>
-        <w:rPr>
-          <w:rFonts w:ascii="Times New Roman" w:hAnsi="Times New Roman" w:eastAsia="Times New Roman" w:cs="Times New Roman"/>
-        </w:rPr>
-        <w:t xml:space="preserve"> </w:t>
-      </w:r>
-      <w:r>
-        <w:rPr>
-          <w:rFonts w:hint="eastAsia" w:ascii="Times New Roman" w:hAnsi="Times New Roman" w:eastAsia="FangSong" w:cs="Times New Roman"/>
-        </w:rPr>
         <w:t>酚</w:t>
       </w:r>
       <w:r>
         <w:rPr>
           <w:rFonts w:hint="eastAsia" w:ascii="Times New Roman" w:hAnsi="Times New Roman" w:eastAsia="Times New Roman" w:cs="Times New Roman"/>
         </w:rPr>
-        <w:t>（~10）&lt;</w:t>
+        <w:t>（~10）&gt;</w:t>
       </w:r>
       <w:r>
         <w:rPr>
@@ -24095,7 +24848,55 @@
         <w:rPr>
           <w:rFonts w:hint="eastAsia" w:ascii="Times New Roman" w:hAnsi="Times New Roman" w:eastAsia="FangSong" w:cs="Times New Roman"/>
         </w:rPr>
-        <w:t>季碳无法形成双键</w:t>
+        <w:t>中心季碳的四个</w:t>
+      </w:r>
+      <w:r>
+        <w:rPr>
+          <w:rFonts w:ascii="Times New Roman" w:hAnsi="Times New Roman" w:eastAsia="Times New Roman" w:cs="Times New Roman"/>
+        </w:rPr>
+        <w:t xml:space="preserve"> σ </w:t>
+      </w:r>
+      <w:r>
+        <w:rPr>
+          <w:rFonts w:hint="eastAsia" w:ascii="Times New Roman" w:hAnsi="Times New Roman" w:eastAsia="FangSong" w:cs="Times New Roman"/>
+        </w:rPr>
+        <w:t>键已占满</w:t>
+      </w:r>
+      <w:r>
+        <w:rPr>
+          <w:rFonts w:hint="eastAsia" w:ascii="Times New Roman" w:hAnsi="Times New Roman" w:eastAsia="Times New Roman" w:cs="Times New Roman"/>
+        </w:rPr>
+        <w:t>、</w:t>
+      </w:r>
+      <w:r>
+        <w:rPr>
+          <w:rFonts w:hint="eastAsia" w:ascii="Times New Roman" w:hAnsi="Times New Roman" w:eastAsia="FangSong" w:cs="Times New Roman"/>
+        </w:rPr>
+        <w:t>无多余的价键</w:t>
+      </w:r>
+      <w:r>
+        <w:rPr>
+          <w:rFonts w:hint="eastAsia" w:ascii="Times New Roman" w:hAnsi="Times New Roman" w:eastAsia="Times New Roman" w:cs="Times New Roman"/>
+        </w:rPr>
+        <w:t>，</w:t>
+      </w:r>
+      <w:r>
+        <w:rPr>
+          <w:rFonts w:hint="eastAsia" w:ascii="Times New Roman" w:hAnsi="Times New Roman" w:eastAsia="FangSong" w:cs="Times New Roman"/>
+        </w:rPr>
+        <w:t>且邻位无</w:t>
+      </w:r>
+      <w:r>
+        <w:rPr>
+          <w:rFonts w:ascii="Times New Roman" w:hAnsi="Times New Roman" w:eastAsia="Times New Roman" w:cs="Times New Roman"/>
+        </w:rPr>
+        <w:t xml:space="preserve"> α-H </w:t>
+      </w:r>
+      <w:r>
+        <w:rPr>
+          <w:rFonts w:hint="eastAsia" w:ascii="Times New Roman" w:hAnsi="Times New Roman" w:eastAsia="FangSong" w:cs="Times New Roman"/>
+        </w:rPr>
+        <w:t>可供消除成键</w:t>
       </w:r>
       <w:r>
         <w:rPr>
@@ -26334,49 +27135,175 @@
         <w:rPr>
           <w:rFonts w:hint="eastAsia" w:ascii="Times New Roman" w:hAnsi="Times New Roman" w:eastAsia="FangSong" w:cs="Times New Roman"/>
         </w:rPr>
-        <w:t>每增加一个</w:t>
-      </w:r>
-      <w:r>
-        <w:rPr>
-          <w:rFonts w:hint="eastAsia" w:ascii="Times New Roman" w:hAnsi="Times New Roman" w:eastAsia="Times New Roman" w:cs="Times New Roman"/>
-        </w:rPr>
-        <w:t>Cl</w:t>
-      </w:r>
-      <w:r>
-        <w:rPr>
-          <w:rFonts w:hint="eastAsia" w:ascii="Times New Roman" w:hAnsi="Times New Roman" w:eastAsia="FangSong" w:cs="Times New Roman"/>
-        </w:rPr>
-        <w:t>原子</w:t>
-      </w:r>
-      <w:r>
-        <w:rPr>
-          <w:rFonts w:hint="eastAsia" w:ascii="Times New Roman" w:hAnsi="Times New Roman" w:eastAsia="Times New Roman" w:cs="Times New Roman"/>
-        </w:rPr>
-        <w:t>，pKa</w:t>
-      </w:r>
-      <w:r>
-        <w:rPr>
-          <w:rFonts w:hint="eastAsia" w:ascii="Times New Roman" w:hAnsi="Times New Roman" w:eastAsia="FangSong" w:cs="Times New Roman"/>
-        </w:rPr>
-        <w:t>约降低</w:t>
-      </w:r>
-      <w:r>
-        <w:rPr>
-          <w:rFonts w:hint="eastAsia" w:ascii="Times New Roman" w:hAnsi="Times New Roman" w:eastAsia="Times New Roman" w:cs="Times New Roman"/>
-        </w:rPr>
-        <w:t>1.9</w:t>
-      </w:r>
-      <w:r>
-        <w:rPr>
-          <w:rFonts w:hint="eastAsia" w:ascii="Times New Roman" w:hAnsi="Times New Roman" w:eastAsia="FangSong" w:cs="Times New Roman"/>
-        </w:rPr>
-        <w:t>个单位</w:t>
-      </w:r>
-      <w:r>
-        <w:rPr>
-          <w:rFonts w:hint="eastAsia" w:ascii="Times New Roman" w:hAnsi="Times New Roman" w:eastAsia="Times New Roman" w:cs="Times New Roman"/>
-        </w:rPr>
-        <w:t>。</w:t>
+        <w:t>但</w:t>
+      </w:r>
+      <w:r>
+        <w:rPr>
+          <w:rFonts w:hint="eastAsia" w:ascii="Times New Roman" w:hAnsi="Times New Roman" w:eastAsia="FangSong" w:cs="Times New Roman"/>
+          <w:b/>
+          <w:bCs/>
+        </w:rPr>
+        <w:t xml:space="preserve">不是线性叠加</w:t>
+      </w:r>
+      <w:r>
+        <w:rPr>
+          <w:rFonts w:hint="eastAsia" w:ascii="Times New Roman" w:hAnsi="Times New Roman" w:eastAsia="Times New Roman" w:cs="Times New Roman"/>
+        </w:rPr>
+        <w:t>：CH</w:t>
+      </w:r>
+      <w:r>
+        <w:rPr>
+          <w:rFonts w:hint="eastAsia" w:ascii="Times New Roman" w:hAnsi="Times New Roman" w:eastAsia="Times New Roman" w:cs="Times New Roman"/>
+          <w:vertAlign w:val="subscript"/>
+        </w:rPr>
+        <w:t>3</w:t>
+      </w:r>
+      <w:r>
+        <w:rPr>
+          <w:rFonts w:hint="eastAsia" w:ascii="Times New Roman" w:hAnsi="Times New Roman" w:eastAsia="Times New Roman" w:cs="Times New Roman"/>
+        </w:rPr>
+        <w:t>COOH</w:t>
+      </w:r>
+      <w:r>
+        <w:rPr>
+          <w:rFonts w:ascii="Times New Roman" w:hAnsi="Times New Roman" w:eastAsia="Times New Roman" w:cs="Times New Roman"/>
+        </w:rPr>
+        <w:t xml:space="preserve"> 4.76 → ClCH</w:t>
+      </w:r>
+      <w:r>
+        <w:rPr>
+          <w:rFonts w:ascii="Times New Roman" w:hAnsi="Times New Roman" w:eastAsia="Times New Roman" w:cs="Times New Roman"/>
+          <w:vertAlign w:val="subscript"/>
+        </w:rPr>
+        <w:t>2</w:t>
+      </w:r>
+      <w:r>
+        <w:rPr>
+          <w:rFonts w:ascii="Times New Roman" w:hAnsi="Times New Roman" w:eastAsia="Times New Roman" w:cs="Times New Roman"/>
+        </w:rPr>
+        <w:t xml:space="preserve">COOH </w:t>
+      </w:r>
+      <w:r>
+        <w:rPr>
+          <w:rFonts w:hint="eastAsia" w:ascii="Times New Roman" w:hAnsi="Times New Roman" w:eastAsia="Times New Roman" w:cs="Times New Roman"/>
+        </w:rPr>
+        <w:t>2.86（</w:t>
+      </w:r>
+      <w:r>
+        <w:rPr>
+          <w:rFonts w:hint="eastAsia" w:ascii="Times New Roman" w:hAnsi="Times New Roman" w:eastAsia="FangSong" w:cs="Times New Roman"/>
+        </w:rPr>
+        <w:t>第一个</w:t>
+      </w:r>
+      <w:r>
+        <w:rPr>
+          <w:rFonts w:ascii="Times New Roman" w:hAnsi="Times New Roman" w:eastAsia="Times New Roman" w:cs="Times New Roman"/>
+        </w:rPr>
+        <w:t xml:space="preserve"> Cl </w:t>
+      </w:r>
+      <w:r>
+        <w:rPr>
+          <w:rFonts w:hint="eastAsia" w:ascii="Times New Roman" w:hAnsi="Times New Roman" w:eastAsia="FangSong" w:cs="Times New Roman"/>
+        </w:rPr>
+        <w:t xml:space="preserve">使</w:t>
+      </w:r>
+      <w:r>
+        <w:rPr>
+          <w:rFonts w:ascii="Times New Roman" w:hAnsi="Times New Roman" w:eastAsia="Times New Roman" w:cs="Times New Roman"/>
+        </w:rPr>
+        <w:t xml:space="preserve"> pKa </w:t>
+      </w:r>
+      <w:r>
+        <w:rPr>
+          <w:rFonts w:hint="eastAsia" w:ascii="Times New Roman" w:hAnsi="Times New Roman" w:eastAsia="FangSong" w:cs="Times New Roman"/>
+        </w:rPr>
+        <w:t xml:space="preserve">下降约</w:t>
+      </w:r>
+      <w:r>
+        <w:rPr>
+          <w:rFonts w:ascii="Times New Roman" w:hAnsi="Times New Roman" w:eastAsia="Times New Roman" w:cs="Times New Roman"/>
+        </w:rPr>
+        <w:t xml:space="preserve"> </w:t>
+      </w:r>
+      <w:r>
+        <w:rPr>
+          <w:rFonts w:hint="eastAsia" w:ascii="Times New Roman" w:hAnsi="Times New Roman" w:eastAsia="Times New Roman" w:cs="Times New Roman"/>
+        </w:rPr>
+        <w:t>1.9）；Cl</w:t>
+      </w:r>
+      <w:r>
+        <w:rPr>
+          <w:rFonts w:hint="eastAsia" w:ascii="Times New Roman" w:hAnsi="Times New Roman" w:eastAsia="Times New Roman" w:cs="Times New Roman"/>
+          <w:vertAlign w:val="subscript"/>
+        </w:rPr>
+        <w:t>2</w:t>
+      </w:r>
+      <w:r>
+        <w:rPr>
+          <w:rFonts w:hint="eastAsia" w:ascii="Times New Roman" w:hAnsi="Times New Roman" w:eastAsia="Times New Roman" w:cs="Times New Roman"/>
+        </w:rPr>
+        <w:t>CHCOOH</w:t>
+      </w:r>
+      <w:r>
+        <w:rPr>
+          <w:rFonts w:ascii="Times New Roman" w:hAnsi="Times New Roman" w:eastAsia="Times New Roman" w:cs="Times New Roman"/>
+        </w:rPr>
+        <w:t xml:space="preserve"> 1.29、Cl</w:t>
+      </w:r>
+      <w:r>
+        <w:rPr>
+          <w:rFonts w:ascii="Times New Roman" w:hAnsi="Times New Roman" w:eastAsia="Times New Roman" w:cs="Times New Roman"/>
+          <w:vertAlign w:val="subscript"/>
+        </w:rPr>
+        <w:t>3</w:t>
+      </w:r>
+      <w:r>
+        <w:rPr>
+          <w:rFonts w:ascii="Times New Roman" w:hAnsi="Times New Roman" w:eastAsia="Times New Roman" w:cs="Times New Roman"/>
+        </w:rPr>
+        <w:t xml:space="preserve">CCOOH </w:t>
+      </w:r>
+      <w:r>
+        <w:rPr>
+          <w:rFonts w:hint="eastAsia" w:ascii="Times New Roman" w:hAnsi="Times New Roman" w:eastAsia="Times New Roman" w:cs="Times New Roman"/>
+        </w:rPr>
+        <w:t>0.66（</w:t>
+      </w:r>
+      <w:r>
+        <w:rPr>
+          <w:rFonts w:hint="eastAsia" w:ascii="Times New Roman" w:hAnsi="Times New Roman" w:eastAsia="FangSong" w:cs="Times New Roman"/>
+        </w:rPr>
+        <w:t>后续每个</w:t>
+      </w:r>
+      <w:r>
+        <w:rPr>
+          <w:rFonts w:ascii="Times New Roman" w:hAnsi="Times New Roman" w:eastAsia="Times New Roman" w:cs="Times New Roman"/>
+        </w:rPr>
+        <w:t xml:space="preserve"> Cl </w:t>
+      </w:r>
+      <w:r>
+        <w:rPr>
+          <w:rFonts w:hint="eastAsia" w:ascii="Times New Roman" w:hAnsi="Times New Roman" w:eastAsia="FangSong" w:cs="Times New Roman"/>
+        </w:rPr>
+        <w:t>的降幅依次收窄</w:t>
+      </w:r>
+      <w:r>
+        <w:rPr>
+          <w:rFonts w:hint="eastAsia" w:ascii="Times New Roman" w:hAnsi="Times New Roman" w:eastAsia="Times New Roman" w:cs="Times New Roman"/>
+        </w:rPr>
+        <w:t>，</w:t>
+      </w:r>
+      <w:r>
+        <w:rPr>
+          <w:rFonts w:hint="eastAsia" w:ascii="Times New Roman" w:hAnsi="Times New Roman" w:eastAsia="FangSong" w:cs="Times New Roman"/>
+        </w:rPr>
+        <w:t>因诱导效应随饱和程度增加而衰减</w:t>
+      </w:r>
+      <w:r>
+        <w:rPr>
+          <w:rFonts w:hint="eastAsia" w:ascii="Times New Roman" w:hAnsi="Times New Roman" w:eastAsia="Times New Roman" w:cs="Times New Roman"/>
+        </w:rPr>
+        <w:t>）。</w:t>
       </w:r>
     </w:p>
     <w:p>
@@ -27881,7 +28808,20 @@
         <w:rPr>
           <w:rFonts w:ascii="Times New Roman" w:hAnsi="Times New Roman" w:eastAsia="Times New Roman" w:cs="Times New Roman"/>
         </w:rPr>
-        <w:t xml:space="preserve"> CH</w:t>
+        <w:t xml:space="preserve"> </w:t>
+      </w:r>
+      <w:r>
+        <w:rPr>
+          <w:rFonts w:ascii="Times New Roman" w:hAnsi="Times New Roman" w:eastAsia="Times New Roman" w:cs="Times New Roman"/>
+          <w:vertAlign w:val="superscript"/>
+        </w:rPr>
+        <w:t>+</w:t>
+      </w:r>
+      <w:r>
+        <w:rPr>
+          <w:rFonts w:ascii="Times New Roman" w:hAnsi="Times New Roman" w:eastAsia="Times New Roman" w:cs="Times New Roman"/>
+        </w:rPr>
+        <w:t>CH</w:t>
       </w:r>
       <w:r>
         <w:rPr>
@@ -27894,20 +28834,7 @@
         <w:rPr>
           <w:rFonts w:ascii="Times New Roman" w:hAnsi="Times New Roman" w:eastAsia="Times New Roman" w:cs="Times New Roman"/>
         </w:rPr>
-        <w:t>-CH</w:t>
-      </w:r>
-      <w:r>
-        <w:rPr>
-          <w:rFonts w:ascii="Times New Roman" w:hAnsi="Times New Roman" w:eastAsia="Times New Roman" w:cs="Times New Roman"/>
-          <w:vertAlign w:val="superscript"/>
-        </w:rPr>
-        <w:t>+</w:t>
-      </w:r>
-      <w:r>
-        <w:rPr>
-          <w:rFonts w:ascii="Times New Roman" w:hAnsi="Times New Roman" w:eastAsia="Times New Roman" w:cs="Times New Roman"/>
-        </w:rPr>
-        <w:t>ClE</w:t>
+        <w:t>-CHClE</w:t>
       </w:r>
     </w:p>
     <w:p>
@@ -29635,7 +30562,19 @@
         <w:rPr>
           <w:rFonts w:hint="eastAsia" w:ascii="Times New Roman" w:hAnsi="Times New Roman" w:eastAsia="Times New Roman" w:cs="Times New Roman"/>
         </w:rPr>
-        <w:t>{{</w:t>
+        <w:t>04-</w:t>
+      </w:r>
+      <w:r>
+        <w:rPr>
+          <w:rFonts w:hint="eastAsia" w:ascii="Times New Roman" w:hAnsi="Times New Roman" w:eastAsia="FangSong" w:cs="Times New Roman"/>
+        </w:rPr>
+        <w:t>专题与题型</w:t>
+      </w:r>
+      <w:r>
+        <w:rPr>
+          <w:rFonts w:hint="eastAsia" w:ascii="Times New Roman" w:hAnsi="Times New Roman" w:eastAsia="Times New Roman" w:cs="Times New Roman"/>
+        </w:rPr>
+        <w:t>/</w:t>
       </w:r>
       <w:r>
         <w:rPr>
@@ -29647,6 +30586,18 @@
         <w:rPr>
           <w:rFonts w:hint="eastAsia" w:ascii="Times New Roman" w:hAnsi="Times New Roman" w:eastAsia="Times New Roman" w:cs="Times New Roman"/>
         </w:rPr>
+        <w:t>/</w:t>
+      </w:r>
+      <w:r>
+        <w:rPr>
+          <w:rFonts w:hint="eastAsia" w:ascii="Times New Roman" w:hAnsi="Times New Roman" w:eastAsia="FangSong" w:cs="Times New Roman"/>
+        </w:rPr>
+        <w:t>专题</w:t>
+      </w:r>
+      <w:r>
+        <w:rPr>
+          <w:rFonts w:hint="eastAsia" w:ascii="Times New Roman" w:hAnsi="Times New Roman" w:eastAsia="Times New Roman" w:cs="Times New Roman"/>
+        </w:rPr>
         <w:t>-</w:t>
       </w:r>
       <w:r>
@@ -29654,12 +30605,6 @@
           <w:rFonts w:hint="eastAsia" w:ascii="Times New Roman" w:hAnsi="Times New Roman" w:eastAsia="FangSong" w:cs="Times New Roman"/>
         </w:rPr>
         <w:t>活性中间体与反应机理基础</w:t>
-      </w:r>
-      <w:r>
-        <w:rPr>
-          <w:rFonts w:hint="eastAsia" w:ascii="Times New Roman" w:hAnsi="Times New Roman" w:eastAsia="Times New Roman" w:cs="Times New Roman"/>
-        </w:rPr>
-        <w:t>}}</w:t>
       </w:r>
       <w:r>
         <w:rPr>
@@ -30466,33 +31411,75 @@
               <w:rPr>
                 <w:rFonts w:hint="eastAsia" w:ascii="Times New Roman" w:hAnsi="Times New Roman" w:eastAsia="Times New Roman" w:cs="Times New Roman"/>
               </w:rPr>
-              <w:t>F&gt;Cl&gt;Br&gt;I，sp&gt;C&gt;sp</w:t>
-            </w:r>
-            <w:r>
-              <w:rPr>
-                <w:rFonts w:hint="eastAsia" w:ascii="Times New Roman" w:hAnsi="Times New Roman" w:eastAsia="Times New Roman" w:cs="Times New Roman"/>
+              <w:t>F&gt;Cl&gt;Br&gt;I；</w:t>
+            </w:r>
+            <w:r>
+              <w:rPr>
+                <w:rFonts w:hint="eastAsia" w:ascii="Times New Roman" w:hAnsi="Times New Roman" w:eastAsia="FangSong" w:cs="Times New Roman"/>
+              </w:rPr>
+              <w:t>吸电子能力</w:t>
+            </w:r>
+            <w:r>
+              <w:rPr>
+                <w:rFonts w:ascii="Times New Roman" w:hAnsi="Times New Roman" w:eastAsia="Times New Roman" w:cs="Times New Roman"/>
+              </w:rPr>
+              <w:t xml:space="preserve"> sp </w:t>
+            </w:r>
+            <w:r>
+              <w:rPr>
+                <w:rFonts w:hint="eastAsia" w:ascii="Times New Roman" w:hAnsi="Times New Roman" w:eastAsia="FangSong" w:cs="Times New Roman"/>
+              </w:rPr>
+              <w:t xml:space="preserve">碳</w:t>
+            </w:r>
+            <w:r>
+              <w:rPr>
+                <w:rFonts w:ascii="Times New Roman" w:hAnsi="Times New Roman" w:eastAsia="Times New Roman" w:cs="Times New Roman"/>
+              </w:rPr>
+              <w:t xml:space="preserve"> &gt; sp</w:t>
+            </w:r>
+            <w:r>
+              <w:rPr>
+                <w:rFonts w:ascii="Times New Roman" w:hAnsi="Times New Roman" w:eastAsia="Times New Roman" w:cs="Times New Roman"/>
                 <w:vertAlign w:val="superscript"/>
               </w:rPr>
               <w:t>2</w:t>
             </w:r>
             <w:r>
               <w:rPr>
-                <w:rFonts w:hint="eastAsia" w:ascii="Times New Roman" w:hAnsi="Times New Roman" w:eastAsia="Times New Roman" w:cs="Times New Roman"/>
-              </w:rPr>
-              <w:t>&gt;C&gt;sp</w:t>
-            </w:r>
-            <w:r>
-              <w:rPr>
-                <w:rFonts w:hint="eastAsia" w:ascii="Times New Roman" w:hAnsi="Times New Roman" w:eastAsia="Times New Roman" w:cs="Times New Roman"/>
+                <w:rFonts w:ascii="Times New Roman" w:hAnsi="Times New Roman" w:eastAsia="Times New Roman" w:cs="Times New Roman"/>
+              </w:rPr>
+              <w:t xml:space="preserve"> </w:t>
+            </w:r>
+            <w:r>
+              <w:rPr>
+                <w:rFonts w:hint="eastAsia" w:ascii="Times New Roman" w:hAnsi="Times New Roman" w:eastAsia="FangSong" w:cs="Times New Roman"/>
+              </w:rPr>
+              <w:t xml:space="preserve">碳</w:t>
+            </w:r>
+            <w:r>
+              <w:rPr>
+                <w:rFonts w:ascii="Times New Roman" w:hAnsi="Times New Roman" w:eastAsia="Times New Roman" w:cs="Times New Roman"/>
+              </w:rPr>
+              <w:t xml:space="preserve"> &gt; sp</w:t>
+            </w:r>
+            <w:r>
+              <w:rPr>
+                <w:rFonts w:ascii="Times New Roman" w:hAnsi="Times New Roman" w:eastAsia="Times New Roman" w:cs="Times New Roman"/>
                 <w:vertAlign w:val="superscript"/>
               </w:rPr>
               <w:t>3</w:t>
             </w:r>
             <w:r>
               <w:rPr>
-                <w:rFonts w:hint="eastAsia" w:ascii="Times New Roman" w:hAnsi="Times New Roman" w:eastAsia="Times New Roman" w:cs="Times New Roman"/>
-              </w:rPr>
-              <w:t>&gt;C</w:t>
+                <w:rFonts w:ascii="Times New Roman" w:hAnsi="Times New Roman" w:eastAsia="Times New Roman" w:cs="Times New Roman"/>
+              </w:rPr>
+              <w:t xml:space="preserve"> </w:t>
+            </w:r>
+            <w:r>
+              <w:rPr>
+                <w:rFonts w:hint="eastAsia" w:ascii="Times New Roman" w:hAnsi="Times New Roman" w:eastAsia="FangSong" w:cs="Times New Roman"/>
+              </w:rPr>
+              <w:t xml:space="preserve">碳</w:t>
             </w:r>
           </w:p>
         </w:tc>
@@ -31010,7 +31997,7 @@
         <w:rPr>
           <w:rFonts w:ascii="Times New Roman" w:hAnsi="Times New Roman" w:eastAsia="Times New Roman" w:cs="Times New Roman"/>
         </w:rPr>
-        <w:t xml:space="preserve"> (с) </w:t>
+        <w:t xml:space="preserve"> (c) </w:t>
       </w:r>
       <w:r>
         <w:rPr>
@@ -31996,7 +32983,50 @@
         <w:rPr>
           <w:rFonts w:hint="eastAsia" w:ascii="Times New Roman" w:hAnsi="Times New Roman" w:eastAsia="FangSong" w:cs="Times New Roman"/>
         </w:rPr>
-        <w:t>催化加氢得</w:t>
+        <w:t>催化加氢</w:t>
+      </w:r>
+      <w:r>
+        <w:rPr>
+          <w:rFonts w:hint="eastAsia" w:ascii="Times New Roman" w:hAnsi="Times New Roman" w:eastAsia="Times New Roman" w:cs="Times New Roman"/>
+        </w:rPr>
+        <w:t>（</w:t>
+      </w:r>
+      <w:r>
+        <w:rPr>
+          <w:rFonts w:hint="eastAsia" w:ascii="Times New Roman" w:hAnsi="Times New Roman" w:eastAsia="FangSong" w:cs="Times New Roman"/>
+        </w:rPr>
+        <w:t>只耗</w:t>
+      </w:r>
+      <w:r>
+        <w:rPr>
+          <w:rFonts w:ascii="Times New Roman" w:hAnsi="Times New Roman" w:eastAsia="Times New Roman" w:cs="Times New Roman"/>
+        </w:rPr>
+        <w:t xml:space="preserve"> 1 mol </w:t>
+      </w:r>
+      <w:r>
+        <w:rPr>
+          <w:rFonts w:hint="eastAsia" w:ascii="Times New Roman" w:hAnsi="Times New Roman" w:eastAsia="Times New Roman" w:cs="Times New Roman"/>
+        </w:rPr>
+        <w:t>H</w:t>
+      </w:r>
+      <w:r>
+        <w:rPr>
+          <w:rFonts w:hint="eastAsia" w:ascii="Times New Roman" w:hAnsi="Times New Roman" w:eastAsia="Times New Roman" w:cs="Times New Roman"/>
+          <w:vertAlign w:val="subscript"/>
+        </w:rPr>
+        <w:t>2</w:t>
+      </w:r>
+      <w:r>
+        <w:rPr>
+          <w:rFonts w:hint="eastAsia" w:ascii="Times New Roman" w:hAnsi="Times New Roman" w:eastAsia="Times New Roman" w:cs="Times New Roman"/>
+        </w:rPr>
+        <w:t>）</w:t>
+      </w:r>
+      <w:r>
+        <w:rPr>
+          <w:rFonts w:hint="eastAsia" w:ascii="Times New Roman" w:hAnsi="Times New Roman" w:eastAsia="FangSong" w:cs="Times New Roman"/>
+        </w:rPr>
+        <w:t>得</w:t>
       </w:r>
       <w:r>
         <w:rPr>
@@ -32028,7 +33058,7 @@
           <w:rFonts w:hint="eastAsia" w:ascii="Times New Roman" w:hAnsi="Times New Roman" w:eastAsia="Times New Roman" w:cs="Times New Roman"/>
           <w:vertAlign w:val="subscript"/>
         </w:rPr>
-        <w:t>18</w:t>
+        <w:t>16</w:t>
       </w:r>
       <w:r>
         <w:rPr>
@@ -32046,7 +33076,7 @@
         <w:rPr>
           <w:rFonts w:hint="eastAsia" w:ascii="Times New Roman" w:hAnsi="Times New Roman" w:eastAsia="Times New Roman" w:cs="Times New Roman"/>
         </w:rPr>
-        <w:t>6</w:t>
+        <w:t>4</w:t>
       </w:r>
       <w:r>
         <w:rPr>
@@ -32276,9 +33306,9 @@
       </w:r>
       <w:r>
         <w:rPr>
-          <w:rFonts w:hint="eastAsia" w:ascii="Times New Roman" w:hAnsi="Times New Roman" w:eastAsia="Times New Roman" w:cs="Times New Roman"/>
-        </w:rPr>
-        <w:t>(a)</w:t>
+          <w:rFonts w:ascii="Times New Roman" w:hAnsi="Times New Roman" w:eastAsia="Times New Roman" w:cs="Times New Roman"/>
+        </w:rPr>
+        <w:t xml:space="preserve">(a) </w:t>
       </w:r>
       <w:r>
         <w:rPr>
@@ -32288,21 +33318,158 @@
       </w:r>
       <w:r>
         <w:rPr>
+          <w:rFonts w:hint="eastAsia" w:ascii="Times New Roman" w:hAnsi="Times New Roman" w:eastAsia="Times New Roman" w:cs="Times New Roman"/>
+        </w:rPr>
+        <w:t>（C2</w:t>
+      </w:r>
+      <w:r>
+        <w:rPr>
           <w:rFonts w:ascii="Times New Roman" w:hAnsi="Times New Roman" w:eastAsia="Times New Roman" w:cs="Times New Roman"/>
         </w:rPr>
         <w:t xml:space="preserve"> </w:t>
       </w:r>
       <w:r>
         <w:rPr>
-          <w:rFonts w:hint="eastAsia" w:ascii="Times New Roman" w:hAnsi="Times New Roman" w:eastAsia="Times New Roman" w:cs="Times New Roman"/>
-        </w:rPr>
-        <w:t>(b)</w:t>
-      </w:r>
-      <w:r>
-        <w:rPr>
-          <w:rFonts w:hint="eastAsia" w:ascii="Times New Roman" w:hAnsi="Times New Roman" w:eastAsia="FangSong" w:cs="Times New Roman"/>
-        </w:rPr>
-        <w:t>内消旋体</w:t>
+          <w:rFonts w:hint="eastAsia" w:ascii="Times New Roman" w:hAnsi="Times New Roman" w:eastAsia="FangSong" w:cs="Times New Roman"/>
+        </w:rPr>
+        <w:t xml:space="preserve">连</w:t>
+      </w:r>
+      <w:r>
+        <w:rPr>
+          <w:rFonts w:ascii="Times New Roman" w:hAnsi="Times New Roman" w:eastAsia="Times New Roman" w:cs="Times New Roman"/>
+        </w:rPr>
+        <w:t xml:space="preserve"> —H、—OH、—CH</w:t>
+      </w:r>
+      <w:r>
+        <w:rPr>
+          <w:rFonts w:ascii="Times New Roman" w:hAnsi="Times New Roman" w:eastAsia="Times New Roman" w:cs="Times New Roman"/>
+          <w:vertAlign w:val="subscript"/>
+        </w:rPr>
+        <w:t>3</w:t>
+      </w:r>
+      <w:r>
+        <w:rPr>
+          <w:rFonts w:ascii="Times New Roman" w:hAnsi="Times New Roman" w:eastAsia="Times New Roman" w:cs="Times New Roman"/>
+        </w:rPr>
+        <w:t>、—C</w:t>
+      </w:r>
+      <w:r>
+        <w:rPr>
+          <w:rFonts w:ascii="Times New Roman" w:hAnsi="Times New Roman" w:eastAsia="Times New Roman" w:cs="Times New Roman"/>
+          <w:vertAlign w:val="subscript"/>
+        </w:rPr>
+        <w:t>2</w:t>
+      </w:r>
+      <w:r>
+        <w:rPr>
+          <w:rFonts w:ascii="Times New Roman" w:hAnsi="Times New Roman" w:eastAsia="Times New Roman" w:cs="Times New Roman"/>
+        </w:rPr>
+        <w:t>H</w:t>
+      </w:r>
+      <w:r>
+        <w:rPr>
+          <w:rFonts w:ascii="Times New Roman" w:hAnsi="Times New Roman" w:eastAsia="Times New Roman" w:cs="Times New Roman"/>
+          <w:vertAlign w:val="subscript"/>
+        </w:rPr>
+        <w:t>5</w:t>
+      </w:r>
+      <w:r>
+        <w:rPr>
+          <w:rFonts w:ascii="Times New Roman" w:hAnsi="Times New Roman" w:eastAsia="Times New Roman" w:cs="Times New Roman"/>
+        </w:rPr>
+        <w:t xml:space="preserve"> </w:t>
+      </w:r>
+      <w:r>
+        <w:rPr>
+          <w:rFonts w:hint="eastAsia" w:ascii="Times New Roman" w:hAnsi="Times New Roman" w:eastAsia="FangSong" w:cs="Times New Roman"/>
+        </w:rPr>
+        <w:t>四个不同基团</w:t>
+      </w:r>
+      <w:r>
+        <w:rPr>
+          <w:rFonts w:hint="eastAsia" w:ascii="Times New Roman" w:hAnsi="Times New Roman" w:eastAsia="Times New Roman" w:cs="Times New Roman"/>
+        </w:rPr>
+        <w:t>）。</w:t>
+      </w:r>
+      <w:r>
+        <w:rPr>
+          <w:rFonts w:ascii="Times New Roman" w:hAnsi="Times New Roman" w:eastAsia="Times New Roman" w:cs="Times New Roman"/>
+        </w:rPr>
+        <w:t xml:space="preserve"> </w:t>
+      </w:r>
+      <w:r>
+        <w:rPr>
+          <w:rFonts w:ascii="Times New Roman" w:hAnsi="Times New Roman" w:eastAsia="Times New Roman" w:cs="Times New Roman"/>
+        </w:rPr>
+        <w:t xml:space="preserve">(b)</w:t>
+      </w:r>
+      <w:r>
+        <w:rPr>
+          <w:rFonts w:ascii="Times New Roman" w:hAnsi="Times New Roman" w:eastAsia="Times New Roman" w:cs="Times New Roman"/>
+        </w:rPr>
+        <w:t xml:space="preserve"> </w:t>
+      </w:r>
+      <w:r>
+        <w:rPr>
+          <w:rFonts w:hint="eastAsia" w:ascii="Times New Roman" w:hAnsi="Times New Roman" w:eastAsia="FangSong" w:cs="Times New Roman"/>
+          <w:b/>
+          <w:bCs/>
+        </w:rPr>
+        <w:t xml:space="preserve">不能一概而论</w:t>
+      </w:r>
+      <w:r>
+        <w:rPr>
+          <w:rFonts w:hint="eastAsia" w:ascii="Times New Roman" w:hAnsi="Times New Roman" w:eastAsia="Times New Roman" w:cs="Times New Roman"/>
+        </w:rPr>
+        <w:t>：2,3-</w:t>
+      </w:r>
+      <w:r>
+        <w:rPr>
+          <w:rFonts w:hint="eastAsia" w:ascii="Times New Roman" w:hAnsi="Times New Roman" w:eastAsia="FangSong" w:cs="Times New Roman"/>
+        </w:rPr>
+        <w:t>丁二醇共</w:t>
+      </w:r>
+      <w:r>
+        <w:rPr>
+          <w:rFonts w:ascii="Times New Roman" w:hAnsi="Times New Roman" w:eastAsia="Times New Roman" w:cs="Times New Roman"/>
+        </w:rPr>
+        <w:t xml:space="preserve"> 3 </w:t>
+      </w:r>
+      <w:r>
+        <w:rPr>
+          <w:rFonts w:hint="eastAsia" w:ascii="Times New Roman" w:hAnsi="Times New Roman" w:eastAsia="FangSong" w:cs="Times New Roman"/>
+        </w:rPr>
+        <w:t>种立体异构体</w:t>
+      </w:r>
+      <w:r>
+        <w:rPr>
+          <w:rFonts w:hint="eastAsia" w:ascii="Times New Roman" w:hAnsi="Times New Roman" w:eastAsia="Times New Roman" w:cs="Times New Roman"/>
+        </w:rPr>
+        <w:t>——(2R,3S)/(2S,3R)</w:t>
+      </w:r>
+      <w:r>
+        <w:rPr>
+          <w:rFonts w:ascii="Times New Roman" w:hAnsi="Times New Roman" w:eastAsia="Times New Roman" w:cs="Times New Roman"/>
+        </w:rPr>
+        <w:t xml:space="preserve"> </w:t>
+      </w:r>
+      <w:r>
+        <w:rPr>
+          <w:rFonts w:hint="eastAsia" w:ascii="Times New Roman" w:hAnsi="Times New Roman" w:eastAsia="FangSong" w:cs="Times New Roman"/>
+        </w:rPr>
+        <w:t>是同一内消旋体</w:t>
+      </w:r>
+      <w:r>
+        <w:rPr>
+          <w:rFonts w:hint="eastAsia" w:ascii="Times New Roman" w:hAnsi="Times New Roman" w:eastAsia="Times New Roman" w:cs="Times New Roman"/>
+        </w:rPr>
+        <w:t>（</w:t>
+      </w:r>
+      <w:r>
+        <w:rPr>
+          <w:rFonts w:hint="eastAsia" w:ascii="Times New Roman" w:hAnsi="Times New Roman" w:eastAsia="FangSong" w:cs="Times New Roman"/>
+        </w:rPr>
+        <w:t>分子内有对称面</w:t>
       </w:r>
       <w:r>
         <w:rPr>
@@ -32318,15 +33485,39 @@
       </w:r>
       <w:r>
         <w:rPr>
+          <w:rFonts w:hint="eastAsia" w:ascii="Times New Roman" w:hAnsi="Times New Roman" w:eastAsia="Times New Roman" w:cs="Times New Roman"/>
+        </w:rPr>
+        <w:t>）；(2R,3R)</w:t>
+      </w:r>
+      <w:r>
+        <w:rPr>
           <w:rFonts w:ascii="Times New Roman" w:hAnsi="Times New Roman" w:eastAsia="Times New Roman" w:cs="Times New Roman"/>
         </w:rPr>
         <w:t xml:space="preserve"> </w:t>
       </w:r>
       <w:r>
         <w:rPr>
-          <w:rFonts w:hint="eastAsia" w:ascii="Times New Roman" w:hAnsi="Times New Roman" w:eastAsia="Times New Roman" w:cs="Times New Roman"/>
-        </w:rPr>
-        <w:t>(c)</w:t>
+          <w:rFonts w:hint="eastAsia" w:ascii="Times New Roman" w:hAnsi="Times New Roman" w:eastAsia="FangSong" w:cs="Times New Roman"/>
+        </w:rPr>
+        <w:t xml:space="preserve">与</w:t>
+      </w:r>
+      <w:r>
+        <w:rPr>
+          <w:rFonts w:ascii="Times New Roman" w:hAnsi="Times New Roman" w:eastAsia="Times New Roman" w:cs="Times New Roman"/>
+        </w:rPr>
+        <w:t xml:space="preserve"> (2S,3S) </w:t>
+      </w:r>
+      <w:r>
+        <w:rPr>
+          <w:rFonts w:hint="eastAsia" w:ascii="Times New Roman" w:hAnsi="Times New Roman" w:eastAsia="FangSong" w:cs="Times New Roman"/>
+        </w:rPr>
+        <w:t>则是一对对映体</w:t>
+      </w:r>
+      <w:r>
+        <w:rPr>
+          <w:rFonts w:hint="eastAsia" w:ascii="Times New Roman" w:hAnsi="Times New Roman" w:eastAsia="Times New Roman" w:cs="Times New Roman"/>
+        </w:rPr>
+        <w:t>，</w:t>
       </w:r>
       <w:r>
         <w:rPr>
@@ -32338,13 +33529,1472 @@
         <w:rPr>
           <w:rFonts w:hint="eastAsia" w:ascii="Times New Roman" w:hAnsi="Times New Roman" w:eastAsia="Times New Roman" w:cs="Times New Roman"/>
         </w:rPr>
+        <w:t>。</w:t>
+      </w:r>
+      <w:r>
+        <w:rPr>
+          <w:rFonts w:hint="eastAsia" w:ascii="Times New Roman" w:hAnsi="Times New Roman" w:eastAsia="FangSong" w:cs="Times New Roman"/>
+        </w:rPr>
+        <w:t>若题目未指定构型</w:t>
+      </w:r>
+      <w:r>
+        <w:rPr>
+          <w:rFonts w:hint="eastAsia" w:ascii="Times New Roman" w:hAnsi="Times New Roman" w:eastAsia="Times New Roman" w:cs="Times New Roman"/>
+        </w:rPr>
+        <w:t>，</w:t>
+      </w:r>
+      <w:r>
+        <w:rPr>
+          <w:rFonts w:hint="eastAsia" w:ascii="Times New Roman" w:hAnsi="Times New Roman" w:eastAsia="FangSong" w:cs="Times New Roman"/>
+        </w:rPr>
+        <w:t>需分情况作答</w:t>
+      </w:r>
+      <w:r>
+        <w:rPr>
+          <w:rFonts w:hint="eastAsia" w:ascii="Times New Roman" w:hAnsi="Times New Roman" w:eastAsia="Times New Roman" w:cs="Times New Roman"/>
+        </w:rPr>
+        <w:t>。</w:t>
+      </w:r>
+      <w:r>
+        <w:rPr>
+          <w:rFonts w:ascii="Times New Roman" w:hAnsi="Times New Roman" w:eastAsia="Times New Roman" w:cs="Times New Roman"/>
+        </w:rPr>
+        <w:t xml:space="preserve"> </w:t>
+      </w:r>
+      <w:r>
+        <w:rPr>
+          <w:rFonts w:ascii="Times New Roman" w:hAnsi="Times New Roman" w:eastAsia="Times New Roman" w:cs="Times New Roman"/>
+        </w:rPr>
+        <w:t xml:space="preserve">(c) </w:t>
+      </w:r>
+      <w:r>
+        <w:rPr>
+          <w:rFonts w:hint="eastAsia" w:ascii="Times New Roman" w:hAnsi="Times New Roman" w:eastAsia="FangSong" w:cs="Times New Roman"/>
+        </w:rPr>
+        <w:t>有手性</w:t>
+      </w:r>
+      <w:r>
+        <w:rPr>
+          <w:rFonts w:hint="eastAsia" w:ascii="Times New Roman" w:hAnsi="Times New Roman" w:eastAsia="Times New Roman" w:cs="Times New Roman"/>
+        </w:rPr>
+        <w:t>（1,3-</w:t>
+      </w:r>
+      <w:r>
+        <w:rPr>
+          <w:rFonts w:hint="eastAsia" w:ascii="Times New Roman" w:hAnsi="Times New Roman" w:eastAsia="FangSong" w:cs="Times New Roman"/>
+        </w:rPr>
+        <w:t>二氯丙二烯为丙二烯型轴手性</w:t>
+      </w:r>
+      <w:r>
+        <w:rPr>
+          <w:rFonts w:hint="eastAsia" w:ascii="Times New Roman" w:hAnsi="Times New Roman" w:eastAsia="Times New Roman" w:cs="Times New Roman"/>
+        </w:rPr>
+        <w:t>，</w:t>
+      </w:r>
+      <w:r>
+        <w:rPr>
+          <w:rFonts w:hint="eastAsia" w:ascii="Times New Roman" w:hAnsi="Times New Roman" w:eastAsia="FangSong" w:cs="Times New Roman"/>
+        </w:rPr>
+        <w:t>两端各连</w:t>
+      </w:r>
+      <w:r>
+        <w:rPr>
+          <w:rFonts w:ascii="Times New Roman" w:hAnsi="Times New Roman" w:eastAsia="Times New Roman" w:cs="Times New Roman"/>
+        </w:rPr>
+        <w:t xml:space="preserve"> H/Cl </w:t>
+      </w:r>
+      <w:r>
+        <w:rPr>
+          <w:rFonts w:hint="eastAsia" w:ascii="Times New Roman" w:hAnsi="Times New Roman" w:eastAsia="FangSong" w:cs="Times New Roman"/>
+        </w:rPr>
+        <w:t>两个不同基团</w:t>
+      </w:r>
+      <w:r>
+        <w:rPr>
+          <w:rFonts w:hint="eastAsia" w:ascii="Times New Roman" w:hAnsi="Times New Roman" w:eastAsia="Times New Roman" w:cs="Times New Roman"/>
+        </w:rPr>
+        <w:t>、</w:t>
+      </w:r>
+      <w:r>
+        <w:rPr>
+          <w:rFonts w:hint="eastAsia" w:ascii="Times New Roman" w:hAnsi="Times New Roman" w:eastAsia="FangSong" w:cs="Times New Roman"/>
+        </w:rPr>
+        <w:t>两端平面互相垂直</w:t>
+      </w:r>
+      <w:r>
+        <w:rPr>
+          <w:rFonts w:hint="eastAsia" w:ascii="Times New Roman" w:hAnsi="Times New Roman" w:eastAsia="Times New Roman" w:cs="Times New Roman"/>
+        </w:rPr>
+        <w:t>）。</w:t>
+      </w:r>
+      <w:r>
+        <w:rPr>
+          <w:rFonts w:ascii="Times New Roman" w:hAnsi="Times New Roman" w:eastAsia="Times New Roman" w:cs="Times New Roman"/>
+        </w:rPr>
+        <w:t xml:space="preserve"> </w:t>
+      </w:r>
+      <w:r>
+        <w:rPr>
+          <w:rFonts w:ascii="Times New Roman" w:hAnsi="Times New Roman" w:eastAsia="Times New Roman" w:cs="Times New Roman"/>
+          <w:b/>
+          <w:bCs/>
+        </w:rPr>
+        <w:t xml:space="preserve">3.</w:t>
+      </w:r>
+      <w:r>
+        <w:rPr>
+          <w:rFonts w:ascii="Times New Roman" w:hAnsi="Times New Roman" w:eastAsia="Times New Roman" w:cs="Times New Roman"/>
+        </w:rPr>
+        <w:t xml:space="preserve"> </w:t>
+      </w:r>
+      <w:r>
+        <w:rPr>
+          <w:rFonts w:hint="eastAsia" w:ascii="Times New Roman" w:hAnsi="Times New Roman" w:eastAsia="FangSong" w:cs="Times New Roman"/>
+        </w:rPr>
+        <w:t xml:space="preserve">见键线式标准画法</w:t>
+      </w:r>
+      <w:r>
+        <w:rPr>
+          <w:rFonts w:ascii="Times New Roman" w:hAnsi="Times New Roman" w:eastAsia="Times New Roman" w:cs="Times New Roman"/>
+        </w:rPr>
+        <w:t xml:space="preserve"> </w:t>
+      </w:r>
+      <w:r>
+        <w:rPr>
+          <w:rFonts w:ascii="Times New Roman" w:hAnsi="Times New Roman" w:eastAsia="Times New Roman" w:cs="Times New Roman"/>
+          <w:b/>
+          <w:bCs/>
+        </w:rPr>
+        <w:t xml:space="preserve">4.</w:t>
+      </w:r>
+      <w:r>
+        <w:rPr>
+          <w:rFonts w:ascii="Times New Roman" w:hAnsi="Times New Roman" w:eastAsia="Times New Roman" w:cs="Times New Roman"/>
+        </w:rPr>
+        <w:t xml:space="preserve"> </w:t>
+      </w:r>
+      <w:r>
+        <w:rPr>
+          <w:rFonts w:ascii="Times New Roman" w:hAnsi="Times New Roman" w:eastAsia="Times New Roman" w:cs="Times New Roman"/>
+        </w:rPr>
+        <w:t>(a) CH</w:t>
+      </w:r>
+      <w:r>
+        <w:rPr>
+          <w:rFonts w:ascii="Times New Roman" w:hAnsi="Times New Roman" w:eastAsia="Times New Roman" w:cs="Times New Roman"/>
+          <w:vertAlign w:val="subscript"/>
+        </w:rPr>
+        <w:t>2</w:t>
+      </w:r>
+      <w:r>
+        <w:rPr>
+          <w:rFonts w:ascii="Times New Roman" w:hAnsi="Times New Roman" w:eastAsia="Times New Roman" w:cs="Times New Roman"/>
+        </w:rPr>
+        <w:t>FCOOH &gt; CH</w:t>
+      </w:r>
+      <w:r>
+        <w:rPr>
+          <w:rFonts w:ascii="Times New Roman" w:hAnsi="Times New Roman" w:eastAsia="Times New Roman" w:cs="Times New Roman"/>
+          <w:vertAlign w:val="subscript"/>
+        </w:rPr>
+        <w:t>2</w:t>
+      </w:r>
+      <w:r>
+        <w:rPr>
+          <w:rFonts w:ascii="Times New Roman" w:hAnsi="Times New Roman" w:eastAsia="Times New Roman" w:cs="Times New Roman"/>
+        </w:rPr>
+        <w:t>ClCOOH &gt; CH</w:t>
+      </w:r>
+      <w:r>
+        <w:rPr>
+          <w:rFonts w:ascii="Times New Roman" w:hAnsi="Times New Roman" w:eastAsia="Times New Roman" w:cs="Times New Roman"/>
+          <w:vertAlign w:val="subscript"/>
+        </w:rPr>
+        <w:t>2</w:t>
+      </w:r>
+      <w:r>
+        <w:rPr>
+          <w:rFonts w:ascii="Times New Roman" w:hAnsi="Times New Roman" w:eastAsia="Times New Roman" w:cs="Times New Roman"/>
+        </w:rPr>
+        <w:t xml:space="preserve">BrCOOH &gt; </w:t>
+      </w:r>
+      <w:r>
+        <w:rPr>
+          <w:rFonts w:hint="eastAsia" w:ascii="Times New Roman" w:hAnsi="Times New Roman" w:eastAsia="Times New Roman" w:cs="Times New Roman"/>
+        </w:rPr>
+        <w:t>CH</w:t>
+      </w:r>
+      <w:r>
+        <w:rPr>
+          <w:rFonts w:hint="eastAsia" w:ascii="Times New Roman" w:hAnsi="Times New Roman" w:eastAsia="Times New Roman" w:cs="Times New Roman"/>
+          <w:vertAlign w:val="subscript"/>
+        </w:rPr>
+        <w:t>3</w:t>
+      </w:r>
+      <w:r>
+        <w:rPr>
+          <w:rFonts w:hint="eastAsia" w:ascii="Times New Roman" w:hAnsi="Times New Roman" w:eastAsia="Times New Roman" w:cs="Times New Roman"/>
+        </w:rPr>
+        <w:t>COOH（</w:t>
+      </w:r>
+      <w:r>
+        <w:rPr>
+          <w:rFonts w:hint="eastAsia" w:ascii="Times New Roman" w:hAnsi="Times New Roman" w:eastAsia="FangSong" w:cs="Times New Roman"/>
+        </w:rPr>
+        <w:t>电负性</w:t>
+      </w:r>
+      <w:r>
+        <w:rPr>
+          <w:rFonts w:hint="eastAsia" w:ascii="Times New Roman" w:hAnsi="Times New Roman" w:eastAsia="Times New Roman" w:cs="Times New Roman"/>
+        </w:rPr>
+        <w:t>F&gt;Cl&gt;Br）</w:t>
+      </w:r>
+      <w:r>
+        <w:rPr>
+          <w:rFonts w:ascii="Times New Roman" w:hAnsi="Times New Roman" w:eastAsia="Times New Roman" w:cs="Times New Roman"/>
+        </w:rPr>
+        <w:t xml:space="preserve"> </w:t>
+      </w:r>
+      <w:r>
+        <w:rPr>
+          <w:rFonts w:ascii="Times New Roman" w:hAnsi="Times New Roman" w:eastAsia="Times New Roman" w:cs="Times New Roman"/>
+        </w:rPr>
+        <w:t xml:space="preserve">(b) </w:t>
+      </w:r>
+      <w:r>
+        <w:rPr>
+          <w:rFonts w:hint="eastAsia" w:ascii="Times New Roman" w:hAnsi="Times New Roman" w:eastAsia="FangSong" w:cs="Times New Roman"/>
+        </w:rPr>
+        <w:t xml:space="preserve">对硝基苯酚</w:t>
+      </w:r>
+      <w:r>
+        <w:rPr>
+          <w:rFonts w:ascii="Times New Roman" w:hAnsi="Times New Roman" w:eastAsia="Times New Roman" w:cs="Times New Roman"/>
+        </w:rPr>
+        <w:t xml:space="preserve"> &gt; </w:t>
+      </w:r>
+      <w:r>
+        <w:rPr>
+          <w:rFonts w:hint="eastAsia" w:ascii="Times New Roman" w:hAnsi="Times New Roman" w:eastAsia="FangSong" w:cs="Times New Roman"/>
+        </w:rPr>
+        <w:t xml:space="preserve">苯酚</w:t>
+      </w:r>
+      <w:r>
+        <w:rPr>
+          <w:rFonts w:ascii="Times New Roman" w:hAnsi="Times New Roman" w:eastAsia="Times New Roman" w:cs="Times New Roman"/>
+        </w:rPr>
+        <w:t xml:space="preserve"> &gt; </w:t>
+      </w:r>
+      <w:r>
+        <w:rPr>
+          <w:rFonts w:hint="eastAsia" w:ascii="Times New Roman" w:hAnsi="Times New Roman" w:eastAsia="FangSong" w:cs="Times New Roman"/>
+        </w:rPr>
+        <w:t>对甲苯酚</w:t>
+      </w:r>
+      <w:r>
+        <w:rPr>
+          <w:rFonts w:hint="eastAsia" w:ascii="Times New Roman" w:hAnsi="Times New Roman" w:eastAsia="Times New Roman" w:cs="Times New Roman"/>
+        </w:rPr>
+        <w:t>（-NO</w:t>
+      </w:r>
+      <w:r>
+        <w:rPr>
+          <w:rFonts w:hint="eastAsia" w:ascii="Times New Roman" w:hAnsi="Times New Roman" w:eastAsia="Times New Roman" w:cs="Times New Roman"/>
+          <w:vertAlign w:val="subscript"/>
+        </w:rPr>
+        <w:t>2</w:t>
+      </w:r>
+      <w:r>
+        <w:rPr>
+          <w:rFonts w:hint="eastAsia" w:ascii="Times New Roman" w:hAnsi="Times New Roman" w:eastAsia="FangSong" w:cs="Times New Roman"/>
+        </w:rPr>
+        <w:t>吸电子</w:t>
+      </w:r>
+      <w:r>
+        <w:rPr>
+          <w:rFonts w:hint="eastAsia" w:ascii="Times New Roman" w:hAnsi="Times New Roman" w:eastAsia="Times New Roman" w:cs="Times New Roman"/>
+        </w:rPr>
+        <w:t>、-CH</w:t>
+      </w:r>
+      <w:r>
+        <w:rPr>
+          <w:rFonts w:hint="eastAsia" w:ascii="Times New Roman" w:hAnsi="Times New Roman" w:eastAsia="Times New Roman" w:cs="Times New Roman"/>
+          <w:vertAlign w:val="subscript"/>
+        </w:rPr>
+        <w:t>3</w:t>
+      </w:r>
+      <w:r>
+        <w:rPr>
+          <w:rFonts w:hint="eastAsia" w:ascii="Times New Roman" w:hAnsi="Times New Roman" w:eastAsia="FangSong" w:cs="Times New Roman"/>
+        </w:rPr>
+        <w:t>给电子</w:t>
+      </w:r>
+      <w:r>
+        <w:rPr>
+          <w:rFonts w:hint="eastAsia" w:ascii="Times New Roman" w:hAnsi="Times New Roman" w:eastAsia="Times New Roman" w:cs="Times New Roman"/>
+        </w:rPr>
+        <w:t>）</w:t>
+      </w:r>
+      <w:r>
+        <w:rPr>
+          <w:rFonts w:ascii="Times New Roman" w:hAnsi="Times New Roman" w:eastAsia="Times New Roman" w:cs="Times New Roman"/>
+        </w:rPr>
+        <w:t xml:space="preserve"> </w:t>
+      </w:r>
+      <w:r>
+        <w:rPr>
+          <w:rFonts w:ascii="Times New Roman" w:hAnsi="Times New Roman" w:eastAsia="Times New Roman" w:cs="Times New Roman"/>
+          <w:b/>
+          <w:bCs/>
+        </w:rPr>
+        <w:t xml:space="preserve">5.</w:t>
+      </w:r>
+      <w:r>
+        <w:rPr>
+          <w:rFonts w:ascii="Times New Roman" w:hAnsi="Times New Roman" w:eastAsia="Times New Roman" w:cs="Times New Roman"/>
+        </w:rPr>
+        <w:t xml:space="preserve"> </w:t>
+      </w:r>
+      <w:r>
+        <w:rPr>
+          <w:rFonts w:hint="eastAsia" w:ascii="Times New Roman" w:hAnsi="Times New Roman" w:eastAsia="Times New Roman" w:cs="Times New Roman"/>
+        </w:rPr>
+        <w:t>2-</w:t>
+      </w:r>
+      <w:r>
+        <w:rPr>
+          <w:rFonts w:hint="eastAsia" w:ascii="Times New Roman" w:hAnsi="Times New Roman" w:eastAsia="FangSong" w:cs="Times New Roman"/>
+        </w:rPr>
+        <w:t>戊烯</w:t>
+      </w:r>
+      <w:r>
+        <w:rPr>
+          <w:rFonts w:hint="eastAsia" w:ascii="Times New Roman" w:hAnsi="Times New Roman" w:eastAsia="Times New Roman" w:cs="Times New Roman"/>
+        </w:rPr>
+        <w:t>(C</w:t>
+      </w:r>
+      <w:r>
+        <w:rPr>
+          <w:rFonts w:hint="eastAsia" w:ascii="Times New Roman" w:hAnsi="Times New Roman" w:eastAsia="Times New Roman" w:cs="Times New Roman"/>
+          <w:vertAlign w:val="subscript"/>
+        </w:rPr>
+        <w:t>2</w:t>
+      </w:r>
+      <w:r>
+        <w:rPr>
+          <w:rFonts w:hint="eastAsia" w:ascii="Times New Roman" w:hAnsi="Times New Roman" w:eastAsia="Times New Roman" w:cs="Times New Roman"/>
+        </w:rPr>
+        <w:t>=C</w:t>
+      </w:r>
+      <w:r>
+        <w:rPr>
+          <w:rFonts w:hint="eastAsia" w:ascii="Times New Roman" w:hAnsi="Times New Roman" w:eastAsia="Times New Roman" w:cs="Times New Roman"/>
+          <w:vertAlign w:val="subscript"/>
+        </w:rPr>
+        <w:t>3</w:t>
+      </w:r>
+      <w:r>
+        <w:rPr>
+          <w:rFonts w:hint="eastAsia" w:ascii="Times New Roman" w:hAnsi="Times New Roman" w:eastAsia="FangSong" w:cs="Times New Roman"/>
+        </w:rPr>
+        <w:t>两端</w:t>
+      </w:r>
+      <w:r>
+        <w:rPr>
+          <w:rFonts w:hint="eastAsia" w:ascii="Times New Roman" w:hAnsi="Times New Roman" w:eastAsia="Times New Roman" w:cs="Times New Roman"/>
+        </w:rPr>
+        <w:t>C</w:t>
+      </w:r>
+      <w:r>
+        <w:rPr>
+          <w:rFonts w:hint="eastAsia" w:ascii="Times New Roman" w:hAnsi="Times New Roman" w:eastAsia="FangSong" w:cs="Times New Roman"/>
+        </w:rPr>
+        <w:t>连不同基团</w:t>
+      </w:r>
+      <w:r>
+        <w:rPr>
+          <w:rFonts w:hint="eastAsia" w:ascii="Times New Roman" w:hAnsi="Times New Roman" w:eastAsia="Times New Roman" w:cs="Times New Roman"/>
+        </w:rPr>
+        <w:t>)、3-</w:t>
+      </w:r>
+      <w:r>
+        <w:rPr>
+          <w:rFonts w:hint="eastAsia" w:ascii="Times New Roman" w:hAnsi="Times New Roman" w:eastAsia="FangSong" w:cs="Times New Roman"/>
+        </w:rPr>
+        <w:t>甲基</w:t>
+      </w:r>
+      <w:r>
+        <w:rPr>
+          <w:rFonts w:hint="eastAsia" w:ascii="Times New Roman" w:hAnsi="Times New Roman" w:eastAsia="Times New Roman" w:cs="Times New Roman"/>
+        </w:rPr>
+        <w:t>-2-</w:t>
+      </w:r>
+      <w:r>
+        <w:rPr>
+          <w:rFonts w:hint="eastAsia" w:ascii="Times New Roman" w:hAnsi="Times New Roman" w:eastAsia="FangSong" w:cs="Times New Roman"/>
+        </w:rPr>
+        <w:t>戊烯等有顺反异构</w:t>
+      </w:r>
+      <w:r>
+        <w:rPr>
+          <w:rFonts w:ascii="Times New Roman" w:hAnsi="Times New Roman" w:eastAsia="Times New Roman" w:cs="Times New Roman"/>
+        </w:rPr>
+        <w:t xml:space="preserve"> </w:t>
+      </w:r>
+      <w:r>
+        <w:rPr>
+          <w:rFonts w:ascii="Times New Roman" w:hAnsi="Times New Roman" w:eastAsia="Times New Roman" w:cs="Times New Roman"/>
+          <w:b/>
+          <w:bCs/>
+        </w:rPr>
+        <w:t xml:space="preserve">6.</w:t>
+      </w:r>
+      <w:r>
+        <w:rPr>
+          <w:rFonts w:ascii="Times New Roman" w:hAnsi="Times New Roman" w:eastAsia="Times New Roman" w:cs="Times New Roman"/>
+        </w:rPr>
+        <w:t xml:space="preserve"> </w:t>
+      </w:r>
+      <w:r>
+        <w:rPr>
+          <w:rFonts w:hint="eastAsia" w:ascii="Times New Roman" w:hAnsi="Times New Roman" w:eastAsia="Times New Roman" w:cs="Times New Roman"/>
+        </w:rPr>
+        <w:t>CF</w:t>
+      </w:r>
+      <w:r>
+        <w:rPr>
+          <w:rFonts w:hint="eastAsia" w:ascii="Times New Roman" w:hAnsi="Times New Roman" w:eastAsia="Times New Roman" w:cs="Times New Roman"/>
+          <w:vertAlign w:val="subscript"/>
+        </w:rPr>
+        <w:t>3</w:t>
+      </w:r>
+      <w:r>
+        <w:rPr>
+          <w:rFonts w:hint="eastAsia" w:ascii="Times New Roman" w:hAnsi="Times New Roman" w:eastAsia="FangSong" w:cs="Times New Roman"/>
+        </w:rPr>
+        <w:t>的强吸电子诱导</w:t>
+      </w:r>
+      <w:r>
+        <w:rPr>
+          <w:rFonts w:hint="eastAsia" w:ascii="Times New Roman" w:hAnsi="Times New Roman" w:eastAsia="Times New Roman" w:cs="Times New Roman"/>
+        </w:rPr>
+        <w:t>(-I)</w:t>
+      </w:r>
+      <w:r>
+        <w:rPr>
+          <w:rFonts w:hint="eastAsia" w:ascii="Times New Roman" w:hAnsi="Times New Roman" w:eastAsia="FangSong" w:cs="Times New Roman"/>
+        </w:rPr>
+        <w:t>使羧基</w:t>
+      </w:r>
+      <w:r>
+        <w:rPr>
+          <w:rFonts w:hint="eastAsia" w:ascii="Times New Roman" w:hAnsi="Times New Roman" w:eastAsia="Times New Roman" w:cs="Times New Roman"/>
+        </w:rPr>
+        <w:t>O-H</w:t>
+      </w:r>
+      <w:r>
+        <w:rPr>
+          <w:rFonts w:hint="eastAsia" w:ascii="Times New Roman" w:hAnsi="Times New Roman" w:eastAsia="FangSong" w:cs="Times New Roman"/>
+        </w:rPr>
+        <w:t>极性大幅增大</w:t>
+      </w:r>
+      <w:r>
+        <w:rPr>
+          <w:rFonts w:hint="eastAsia" w:ascii="Times New Roman" w:hAnsi="Times New Roman" w:eastAsia="Times New Roman" w:cs="Times New Roman"/>
+        </w:rPr>
+        <w:t>→</w:t>
+      </w:r>
+      <w:r>
+        <w:rPr>
+          <w:rFonts w:hint="eastAsia" w:ascii="Times New Roman" w:hAnsi="Times New Roman" w:eastAsia="FangSong" w:cs="Times New Roman"/>
+        </w:rPr>
+        <w:t>易解离</w:t>
+      </w:r>
+      <w:r>
+        <w:rPr>
+          <w:rFonts w:ascii="Times New Roman" w:hAnsi="Times New Roman" w:eastAsia="Times New Roman" w:cs="Times New Roman"/>
+        </w:rPr>
+        <w:t xml:space="preserve"> </w:t>
+      </w:r>
+      <w:r>
+        <w:rPr>
+          <w:rFonts w:ascii="Times New Roman" w:hAnsi="Times New Roman" w:eastAsia="Times New Roman" w:cs="Times New Roman"/>
+          <w:b/>
+          <w:bCs/>
+        </w:rPr>
+        <w:t xml:space="preserve">7.</w:t>
+      </w:r>
+      <w:r>
+        <w:rPr>
+          <w:rFonts w:ascii="Times New Roman" w:hAnsi="Times New Roman" w:eastAsia="Times New Roman" w:cs="Times New Roman"/>
+        </w:rPr>
+        <w:t xml:space="preserve"> </w:t>
+      </w:r>
+      <w:r>
+        <w:rPr>
+          <w:rFonts w:hint="eastAsia" w:ascii="Times New Roman" w:hAnsi="Times New Roman" w:eastAsia="FangSong" w:cs="Times New Roman"/>
+        </w:rPr>
+        <w:t>顺式有较大分子偶极</w:t>
+      </w:r>
+      <w:r>
+        <w:rPr>
+          <w:rFonts w:hint="eastAsia" w:ascii="Times New Roman" w:hAnsi="Times New Roman" w:eastAsia="Times New Roman" w:cs="Times New Roman"/>
+        </w:rPr>
+        <w:t>→</w:t>
+      </w:r>
+      <w:r>
+        <w:rPr>
+          <w:rFonts w:hint="eastAsia" w:ascii="Times New Roman" w:hAnsi="Times New Roman" w:eastAsia="FangSong" w:cs="Times New Roman"/>
+        </w:rPr>
+        <w:t>分子间作用力更强</w:t>
+      </w:r>
+      <w:r>
+        <w:rPr>
+          <w:rFonts w:hint="eastAsia" w:ascii="Times New Roman" w:hAnsi="Times New Roman" w:eastAsia="Times New Roman" w:cs="Times New Roman"/>
+        </w:rPr>
+        <w:t>→</w:t>
+      </w:r>
+      <w:r>
+        <w:rPr>
+          <w:rFonts w:hint="eastAsia" w:ascii="Times New Roman" w:hAnsi="Times New Roman" w:eastAsia="FangSong" w:cs="Times New Roman"/>
+        </w:rPr>
+        <w:t>沸点更高</w:t>
+      </w:r>
+      <w:r>
+        <w:rPr>
+          <w:rFonts w:ascii="Times New Roman" w:hAnsi="Times New Roman" w:eastAsia="Times New Roman" w:cs="Times New Roman"/>
+        </w:rPr>
+        <w:t xml:space="preserve"> </w:t>
+      </w:r>
+      <w:r>
+        <w:rPr>
+          <w:rFonts w:ascii="Times New Roman" w:hAnsi="Times New Roman" w:eastAsia="Times New Roman" w:cs="Times New Roman"/>
+          <w:b/>
+          <w:bCs/>
+        </w:rPr>
+        <w:t xml:space="preserve">8.</w:t>
+      </w:r>
+      <w:r>
+        <w:rPr>
+          <w:rFonts w:ascii="Times New Roman" w:hAnsi="Times New Roman" w:eastAsia="Times New Roman" w:cs="Times New Roman"/>
+        </w:rPr>
+        <w:t xml:space="preserve"> </w:t>
+      </w:r>
+      <w:r>
+        <w:rPr>
+          <w:rFonts w:hint="eastAsia" w:ascii="Times New Roman" w:hAnsi="Times New Roman" w:eastAsia="Times New Roman" w:cs="Times New Roman"/>
+        </w:rPr>
+        <w:t>CH</w:t>
+      </w:r>
+      <w:r>
+        <w:rPr>
+          <w:rFonts w:hint="eastAsia" w:ascii="Times New Roman" w:hAnsi="Times New Roman" w:eastAsia="Times New Roman" w:cs="Times New Roman"/>
+          <w:vertAlign w:val="subscript"/>
+        </w:rPr>
+        <w:t>2</w:t>
+      </w:r>
+      <w:r>
+        <w:rPr>
+          <w:rFonts w:hint="eastAsia" w:ascii="Times New Roman" w:hAnsi="Times New Roman" w:eastAsia="Times New Roman" w:cs="Times New Roman"/>
+        </w:rPr>
+        <w:t>=CH-CH</w:t>
+      </w:r>
+      <w:r>
+        <w:rPr>
+          <w:rFonts w:hint="eastAsia" w:ascii="Times New Roman" w:hAnsi="Times New Roman" w:eastAsia="Times New Roman" w:cs="Times New Roman"/>
+          <w:vertAlign w:val="subscript"/>
+        </w:rPr>
+        <w:t>2</w:t>
+      </w:r>
+      <w:r>
+        <w:rPr>
+          <w:rFonts w:hint="eastAsia" w:ascii="Times New Roman" w:hAnsi="Times New Roman" w:eastAsia="Times New Roman" w:cs="Times New Roman"/>
+          <w:vertAlign w:val="superscript"/>
+        </w:rPr>
+        <w:t>+</w:t>
+      </w:r>
+      <w:r>
+        <w:rPr>
+          <w:rFonts w:hint="eastAsia" w:ascii="Times New Roman" w:hAnsi="Times New Roman" w:eastAsia="Times New Roman" w:cs="Times New Roman"/>
+        </w:rPr>
         <w:t>（</w:t>
       </w:r>
       <w:r>
         <w:rPr>
           <w:rFonts w:hint="eastAsia" w:ascii="Times New Roman" w:hAnsi="Times New Roman" w:eastAsia="FangSong" w:cs="Times New Roman"/>
         </w:rPr>
-        <w:t>轴手性</w:t>
+        <w:t>烯丙基碳正离子</w:t>
+      </w:r>
+      <w:r>
+        <w:rPr>
+          <w:rFonts w:hint="eastAsia" w:ascii="Times New Roman" w:hAnsi="Times New Roman" w:eastAsia="Times New Roman" w:cs="Times New Roman"/>
+        </w:rPr>
+        <w:t>，</w:t>
+      </w:r>
+      <w:r>
+        <w:rPr>
+          <w:rFonts w:hint="eastAsia" w:ascii="Times New Roman" w:hAnsi="Times New Roman" w:eastAsia="FangSong" w:cs="Times New Roman"/>
+        </w:rPr>
+        <w:t>共轭稳定</w:t>
+      </w:r>
+      <w:r>
+        <w:rPr>
+          <w:rFonts w:hint="eastAsia" w:ascii="Times New Roman" w:hAnsi="Times New Roman" w:eastAsia="Times New Roman" w:cs="Times New Roman"/>
+        </w:rPr>
+        <w:t>）&gt;</w:t>
+      </w:r>
+      <w:r>
+        <w:rPr>
+          <w:rFonts w:ascii="Times New Roman" w:hAnsi="Times New Roman" w:eastAsia="Times New Roman" w:cs="Times New Roman"/>
+        </w:rPr>
+        <w:t xml:space="preserve"> (CH</w:t>
+      </w:r>
+      <w:r>
+        <w:rPr>
+          <w:rFonts w:ascii="Times New Roman" w:hAnsi="Times New Roman" w:eastAsia="Times New Roman" w:cs="Times New Roman"/>
+          <w:vertAlign w:val="subscript"/>
+        </w:rPr>
+        <w:t>3</w:t>
+      </w:r>
+      <w:r>
+        <w:rPr>
+          <w:rFonts w:ascii="Times New Roman" w:hAnsi="Times New Roman" w:eastAsia="Times New Roman" w:cs="Times New Roman"/>
+        </w:rPr>
+        <w:t>)</w:t>
+      </w:r>
+      <w:r>
+        <w:rPr>
+          <w:rFonts w:ascii="Times New Roman" w:hAnsi="Times New Roman" w:eastAsia="Times New Roman" w:cs="Times New Roman"/>
+          <w:vertAlign w:val="subscript"/>
+        </w:rPr>
+        <w:t>3</w:t>
+      </w:r>
+      <w:r>
+        <w:rPr>
+          <w:rFonts w:ascii="Times New Roman" w:hAnsi="Times New Roman" w:eastAsia="Times New Roman" w:cs="Times New Roman"/>
+        </w:rPr>
+        <w:t>C</w:t>
+      </w:r>
+      <w:r>
+        <w:rPr>
+          <w:rFonts w:ascii="Times New Roman" w:hAnsi="Times New Roman" w:eastAsia="Times New Roman" w:cs="Times New Roman"/>
+          <w:vertAlign w:val="superscript"/>
+        </w:rPr>
+        <w:t>+</w:t>
+      </w:r>
+      <w:r>
+        <w:rPr>
+          <w:rFonts w:ascii="Times New Roman" w:hAnsi="Times New Roman" w:eastAsia="Times New Roman" w:cs="Times New Roman"/>
+        </w:rPr>
+        <w:t>(3°) &gt; (CH</w:t>
+      </w:r>
+      <w:r>
+        <w:rPr>
+          <w:rFonts w:ascii="Times New Roman" w:hAnsi="Times New Roman" w:eastAsia="Times New Roman" w:cs="Times New Roman"/>
+          <w:vertAlign w:val="subscript"/>
+        </w:rPr>
+        <w:t>3</w:t>
+      </w:r>
+      <w:r>
+        <w:rPr>
+          <w:rFonts w:ascii="Times New Roman" w:hAnsi="Times New Roman" w:eastAsia="Times New Roman" w:cs="Times New Roman"/>
+        </w:rPr>
+        <w:t>)</w:t>
+      </w:r>
+      <w:r>
+        <w:rPr>
+          <w:rFonts w:ascii="Times New Roman" w:hAnsi="Times New Roman" w:eastAsia="Times New Roman" w:cs="Times New Roman"/>
+          <w:vertAlign w:val="subscript"/>
+        </w:rPr>
+        <w:t>2</w:t>
+      </w:r>
+      <w:r>
+        <w:rPr>
+          <w:rFonts w:ascii="Times New Roman" w:hAnsi="Times New Roman" w:eastAsia="Times New Roman" w:cs="Times New Roman"/>
+        </w:rPr>
+        <w:t>CH</w:t>
+      </w:r>
+      <w:r>
+        <w:rPr>
+          <w:rFonts w:ascii="Times New Roman" w:hAnsi="Times New Roman" w:eastAsia="Times New Roman" w:cs="Times New Roman"/>
+          <w:vertAlign w:val="superscript"/>
+        </w:rPr>
+        <w:t>+</w:t>
+      </w:r>
+      <w:r>
+        <w:rPr>
+          <w:rFonts w:ascii="Times New Roman" w:hAnsi="Times New Roman" w:eastAsia="Times New Roman" w:cs="Times New Roman"/>
+        </w:rPr>
+        <w:t>(2°) &gt; CH</w:t>
+      </w:r>
+      <w:r>
+        <w:rPr>
+          <w:rFonts w:ascii="Times New Roman" w:hAnsi="Times New Roman" w:eastAsia="Times New Roman" w:cs="Times New Roman"/>
+          <w:vertAlign w:val="subscript"/>
+        </w:rPr>
+        <w:t>3</w:t>
+      </w:r>
+      <w:r>
+        <w:rPr>
+          <w:rFonts w:ascii="Times New Roman" w:hAnsi="Times New Roman" w:eastAsia="Times New Roman" w:cs="Times New Roman"/>
+        </w:rPr>
+        <w:t>CH</w:t>
+      </w:r>
+      <w:r>
+        <w:rPr>
+          <w:rFonts w:ascii="Times New Roman" w:hAnsi="Times New Roman" w:eastAsia="Times New Roman" w:cs="Times New Roman"/>
+          <w:vertAlign w:val="subscript"/>
+        </w:rPr>
+        <w:t>2</w:t>
+      </w:r>
+      <w:r>
+        <w:rPr>
+          <w:rFonts w:ascii="Times New Roman" w:hAnsi="Times New Roman" w:eastAsia="Times New Roman" w:cs="Times New Roman"/>
+          <w:vertAlign w:val="superscript"/>
+        </w:rPr>
+        <w:t>+</w:t>
+      </w:r>
+      <w:r>
+        <w:rPr>
+          <w:rFonts w:ascii="Times New Roman" w:hAnsi="Times New Roman" w:eastAsia="Times New Roman" w:cs="Times New Roman"/>
+        </w:rPr>
+        <w:t>(1°) &gt; CH</w:t>
+      </w:r>
+      <w:r>
+        <w:rPr>
+          <w:rFonts w:ascii="Times New Roman" w:hAnsi="Times New Roman" w:eastAsia="Times New Roman" w:cs="Times New Roman"/>
+          <w:vertAlign w:val="subscript"/>
+        </w:rPr>
+        <w:t>3</w:t>
+      </w:r>
+      <w:r>
+        <w:rPr>
+          <w:rFonts w:ascii="Times New Roman" w:hAnsi="Times New Roman" w:eastAsia="Times New Roman" w:cs="Times New Roman"/>
+          <w:vertAlign w:val="superscript"/>
+        </w:rPr>
+        <w:t>+</w:t>
+      </w:r>
+      <w:r>
+        <w:rPr>
+          <w:rFonts w:ascii="Times New Roman" w:hAnsi="Times New Roman" w:eastAsia="Times New Roman" w:cs="Times New Roman"/>
+        </w:rPr>
+        <w:t xml:space="preserve"> </w:t>
+      </w:r>
+      <w:r>
+        <w:rPr>
+          <w:rFonts w:ascii="Times New Roman" w:hAnsi="Times New Roman" w:eastAsia="Times New Roman" w:cs="Times New Roman"/>
+          <w:b/>
+          <w:bCs/>
+        </w:rPr>
+        <w:t xml:space="preserve">9.</w:t>
+      </w:r>
+      <w:r>
+        <w:rPr>
+          <w:rFonts w:ascii="Times New Roman" w:hAnsi="Times New Roman" w:eastAsia="Times New Roman" w:cs="Times New Roman"/>
+        </w:rPr>
+        <w:t xml:space="preserve"> </w:t>
+      </w:r>
+      <w:r>
+        <w:rPr>
+          <w:rFonts w:hint="eastAsia" w:ascii="Times New Roman" w:hAnsi="Times New Roman" w:eastAsia="FangSong" w:cs="Times New Roman"/>
+        </w:rPr>
+        <w:t xml:space="preserve">共</w:t>
+      </w:r>
+      <w:r>
+        <w:rPr>
+          <w:rFonts w:ascii="Times New Roman" w:hAnsi="Times New Roman" w:eastAsia="Times New Roman" w:cs="Times New Roman"/>
+        </w:rPr>
+        <w:t xml:space="preserve"> </w:t>
+      </w:r>
+      <w:r>
+        <w:rPr>
+          <w:rFonts w:ascii="Times New Roman" w:hAnsi="Times New Roman" w:eastAsia="Times New Roman" w:cs="Times New Roman"/>
+          <w:b/>
+          <w:bCs/>
+        </w:rPr>
+        <w:t xml:space="preserve">4 </w:t>
+      </w:r>
+      <w:r>
+        <w:rPr>
+          <w:rFonts w:hint="eastAsia" w:ascii="Times New Roman" w:hAnsi="Times New Roman" w:eastAsia="FangSong" w:cs="Times New Roman"/>
+          <w:b/>
+          <w:bCs/>
+        </w:rPr>
+        <w:t xml:space="preserve">种</w:t>
+      </w:r>
+      <w:r>
+        <w:rPr>
+          <w:rFonts w:hint="eastAsia" w:ascii="Times New Roman" w:hAnsi="Times New Roman" w:eastAsia="FangSong" w:cs="Times New Roman"/>
+        </w:rPr>
+        <w:t>立体异构体</w:t>
+      </w:r>
+      <w:r>
+        <w:rPr>
+          <w:rFonts w:hint="eastAsia" w:ascii="Times New Roman" w:hAnsi="Times New Roman" w:eastAsia="Times New Roman" w:cs="Times New Roman"/>
+        </w:rPr>
+        <w:t>，</w:t>
+      </w:r>
+      <w:r>
+        <w:rPr>
+          <w:rFonts w:hint="eastAsia" w:ascii="Times New Roman" w:hAnsi="Times New Roman" w:eastAsia="FangSong" w:cs="Times New Roman"/>
+        </w:rPr>
+        <w:t>不是</w:t>
+      </w:r>
+      <w:r>
+        <w:rPr>
+          <w:rFonts w:ascii="Times New Roman" w:hAnsi="Times New Roman" w:eastAsia="Times New Roman" w:cs="Times New Roman"/>
+        </w:rPr>
+        <w:t xml:space="preserve"> 8 </w:t>
+      </w:r>
+      <w:r>
+        <w:rPr>
+          <w:rFonts w:hint="eastAsia" w:ascii="Times New Roman" w:hAnsi="Times New Roman" w:eastAsia="FangSong" w:cs="Times New Roman"/>
+        </w:rPr>
+        <w:t>种</w:t>
+      </w:r>
+      <w:r>
+        <w:rPr>
+          <w:rFonts w:hint="eastAsia" w:ascii="Times New Roman" w:hAnsi="Times New Roman" w:eastAsia="Times New Roman" w:cs="Times New Roman"/>
+        </w:rPr>
+        <w:t>——</w:t>
+      </w:r>
+      <w:r>
+        <w:rPr>
+          <w:rFonts w:hint="eastAsia" w:ascii="Times New Roman" w:hAnsi="Times New Roman" w:eastAsia="FangSong" w:cs="Times New Roman"/>
+        </w:rPr>
+        <w:t>因为</w:t>
+      </w:r>
+      <w:r>
+        <w:rPr>
+          <w:rFonts w:ascii="Times New Roman" w:hAnsi="Times New Roman" w:eastAsia="Times New Roman" w:cs="Times New Roman"/>
+        </w:rPr>
+        <w:t xml:space="preserve"> C2 </w:t>
+      </w:r>
+      <w:r>
+        <w:rPr>
+          <w:rFonts w:hint="eastAsia" w:ascii="Times New Roman" w:hAnsi="Times New Roman" w:eastAsia="FangSong" w:cs="Times New Roman"/>
+        </w:rPr>
+        <w:t xml:space="preserve">与</w:t>
+      </w:r>
+      <w:r>
+        <w:rPr>
+          <w:rFonts w:ascii="Times New Roman" w:hAnsi="Times New Roman" w:eastAsia="Times New Roman" w:cs="Times New Roman"/>
+        </w:rPr>
+        <w:t xml:space="preserve"> C4 </w:t>
+      </w:r>
+      <w:r>
+        <w:rPr>
+          <w:rFonts w:hint="eastAsia" w:ascii="Times New Roman" w:hAnsi="Times New Roman" w:eastAsia="FangSong" w:cs="Times New Roman"/>
+        </w:rPr>
+        <w:t>是等价位置</w:t>
+      </w:r>
+      <w:r>
+        <w:rPr>
+          <w:rFonts w:hint="eastAsia" w:ascii="Times New Roman" w:hAnsi="Times New Roman" w:eastAsia="Times New Roman" w:cs="Times New Roman"/>
+        </w:rPr>
+        <w:t>，8</w:t>
+      </w:r>
+      <w:r>
+        <w:rPr>
+          <w:rFonts w:ascii="Times New Roman" w:hAnsi="Times New Roman" w:eastAsia="Times New Roman" w:cs="Times New Roman"/>
+        </w:rPr>
+        <w:t xml:space="preserve"> </w:t>
+      </w:r>
+      <w:r>
+        <w:rPr>
+          <w:rFonts w:hint="eastAsia" w:ascii="Times New Roman" w:hAnsi="Times New Roman" w:eastAsia="FangSong" w:cs="Times New Roman"/>
+        </w:rPr>
+        <w:t>个构型组合会两两归并</w:t>
+      </w:r>
+      <w:r>
+        <w:rPr>
+          <w:rFonts w:hint="eastAsia" w:ascii="Times New Roman" w:hAnsi="Times New Roman" w:eastAsia="Times New Roman" w:cs="Times New Roman"/>
+        </w:rPr>
+        <w:t>：</w:t>
+      </w:r>
+      <w:r>
+        <w:rPr>
+          <w:rFonts w:ascii="Times New Roman" w:hAnsi="Times New Roman" w:eastAsia="Times New Roman" w:cs="Times New Roman"/>
+        </w:rPr>
+        <w:t xml:space="preserve"> </w:t>
+      </w:r>
+      <w:r>
+        <w:rPr>
+          <w:rFonts w:ascii="Times New Roman" w:hAnsi="Times New Roman" w:eastAsia="Times New Roman" w:cs="Times New Roman"/>
+        </w:rPr>
+        <w:t xml:space="preserve">- C2、C4</w:t>
+      </w:r>
+      <w:r>
+        <w:rPr>
+          <w:rFonts w:ascii="Times New Roman" w:hAnsi="Times New Roman" w:eastAsia="Times New Roman" w:cs="Times New Roman"/>
+        </w:rPr>
+        <w:t xml:space="preserve"> </w:t>
+      </w:r>
+      <w:r>
+        <w:rPr>
+          <w:rFonts w:hint="eastAsia" w:ascii="Times New Roman" w:hAnsi="Times New Roman" w:eastAsia="FangSong" w:cs="Times New Roman"/>
+          <w:b/>
+          <w:bCs/>
+        </w:rPr>
+        <w:t xml:space="preserve">构型相同</w:t>
+      </w:r>
+      <w:r>
+        <w:rPr>
+          <w:rFonts w:hint="eastAsia" w:ascii="Times New Roman" w:hAnsi="Times New Roman" w:eastAsia="FangSong" w:cs="Times New Roman"/>
+        </w:rPr>
+        <w:t>时</w:t>
+      </w:r>
+      <w:r>
+        <w:rPr>
+          <w:rFonts w:hint="eastAsia" w:ascii="Times New Roman" w:hAnsi="Times New Roman" w:eastAsia="Times New Roman" w:cs="Times New Roman"/>
+        </w:rPr>
+        <w:t>，C3</w:t>
+      </w:r>
+      <w:r>
+        <w:rPr>
+          <w:rFonts w:ascii="Times New Roman" w:hAnsi="Times New Roman" w:eastAsia="Times New Roman" w:cs="Times New Roman"/>
+        </w:rPr>
+        <w:t xml:space="preserve"> </w:t>
+      </w:r>
+      <w:r>
+        <w:rPr>
+          <w:rFonts w:hint="eastAsia" w:ascii="Times New Roman" w:hAnsi="Times New Roman" w:eastAsia="FangSong" w:cs="Times New Roman"/>
+        </w:rPr>
+        <w:t xml:space="preserve">上两条</w:t>
+      </w:r>
+      <w:r>
+        <w:rPr>
+          <w:rFonts w:ascii="Times New Roman" w:hAnsi="Times New Roman" w:eastAsia="Times New Roman" w:cs="Times New Roman"/>
+        </w:rPr>
+        <w:t xml:space="preserve"> —CHClCH</w:t>
+      </w:r>
+      <w:r>
+        <w:rPr>
+          <w:rFonts w:ascii="Times New Roman" w:hAnsi="Times New Roman" w:eastAsia="Times New Roman" w:cs="Times New Roman"/>
+          <w:vertAlign w:val="subscript"/>
+        </w:rPr>
+        <w:t>3</w:t>
+      </w:r>
+      <w:r>
+        <w:rPr>
+          <w:rFonts w:ascii="Times New Roman" w:hAnsi="Times New Roman" w:eastAsia="Times New Roman" w:cs="Times New Roman"/>
+        </w:rPr>
+        <w:t xml:space="preserve"> </w:t>
+      </w:r>
+      <w:r>
+        <w:rPr>
+          <w:rFonts w:hint="eastAsia" w:ascii="Times New Roman" w:hAnsi="Times New Roman" w:eastAsia="FangSong" w:cs="Times New Roman"/>
+        </w:rPr>
+        <w:t>侧链完全相同</w:t>
+      </w:r>
+      <w:r>
+        <w:rPr>
+          <w:rFonts w:hint="eastAsia" w:ascii="Times New Roman" w:hAnsi="Times New Roman" w:eastAsia="Times New Roman" w:cs="Times New Roman"/>
+        </w:rPr>
+        <w:t>（</w:t>
+      </w:r>
+      <w:r>
+        <w:rPr>
+          <w:rFonts w:hint="eastAsia" w:ascii="Times New Roman" w:hAnsi="Times New Roman" w:eastAsia="FangSong" w:cs="Times New Roman"/>
+        </w:rPr>
+        <w:t>同构型</w:t>
+      </w:r>
+      <w:r>
+        <w:rPr>
+          <w:rFonts w:hint="eastAsia" w:ascii="Times New Roman" w:hAnsi="Times New Roman" w:eastAsia="Times New Roman" w:cs="Times New Roman"/>
+        </w:rPr>
+        <w:t>），C3</w:t>
+      </w:r>
+      <w:r>
+        <w:rPr>
+          <w:rFonts w:ascii="Times New Roman" w:hAnsi="Times New Roman" w:eastAsia="Times New Roman" w:cs="Times New Roman"/>
+        </w:rPr>
+        <w:t xml:space="preserve"> </w:t>
+      </w:r>
+      <w:r>
+        <w:rPr>
+          <w:rFonts w:hint="eastAsia" w:ascii="Times New Roman" w:hAnsi="Times New Roman" w:eastAsia="FangSong" w:cs="Times New Roman"/>
+        </w:rPr>
+        <w:t xml:space="preserve">连了两个相同基团而</w:t>
+      </w:r>
+      <w:r>
+        <w:rPr>
+          <w:rFonts w:hint="eastAsia" w:ascii="Times New Roman" w:hAnsi="Times New Roman" w:eastAsia="FangSong" w:cs="Times New Roman"/>
+          <w:b/>
+          <w:bCs/>
+        </w:rPr>
+        <w:t xml:space="preserve">不是手性中心</w:t>
+      </w:r>
+      <w:r>
+        <w:rPr>
+          <w:rFonts w:hint="eastAsia" w:ascii="Times New Roman" w:hAnsi="Times New Roman" w:eastAsia="Times New Roman" w:cs="Times New Roman"/>
+        </w:rPr>
+        <w:t>，</w:t>
+      </w:r>
+      <w:r>
+        <w:rPr>
+          <w:rFonts w:hint="eastAsia" w:ascii="Times New Roman" w:hAnsi="Times New Roman" w:eastAsia="FangSong" w:cs="Times New Roman"/>
+        </w:rPr>
+        <w:t>只得</w:t>
+      </w:r>
+      <w:r>
+        <w:rPr>
+          <w:rFonts w:ascii="Times New Roman" w:hAnsi="Times New Roman" w:eastAsia="Times New Roman" w:cs="Times New Roman"/>
+        </w:rPr>
+        <w:t xml:space="preserve"> (2R,4R)/(2S,4S)</w:t>
+      </w:r>
+      <w:r>
+        <w:rPr>
+          <w:rFonts w:ascii="Times New Roman" w:hAnsi="Times New Roman" w:eastAsia="Times New Roman" w:cs="Times New Roman"/>
+        </w:rPr>
+        <w:t xml:space="preserve"> </w:t>
+      </w:r>
+      <w:r>
+        <w:rPr>
+          <w:rFonts w:hint="eastAsia" w:ascii="Times New Roman" w:hAnsi="Times New Roman" w:eastAsia="FangSong" w:cs="Times New Roman"/>
+          <w:b/>
+          <w:bCs/>
+        </w:rPr>
+        <w:t xml:space="preserve">一对对映体</w:t>
+      </w:r>
+      <w:r>
+        <w:rPr>
+          <w:rFonts w:hint="eastAsia" w:ascii="Times New Roman" w:hAnsi="Times New Roman" w:eastAsia="Times New Roman" w:cs="Times New Roman"/>
+        </w:rPr>
+        <w:t xml:space="preserve">；</w:t>
+      </w:r>
+      <w:r>
+        <w:rPr>
+          <w:rFonts w:ascii="Times New Roman" w:hAnsi="Times New Roman" w:eastAsia="Times New Roman" w:cs="Times New Roman"/>
+        </w:rPr>
+        <w:t xml:space="preserve"> </w:t>
+      </w:r>
+      <w:r>
+        <w:rPr>
+          <w:rFonts w:ascii="Times New Roman" w:hAnsi="Times New Roman" w:eastAsia="Times New Roman" w:cs="Times New Roman"/>
+        </w:rPr>
+        <w:t xml:space="preserve">- C2、C4</w:t>
+      </w:r>
+      <w:r>
+        <w:rPr>
+          <w:rFonts w:ascii="Times New Roman" w:hAnsi="Times New Roman" w:eastAsia="Times New Roman" w:cs="Times New Roman"/>
+        </w:rPr>
+        <w:t xml:space="preserve"> </w:t>
+      </w:r>
+      <w:r>
+        <w:rPr>
+          <w:rFonts w:hint="eastAsia" w:ascii="Times New Roman" w:hAnsi="Times New Roman" w:eastAsia="FangSong" w:cs="Times New Roman"/>
+          <w:b/>
+          <w:bCs/>
+        </w:rPr>
+        <w:t xml:space="preserve">构型相反</w:t>
+      </w:r>
+      <w:r>
+        <w:rPr>
+          <w:rFonts w:hint="eastAsia" w:ascii="Times New Roman" w:hAnsi="Times New Roman" w:eastAsia="FangSong" w:cs="Times New Roman"/>
+        </w:rPr>
+        <w:t>时</w:t>
+      </w:r>
+      <w:r>
+        <w:rPr>
+          <w:rFonts w:hint="eastAsia" w:ascii="Times New Roman" w:hAnsi="Times New Roman" w:eastAsia="Times New Roman" w:cs="Times New Roman"/>
+        </w:rPr>
+        <w:t>，</w:t>
+      </w:r>
+      <w:r>
+        <w:rPr>
+          <w:rFonts w:hint="eastAsia" w:ascii="Times New Roman" w:hAnsi="Times New Roman" w:eastAsia="FangSong" w:cs="Times New Roman"/>
+        </w:rPr>
+        <w:t>分子出现对称面</w:t>
+      </w:r>
+      <w:r>
+        <w:rPr>
+          <w:rFonts w:hint="eastAsia" w:ascii="Times New Roman" w:hAnsi="Times New Roman" w:eastAsia="Times New Roman" w:cs="Times New Roman"/>
+        </w:rPr>
+        <w:t>（</w:t>
+      </w:r>
+      <w:r>
+        <w:rPr>
+          <w:rFonts w:hint="eastAsia" w:ascii="Times New Roman" w:hAnsi="Times New Roman" w:eastAsia="FangSong" w:cs="Times New Roman"/>
+        </w:rPr>
+        <w:t>过</w:t>
+      </w:r>
+      <w:r>
+        <w:rPr>
+          <w:rFonts w:ascii="Times New Roman" w:hAnsi="Times New Roman" w:eastAsia="Times New Roman" w:cs="Times New Roman"/>
+        </w:rPr>
+        <w:t xml:space="preserve"> C3—H </w:t>
+      </w:r>
+      <w:r>
+        <w:rPr>
+          <w:rFonts w:hint="eastAsia" w:ascii="Times New Roman" w:hAnsi="Times New Roman" w:eastAsia="FangSong" w:cs="Times New Roman"/>
+        </w:rPr>
+        <w:t xml:space="preserve">与</w:t>
+      </w:r>
+      <w:r>
+        <w:rPr>
+          <w:rFonts w:ascii="Times New Roman" w:hAnsi="Times New Roman" w:eastAsia="Times New Roman" w:cs="Times New Roman"/>
+        </w:rPr>
+        <w:t xml:space="preserve"> C3—Cl </w:t>
+      </w:r>
+      <w:r>
+        <w:rPr>
+          <w:rFonts w:hint="eastAsia" w:ascii="Times New Roman" w:hAnsi="Times New Roman" w:eastAsia="FangSong" w:cs="Times New Roman"/>
+        </w:rPr>
+        <w:t xml:space="preserve">且平分</w:t>
+      </w:r>
+      <w:r>
+        <w:rPr>
+          <w:rFonts w:ascii="Times New Roman" w:hAnsi="Times New Roman" w:eastAsia="Times New Roman" w:cs="Times New Roman"/>
+        </w:rPr>
+        <w:t xml:space="preserve"> C2—C3—C4 </w:t>
+      </w:r>
+      <w:r>
+        <w:rPr>
+          <w:rFonts w:hint="eastAsia" w:ascii="Times New Roman" w:hAnsi="Times New Roman" w:eastAsia="FangSong" w:cs="Times New Roman"/>
+        </w:rPr>
+        <w:t>角的平面</w:t>
+      </w:r>
+      <w:r>
+        <w:rPr>
+          <w:rFonts w:hint="eastAsia" w:ascii="Times New Roman" w:hAnsi="Times New Roman" w:eastAsia="Times New Roman" w:cs="Times New Roman"/>
+        </w:rPr>
+        <w:t>），</w:t>
+      </w:r>
+      <w:r>
+        <w:rPr>
+          <w:rFonts w:hint="eastAsia" w:ascii="Times New Roman" w:hAnsi="Times New Roman" w:eastAsia="FangSong" w:cs="Times New Roman"/>
+        </w:rPr>
+        <w:t>为内消旋体</w:t>
+      </w:r>
+      <w:r>
+        <w:rPr>
+          <w:rFonts w:hint="eastAsia" w:ascii="Times New Roman" w:hAnsi="Times New Roman" w:eastAsia="Times New Roman" w:cs="Times New Roman"/>
+        </w:rPr>
+        <w:t>；</w:t>
+      </w:r>
+      <w:r>
+        <w:rPr>
+          <w:rFonts w:hint="eastAsia" w:ascii="Times New Roman" w:hAnsi="Times New Roman" w:eastAsia="FangSong" w:cs="Times New Roman"/>
+        </w:rPr>
+        <w:t>此时</w:t>
+      </w:r>
+      <w:r>
+        <w:rPr>
+          <w:rFonts w:ascii="Times New Roman" w:hAnsi="Times New Roman" w:eastAsia="Times New Roman" w:cs="Times New Roman"/>
+        </w:rPr>
+        <w:t xml:space="preserve"> C3 </w:t>
+      </w:r>
+      <w:r>
+        <w:rPr>
+          <w:rFonts w:hint="eastAsia" w:ascii="Times New Roman" w:hAnsi="Times New Roman" w:eastAsia="FangSong" w:cs="Times New Roman"/>
+        </w:rPr>
+        <w:t>的两条侧链互为对映关系</w:t>
+      </w:r>
+      <w:r>
+        <w:rPr>
+          <w:rFonts w:hint="eastAsia" w:ascii="Times New Roman" w:hAnsi="Times New Roman" w:eastAsia="Times New Roman" w:cs="Times New Roman"/>
+        </w:rPr>
+        <w:t>，C3</w:t>
+      </w:r>
+      <w:r>
+        <w:rPr>
+          <w:rFonts w:ascii="Times New Roman" w:hAnsi="Times New Roman" w:eastAsia="Times New Roman" w:cs="Times New Roman"/>
+        </w:rPr>
+        <w:t xml:space="preserve"> </w:t>
+      </w:r>
+      <w:r>
+        <w:rPr>
+          <w:rFonts w:hint="eastAsia" w:ascii="Times New Roman" w:hAnsi="Times New Roman" w:eastAsia="FangSong" w:cs="Times New Roman"/>
+        </w:rPr>
+        <w:t xml:space="preserve">是</w:t>
+      </w:r>
+      <w:r>
+        <w:rPr>
+          <w:rFonts w:hint="eastAsia" w:ascii="Times New Roman" w:hAnsi="Times New Roman" w:eastAsia="FangSong" w:cs="Times New Roman"/>
+          <w:b/>
+          <w:bCs/>
+        </w:rPr>
+        <w:t xml:space="preserve">假手性中心</w:t>
+      </w:r>
+      <w:r>
+        <w:rPr>
+          <w:rFonts w:hint="eastAsia" w:ascii="Times New Roman" w:hAnsi="Times New Roman" w:eastAsia="Times New Roman" w:cs="Times New Roman"/>
+        </w:rPr>
+        <w:t>，</w:t>
+      </w:r>
+      <w:r>
+        <w:rPr>
+          <w:rFonts w:hint="eastAsia" w:ascii="Times New Roman" w:hAnsi="Times New Roman" w:eastAsia="FangSong" w:cs="Times New Roman"/>
+        </w:rPr>
+        <w:t>用小写</w:t>
+      </w:r>
+      <w:r>
+        <w:rPr>
+          <w:rFonts w:ascii="Times New Roman" w:hAnsi="Times New Roman" w:eastAsia="Times New Roman" w:cs="Times New Roman"/>
+        </w:rPr>
+        <w:t xml:space="preserve"> r/s </w:t>
+      </w:r>
+      <w:r>
+        <w:rPr>
+          <w:rFonts w:hint="eastAsia" w:ascii="Times New Roman" w:hAnsi="Times New Roman" w:eastAsia="FangSong" w:cs="Times New Roman"/>
+        </w:rPr>
+        <w:t xml:space="preserve">标记</w:t>
+      </w:r>
+      <w:r>
+        <w:rPr>
+          <w:rFonts w:ascii="Times New Roman" w:hAnsi="Times New Roman" w:eastAsia="Times New Roman" w:cs="Times New Roman"/>
+        </w:rPr>
+        <w:t xml:space="preserve"> → (2R,3r,4S) </w:t>
+      </w:r>
+      <w:r>
+        <w:rPr>
+          <w:rFonts w:hint="eastAsia" w:ascii="Times New Roman" w:hAnsi="Times New Roman" w:eastAsia="FangSong" w:cs="Times New Roman"/>
+        </w:rPr>
+        <w:t xml:space="preserve">与</w:t>
+      </w:r>
+      <w:r>
+        <w:rPr>
+          <w:rFonts w:ascii="Times New Roman" w:hAnsi="Times New Roman" w:eastAsia="Times New Roman" w:cs="Times New Roman"/>
+        </w:rPr>
+        <w:t xml:space="preserve"> (2R,3s,4S)</w:t>
+      </w:r>
+      <w:r>
+        <w:rPr>
+          <w:rFonts w:ascii="Times New Roman" w:hAnsi="Times New Roman" w:eastAsia="Times New Roman" w:cs="Times New Roman"/>
+        </w:rPr>
+        <w:t xml:space="preserve"> </w:t>
+      </w:r>
+      <w:r>
+        <w:rPr>
+          <w:rFonts w:hint="eastAsia" w:ascii="Times New Roman" w:hAnsi="Times New Roman" w:eastAsia="FangSong" w:cs="Times New Roman"/>
+          <w:b/>
+          <w:bCs/>
+        </w:rPr>
+        <w:t xml:space="preserve">两个不同的内消旋体</w:t>
+      </w:r>
+      <w:r>
+        <w:rPr>
+          <w:rFonts w:ascii="Times New Roman" w:hAnsi="Times New Roman" w:eastAsia="Times New Roman" w:cs="Times New Roman"/>
+        </w:rPr>
+        <w:t xml:space="preserve">。</w:t>
+      </w:r>
+      <w:r>
+        <w:rPr>
+          <w:rFonts w:ascii="Times New Roman" w:hAnsi="Times New Roman" w:eastAsia="Times New Roman" w:cs="Times New Roman"/>
+        </w:rPr>
+        <w:t xml:space="preserve"> </w:t>
+      </w:r>
+      <w:r>
+        <w:rPr>
+          <w:rFonts w:hint="eastAsia" w:ascii="Times New Roman" w:hAnsi="Times New Roman" w:eastAsia="FangSong" w:cs="Times New Roman"/>
+        </w:rPr>
+        <w:t xml:space="preserve">合计</w:t>
+      </w:r>
+      <w:r>
+        <w:rPr>
+          <w:rFonts w:ascii="Times New Roman" w:hAnsi="Times New Roman" w:eastAsia="Times New Roman" w:cs="Times New Roman"/>
+        </w:rPr>
+        <w:t xml:space="preserve"> 2 + 2 =</w:t>
+      </w:r>
+      <w:r>
+        <w:rPr>
+          <w:rFonts w:ascii="Times New Roman" w:hAnsi="Times New Roman" w:eastAsia="Times New Roman" w:cs="Times New Roman"/>
+        </w:rPr>
+        <w:t xml:space="preserve"> </w:t>
+      </w:r>
+      <w:r>
+        <w:rPr>
+          <w:rFonts w:ascii="Times New Roman" w:hAnsi="Times New Roman" w:eastAsia="Times New Roman" w:cs="Times New Roman"/>
+          <w:b/>
+          <w:bCs/>
+        </w:rPr>
+        <w:t xml:space="preserve">4 </w:t>
+      </w:r>
+      <w:r>
+        <w:rPr>
+          <w:rFonts w:hint="eastAsia" w:ascii="Times New Roman" w:hAnsi="Times New Roman" w:eastAsia="FangSong" w:cs="Times New Roman"/>
+          <w:b/>
+          <w:bCs/>
+        </w:rPr>
+        <w:t xml:space="preserve">种</w:t>
+      </w:r>
+      <w:r>
+        <w:rPr>
+          <w:rFonts w:ascii="Times New Roman" w:hAnsi="Times New Roman" w:eastAsia="Times New Roman" w:cs="Times New Roman"/>
+        </w:rPr>
+        <w:t xml:space="preserve">。</w:t>
+      </w:r>
+      <w:r>
+        <w:rPr>
+          <w:rFonts w:ascii="Times New Roman" w:hAnsi="Times New Roman" w:eastAsia="Times New Roman" w:cs="Times New Roman"/>
+        </w:rPr>
+        <w:t xml:space="preserve"> </w:t>
+      </w:r>
+      <w:r>
+        <w:rPr>
+          <w:rFonts w:ascii="Times New Roman" w:hAnsi="Times New Roman" w:eastAsia="Times New Roman" w:cs="Times New Roman"/>
+          <w:b/>
+          <w:bCs/>
+        </w:rPr>
+        <w:t xml:space="preserve">10.</w:t>
+      </w:r>
+      <w:r>
+        <w:rPr>
+          <w:rFonts w:ascii="Times New Roman" w:hAnsi="Times New Roman" w:eastAsia="Times New Roman" w:cs="Times New Roman"/>
+        </w:rPr>
+        <w:t xml:space="preserve"> </w:t>
+      </w:r>
+      <w:r>
+        <w:rPr>
+          <w:rFonts w:ascii="Times New Roman" w:hAnsi="Times New Roman" w:eastAsia="Times New Roman" w:cs="Times New Roman"/>
+        </w:rPr>
+        <w:t xml:space="preserve">A </w:t>
+      </w:r>
+      <w:r>
+        <w:rPr>
+          <w:rFonts w:hint="eastAsia" w:ascii="Times New Roman" w:hAnsi="Times New Roman" w:eastAsia="FangSong" w:cs="Times New Roman"/>
+        </w:rPr>
+        <w:t xml:space="preserve">为</w:t>
+      </w:r>
+      <w:r>
+        <w:rPr>
+          <w:rFonts w:hint="eastAsia" w:ascii="Times New Roman" w:hAnsi="Times New Roman" w:eastAsia="FangSong" w:cs="Times New Roman"/>
+          <w:b/>
+          <w:bCs/>
+        </w:rPr>
+        <w:t xml:space="preserve">环辛烯</w:t>
+      </w:r>
+      <w:r>
+        <w:rPr>
+          <w:rFonts w:hint="eastAsia" w:ascii="Times New Roman" w:hAnsi="Times New Roman" w:eastAsia="Times New Roman" w:cs="Times New Roman"/>
+        </w:rPr>
+        <w:t>。</w:t>
+      </w:r>
+      <w:r>
+        <w:rPr>
+          <w:rFonts w:hint="eastAsia" w:ascii="Times New Roman" w:hAnsi="Times New Roman" w:eastAsia="FangSong" w:cs="Times New Roman"/>
+        </w:rPr>
+        <w:t>判据链</w:t>
+      </w:r>
+      <w:r>
+        <w:rPr>
+          <w:rFonts w:hint="eastAsia" w:ascii="Times New Roman" w:hAnsi="Times New Roman" w:eastAsia="Times New Roman" w:cs="Times New Roman"/>
+        </w:rPr>
+        <w:t>：</w:t>
+      </w:r>
+      <w:r>
+        <w:rPr>
+          <w:rFonts w:ascii="Times New Roman" w:hAnsi="Times New Roman" w:eastAsia="Times New Roman" w:cs="Times New Roman"/>
+        </w:rPr>
+        <w:t xml:space="preserve"> </w:t>
+      </w:r>
+      <w:r>
+        <w:rPr>
+          <w:rFonts w:ascii="Times New Roman" w:hAnsi="Times New Roman" w:eastAsia="Times New Roman" w:cs="Times New Roman"/>
+        </w:rPr>
+        <w:t xml:space="preserve">- </w:t>
+      </w:r>
+      <w:r>
+        <w:rPr>
+          <w:rFonts w:hint="eastAsia" w:ascii="Times New Roman" w:hAnsi="Times New Roman" w:eastAsia="FangSong" w:cs="Times New Roman"/>
+        </w:rPr>
+        <w:t xml:space="preserve">不饱和度</w:t>
+      </w:r>
+      <w:r>
+        <w:rPr>
+          <w:rFonts w:ascii="Times New Roman" w:hAnsi="Times New Roman" w:eastAsia="Times New Roman" w:cs="Times New Roman"/>
+        </w:rPr>
+        <w:t xml:space="preserve"> Ω = (2×8 + 2 − 14)/2 =</w:t>
+      </w:r>
+      <w:r>
+        <w:rPr>
+          <w:rFonts w:ascii="Times New Roman" w:hAnsi="Times New Roman" w:eastAsia="Times New Roman" w:cs="Times New Roman"/>
+        </w:rPr>
+        <w:t xml:space="preserve"> </w:t>
+      </w:r>
+      <w:r>
+        <w:rPr>
+          <w:rFonts w:ascii="Times New Roman" w:hAnsi="Times New Roman" w:eastAsia="Times New Roman" w:cs="Times New Roman"/>
+          <w:b/>
+          <w:bCs/>
+        </w:rPr>
+        <w:t xml:space="preserve">2</w:t>
+      </w:r>
+      <w:r>
+        <w:rPr>
+          <w:rFonts w:hint="eastAsia" w:ascii="Times New Roman" w:hAnsi="Times New Roman" w:eastAsia="Times New Roman" w:cs="Times New Roman"/>
+        </w:rPr>
+        <w:t>；</w:t>
+      </w:r>
+      <w:r>
+        <w:rPr>
+          <w:rFonts w:hint="eastAsia" w:ascii="Times New Roman" w:hAnsi="Times New Roman" w:eastAsia="FangSong" w:cs="Times New Roman"/>
+        </w:rPr>
+        <w:t>加氢只耗</w:t>
+      </w:r>
+      <w:r>
+        <w:rPr>
+          <w:rFonts w:ascii="Times New Roman" w:hAnsi="Times New Roman" w:eastAsia="Times New Roman" w:cs="Times New Roman"/>
+        </w:rPr>
+        <w:t xml:space="preserve"> 1 mol </w:t>
+      </w:r>
+      <w:r>
+        <w:rPr>
+          <w:rFonts w:hint="eastAsia" w:ascii="Times New Roman" w:hAnsi="Times New Roman" w:eastAsia="Times New Roman" w:cs="Times New Roman"/>
+        </w:rPr>
+        <w:t>H</w:t>
+      </w:r>
+      <w:r>
+        <w:rPr>
+          <w:rFonts w:hint="eastAsia" w:ascii="Times New Roman" w:hAnsi="Times New Roman" w:eastAsia="Times New Roman" w:cs="Times New Roman"/>
+          <w:vertAlign w:val="subscript"/>
+        </w:rPr>
+        <w:t>2</w:t>
+      </w:r>
+      <w:r>
+        <w:rPr>
+          <w:rFonts w:hint="eastAsia" w:ascii="Times New Roman" w:hAnsi="Times New Roman" w:eastAsia="Times New Roman" w:cs="Times New Roman"/>
+        </w:rPr>
+        <w:t>（</w:t>
+      </w:r>
+      <w:r>
+        <w:rPr>
+          <w:rFonts w:hint="eastAsia" w:ascii="Times New Roman" w:hAnsi="Times New Roman" w:eastAsia="FangSong" w:cs="Times New Roman"/>
+        </w:rPr>
+        <w:t>产物</w:t>
+      </w:r>
+      <w:r>
+        <w:rPr>
+          <w:rFonts w:ascii="Times New Roman" w:hAnsi="Times New Roman" w:eastAsia="Times New Roman" w:cs="Times New Roman"/>
+        </w:rPr>
+        <w:t xml:space="preserve"> </w:t>
+      </w:r>
+      <w:r>
+        <w:rPr>
+          <w:rFonts w:hint="eastAsia" w:ascii="Times New Roman" w:hAnsi="Times New Roman" w:eastAsia="Times New Roman" w:cs="Times New Roman"/>
+        </w:rPr>
+        <w:t>C</w:t>
+      </w:r>
+      <w:r>
+        <w:rPr>
+          <w:rFonts w:hint="eastAsia" w:ascii="Times New Roman" w:hAnsi="Times New Roman" w:eastAsia="Times New Roman" w:cs="Times New Roman"/>
+          <w:vertAlign w:val="subscript"/>
+        </w:rPr>
+        <w:t>8</w:t>
+      </w:r>
+      <w:r>
+        <w:rPr>
+          <w:rFonts w:hint="eastAsia" w:ascii="Times New Roman" w:hAnsi="Times New Roman" w:eastAsia="Times New Roman" w:cs="Times New Roman"/>
+        </w:rPr>
+        <w:t>H</w:t>
+      </w:r>
+      <w:r>
+        <w:rPr>
+          <w:rFonts w:hint="eastAsia" w:ascii="Times New Roman" w:hAnsi="Times New Roman" w:eastAsia="Times New Roman" w:cs="Times New Roman"/>
+          <w:vertAlign w:val="subscript"/>
+        </w:rPr>
+        <w:t>16</w:t>
       </w:r>
       <w:r>
         <w:rPr>
@@ -32354,17 +35004,75 @@
       </w:r>
       <w:r>
         <w:rPr>
+          <w:rFonts w:hint="eastAsia" w:ascii="Times New Roman" w:hAnsi="Times New Roman" w:eastAsia="FangSong" w:cs="Times New Roman"/>
+        </w:rPr>
+        <w:t>说明其中</w:t>
+      </w:r>
+      <w:r>
+        <w:rPr>
+          <w:rFonts w:ascii="Times New Roman" w:hAnsi="Times New Roman" w:eastAsia="Times New Roman" w:cs="Times New Roman"/>
+        </w:rPr>
+        <w:t xml:space="preserve"> 1 </w:t>
+      </w:r>
+      <w:r>
+        <w:rPr>
+          <w:rFonts w:hint="eastAsia" w:ascii="Times New Roman" w:hAnsi="Times New Roman" w:eastAsia="FangSong" w:cs="Times New Roman"/>
+        </w:rPr>
+        <w:t xml:space="preserve">个</w:t>
+      </w:r>
+      <w:r>
+        <w:rPr>
+          <w:rFonts w:ascii="Times New Roman" w:hAnsi="Times New Roman" w:eastAsia="Times New Roman" w:cs="Times New Roman"/>
+        </w:rPr>
+        <w:t xml:space="preserve"> Ω </w:t>
+      </w:r>
+      <w:r>
+        <w:rPr>
+          <w:rFonts w:hint="eastAsia" w:ascii="Times New Roman" w:hAnsi="Times New Roman" w:eastAsia="FangSong" w:cs="Times New Roman"/>
+        </w:rPr>
+        <w:t xml:space="preserve">是</w:t>
+      </w:r>
+      <w:r>
+        <w:rPr>
           <w:rFonts w:ascii="Times New Roman" w:hAnsi="Times New Roman" w:eastAsia="Times New Roman" w:cs="Times New Roman"/>
         </w:rPr>
         <w:t xml:space="preserve"> </w:t>
       </w:r>
       <w:r>
         <w:rPr>
-          <w:rFonts w:ascii="Times New Roman" w:hAnsi="Times New Roman" w:eastAsia="Times New Roman" w:cs="Times New Roman"/>
-          <w:b/>
-          <w:bCs/>
-        </w:rPr>
-        <w:t xml:space="preserve">3.</w:t>
+          <w:rFonts w:hint="eastAsia" w:ascii="Times New Roman" w:hAnsi="Times New Roman" w:eastAsia="Times New Roman" w:cs="Times New Roman"/>
+        </w:rPr>
+        <w:t xml:space="preserve">C=C，</w:t>
+      </w:r>
+      <w:r>
+        <w:rPr>
+          <w:rFonts w:hint="eastAsia" w:ascii="Times New Roman" w:hAnsi="Times New Roman" w:eastAsia="FangSong" w:cs="Times New Roman"/>
+          <w:b/>
+          <w:bCs/>
+        </w:rPr>
+        <w:t xml:space="preserve">另</w:t>
+      </w:r>
+      <w:r>
+        <w:rPr>
+          <w:rFonts w:ascii="Times New Roman" w:hAnsi="Times New Roman" w:eastAsia="Times New Roman" w:cs="Times New Roman"/>
+          <w:b/>
+          <w:bCs/>
+        </w:rPr>
+        <w:t xml:space="preserve"> 1 </w:t>
+      </w:r>
+      <w:r>
+        <w:rPr>
+          <w:rFonts w:hint="eastAsia" w:ascii="Times New Roman" w:hAnsi="Times New Roman" w:eastAsia="FangSong" w:cs="Times New Roman"/>
+          <w:b/>
+          <w:bCs/>
+        </w:rPr>
+        <w:t xml:space="preserve">个必为环</w:t>
+      </w:r>
+      <w:r>
+        <w:rPr>
+          <w:rFonts w:hint="eastAsia" w:ascii="Times New Roman" w:hAnsi="Times New Roman" w:eastAsia="Times New Roman" w:cs="Times New Roman"/>
+        </w:rPr>
+        <w:t xml:space="preserve">；</w:t>
       </w:r>
       <w:r>
         <w:rPr>
@@ -32374,9 +35082,9 @@
       </w:r>
       <w:r>
         <w:rPr>
-          <w:rFonts w:hint="eastAsia" w:ascii="Times New Roman" w:hAnsi="Times New Roman" w:eastAsia="FangSong" w:cs="Times New Roman"/>
-        </w:rPr>
-        <w:t xml:space="preserve">见键线式标准画法</w:t>
+          <w:rFonts w:ascii="Times New Roman" w:hAnsi="Times New Roman" w:eastAsia="Times New Roman" w:cs="Times New Roman"/>
+        </w:rPr>
+        <w:t xml:space="preserve">-</w:t>
       </w:r>
       <w:r>
         <w:rPr>
@@ -32386,11 +35094,45 @@
       </w:r>
       <w:r>
         <w:rPr>
-          <w:rFonts w:ascii="Times New Roman" w:hAnsi="Times New Roman" w:eastAsia="Times New Roman" w:cs="Times New Roman"/>
-          <w:b/>
-          <w:bCs/>
-        </w:rPr>
-        <w:t xml:space="preserve">4.</w:t>
+          <w:rFonts w:hint="eastAsia" w:ascii="Times New Roman" w:hAnsi="Times New Roman" w:eastAsia="Times New Roman" w:cs="Times New Roman"/>
+        </w:rPr>
+        <w:t>“</w:t>
+      </w:r>
+      <w:r>
+        <w:rPr>
+          <w:rFonts w:hint="eastAsia" w:ascii="Times New Roman" w:hAnsi="Times New Roman" w:eastAsia="FangSong" w:cs="Times New Roman"/>
+        </w:rPr>
+        <w:t>有顺反异构</w:t>
+      </w:r>
+      <w:r>
+        <w:rPr>
+          <w:rFonts w:hint="eastAsia" w:ascii="Times New Roman" w:hAnsi="Times New Roman" w:eastAsia="Times New Roman" w:cs="Times New Roman"/>
+        </w:rPr>
+        <w:t>”</w:t>
+      </w:r>
+      <w:r>
+        <w:rPr>
+          <w:rFonts w:ascii="Times New Roman" w:hAnsi="Times New Roman" w:eastAsia="Times New Roman" w:cs="Times New Roman"/>
+        </w:rPr>
+        <w:t xml:space="preserve">→ </w:t>
+      </w:r>
+      <w:r>
+        <w:rPr>
+          <w:rFonts w:hint="eastAsia" w:ascii="Times New Roman" w:hAnsi="Times New Roman" w:eastAsia="FangSong" w:cs="Times New Roman"/>
+        </w:rPr>
+        <w:t>双键在环上</w:t>
+      </w:r>
+      <w:r>
+        <w:rPr>
+          <w:rFonts w:hint="eastAsia" w:ascii="Times New Roman" w:hAnsi="Times New Roman" w:eastAsia="Times New Roman" w:cs="Times New Roman"/>
+        </w:rPr>
+        <w:t>、</w:t>
+      </w:r>
+      <w:r>
+        <w:rPr>
+          <w:rFonts w:hint="eastAsia" w:ascii="Times New Roman" w:hAnsi="Times New Roman" w:eastAsia="FangSong" w:cs="Times New Roman"/>
+        </w:rPr>
+        <w:t>且双键两个碳各连一个</w:t>
       </w:r>
       <w:r>
         <w:rPr>
@@ -32400,79 +35142,332 @@
       </w:r>
       <w:r>
         <w:rPr>
-          <w:rFonts w:ascii="Times New Roman" w:hAnsi="Times New Roman" w:eastAsia="Times New Roman" w:cs="Times New Roman"/>
-        </w:rPr>
-        <w:t>(a) CH</w:t>
-      </w:r>
-      <w:r>
-        <w:rPr>
-          <w:rFonts w:ascii="Times New Roman" w:hAnsi="Times New Roman" w:eastAsia="Times New Roman" w:cs="Times New Roman"/>
+          <w:rFonts w:hint="eastAsia" w:ascii="Times New Roman" w:hAnsi="Times New Roman" w:eastAsia="Times New Roman" w:cs="Times New Roman"/>
+        </w:rPr>
+        <w:t>H（</w:t>
+      </w:r>
+      <w:r>
+        <w:rPr>
+          <w:rFonts w:hint="eastAsia" w:ascii="Times New Roman" w:hAnsi="Times New Roman" w:eastAsia="FangSong" w:cs="Times New Roman"/>
+        </w:rPr>
+        <w:t>环辛烯的</w:t>
+      </w:r>
+      <w:r>
+        <w:rPr>
+          <w:rFonts w:ascii="Times New Roman" w:hAnsi="Times New Roman" w:eastAsia="Times New Roman" w:cs="Times New Roman"/>
+        </w:rPr>
+        <w:t xml:space="preserve"> </w:t>
+      </w:r>
+      <w:r>
+        <w:rPr>
+          <w:rFonts w:hint="eastAsia" w:ascii="Times New Roman" w:hAnsi="Times New Roman" w:eastAsia="Times New Roman" w:cs="Times New Roman"/>
+        </w:rPr>
+        <w:t xml:space="preserve">cis/trans）；</w:t>
+      </w:r>
+      <w:r>
+        <w:rPr>
+          <w:rFonts w:ascii="Times New Roman" w:hAnsi="Times New Roman" w:eastAsia="Times New Roman" w:cs="Times New Roman"/>
+        </w:rPr>
+        <w:t xml:space="preserve"> </w:t>
+      </w:r>
+      <w:r>
+        <w:rPr>
+          <w:rFonts w:ascii="Times New Roman" w:hAnsi="Times New Roman" w:eastAsia="Times New Roman" w:cs="Times New Roman"/>
+        </w:rPr>
+        <w:t xml:space="preserve">- </w:t>
+      </w:r>
+      <w:r>
+        <w:rPr>
+          <w:rFonts w:hint="eastAsia" w:ascii="Times New Roman" w:hAnsi="Times New Roman" w:eastAsia="FangSong" w:cs="Times New Roman"/>
+        </w:rPr>
+        <w:t xml:space="preserve">一氯代物</w:t>
+      </w:r>
+      <w:r>
+        <w:rPr>
+          <w:rFonts w:ascii="Times New Roman" w:hAnsi="Times New Roman" w:eastAsia="Times New Roman" w:cs="Times New Roman"/>
+        </w:rPr>
+        <w:t xml:space="preserve"> 4 </w:t>
+      </w:r>
+      <w:r>
+        <w:rPr>
+          <w:rFonts w:hint="eastAsia" w:ascii="Times New Roman" w:hAnsi="Times New Roman" w:eastAsia="FangSong" w:cs="Times New Roman"/>
+        </w:rPr>
+        <w:t>类</w:t>
+      </w:r>
+      <w:r>
+        <w:rPr>
+          <w:rFonts w:hint="eastAsia" w:ascii="Times New Roman" w:hAnsi="Times New Roman" w:eastAsia="Times New Roman" w:cs="Times New Roman"/>
+        </w:rPr>
+        <w:t>，</w:t>
+      </w:r>
+      <w:r>
+        <w:rPr>
+          <w:rFonts w:hint="eastAsia" w:ascii="Times New Roman" w:hAnsi="Times New Roman" w:eastAsia="FangSong" w:cs="Times New Roman"/>
+        </w:rPr>
+        <w:t>正好对应环辛烯的四类氢</w:t>
+      </w:r>
+      <w:r>
+        <w:rPr>
+          <w:rFonts w:hint="eastAsia" w:ascii="Times New Roman" w:hAnsi="Times New Roman" w:eastAsia="Times New Roman" w:cs="Times New Roman"/>
+        </w:rPr>
+        <w:t>：</w:t>
+      </w:r>
+      <w:r>
+        <w:rPr>
+          <w:rFonts w:hint="eastAsia" w:ascii="Times New Roman" w:hAnsi="Times New Roman" w:eastAsia="FangSong" w:cs="Times New Roman"/>
+        </w:rPr>
+        <w:t>烯氢</w:t>
+      </w:r>
+      <w:r>
+        <w:rPr>
+          <w:rFonts w:hint="eastAsia" w:ascii="Times New Roman" w:hAnsi="Times New Roman" w:eastAsia="Times New Roman" w:cs="Times New Roman"/>
+        </w:rPr>
+        <w:t>（C1/C2）、</w:t>
+      </w:r>
+      <w:r>
+        <w:rPr>
+          <w:rFonts w:hint="eastAsia" w:ascii="Times New Roman" w:hAnsi="Times New Roman" w:eastAsia="FangSong" w:cs="Times New Roman"/>
+        </w:rPr>
+        <w:t>烯丙位</w:t>
+      </w:r>
+      <w:r>
+        <w:rPr>
+          <w:rFonts w:hint="eastAsia" w:ascii="Times New Roman" w:hAnsi="Times New Roman" w:eastAsia="Times New Roman" w:cs="Times New Roman"/>
+        </w:rPr>
+        <w:t>（C3/C8）、</w:t>
+      </w:r>
+      <w:r>
+        <w:rPr>
+          <w:rFonts w:hint="eastAsia" w:ascii="Times New Roman" w:hAnsi="Times New Roman" w:eastAsia="FangSong" w:cs="Times New Roman"/>
+        </w:rPr>
+        <w:t>间隔一位</w:t>
+      </w:r>
+      <w:r>
+        <w:rPr>
+          <w:rFonts w:hint="eastAsia" w:ascii="Times New Roman" w:hAnsi="Times New Roman" w:eastAsia="Times New Roman" w:cs="Times New Roman"/>
+        </w:rPr>
+        <w:t>（C4/C7）、</w:t>
+      </w:r>
+      <w:r>
+        <w:rPr>
+          <w:rFonts w:hint="eastAsia" w:ascii="Times New Roman" w:hAnsi="Times New Roman" w:eastAsia="FangSong" w:cs="Times New Roman"/>
+        </w:rPr>
+        <w:t>对位</w:t>
+      </w:r>
+      <w:r>
+        <w:rPr>
+          <w:rFonts w:hint="eastAsia" w:ascii="Times New Roman" w:hAnsi="Times New Roman" w:eastAsia="Times New Roman" w:cs="Times New Roman"/>
+        </w:rPr>
+        <w:t>（C5/C6）——</w:t>
+      </w:r>
+      <w:r>
+        <w:rPr>
+          <w:rFonts w:hint="eastAsia" w:ascii="Times New Roman" w:hAnsi="Times New Roman" w:eastAsia="FangSong" w:cs="Times New Roman"/>
+        </w:rPr>
+        <w:t>由过双键中点与</w:t>
+      </w:r>
+      <w:r>
+        <w:rPr>
+          <w:rFonts w:ascii="Times New Roman" w:hAnsi="Times New Roman" w:eastAsia="Times New Roman" w:cs="Times New Roman"/>
+        </w:rPr>
+        <w:t xml:space="preserve"> C5—C6 </w:t>
+      </w:r>
+      <w:r>
+        <w:rPr>
+          <w:rFonts w:hint="eastAsia" w:ascii="Times New Roman" w:hAnsi="Times New Roman" w:eastAsia="FangSong" w:cs="Times New Roman"/>
+        </w:rPr>
+        <w:t>中点的二重对称轴两两等效</w:t>
+      </w:r>
+      <w:r>
+        <w:rPr>
+          <w:rFonts w:hint="eastAsia" w:ascii="Times New Roman" w:hAnsi="Times New Roman" w:eastAsia="Times New Roman" w:cs="Times New Roman"/>
+        </w:rPr>
+        <w:t>；</w:t>
+      </w:r>
+      <w:r>
+        <w:rPr>
+          <w:rFonts w:ascii="Times New Roman" w:hAnsi="Times New Roman" w:eastAsia="Times New Roman" w:cs="Times New Roman"/>
+        </w:rPr>
+        <w:t xml:space="preserve"> </w:t>
+      </w:r>
+      <w:r>
+        <w:rPr>
+          <w:rFonts w:ascii="Times New Roman" w:hAnsi="Times New Roman" w:eastAsia="Times New Roman" w:cs="Times New Roman"/>
+        </w:rPr>
+        <w:t xml:space="preserve">- </w:t>
+      </w:r>
+      <w:r>
+        <w:rPr>
+          <w:rFonts w:hint="eastAsia" w:ascii="Times New Roman" w:hAnsi="Times New Roman" w:eastAsia="FangSong" w:cs="Times New Roman"/>
+        </w:rPr>
+        <w:t xml:space="preserve">加氢产物为环辛烷</w:t>
+      </w:r>
+      <w:r>
+        <w:rPr>
+          <w:rFonts w:ascii="Times New Roman" w:hAnsi="Times New Roman" w:eastAsia="Times New Roman" w:cs="Times New Roman"/>
+        </w:rPr>
+        <w:t xml:space="preserve"> </w:t>
+      </w:r>
+      <w:r>
+        <w:rPr>
+          <w:rFonts w:hint="eastAsia" w:ascii="Times New Roman" w:hAnsi="Times New Roman" w:eastAsia="Times New Roman" w:cs="Times New Roman"/>
+        </w:rPr>
+        <w:t>C</w:t>
+      </w:r>
+      <w:r>
+        <w:rPr>
+          <w:rFonts w:hint="eastAsia" w:ascii="Times New Roman" w:hAnsi="Times New Roman" w:eastAsia="Times New Roman" w:cs="Times New Roman"/>
           <w:vertAlign w:val="subscript"/>
         </w:rPr>
+        <w:t>8</w:t>
+      </w:r>
+      <w:r>
+        <w:rPr>
+          <w:rFonts w:hint="eastAsia" w:ascii="Times New Roman" w:hAnsi="Times New Roman" w:eastAsia="Times New Roman" w:cs="Times New Roman"/>
+        </w:rPr>
+        <w:t>H</w:t>
+      </w:r>
+      <w:r>
+        <w:rPr>
+          <w:rFonts w:hint="eastAsia" w:ascii="Times New Roman" w:hAnsi="Times New Roman" w:eastAsia="Times New Roman" w:cs="Times New Roman"/>
+          <w:vertAlign w:val="subscript"/>
+        </w:rPr>
+        <w:t>16</w:t>
+      </w:r>
+      <w:r>
+        <w:rPr>
+          <w:rFonts w:hint="eastAsia" w:ascii="Times New Roman" w:hAnsi="Times New Roman" w:eastAsia="Times New Roman" w:cs="Times New Roman"/>
+        </w:rPr>
+        <w:t>，</w:t>
+      </w:r>
+      <w:r>
+        <w:rPr>
+          <w:rFonts w:hint="eastAsia" w:ascii="Times New Roman" w:hAnsi="Times New Roman" w:eastAsia="FangSong" w:cs="Times New Roman"/>
+        </w:rPr>
+        <w:t>与题干自洽</w:t>
+      </w:r>
+      <w:r>
+        <w:rPr>
+          <w:rFonts w:hint="eastAsia" w:ascii="Times New Roman" w:hAnsi="Times New Roman" w:eastAsia="Times New Roman" w:cs="Times New Roman"/>
+        </w:rPr>
+        <w:t>。</w:t>
+      </w:r>
+      <w:r>
+        <w:rPr>
+          <w:rFonts w:ascii="Times New Roman" w:hAnsi="Times New Roman" w:eastAsia="Times New Roman" w:cs="Times New Roman"/>
+        </w:rPr>
+        <w:t xml:space="preserve"> </w:t>
+      </w:r>
+      <w:r>
+        <w:rPr>
+          <w:rFonts w:hint="eastAsia" w:ascii="Times New Roman" w:hAnsi="Times New Roman" w:eastAsia="Times New Roman" w:cs="Times New Roman"/>
+        </w:rPr>
+        <w:t>（</w:t>
+      </w:r>
+      <w:r>
+        <w:rPr>
+          <w:rFonts w:hint="eastAsia" w:ascii="Times New Roman" w:hAnsi="Times New Roman" w:eastAsia="FangSong" w:cs="Times New Roman"/>
+        </w:rPr>
+        <w:t>甲基环庚烯虽同样满足</w:t>
+      </w:r>
+      <w:r>
+        <w:rPr>
+          <w:rFonts w:ascii="Times New Roman" w:hAnsi="Times New Roman" w:eastAsia="Times New Roman" w:cs="Times New Roman"/>
+        </w:rPr>
+        <w:t xml:space="preserve"> C</w:t>
+      </w:r>
+      <w:r>
+        <w:rPr>
+          <w:rFonts w:ascii="Times New Roman" w:hAnsi="Times New Roman" w:eastAsia="Times New Roman" w:cs="Times New Roman"/>
+          <w:vertAlign w:val="subscript"/>
+        </w:rPr>
+        <w:t>8</w:t>
+      </w:r>
+      <w:r>
+        <w:rPr>
+          <w:rFonts w:ascii="Times New Roman" w:hAnsi="Times New Roman" w:eastAsia="Times New Roman" w:cs="Times New Roman"/>
+        </w:rPr>
+        <w:t>H</w:t>
+      </w:r>
+      <w:r>
+        <w:rPr>
+          <w:rFonts w:ascii="Times New Roman" w:hAnsi="Times New Roman" w:eastAsia="Times New Roman" w:cs="Times New Roman"/>
+          <w:vertAlign w:val="subscript"/>
+        </w:rPr>
+        <w:t>14</w:t>
+      </w:r>
+      <w:r>
+        <w:rPr>
+          <w:rFonts w:ascii="Times New Roman" w:hAnsi="Times New Roman" w:eastAsia="Times New Roman" w:cs="Times New Roman"/>
+        </w:rPr>
+        <w:t xml:space="preserve"> </w:t>
+      </w:r>
+      <w:r>
+        <w:rPr>
+          <w:rFonts w:hint="eastAsia" w:ascii="Times New Roman" w:hAnsi="Times New Roman" w:eastAsia="FangSong" w:cs="Times New Roman"/>
+        </w:rPr>
+        <w:t xml:space="preserve">与</w:t>
+      </w:r>
+      <w:r>
+        <w:rPr>
+          <w:rFonts w:ascii="Times New Roman" w:hAnsi="Times New Roman" w:eastAsia="Times New Roman" w:cs="Times New Roman"/>
+        </w:rPr>
+        <w:t xml:space="preserve"> 1 mol </w:t>
+      </w:r>
+      <w:r>
+        <w:rPr>
+          <w:rFonts w:hint="eastAsia" w:ascii="Times New Roman" w:hAnsi="Times New Roman" w:eastAsia="Times New Roman" w:cs="Times New Roman"/>
+        </w:rPr>
+        <w:t>H</w:t>
+      </w:r>
+      <w:r>
+        <w:rPr>
+          <w:rFonts w:hint="eastAsia" w:ascii="Times New Roman" w:hAnsi="Times New Roman" w:eastAsia="Times New Roman" w:cs="Times New Roman"/>
+          <w:vertAlign w:val="subscript"/>
+        </w:rPr>
         <w:t>2</w:t>
       </w:r>
       <w:r>
         <w:rPr>
-          <w:rFonts w:ascii="Times New Roman" w:hAnsi="Times New Roman" w:eastAsia="Times New Roman" w:cs="Times New Roman"/>
-        </w:rPr>
-        <w:t>FCOOH &gt; CH</w:t>
-      </w:r>
-      <w:r>
-        <w:rPr>
-          <w:rFonts w:ascii="Times New Roman" w:hAnsi="Times New Roman" w:eastAsia="Times New Roman" w:cs="Times New Roman"/>
-          <w:vertAlign w:val="subscript"/>
-        </w:rPr>
-        <w:t>2</w:t>
-      </w:r>
-      <w:r>
-        <w:rPr>
-          <w:rFonts w:ascii="Times New Roman" w:hAnsi="Times New Roman" w:eastAsia="Times New Roman" w:cs="Times New Roman"/>
-        </w:rPr>
-        <w:t>ClCOOH &gt; CH</w:t>
-      </w:r>
-      <w:r>
-        <w:rPr>
-          <w:rFonts w:ascii="Times New Roman" w:hAnsi="Times New Roman" w:eastAsia="Times New Roman" w:cs="Times New Roman"/>
-          <w:vertAlign w:val="subscript"/>
-        </w:rPr>
-        <w:t>2</w:t>
-      </w:r>
-      <w:r>
-        <w:rPr>
-          <w:rFonts w:ascii="Times New Roman" w:hAnsi="Times New Roman" w:eastAsia="Times New Roman" w:cs="Times New Roman"/>
-        </w:rPr>
-        <w:t xml:space="preserve">BrCOOH &gt; </w:t>
-      </w:r>
-      <w:r>
-        <w:rPr>
-          <w:rFonts w:hint="eastAsia" w:ascii="Times New Roman" w:hAnsi="Times New Roman" w:eastAsia="Times New Roman" w:cs="Times New Roman"/>
-        </w:rPr>
-        <w:t>CH</w:t>
-      </w:r>
-      <w:r>
-        <w:rPr>
-          <w:rFonts w:hint="eastAsia" w:ascii="Times New Roman" w:hAnsi="Times New Roman" w:eastAsia="Times New Roman" w:cs="Times New Roman"/>
-          <w:vertAlign w:val="subscript"/>
-        </w:rPr>
-        <w:t>3</w:t>
-      </w:r>
-      <w:r>
-        <w:rPr>
-          <w:rFonts w:hint="eastAsia" w:ascii="Times New Roman" w:hAnsi="Times New Roman" w:eastAsia="Times New Roman" w:cs="Times New Roman"/>
-        </w:rPr>
-        <w:t>COOH（</w:t>
-      </w:r>
-      <w:r>
-        <w:rPr>
-          <w:rFonts w:hint="eastAsia" w:ascii="Times New Roman" w:hAnsi="Times New Roman" w:eastAsia="FangSong" w:cs="Times New Roman"/>
-        </w:rPr>
-        <w:t>电负性</w:t>
-      </w:r>
-      <w:r>
-        <w:rPr>
-          <w:rFonts w:hint="eastAsia" w:ascii="Times New Roman" w:hAnsi="Times New Roman" w:eastAsia="Times New Roman" w:cs="Times New Roman"/>
-        </w:rPr>
-        <w:t>F&gt;Cl&gt;Br）</w:t>
+          <w:rFonts w:hint="eastAsia" w:ascii="Times New Roman" w:hAnsi="Times New Roman" w:eastAsia="Times New Roman" w:cs="Times New Roman"/>
+        </w:rPr>
+        <w:t>，</w:t>
+      </w:r>
+      <w:r>
+        <w:rPr>
+          <w:rFonts w:hint="eastAsia" w:ascii="Times New Roman" w:hAnsi="Times New Roman" w:eastAsia="FangSong" w:cs="Times New Roman"/>
+        </w:rPr>
+        <w:t>但其氢的种类远多于</w:t>
+      </w:r>
+      <w:r>
+        <w:rPr>
+          <w:rFonts w:ascii="Times New Roman" w:hAnsi="Times New Roman" w:eastAsia="Times New Roman" w:cs="Times New Roman"/>
+        </w:rPr>
+        <w:t xml:space="preserve"> 4 </w:t>
+      </w:r>
+      <w:r>
+        <w:rPr>
+          <w:rFonts w:hint="eastAsia" w:ascii="Times New Roman" w:hAnsi="Times New Roman" w:eastAsia="FangSong" w:cs="Times New Roman"/>
+        </w:rPr>
+        <w:t>类</w:t>
+      </w:r>
+      <w:r>
+        <w:rPr>
+          <w:rFonts w:hint="eastAsia" w:ascii="Times New Roman" w:hAnsi="Times New Roman" w:eastAsia="Times New Roman" w:cs="Times New Roman"/>
+        </w:rPr>
+        <w:t>，</w:t>
+      </w:r>
+      <w:r>
+        <w:rPr>
+          <w:rFonts w:hint="eastAsia" w:ascii="Times New Roman" w:hAnsi="Times New Roman" w:eastAsia="FangSong" w:cs="Times New Roman"/>
+        </w:rPr>
+        <w:t>与</w:t>
+      </w:r>
+      <w:r>
+        <w:rPr>
+          <w:rFonts w:hint="eastAsia" w:ascii="Times New Roman" w:hAnsi="Times New Roman" w:eastAsia="Times New Roman" w:cs="Times New Roman"/>
+        </w:rPr>
+        <w:t>”4</w:t>
       </w:r>
       <w:r>
         <w:rPr>
@@ -32482,373 +35477,21 @@
       </w:r>
       <w:r>
         <w:rPr>
-          <w:rFonts w:ascii="Times New Roman" w:hAnsi="Times New Roman" w:eastAsia="Times New Roman" w:cs="Times New Roman"/>
-        </w:rPr>
-        <w:t xml:space="preserve">(b) </w:t>
-      </w:r>
-      <w:r>
-        <w:rPr>
-          <w:rFonts w:hint="eastAsia" w:ascii="Times New Roman" w:hAnsi="Times New Roman" w:eastAsia="FangSong" w:cs="Times New Roman"/>
-        </w:rPr>
-        <w:t xml:space="preserve">对硝基苯酚</w:t>
-      </w:r>
-      <w:r>
-        <w:rPr>
-          <w:rFonts w:ascii="Times New Roman" w:hAnsi="Times New Roman" w:eastAsia="Times New Roman" w:cs="Times New Roman"/>
-        </w:rPr>
-        <w:t xml:space="preserve"> &gt; </w:t>
-      </w:r>
-      <w:r>
-        <w:rPr>
-          <w:rFonts w:hint="eastAsia" w:ascii="Times New Roman" w:hAnsi="Times New Roman" w:eastAsia="FangSong" w:cs="Times New Roman"/>
-        </w:rPr>
-        <w:t xml:space="preserve">苯酚</w:t>
-      </w:r>
-      <w:r>
-        <w:rPr>
-          <w:rFonts w:ascii="Times New Roman" w:hAnsi="Times New Roman" w:eastAsia="Times New Roman" w:cs="Times New Roman"/>
-        </w:rPr>
-        <w:t xml:space="preserve"> &gt; </w:t>
-      </w:r>
-      <w:r>
-        <w:rPr>
-          <w:rFonts w:hint="eastAsia" w:ascii="Times New Roman" w:hAnsi="Times New Roman" w:eastAsia="FangSong" w:cs="Times New Roman"/>
-        </w:rPr>
-        <w:t>对甲苯酚</w:t>
-      </w:r>
-      <w:r>
-        <w:rPr>
-          <w:rFonts w:hint="eastAsia" w:ascii="Times New Roman" w:hAnsi="Times New Roman" w:eastAsia="Times New Roman" w:cs="Times New Roman"/>
-        </w:rPr>
-        <w:t>（-NO</w:t>
-      </w:r>
-      <w:r>
-        <w:rPr>
-          <w:rFonts w:hint="eastAsia" w:ascii="Times New Roman" w:hAnsi="Times New Roman" w:eastAsia="Times New Roman" w:cs="Times New Roman"/>
-          <w:vertAlign w:val="subscript"/>
-        </w:rPr>
-        <w:t>2</w:t>
-      </w:r>
-      <w:r>
-        <w:rPr>
-          <w:rFonts w:hint="eastAsia" w:ascii="Times New Roman" w:hAnsi="Times New Roman" w:eastAsia="FangSong" w:cs="Times New Roman"/>
-        </w:rPr>
-        <w:t>吸电子</w:t>
-      </w:r>
-      <w:r>
-        <w:rPr>
-          <w:rFonts w:hint="eastAsia" w:ascii="Times New Roman" w:hAnsi="Times New Roman" w:eastAsia="Times New Roman" w:cs="Times New Roman"/>
-        </w:rPr>
-        <w:t>、-CH</w:t>
-      </w:r>
-      <w:r>
-        <w:rPr>
-          <w:rFonts w:hint="eastAsia" w:ascii="Times New Roman" w:hAnsi="Times New Roman" w:eastAsia="Times New Roman" w:cs="Times New Roman"/>
-          <w:vertAlign w:val="subscript"/>
-        </w:rPr>
-        <w:t>3</w:t>
-      </w:r>
-      <w:r>
-        <w:rPr>
-          <w:rFonts w:hint="eastAsia" w:ascii="Times New Roman" w:hAnsi="Times New Roman" w:eastAsia="FangSong" w:cs="Times New Roman"/>
-        </w:rPr>
-        <w:t>给电子</w:t>
-      </w:r>
-      <w:r>
-        <w:rPr>
-          <w:rFonts w:hint="eastAsia" w:ascii="Times New Roman" w:hAnsi="Times New Roman" w:eastAsia="Times New Roman" w:cs="Times New Roman"/>
-        </w:rPr>
-        <w:t>）</w:t>
-      </w:r>
-      <w:r>
-        <w:rPr>
-          <w:rFonts w:ascii="Times New Roman" w:hAnsi="Times New Roman" w:eastAsia="Times New Roman" w:cs="Times New Roman"/>
-        </w:rPr>
-        <w:t xml:space="preserve"> </w:t>
-      </w:r>
-      <w:r>
-        <w:rPr>
-          <w:rFonts w:ascii="Times New Roman" w:hAnsi="Times New Roman" w:eastAsia="Times New Roman" w:cs="Times New Roman"/>
-          <w:b/>
-          <w:bCs/>
-        </w:rPr>
-        <w:t xml:space="preserve">5.</w:t>
-      </w:r>
-      <w:r>
-        <w:rPr>
-          <w:rFonts w:ascii="Times New Roman" w:hAnsi="Times New Roman" w:eastAsia="Times New Roman" w:cs="Times New Roman"/>
-        </w:rPr>
-        <w:t xml:space="preserve"> </w:t>
-      </w:r>
-      <w:r>
-        <w:rPr>
-          <w:rFonts w:hint="eastAsia" w:ascii="Times New Roman" w:hAnsi="Times New Roman" w:eastAsia="Times New Roman" w:cs="Times New Roman"/>
-        </w:rPr>
-        <w:t>2-</w:t>
-      </w:r>
-      <w:r>
-        <w:rPr>
-          <w:rFonts w:hint="eastAsia" w:ascii="Times New Roman" w:hAnsi="Times New Roman" w:eastAsia="FangSong" w:cs="Times New Roman"/>
-        </w:rPr>
-        <w:t>戊烯</w:t>
-      </w:r>
-      <w:r>
-        <w:rPr>
-          <w:rFonts w:hint="eastAsia" w:ascii="Times New Roman" w:hAnsi="Times New Roman" w:eastAsia="Times New Roman" w:cs="Times New Roman"/>
-        </w:rPr>
-        <w:t>(C</w:t>
-      </w:r>
-      <w:r>
-        <w:rPr>
-          <w:rFonts w:hint="eastAsia" w:ascii="Times New Roman" w:hAnsi="Times New Roman" w:eastAsia="Times New Roman" w:cs="Times New Roman"/>
-          <w:vertAlign w:val="subscript"/>
-        </w:rPr>
-        <w:t>2</w:t>
-      </w:r>
-      <w:r>
-        <w:rPr>
-          <w:rFonts w:hint="eastAsia" w:ascii="Times New Roman" w:hAnsi="Times New Roman" w:eastAsia="Times New Roman" w:cs="Times New Roman"/>
-        </w:rPr>
-        <w:t>=C</w:t>
-      </w:r>
-      <w:r>
-        <w:rPr>
-          <w:rFonts w:hint="eastAsia" w:ascii="Times New Roman" w:hAnsi="Times New Roman" w:eastAsia="Times New Roman" w:cs="Times New Roman"/>
-          <w:vertAlign w:val="subscript"/>
-        </w:rPr>
-        <w:t>3</w:t>
-      </w:r>
-      <w:r>
-        <w:rPr>
-          <w:rFonts w:hint="eastAsia" w:ascii="Times New Roman" w:hAnsi="Times New Roman" w:eastAsia="FangSong" w:cs="Times New Roman"/>
-        </w:rPr>
-        <w:t>两端</w:t>
-      </w:r>
-      <w:r>
-        <w:rPr>
-          <w:rFonts w:hint="eastAsia" w:ascii="Times New Roman" w:hAnsi="Times New Roman" w:eastAsia="Times New Roman" w:cs="Times New Roman"/>
-        </w:rPr>
-        <w:t>C</w:t>
-      </w:r>
-      <w:r>
-        <w:rPr>
-          <w:rFonts w:hint="eastAsia" w:ascii="Times New Roman" w:hAnsi="Times New Roman" w:eastAsia="FangSong" w:cs="Times New Roman"/>
-        </w:rPr>
-        <w:t>连不同基团</w:t>
-      </w:r>
-      <w:r>
-        <w:rPr>
-          <w:rFonts w:hint="eastAsia" w:ascii="Times New Roman" w:hAnsi="Times New Roman" w:eastAsia="Times New Roman" w:cs="Times New Roman"/>
-        </w:rPr>
-        <w:t>)、3-</w:t>
-      </w:r>
-      <w:r>
-        <w:rPr>
-          <w:rFonts w:hint="eastAsia" w:ascii="Times New Roman" w:hAnsi="Times New Roman" w:eastAsia="FangSong" w:cs="Times New Roman"/>
-        </w:rPr>
-        <w:t>甲基</w:t>
-      </w:r>
-      <w:r>
-        <w:rPr>
-          <w:rFonts w:hint="eastAsia" w:ascii="Times New Roman" w:hAnsi="Times New Roman" w:eastAsia="Times New Roman" w:cs="Times New Roman"/>
-        </w:rPr>
-        <w:t>-2-</w:t>
-      </w:r>
-      <w:r>
-        <w:rPr>
-          <w:rFonts w:hint="eastAsia" w:ascii="Times New Roman" w:hAnsi="Times New Roman" w:eastAsia="FangSong" w:cs="Times New Roman"/>
-        </w:rPr>
-        <w:t>戊烯等有顺反异构</w:t>
-      </w:r>
-      <w:r>
-        <w:rPr>
-          <w:rFonts w:ascii="Times New Roman" w:hAnsi="Times New Roman" w:eastAsia="Times New Roman" w:cs="Times New Roman"/>
-        </w:rPr>
-        <w:t xml:space="preserve"> </w:t>
-      </w:r>
-      <w:r>
-        <w:rPr>
-          <w:rFonts w:ascii="Times New Roman" w:hAnsi="Times New Roman" w:eastAsia="Times New Roman" w:cs="Times New Roman"/>
-          <w:b/>
-          <w:bCs/>
-        </w:rPr>
-        <w:t xml:space="preserve">6.</w:t>
-      </w:r>
-      <w:r>
-        <w:rPr>
-          <w:rFonts w:ascii="Times New Roman" w:hAnsi="Times New Roman" w:eastAsia="Times New Roman" w:cs="Times New Roman"/>
-        </w:rPr>
-        <w:t xml:space="preserve"> </w:t>
-      </w:r>
-      <w:r>
-        <w:rPr>
-          <w:rFonts w:hint="eastAsia" w:ascii="Times New Roman" w:hAnsi="Times New Roman" w:eastAsia="Times New Roman" w:cs="Times New Roman"/>
-        </w:rPr>
-        <w:t>CF</w:t>
-      </w:r>
-      <w:r>
-        <w:rPr>
-          <w:rFonts w:hint="eastAsia" w:ascii="Times New Roman" w:hAnsi="Times New Roman" w:eastAsia="Times New Roman" w:cs="Times New Roman"/>
-          <w:vertAlign w:val="subscript"/>
-        </w:rPr>
-        <w:t>3</w:t>
-      </w:r>
-      <w:r>
-        <w:rPr>
-          <w:rFonts w:hint="eastAsia" w:ascii="Times New Roman" w:hAnsi="Times New Roman" w:eastAsia="FangSong" w:cs="Times New Roman"/>
-        </w:rPr>
-        <w:t>的强吸电子诱导</w:t>
-      </w:r>
-      <w:r>
-        <w:rPr>
-          <w:rFonts w:hint="eastAsia" w:ascii="Times New Roman" w:hAnsi="Times New Roman" w:eastAsia="Times New Roman" w:cs="Times New Roman"/>
-        </w:rPr>
-        <w:t>(-I)</w:t>
-      </w:r>
-      <w:r>
-        <w:rPr>
-          <w:rFonts w:hint="eastAsia" w:ascii="Times New Roman" w:hAnsi="Times New Roman" w:eastAsia="FangSong" w:cs="Times New Roman"/>
-        </w:rPr>
-        <w:t>使羧基</w:t>
-      </w:r>
-      <w:r>
-        <w:rPr>
-          <w:rFonts w:hint="eastAsia" w:ascii="Times New Roman" w:hAnsi="Times New Roman" w:eastAsia="Times New Roman" w:cs="Times New Roman"/>
-        </w:rPr>
-        <w:t>O-H</w:t>
-      </w:r>
-      <w:r>
-        <w:rPr>
-          <w:rFonts w:hint="eastAsia" w:ascii="Times New Roman" w:hAnsi="Times New Roman" w:eastAsia="FangSong" w:cs="Times New Roman"/>
-        </w:rPr>
-        <w:t>极性大幅增大</w:t>
-      </w:r>
-      <w:r>
-        <w:rPr>
-          <w:rFonts w:hint="eastAsia" w:ascii="Times New Roman" w:hAnsi="Times New Roman" w:eastAsia="Times New Roman" w:cs="Times New Roman"/>
-        </w:rPr>
-        <w:t>→</w:t>
-      </w:r>
-      <w:r>
-        <w:rPr>
-          <w:rFonts w:hint="eastAsia" w:ascii="Times New Roman" w:hAnsi="Times New Roman" w:eastAsia="FangSong" w:cs="Times New Roman"/>
-        </w:rPr>
-        <w:t>易解离</w:t>
-      </w:r>
-      <w:r>
-        <w:rPr>
-          <w:rFonts w:ascii="Times New Roman" w:hAnsi="Times New Roman" w:eastAsia="Times New Roman" w:cs="Times New Roman"/>
-        </w:rPr>
-        <w:t xml:space="preserve"> </w:t>
-      </w:r>
-      <w:r>
-        <w:rPr>
-          <w:rFonts w:ascii="Times New Roman" w:hAnsi="Times New Roman" w:eastAsia="Times New Roman" w:cs="Times New Roman"/>
-          <w:b/>
-          <w:bCs/>
-        </w:rPr>
-        <w:t xml:space="preserve">7.</w:t>
-      </w:r>
-      <w:r>
-        <w:rPr>
-          <w:rFonts w:ascii="Times New Roman" w:hAnsi="Times New Roman" w:eastAsia="Times New Roman" w:cs="Times New Roman"/>
-        </w:rPr>
-        <w:t xml:space="preserve"> </w:t>
-      </w:r>
-      <w:r>
-        <w:rPr>
-          <w:rFonts w:hint="eastAsia" w:ascii="Times New Roman" w:hAnsi="Times New Roman" w:eastAsia="FangSong" w:cs="Times New Roman"/>
-        </w:rPr>
-        <w:t>顺式有较大分子偶极</w:t>
-      </w:r>
-      <w:r>
-        <w:rPr>
-          <w:rFonts w:hint="eastAsia" w:ascii="Times New Roman" w:hAnsi="Times New Roman" w:eastAsia="Times New Roman" w:cs="Times New Roman"/>
-        </w:rPr>
-        <w:t>→</w:t>
-      </w:r>
-      <w:r>
-        <w:rPr>
-          <w:rFonts w:hint="eastAsia" w:ascii="Times New Roman" w:hAnsi="Times New Roman" w:eastAsia="FangSong" w:cs="Times New Roman"/>
-        </w:rPr>
-        <w:t>分子间作用力更强</w:t>
-      </w:r>
-      <w:r>
-        <w:rPr>
-          <w:rFonts w:hint="eastAsia" w:ascii="Times New Roman" w:hAnsi="Times New Roman" w:eastAsia="Times New Roman" w:cs="Times New Roman"/>
-        </w:rPr>
-        <w:t>→</w:t>
-      </w:r>
-      <w:r>
-        <w:rPr>
-          <w:rFonts w:hint="eastAsia" w:ascii="Times New Roman" w:hAnsi="Times New Roman" w:eastAsia="FangSong" w:cs="Times New Roman"/>
-        </w:rPr>
-        <w:t>沸点更高</w:t>
-      </w:r>
-      <w:r>
-        <w:rPr>
-          <w:rFonts w:ascii="Times New Roman" w:hAnsi="Times New Roman" w:eastAsia="Times New Roman" w:cs="Times New Roman"/>
-        </w:rPr>
-        <w:t xml:space="preserve"> </w:t>
-      </w:r>
-      <w:r>
-        <w:rPr>
-          <w:rFonts w:ascii="Times New Roman" w:hAnsi="Times New Roman" w:eastAsia="Times New Roman" w:cs="Times New Roman"/>
-          <w:b/>
-          <w:bCs/>
-        </w:rPr>
-        <w:t xml:space="preserve">8.</w:t>
-      </w:r>
-      <w:r>
-        <w:rPr>
-          <w:rFonts w:ascii="Times New Roman" w:hAnsi="Times New Roman" w:eastAsia="Times New Roman" w:cs="Times New Roman"/>
-        </w:rPr>
-        <w:t xml:space="preserve"> </w:t>
-      </w:r>
-      <w:r>
-        <w:rPr>
-          <w:rFonts w:hint="eastAsia" w:ascii="Times New Roman" w:hAnsi="Times New Roman" w:eastAsia="Times New Roman" w:cs="Times New Roman"/>
-        </w:rPr>
-        <w:t>CH</w:t>
-      </w:r>
-      <w:r>
-        <w:rPr>
-          <w:rFonts w:hint="eastAsia" w:ascii="Times New Roman" w:hAnsi="Times New Roman" w:eastAsia="Times New Roman" w:cs="Times New Roman"/>
-          <w:vertAlign w:val="subscript"/>
-        </w:rPr>
-        <w:t>2</w:t>
-      </w:r>
-      <w:r>
-        <w:rPr>
-          <w:rFonts w:hint="eastAsia" w:ascii="Times New Roman" w:hAnsi="Times New Roman" w:eastAsia="Times New Roman" w:cs="Times New Roman"/>
-        </w:rPr>
-        <w:t>=CH-CH</w:t>
-      </w:r>
-      <w:r>
-        <w:rPr>
-          <w:rFonts w:hint="eastAsia" w:ascii="Times New Roman" w:hAnsi="Times New Roman" w:eastAsia="Times New Roman" w:cs="Times New Roman"/>
-          <w:vertAlign w:val="subscript"/>
-        </w:rPr>
-        <w:t>2</w:t>
-      </w:r>
-      <w:r>
-        <w:rPr>
-          <w:rFonts w:hint="eastAsia" w:ascii="Times New Roman" w:hAnsi="Times New Roman" w:eastAsia="Times New Roman" w:cs="Times New Roman"/>
-          <w:vertAlign w:val="superscript"/>
-        </w:rPr>
-        <w:t>+</w:t>
-      </w:r>
-      <w:r>
-        <w:rPr>
-          <w:rFonts w:hint="eastAsia" w:ascii="Times New Roman" w:hAnsi="Times New Roman" w:eastAsia="Times New Roman" w:cs="Times New Roman"/>
-        </w:rPr>
-        <w:t>（</w:t>
-      </w:r>
-      <w:r>
-        <w:rPr>
-          <w:rFonts w:hint="eastAsia" w:ascii="Times New Roman" w:hAnsi="Times New Roman" w:eastAsia="FangSong" w:cs="Times New Roman"/>
-        </w:rPr>
-        <w:t>烯丙基碳正离子</w:t>
+          <w:rFonts w:hint="eastAsia" w:ascii="Times New Roman" w:hAnsi="Times New Roman" w:eastAsia="FangSong" w:cs="Times New Roman"/>
+        </w:rPr>
+        <w:t>种一氯代物</w:t>
+      </w:r>
+      <w:r>
+        <w:rPr>
+          <w:rFonts w:hint="eastAsia" w:ascii="Times New Roman" w:hAnsi="Times New Roman" w:eastAsia="Times New Roman" w:cs="Times New Roman"/>
+        </w:rPr>
+        <w:t>”</w:t>
+      </w:r>
+      <w:r>
+        <w:rPr>
+          <w:rFonts w:hint="eastAsia" w:ascii="Times New Roman" w:hAnsi="Times New Roman" w:eastAsia="FangSong" w:cs="Times New Roman"/>
+        </w:rPr>
+        <w:t>矛盾</w:t>
       </w:r>
       <w:r>
         <w:rPr>
@@ -32860,226 +35503,13 @@
         <w:rPr>
           <w:rFonts w:hint="eastAsia" w:ascii="Times New Roman" w:hAnsi="Times New Roman" w:eastAsia="FangSong" w:cs="Times New Roman"/>
         </w:rPr>
-        <w:t>共轭稳定</w:t>
-      </w:r>
-      <w:r>
-        <w:rPr>
-          <w:rFonts w:hint="eastAsia" w:ascii="Times New Roman" w:hAnsi="Times New Roman" w:eastAsia="Times New Roman" w:cs="Times New Roman"/>
-        </w:rPr>
-        <w:t>）&gt;</w:t>
-      </w:r>
-      <w:r>
-        <w:rPr>
-          <w:rFonts w:ascii="Times New Roman" w:hAnsi="Times New Roman" w:eastAsia="Times New Roman" w:cs="Times New Roman"/>
-        </w:rPr>
-        <w:t xml:space="preserve"> (CH</w:t>
-      </w:r>
-      <w:r>
-        <w:rPr>
-          <w:rFonts w:ascii="Times New Roman" w:hAnsi="Times New Roman" w:eastAsia="Times New Roman" w:cs="Times New Roman"/>
-          <w:vertAlign w:val="subscript"/>
-        </w:rPr>
-        <w:t>3</w:t>
-      </w:r>
-      <w:r>
-        <w:rPr>
-          <w:rFonts w:ascii="Times New Roman" w:hAnsi="Times New Roman" w:eastAsia="Times New Roman" w:cs="Times New Roman"/>
-        </w:rPr>
-        <w:t>)</w:t>
-      </w:r>
-      <w:r>
-        <w:rPr>
-          <w:rFonts w:ascii="Times New Roman" w:hAnsi="Times New Roman" w:eastAsia="Times New Roman" w:cs="Times New Roman"/>
-          <w:vertAlign w:val="subscript"/>
-        </w:rPr>
-        <w:t>3</w:t>
-      </w:r>
-      <w:r>
-        <w:rPr>
-          <w:rFonts w:ascii="Times New Roman" w:hAnsi="Times New Roman" w:eastAsia="Times New Roman" w:cs="Times New Roman"/>
-        </w:rPr>
-        <w:t>C</w:t>
-      </w:r>
-      <w:r>
-        <w:rPr>
-          <w:rFonts w:ascii="Times New Roman" w:hAnsi="Times New Roman" w:eastAsia="Times New Roman" w:cs="Times New Roman"/>
-          <w:vertAlign w:val="superscript"/>
-        </w:rPr>
-        <w:t>+</w:t>
-      </w:r>
-      <w:r>
-        <w:rPr>
-          <w:rFonts w:ascii="Times New Roman" w:hAnsi="Times New Roman" w:eastAsia="Times New Roman" w:cs="Times New Roman"/>
-        </w:rPr>
-        <w:t>(3°) &gt; (CH</w:t>
-      </w:r>
-      <w:r>
-        <w:rPr>
-          <w:rFonts w:ascii="Times New Roman" w:hAnsi="Times New Roman" w:eastAsia="Times New Roman" w:cs="Times New Roman"/>
-          <w:vertAlign w:val="subscript"/>
-        </w:rPr>
-        <w:t>3</w:t>
-      </w:r>
-      <w:r>
-        <w:rPr>
-          <w:rFonts w:ascii="Times New Roman" w:hAnsi="Times New Roman" w:eastAsia="Times New Roman" w:cs="Times New Roman"/>
-        </w:rPr>
-        <w:t>)</w:t>
-      </w:r>
-      <w:r>
-        <w:rPr>
-          <w:rFonts w:ascii="Times New Roman" w:hAnsi="Times New Roman" w:eastAsia="Times New Roman" w:cs="Times New Roman"/>
-          <w:vertAlign w:val="subscript"/>
-        </w:rPr>
-        <w:t>2</w:t>
-      </w:r>
-      <w:r>
-        <w:rPr>
-          <w:rFonts w:ascii="Times New Roman" w:hAnsi="Times New Roman" w:eastAsia="Times New Roman" w:cs="Times New Roman"/>
-        </w:rPr>
-        <w:t>CH</w:t>
-      </w:r>
-      <w:r>
-        <w:rPr>
-          <w:rFonts w:ascii="Times New Roman" w:hAnsi="Times New Roman" w:eastAsia="Times New Roman" w:cs="Times New Roman"/>
-          <w:vertAlign w:val="superscript"/>
-        </w:rPr>
-        <w:t>+</w:t>
-      </w:r>
-      <w:r>
-        <w:rPr>
-          <w:rFonts w:ascii="Times New Roman" w:hAnsi="Times New Roman" w:eastAsia="Times New Roman" w:cs="Times New Roman"/>
-        </w:rPr>
-        <w:t>(2°) &gt; CH</w:t>
-      </w:r>
-      <w:r>
-        <w:rPr>
-          <w:rFonts w:ascii="Times New Roman" w:hAnsi="Times New Roman" w:eastAsia="Times New Roman" w:cs="Times New Roman"/>
-          <w:vertAlign w:val="subscript"/>
-        </w:rPr>
-        <w:t>3</w:t>
-      </w:r>
-      <w:r>
-        <w:rPr>
-          <w:rFonts w:ascii="Times New Roman" w:hAnsi="Times New Roman" w:eastAsia="Times New Roman" w:cs="Times New Roman"/>
-        </w:rPr>
-        <w:t>CH</w:t>
-      </w:r>
-      <w:r>
-        <w:rPr>
-          <w:rFonts w:ascii="Times New Roman" w:hAnsi="Times New Roman" w:eastAsia="Times New Roman" w:cs="Times New Roman"/>
-          <w:vertAlign w:val="subscript"/>
-        </w:rPr>
-        <w:t>2</w:t>
-      </w:r>
-      <w:r>
-        <w:rPr>
-          <w:rFonts w:ascii="Times New Roman" w:hAnsi="Times New Roman" w:eastAsia="Times New Roman" w:cs="Times New Roman"/>
-          <w:vertAlign w:val="superscript"/>
-        </w:rPr>
-        <w:t>+</w:t>
-      </w:r>
-      <w:r>
-        <w:rPr>
-          <w:rFonts w:ascii="Times New Roman" w:hAnsi="Times New Roman" w:eastAsia="Times New Roman" w:cs="Times New Roman"/>
-        </w:rPr>
-        <w:t>(1°) &gt; CH</w:t>
-      </w:r>
-      <w:r>
-        <w:rPr>
-          <w:rFonts w:ascii="Times New Roman" w:hAnsi="Times New Roman" w:eastAsia="Times New Roman" w:cs="Times New Roman"/>
-          <w:vertAlign w:val="subscript"/>
-        </w:rPr>
-        <w:t>3</w:t>
-      </w:r>
-      <w:r>
-        <w:rPr>
-          <w:rFonts w:ascii="Times New Roman" w:hAnsi="Times New Roman" w:eastAsia="Times New Roman" w:cs="Times New Roman"/>
-          <w:vertAlign w:val="superscript"/>
-        </w:rPr>
-        <w:t>+</w:t>
-      </w:r>
-      <w:r>
-        <w:rPr>
-          <w:rFonts w:ascii="Times New Roman" w:hAnsi="Times New Roman" w:eastAsia="Times New Roman" w:cs="Times New Roman"/>
-        </w:rPr>
-        <w:t xml:space="preserve"> </w:t>
-      </w:r>
-      <w:r>
-        <w:rPr>
-          <w:rFonts w:ascii="Times New Roman" w:hAnsi="Times New Roman" w:eastAsia="Times New Roman" w:cs="Times New Roman"/>
-          <w:b/>
-          <w:bCs/>
-        </w:rPr>
-        <w:t xml:space="preserve">9.</w:t>
-      </w:r>
-      <w:r>
-        <w:rPr>
-          <w:rFonts w:ascii="Times New Roman" w:hAnsi="Times New Roman" w:eastAsia="Times New Roman" w:cs="Times New Roman"/>
-        </w:rPr>
-        <w:t xml:space="preserve"> </w:t>
-      </w:r>
-      <w:r>
-        <w:rPr>
-          <w:rFonts w:hint="eastAsia" w:ascii="Times New Roman" w:hAnsi="Times New Roman" w:eastAsia="FangSong" w:cs="Times New Roman"/>
-        </w:rPr>
-        <w:t>共有</w:t>
-      </w:r>
-      <w:r>
-        <w:rPr>
-          <w:rFonts w:hint="eastAsia" w:ascii="Times New Roman" w:hAnsi="Times New Roman" w:eastAsia="Times New Roman" w:cs="Times New Roman"/>
-        </w:rPr>
-        <w:t>8</w:t>
-      </w:r>
-      <w:r>
-        <w:rPr>
-          <w:rFonts w:hint="eastAsia" w:ascii="Times New Roman" w:hAnsi="Times New Roman" w:eastAsia="FangSong" w:cs="Times New Roman"/>
-        </w:rPr>
-        <w:t>种立体异构体</w:t>
-      </w:r>
-      <w:r>
-        <w:rPr>
-          <w:rFonts w:hint="eastAsia" w:ascii="Times New Roman" w:hAnsi="Times New Roman" w:eastAsia="Times New Roman" w:cs="Times New Roman"/>
-        </w:rPr>
-        <w:t>（</w:t>
-      </w:r>
-      <w:r>
-        <w:rPr>
-          <w:rFonts w:hint="eastAsia" w:ascii="Times New Roman" w:hAnsi="Times New Roman" w:eastAsia="FangSong" w:cs="Times New Roman"/>
-        </w:rPr>
-        <w:t>考虑内消旋</w:t>
-      </w:r>
-      <w:r>
-        <w:rPr>
-          <w:rFonts w:hint="eastAsia" w:ascii="Times New Roman" w:hAnsi="Times New Roman" w:eastAsia="Times New Roman" w:cs="Times New Roman"/>
-        </w:rPr>
-        <w:t>）</w:t>
-      </w:r>
-      <w:r>
-        <w:rPr>
-          <w:rFonts w:ascii="Times New Roman" w:hAnsi="Times New Roman" w:eastAsia="Times New Roman" w:cs="Times New Roman"/>
-        </w:rPr>
-        <w:t xml:space="preserve"> </w:t>
-      </w:r>
-      <w:r>
-        <w:rPr>
-          <w:rFonts w:ascii="Times New Roman" w:hAnsi="Times New Roman" w:eastAsia="Times New Roman" w:cs="Times New Roman"/>
-          <w:b/>
-          <w:bCs/>
-        </w:rPr>
-        <w:t xml:space="preserve">10.</w:t>
-      </w:r>
-      <w:r>
-        <w:rPr>
-          <w:rFonts w:ascii="Times New Roman" w:hAnsi="Times New Roman" w:eastAsia="Times New Roman" w:cs="Times New Roman"/>
-        </w:rPr>
-        <w:t xml:space="preserve"> </w:t>
-      </w:r>
-      <w:r>
-        <w:rPr>
-          <w:rFonts w:hint="eastAsia" w:ascii="Times New Roman" w:hAnsi="Times New Roman" w:eastAsia="FangSong" w:cs="Times New Roman"/>
-        </w:rPr>
-        <w:t xml:space="preserve">可能为环辛烯或甲基环庚烯等</w:t>
+        <w:t>故排除</w:t>
+      </w:r>
+      <w:r>
+        <w:rPr>
+          <w:rFonts w:hint="eastAsia" w:ascii="Times New Roman" w:hAnsi="Times New Roman" w:eastAsia="Times New Roman" w:cs="Times New Roman"/>
+        </w:rPr>
+        <w:t>。）</w:t>
       </w:r>
     </w:p>
     <w:bookmarkEnd w:id="57"/>
@@ -34448,6 +36878,14 @@
       <ns0:color ns0:themeColor="accent1" ns0:themeShade="BF" ns0:val="365F91"/>
     </ns0:rPr>
   </ns0:style>
+  <w:style w:type="paragraph" w:customStyle="1" w:styleId="BodyText">
+    <w:name w:val="Body Text"/>
+    <w:basedOn w:val="BodyText"/>
+    <w:qFormat/>
+    <ns0:rPr>
+      <w:rFonts ns0:ascii="Times New Roman" ns0:hAnsi="Times New Roman" ns0:eastAsia="FangSong" ns0:cs="Times New Roman"/>
+    </ns0:rPr>
+  </w:style>
   <w:style w:type="paragraph" w:customStyle="1" w:styleId="MethodologyBlock">
     <w:name w:val="Methodology Block"/>
     <w:basedOn w:val="BodyText"/>

--- a/06-学生侧材料/讲义/6-有机化学/有机化学基础.docx
+++ b/06-学生侧材料/讲义/6-有机化学/有机化学基础.docx
@@ -2,7 +2,7 @@
 <file path=word/document.xml><?xml version="1.0" encoding="utf-8"?>
 <w:document xmlns:w="http://schemas.openxmlformats.org/wordprocessingml/2006/main" xmlns:m="http://schemas.openxmlformats.org/officeDocument/2006/math" xmlns:r="http://schemas.openxmlformats.org/officeDocument/2006/relationships" xmlns:o="urn:schemas-microsoft-com:office:office" xmlns:v="urn:schemas-microsoft-com:vml" xmlns:w10="urn:schemas-microsoft-com:office:word" xmlns:a="http://schemas.openxmlformats.org/drawingml/2006/main" xmlns:pic="http://schemas.openxmlformats.org/drawingml/2006/picture" xmlns:wp="http://schemas.openxmlformats.org/drawingml/2006/wordprocessingDrawing">
   <w:body>
-    <w:bookmarkStart w:id="58" w:name="第一讲有机化学基础结构电子效应与立体化学"/>
+    <w:bookmarkStart w:id="64" w:name="第一讲有机化学基础结构电子效应与立体化学"/>
     <w:p>
       <w:pPr>
         <w:pStyle w:val="Heading1"/>
@@ -54,27 +54,59 @@
     </w:p>
     <w:p>
       <w:pPr>
-        <w:pStyle w:val="BlockText"/>
+        <w:pStyle w:val="FirstParagraph"/>
         <w:spacing w:before="160" w:after="80"/>
         <w:jc w:val="center"/>
       </w:pPr>
       <w:r>
         <w:rPr>
           <w:rFonts w:hint="eastAsia" w:ascii="Times New Roman" w:hAnsi="Times New Roman" w:eastAsia="FangSong" w:cs="Times New Roman"/>
-        </w:rPr>
-        <w:t xml:space="preserve">离域化箭头</w:t>
-      </w:r>
-      <w:r>
-        <w:rPr>
-          <w:rFonts w:ascii="Times New Roman" w:hAnsi="Times New Roman" w:eastAsia="Times New Roman" w:cs="Times New Roman"/>
-        </w:rPr>
-        <w:t xml:space="preserve"> vs </w:t>
-      </w:r>
-      <w:r>
-        <w:rPr>
-          <w:rFonts w:hint="eastAsia" w:ascii="Times New Roman" w:hAnsi="Times New Roman" w:eastAsia="FangSong" w:cs="Times New Roman"/>
-        </w:rPr>
-        <w:t>平衡箭头</w:t>
+          <w:b/>
+          <w:bCs/>
+        </w:rPr>
+        <w:t xml:space="preserve">教材配图</w:t>
+      </w:r>
+      <w:r>
+        <w:rPr>
+          <w:rFonts w:ascii="Times New Roman" w:hAnsi="Times New Roman" w:eastAsia="Times New Roman" w:cs="Times New Roman"/>
+        </w:rPr>
+        <w:t xml:space="preserve"> </w:t>
+      </w:r>
+      <w:r>
+        <w:rPr>
+          <w:rFonts w:ascii="Times New Roman" w:hAnsi="Times New Roman" w:eastAsia="Times New Roman" w:cs="Times New Roman"/>
+        </w:rPr>
+        <w:t xml:space="preserve">&gt; </w:t>
+      </w:r>
+      <w:r>
+        <w:rPr>
+          <w:rFonts w:hint="eastAsia" w:ascii="Times New Roman" w:hAnsi="Times New Roman" w:eastAsia="FangSong" w:cs="Times New Roman"/>
+        </w:rPr>
+        <w:t xml:space="preserve">苯</w:t>
+      </w:r>
+      <w:r>
+        <w:rPr>
+          <w:rFonts w:ascii="Times New Roman" w:hAnsi="Times New Roman" w:eastAsia="Times New Roman" w:cs="Times New Roman"/>
+        </w:rPr>
+        <w:t xml:space="preserve"> Kekulé/σ </w:t>
+      </w:r>
+      <w:r>
+        <w:rPr>
+          <w:rFonts w:hint="eastAsia" w:ascii="Times New Roman" w:hAnsi="Times New Roman" w:eastAsia="FangSong" w:cs="Times New Roman"/>
+        </w:rPr>
+        <w:t xml:space="preserve">骨架与</w:t>
+      </w:r>
+      <w:r>
+        <w:rPr>
+          <w:rFonts w:ascii="Times New Roman" w:hAnsi="Times New Roman" w:eastAsia="Times New Roman" w:cs="Times New Roman"/>
+        </w:rPr>
+        <w:t xml:space="preserve"> p </w:t>
+      </w:r>
+      <w:r>
+        <w:rPr>
+          <w:rFonts w:hint="eastAsia" w:ascii="Times New Roman" w:hAnsi="Times New Roman" w:eastAsia="FangSong" w:cs="Times New Roman"/>
+        </w:rPr>
+        <w:t>轨道</w:t>
       </w:r>
       <w:r>
         <w:rPr>
@@ -88,14 +120,14 @@
         </w:rPr>
         <w:drawing>
           <wp:inline>
-            <wp:extent cx="1955800" cy="1562100"/>
+            <wp:extent cx="2667000" cy="694349"/>
             <wp:effectExtent b="0" l="0" r="0" t="0"/>
             <wp:docPr descr="" title="" id="10" name="Picture"/>
             <a:graphic>
               <a:graphicData uri="http://schemas.openxmlformats.org/drawingml/2006/picture">
                 <pic:pic>
                   <pic:nvPicPr>
-                    <pic:cNvPr descr="98a7dc28959cc7e9e471d38b4b630a67bb59e317cad4706c5cb386e46fe65be9.jpg" id="11" name="Picture"/>
+                    <pic:cNvPr descr="466128293ac7ad8af41926ef0497e43ceb7e955253814ae76ac75c27cba2411e.jpg" id="11" name="Picture"/>
                     <pic:cNvPicPr>
                       <a:picLocks noChangeArrowheads="1" noChangeAspect="1"/>
                     </pic:cNvPicPr>
@@ -109,7 +141,7 @@
                   <pic:spPr bwMode="auto">
                     <a:xfrm>
                       <a:off x="0" y="0"/>
-                      <a:ext cx="1955800" cy="1562100"/>
+                      <a:ext cx="2667000" cy="694349"/>
                     </a:xfrm>
                     <a:prstGeom prst="rect">
                       <a:avLst/>
@@ -135,6 +167,18 @@
       </w:r>
       <w:r>
         <w:rPr>
+          <w:rFonts w:ascii="Times New Roman" w:hAnsi="Times New Roman" w:eastAsia="Times New Roman" w:cs="Times New Roman"/>
+        </w:rPr>
+        <w:t xml:space="preserve">&gt;</w:t>
+      </w:r>
+      <w:r>
+        <w:rPr>
+          <w:rFonts w:ascii="Times New Roman" w:hAnsi="Times New Roman" w:eastAsia="Times New Roman" w:cs="Times New Roman"/>
+        </w:rPr>
+        <w:t xml:space="preserve"> </w:t>
+      </w:r>
+      <w:r>
+        <w:rPr>
           <w:rFonts w:hint="eastAsia" w:ascii="Times New Roman" w:hAnsi="Times New Roman" w:eastAsia="FangSong" w:cs="Times New Roman"/>
           <w:i/>
           <w:iCs/>
@@ -155,7 +199,55 @@
           <w:i/>
           <w:iCs/>
         </w:rPr>
-        <w:t xml:space="preserve">离域化箭头与平衡箭头的区别</w:t>
+        <w:t xml:space="preserve">苯</w:t>
+      </w:r>
+      <w:r>
+        <w:rPr>
+          <w:rFonts w:ascii="Times New Roman" w:hAnsi="Times New Roman" w:eastAsia="Times New Roman" w:cs="Times New Roman"/>
+          <w:i/>
+          <w:iCs/>
+        </w:rPr>
+        <w:t xml:space="preserve"> Kekulé </w:t>
+      </w:r>
+      <w:r>
+        <w:rPr>
+          <w:rFonts w:hint="eastAsia" w:ascii="Times New Roman" w:hAnsi="Times New Roman" w:eastAsia="FangSong" w:cs="Times New Roman"/>
+          <w:i/>
+          <w:iCs/>
+        </w:rPr>
+        <w:t xml:space="preserve">结构的</w:t>
+      </w:r>
+      <w:r>
+        <w:rPr>
+          <w:rFonts w:ascii="Times New Roman" w:hAnsi="Times New Roman" w:eastAsia="Times New Roman" w:cs="Times New Roman"/>
+          <w:i/>
+          <w:iCs/>
+        </w:rPr>
+        <w:t xml:space="preserve"> σ </w:t>
+      </w:r>
+      <w:r>
+        <w:rPr>
+          <w:rFonts w:hint="eastAsia" w:ascii="Times New Roman" w:hAnsi="Times New Roman" w:eastAsia="FangSong" w:cs="Times New Roman"/>
+          <w:i/>
+          <w:iCs/>
+        </w:rPr>
+        <w:t xml:space="preserve">骨架与</w:t>
+      </w:r>
+      <w:r>
+        <w:rPr>
+          <w:rFonts w:ascii="Times New Roman" w:hAnsi="Times New Roman" w:eastAsia="Times New Roman" w:cs="Times New Roman"/>
+          <w:i/>
+          <w:iCs/>
+        </w:rPr>
+        <w:t xml:space="preserve"> p </w:t>
+      </w:r>
+      <w:r>
+        <w:rPr>
+          <w:rFonts w:hint="eastAsia" w:ascii="Times New Roman" w:hAnsi="Times New Roman" w:eastAsia="FangSong" w:cs="Times New Roman"/>
+          <w:i/>
+          <w:iCs/>
+        </w:rPr>
+        <w:t xml:space="preserve">轨道</w:t>
       </w:r>
       <w:r>
         <w:rPr>
@@ -165,33 +257,33 @@
       </w:r>
       <w:r>
         <w:rPr>
-          <w:rFonts w:hint="eastAsia" w:ascii="Times New Roman" w:hAnsi="Times New Roman" w:eastAsia="FangSong" w:cs="Times New Roman"/>
-        </w:rPr>
-        <w:t>苯电子衍射</w:t>
-      </w:r>
-      <w:r>
-        <w:rPr>
-          <w:rFonts w:hint="eastAsia" w:ascii="Times New Roman" w:hAnsi="Times New Roman" w:eastAsia="Times New Roman" w:cs="Times New Roman"/>
-        </w:rPr>
-        <w:t>（</w:t>
-      </w:r>
-      <w:r>
-        <w:rPr>
-          <w:rFonts w:hint="eastAsia" w:ascii="Times New Roman" w:hAnsi="Times New Roman" w:eastAsia="FangSong" w:cs="Times New Roman"/>
-        </w:rPr>
-        <w:t>键长证据</w:t>
-      </w:r>
-      <w:r>
-        <w:rPr>
-          <w:rFonts w:ascii="Times New Roman" w:hAnsi="Times New Roman" w:eastAsia="Times New Roman" w:cs="Times New Roman"/>
-        </w:rPr>
-        <w:t xml:space="preserve"> 139.5 </w:t>
-      </w:r>
-      <w:r>
-        <w:rPr>
-          <w:rFonts w:hint="eastAsia" w:ascii="Times New Roman" w:hAnsi="Times New Roman" w:eastAsia="Times New Roman" w:cs="Times New Roman"/>
-        </w:rPr>
-        <w:t xml:space="preserve">pm）：</w:t>
+          <w:rFonts w:ascii="Times New Roman" w:hAnsi="Times New Roman" w:eastAsia="Times New Roman" w:cs="Times New Roman"/>
+        </w:rPr>
+        <w:t xml:space="preserve">&gt; </w:t>
+      </w:r>
+      <w:r>
+        <w:rPr>
+          <w:rFonts w:hint="eastAsia" w:ascii="Times New Roman" w:hAnsi="Times New Roman" w:eastAsia="FangSong" w:cs="Times New Roman"/>
+        </w:rPr>
+        <w:t xml:space="preserve">两种</w:t>
+      </w:r>
+      <w:r>
+        <w:rPr>
+          <w:rFonts w:ascii="Times New Roman" w:hAnsi="Times New Roman" w:eastAsia="Times New Roman" w:cs="Times New Roman"/>
+        </w:rPr>
+        <w:t xml:space="preserve"> Kekulé </w:t>
+      </w:r>
+      <w:r>
+        <w:rPr>
+          <w:rFonts w:hint="eastAsia" w:ascii="Times New Roman" w:hAnsi="Times New Roman" w:eastAsia="FangSong" w:cs="Times New Roman"/>
+        </w:rPr>
+        <w:t>结构用弯曲箭头连接</w:t>
+      </w:r>
+      <w:r>
+        <w:rPr>
+          <w:rFonts w:hint="eastAsia" w:ascii="Times New Roman" w:hAnsi="Times New Roman" w:eastAsia="Times New Roman" w:cs="Times New Roman"/>
+        </w:rPr>
+        <w:t>：</w:t>
       </w:r>
       <w:r>
         <w:rPr>
@@ -199,14 +291,14 @@
         </w:rPr>
         <w:drawing>
           <wp:inline>
-            <wp:extent cx="3240000" cy="2959999"/>
+            <wp:extent cx="2667000" cy="445851"/>
             <wp:effectExtent b="0" l="0" r="0" t="0"/>
             <wp:docPr descr="" title="" id="13" name="Picture"/>
             <a:graphic>
               <a:graphicData uri="http://schemas.openxmlformats.org/drawingml/2006/picture">
                 <pic:pic>
                   <pic:nvPicPr>
-                    <pic:cNvPr descr="0a8b8f8e6b78c6a05909abc457ba194e280ebdc8340ee14777b591cd4cbc88a7.jpg" id="14" name="Picture"/>
+                    <pic:cNvPr descr="4ef4c5f4c8a99a0e15608cb13dd04488bc5fe86e1558df8f7d2f476606fee073.jpg" id="14" name="Picture"/>
                     <pic:cNvPicPr>
                       <a:picLocks noChangeArrowheads="1" noChangeAspect="1"/>
                     </pic:cNvPicPr>
@@ -220,7 +312,7 @@
                   <pic:spPr bwMode="auto">
                     <a:xfrm>
                       <a:off x="0" y="0"/>
-                      <a:ext cx="3240000" cy="2959999"/>
+                      <a:ext cx="2667000" cy="445851"/>
                     </a:xfrm>
                     <a:prstGeom prst="rect">
                       <a:avLst/>
@@ -246,6 +338,18 @@
       </w:r>
       <w:r>
         <w:rPr>
+          <w:rFonts w:ascii="Times New Roman" w:hAnsi="Times New Roman" w:eastAsia="Times New Roman" w:cs="Times New Roman"/>
+        </w:rPr>
+        <w:t xml:space="preserve">&gt;</w:t>
+      </w:r>
+      <w:r>
+        <w:rPr>
+          <w:rFonts w:ascii="Times New Roman" w:hAnsi="Times New Roman" w:eastAsia="Times New Roman" w:cs="Times New Roman"/>
+        </w:rPr>
+        <w:t xml:space="preserve"> </w:t>
+      </w:r>
+      <w:r>
+        <w:rPr>
           <w:rFonts w:hint="eastAsia" w:ascii="Times New Roman" w:hAnsi="Times New Roman" w:eastAsia="FangSong" w:cs="Times New Roman"/>
           <w:i/>
           <w:iCs/>
@@ -266,7 +370,7 @@
           <w:i/>
           <w:iCs/>
         </w:rPr>
-        <w:t xml:space="preserve">苯分子电子衍射图像</w:t>
+        <w:t xml:space="preserve">定域结构间用弯曲箭头表示离域</w:t>
       </w:r>
       <w:r>
         <w:rPr>
@@ -278,13 +382,32 @@
         <w:rPr>
           <w:rFonts w:ascii="Times New Roman" w:hAnsi="Times New Roman" w:eastAsia="Times New Roman" w:cs="Times New Roman"/>
         </w:rPr>
-        <w:t xml:space="preserve">③ Newman </w:t>
-      </w:r>
-      <w:r>
-        <w:rPr>
-          <w:rFonts w:hint="eastAsia" w:ascii="Times New Roman" w:hAnsi="Times New Roman" w:eastAsia="FangSong" w:cs="Times New Roman"/>
-        </w:rPr>
-        <w:t>投影</w:t>
+        <w:t xml:space="preserve">&gt;</w:t>
+      </w:r>
+    </w:p>
+    <w:p>
+      <w:pPr>
+        <w:pStyle w:val="BlockText"/>
+        <w:spacing w:before="160" w:after="80"/>
+        <w:jc w:val="center"/>
+      </w:pPr>
+      <w:r>
+        <w:rPr>
+          <w:rFonts w:hint="eastAsia" w:ascii="Times New Roman" w:hAnsi="Times New Roman" w:eastAsia="FangSong" w:cs="Times New Roman"/>
+        </w:rPr>
+        <w:t xml:space="preserve">离域化箭头</w:t>
+      </w:r>
+      <w:r>
+        <w:rPr>
+          <w:rFonts w:ascii="Times New Roman" w:hAnsi="Times New Roman" w:eastAsia="Times New Roman" w:cs="Times New Roman"/>
+        </w:rPr>
+        <w:t xml:space="preserve"> vs </w:t>
+      </w:r>
+      <w:r>
+        <w:rPr>
+          <w:rFonts w:hint="eastAsia" w:ascii="Times New Roman" w:hAnsi="Times New Roman" w:eastAsia="FangSong" w:cs="Times New Roman"/>
+        </w:rPr>
+        <w:t>平衡箭头</w:t>
       </w:r>
       <w:r>
         <w:rPr>
@@ -298,14 +421,14 @@
         </w:rPr>
         <w:drawing>
           <wp:inline>
-            <wp:extent cx="1879600" cy="1282700"/>
+            <wp:extent cx="2667000" cy="2130136"/>
             <wp:effectExtent b="0" l="0" r="0" t="0"/>
             <wp:docPr descr="" title="" id="16" name="Picture"/>
             <a:graphic>
               <a:graphicData uri="http://schemas.openxmlformats.org/drawingml/2006/picture">
                 <pic:pic>
                   <pic:nvPicPr>
-                    <pic:cNvPr descr="4fdc04b57a2775ad838f58638e524db88e4db51fbe4d32d8e131d224e3943aaa.jpg" id="17" name="Picture"/>
+                    <pic:cNvPr descr="98a7dc28959cc7e9e471d38b4b630a67bb59e317cad4706c5cb386e46fe65be9.jpg" id="17" name="Picture"/>
                     <pic:cNvPicPr>
                       <a:picLocks noChangeArrowheads="1" noChangeAspect="1"/>
                     </pic:cNvPicPr>
@@ -319,7 +442,7 @@
                   <pic:spPr bwMode="auto">
                     <a:xfrm>
                       <a:off x="0" y="0"/>
-                      <a:ext cx="1879600" cy="1282700"/>
+                      <a:ext cx="2667000" cy="2130136"/>
                     </a:xfrm>
                     <a:prstGeom prst="rect">
                       <a:avLst/>
@@ -365,23 +488,7 @@
           <w:i/>
           <w:iCs/>
         </w:rPr>
-        <w:t xml:space="preserve">乙烷的</w:t>
-      </w:r>
-      <w:r>
-        <w:rPr>
-          <w:rFonts w:ascii="Times New Roman" w:hAnsi="Times New Roman" w:eastAsia="Times New Roman" w:cs="Times New Roman"/>
-          <w:i/>
-          <w:iCs/>
-        </w:rPr>
-        <w:t xml:space="preserve"> Newman </w:t>
-      </w:r>
-      <w:r>
-        <w:rPr>
-          <w:rFonts w:hint="eastAsia" w:ascii="Times New Roman" w:hAnsi="Times New Roman" w:eastAsia="FangSong" w:cs="Times New Roman"/>
-          <w:i/>
-          <w:iCs/>
-        </w:rPr>
-        <w:t xml:space="preserve">投影</w:t>
+        <w:t xml:space="preserve">离域化箭头与平衡箭头的区别</w:t>
       </w:r>
       <w:r>
         <w:rPr>
@@ -391,33 +498,33 @@
       </w:r>
       <w:r>
         <w:rPr>
-          <w:rFonts w:ascii="Times New Roman" w:hAnsi="Times New Roman" w:eastAsia="Times New Roman" w:cs="Times New Roman"/>
-        </w:rPr>
-        <w:t xml:space="preserve">④ </w:t>
-      </w:r>
-      <w:r>
-        <w:rPr>
-          <w:rFonts w:hint="eastAsia" w:ascii="Times New Roman" w:hAnsi="Times New Roman" w:eastAsia="FangSong" w:cs="Times New Roman"/>
-        </w:rPr>
-        <w:t xml:space="preserve">椅式</w:t>
-      </w:r>
-      <w:r>
-        <w:rPr>
-          <w:rFonts w:ascii="Times New Roman" w:hAnsi="Times New Roman" w:eastAsia="Times New Roman" w:cs="Times New Roman"/>
-        </w:rPr>
-        <w:t xml:space="preserve"> a/e </w:t>
-      </w:r>
-      <w:r>
-        <w:rPr>
-          <w:rFonts w:hint="eastAsia" w:ascii="Times New Roman" w:hAnsi="Times New Roman" w:eastAsia="FangSong" w:cs="Times New Roman"/>
-        </w:rPr>
-        <w:t>键图</w:t>
-      </w:r>
-      <w:r>
-        <w:rPr>
-          <w:rFonts w:hint="eastAsia" w:ascii="Times New Roman" w:hAnsi="Times New Roman" w:eastAsia="Times New Roman" w:cs="Times New Roman"/>
-        </w:rPr>
-        <w:t>：</w:t>
+          <w:rFonts w:hint="eastAsia" w:ascii="Times New Roman" w:hAnsi="Times New Roman" w:eastAsia="FangSong" w:cs="Times New Roman"/>
+        </w:rPr>
+        <w:t>苯电子衍射</w:t>
+      </w:r>
+      <w:r>
+        <w:rPr>
+          <w:rFonts w:hint="eastAsia" w:ascii="Times New Roman" w:hAnsi="Times New Roman" w:eastAsia="Times New Roman" w:cs="Times New Roman"/>
+        </w:rPr>
+        <w:t>（</w:t>
+      </w:r>
+      <w:r>
+        <w:rPr>
+          <w:rFonts w:hint="eastAsia" w:ascii="Times New Roman" w:hAnsi="Times New Roman" w:eastAsia="FangSong" w:cs="Times New Roman"/>
+        </w:rPr>
+        <w:t>键长证据</w:t>
+      </w:r>
+      <w:r>
+        <w:rPr>
+          <w:rFonts w:ascii="Times New Roman" w:hAnsi="Times New Roman" w:eastAsia="Times New Roman" w:cs="Times New Roman"/>
+        </w:rPr>
+        <w:t xml:space="preserve"> 139.5 </w:t>
+      </w:r>
+      <w:r>
+        <w:rPr>
+          <w:rFonts w:hint="eastAsia" w:ascii="Times New Roman" w:hAnsi="Times New Roman" w:eastAsia="Times New Roman" w:cs="Times New Roman"/>
+        </w:rPr>
+        <w:t xml:space="preserve">pm）：</w:t>
       </w:r>
       <w:r>
         <w:rPr>
@@ -425,14 +532,14 @@
         </w:rPr>
         <w:drawing>
           <wp:inline>
-            <wp:extent cx="3600000" cy="913489"/>
+            <wp:extent cx="2667000" cy="2436518"/>
             <wp:effectExtent b="0" l="0" r="0" t="0"/>
             <wp:docPr descr="" title="" id="19" name="Picture"/>
             <a:graphic>
               <a:graphicData uri="http://schemas.openxmlformats.org/drawingml/2006/picture">
                 <pic:pic>
                   <pic:nvPicPr>
-                    <pic:cNvPr descr="5b9e043e11b65bcc3ec758240f236f49bca0fa39e82e9632fbfe95cbf1a9f219.jpg" id="20" name="Picture"/>
+                    <pic:cNvPr descr="0a8b8f8e6b78c6a05909abc457ba194e280ebdc8340ee14777b591cd4cbc88a7.jpg" id="20" name="Picture"/>
                     <pic:cNvPicPr>
                       <a:picLocks noChangeArrowheads="1" noChangeAspect="1"/>
                     </pic:cNvPicPr>
@@ -446,7 +553,7 @@
                   <pic:spPr bwMode="auto">
                     <a:xfrm>
                       <a:off x="0" y="0"/>
-                      <a:ext cx="3600000" cy="913489"/>
+                      <a:ext cx="2667000" cy="2436518"/>
                     </a:xfrm>
                     <a:prstGeom prst="rect">
                       <a:avLst/>
@@ -492,6 +599,232 @@
           <w:i/>
           <w:iCs/>
         </w:rPr>
+        <w:t xml:space="preserve">苯分子电子衍射图像</w:t>
+      </w:r>
+      <w:r>
+        <w:rPr>
+          <w:rFonts w:ascii="Times New Roman" w:hAnsi="Times New Roman" w:eastAsia="Times New Roman" w:cs="Times New Roman"/>
+        </w:rPr>
+        <w:t xml:space="preserve"> </w:t>
+      </w:r>
+      <w:r>
+        <w:rPr>
+          <w:rFonts w:ascii="Times New Roman" w:hAnsi="Times New Roman" w:eastAsia="Times New Roman" w:cs="Times New Roman"/>
+        </w:rPr>
+        <w:t xml:space="preserve">③ Newman </w:t>
+      </w:r>
+      <w:r>
+        <w:rPr>
+          <w:rFonts w:hint="eastAsia" w:ascii="Times New Roman" w:hAnsi="Times New Roman" w:eastAsia="FangSong" w:cs="Times New Roman"/>
+        </w:rPr>
+        <w:t>投影</w:t>
+      </w:r>
+      <w:r>
+        <w:rPr>
+          <w:rFonts w:hint="eastAsia" w:ascii="Times New Roman" w:hAnsi="Times New Roman" w:eastAsia="Times New Roman" w:cs="Times New Roman"/>
+        </w:rPr>
+        <w:t>：</w:t>
+      </w:r>
+      <w:r>
+        <w:rPr>
+          <w:rFonts w:ascii="Times New Roman" w:hAnsi="Times New Roman" w:eastAsia="Times New Roman" w:cs="Times New Roman"/>
+        </w:rPr>
+        <w:drawing>
+          <wp:inline>
+            <wp:extent cx="2667000" cy="1820047"/>
+            <wp:effectExtent b="0" l="0" r="0" t="0"/>
+            <wp:docPr descr="" title="" id="22" name="Picture"/>
+            <a:graphic>
+              <a:graphicData uri="http://schemas.openxmlformats.org/drawingml/2006/picture">
+                <pic:pic>
+                  <pic:nvPicPr>
+                    <pic:cNvPr descr="4fdc04b57a2775ad838f58638e524db88e4db51fbe4d32d8e131d224e3943aaa.jpg" id="23" name="Picture"/>
+                    <pic:cNvPicPr>
+                      <a:picLocks noChangeArrowheads="1" noChangeAspect="1"/>
+                    </pic:cNvPicPr>
+                  </pic:nvPicPr>
+                  <pic:blipFill>
+                    <a:blip r:embed="rId21"/>
+                    <a:stretch>
+                      <a:fillRect/>
+                    </a:stretch>
+                  </pic:blipFill>
+                  <pic:spPr bwMode="auto">
+                    <a:xfrm>
+                      <a:off x="0" y="0"/>
+                      <a:ext cx="2667000" cy="1820047"/>
+                    </a:xfrm>
+                    <a:prstGeom prst="rect">
+                      <a:avLst/>
+                    </a:prstGeom>
+                    <a:noFill/>
+                    <a:ln w="9525">
+                      <a:noFill/>
+                      <a:headEnd/>
+                      <a:tailEnd/>
+                    </a:ln>
+                  </pic:spPr>
+                </pic:pic>
+              </a:graphicData>
+            </a:graphic>
+          </wp:inline>
+        </w:drawing>
+      </w:r>
+      <w:r>
+        <w:rPr>
+          <w:rFonts w:ascii="Times New Roman" w:hAnsi="Times New Roman" w:eastAsia="Times New Roman" w:cs="Times New Roman"/>
+        </w:rPr>
+        <w:t xml:space="preserve"> </w:t>
+      </w:r>
+      <w:r>
+        <w:rPr>
+          <w:rFonts w:hint="eastAsia" w:ascii="Times New Roman" w:hAnsi="Times New Roman" w:eastAsia="FangSong" w:cs="Times New Roman"/>
+          <w:i/>
+          <w:iCs/>
+        </w:rPr>
+        <w:t xml:space="preserve">图</w:t>
+      </w:r>
+      <w:r>
+        <w:rPr>
+          <w:rFonts w:ascii="Times New Roman" w:hAnsi="Times New Roman" w:eastAsia="Times New Roman" w:cs="Times New Roman"/>
+          <w:i/>
+          <w:iCs/>
+        </w:rPr>
+        <w:t xml:space="preserve"> </w:t>
+      </w:r>
+      <w:r>
+        <w:rPr>
+          <w:rFonts w:hint="eastAsia" w:ascii="Times New Roman" w:hAnsi="Times New Roman" w:eastAsia="FangSong" w:cs="Times New Roman"/>
+          <w:i/>
+          <w:iCs/>
+        </w:rPr>
+        <w:t xml:space="preserve">乙烷的</w:t>
+      </w:r>
+      <w:r>
+        <w:rPr>
+          <w:rFonts w:ascii="Times New Roman" w:hAnsi="Times New Roman" w:eastAsia="Times New Roman" w:cs="Times New Roman"/>
+          <w:i/>
+          <w:iCs/>
+        </w:rPr>
+        <w:t xml:space="preserve"> Newman </w:t>
+      </w:r>
+      <w:r>
+        <w:rPr>
+          <w:rFonts w:hint="eastAsia" w:ascii="Times New Roman" w:hAnsi="Times New Roman" w:eastAsia="FangSong" w:cs="Times New Roman"/>
+          <w:i/>
+          <w:iCs/>
+        </w:rPr>
+        <w:t xml:space="preserve">投影</w:t>
+      </w:r>
+      <w:r>
+        <w:rPr>
+          <w:rFonts w:ascii="Times New Roman" w:hAnsi="Times New Roman" w:eastAsia="Times New Roman" w:cs="Times New Roman"/>
+        </w:rPr>
+        <w:t xml:space="preserve"> </w:t>
+      </w:r>
+      <w:r>
+        <w:rPr>
+          <w:rFonts w:ascii="Times New Roman" w:hAnsi="Times New Roman" w:eastAsia="Times New Roman" w:cs="Times New Roman"/>
+        </w:rPr>
+        <w:t xml:space="preserve">④ </w:t>
+      </w:r>
+      <w:r>
+        <w:rPr>
+          <w:rFonts w:hint="eastAsia" w:ascii="Times New Roman" w:hAnsi="Times New Roman" w:eastAsia="FangSong" w:cs="Times New Roman"/>
+        </w:rPr>
+        <w:t xml:space="preserve">椅式</w:t>
+      </w:r>
+      <w:r>
+        <w:rPr>
+          <w:rFonts w:ascii="Times New Roman" w:hAnsi="Times New Roman" w:eastAsia="Times New Roman" w:cs="Times New Roman"/>
+        </w:rPr>
+        <w:t xml:space="preserve"> a/e </w:t>
+      </w:r>
+      <w:r>
+        <w:rPr>
+          <w:rFonts w:hint="eastAsia" w:ascii="Times New Roman" w:hAnsi="Times New Roman" w:eastAsia="FangSong" w:cs="Times New Roman"/>
+        </w:rPr>
+        <w:t>键图</w:t>
+      </w:r>
+      <w:r>
+        <w:rPr>
+          <w:rFonts w:hint="eastAsia" w:ascii="Times New Roman" w:hAnsi="Times New Roman" w:eastAsia="Times New Roman" w:cs="Times New Roman"/>
+        </w:rPr>
+        <w:t>：</w:t>
+      </w:r>
+      <w:r>
+        <w:rPr>
+          <w:rFonts w:ascii="Times New Roman" w:hAnsi="Times New Roman" w:eastAsia="Times New Roman" w:cs="Times New Roman"/>
+        </w:rPr>
+        <w:drawing>
+          <wp:inline>
+            <wp:extent cx="2667000" cy="676744"/>
+            <wp:effectExtent b="0" l="0" r="0" t="0"/>
+            <wp:docPr descr="" title="" id="25" name="Picture"/>
+            <a:graphic>
+              <a:graphicData uri="http://schemas.openxmlformats.org/drawingml/2006/picture">
+                <pic:pic>
+                  <pic:nvPicPr>
+                    <pic:cNvPr descr="5b9e043e11b65bcc3ec758240f236f49bca0fa39e82e9632fbfe95cbf1a9f219.jpg" id="26" name="Picture"/>
+                    <pic:cNvPicPr>
+                      <a:picLocks noChangeArrowheads="1" noChangeAspect="1"/>
+                    </pic:cNvPicPr>
+                  </pic:nvPicPr>
+                  <pic:blipFill>
+                    <a:blip r:embed="rId24"/>
+                    <a:stretch>
+                      <a:fillRect/>
+                    </a:stretch>
+                  </pic:blipFill>
+                  <pic:spPr bwMode="auto">
+                    <a:xfrm>
+                      <a:off x="0" y="0"/>
+                      <a:ext cx="2667000" cy="676744"/>
+                    </a:xfrm>
+                    <a:prstGeom prst="rect">
+                      <a:avLst/>
+                    </a:prstGeom>
+                    <a:noFill/>
+                    <a:ln w="9525">
+                      <a:noFill/>
+                      <a:headEnd/>
+                      <a:tailEnd/>
+                    </a:ln>
+                  </pic:spPr>
+                </pic:pic>
+              </a:graphicData>
+            </a:graphic>
+          </wp:inline>
+        </w:drawing>
+      </w:r>
+      <w:r>
+        <w:rPr>
+          <w:rFonts w:ascii="Times New Roman" w:hAnsi="Times New Roman" w:eastAsia="Times New Roman" w:cs="Times New Roman"/>
+        </w:rPr>
+        <w:t xml:space="preserve"> </w:t>
+      </w:r>
+      <w:r>
+        <w:rPr>
+          <w:rFonts w:hint="eastAsia" w:ascii="Times New Roman" w:hAnsi="Times New Roman" w:eastAsia="FangSong" w:cs="Times New Roman"/>
+          <w:i/>
+          <w:iCs/>
+        </w:rPr>
+        <w:t xml:space="preserve">图</w:t>
+      </w:r>
+      <w:r>
+        <w:rPr>
+          <w:rFonts w:ascii="Times New Roman" w:hAnsi="Times New Roman" w:eastAsia="Times New Roman" w:cs="Times New Roman"/>
+          <w:i/>
+          <w:iCs/>
+        </w:rPr>
+        <w:t xml:space="preserve"> </w:t>
+      </w:r>
+      <w:r>
+        <w:rPr>
+          <w:rFonts w:hint="eastAsia" w:ascii="Times New Roman" w:hAnsi="Times New Roman" w:eastAsia="FangSong" w:cs="Times New Roman"/>
+          <w:i/>
+          <w:iCs/>
+        </w:rPr>
         <w:t>环己烷椅式构象的直立</w:t>
       </w:r>
       <w:r>
@@ -514,6 +847,7 @@
     <w:p>
       <w:pPr>
         <w:pStyle w:val="BlockText"/>
+        <w:ind w:firstLine="420"/>
       </w:pPr>
       <w:r>
         <w:rPr>
@@ -634,7 +968,7 @@
         </w:pict>
       </w:r>
     </w:p>
-    <w:bookmarkStart w:id="21" w:name="学习目标"/>
+    <w:bookmarkStart w:id="27" w:name="学习目标"/>
     <w:p>
       <w:pPr>
         <w:pStyle w:val="Heading2"/>
@@ -651,6 +985,7 @@
       <w:pPr>
         <w:pStyle w:val="BlockText"/>
         <w:spacing w:after="80"/>
+        <w:ind w:firstLine="420"/>
       </w:pPr>
       <w:r>
         <w:rPr>
@@ -731,6 +1066,15 @@
         <w:tblW w:type="pct" w:w="5000"/>
         <w:tblLayout w:type="fixed"/>
         <w:tblLook w:firstRow="1" w:lastRow="0" w:firstColumn="0" w:lastColumn="0" w:noHBand="0" w:noVBand="0" w:val="0020"/>
+        <w:jc w:val="center"/>
+        <w:tblBorders>
+          <w:top w:val="single" w:sz="12" w:space="0" w:color="333333"/>
+          <w:bottom w:val="single" w:sz="12" w:space="0" w:color="333333"/>
+          <w:left w:val="none"/>
+          <w:right w:val="none"/>
+          <w:insideH w:val="none"/>
+          <w:insideV w:val="none"/>
+        </w:tblBorders>
       </w:tblPr>
       <w:tblGrid>
         <w:gridCol w:w="3960"/>
@@ -741,7 +1085,11 @@
           <w:tblHeader w:val="on"/>
         </w:trPr>
         <w:tc>
-          <w:tcPr/>
+          <w:tcPr>
+            <w:tcBorders>
+              <w:bottom w:val="single" w:sz="6" w:space="0" w:color="333333"/>
+            </w:tcBorders>
+          </w:tcPr>
           <w:p>
             <w:pPr>
               <w:pStyle w:val="Compact"/>
@@ -757,7 +1105,11 @@
           </w:p>
         </w:tc>
         <w:tc>
-          <w:tcPr/>
+          <w:tcPr>
+            <w:tcBorders>
+              <w:bottom w:val="single" w:sz="6" w:space="0" w:color="333333"/>
+            </w:tcBorders>
+          </w:tcPr>
           <w:p>
             <w:pPr>
               <w:pStyle w:val="Compact"/>
@@ -1184,8 +1536,8 @@
         </w:pict>
       </w:r>
     </w:p>
-    <w:bookmarkEnd w:id="21"/>
-    <w:bookmarkStart w:id="36" w:name="一核心概念"/>
+    <w:bookmarkEnd w:id="27"/>
+    <w:bookmarkStart w:id="42" w:name="一核心概念"/>
     <w:p>
       <w:pPr>
         <w:pStyle w:val="Heading2"/>
@@ -1210,7 +1562,7 @@
         <w:t>核心概念</w:t>
       </w:r>
     </w:p>
-    <w:bookmarkStart w:id="25" w:name="有机化合物概述"/>
+    <w:bookmarkStart w:id="31" w:name="有机化合物概述"/>
     <w:p>
       <w:pPr>
         <w:pStyle w:val="Heading3"/>
@@ -1232,6 +1584,7 @@
     <w:p>
       <w:pPr>
         <w:pStyle w:val="FirstParagraph"/>
+        <w:ind w:firstLine="420"/>
       </w:pPr>
       <w:r>
         <w:rPr>
@@ -1253,6 +1606,7 @@
     <w:p>
       <w:pPr>
         <w:pStyle w:val="BodyText"/>
+        <w:ind w:firstLine="420"/>
       </w:pPr>
       <w:r>
         <w:rPr>
@@ -1326,6 +1680,7 @@
       <w:pPr>
         <w:pStyle w:val="BodyText"/>
         <w:spacing w:after="80"/>
+        <w:ind w:firstLine="420"/>
       </w:pPr>
       <w:r>
         <w:rPr>
@@ -1346,6 +1701,15 @@
         <w:tblW w:type="pct" w:w="5000"/>
         <w:tblLayout w:type="fixed"/>
         <w:tblLook w:firstRow="1" w:lastRow="0" w:firstColumn="0" w:lastColumn="0" w:noHBand="0" w:noVBand="0" w:val="0020"/>
+        <w:jc w:val="center"/>
+        <w:tblBorders>
+          <w:top w:val="single" w:sz="12" w:space="0" w:color="333333"/>
+          <w:bottom w:val="single" w:sz="12" w:space="0" w:color="333333"/>
+          <w:left w:val="none"/>
+          <w:right w:val="none"/>
+          <w:insideH w:val="none"/>
+          <w:insideV w:val="none"/>
+        </w:tblBorders>
       </w:tblPr>
       <w:tblGrid>
         <w:gridCol w:w="2640"/>
@@ -1357,7 +1721,11 @@
           <w:tblHeader w:val="on"/>
         </w:trPr>
         <w:tc>
-          <w:tcPr/>
+          <w:tcPr>
+            <w:tcBorders>
+              <w:bottom w:val="single" w:sz="6" w:space="0" w:color="333333"/>
+            </w:tcBorders>
+          </w:tcPr>
           <w:p>
             <w:pPr>
               <w:pStyle w:val="Compact"/>
@@ -1373,7 +1741,11 @@
           </w:p>
         </w:tc>
         <w:tc>
-          <w:tcPr/>
+          <w:tcPr>
+            <w:tcBorders>
+              <w:bottom w:val="single" w:sz="6" w:space="0" w:color="333333"/>
+            </w:tcBorders>
+          </w:tcPr>
           <w:p>
             <w:pPr>
               <w:pStyle w:val="Compact"/>
@@ -1389,7 +1761,11 @@
           </w:p>
         </w:tc>
         <w:tc>
-          <w:tcPr/>
+          <w:tcPr>
+            <w:tcBorders>
+              <w:bottom w:val="single" w:sz="6" w:space="0" w:color="333333"/>
+            </w:tcBorders>
+          </w:tcPr>
           <w:p>
             <w:pPr>
               <w:pStyle w:val="Compact"/>
@@ -1819,6 +2195,7 @@
       <w:pPr>
         <w:pStyle w:val="BodyText"/>
         <w:spacing w:before="120"/>
+        <w:ind w:firstLine="420"/>
       </w:pPr>
       <w:r>
         <w:rPr>
@@ -1840,6 +2217,7 @@
     <w:p>
       <w:pPr>
         <w:pStyle w:val="BodyText"/>
+        <w:ind w:firstLine="420"/>
       </w:pPr>
       <w:r>
         <w:rPr>
@@ -1863,6 +2241,7 @@
           <w:ilvl w:val="0"/>
           <w:numId w:val="1001"/>
         </w:numPr>
+        <w:ind w:firstLine="420"/>
       </w:pPr>
       <w:r>
         <w:rPr>
@@ -1916,6 +2295,7 @@
           <w:ilvl w:val="1"/>
           <w:numId w:val="1002"/>
         </w:numPr>
+        <w:ind w:firstLine="420"/>
       </w:pPr>
       <w:r>
         <w:rPr>
@@ -1995,6 +2375,7 @@
           <w:ilvl w:val="0"/>
           <w:numId w:val="1001"/>
         </w:numPr>
+        <w:ind w:firstLine="420"/>
       </w:pPr>
       <w:r>
         <w:rPr>
@@ -2012,6 +2393,7 @@
           <w:ilvl w:val="1"/>
           <w:numId w:val="1003"/>
         </w:numPr>
+        <w:ind w:firstLine="420"/>
       </w:pPr>
       <w:r>
         <w:rPr>
@@ -2065,6 +2447,7 @@
           <w:ilvl w:val="2"/>
           <w:numId w:val="1004"/>
         </w:numPr>
+        <w:ind w:firstLine="420"/>
       </w:pPr>
       <w:r>
         <w:rPr>
@@ -2104,6 +2487,7 @@
           <w:ilvl w:val="1"/>
           <w:numId w:val="1003"/>
         </w:numPr>
+        <w:ind w:firstLine="420"/>
       </w:pPr>
       <w:r>
         <w:rPr>
@@ -2139,6 +2523,7 @@
           <w:ilvl w:val="2"/>
           <w:numId w:val="1005"/>
         </w:numPr>
+        <w:ind w:firstLine="420"/>
       </w:pPr>
       <w:r>
         <w:rPr>
@@ -2190,6 +2575,7 @@
           <w:ilvl w:val="0"/>
           <w:numId w:val="1001"/>
         </w:numPr>
+        <w:ind w:firstLine="420"/>
       </w:pPr>
       <w:r>
         <w:rPr>
@@ -2237,6 +2623,7 @@
           <w:ilvl w:val="1"/>
           <w:numId w:val="1006"/>
         </w:numPr>
+        <w:ind w:firstLine="420"/>
       </w:pPr>
       <w:r>
         <w:rPr>
@@ -2290,6 +2677,7 @@
           <w:ilvl w:val="1"/>
           <w:numId w:val="1006"/>
         </w:numPr>
+        <w:ind w:firstLine="420"/>
       </w:pPr>
       <w:r>
         <w:rPr>
@@ -2356,13 +2744,26 @@
     </w:p>
     <w:p>
       <w:pPr>
-        <w:pStyle w:val="MethodologyBlock"/>
+        <w:pStyle w:val="FirstParagraph"/>
+        <w:ind w:firstLine="420"/>
       </w:pPr>
       <w:r>
         <w:rPr>
           <w:rFonts w:hint="eastAsia" w:ascii="Times New Roman" w:hAnsi="Times New Roman" w:eastAsia="FangSong" w:cs="Times New Roman"/>
         </w:rPr>
         <w:t xml:space="preserve">理解要点</w:t>
+      </w:r>
+      <w:r>
+        <w:rPr>
+          <w:rFonts w:ascii="Times New Roman" w:hAnsi="Times New Roman" w:eastAsia="Times New Roman" w:cs="Times New Roman"/>
+        </w:rPr>
+        <w:t xml:space="preserve"> </w:t>
+      </w:r>
+      <w:r>
+        <w:rPr>
+          <w:rFonts w:ascii="Times New Roman" w:hAnsi="Times New Roman" w:eastAsia="Times New Roman" w:cs="Times New Roman"/>
+        </w:rPr>
+        <w:t xml:space="preserve">&gt;</w:t>
       </w:r>
       <w:r>
         <w:rPr>
@@ -2519,6 +2920,7 @@
       <w:pPr>
         <w:pStyle w:val="BodyText"/>
         <w:spacing w:after="80"/>
+        <w:ind w:firstLine="420"/>
       </w:pPr>
       <w:r>
         <w:rPr>
@@ -2540,6 +2942,15 @@
         <w:tblStyle w:val="Table"/>
         <w:tblW w:type="auto" w:w="0"/>
         <w:tblLook w:firstRow="1" w:lastRow="0" w:firstColumn="0" w:lastColumn="0" w:noHBand="0" w:noVBand="0" w:val="0020"/>
+        <w:jc w:val="center"/>
+        <w:tblBorders>
+          <w:top w:val="single" w:sz="12" w:space="0" w:color="333333"/>
+          <w:bottom w:val="single" w:sz="12" w:space="0" w:color="333333"/>
+          <w:left w:val="none"/>
+          <w:right w:val="none"/>
+          <w:insideH w:val="none"/>
+          <w:insideV w:val="none"/>
+        </w:tblBorders>
       </w:tblPr>
       <w:tblGrid>
         <w:gridCol w:w="1980"/>
@@ -2552,7 +2963,11 @@
           <w:tblHeader w:val="on"/>
         </w:trPr>
         <w:tc>
-          <w:tcPr/>
+          <w:tcPr>
+            <w:tcBorders>
+              <w:bottom w:val="single" w:sz="6" w:space="0" w:color="333333"/>
+            </w:tcBorders>
+          </w:tcPr>
           <w:p>
             <w:pPr>
               <w:pStyle w:val="Compact"/>
@@ -2568,7 +2983,11 @@
           </w:p>
         </w:tc>
         <w:tc>
-          <w:tcPr/>
+          <w:tcPr>
+            <w:tcBorders>
+              <w:bottom w:val="single" w:sz="6" w:space="0" w:color="333333"/>
+            </w:tcBorders>
+          </w:tcPr>
           <w:p>
             <w:pPr>
               <w:pStyle w:val="Compact"/>
@@ -2584,7 +3003,11 @@
           </w:p>
         </w:tc>
         <w:tc>
-          <w:tcPr/>
+          <w:tcPr>
+            <w:tcBorders>
+              <w:bottom w:val="single" w:sz="6" w:space="0" w:color="333333"/>
+            </w:tcBorders>
+          </w:tcPr>
           <w:p>
             <w:pPr>
               <w:pStyle w:val="Compact"/>
@@ -2600,7 +3023,11 @@
           </w:p>
         </w:tc>
         <w:tc>
-          <w:tcPr/>
+          <w:tcPr>
+            <w:tcBorders>
+              <w:bottom w:val="single" w:sz="6" w:space="0" w:color="333333"/>
+            </w:tcBorders>
+          </w:tcPr>
           <w:p>
             <w:pPr>
               <w:pStyle w:val="Compact"/>
@@ -4086,6 +4513,7 @@
     <w:p>
       <w:pPr>
         <w:pStyle w:val="FirstParagraph"/>
+        <w:ind w:firstLine="420"/>
       </w:pPr>
       <w:r>
         <w:rPr>
@@ -4108,6 +4536,7 @@
       <w:pPr>
         <w:pStyle w:val="BodyText"/>
         <w:spacing w:after="80"/>
+        <w:ind w:firstLine="420"/>
       </w:pPr>
       <w:r>
         <w:rPr>
@@ -4158,6 +4587,15 @@
         <w:tblW w:type="pct" w:w="5000"/>
         <w:tblLayout w:type="fixed"/>
         <w:tblLook w:firstRow="1" w:lastRow="0" w:firstColumn="0" w:lastColumn="0" w:noHBand="0" w:noVBand="0" w:val="0020"/>
+        <w:jc w:val="center"/>
+        <w:tblBorders>
+          <w:top w:val="single" w:sz="12" w:space="0" w:color="333333"/>
+          <w:bottom w:val="single" w:sz="12" w:space="0" w:color="333333"/>
+          <w:left w:val="none"/>
+          <w:right w:val="none"/>
+          <w:insideH w:val="none"/>
+          <w:insideV w:val="none"/>
+        </w:tblBorders>
       </w:tblPr>
       <w:tblGrid>
         <w:gridCol w:w="2640"/>
@@ -4169,7 +4607,11 @@
           <w:tblHeader w:val="on"/>
         </w:trPr>
         <w:tc>
-          <w:tcPr/>
+          <w:tcPr>
+            <w:tcBorders>
+              <w:bottom w:val="single" w:sz="6" w:space="0" w:color="333333"/>
+            </w:tcBorders>
+          </w:tcPr>
           <w:p>
             <w:pPr>
               <w:pStyle w:val="Compact"/>
@@ -4185,7 +4627,11 @@
           </w:p>
         </w:tc>
         <w:tc>
-          <w:tcPr/>
+          <w:tcPr>
+            <w:tcBorders>
+              <w:bottom w:val="single" w:sz="6" w:space="0" w:color="333333"/>
+            </w:tcBorders>
+          </w:tcPr>
           <w:p>
             <w:pPr>
               <w:pStyle w:val="Compact"/>
@@ -4201,7 +4647,11 @@
           </w:p>
         </w:tc>
         <w:tc>
-          <w:tcPr/>
+          <w:tcPr>
+            <w:tcBorders>
+              <w:bottom w:val="single" w:sz="6" w:space="0" w:color="333333"/>
+            </w:tcBorders>
+          </w:tcPr>
           <w:p>
             <w:pPr>
               <w:pStyle w:val="Compact"/>
@@ -4681,6 +5131,7 @@
       <w:pPr>
         <w:pStyle w:val="BodyText"/>
         <w:spacing w:before="120"/>
+        <w:ind w:firstLine="420"/>
       </w:pPr>
       <w:r>
         <w:rPr>
@@ -4700,6 +5151,7 @@
     <w:p>
       <w:pPr>
         <w:pStyle w:val="BodyText"/>
+        <w:ind w:firstLine="420"/>
       </w:pPr>
       <w:r>
         <w:rPr>
@@ -4789,20 +5241,20 @@
         </w:rPr>
         <w:drawing>
           <wp:inline>
-            <wp:extent cx="1819610" cy="1667975"/>
+            <wp:extent cx="2667000" cy="2331000"/>
             <wp:effectExtent b="0" l="0" r="0" t="0"/>
-            <wp:docPr descr="" title="" id="23" name="Picture"/>
+            <wp:docPr descr="" title="" id="29" name="Picture"/>
             <a:graphic>
               <a:graphicData uri="http://schemas.openxmlformats.org/drawingml/2006/picture">
                 <pic:pic>
                   <pic:nvPicPr>
-                    <pic:cNvPr descr="54a58a59cbde9af9f01928c0134de1268dfa39b2b7363f4e4520e91cf2f5650d.png" id="24" name="Picture"/>
+                    <pic:cNvPr descr="54a58a59cbde9af9f01928c0134de1268dfa39b2b7363f4e4520e91cf2f5650d.png" id="30" name="Picture"/>
                     <pic:cNvPicPr>
                       <a:picLocks noChangeArrowheads="1" noChangeAspect="1"/>
                     </pic:cNvPicPr>
                   </pic:nvPicPr>
                   <pic:blipFill>
-                    <a:blip r:embed="rId22"/>
+                    <a:blip r:embed="rId28"/>
                     <a:stretch>
                       <a:fillRect/>
                     </a:stretch>
@@ -4810,7 +5262,7 @@
                   <pic:spPr bwMode="auto">
                     <a:xfrm>
                       <a:off x="0" y="0"/>
-                      <a:ext cx="1819610" cy="1667975"/>
+                      <a:ext cx="2667000" cy="2331000"/>
                     </a:xfrm>
                     <a:prstGeom prst="rect">
                       <a:avLst/>
@@ -4832,6 +5284,7 @@
     <w:p>
       <w:pPr>
         <w:pStyle w:val="BodyText"/>
+        <w:ind w:firstLine="420"/>
       </w:pPr>
       <w:r>
         <w:rPr>
@@ -5050,6 +5503,7 @@
     <w:p>
       <w:pPr>
         <w:pStyle w:val="BodyText"/>
+        <w:ind w:firstLine="420"/>
       </w:pPr>
       <w:r>
         <w:rPr>
@@ -5187,8 +5641,8 @@
         </w:pict>
       </w:r>
     </w:p>
-    <w:bookmarkEnd w:id="25"/>
-    <w:bookmarkStart w:id="26" w:name="同分异构现象"/>
+    <w:bookmarkEnd w:id="31"/>
+    <w:bookmarkStart w:id="32" w:name="同分异构现象"/>
     <w:p>
       <w:pPr>
         <w:pStyle w:val="Heading3"/>
@@ -5210,6 +5664,7 @@
     <w:p>
       <w:pPr>
         <w:pStyle w:val="FirstParagraph"/>
+        <w:ind w:firstLine="420"/>
       </w:pPr>
       <w:r>
         <w:rPr>
@@ -5232,6 +5687,7 @@
       <w:pPr>
         <w:pStyle w:val="BodyText"/>
         <w:spacing w:after="80"/>
+        <w:ind w:firstLine="420"/>
       </w:pPr>
       <w:r>
         <w:rPr>
@@ -5276,6 +5732,15 @@
         <w:tblW w:type="pct" w:w="5000"/>
         <w:tblLayout w:type="fixed"/>
         <w:tblLook w:firstRow="1" w:lastRow="0" w:firstColumn="0" w:lastColumn="0" w:noHBand="0" w:noVBand="0" w:val="0020"/>
+        <w:jc w:val="center"/>
+        <w:tblBorders>
+          <w:top w:val="single" w:sz="12" w:space="0" w:color="333333"/>
+          <w:bottom w:val="single" w:sz="12" w:space="0" w:color="333333"/>
+          <w:left w:val="none"/>
+          <w:right w:val="none"/>
+          <w:insideH w:val="none"/>
+          <w:insideV w:val="none"/>
+        </w:tblBorders>
       </w:tblPr>
       <w:tblGrid>
         <w:gridCol w:w="2640"/>
@@ -5287,7 +5752,11 @@
           <w:tblHeader w:val="on"/>
         </w:trPr>
         <w:tc>
-          <w:tcPr/>
+          <w:tcPr>
+            <w:tcBorders>
+              <w:bottom w:val="single" w:sz="6" w:space="0" w:color="333333"/>
+            </w:tcBorders>
+          </w:tcPr>
           <w:p>
             <w:pPr>
               <w:pStyle w:val="Compact"/>
@@ -5303,7 +5772,11 @@
           </w:p>
         </w:tc>
         <w:tc>
-          <w:tcPr/>
+          <w:tcPr>
+            <w:tcBorders>
+              <w:bottom w:val="single" w:sz="6" w:space="0" w:color="333333"/>
+            </w:tcBorders>
+          </w:tcPr>
           <w:p>
             <w:pPr>
               <w:pStyle w:val="Compact"/>
@@ -5319,7 +5792,11 @@
           </w:p>
         </w:tc>
         <w:tc>
-          <w:tcPr/>
+          <w:tcPr>
+            <w:tcBorders>
+              <w:bottom w:val="single" w:sz="6" w:space="0" w:color="333333"/>
+            </w:tcBorders>
+          </w:tcPr>
           <w:p>
             <w:pPr>
               <w:pStyle w:val="Compact"/>
@@ -5678,6 +6155,7 @@
       <w:pPr>
         <w:pStyle w:val="BodyText"/>
         <w:spacing w:before="120"/>
+        <w:ind w:firstLine="420"/>
       </w:pPr>
       <w:r>
         <w:rPr>
@@ -5789,6 +6267,7 @@
     <w:p>
       <w:pPr>
         <w:pStyle w:val="BlockText"/>
+        <w:ind w:firstLine="420"/>
       </w:pPr>
       <w:r>
         <w:rPr>
@@ -5916,6 +6395,7 @@
     <w:p>
       <w:pPr>
         <w:pStyle w:val="FirstParagraph"/>
+        <w:ind w:firstLine="420"/>
       </w:pPr>
       <w:r>
         <w:rPr>
@@ -5989,6 +6469,7 @@
     <w:p>
       <w:pPr>
         <w:pStyle w:val="BodyText"/>
+        <w:ind w:firstLine="420"/>
       </w:pPr>
       <w:r>
         <w:rPr>
@@ -6160,6 +6641,7 @@
     <w:p>
       <w:pPr>
         <w:pStyle w:val="BodyText"/>
+        <w:ind w:firstLine="420"/>
       </w:pPr>
       <w:r>
         <w:rPr>
@@ -6181,6 +6663,7 @@
     <w:p>
       <w:pPr>
         <w:pStyle w:val="BodyText"/>
+        <w:ind w:firstLine="420"/>
       </w:pPr>
       <w:r>
         <w:rPr>
@@ -6238,6 +6721,7 @@
           <w:ilvl w:val="0"/>
           <w:numId w:val="1007"/>
         </w:numPr>
+        <w:ind w:firstLine="420"/>
       </w:pPr>
       <w:r>
         <w:rPr>
@@ -6255,6 +6739,7 @@
           <w:ilvl w:val="1"/>
           <w:numId w:val="1008"/>
         </w:numPr>
+        <w:ind w:firstLine="420"/>
       </w:pPr>
       <w:r>
         <w:rPr>
@@ -6290,6 +6775,7 @@
           <w:ilvl w:val="2"/>
           <w:numId w:val="1009"/>
         </w:numPr>
+        <w:ind w:firstLine="420"/>
       </w:pPr>
       <w:r>
         <w:rPr>
@@ -6343,6 +6829,7 @@
           <w:ilvl w:val="2"/>
           <w:numId w:val="1009"/>
         </w:numPr>
+        <w:ind w:firstLine="420"/>
       </w:pPr>
       <w:r>
         <w:rPr>
@@ -6396,6 +6883,7 @@
           <w:ilvl w:val="1"/>
           <w:numId w:val="1008"/>
         </w:numPr>
+        <w:ind w:firstLine="420"/>
       </w:pPr>
       <w:r>
         <w:rPr>
@@ -6443,6 +6931,7 @@
           <w:ilvl w:val="2"/>
           <w:numId w:val="1010"/>
         </w:numPr>
+        <w:ind w:firstLine="420"/>
       </w:pPr>
       <w:r>
         <w:rPr>
@@ -6473,8 +6962,8 @@
         </w:pict>
       </w:r>
     </w:p>
-    <w:bookmarkEnd w:id="26"/>
-    <w:bookmarkStart w:id="30" w:name="立体化学基础"/>
+    <w:bookmarkEnd w:id="32"/>
+    <w:bookmarkStart w:id="36" w:name="立体化学基础"/>
     <w:p>
       <w:pPr>
         <w:pStyle w:val="Heading3"/>
@@ -6496,6 +6985,7 @@
     <w:p>
       <w:pPr>
         <w:pStyle w:val="FirstParagraph"/>
+        <w:ind w:firstLine="420"/>
       </w:pPr>
       <w:r>
         <w:rPr>
@@ -6517,6 +7007,7 @@
     <w:p>
       <w:pPr>
         <w:pStyle w:val="BodyText"/>
+        <w:ind w:firstLine="420"/>
       </w:pPr>
       <w:r>
         <w:rPr>
@@ -6614,6 +7105,7 @@
     <w:p>
       <w:pPr>
         <w:pStyle w:val="BodyText"/>
+        <w:ind w:firstLine="420"/>
       </w:pPr>
       <w:r>
         <w:rPr>
@@ -6835,6 +7327,7 @@
     <w:p>
       <w:pPr>
         <w:pStyle w:val="BodyText"/>
+        <w:ind w:firstLine="420"/>
       </w:pPr>
       <w:r>
         <w:rPr>
@@ -6998,6 +7491,7 @@
     <w:p>
       <w:pPr>
         <w:pStyle w:val="BlockText"/>
+        <w:ind w:firstLine="420"/>
       </w:pPr>
       <w:r>
         <w:rPr>
@@ -7225,6 +7719,7 @@
     <w:p>
       <w:pPr>
         <w:pStyle w:val="FirstParagraph"/>
+        <w:ind w:firstLine="420"/>
       </w:pPr>
       <w:r>
         <w:rPr>
@@ -7246,6 +7741,7 @@
     <w:p>
       <w:pPr>
         <w:pStyle w:val="BodyText"/>
+        <w:ind w:firstLine="420"/>
       </w:pPr>
       <w:r>
         <w:rPr>
@@ -7277,6 +7773,7 @@
     <w:p>
       <w:pPr>
         <w:pStyle w:val="BodyText"/>
+        <w:ind w:firstLine="420"/>
       </w:pPr>
       <w:r>
         <w:rPr>
@@ -7344,20 +7841,20 @@
         </w:rPr>
         <w:drawing>
           <wp:inline>
-            <wp:extent cx="3600000" cy="1497600"/>
+            <wp:extent cx="2667000" cy="995905"/>
             <wp:effectExtent b="0" l="0" r="0" t="0"/>
-            <wp:docPr descr="手性碳原子与对映体" title="" id="28" name="Picture"/>
+            <wp:docPr descr="手性碳原子与对映体" title="" id="34" name="Picture"/>
             <a:graphic>
               <a:graphicData uri="http://schemas.openxmlformats.org/drawingml/2006/picture">
                 <pic:pic>
                   <pic:nvPicPr>
-                    <pic:cNvPr descr="513385efdfa465ab44bff1e4eac24100c0c9dbc80bc45b336225254100edfd19.png" id="29" name="Picture"/>
+                    <pic:cNvPr descr="513385efdfa465ab44bff1e4eac24100c0c9dbc80bc45b336225254100edfd19.png" id="35" name="Picture"/>
                     <pic:cNvPicPr>
                       <a:picLocks noChangeArrowheads="1" noChangeAspect="1"/>
                     </pic:cNvPicPr>
                   </pic:nvPicPr>
                   <pic:blipFill>
-                    <a:blip r:embed="rId27"/>
+                    <a:blip r:embed="rId33"/>
                     <a:stretch>
                       <a:fillRect/>
                     </a:stretch>
@@ -7365,7 +7862,7 @@
                   <pic:spPr bwMode="auto">
                     <a:xfrm>
                       <a:off x="0" y="0"/>
-                      <a:ext cx="3600000" cy="1497600"/>
+                      <a:ext cx="2667000" cy="995905"/>
                     </a:xfrm>
                     <a:prstGeom prst="rect">
                       <a:avLst/>
@@ -7564,6 +8061,7 @@
     <w:p>
       <w:pPr>
         <w:pStyle w:val="BodyText"/>
+        <w:ind w:firstLine="420"/>
       </w:pPr>
       <w:r>
         <w:rPr>
@@ -7631,6 +8129,7 @@
     <w:p>
       <w:pPr>
         <w:pStyle w:val="BodyText"/>
+        <w:ind w:firstLine="420"/>
       </w:pPr>
       <w:r>
         <w:rPr>
@@ -7860,6 +8359,7 @@
     <w:p>
       <w:pPr>
         <w:pStyle w:val="BodyText"/>
+        <w:ind w:firstLine="420"/>
       </w:pPr>
       <w:r>
         <w:rPr>
@@ -8009,6 +8509,7 @@
     <w:p>
       <w:pPr>
         <w:pStyle w:val="BodyText"/>
+        <w:ind w:firstLine="420"/>
       </w:pPr>
       <w:r>
         <w:rPr>
@@ -8237,6 +8738,7 @@
       <w:pPr>
         <w:pStyle w:val="BodyText"/>
         <w:spacing w:after="80"/>
+        <w:ind w:firstLine="420"/>
       </w:pPr>
       <w:r>
         <w:rPr>
@@ -8299,6 +8801,15 @@
         <w:tblW w:type="pct" w:w="5000"/>
         <w:tblLayout w:type="fixed"/>
         <w:tblLook w:firstRow="1" w:lastRow="0" w:firstColumn="0" w:lastColumn="0" w:noHBand="0" w:noVBand="0" w:val="0020"/>
+        <w:jc w:val="center"/>
+        <w:tblBorders>
+          <w:top w:val="single" w:sz="12" w:space="0" w:color="333333"/>
+          <w:bottom w:val="single" w:sz="12" w:space="0" w:color="333333"/>
+          <w:left w:val="none"/>
+          <w:right w:val="none"/>
+          <w:insideH w:val="none"/>
+          <w:insideV w:val="none"/>
+        </w:tblBorders>
       </w:tblPr>
       <w:tblGrid>
         <w:gridCol w:w="1980"/>
@@ -8311,7 +8822,11 @@
           <w:tblHeader w:val="on"/>
         </w:trPr>
         <w:tc>
-          <w:tcPr/>
+          <w:tcPr>
+            <w:tcBorders>
+              <w:bottom w:val="single" w:sz="6" w:space="0" w:color="333333"/>
+            </w:tcBorders>
+          </w:tcPr>
           <w:p>
             <w:pPr>
               <w:pStyle w:val="Compact"/>
@@ -8327,7 +8842,11 @@
           </w:p>
         </w:tc>
         <w:tc>
-          <w:tcPr/>
+          <w:tcPr>
+            <w:tcBorders>
+              <w:bottom w:val="single" w:sz="6" w:space="0" w:color="333333"/>
+            </w:tcBorders>
+          </w:tcPr>
           <w:p>
             <w:pPr>
               <w:pStyle w:val="Compact"/>
@@ -8343,7 +8862,11 @@
           </w:p>
         </w:tc>
         <w:tc>
-          <w:tcPr/>
+          <w:tcPr>
+            <w:tcBorders>
+              <w:bottom w:val="single" w:sz="6" w:space="0" w:color="333333"/>
+            </w:tcBorders>
+          </w:tcPr>
           <w:p>
             <w:pPr>
               <w:pStyle w:val="Compact"/>
@@ -8359,7 +8882,11 @@
           </w:p>
         </w:tc>
         <w:tc>
-          <w:tcPr/>
+          <w:tcPr>
+            <w:tcBorders>
+              <w:bottom w:val="single" w:sz="6" w:space="0" w:color="333333"/>
+            </w:tcBorders>
+          </w:tcPr>
           <w:p>
             <w:pPr>
               <w:pStyle w:val="Compact"/>
@@ -8826,6 +9353,7 @@
       <w:pPr>
         <w:pStyle w:val="BlockText"/>
         <w:spacing w:before="120"/>
+        <w:ind w:firstLine="420"/>
       </w:pPr>
       <w:r>
         <w:rPr>
@@ -8987,6 +9515,7 @@
     <w:p>
       <w:pPr>
         <w:pStyle w:val="FirstParagraph"/>
+        <w:ind w:firstLine="420"/>
       </w:pPr>
       <w:r>
         <w:rPr>
@@ -9058,6 +9587,7 @@
           <w:ilvl w:val="0"/>
           <w:numId w:val="1011"/>
         </w:numPr>
+        <w:ind w:firstLine="420"/>
       </w:pPr>
       <w:r>
         <w:rPr>
@@ -9115,6 +9645,7 @@
           <w:ilvl w:val="0"/>
           <w:numId w:val="1011"/>
         </w:numPr>
+        <w:ind w:firstLine="420"/>
       </w:pPr>
       <w:r>
         <w:rPr>
@@ -9160,6 +9691,7 @@
           <w:ilvl w:val="0"/>
           <w:numId w:val="1011"/>
         </w:numPr>
+        <w:ind w:firstLine="420"/>
       </w:pPr>
       <w:r>
         <w:rPr>
@@ -9195,6 +9727,7 @@
     <w:p>
       <w:pPr>
         <w:pStyle w:val="BlockText"/>
+        <w:ind w:firstLine="420"/>
       </w:pPr>
       <w:r>
         <w:rPr>
@@ -9366,6 +9899,7 @@
     <w:p>
       <w:pPr>
         <w:pStyle w:val="FirstParagraph"/>
+        <w:ind w:firstLine="420"/>
       </w:pPr>
       <w:r>
         <w:rPr>
@@ -9635,6 +10169,7 @@
     <w:p>
       <w:pPr>
         <w:pStyle w:val="BodyText"/>
+        <w:ind w:firstLine="420"/>
       </w:pPr>
       <w:r>
         <w:rPr>
@@ -9818,6 +10353,7 @@
     <w:p>
       <w:pPr>
         <w:pStyle w:val="BodyText"/>
+        <w:ind w:firstLine="420"/>
       </w:pPr>
       <w:r>
         <w:rPr>
@@ -9976,6 +10512,7 @@
       <w:pPr>
         <w:pStyle w:val="BodyText"/>
         <w:spacing w:after="80"/>
+        <w:ind w:firstLine="420"/>
       </w:pPr>
       <w:r>
         <w:rPr>
@@ -10014,6 +10551,15 @@
         <w:tblW w:type="pct" w:w="5000"/>
         <w:tblLayout w:type="fixed"/>
         <w:tblLook w:firstRow="1" w:lastRow="0" w:firstColumn="0" w:lastColumn="0" w:noHBand="0" w:noVBand="0" w:val="0020"/>
+        <w:jc w:val="center"/>
+        <w:tblBorders>
+          <w:top w:val="single" w:sz="12" w:space="0" w:color="333333"/>
+          <w:bottom w:val="single" w:sz="12" w:space="0" w:color="333333"/>
+          <w:left w:val="none"/>
+          <w:right w:val="none"/>
+          <w:insideH w:val="none"/>
+          <w:insideV w:val="none"/>
+        </w:tblBorders>
       </w:tblPr>
       <w:tblGrid>
         <w:gridCol w:w="1760"/>
@@ -10026,7 +10572,11 @@
           <w:tblHeader w:val="on"/>
         </w:trPr>
         <w:tc>
-          <w:tcPr/>
+          <w:tcPr>
+            <w:tcBorders>
+              <w:bottom w:val="single" w:sz="6" w:space="0" w:color="333333"/>
+            </w:tcBorders>
+          </w:tcPr>
           <w:p>
             <w:pPr>
               <w:pStyle w:val="Compact"/>
@@ -10042,7 +10592,11 @@
           </w:p>
         </w:tc>
         <w:tc>
-          <w:tcPr/>
+          <w:tcPr>
+            <w:tcBorders>
+              <w:bottom w:val="single" w:sz="6" w:space="0" w:color="333333"/>
+            </w:tcBorders>
+          </w:tcPr>
           <w:p>
             <w:pPr>
               <w:pStyle w:val="Compact"/>
@@ -10058,7 +10612,11 @@
           </w:p>
         </w:tc>
         <w:tc>
-          <w:tcPr/>
+          <w:tcPr>
+            <w:tcBorders>
+              <w:bottom w:val="single" w:sz="6" w:space="0" w:color="333333"/>
+            </w:tcBorders>
+          </w:tcPr>
           <w:p>
             <w:pPr>
               <w:pStyle w:val="Compact"/>
@@ -10074,7 +10632,11 @@
           </w:p>
         </w:tc>
         <w:tc>
-          <w:tcPr/>
+          <w:tcPr>
+            <w:tcBorders>
+              <w:bottom w:val="single" w:sz="6" w:space="0" w:color="333333"/>
+            </w:tcBorders>
+          </w:tcPr>
           <w:p>
             <w:pPr>
               <w:pStyle w:val="Compact"/>
@@ -10312,8 +10874,9 @@
     </w:tbl>
     <w:p>
       <w:pPr>
-        <w:pStyle w:val="MethodologyBlock"/>
+        <w:pStyle w:val="BodyText"/>
         <w:spacing w:before="120"/>
+        <w:ind w:firstLine="420"/>
       </w:pPr>
       <w:r>
         <w:rPr>
@@ -10353,6 +10916,12 @@
       </w:r>
       <w:r>
         <w:rPr>
+          <w:rFonts w:ascii="Times New Roman" w:hAnsi="Times New Roman" w:eastAsia="Times New Roman" w:cs="Times New Roman"/>
+        </w:rPr>
+        <w:t xml:space="preserve">&gt; </w:t>
+      </w:r>
+      <w:r>
+        <w:rPr>
           <w:rFonts w:hint="eastAsia" w:ascii="Times New Roman" w:hAnsi="Times New Roman" w:eastAsia="FangSong" w:cs="Times New Roman"/>
         </w:rPr>
         <w:t xml:space="preserve">对映体只在</w:t>
@@ -10486,6 +11055,12 @@
           <w:rFonts w:ascii="Times New Roman" w:hAnsi="Times New Roman" w:eastAsia="Times New Roman" w:cs="Times New Roman"/>
         </w:rPr>
         <w:t xml:space="preserve"> </w:t>
+      </w:r>
+      <w:r>
+        <w:rPr>
+          <w:rFonts w:ascii="Times New Roman" w:hAnsi="Times New Roman" w:eastAsia="Times New Roman" w:cs="Times New Roman"/>
+        </w:rPr>
+        <w:t xml:space="preserve">&gt; </w:t>
       </w:r>
       <w:r>
         <w:rPr>
@@ -10595,6 +11170,7 @@
     <w:p>
       <w:pPr>
         <w:pStyle w:val="BodyText"/>
+        <w:ind w:firstLine="420"/>
       </w:pPr>
       <w:r>
         <w:rPr>
@@ -10616,6 +11192,7 @@
     <w:p>
       <w:pPr>
         <w:pStyle w:val="BodyText"/>
+        <w:ind w:firstLine="420"/>
       </w:pPr>
       <w:r>
         <w:rPr>
@@ -10647,6 +11224,7 @@
     <w:p>
       <w:pPr>
         <w:pStyle w:val="BodyText"/>
+        <w:ind w:firstLine="420"/>
       </w:pPr>
       <w:r>
         <w:rPr>
@@ -10850,6 +11428,7 @@
     <w:p>
       <w:pPr>
         <w:pStyle w:val="BodyText"/>
+        <w:ind w:firstLine="420"/>
       </w:pPr>
       <w:r>
         <w:rPr>
@@ -10999,6 +11578,7 @@
     <w:p>
       <w:pPr>
         <w:pStyle w:val="BodyText"/>
+        <w:ind w:firstLine="420"/>
       </w:pPr>
       <w:r>
         <w:rPr>
@@ -11316,6 +11896,7 @@
     <w:p>
       <w:pPr>
         <w:pStyle w:val="BlockText"/>
+        <w:ind w:firstLine="420"/>
       </w:pPr>
       <w:r>
         <w:rPr>
@@ -11597,6 +12178,7 @@
     <w:p>
       <w:pPr>
         <w:pStyle w:val="FirstParagraph"/>
+        <w:ind w:firstLine="420"/>
       </w:pPr>
       <w:r>
         <w:rPr>
@@ -11799,8 +12381,8 @@
         </w:pict>
       </w:r>
     </w:p>
-    <w:bookmarkEnd w:id="30"/>
-    <w:bookmarkStart w:id="34" w:name="电子效应"/>
+    <w:bookmarkEnd w:id="36"/>
+    <w:bookmarkStart w:id="40" w:name="电子效应"/>
     <w:p>
       <w:pPr>
         <w:pStyle w:val="Heading3"/>
@@ -11822,6 +12404,7 @@
     <w:p>
       <w:pPr>
         <w:pStyle w:val="FirstParagraph"/>
+        <w:ind w:firstLine="420"/>
       </w:pPr>
       <w:r>
         <w:rPr>
@@ -11895,6 +12478,7 @@
     <w:p>
       <w:pPr>
         <w:pStyle w:val="BodyText"/>
+        <w:ind w:firstLine="420"/>
       </w:pPr>
       <w:r>
         <w:rPr>
@@ -11924,6 +12508,7 @@
     <w:p>
       <w:pPr>
         <w:pStyle w:val="BodyText"/>
+        <w:ind w:firstLine="420"/>
       </w:pPr>
       <w:r>
         <w:rPr>
@@ -11966,6 +12551,7 @@
       <w:pPr>
         <w:pStyle w:val="BodyText"/>
         <w:spacing w:after="80"/>
+        <w:ind w:firstLine="420"/>
       </w:pPr>
       <w:r>
         <w:rPr>
@@ -12101,6 +12687,15 @@
         <w:tblStyle w:val="Table"/>
         <w:tblW w:type="auto" w:w="0"/>
         <w:tblLook w:firstRow="1" w:lastRow="0" w:firstColumn="0" w:lastColumn="0" w:noHBand="0" w:noVBand="0" w:val="0020"/>
+        <w:jc w:val="center"/>
+        <w:tblBorders>
+          <w:top w:val="single" w:sz="12" w:space="0" w:color="333333"/>
+          <w:bottom w:val="single" w:sz="12" w:space="0" w:color="333333"/>
+          <w:left w:val="none"/>
+          <w:right w:val="none"/>
+          <w:insideH w:val="none"/>
+          <w:insideV w:val="none"/>
+        </w:tblBorders>
       </w:tblPr>
       <w:tblGrid>
         <w:gridCol w:w="2640"/>
@@ -12112,7 +12707,11 @@
           <w:tblHeader w:val="on"/>
         </w:trPr>
         <w:tc>
-          <w:tcPr/>
+          <w:tcPr>
+            <w:tcBorders>
+              <w:bottom w:val="single" w:sz="6" w:space="0" w:color="333333"/>
+            </w:tcBorders>
+          </w:tcPr>
           <w:p>
             <w:pPr>
               <w:pStyle w:val="Compact"/>
@@ -12128,7 +12727,11 @@
           </w:p>
         </w:tc>
         <w:tc>
-          <w:tcPr/>
+          <w:tcPr>
+            <w:tcBorders>
+              <w:bottom w:val="single" w:sz="6" w:space="0" w:color="333333"/>
+            </w:tcBorders>
+          </w:tcPr>
           <w:p>
             <w:pPr>
               <w:pStyle w:val="Compact"/>
@@ -12144,7 +12747,11 @@
           </w:p>
         </w:tc>
         <w:tc>
-          <w:tcPr/>
+          <w:tcPr>
+            <w:tcBorders>
+              <w:bottom w:val="single" w:sz="6" w:space="0" w:color="333333"/>
+            </w:tcBorders>
+          </w:tcPr>
           <w:p>
             <w:pPr>
               <w:pStyle w:val="Compact"/>
@@ -12259,6 +12866,7 @@
       <w:pPr>
         <w:pStyle w:val="BodyText"/>
         <w:spacing w:before="120"/>
+        <w:ind w:firstLine="420"/>
       </w:pPr>
       <w:r>
         <w:rPr>
@@ -12278,6 +12886,7 @@
     <w:p>
       <w:pPr>
         <w:pStyle w:val="BodyText"/>
+        <w:ind w:firstLine="420"/>
       </w:pPr>
       <w:r>
         <w:rPr>
@@ -12357,6 +12966,7 @@
     <w:p>
       <w:pPr>
         <w:pStyle w:val="BodyText"/>
+        <w:ind w:firstLine="420"/>
       </w:pPr>
       <w:r>
         <w:rPr>
@@ -12475,6 +13085,7 @@
     <w:p>
       <w:pPr>
         <w:pStyle w:val="BodyText"/>
+        <w:ind w:firstLine="420"/>
       </w:pPr>
       <w:r>
         <w:rPr>
@@ -12764,6 +13375,7 @@
     <w:p>
       <w:pPr>
         <w:pStyle w:val="BodyText"/>
+        <w:ind w:firstLine="420"/>
       </w:pPr>
       <w:r>
         <w:rPr>
@@ -12793,6 +13405,7 @@
     <w:p>
       <w:pPr>
         <w:pStyle w:val="BodyText"/>
+        <w:ind w:firstLine="420"/>
       </w:pPr>
       <w:r>
         <w:rPr>
@@ -12870,6 +13483,7 @@
     <w:p>
       <w:pPr>
         <w:pStyle w:val="BodyText"/>
+        <w:ind w:firstLine="420"/>
       </w:pPr>
       <w:r>
         <w:rPr>
@@ -12992,6 +13606,7 @@
       <w:pPr>
         <w:pStyle w:val="BodyText"/>
         <w:spacing w:after="80"/>
+        <w:ind w:firstLine="420"/>
       </w:pPr>
       <w:r>
         <w:rPr>
@@ -13013,6 +13628,15 @@
         <w:tblStyle w:val="Table"/>
         <w:tblW w:type="auto" w:w="0"/>
         <w:tblLook w:firstRow="1" w:lastRow="0" w:firstColumn="0" w:lastColumn="0" w:noHBand="0" w:noVBand="0" w:val="0020"/>
+        <w:jc w:val="center"/>
+        <w:tblBorders>
+          <w:top w:val="single" w:sz="12" w:space="0" w:color="333333"/>
+          <w:bottom w:val="single" w:sz="12" w:space="0" w:color="333333"/>
+          <w:left w:val="none"/>
+          <w:right w:val="none"/>
+          <w:insideH w:val="none"/>
+          <w:insideV w:val="none"/>
+        </w:tblBorders>
       </w:tblPr>
       <w:tblGrid>
         <w:gridCol w:w="2640"/>
@@ -13024,7 +13648,11 @@
           <w:tblHeader w:val="on"/>
         </w:trPr>
         <w:tc>
-          <w:tcPr/>
+          <w:tcPr>
+            <w:tcBorders>
+              <w:bottom w:val="single" w:sz="6" w:space="0" w:color="333333"/>
+            </w:tcBorders>
+          </w:tcPr>
           <w:p>
             <w:pPr>
               <w:pStyle w:val="Compact"/>
@@ -13040,7 +13668,11 @@
           </w:p>
         </w:tc>
         <w:tc>
-          <w:tcPr/>
+          <w:tcPr>
+            <w:tcBorders>
+              <w:bottom w:val="single" w:sz="6" w:space="0" w:color="333333"/>
+            </w:tcBorders>
+          </w:tcPr>
           <w:p>
             <w:pPr>
               <w:pStyle w:val="Compact"/>
@@ -13056,7 +13688,11 @@
           </w:p>
         </w:tc>
         <w:tc>
-          <w:tcPr/>
+          <w:tcPr>
+            <w:tcBorders>
+              <w:bottom w:val="single" w:sz="6" w:space="0" w:color="333333"/>
+            </w:tcBorders>
+          </w:tcPr>
           <w:p>
             <w:pPr>
               <w:pStyle w:val="Compact"/>
@@ -13448,6 +14084,7 @@
       <w:pPr>
         <w:pStyle w:val="BodyText"/>
         <w:spacing w:before="120" w:after="80"/>
+        <w:ind w:firstLine="420"/>
       </w:pPr>
       <w:r>
         <w:rPr>
@@ -13470,6 +14107,15 @@
         <w:tblW w:type="pct" w:w="5000"/>
         <w:tblLayout w:type="fixed"/>
         <w:tblLook w:firstRow="1" w:lastRow="0" w:firstColumn="0" w:lastColumn="0" w:noHBand="0" w:noVBand="0" w:val="0020"/>
+        <w:jc w:val="center"/>
+        <w:tblBorders>
+          <w:top w:val="single" w:sz="12" w:space="0" w:color="333333"/>
+          <w:bottom w:val="single" w:sz="12" w:space="0" w:color="333333"/>
+          <w:left w:val="none"/>
+          <w:right w:val="none"/>
+          <w:insideH w:val="none"/>
+          <w:insideV w:val="none"/>
+        </w:tblBorders>
       </w:tblPr>
       <w:tblGrid>
         <w:gridCol w:w="1863"/>
@@ -13482,7 +14128,11 @@
           <w:tblHeader w:val="on"/>
         </w:trPr>
         <w:tc>
-          <w:tcPr/>
+          <w:tcPr>
+            <w:tcBorders>
+              <w:bottom w:val="single" w:sz="6" w:space="0" w:color="333333"/>
+            </w:tcBorders>
+          </w:tcPr>
           <w:p>
             <w:pPr>
               <w:pStyle w:val="Compact"/>
@@ -13498,7 +14148,11 @@
           </w:p>
         </w:tc>
         <w:tc>
-          <w:tcPr/>
+          <w:tcPr>
+            <w:tcBorders>
+              <w:bottom w:val="single" w:sz="6" w:space="0" w:color="333333"/>
+            </w:tcBorders>
+          </w:tcPr>
           <w:p>
             <w:pPr>
               <w:pStyle w:val="Compact"/>
@@ -13514,7 +14168,11 @@
           </w:p>
         </w:tc>
         <w:tc>
-          <w:tcPr/>
+          <w:tcPr>
+            <w:tcBorders>
+              <w:bottom w:val="single" w:sz="6" w:space="0" w:color="333333"/>
+            </w:tcBorders>
+          </w:tcPr>
           <w:p>
             <w:pPr>
               <w:pStyle w:val="Compact"/>
@@ -13530,7 +14188,11 @@
           </w:p>
         </w:tc>
         <w:tc>
-          <w:tcPr/>
+          <w:tcPr>
+            <w:tcBorders>
+              <w:bottom w:val="single" w:sz="6" w:space="0" w:color="333333"/>
+            </w:tcBorders>
+          </w:tcPr>
           <w:p>
             <w:pPr>
               <w:pStyle w:val="Compact"/>
@@ -13738,6 +14400,7 @@
       <w:pPr>
         <w:pStyle w:val="BodyText"/>
         <w:spacing w:before="120" w:after="80"/>
+        <w:ind w:firstLine="420"/>
       </w:pPr>
       <w:r>
         <w:rPr>
@@ -13759,6 +14422,15 @@
         <w:tblStyle w:val="Table"/>
         <w:tblW w:type="auto" w:w="0"/>
         <w:tblLook w:firstRow="1" w:lastRow="0" w:firstColumn="0" w:lastColumn="0" w:noHBand="0" w:noVBand="0" w:val="0020"/>
+        <w:jc w:val="center"/>
+        <w:tblBorders>
+          <w:top w:val="single" w:sz="12" w:space="0" w:color="333333"/>
+          <w:bottom w:val="single" w:sz="12" w:space="0" w:color="333333"/>
+          <w:left w:val="none"/>
+          <w:right w:val="none"/>
+          <w:insideH w:val="none"/>
+          <w:insideV w:val="none"/>
+        </w:tblBorders>
       </w:tblPr>
       <w:tblGrid>
         <w:gridCol w:w="1980"/>
@@ -13771,7 +14443,11 @@
           <w:tblHeader w:val="on"/>
         </w:trPr>
         <w:tc>
-          <w:tcPr/>
+          <w:tcPr>
+            <w:tcBorders>
+              <w:bottom w:val="single" w:sz="6" w:space="0" w:color="333333"/>
+            </w:tcBorders>
+          </w:tcPr>
           <w:p>
             <w:pPr>
               <w:pStyle w:val="Compact"/>
@@ -13787,7 +14463,11 @@
           </w:p>
         </w:tc>
         <w:tc>
-          <w:tcPr/>
+          <w:tcPr>
+            <w:tcBorders>
+              <w:bottom w:val="single" w:sz="6" w:space="0" w:color="333333"/>
+            </w:tcBorders>
+          </w:tcPr>
           <w:p>
             <w:pPr>
               <w:pStyle w:val="Compact"/>
@@ -13803,7 +14483,11 @@
           </w:p>
         </w:tc>
         <w:tc>
-          <w:tcPr/>
+          <w:tcPr>
+            <w:tcBorders>
+              <w:bottom w:val="single" w:sz="6" w:space="0" w:color="333333"/>
+            </w:tcBorders>
+          </w:tcPr>
           <w:p>
             <w:pPr>
               <w:pStyle w:val="Compact"/>
@@ -13819,7 +14503,11 @@
           </w:p>
         </w:tc>
         <w:tc>
-          <w:tcPr/>
+          <w:tcPr>
+            <w:tcBorders>
+              <w:bottom w:val="single" w:sz="6" w:space="0" w:color="333333"/>
+            </w:tcBorders>
+          </w:tcPr>
           <w:p>
             <w:pPr>
               <w:pStyle w:val="Compact"/>
@@ -14207,6 +14895,7 @@
       <w:pPr>
         <w:pStyle w:val="BodyText"/>
         <w:spacing w:before="120"/>
+        <w:ind w:firstLine="420"/>
       </w:pPr>
       <w:r>
         <w:rPr>
@@ -14384,6 +15073,7 @@
     <w:p>
       <w:pPr>
         <w:pStyle w:val="BodyText"/>
+        <w:ind w:firstLine="420"/>
       </w:pPr>
       <w:r>
         <w:rPr>
@@ -14413,6 +15103,7 @@
     <w:p>
       <w:pPr>
         <w:pStyle w:val="BodyText"/>
+        <w:ind w:firstLine="420"/>
       </w:pPr>
       <w:r>
         <w:rPr>
@@ -14502,6 +15193,7 @@
     <w:p>
       <w:pPr>
         <w:pStyle w:val="BodyText"/>
+        <w:ind w:firstLine="420"/>
       </w:pPr>
       <w:r>
         <w:rPr>
@@ -14695,6 +15387,7 @@
     <w:p>
       <w:pPr>
         <w:pStyle w:val="BlockText"/>
+        <w:ind w:firstLine="420"/>
       </w:pPr>
       <w:r>
         <w:rPr>
@@ -15055,6 +15748,7 @@
     <w:p>
       <w:pPr>
         <w:pStyle w:val="FirstParagraph"/>
+        <w:ind w:firstLine="420"/>
       </w:pPr>
       <w:r>
         <w:rPr>
@@ -15078,6 +15772,7 @@
           <w:ilvl w:val="0"/>
           <w:numId w:val="1012"/>
         </w:numPr>
+        <w:ind w:firstLine="420"/>
       </w:pPr>
       <w:r>
         <w:rPr>
@@ -15121,6 +15816,7 @@
           <w:ilvl w:val="1"/>
           <w:numId w:val="1013"/>
         </w:numPr>
+        <w:ind w:firstLine="420"/>
       </w:pPr>
       <w:r>
         <w:rPr>
@@ -15160,6 +15856,7 @@
           <w:ilvl w:val="1"/>
           <w:numId w:val="1013"/>
         </w:numPr>
+        <w:ind w:firstLine="420"/>
       </w:pPr>
       <w:r>
         <w:rPr>
@@ -15199,6 +15896,7 @@
           <w:ilvl w:val="1"/>
           <w:numId w:val="1013"/>
         </w:numPr>
+        <w:ind w:firstLine="420"/>
       </w:pPr>
       <w:r>
         <w:rPr>
@@ -15238,6 +15936,7 @@
           <w:ilvl w:val="1"/>
           <w:numId w:val="1013"/>
         </w:numPr>
+        <w:ind w:firstLine="420"/>
       </w:pPr>
       <w:r>
         <w:rPr>
@@ -15289,6 +15988,7 @@
           <w:ilvl w:val="0"/>
           <w:numId w:val="1012"/>
         </w:numPr>
+        <w:ind w:firstLine="420"/>
       </w:pPr>
       <w:r>
         <w:rPr>
@@ -15330,6 +16030,7 @@
           <w:ilvl w:val="1"/>
           <w:numId w:val="1014"/>
         </w:numPr>
+        <w:ind w:firstLine="420"/>
       </w:pPr>
       <w:r>
         <w:rPr>
@@ -15393,6 +16094,7 @@
           <w:ilvl w:val="0"/>
           <w:numId w:val="1012"/>
         </w:numPr>
+        <w:ind w:firstLine="420"/>
       </w:pPr>
       <w:r>
         <w:rPr>
@@ -15442,6 +16144,7 @@
     <w:p>
       <w:pPr>
         <w:pStyle w:val="FirstParagraph"/>
+        <w:ind w:firstLine="420"/>
       </w:pPr>
       <w:r>
         <w:rPr>
@@ -15471,6 +16174,7 @@
     <w:p>
       <w:pPr>
         <w:pStyle w:val="BodyText"/>
+        <w:ind w:firstLine="420"/>
       </w:pPr>
       <w:r>
         <w:rPr>
@@ -15524,6 +16228,7 @@
     <w:p>
       <w:pPr>
         <w:pStyle w:val="BodyText"/>
+        <w:ind w:firstLine="420"/>
       </w:pPr>
       <w:r>
         <w:rPr>
@@ -15788,6 +16493,7 @@
     <w:p>
       <w:pPr>
         <w:pStyle w:val="BlockText"/>
+        <w:ind w:firstLine="420"/>
       </w:pPr>
       <w:r>
         <w:rPr>
@@ -16013,6 +16719,7 @@
     <w:p>
       <w:pPr>
         <w:pStyle w:val="FirstParagraph"/>
+        <w:ind w:firstLine="420"/>
       </w:pPr>
       <w:r>
         <w:rPr>
@@ -16042,6 +16749,7 @@
     <w:p>
       <w:pPr>
         <w:pStyle w:val="BlockText"/>
+        <w:ind w:firstLine="420"/>
       </w:pPr>
       <w:r>
         <w:rPr>
@@ -16167,6 +16875,7 @@
     <w:p>
       <w:pPr>
         <w:pStyle w:val="FirstParagraph"/>
+        <w:ind w:firstLine="420"/>
       </w:pPr>
       <w:r>
         <w:rPr>
@@ -16362,6 +17071,7 @@
     <w:p>
       <w:pPr>
         <w:pStyle w:val="BodyText"/>
+        <w:ind w:firstLine="420"/>
       </w:pPr>
       <w:r>
         <w:rPr>
@@ -16643,6 +17353,7 @@
     <w:p>
       <w:pPr>
         <w:pStyle w:val="BodyText"/>
+        <w:ind w:firstLine="420"/>
       </w:pPr>
       <w:r>
         <w:rPr>
@@ -16698,20 +17409,20 @@
         </w:rPr>
         <w:drawing>
           <wp:inline>
-            <wp:extent cx="3600000" cy="1549908"/>
+            <wp:extent cx="2667000" cy="1327268"/>
             <wp:effectExtent b="0" l="0" r="0" t="0"/>
-            <wp:docPr descr="羧酸根的两个等价极限式（共振杂化体）" title="" id="32" name="Picture"/>
+            <wp:docPr descr="羧酸根的两个等价极限式（共振杂化体）" title="" id="38" name="Picture"/>
             <a:graphic>
               <a:graphicData uri="http://schemas.openxmlformats.org/drawingml/2006/picture">
                 <pic:pic>
                   <pic:nvPicPr>
-                    <pic:cNvPr descr="7562fc487fbc3fb3dd66d7c7aa2e528e9ea98bfaf3ddde424ff52ffe17db5795.png" id="33" name="Picture"/>
+                    <pic:cNvPr descr="7562fc487fbc3fb3dd66d7c7aa2e528e9ea98bfaf3ddde424ff52ffe17db5795.png" id="39" name="Picture"/>
                     <pic:cNvPicPr>
                       <a:picLocks noChangeArrowheads="1" noChangeAspect="1"/>
                     </pic:cNvPicPr>
                   </pic:nvPicPr>
                   <pic:blipFill>
-                    <a:blip r:embed="rId31"/>
+                    <a:blip r:embed="rId37"/>
                     <a:stretch>
                       <a:fillRect/>
                     </a:stretch>
@@ -16719,7 +17430,7 @@
                   <pic:spPr bwMode="auto">
                     <a:xfrm>
                       <a:off x="0" y="0"/>
-                      <a:ext cx="3600000" cy="1549908"/>
+                      <a:ext cx="2667000" cy="1327268"/>
                     </a:xfrm>
                     <a:prstGeom prst="rect">
                       <a:avLst/>
@@ -16943,6 +17654,7 @@
       <w:pPr>
         <w:pStyle w:val="BodyText"/>
         <w:spacing w:after="80"/>
+        <w:ind w:firstLine="420"/>
       </w:pPr>
       <w:r>
         <w:rPr>
@@ -16989,6 +17701,15 @@
         <w:tblW w:type="pct" w:w="5000"/>
         <w:tblLayout w:type="fixed"/>
         <w:tblLook w:firstRow="1" w:lastRow="0" w:firstColumn="0" w:lastColumn="0" w:noHBand="0" w:noVBand="0" w:val="0020"/>
+        <w:jc w:val="center"/>
+        <w:tblBorders>
+          <w:top w:val="single" w:sz="12" w:space="0" w:color="333333"/>
+          <w:bottom w:val="single" w:sz="12" w:space="0" w:color="333333"/>
+          <w:left w:val="none"/>
+          <w:right w:val="none"/>
+          <w:insideH w:val="none"/>
+          <w:insideV w:val="none"/>
+        </w:tblBorders>
       </w:tblPr>
       <w:tblGrid>
         <w:gridCol w:w="2640"/>
@@ -17000,7 +17721,11 @@
           <w:tblHeader w:val="on"/>
         </w:trPr>
         <w:tc>
-          <w:tcPr/>
+          <w:tcPr>
+            <w:tcBorders>
+              <w:bottom w:val="single" w:sz="6" w:space="0" w:color="333333"/>
+            </w:tcBorders>
+          </w:tcPr>
           <w:p>
             <w:pPr>
               <w:pStyle w:val="Compact"/>
@@ -17016,7 +17741,11 @@
           </w:p>
         </w:tc>
         <w:tc>
-          <w:tcPr/>
+          <w:tcPr>
+            <w:tcBorders>
+              <w:bottom w:val="single" w:sz="6" w:space="0" w:color="333333"/>
+            </w:tcBorders>
+          </w:tcPr>
           <w:p>
             <w:pPr>
               <w:pStyle w:val="Compact"/>
@@ -17032,7 +17761,11 @@
           </w:p>
         </w:tc>
         <w:tc>
-          <w:tcPr/>
+          <w:tcPr>
+            <w:tcBorders>
+              <w:bottom w:val="single" w:sz="6" w:space="0" w:color="333333"/>
+            </w:tcBorders>
+          </w:tcPr>
           <w:p>
             <w:pPr>
               <w:pStyle w:val="Compact"/>
@@ -17481,6 +18214,7 @@
       <w:pPr>
         <w:pStyle w:val="BodyText"/>
         <w:spacing w:before="120"/>
+        <w:ind w:firstLine="420"/>
       </w:pPr>
       <w:r>
         <w:rPr>
@@ -17892,6 +18626,7 @@
     <w:p>
       <w:pPr>
         <w:pStyle w:val="BodyText"/>
+        <w:ind w:firstLine="420"/>
       </w:pPr>
       <w:r>
         <w:rPr>
@@ -18033,6 +18768,7 @@
     <w:p>
       <w:pPr>
         <w:pStyle w:val="FirstParagraph"/>
+        <w:ind w:firstLine="420"/>
       </w:pPr>
       <w:r>
         <w:rPr>
@@ -18094,6 +18830,7 @@
     <w:p>
       <w:pPr>
         <w:pStyle w:val="BlockText"/>
+        <w:ind w:firstLine="420"/>
       </w:pPr>
       <w:r>
         <w:rPr>
@@ -18252,6 +18989,7 @@
       <w:pPr>
         <w:pStyle w:val="FirstParagraph"/>
         <w:spacing w:after="80"/>
+        <w:ind w:firstLine="420"/>
       </w:pPr>
       <w:r>
         <w:rPr>
@@ -18298,6 +19036,15 @@
         <w:tblW w:type="pct" w:w="5000"/>
         <w:tblLayout w:type="fixed"/>
         <w:tblLook w:firstRow="1" w:lastRow="0" w:firstColumn="0" w:lastColumn="0" w:noHBand="0" w:noVBand="0" w:val="0020"/>
+        <w:jc w:val="center"/>
+        <w:tblBorders>
+          <w:top w:val="single" w:sz="12" w:space="0" w:color="333333"/>
+          <w:bottom w:val="single" w:sz="12" w:space="0" w:color="333333"/>
+          <w:left w:val="none"/>
+          <w:right w:val="none"/>
+          <w:insideH w:val="none"/>
+          <w:insideV w:val="none"/>
+        </w:tblBorders>
       </w:tblPr>
       <w:tblGrid>
         <w:gridCol w:w="2640"/>
@@ -18309,7 +19056,11 @@
           <w:tblHeader w:val="on"/>
         </w:trPr>
         <w:tc>
-          <w:tcPr/>
+          <w:tcPr>
+            <w:tcBorders>
+              <w:bottom w:val="single" w:sz="6" w:space="0" w:color="333333"/>
+            </w:tcBorders>
+          </w:tcPr>
           <w:p>
             <w:pPr>
               <w:pStyle w:val="Compact"/>
@@ -18325,7 +19076,11 @@
           </w:p>
         </w:tc>
         <w:tc>
-          <w:tcPr/>
+          <w:tcPr>
+            <w:tcBorders>
+              <w:bottom w:val="single" w:sz="6" w:space="0" w:color="333333"/>
+            </w:tcBorders>
+          </w:tcPr>
           <w:p>
             <w:pPr>
               <w:pStyle w:val="Compact"/>
@@ -18341,7 +19096,11 @@
           </w:p>
         </w:tc>
         <w:tc>
-          <w:tcPr/>
+          <w:tcPr>
+            <w:tcBorders>
+              <w:bottom w:val="single" w:sz="6" w:space="0" w:color="333333"/>
+            </w:tcBorders>
+          </w:tcPr>
           <w:p>
             <w:pPr>
               <w:pStyle w:val="Compact"/>
@@ -18839,6 +19598,7 @@
       <w:pPr>
         <w:pStyle w:val="BodyText"/>
         <w:spacing w:before="120"/>
+        <w:ind w:firstLine="420"/>
       </w:pPr>
       <w:r>
         <w:rPr>
@@ -19304,6 +20064,7 @@
     <w:p>
       <w:pPr>
         <w:pStyle w:val="BlockText"/>
+        <w:ind w:firstLine="420"/>
       </w:pPr>
       <w:r>
         <w:rPr>
@@ -19412,8 +20173,8 @@
         </w:pict>
       </w:r>
     </w:p>
-    <w:bookmarkEnd w:id="34"/>
-    <w:bookmarkStart w:id="35" w:name="有机化合物的命名"/>
+    <w:bookmarkEnd w:id="40"/>
+    <w:bookmarkStart w:id="41" w:name="有机化合物的命名"/>
     <w:p>
       <w:pPr>
         <w:pStyle w:val="Heading3"/>
@@ -19435,6 +20196,7 @@
     <w:p>
       <w:pPr>
         <w:pStyle w:val="FirstParagraph"/>
+        <w:ind w:firstLine="420"/>
       </w:pPr>
       <w:r>
         <w:rPr>
@@ -19459,6 +20221,502 @@
           <w:bCs/>
         </w:rPr>
         <w:t>系统命名基本规则</w:t>
+      </w:r>
+    </w:p>
+    <w:p>
+      <w:pPr>
+        <w:pStyle w:val="BodyText"/>
+        <w:ind w:firstLine="420"/>
+      </w:pPr>
+      <w:r>
+        <w:rPr>
+          <w:rFonts w:hint="eastAsia" w:ascii="Times New Roman" w:hAnsi="Times New Roman" w:eastAsia="FangSong" w:cs="Times New Roman"/>
+          <w:b/>
+          <w:bCs/>
+        </w:rPr>
+        <w:t xml:space="preserve">选主链</w:t>
+      </w:r>
+      <w:r>
+        <w:rPr>
+          <w:rFonts w:hint="eastAsia" w:ascii="Times New Roman" w:hAnsi="Times New Roman" w:eastAsia="Times New Roman" w:cs="Times New Roman"/>
+        </w:rPr>
+        <w:t xml:space="preserve">：</w:t>
+      </w:r>
+      <w:r>
+        <w:rPr>
+          <w:rFonts w:ascii="Times New Roman" w:hAnsi="Times New Roman" w:eastAsia="Times New Roman" w:cs="Times New Roman"/>
+        </w:rPr>
+        <w:t xml:space="preserve"> </w:t>
+      </w:r>
+      <w:r>
+        <w:rPr>
+          <w:rFonts w:ascii="Times New Roman" w:hAnsi="Times New Roman" w:eastAsia="Times New Roman" w:cs="Times New Roman"/>
+        </w:rPr>
+        <w:t xml:space="preserve">- </w:t>
+      </w:r>
+      <w:r>
+        <w:rPr>
+          <w:rFonts w:hint="eastAsia" w:ascii="Times New Roman" w:hAnsi="Times New Roman" w:eastAsia="FangSong" w:cs="Times New Roman"/>
+        </w:rPr>
+        <w:t>烷烃</w:t>
+      </w:r>
+      <w:r>
+        <w:rPr>
+          <w:rFonts w:hint="eastAsia" w:ascii="Times New Roman" w:hAnsi="Times New Roman" w:eastAsia="Times New Roman" w:cs="Times New Roman"/>
+        </w:rPr>
+        <w:t>：</w:t>
+      </w:r>
+      <w:r>
+        <w:rPr>
+          <w:rFonts w:hint="eastAsia" w:ascii="Times New Roman" w:hAnsi="Times New Roman" w:eastAsia="FangSong" w:cs="Times New Roman"/>
+        </w:rPr>
+        <w:t>选最长碳链</w:t>
+      </w:r>
+      <w:r>
+        <w:rPr>
+          <w:rFonts w:ascii="Times New Roman" w:hAnsi="Times New Roman" w:eastAsia="Times New Roman" w:cs="Times New Roman"/>
+        </w:rPr>
+        <w:t xml:space="preserve"> </w:t>
+      </w:r>
+      <w:r>
+        <w:rPr>
+          <w:rFonts w:ascii="Times New Roman" w:hAnsi="Times New Roman" w:eastAsia="Times New Roman" w:cs="Times New Roman"/>
+        </w:rPr>
+        <w:t xml:space="preserve">- </w:t>
+      </w:r>
+      <w:r>
+        <w:rPr>
+          <w:rFonts w:hint="eastAsia" w:ascii="Times New Roman" w:hAnsi="Times New Roman" w:eastAsia="FangSong" w:cs="Times New Roman"/>
+        </w:rPr>
+        <w:t>烯烃</w:t>
+      </w:r>
+      <w:r>
+        <w:rPr>
+          <w:rFonts w:hint="eastAsia" w:ascii="Times New Roman" w:hAnsi="Times New Roman" w:eastAsia="Times New Roman" w:cs="Times New Roman"/>
+        </w:rPr>
+        <w:t>/</w:t>
+      </w:r>
+      <w:r>
+        <w:rPr>
+          <w:rFonts w:hint="eastAsia" w:ascii="Times New Roman" w:hAnsi="Times New Roman" w:eastAsia="FangSong" w:cs="Times New Roman"/>
+        </w:rPr>
+        <w:t>炔烃</w:t>
+      </w:r>
+      <w:r>
+        <w:rPr>
+          <w:rFonts w:hint="eastAsia" w:ascii="Times New Roman" w:hAnsi="Times New Roman" w:eastAsia="Times New Roman" w:cs="Times New Roman"/>
+        </w:rPr>
+        <w:t>：</w:t>
+      </w:r>
+      <w:r>
+        <w:rPr>
+          <w:rFonts w:hint="eastAsia" w:ascii="Times New Roman" w:hAnsi="Times New Roman" w:eastAsia="FangSong" w:cs="Times New Roman"/>
+        </w:rPr>
+        <w:t>选含双键</w:t>
+      </w:r>
+      <w:r>
+        <w:rPr>
+          <w:rFonts w:hint="eastAsia" w:ascii="Times New Roman" w:hAnsi="Times New Roman" w:eastAsia="Times New Roman" w:cs="Times New Roman"/>
+        </w:rPr>
+        <w:t>/</w:t>
+      </w:r>
+      <w:r>
+        <w:rPr>
+          <w:rFonts w:hint="eastAsia" w:ascii="Times New Roman" w:hAnsi="Times New Roman" w:eastAsia="FangSong" w:cs="Times New Roman"/>
+        </w:rPr>
+        <w:t>叁键的最长碳链</w:t>
+      </w:r>
+      <w:r>
+        <w:rPr>
+          <w:rFonts w:ascii="Times New Roman" w:hAnsi="Times New Roman" w:eastAsia="Times New Roman" w:cs="Times New Roman"/>
+        </w:rPr>
+        <w:t xml:space="preserve"> </w:t>
+      </w:r>
+      <w:r>
+        <w:rPr>
+          <w:rFonts w:ascii="Times New Roman" w:hAnsi="Times New Roman" w:eastAsia="Times New Roman" w:cs="Times New Roman"/>
+        </w:rPr>
+        <w:t xml:space="preserve">- </w:t>
+      </w:r>
+      <w:r>
+        <w:rPr>
+          <w:rFonts w:hint="eastAsia" w:ascii="Times New Roman" w:hAnsi="Times New Roman" w:eastAsia="FangSong" w:cs="Times New Roman"/>
+        </w:rPr>
+        <w:t>含官能团</w:t>
+      </w:r>
+      <w:r>
+        <w:rPr>
+          <w:rFonts w:hint="eastAsia" w:ascii="Times New Roman" w:hAnsi="Times New Roman" w:eastAsia="Times New Roman" w:cs="Times New Roman"/>
+        </w:rPr>
+        <w:t>：</w:t>
+      </w:r>
+      <w:r>
+        <w:rPr>
+          <w:rFonts w:hint="eastAsia" w:ascii="Times New Roman" w:hAnsi="Times New Roman" w:eastAsia="FangSong" w:cs="Times New Roman"/>
+        </w:rPr>
+        <w:t>选含官能团的最长碳链</w:t>
+      </w:r>
+    </w:p>
+    <w:p>
+      <w:pPr>
+        <w:pStyle w:val="BodyText"/>
+        <w:ind w:firstLine="420"/>
+      </w:pPr>
+      <w:r>
+        <w:rPr>
+          <w:rFonts w:hint="eastAsia" w:ascii="Times New Roman" w:hAnsi="Times New Roman" w:eastAsia="FangSong" w:cs="Times New Roman"/>
+          <w:b/>
+          <w:bCs/>
+        </w:rPr>
+        <w:t xml:space="preserve">编号</w:t>
+      </w:r>
+      <w:r>
+        <w:rPr>
+          <w:rFonts w:hint="eastAsia" w:ascii="Times New Roman" w:hAnsi="Times New Roman" w:eastAsia="Times New Roman" w:cs="Times New Roman"/>
+        </w:rPr>
+        <w:t xml:space="preserve">：</w:t>
+      </w:r>
+      <w:r>
+        <w:rPr>
+          <w:rFonts w:ascii="Times New Roman" w:hAnsi="Times New Roman" w:eastAsia="Times New Roman" w:cs="Times New Roman"/>
+        </w:rPr>
+        <w:t xml:space="preserve"> </w:t>
+      </w:r>
+      <w:r>
+        <w:rPr>
+          <w:rFonts w:ascii="Times New Roman" w:hAnsi="Times New Roman" w:eastAsia="Times New Roman" w:cs="Times New Roman"/>
+        </w:rPr>
+        <w:t xml:space="preserve">- </w:t>
+      </w:r>
+      <w:r>
+        <w:rPr>
+          <w:rFonts w:hint="eastAsia" w:ascii="Times New Roman" w:hAnsi="Times New Roman" w:eastAsia="FangSong" w:cs="Times New Roman"/>
+        </w:rPr>
+        <w:t>烷烃</w:t>
+      </w:r>
+      <w:r>
+        <w:rPr>
+          <w:rFonts w:hint="eastAsia" w:ascii="Times New Roman" w:hAnsi="Times New Roman" w:eastAsia="Times New Roman" w:cs="Times New Roman"/>
+        </w:rPr>
+        <w:t>：</w:t>
+      </w:r>
+      <w:r>
+        <w:rPr>
+          <w:rFonts w:hint="eastAsia" w:ascii="Times New Roman" w:hAnsi="Times New Roman" w:eastAsia="FangSong" w:cs="Times New Roman"/>
+        </w:rPr>
+        <w:t>使取代基位次和最小</w:t>
+      </w:r>
+      <w:r>
+        <w:rPr>
+          <w:rFonts w:ascii="Times New Roman" w:hAnsi="Times New Roman" w:eastAsia="Times New Roman" w:cs="Times New Roman"/>
+        </w:rPr>
+        <w:t xml:space="preserve"> </w:t>
+      </w:r>
+      <w:r>
+        <w:rPr>
+          <w:rFonts w:ascii="Times New Roman" w:hAnsi="Times New Roman" w:eastAsia="Times New Roman" w:cs="Times New Roman"/>
+        </w:rPr>
+        <w:t xml:space="preserve">- </w:t>
+      </w:r>
+      <w:r>
+        <w:rPr>
+          <w:rFonts w:hint="eastAsia" w:ascii="Times New Roman" w:hAnsi="Times New Roman" w:eastAsia="FangSong" w:cs="Times New Roman"/>
+        </w:rPr>
+        <w:t>烯烃</w:t>
+      </w:r>
+      <w:r>
+        <w:rPr>
+          <w:rFonts w:hint="eastAsia" w:ascii="Times New Roman" w:hAnsi="Times New Roman" w:eastAsia="Times New Roman" w:cs="Times New Roman"/>
+        </w:rPr>
+        <w:t>/</w:t>
+      </w:r>
+      <w:r>
+        <w:rPr>
+          <w:rFonts w:hint="eastAsia" w:ascii="Times New Roman" w:hAnsi="Times New Roman" w:eastAsia="FangSong" w:cs="Times New Roman"/>
+        </w:rPr>
+        <w:t>炔烃</w:t>
+      </w:r>
+      <w:r>
+        <w:rPr>
+          <w:rFonts w:hint="eastAsia" w:ascii="Times New Roman" w:hAnsi="Times New Roman" w:eastAsia="Times New Roman" w:cs="Times New Roman"/>
+        </w:rPr>
+        <w:t>：</w:t>
+      </w:r>
+      <w:r>
+        <w:rPr>
+          <w:rFonts w:hint="eastAsia" w:ascii="Times New Roman" w:hAnsi="Times New Roman" w:eastAsia="FangSong" w:cs="Times New Roman"/>
+        </w:rPr>
+        <w:t>使双键</w:t>
+      </w:r>
+      <w:r>
+        <w:rPr>
+          <w:rFonts w:hint="eastAsia" w:ascii="Times New Roman" w:hAnsi="Times New Roman" w:eastAsia="Times New Roman" w:cs="Times New Roman"/>
+        </w:rPr>
+        <w:t>/</w:t>
+      </w:r>
+      <w:r>
+        <w:rPr>
+          <w:rFonts w:hint="eastAsia" w:ascii="Times New Roman" w:hAnsi="Times New Roman" w:eastAsia="FangSong" w:cs="Times New Roman"/>
+        </w:rPr>
+        <w:t>叁键位次最小</w:t>
+      </w:r>
+      <w:r>
+        <w:rPr>
+          <w:rFonts w:ascii="Times New Roman" w:hAnsi="Times New Roman" w:eastAsia="Times New Roman" w:cs="Times New Roman"/>
+        </w:rPr>
+        <w:t xml:space="preserve"> </w:t>
+      </w:r>
+      <w:r>
+        <w:rPr>
+          <w:rFonts w:ascii="Times New Roman" w:hAnsi="Times New Roman" w:eastAsia="Times New Roman" w:cs="Times New Roman"/>
+        </w:rPr>
+        <w:t xml:space="preserve">- </w:t>
+      </w:r>
+      <w:r>
+        <w:rPr>
+          <w:rFonts w:hint="eastAsia" w:ascii="Times New Roman" w:hAnsi="Times New Roman" w:eastAsia="FangSong" w:cs="Times New Roman"/>
+        </w:rPr>
+        <w:t>含官能团</w:t>
+      </w:r>
+      <w:r>
+        <w:rPr>
+          <w:rFonts w:hint="eastAsia" w:ascii="Times New Roman" w:hAnsi="Times New Roman" w:eastAsia="Times New Roman" w:cs="Times New Roman"/>
+        </w:rPr>
+        <w:t>：</w:t>
+      </w:r>
+      <w:r>
+        <w:rPr>
+          <w:rFonts w:hint="eastAsia" w:ascii="Times New Roman" w:hAnsi="Times New Roman" w:eastAsia="FangSong" w:cs="Times New Roman"/>
+        </w:rPr>
+        <w:t>使官能团位次最小</w:t>
+      </w:r>
+      <w:r>
+        <w:rPr>
+          <w:rFonts w:hint="eastAsia" w:ascii="Times New Roman" w:hAnsi="Times New Roman" w:eastAsia="Times New Roman" w:cs="Times New Roman"/>
+        </w:rPr>
+        <w:t>（</w:t>
+      </w:r>
+      <w:r>
+        <w:rPr>
+          <w:rFonts w:hint="eastAsia" w:ascii="Times New Roman" w:hAnsi="Times New Roman" w:eastAsia="FangSong" w:cs="Times New Roman"/>
+        </w:rPr>
+        <w:t>官能团优先于取代基</w:t>
+      </w:r>
+      <w:r>
+        <w:rPr>
+          <w:rFonts w:hint="eastAsia" w:ascii="Times New Roman" w:hAnsi="Times New Roman" w:eastAsia="Times New Roman" w:cs="Times New Roman"/>
+        </w:rPr>
+        <w:t>）</w:t>
+      </w:r>
+    </w:p>
+    <w:p>
+      <w:pPr>
+        <w:pStyle w:val="BodyText"/>
+        <w:ind w:firstLine="420"/>
+      </w:pPr>
+      <w:r>
+        <w:rPr>
+          <w:rFonts w:hint="eastAsia" w:ascii="Times New Roman" w:hAnsi="Times New Roman" w:eastAsia="FangSong" w:cs="Times New Roman"/>
+          <w:b/>
+          <w:bCs/>
+        </w:rPr>
+        <w:t xml:space="preserve">书写顺序</w:t>
+      </w:r>
+      <w:r>
+        <w:rPr>
+          <w:rFonts w:hint="eastAsia" w:ascii="Times New Roman" w:hAnsi="Times New Roman" w:eastAsia="Times New Roman" w:cs="Times New Roman"/>
+        </w:rPr>
+        <w:t xml:space="preserve">：</w:t>
+      </w:r>
+      <w:r>
+        <w:rPr>
+          <w:rFonts w:ascii="Times New Roman" w:hAnsi="Times New Roman" w:eastAsia="Times New Roman" w:cs="Times New Roman"/>
+        </w:rPr>
+        <w:t xml:space="preserve"> </w:t>
+      </w:r>
+      <w:r>
+        <w:rPr>
+          <w:rFonts w:ascii="Times New Roman" w:hAnsi="Times New Roman" w:eastAsia="Times New Roman" w:cs="Times New Roman"/>
+        </w:rPr>
+        <w:t xml:space="preserve">- </w:t>
+      </w:r>
+      <w:r>
+        <w:rPr>
+          <w:rFonts w:hint="eastAsia" w:ascii="Times New Roman" w:hAnsi="Times New Roman" w:eastAsia="FangSong" w:cs="Times New Roman"/>
+        </w:rPr>
+        <w:t>取代基按字母顺序</w:t>
+      </w:r>
+      <w:r>
+        <w:rPr>
+          <w:rFonts w:hint="eastAsia" w:ascii="Times New Roman" w:hAnsi="Times New Roman" w:eastAsia="Times New Roman" w:cs="Times New Roman"/>
+        </w:rPr>
+        <w:t>（</w:t>
+      </w:r>
+      <w:r>
+        <w:rPr>
+          <w:rFonts w:hint="eastAsia" w:ascii="Times New Roman" w:hAnsi="Times New Roman" w:eastAsia="FangSong" w:cs="Times New Roman"/>
+        </w:rPr>
+        <w:t>英语</w:t>
+      </w:r>
+      <w:r>
+        <w:rPr>
+          <w:rFonts w:hint="eastAsia" w:ascii="Times New Roman" w:hAnsi="Times New Roman" w:eastAsia="Times New Roman" w:cs="Times New Roman"/>
+        </w:rPr>
+        <w:t>）</w:t>
+      </w:r>
+      <w:r>
+        <w:rPr>
+          <w:rFonts w:hint="eastAsia" w:ascii="Times New Roman" w:hAnsi="Times New Roman" w:eastAsia="FangSong" w:cs="Times New Roman"/>
+        </w:rPr>
+        <w:t>或次序规则列出</w:t>
+      </w:r>
+      <w:r>
+        <w:rPr>
+          <w:rFonts w:ascii="Times New Roman" w:hAnsi="Times New Roman" w:eastAsia="Times New Roman" w:cs="Times New Roman"/>
+        </w:rPr>
+        <w:t xml:space="preserve"> </w:t>
+      </w:r>
+      <w:r>
+        <w:rPr>
+          <w:rFonts w:ascii="Times New Roman" w:hAnsi="Times New Roman" w:eastAsia="Times New Roman" w:cs="Times New Roman"/>
+        </w:rPr>
+        <w:t xml:space="preserve">- </w:t>
+      </w:r>
+      <w:r>
+        <w:rPr>
+          <w:rFonts w:hint="eastAsia" w:ascii="Times New Roman" w:hAnsi="Times New Roman" w:eastAsia="FangSong" w:cs="Times New Roman"/>
+        </w:rPr>
+        <w:t>数字与汉字间用短横</w:t>
+      </w:r>
+      <w:r>
+        <w:rPr>
+          <w:rFonts w:hint="eastAsia" w:ascii="Times New Roman" w:hAnsi="Times New Roman" w:eastAsia="Times New Roman" w:cs="Times New Roman"/>
+        </w:rPr>
+        <w:t>”-</w:t>
+      </w:r>
+      <w:r>
+        <w:rPr>
+          <w:rFonts w:hint="eastAsia" w:ascii="Times New Roman" w:hAnsi="Times New Roman" w:eastAsia="Times New Roman" w:cs="Times New Roman"/>
+        </w:rPr>
+        <w:t>“</w:t>
+      </w:r>
+      <w:r>
+        <w:rPr>
+          <w:rFonts w:hint="eastAsia" w:ascii="Times New Roman" w:hAnsi="Times New Roman" w:eastAsia="FangSong" w:cs="Times New Roman"/>
+        </w:rPr>
+        <w:t>连接</w:t>
+      </w:r>
+      <w:r>
+        <w:rPr>
+          <w:rFonts w:ascii="Times New Roman" w:hAnsi="Times New Roman" w:eastAsia="Times New Roman" w:cs="Times New Roman"/>
+        </w:rPr>
+        <w:t xml:space="preserve"> </w:t>
+      </w:r>
+      <w:r>
+        <w:rPr>
+          <w:rFonts w:ascii="Times New Roman" w:hAnsi="Times New Roman" w:eastAsia="Times New Roman" w:cs="Times New Roman"/>
+        </w:rPr>
+        <w:t xml:space="preserve">- </w:t>
+      </w:r>
+      <w:r>
+        <w:rPr>
+          <w:rFonts w:hint="eastAsia" w:ascii="Times New Roman" w:hAnsi="Times New Roman" w:eastAsia="FangSong" w:cs="Times New Roman"/>
+        </w:rPr>
+        <w:t>相同取代基合并用</w:t>
+      </w:r>
+      <w:r>
+        <w:rPr>
+          <w:rFonts w:hint="eastAsia" w:ascii="Times New Roman" w:hAnsi="Times New Roman" w:eastAsia="Times New Roman" w:cs="Times New Roman"/>
+        </w:rPr>
+        <w:t>”</w:t>
+      </w:r>
+      <w:r>
+        <w:rPr>
+          <w:rFonts w:hint="eastAsia" w:ascii="Times New Roman" w:hAnsi="Times New Roman" w:eastAsia="FangSong" w:cs="Times New Roman"/>
+        </w:rPr>
+        <w:t>二</w:t>
+      </w:r>
+      <w:r>
+        <w:rPr>
+          <w:rFonts w:hint="eastAsia" w:ascii="Times New Roman" w:hAnsi="Times New Roman" w:eastAsia="Times New Roman" w:cs="Times New Roman"/>
+        </w:rPr>
+        <w:t>/</w:t>
+      </w:r>
+      <w:r>
+        <w:rPr>
+          <w:rFonts w:hint="eastAsia" w:ascii="Times New Roman" w:hAnsi="Times New Roman" w:eastAsia="FangSong" w:cs="Times New Roman"/>
+        </w:rPr>
+        <w:t>三</w:t>
+      </w:r>
+      <w:r>
+        <w:rPr>
+          <w:rFonts w:hint="eastAsia" w:ascii="Times New Roman" w:hAnsi="Times New Roman" w:eastAsia="Times New Roman" w:cs="Times New Roman"/>
+        </w:rPr>
+        <w:t>/</w:t>
+      </w:r>
+      <w:r>
+        <w:rPr>
+          <w:rFonts w:hint="eastAsia" w:ascii="Times New Roman" w:hAnsi="Times New Roman" w:eastAsia="FangSong" w:cs="Times New Roman"/>
+        </w:rPr>
+        <w:t>四</w:t>
+      </w:r>
+      <w:r>
+        <w:rPr>
+          <w:rFonts w:hint="eastAsia" w:ascii="Times New Roman" w:hAnsi="Times New Roman" w:eastAsia="Times New Roman" w:cs="Times New Roman"/>
+        </w:rPr>
+        <w:t>”</w:t>
+      </w:r>
+      <w:r>
+        <w:rPr>
+          <w:rFonts w:hint="eastAsia" w:ascii="Times New Roman" w:hAnsi="Times New Roman" w:eastAsia="FangSong" w:cs="Times New Roman"/>
+        </w:rPr>
+        <w:t>等</w:t>
+      </w:r>
+    </w:p>
+    <w:p>
+      <w:pPr>
+        <w:pStyle w:val="BodyText"/>
+        <w:ind w:firstLine="420"/>
+      </w:pPr>
+      <w:r>
+        <w:rPr>
+          <w:rFonts w:ascii="Times New Roman" w:hAnsi="Times New Roman" w:eastAsia="Times New Roman" w:cs="Times New Roman"/>
+          <w:b/>
+          <w:bCs/>
+        </w:rPr>
+        <w:t xml:space="preserve">1.5.2 </w:t>
+      </w:r>
+      <w:r>
+        <w:rPr>
+          <w:rFonts w:hint="eastAsia" w:ascii="Times New Roman" w:hAnsi="Times New Roman" w:eastAsia="FangSong" w:cs="Times New Roman"/>
+          <w:b/>
+          <w:bCs/>
+        </w:rPr>
+        <w:t>常见官能团的优先顺序</w:t>
+      </w:r>
+      <w:r>
+        <w:rPr>
+          <w:rFonts w:hint="eastAsia" w:ascii="Times New Roman" w:hAnsi="Times New Roman" w:eastAsia="Times New Roman" w:cs="Times New Roman"/>
+          <w:b/>
+          <w:bCs/>
+        </w:rPr>
+        <w:t>（</w:t>
+      </w:r>
+      <w:r>
+        <w:rPr>
+          <w:rFonts w:hint="eastAsia" w:ascii="Times New Roman" w:hAnsi="Times New Roman" w:eastAsia="FangSong" w:cs="Times New Roman"/>
+          <w:b/>
+          <w:bCs/>
+        </w:rPr>
+        <w:t>命名时由大到小作母体</w:t>
+      </w:r>
+      <w:r>
+        <w:rPr>
+          <w:rFonts w:hint="eastAsia" w:ascii="Times New Roman" w:hAnsi="Times New Roman" w:eastAsia="Times New Roman" w:cs="Times New Roman"/>
+          <w:b/>
+          <w:bCs/>
+        </w:rPr>
+        <w:t>）</w:t>
       </w:r>
     </w:p>
     <w:p>
@@ -19467,150 +20725,67 @@
       </w:pPr>
       <w:r>
         <w:rPr>
-          <w:rFonts w:hint="eastAsia" w:ascii="Times New Roman" w:hAnsi="Times New Roman" w:eastAsia="FangSong" w:cs="Times New Roman"/>
-          <w:b/>
-          <w:bCs/>
-        </w:rPr>
-        <w:t xml:space="preserve">选主链</w:t>
-      </w:r>
-      <w:r>
-        <w:rPr>
-          <w:rFonts w:hint="eastAsia" w:ascii="Times New Roman" w:hAnsi="Times New Roman" w:eastAsia="Times New Roman" w:cs="Times New Roman"/>
-        </w:rPr>
-        <w:t xml:space="preserve">：</w:t>
-      </w:r>
-      <w:r>
-        <w:rPr>
-          <w:rFonts w:ascii="Times New Roman" w:hAnsi="Times New Roman" w:eastAsia="Times New Roman" w:cs="Times New Roman"/>
-        </w:rPr>
-        <w:t xml:space="preserve"> </w:t>
-      </w:r>
-      <w:r>
-        <w:rPr>
-          <w:rFonts w:ascii="Times New Roman" w:hAnsi="Times New Roman" w:eastAsia="Times New Roman" w:cs="Times New Roman"/>
-        </w:rPr>
-        <w:t xml:space="preserve">- </w:t>
-      </w:r>
-      <w:r>
-        <w:rPr>
-          <w:rFonts w:hint="eastAsia" w:ascii="Times New Roman" w:hAnsi="Times New Roman" w:eastAsia="FangSong" w:cs="Times New Roman"/>
-        </w:rPr>
-        <w:t>烷烃</w:t>
-      </w:r>
-      <w:r>
-        <w:rPr>
-          <w:rFonts w:hint="eastAsia" w:ascii="Times New Roman" w:hAnsi="Times New Roman" w:eastAsia="Times New Roman" w:cs="Times New Roman"/>
-        </w:rPr>
-        <w:t>：</w:t>
-      </w:r>
-      <w:r>
-        <w:rPr>
-          <w:rFonts w:hint="eastAsia" w:ascii="Times New Roman" w:hAnsi="Times New Roman" w:eastAsia="FangSong" w:cs="Times New Roman"/>
-        </w:rPr>
-        <w:t>选最长碳链</w:t>
-      </w:r>
-      <w:r>
-        <w:rPr>
-          <w:rFonts w:ascii="Times New Roman" w:hAnsi="Times New Roman" w:eastAsia="Times New Roman" w:cs="Times New Roman"/>
-        </w:rPr>
-        <w:t xml:space="preserve"> </w:t>
-      </w:r>
-      <w:r>
-        <w:rPr>
-          <w:rFonts w:ascii="Times New Roman" w:hAnsi="Times New Roman" w:eastAsia="Times New Roman" w:cs="Times New Roman"/>
-        </w:rPr>
-        <w:t xml:space="preserve">- </w:t>
-      </w:r>
-      <w:r>
-        <w:rPr>
-          <w:rFonts w:hint="eastAsia" w:ascii="Times New Roman" w:hAnsi="Times New Roman" w:eastAsia="FangSong" w:cs="Times New Roman"/>
-        </w:rPr>
-        <w:t>烯烃</w:t>
-      </w:r>
-      <w:r>
-        <w:rPr>
-          <w:rFonts w:hint="eastAsia" w:ascii="Times New Roman" w:hAnsi="Times New Roman" w:eastAsia="Times New Roman" w:cs="Times New Roman"/>
-        </w:rPr>
-        <w:t>/</w:t>
-      </w:r>
-      <w:r>
-        <w:rPr>
-          <w:rFonts w:hint="eastAsia" w:ascii="Times New Roman" w:hAnsi="Times New Roman" w:eastAsia="FangSong" w:cs="Times New Roman"/>
-        </w:rPr>
-        <w:t>炔烃</w:t>
-      </w:r>
-      <w:r>
-        <w:rPr>
-          <w:rFonts w:hint="eastAsia" w:ascii="Times New Roman" w:hAnsi="Times New Roman" w:eastAsia="Times New Roman" w:cs="Times New Roman"/>
-        </w:rPr>
-        <w:t>：</w:t>
-      </w:r>
-      <w:r>
-        <w:rPr>
-          <w:rFonts w:hint="eastAsia" w:ascii="Times New Roman" w:hAnsi="Times New Roman" w:eastAsia="FangSong" w:cs="Times New Roman"/>
-        </w:rPr>
-        <w:t>选含双键</w:t>
-      </w:r>
-      <w:r>
-        <w:rPr>
-          <w:rFonts w:hint="eastAsia" w:ascii="Times New Roman" w:hAnsi="Times New Roman" w:eastAsia="Times New Roman" w:cs="Times New Roman"/>
-        </w:rPr>
-        <w:t>/</w:t>
-      </w:r>
-      <w:r>
-        <w:rPr>
-          <w:rFonts w:hint="eastAsia" w:ascii="Times New Roman" w:hAnsi="Times New Roman" w:eastAsia="FangSong" w:cs="Times New Roman"/>
-        </w:rPr>
-        <w:t>叁键的最长碳链</w:t>
-      </w:r>
-      <w:r>
-        <w:rPr>
-          <w:rFonts w:ascii="Times New Roman" w:hAnsi="Times New Roman" w:eastAsia="Times New Roman" w:cs="Times New Roman"/>
-        </w:rPr>
-        <w:t xml:space="preserve"> </w:t>
-      </w:r>
-      <w:r>
-        <w:rPr>
-          <w:rFonts w:ascii="Times New Roman" w:hAnsi="Times New Roman" w:eastAsia="Times New Roman" w:cs="Times New Roman"/>
-        </w:rPr>
-        <w:t xml:space="preserve">- </w:t>
-      </w:r>
-      <w:r>
-        <w:rPr>
-          <w:rFonts w:hint="eastAsia" w:ascii="Times New Roman" w:hAnsi="Times New Roman" w:eastAsia="FangSong" w:cs="Times New Roman"/>
-        </w:rPr>
-        <w:t>含官能团</w:t>
-      </w:r>
-      <w:r>
-        <w:rPr>
-          <w:rFonts w:hint="eastAsia" w:ascii="Times New Roman" w:hAnsi="Times New Roman" w:eastAsia="Times New Roman" w:cs="Times New Roman"/>
-        </w:rPr>
-        <w:t>：</w:t>
-      </w:r>
-      <w:r>
-        <w:rPr>
-          <w:rFonts w:hint="eastAsia" w:ascii="Times New Roman" w:hAnsi="Times New Roman" w:eastAsia="FangSong" w:cs="Times New Roman"/>
-        </w:rPr>
-        <w:t>选含官能团的最长碳链</w:t>
+          <w:rFonts w:ascii="Times New Roman" w:hAnsi="Times New Roman" w:eastAsia="Times New Roman" w:cs="Times New Roman"/>
+        </w:rPr>
+        <w:t>-COOH &gt; -SO</w:t>
+      </w:r>
+      <w:r>
+        <w:rPr>
+          <w:rFonts w:ascii="Times New Roman" w:hAnsi="Times New Roman" w:eastAsia="Times New Roman" w:cs="Times New Roman"/>
+          <w:vertAlign w:val="subscript"/>
+        </w:rPr>
+        <w:t>3</w:t>
+      </w:r>
+      <w:r>
+        <w:rPr>
+          <w:rFonts w:ascii="Times New Roman" w:hAnsi="Times New Roman" w:eastAsia="Times New Roman" w:cs="Times New Roman"/>
+        </w:rPr>
+        <w:t>H &gt; -COOR &gt; -COX &gt; -CONH</w:t>
+      </w:r>
+      <w:r>
+        <w:rPr>
+          <w:rFonts w:ascii="Times New Roman" w:hAnsi="Times New Roman" w:eastAsia="Times New Roman" w:cs="Times New Roman"/>
+          <w:vertAlign w:val="subscript"/>
+        </w:rPr>
+        <w:t>2</w:t>
+      </w:r>
+      <w:r>
+        <w:rPr>
+          <w:rFonts w:ascii="Times New Roman" w:hAnsi="Times New Roman" w:eastAsia="Times New Roman" w:cs="Times New Roman"/>
+        </w:rPr>
+        <w:t xml:space="preserve"> &gt; -CN &gt; -CHO &gt; -CO- &gt; -OH &gt; -SH &gt; -NH</w:t>
+      </w:r>
+      <w:r>
+        <w:rPr>
+          <w:rFonts w:ascii="Times New Roman" w:hAnsi="Times New Roman" w:eastAsia="Times New Roman" w:cs="Times New Roman"/>
+          <w:vertAlign w:val="subscript"/>
+        </w:rPr>
+        <w:t>2</w:t>
+      </w:r>
+      <w:r>
+        <w:rPr>
+          <w:rFonts w:ascii="Times New Roman" w:hAnsi="Times New Roman" w:eastAsia="Times New Roman" w:cs="Times New Roman"/>
+        </w:rPr>
+        <w:t xml:space="preserve"> &gt; C≡C &gt; C=C &gt; -OR &gt; -R &gt; -X &gt; -NO</w:t>
+      </w:r>
+      <w:r>
+        <w:rPr>
+          <w:rFonts w:ascii="Times New Roman" w:hAnsi="Times New Roman" w:eastAsia="Times New Roman" w:cs="Times New Roman"/>
+          <w:vertAlign w:val="subscript"/>
+        </w:rPr>
+        <w:t>2</w:t>
       </w:r>
     </w:p>
     <w:p>
       <w:pPr>
         <w:pStyle w:val="BodyText"/>
+        <w:ind w:firstLine="420"/>
       </w:pPr>
       <w:r>
         <w:rPr>
           <w:rFonts w:hint="eastAsia" w:ascii="Times New Roman" w:hAnsi="Times New Roman" w:eastAsia="FangSong" w:cs="Times New Roman"/>
-          <w:b/>
-          <w:bCs/>
-        </w:rPr>
-        <w:t xml:space="preserve">编号</w:t>
-      </w:r>
-      <w:r>
-        <w:rPr>
-          <w:rFonts w:hint="eastAsia" w:ascii="Times New Roman" w:hAnsi="Times New Roman" w:eastAsia="Times New Roman" w:cs="Times New Roman"/>
-        </w:rPr>
-        <w:t xml:space="preserve">：</w:t>
+        </w:rPr>
+        <w:t xml:space="preserve">烯炔共存时的位次</w:t>
       </w:r>
       <w:r>
         <w:rPr>
@@ -19620,27 +20795,75 @@
       </w:r>
       <w:r>
         <w:rPr>
-          <w:rFonts w:ascii="Times New Roman" w:hAnsi="Times New Roman" w:eastAsia="Times New Roman" w:cs="Times New Roman"/>
-        </w:rPr>
-        <w:t xml:space="preserve">- </w:t>
-      </w:r>
-      <w:r>
-        <w:rPr>
-          <w:rFonts w:hint="eastAsia" w:ascii="Times New Roman" w:hAnsi="Times New Roman" w:eastAsia="FangSong" w:cs="Times New Roman"/>
-        </w:rPr>
-        <w:t>烷烃</w:t>
-      </w:r>
-      <w:r>
-        <w:rPr>
-          <w:rFonts w:hint="eastAsia" w:ascii="Times New Roman" w:hAnsi="Times New Roman" w:eastAsia="Times New Roman" w:cs="Times New Roman"/>
-        </w:rPr>
-        <w:t>：</w:t>
-      </w:r>
-      <w:r>
-        <w:rPr>
-          <w:rFonts w:hint="eastAsia" w:ascii="Times New Roman" w:hAnsi="Times New Roman" w:eastAsia="FangSong" w:cs="Times New Roman"/>
-        </w:rPr>
-        <w:t>使取代基位次和最小</w:t>
+          <w:rFonts w:hint="eastAsia" w:ascii="Times New Roman" w:hAnsi="Times New Roman" w:eastAsia="Times New Roman" w:cs="Times New Roman"/>
+        </w:rPr>
+        <w:t>tie-break：</w:t>
+      </w:r>
+      <w:r>
+        <w:rPr>
+          <w:rFonts w:hint="eastAsia" w:ascii="Times New Roman" w:hAnsi="Times New Roman" w:eastAsia="FangSong" w:cs="Times New Roman"/>
+        </w:rPr>
+        <w:t>当从两端编号得到的位次组合相同时</w:t>
+      </w:r>
+      <w:r>
+        <w:rPr>
+          <w:rFonts w:hint="eastAsia" w:ascii="Times New Roman" w:hAnsi="Times New Roman" w:eastAsia="Times New Roman" w:cs="Times New Roman"/>
+        </w:rPr>
+        <w:t>（</w:t>
+      </w:r>
+      <w:r>
+        <w:rPr>
+          <w:rFonts w:hint="eastAsia" w:ascii="Times New Roman" w:hAnsi="Times New Roman" w:eastAsia="FangSong" w:cs="Times New Roman"/>
+        </w:rPr>
+        <w:t>例如双键在</w:t>
+      </w:r>
+      <w:r>
+        <w:rPr>
+          <w:rFonts w:ascii="Times New Roman" w:hAnsi="Times New Roman" w:eastAsia="Times New Roman" w:cs="Times New Roman"/>
+        </w:rPr>
+        <w:t xml:space="preserve"> 1 </w:t>
+      </w:r>
+      <w:r>
+        <w:rPr>
+          <w:rFonts w:hint="eastAsia" w:ascii="Times New Roman" w:hAnsi="Times New Roman" w:eastAsia="FangSong" w:cs="Times New Roman"/>
+        </w:rPr>
+        <w:t>位</w:t>
+      </w:r>
+      <w:r>
+        <w:rPr>
+          <w:rFonts w:hint="eastAsia" w:ascii="Times New Roman" w:hAnsi="Times New Roman" w:eastAsia="Times New Roman" w:cs="Times New Roman"/>
+        </w:rPr>
+        <w:t>、</w:t>
+      </w:r>
+      <w:r>
+        <w:rPr>
+          <w:rFonts w:hint="eastAsia" w:ascii="Times New Roman" w:hAnsi="Times New Roman" w:eastAsia="FangSong" w:cs="Times New Roman"/>
+        </w:rPr>
+        <w:t>叁键在</w:t>
+      </w:r>
+      <w:r>
+        <w:rPr>
+          <w:rFonts w:ascii="Times New Roman" w:hAnsi="Times New Roman" w:eastAsia="Times New Roman" w:cs="Times New Roman"/>
+        </w:rPr>
+        <w:t xml:space="preserve"> 4 </w:t>
+      </w:r>
+      <w:r>
+        <w:rPr>
+          <w:rFonts w:hint="eastAsia" w:ascii="Times New Roman" w:hAnsi="Times New Roman" w:eastAsia="FangSong" w:cs="Times New Roman"/>
+        </w:rPr>
+        <w:t>位</w:t>
+      </w:r>
+      <w:r>
+        <w:rPr>
+          <w:rFonts w:hint="eastAsia" w:ascii="Times New Roman" w:hAnsi="Times New Roman" w:eastAsia="Times New Roman" w:cs="Times New Roman"/>
+        </w:rPr>
+        <w:t>，</w:t>
+      </w:r>
+      <w:r>
+        <w:rPr>
+          <w:rFonts w:hint="eastAsia" w:ascii="Times New Roman" w:hAnsi="Times New Roman" w:eastAsia="FangSong" w:cs="Times New Roman"/>
+        </w:rPr>
+        <w:t>两端编号都得</w:t>
       </w:r>
       <w:r>
         <w:rPr>
@@ -19650,112 +20873,161 @@
       </w:r>
       <w:r>
         <w:rPr>
-          <w:rFonts w:ascii="Times New Roman" w:hAnsi="Times New Roman" w:eastAsia="Times New Roman" w:cs="Times New Roman"/>
-        </w:rPr>
-        <w:t xml:space="preserve">- </w:t>
-      </w:r>
-      <w:r>
-        <w:rPr>
-          <w:rFonts w:hint="eastAsia" w:ascii="Times New Roman" w:hAnsi="Times New Roman" w:eastAsia="FangSong" w:cs="Times New Roman"/>
-        </w:rPr>
-        <w:t>烯烃</w:t>
-      </w:r>
-      <w:r>
-        <w:rPr>
-          <w:rFonts w:hint="eastAsia" w:ascii="Times New Roman" w:hAnsi="Times New Roman" w:eastAsia="Times New Roman" w:cs="Times New Roman"/>
-        </w:rPr>
-        <w:t>/</w:t>
-      </w:r>
-      <w:r>
-        <w:rPr>
-          <w:rFonts w:hint="eastAsia" w:ascii="Times New Roman" w:hAnsi="Times New Roman" w:eastAsia="FangSong" w:cs="Times New Roman"/>
-        </w:rPr>
-        <w:t>炔烃</w:t>
-      </w:r>
-      <w:r>
-        <w:rPr>
-          <w:rFonts w:hint="eastAsia" w:ascii="Times New Roman" w:hAnsi="Times New Roman" w:eastAsia="Times New Roman" w:cs="Times New Roman"/>
-        </w:rPr>
-        <w:t>：</w:t>
-      </w:r>
-      <w:r>
-        <w:rPr>
-          <w:rFonts w:hint="eastAsia" w:ascii="Times New Roman" w:hAnsi="Times New Roman" w:eastAsia="FangSong" w:cs="Times New Roman"/>
-        </w:rPr>
-        <w:t>使双键</w:t>
-      </w:r>
-      <w:r>
-        <w:rPr>
-          <w:rFonts w:hint="eastAsia" w:ascii="Times New Roman" w:hAnsi="Times New Roman" w:eastAsia="Times New Roman" w:cs="Times New Roman"/>
-        </w:rPr>
-        <w:t>/</w:t>
-      </w:r>
-      <w:r>
-        <w:rPr>
-          <w:rFonts w:hint="eastAsia" w:ascii="Times New Roman" w:hAnsi="Times New Roman" w:eastAsia="FangSong" w:cs="Times New Roman"/>
-        </w:rPr>
-        <w:t>叁键位次最小</w:t>
-      </w:r>
-      <w:r>
-        <w:rPr>
-          <w:rFonts w:ascii="Times New Roman" w:hAnsi="Times New Roman" w:eastAsia="Times New Roman" w:cs="Times New Roman"/>
-        </w:rPr>
-        <w:t xml:space="preserve"> </w:t>
-      </w:r>
-      <w:r>
-        <w:rPr>
-          <w:rFonts w:ascii="Times New Roman" w:hAnsi="Times New Roman" w:eastAsia="Times New Roman" w:cs="Times New Roman"/>
-        </w:rPr>
-        <w:t xml:space="preserve">- </w:t>
-      </w:r>
-      <w:r>
-        <w:rPr>
-          <w:rFonts w:hint="eastAsia" w:ascii="Times New Roman" w:hAnsi="Times New Roman" w:eastAsia="FangSong" w:cs="Times New Roman"/>
-        </w:rPr>
-        <w:t>含官能团</w:t>
-      </w:r>
-      <w:r>
-        <w:rPr>
-          <w:rFonts w:hint="eastAsia" w:ascii="Times New Roman" w:hAnsi="Times New Roman" w:eastAsia="Times New Roman" w:cs="Times New Roman"/>
-        </w:rPr>
-        <w:t>：</w:t>
-      </w:r>
-      <w:r>
-        <w:rPr>
-          <w:rFonts w:hint="eastAsia" w:ascii="Times New Roman" w:hAnsi="Times New Roman" w:eastAsia="FangSong" w:cs="Times New Roman"/>
-        </w:rPr>
-        <w:t>使官能团位次最小</w:t>
-      </w:r>
-      <w:r>
-        <w:rPr>
-          <w:rFonts w:hint="eastAsia" w:ascii="Times New Roman" w:hAnsi="Times New Roman" w:eastAsia="Times New Roman" w:cs="Times New Roman"/>
-        </w:rPr>
-        <w:t>（</w:t>
-      </w:r>
-      <w:r>
-        <w:rPr>
-          <w:rFonts w:hint="eastAsia" w:ascii="Times New Roman" w:hAnsi="Times New Roman" w:eastAsia="FangSong" w:cs="Times New Roman"/>
-        </w:rPr>
-        <w:t>官能团优先于取代基</w:t>
-      </w:r>
-      <w:r>
-        <w:rPr>
-          <w:rFonts w:hint="eastAsia" w:ascii="Times New Roman" w:hAnsi="Times New Roman" w:eastAsia="Times New Roman" w:cs="Times New Roman"/>
-        </w:rPr>
-        <w:t>）</w:t>
+          <w:rFonts w:hint="eastAsia" w:ascii="Times New Roman" w:hAnsi="Times New Roman" w:eastAsia="Times New Roman" w:cs="Times New Roman"/>
+        </w:rPr>
+        <w:t>{1,4}），</w:t>
+      </w:r>
+      <w:r>
+        <w:rPr>
+          <w:rFonts w:hint="eastAsia" w:ascii="Times New Roman" w:hAnsi="Times New Roman" w:eastAsia="FangSong" w:cs="Times New Roman"/>
+        </w:rPr>
+        <w:t>规定给</w:t>
+      </w:r>
+      <w:r>
+        <w:rPr>
+          <w:rFonts w:hint="eastAsia" w:ascii="Times New Roman" w:hAnsi="Times New Roman" w:eastAsia="FangSong" w:cs="Times New Roman"/>
+          <w:b/>
+          <w:bCs/>
+        </w:rPr>
+        <w:t xml:space="preserve">双键</w:t>
+      </w:r>
+      <w:r>
+        <w:rPr>
+          <w:rFonts w:hint="eastAsia" w:ascii="Times New Roman" w:hAnsi="Times New Roman" w:eastAsia="FangSong" w:cs="Times New Roman"/>
+        </w:rPr>
+        <w:t>较低的编号</w:t>
+      </w:r>
+      <w:r>
+        <w:rPr>
+          <w:rFonts w:hint="eastAsia" w:ascii="Times New Roman" w:hAnsi="Times New Roman" w:eastAsia="Times New Roman" w:cs="Times New Roman"/>
+        </w:rPr>
+        <w:t>，</w:t>
+      </w:r>
+      <w:r>
+        <w:rPr>
+          <w:rFonts w:hint="eastAsia" w:ascii="Times New Roman" w:hAnsi="Times New Roman" w:eastAsia="FangSong" w:cs="Times New Roman"/>
+        </w:rPr>
+        <w:t>故写作</w:t>
+      </w:r>
+      <w:r>
+        <w:rPr>
+          <w:rFonts w:hint="eastAsia" w:ascii="Times New Roman" w:hAnsi="Times New Roman" w:eastAsia="FangSong" w:cs="Times New Roman"/>
+          <w:b/>
+          <w:bCs/>
+        </w:rPr>
+        <w:t>戊</w:t>
+      </w:r>
+      <w:r>
+        <w:rPr>
+          <w:rFonts w:hint="eastAsia" w:ascii="Times New Roman" w:hAnsi="Times New Roman" w:eastAsia="Times New Roman" w:cs="Times New Roman"/>
+          <w:b/>
+          <w:bCs/>
+        </w:rPr>
+        <w:t>-1-</w:t>
+      </w:r>
+      <w:r>
+        <w:rPr>
+          <w:rFonts w:hint="eastAsia" w:ascii="Times New Roman" w:hAnsi="Times New Roman" w:eastAsia="FangSong" w:cs="Times New Roman"/>
+          <w:b/>
+          <w:bCs/>
+        </w:rPr>
+        <w:t>烯</w:t>
+      </w:r>
+      <w:r>
+        <w:rPr>
+          <w:rFonts w:hint="eastAsia" w:ascii="Times New Roman" w:hAnsi="Times New Roman" w:eastAsia="Times New Roman" w:cs="Times New Roman"/>
+          <w:b/>
+          <w:bCs/>
+        </w:rPr>
+        <w:t>-4-</w:t>
+      </w:r>
+      <w:r>
+        <w:rPr>
+          <w:rFonts w:hint="eastAsia" w:ascii="Times New Roman" w:hAnsi="Times New Roman" w:eastAsia="FangSong" w:cs="Times New Roman"/>
+          <w:b/>
+          <w:bCs/>
+        </w:rPr>
+        <w:t>炔</w:t>
+      </w:r>
+      <w:r>
+        <w:rPr>
+          <w:rFonts w:hint="eastAsia" w:ascii="Times New Roman" w:hAnsi="Times New Roman" w:eastAsia="Times New Roman" w:cs="Times New Roman"/>
+        </w:rPr>
+        <w:t>，</w:t>
+      </w:r>
+      <w:r>
+        <w:rPr>
+          <w:rFonts w:hint="eastAsia" w:ascii="Times New Roman" w:hAnsi="Times New Roman" w:eastAsia="FangSong" w:cs="Times New Roman"/>
+        </w:rPr>
+        <w:t>而不是戊</w:t>
+      </w:r>
+      <w:r>
+        <w:rPr>
+          <w:rFonts w:hint="eastAsia" w:ascii="Times New Roman" w:hAnsi="Times New Roman" w:eastAsia="Times New Roman" w:cs="Times New Roman"/>
+        </w:rPr>
+        <w:t>-4-</w:t>
+      </w:r>
+      <w:r>
+        <w:rPr>
+          <w:rFonts w:hint="eastAsia" w:ascii="Times New Roman" w:hAnsi="Times New Roman" w:eastAsia="FangSong" w:cs="Times New Roman"/>
+        </w:rPr>
+        <w:t>烯</w:t>
+      </w:r>
+      <w:r>
+        <w:rPr>
+          <w:rFonts w:hint="eastAsia" w:ascii="Times New Roman" w:hAnsi="Times New Roman" w:eastAsia="Times New Roman" w:cs="Times New Roman"/>
+        </w:rPr>
+        <w:t>-1-</w:t>
+      </w:r>
+      <w:r>
+        <w:rPr>
+          <w:rFonts w:hint="eastAsia" w:ascii="Times New Roman" w:hAnsi="Times New Roman" w:eastAsia="FangSong" w:cs="Times New Roman"/>
+        </w:rPr>
+        <w:t>炔</w:t>
+      </w:r>
+      <w:r>
+        <w:rPr>
+          <w:rFonts w:hint="eastAsia" w:ascii="Times New Roman" w:hAnsi="Times New Roman" w:eastAsia="Times New Roman" w:cs="Times New Roman"/>
+        </w:rPr>
+        <w:t>。</w:t>
       </w:r>
     </w:p>
     <w:p>
       <w:pPr>
         <w:pStyle w:val="BodyText"/>
+        <w:ind w:firstLine="420"/>
       </w:pPr>
       <w:r>
         <w:rPr>
           <w:rFonts w:hint="eastAsia" w:ascii="Times New Roman" w:hAnsi="Times New Roman" w:eastAsia="FangSong" w:cs="Times New Roman"/>
-          <w:b/>
-          <w:bCs/>
-        </w:rPr>
-        <w:t xml:space="preserve">书写顺序</w:t>
+        </w:rPr>
+        <w:t xml:space="preserve">理解要点</w:t>
+      </w:r>
+      <w:r>
+        <w:rPr>
+          <w:rFonts w:ascii="Times New Roman" w:hAnsi="Times New Roman" w:eastAsia="Times New Roman" w:cs="Times New Roman"/>
+        </w:rPr>
+        <w:t xml:space="preserve"> </w:t>
+      </w:r>
+      <w:r>
+        <w:rPr>
+          <w:rFonts w:ascii="Times New Roman" w:hAnsi="Times New Roman" w:eastAsia="Times New Roman" w:cs="Times New Roman"/>
+        </w:rPr>
+        <w:t xml:space="preserve">&gt;</w:t>
+      </w:r>
+      <w:r>
+        <w:rPr>
+          <w:rFonts w:ascii="Times New Roman" w:hAnsi="Times New Roman" w:eastAsia="Times New Roman" w:cs="Times New Roman"/>
+        </w:rPr>
+        <w:t xml:space="preserve"> </w:t>
+      </w:r>
+      <w:r>
+        <w:rPr>
+          <w:rFonts w:hint="eastAsia" w:ascii="Times New Roman" w:hAnsi="Times New Roman" w:eastAsia="FangSong" w:cs="Times New Roman"/>
+          <w:b/>
+          <w:bCs/>
+        </w:rPr>
+        <w:t xml:space="preserve">口诀</w:t>
       </w:r>
       <w:r>
         <w:rPr>
@@ -19765,72 +21037,6 @@
       </w:r>
       <w:r>
         <w:rPr>
-          <w:rFonts w:ascii="Times New Roman" w:hAnsi="Times New Roman" w:eastAsia="Times New Roman" w:cs="Times New Roman"/>
-        </w:rPr>
-        <w:t xml:space="preserve"> </w:t>
-      </w:r>
-      <w:r>
-        <w:rPr>
-          <w:rFonts w:ascii="Times New Roman" w:hAnsi="Times New Roman" w:eastAsia="Times New Roman" w:cs="Times New Roman"/>
-        </w:rPr>
-        <w:t xml:space="preserve">- </w:t>
-      </w:r>
-      <w:r>
-        <w:rPr>
-          <w:rFonts w:hint="eastAsia" w:ascii="Times New Roman" w:hAnsi="Times New Roman" w:eastAsia="FangSong" w:cs="Times New Roman"/>
-        </w:rPr>
-        <w:t>取代基按字母顺序</w:t>
-      </w:r>
-      <w:r>
-        <w:rPr>
-          <w:rFonts w:hint="eastAsia" w:ascii="Times New Roman" w:hAnsi="Times New Roman" w:eastAsia="Times New Roman" w:cs="Times New Roman"/>
-        </w:rPr>
-        <w:t>（</w:t>
-      </w:r>
-      <w:r>
-        <w:rPr>
-          <w:rFonts w:hint="eastAsia" w:ascii="Times New Roman" w:hAnsi="Times New Roman" w:eastAsia="FangSong" w:cs="Times New Roman"/>
-        </w:rPr>
-        <w:t>英语</w:t>
-      </w:r>
-      <w:r>
-        <w:rPr>
-          <w:rFonts w:hint="eastAsia" w:ascii="Times New Roman" w:hAnsi="Times New Roman" w:eastAsia="Times New Roman" w:cs="Times New Roman"/>
-        </w:rPr>
-        <w:t>）</w:t>
-      </w:r>
-      <w:r>
-        <w:rPr>
-          <w:rFonts w:hint="eastAsia" w:ascii="Times New Roman" w:hAnsi="Times New Roman" w:eastAsia="FangSong" w:cs="Times New Roman"/>
-        </w:rPr>
-        <w:t>或次序规则列出</w:t>
-      </w:r>
-      <w:r>
-        <w:rPr>
-          <w:rFonts w:ascii="Times New Roman" w:hAnsi="Times New Roman" w:eastAsia="Times New Roman" w:cs="Times New Roman"/>
-        </w:rPr>
-        <w:t xml:space="preserve"> </w:t>
-      </w:r>
-      <w:r>
-        <w:rPr>
-          <w:rFonts w:ascii="Times New Roman" w:hAnsi="Times New Roman" w:eastAsia="Times New Roman" w:cs="Times New Roman"/>
-        </w:rPr>
-        <w:t xml:space="preserve">- </w:t>
-      </w:r>
-      <w:r>
-        <w:rPr>
-          <w:rFonts w:hint="eastAsia" w:ascii="Times New Roman" w:hAnsi="Times New Roman" w:eastAsia="FangSong" w:cs="Times New Roman"/>
-        </w:rPr>
-        <w:t>数字与汉字间用短横</w:t>
-      </w:r>
-      <w:r>
-        <w:rPr>
-          <w:rFonts w:hint="eastAsia" w:ascii="Times New Roman" w:hAnsi="Times New Roman" w:eastAsia="Times New Roman" w:cs="Times New Roman"/>
-        </w:rPr>
-        <w:t>”-</w:t>
-      </w:r>
-      <w:r>
-        <w:rPr>
           <w:rFonts w:hint="eastAsia" w:ascii="Times New Roman" w:hAnsi="Times New Roman" w:eastAsia="Times New Roman" w:cs="Times New Roman"/>
         </w:rPr>
         <w:t>“</w:t>
@@ -19839,78 +21045,55 @@
         <w:rPr>
           <w:rFonts w:hint="eastAsia" w:ascii="Times New Roman" w:hAnsi="Times New Roman" w:eastAsia="FangSong" w:cs="Times New Roman"/>
         </w:rPr>
-        <w:t>连接</w:t>
-      </w:r>
-      <w:r>
-        <w:rPr>
-          <w:rFonts w:ascii="Times New Roman" w:hAnsi="Times New Roman" w:eastAsia="Times New Roman" w:cs="Times New Roman"/>
-        </w:rPr>
-        <w:t xml:space="preserve"> </w:t>
-      </w:r>
-      <w:r>
-        <w:rPr>
-          <w:rFonts w:ascii="Times New Roman" w:hAnsi="Times New Roman" w:eastAsia="Times New Roman" w:cs="Times New Roman"/>
-        </w:rPr>
-        <w:t xml:space="preserve">- </w:t>
-      </w:r>
-      <w:r>
-        <w:rPr>
-          <w:rFonts w:hint="eastAsia" w:ascii="Times New Roman" w:hAnsi="Times New Roman" w:eastAsia="FangSong" w:cs="Times New Roman"/>
-        </w:rPr>
-        <w:t>相同取代基合并用</w:t>
-      </w:r>
-      <w:r>
-        <w:rPr>
-          <w:rFonts w:hint="eastAsia" w:ascii="Times New Roman" w:hAnsi="Times New Roman" w:eastAsia="Times New Roman" w:cs="Times New Roman"/>
-        </w:rPr>
-        <w:t>”</w:t>
-      </w:r>
-      <w:r>
-        <w:rPr>
-          <w:rFonts w:hint="eastAsia" w:ascii="Times New Roman" w:hAnsi="Times New Roman" w:eastAsia="FangSong" w:cs="Times New Roman"/>
-        </w:rPr>
-        <w:t>二</w:t>
-      </w:r>
-      <w:r>
-        <w:rPr>
-          <w:rFonts w:hint="eastAsia" w:ascii="Times New Roman" w:hAnsi="Times New Roman" w:eastAsia="Times New Roman" w:cs="Times New Roman"/>
-        </w:rPr>
-        <w:t>/</w:t>
-      </w:r>
-      <w:r>
-        <w:rPr>
-          <w:rFonts w:hint="eastAsia" w:ascii="Times New Roman" w:hAnsi="Times New Roman" w:eastAsia="FangSong" w:cs="Times New Roman"/>
-        </w:rPr>
-        <w:t>三</w:t>
-      </w:r>
-      <w:r>
-        <w:rPr>
-          <w:rFonts w:hint="eastAsia" w:ascii="Times New Roman" w:hAnsi="Times New Roman" w:eastAsia="Times New Roman" w:cs="Times New Roman"/>
-        </w:rPr>
-        <w:t>/</w:t>
-      </w:r>
-      <w:r>
-        <w:rPr>
-          <w:rFonts w:hint="eastAsia" w:ascii="Times New Roman" w:hAnsi="Times New Roman" w:eastAsia="FangSong" w:cs="Times New Roman"/>
-        </w:rPr>
-        <w:t>四</w:t>
-      </w:r>
-      <w:r>
-        <w:rPr>
-          <w:rFonts w:hint="eastAsia" w:ascii="Times New Roman" w:hAnsi="Times New Roman" w:eastAsia="Times New Roman" w:cs="Times New Roman"/>
-        </w:rPr>
-        <w:t>”</w:t>
-      </w:r>
-      <w:r>
-        <w:rPr>
-          <w:rFonts w:hint="eastAsia" w:ascii="Times New Roman" w:hAnsi="Times New Roman" w:eastAsia="FangSong" w:cs="Times New Roman"/>
-        </w:rPr>
-        <w:t>等</w:t>
+        <w:t>酸磺酸酯酰氯酰胺甲酰</w:t>
+      </w:r>
+      <w:r>
+        <w:rPr>
+          <w:rFonts w:hint="eastAsia" w:ascii="Times New Roman" w:hAnsi="Times New Roman" w:eastAsia="Times New Roman" w:cs="Times New Roman"/>
+        </w:rPr>
+        <w:t>，</w:t>
+      </w:r>
+      <w:r>
+        <w:rPr>
+          <w:rFonts w:hint="eastAsia" w:ascii="Times New Roman" w:hAnsi="Times New Roman" w:eastAsia="FangSong" w:cs="Times New Roman"/>
+        </w:rPr>
+        <w:t>再是羰基醇酚和硫醇</w:t>
+      </w:r>
+      <w:r>
+        <w:rPr>
+          <w:rFonts w:hint="eastAsia" w:ascii="Times New Roman" w:hAnsi="Times New Roman" w:eastAsia="Times New Roman" w:cs="Times New Roman"/>
+        </w:rPr>
+        <w:t>，</w:t>
+      </w:r>
+      <w:r>
+        <w:rPr>
+          <w:rFonts w:hint="eastAsia" w:ascii="Times New Roman" w:hAnsi="Times New Roman" w:eastAsia="FangSong" w:cs="Times New Roman"/>
+        </w:rPr>
+        <w:t>氨基炔烯排排坐</w:t>
+      </w:r>
+      <w:r>
+        <w:rPr>
+          <w:rFonts w:hint="eastAsia" w:ascii="Times New Roman" w:hAnsi="Times New Roman" w:eastAsia="Times New Roman" w:cs="Times New Roman"/>
+        </w:rPr>
+        <w:t>，</w:t>
+      </w:r>
+      <w:r>
+        <w:rPr>
+          <w:rFonts w:hint="eastAsia" w:ascii="Times New Roman" w:hAnsi="Times New Roman" w:eastAsia="FangSong" w:cs="Times New Roman"/>
+        </w:rPr>
+        <w:t>醚烷卤素在后面</w:t>
+      </w:r>
+      <w:r>
+        <w:rPr>
+          <w:rFonts w:hint="eastAsia" w:ascii="Times New Roman" w:hAnsi="Times New Roman" w:eastAsia="Times New Roman" w:cs="Times New Roman"/>
+        </w:rPr>
+        <w:t>。”</w:t>
       </w:r>
     </w:p>
     <w:p>
       <w:pPr>
         <w:pStyle w:val="BodyText"/>
+        <w:ind w:firstLine="420"/>
       </w:pPr>
       <w:r>
         <w:rPr>
@@ -19918,422 +21101,21 @@
           <w:b/>
           <w:bCs/>
         </w:rPr>
-        <w:t xml:space="preserve">1.5.2 </w:t>
-      </w:r>
-      <w:r>
-        <w:rPr>
-          <w:rFonts w:hint="eastAsia" w:ascii="Times New Roman" w:hAnsi="Times New Roman" w:eastAsia="FangSong" w:cs="Times New Roman"/>
-          <w:b/>
-          <w:bCs/>
-        </w:rPr>
-        <w:t>常见官能团的优先顺序</w:t>
-      </w:r>
-      <w:r>
-        <w:rPr>
-          <w:rFonts w:hint="eastAsia" w:ascii="Times New Roman" w:hAnsi="Times New Roman" w:eastAsia="Times New Roman" w:cs="Times New Roman"/>
-          <w:b/>
-          <w:bCs/>
-        </w:rPr>
-        <w:t>（</w:t>
-      </w:r>
-      <w:r>
-        <w:rPr>
-          <w:rFonts w:hint="eastAsia" w:ascii="Times New Roman" w:hAnsi="Times New Roman" w:eastAsia="FangSong" w:cs="Times New Roman"/>
-          <w:b/>
-          <w:bCs/>
-        </w:rPr>
-        <w:t>命名时由大到小作母体</w:t>
-      </w:r>
-      <w:r>
-        <w:rPr>
-          <w:rFonts w:hint="eastAsia" w:ascii="Times New Roman" w:hAnsi="Times New Roman" w:eastAsia="Times New Roman" w:cs="Times New Roman"/>
-          <w:b/>
-          <w:bCs/>
-        </w:rPr>
-        <w:t>）</w:t>
+        <w:t xml:space="preserve">1.5.3 </w:t>
+      </w:r>
+      <w:r>
+        <w:rPr>
+          <w:rFonts w:hint="eastAsia" w:ascii="Times New Roman" w:hAnsi="Times New Roman" w:eastAsia="FangSong" w:cs="Times New Roman"/>
+          <w:b/>
+          <w:bCs/>
+        </w:rPr>
+        <w:t xml:space="preserve">立体化学命名</w:t>
       </w:r>
     </w:p>
     <w:p>
       <w:pPr>
         <w:pStyle w:val="BodyText"/>
-      </w:pPr>
-      <w:r>
-        <w:rPr>
-          <w:rFonts w:ascii="Times New Roman" w:hAnsi="Times New Roman" w:eastAsia="Times New Roman" w:cs="Times New Roman"/>
-        </w:rPr>
-        <w:t>-COOH &gt; -SO</w:t>
-      </w:r>
-      <w:r>
-        <w:rPr>
-          <w:rFonts w:ascii="Times New Roman" w:hAnsi="Times New Roman" w:eastAsia="Times New Roman" w:cs="Times New Roman"/>
-          <w:vertAlign w:val="subscript"/>
-        </w:rPr>
-        <w:t>3</w:t>
-      </w:r>
-      <w:r>
-        <w:rPr>
-          <w:rFonts w:ascii="Times New Roman" w:hAnsi="Times New Roman" w:eastAsia="Times New Roman" w:cs="Times New Roman"/>
-        </w:rPr>
-        <w:t>H &gt; -COOR &gt; -COX &gt; -CONH</w:t>
-      </w:r>
-      <w:r>
-        <w:rPr>
-          <w:rFonts w:ascii="Times New Roman" w:hAnsi="Times New Roman" w:eastAsia="Times New Roman" w:cs="Times New Roman"/>
-          <w:vertAlign w:val="subscript"/>
-        </w:rPr>
-        <w:t>2</w:t>
-      </w:r>
-      <w:r>
-        <w:rPr>
-          <w:rFonts w:ascii="Times New Roman" w:hAnsi="Times New Roman" w:eastAsia="Times New Roman" w:cs="Times New Roman"/>
-        </w:rPr>
-        <w:t xml:space="preserve"> &gt; -CN &gt; -CHO &gt; -CO- &gt; -OH &gt; -SH &gt; -NH</w:t>
-      </w:r>
-      <w:r>
-        <w:rPr>
-          <w:rFonts w:ascii="Times New Roman" w:hAnsi="Times New Roman" w:eastAsia="Times New Roman" w:cs="Times New Roman"/>
-          <w:vertAlign w:val="subscript"/>
-        </w:rPr>
-        <w:t>2</w:t>
-      </w:r>
-      <w:r>
-        <w:rPr>
-          <w:rFonts w:ascii="Times New Roman" w:hAnsi="Times New Roman" w:eastAsia="Times New Roman" w:cs="Times New Roman"/>
-        </w:rPr>
-        <w:t xml:space="preserve"> &gt; C≡C &gt; C=C &gt; -OR &gt; -R &gt; -X &gt; -NO</w:t>
-      </w:r>
-      <w:r>
-        <w:rPr>
-          <w:rFonts w:ascii="Times New Roman" w:hAnsi="Times New Roman" w:eastAsia="Times New Roman" w:cs="Times New Roman"/>
-          <w:vertAlign w:val="subscript"/>
-        </w:rPr>
-        <w:t>2</w:t>
-      </w:r>
-    </w:p>
-    <w:p>
-      <w:pPr>
-        <w:pStyle w:val="BodyText"/>
-      </w:pPr>
-      <w:r>
-        <w:rPr>
-          <w:rFonts w:hint="eastAsia" w:ascii="Times New Roman" w:hAnsi="Times New Roman" w:eastAsia="FangSong" w:cs="Times New Roman"/>
-        </w:rPr>
-        <w:t xml:space="preserve">烯炔共存时的位次</w:t>
-      </w:r>
-      <w:r>
-        <w:rPr>
-          <w:rFonts w:ascii="Times New Roman" w:hAnsi="Times New Roman" w:eastAsia="Times New Roman" w:cs="Times New Roman"/>
-        </w:rPr>
-        <w:t xml:space="preserve"> </w:t>
-      </w:r>
-      <w:r>
-        <w:rPr>
-          <w:rFonts w:hint="eastAsia" w:ascii="Times New Roman" w:hAnsi="Times New Roman" w:eastAsia="Times New Roman" w:cs="Times New Roman"/>
-        </w:rPr>
-        <w:t>tie-break：</w:t>
-      </w:r>
-      <w:r>
-        <w:rPr>
-          <w:rFonts w:hint="eastAsia" w:ascii="Times New Roman" w:hAnsi="Times New Roman" w:eastAsia="FangSong" w:cs="Times New Roman"/>
-        </w:rPr>
-        <w:t>当从两端编号得到的位次组合相同时</w:t>
-      </w:r>
-      <w:r>
-        <w:rPr>
-          <w:rFonts w:hint="eastAsia" w:ascii="Times New Roman" w:hAnsi="Times New Roman" w:eastAsia="Times New Roman" w:cs="Times New Roman"/>
-        </w:rPr>
-        <w:t>（</w:t>
-      </w:r>
-      <w:r>
-        <w:rPr>
-          <w:rFonts w:hint="eastAsia" w:ascii="Times New Roman" w:hAnsi="Times New Roman" w:eastAsia="FangSong" w:cs="Times New Roman"/>
-        </w:rPr>
-        <w:t>例如双键在</w:t>
-      </w:r>
-      <w:r>
-        <w:rPr>
-          <w:rFonts w:ascii="Times New Roman" w:hAnsi="Times New Roman" w:eastAsia="Times New Roman" w:cs="Times New Roman"/>
-        </w:rPr>
-        <w:t xml:space="preserve"> 1 </w:t>
-      </w:r>
-      <w:r>
-        <w:rPr>
-          <w:rFonts w:hint="eastAsia" w:ascii="Times New Roman" w:hAnsi="Times New Roman" w:eastAsia="FangSong" w:cs="Times New Roman"/>
-        </w:rPr>
-        <w:t>位</w:t>
-      </w:r>
-      <w:r>
-        <w:rPr>
-          <w:rFonts w:hint="eastAsia" w:ascii="Times New Roman" w:hAnsi="Times New Roman" w:eastAsia="Times New Roman" w:cs="Times New Roman"/>
-        </w:rPr>
-        <w:t>、</w:t>
-      </w:r>
-      <w:r>
-        <w:rPr>
-          <w:rFonts w:hint="eastAsia" w:ascii="Times New Roman" w:hAnsi="Times New Roman" w:eastAsia="FangSong" w:cs="Times New Roman"/>
-        </w:rPr>
-        <w:t>叁键在</w:t>
-      </w:r>
-      <w:r>
-        <w:rPr>
-          <w:rFonts w:ascii="Times New Roman" w:hAnsi="Times New Roman" w:eastAsia="Times New Roman" w:cs="Times New Roman"/>
-        </w:rPr>
-        <w:t xml:space="preserve"> 4 </w:t>
-      </w:r>
-      <w:r>
-        <w:rPr>
-          <w:rFonts w:hint="eastAsia" w:ascii="Times New Roman" w:hAnsi="Times New Roman" w:eastAsia="FangSong" w:cs="Times New Roman"/>
-        </w:rPr>
-        <w:t>位</w:t>
-      </w:r>
-      <w:r>
-        <w:rPr>
-          <w:rFonts w:hint="eastAsia" w:ascii="Times New Roman" w:hAnsi="Times New Roman" w:eastAsia="Times New Roman" w:cs="Times New Roman"/>
-        </w:rPr>
-        <w:t>，</w:t>
-      </w:r>
-      <w:r>
-        <w:rPr>
-          <w:rFonts w:hint="eastAsia" w:ascii="Times New Roman" w:hAnsi="Times New Roman" w:eastAsia="FangSong" w:cs="Times New Roman"/>
-        </w:rPr>
-        <w:t>两端编号都得</w:t>
-      </w:r>
-      <w:r>
-        <w:rPr>
-          <w:rFonts w:ascii="Times New Roman" w:hAnsi="Times New Roman" w:eastAsia="Times New Roman" w:cs="Times New Roman"/>
-        </w:rPr>
-        <w:t xml:space="preserve"> </w:t>
-      </w:r>
-      <w:r>
-        <w:rPr>
-          <w:rFonts w:hint="eastAsia" w:ascii="Times New Roman" w:hAnsi="Times New Roman" w:eastAsia="Times New Roman" w:cs="Times New Roman"/>
-        </w:rPr>
-        <w:t>{1,4}），</w:t>
-      </w:r>
-      <w:r>
-        <w:rPr>
-          <w:rFonts w:hint="eastAsia" w:ascii="Times New Roman" w:hAnsi="Times New Roman" w:eastAsia="FangSong" w:cs="Times New Roman"/>
-        </w:rPr>
-        <w:t>规定给</w:t>
-      </w:r>
-      <w:r>
-        <w:rPr>
-          <w:rFonts w:hint="eastAsia" w:ascii="Times New Roman" w:hAnsi="Times New Roman" w:eastAsia="FangSong" w:cs="Times New Roman"/>
-          <w:b/>
-          <w:bCs/>
-        </w:rPr>
-        <w:t xml:space="preserve">双键</w:t>
-      </w:r>
-      <w:r>
-        <w:rPr>
-          <w:rFonts w:hint="eastAsia" w:ascii="Times New Roman" w:hAnsi="Times New Roman" w:eastAsia="FangSong" w:cs="Times New Roman"/>
-        </w:rPr>
-        <w:t>较低的编号</w:t>
-      </w:r>
-      <w:r>
-        <w:rPr>
-          <w:rFonts w:hint="eastAsia" w:ascii="Times New Roman" w:hAnsi="Times New Roman" w:eastAsia="Times New Roman" w:cs="Times New Roman"/>
-        </w:rPr>
-        <w:t>，</w:t>
-      </w:r>
-      <w:r>
-        <w:rPr>
-          <w:rFonts w:hint="eastAsia" w:ascii="Times New Roman" w:hAnsi="Times New Roman" w:eastAsia="FangSong" w:cs="Times New Roman"/>
-        </w:rPr>
-        <w:t>故写作</w:t>
-      </w:r>
-      <w:r>
-        <w:rPr>
-          <w:rFonts w:hint="eastAsia" w:ascii="Times New Roman" w:hAnsi="Times New Roman" w:eastAsia="FangSong" w:cs="Times New Roman"/>
-          <w:b/>
-          <w:bCs/>
-        </w:rPr>
-        <w:t>戊</w:t>
-      </w:r>
-      <w:r>
-        <w:rPr>
-          <w:rFonts w:hint="eastAsia" w:ascii="Times New Roman" w:hAnsi="Times New Roman" w:eastAsia="Times New Roman" w:cs="Times New Roman"/>
-          <w:b/>
-          <w:bCs/>
-        </w:rPr>
-        <w:t>-1-</w:t>
-      </w:r>
-      <w:r>
-        <w:rPr>
-          <w:rFonts w:hint="eastAsia" w:ascii="Times New Roman" w:hAnsi="Times New Roman" w:eastAsia="FangSong" w:cs="Times New Roman"/>
-          <w:b/>
-          <w:bCs/>
-        </w:rPr>
-        <w:t>烯</w:t>
-      </w:r>
-      <w:r>
-        <w:rPr>
-          <w:rFonts w:hint="eastAsia" w:ascii="Times New Roman" w:hAnsi="Times New Roman" w:eastAsia="Times New Roman" w:cs="Times New Roman"/>
-          <w:b/>
-          <w:bCs/>
-        </w:rPr>
-        <w:t>-4-</w:t>
-      </w:r>
-      <w:r>
-        <w:rPr>
-          <w:rFonts w:hint="eastAsia" w:ascii="Times New Roman" w:hAnsi="Times New Roman" w:eastAsia="FangSong" w:cs="Times New Roman"/>
-          <w:b/>
-          <w:bCs/>
-        </w:rPr>
-        <w:t>炔</w:t>
-      </w:r>
-      <w:r>
-        <w:rPr>
-          <w:rFonts w:hint="eastAsia" w:ascii="Times New Roman" w:hAnsi="Times New Roman" w:eastAsia="Times New Roman" w:cs="Times New Roman"/>
-        </w:rPr>
-        <w:t>，</w:t>
-      </w:r>
-      <w:r>
-        <w:rPr>
-          <w:rFonts w:hint="eastAsia" w:ascii="Times New Roman" w:hAnsi="Times New Roman" w:eastAsia="FangSong" w:cs="Times New Roman"/>
-        </w:rPr>
-        <w:t>而不是戊</w:t>
-      </w:r>
-      <w:r>
-        <w:rPr>
-          <w:rFonts w:hint="eastAsia" w:ascii="Times New Roman" w:hAnsi="Times New Roman" w:eastAsia="Times New Roman" w:cs="Times New Roman"/>
-        </w:rPr>
-        <w:t>-4-</w:t>
-      </w:r>
-      <w:r>
-        <w:rPr>
-          <w:rFonts w:hint="eastAsia" w:ascii="Times New Roman" w:hAnsi="Times New Roman" w:eastAsia="FangSong" w:cs="Times New Roman"/>
-        </w:rPr>
-        <w:t>烯</w:t>
-      </w:r>
-      <w:r>
-        <w:rPr>
-          <w:rFonts w:hint="eastAsia" w:ascii="Times New Roman" w:hAnsi="Times New Roman" w:eastAsia="Times New Roman" w:cs="Times New Roman"/>
-        </w:rPr>
-        <w:t>-1-</w:t>
-      </w:r>
-      <w:r>
-        <w:rPr>
-          <w:rFonts w:hint="eastAsia" w:ascii="Times New Roman" w:hAnsi="Times New Roman" w:eastAsia="FangSong" w:cs="Times New Roman"/>
-        </w:rPr>
-        <w:t>炔</w:t>
-      </w:r>
-      <w:r>
-        <w:rPr>
-          <w:rFonts w:hint="eastAsia" w:ascii="Times New Roman" w:hAnsi="Times New Roman" w:eastAsia="Times New Roman" w:cs="Times New Roman"/>
-        </w:rPr>
-        <w:t>。</w:t>
-      </w:r>
-    </w:p>
-    <w:p>
-      <w:pPr>
-        <w:pStyle w:val="MethodologyBlock"/>
-      </w:pPr>
-      <w:r>
-        <w:rPr>
-          <w:rFonts w:hint="eastAsia" w:ascii="Times New Roman" w:hAnsi="Times New Roman" w:eastAsia="FangSong" w:cs="Times New Roman"/>
-        </w:rPr>
-        <w:t xml:space="preserve">理解要点</w:t>
-      </w:r>
-      <w:r>
-        <w:rPr>
-          <w:rFonts w:ascii="Times New Roman" w:hAnsi="Times New Roman" w:eastAsia="Times New Roman" w:cs="Times New Roman"/>
-        </w:rPr>
-        <w:t xml:space="preserve"> </w:t>
-      </w:r>
-      <w:r>
-        <w:rPr>
-          <w:rFonts w:hint="eastAsia" w:ascii="Times New Roman" w:hAnsi="Times New Roman" w:eastAsia="FangSong" w:cs="Times New Roman"/>
-          <w:b/>
-          <w:bCs/>
-        </w:rPr>
-        <w:t xml:space="preserve">口诀</w:t>
-      </w:r>
-      <w:r>
-        <w:rPr>
-          <w:rFonts w:hint="eastAsia" w:ascii="Times New Roman" w:hAnsi="Times New Roman" w:eastAsia="Times New Roman" w:cs="Times New Roman"/>
-        </w:rPr>
-        <w:t xml:space="preserve">：</w:t>
-      </w:r>
-      <w:r>
-        <w:rPr>
-          <w:rFonts w:hint="eastAsia" w:ascii="Times New Roman" w:hAnsi="Times New Roman" w:eastAsia="Times New Roman" w:cs="Times New Roman"/>
-        </w:rPr>
-        <w:t>“</w:t>
-      </w:r>
-      <w:r>
-        <w:rPr>
-          <w:rFonts w:hint="eastAsia" w:ascii="Times New Roman" w:hAnsi="Times New Roman" w:eastAsia="FangSong" w:cs="Times New Roman"/>
-        </w:rPr>
-        <w:t>酸磺酸酯酰氯酰胺甲酰</w:t>
-      </w:r>
-      <w:r>
-        <w:rPr>
-          <w:rFonts w:hint="eastAsia" w:ascii="Times New Roman" w:hAnsi="Times New Roman" w:eastAsia="Times New Roman" w:cs="Times New Roman"/>
-        </w:rPr>
-        <w:t>，</w:t>
-      </w:r>
-      <w:r>
-        <w:rPr>
-          <w:rFonts w:hint="eastAsia" w:ascii="Times New Roman" w:hAnsi="Times New Roman" w:eastAsia="FangSong" w:cs="Times New Roman"/>
-        </w:rPr>
-        <w:t>再是羰基醇酚和硫醇</w:t>
-      </w:r>
-      <w:r>
-        <w:rPr>
-          <w:rFonts w:hint="eastAsia" w:ascii="Times New Roman" w:hAnsi="Times New Roman" w:eastAsia="Times New Roman" w:cs="Times New Roman"/>
-        </w:rPr>
-        <w:t>，</w:t>
-      </w:r>
-      <w:r>
-        <w:rPr>
-          <w:rFonts w:hint="eastAsia" w:ascii="Times New Roman" w:hAnsi="Times New Roman" w:eastAsia="FangSong" w:cs="Times New Roman"/>
-        </w:rPr>
-        <w:t>氨基炔烯排排坐</w:t>
-      </w:r>
-      <w:r>
-        <w:rPr>
-          <w:rFonts w:hint="eastAsia" w:ascii="Times New Roman" w:hAnsi="Times New Roman" w:eastAsia="Times New Roman" w:cs="Times New Roman"/>
-        </w:rPr>
-        <w:t>，</w:t>
-      </w:r>
-      <w:r>
-        <w:rPr>
-          <w:rFonts w:hint="eastAsia" w:ascii="Times New Roman" w:hAnsi="Times New Roman" w:eastAsia="FangSong" w:cs="Times New Roman"/>
-        </w:rPr>
-        <w:t>醚烷卤素在后面</w:t>
-      </w:r>
-      <w:r>
-        <w:rPr>
-          <w:rFonts w:hint="eastAsia" w:ascii="Times New Roman" w:hAnsi="Times New Roman" w:eastAsia="Times New Roman" w:cs="Times New Roman"/>
-        </w:rPr>
-        <w:t>。”</w:t>
-      </w:r>
-    </w:p>
-    <w:p>
-      <w:pPr>
-        <w:pStyle w:val="BodyText"/>
-      </w:pPr>
-      <w:r>
-        <w:rPr>
-          <w:rFonts w:ascii="Times New Roman" w:hAnsi="Times New Roman" w:eastAsia="Times New Roman" w:cs="Times New Roman"/>
-          <w:b/>
-          <w:bCs/>
-        </w:rPr>
-        <w:t xml:space="preserve">1.5.3 </w:t>
-      </w:r>
-      <w:r>
-        <w:rPr>
-          <w:rFonts w:hint="eastAsia" w:ascii="Times New Roman" w:hAnsi="Times New Roman" w:eastAsia="FangSong" w:cs="Times New Roman"/>
-          <w:b/>
-          <w:bCs/>
-        </w:rPr>
-        <w:t xml:space="preserve">立体化学命名</w:t>
-      </w:r>
-    </w:p>
-    <w:p>
-      <w:pPr>
-        <w:pStyle w:val="BodyText"/>
+        <w:ind w:firstLine="420"/>
       </w:pPr>
       <w:r>
         <w:rPr>
@@ -20394,9 +21176,9 @@
         </w:pict>
       </w:r>
     </w:p>
-    <w:bookmarkEnd w:id="35"/>
-    <w:bookmarkEnd w:id="36"/>
-    <w:bookmarkStart w:id="41" w:name="二规律与方法"/>
+    <w:bookmarkEnd w:id="41"/>
+    <w:bookmarkEnd w:id="42"/>
+    <w:bookmarkStart w:id="47" w:name="二规律与方法"/>
     <w:p>
       <w:pPr>
         <w:pStyle w:val="Heading2"/>
@@ -20421,7 +21203,7 @@
         <w:t>规律与方法</w:t>
       </w:r>
     </w:p>
-    <w:bookmarkStart w:id="37" w:name="核心规律比较"/>
+    <w:bookmarkStart w:id="43" w:name="核心规律比较"/>
     <w:p>
       <w:pPr>
         <w:pStyle w:val="Heading3"/>
@@ -20446,6 +21228,15 @@
         <w:tblW w:type="pct" w:w="5000"/>
         <w:tblLayout w:type="fixed"/>
         <w:tblLook w:firstRow="1" w:lastRow="0" w:firstColumn="0" w:lastColumn="0" w:noHBand="0" w:noVBand="0" w:val="0020"/>
+        <w:jc w:val="center"/>
+        <w:tblBorders>
+          <w:top w:val="single" w:sz="12" w:space="0" w:color="333333"/>
+          <w:bottom w:val="single" w:sz="12" w:space="0" w:color="333333"/>
+          <w:left w:val="none"/>
+          <w:right w:val="none"/>
+          <w:insideH w:val="none"/>
+          <w:insideV w:val="none"/>
+        </w:tblBorders>
       </w:tblPr>
       <w:tblGrid>
         <w:gridCol w:w="1440"/>
@@ -20459,7 +21250,11 @@
           <w:tblHeader w:val="on"/>
         </w:trPr>
         <w:tc>
-          <w:tcPr/>
+          <w:tcPr>
+            <w:tcBorders>
+              <w:bottom w:val="single" w:sz="6" w:space="0" w:color="333333"/>
+            </w:tcBorders>
+          </w:tcPr>
           <w:p>
             <w:pPr>
               <w:pStyle w:val="Compact"/>
@@ -20475,7 +21270,11 @@
           </w:p>
         </w:tc>
         <w:tc>
-          <w:tcPr/>
+          <w:tcPr>
+            <w:tcBorders>
+              <w:bottom w:val="single" w:sz="6" w:space="0" w:color="333333"/>
+            </w:tcBorders>
+          </w:tcPr>
           <w:p>
             <w:pPr>
               <w:pStyle w:val="Compact"/>
@@ -20491,7 +21290,11 @@
           </w:p>
         </w:tc>
         <w:tc>
-          <w:tcPr/>
+          <w:tcPr>
+            <w:tcBorders>
+              <w:bottom w:val="single" w:sz="6" w:space="0" w:color="333333"/>
+            </w:tcBorders>
+          </w:tcPr>
           <w:p>
             <w:pPr>
               <w:pStyle w:val="Compact"/>
@@ -20507,7 +21310,11 @@
           </w:p>
         </w:tc>
         <w:tc>
-          <w:tcPr/>
+          <w:tcPr>
+            <w:tcBorders>
+              <w:bottom w:val="single" w:sz="6" w:space="0" w:color="333333"/>
+            </w:tcBorders>
+          </w:tcPr>
           <w:p>
             <w:pPr>
               <w:pStyle w:val="Compact"/>
@@ -20523,7 +21330,11 @@
           </w:p>
         </w:tc>
         <w:tc>
-          <w:tcPr/>
+          <w:tcPr>
+            <w:tcBorders>
+              <w:bottom w:val="single" w:sz="6" w:space="0" w:color="333333"/>
+            </w:tcBorders>
+          </w:tcPr>
           <w:p>
             <w:pPr>
               <w:pStyle w:val="Compact"/>
@@ -20992,8 +21803,8 @@
         </w:tc>
       </w:tr>
     </w:tbl>
-    <w:bookmarkEnd w:id="37"/>
-    <w:bookmarkStart w:id="38" w:name="常见易错点"/>
+    <w:bookmarkEnd w:id="43"/>
+    <w:bookmarkStart w:id="44" w:name="常见易错点"/>
     <w:p>
       <w:pPr>
         <w:pStyle w:val="Heading3"/>
@@ -21015,6 +21826,7 @@
     <w:p>
       <w:pPr>
         <w:pStyle w:val="FirstParagraph"/>
+        <w:ind w:firstLine="420"/>
       </w:pPr>
       <w:r>
         <w:rPr>
@@ -21126,6 +21938,7 @@
     <w:p>
       <w:pPr>
         <w:pStyle w:val="BodyText"/>
+        <w:ind w:firstLine="420"/>
       </w:pPr>
       <w:r>
         <w:rPr>
@@ -21267,6 +22080,7 @@
     <w:p>
       <w:pPr>
         <w:pStyle w:val="BodyText"/>
+        <w:ind w:firstLine="420"/>
       </w:pPr>
       <w:r>
         <w:rPr>
@@ -21485,6 +22299,7 @@
     <w:p>
       <w:pPr>
         <w:pStyle w:val="BodyText"/>
+        <w:ind w:firstLine="420"/>
       </w:pPr>
       <w:r>
         <w:rPr>
@@ -21626,6 +22441,7 @@
     <w:p>
       <w:pPr>
         <w:pStyle w:val="BodyText"/>
+        <w:ind w:firstLine="420"/>
       </w:pPr>
       <w:r>
         <w:rPr>
@@ -21825,6 +22641,7 @@
     <w:p>
       <w:pPr>
         <w:pStyle w:val="BodyText"/>
+        <w:ind w:firstLine="420"/>
       </w:pPr>
       <w:r>
         <w:rPr>
@@ -21981,8 +22798,8 @@
         <w:t>）。</w:t>
       </w:r>
     </w:p>
-    <w:bookmarkEnd w:id="38"/>
-    <w:bookmarkStart w:id="39" w:name="方法技巧"/>
+    <w:bookmarkEnd w:id="44"/>
+    <w:bookmarkStart w:id="45" w:name="方法技巧"/>
     <w:p>
       <w:pPr>
         <w:pStyle w:val="Heading3"/>
@@ -22004,6 +22821,7 @@
     <w:p>
       <w:pPr>
         <w:pStyle w:val="BlockText"/>
+        <w:ind w:firstLine="420"/>
       </w:pPr>
       <w:r>
         <w:rPr>
@@ -22168,6 +22986,7 @@
     <w:p>
       <w:pPr>
         <w:pStyle w:val="BlockText"/>
+        <w:ind w:firstLine="420"/>
       </w:pPr>
       <w:r>
         <w:rPr>
@@ -22303,6 +23122,7 @@
     <w:p>
       <w:pPr>
         <w:pStyle w:val="BlockText"/>
+        <w:ind w:firstLine="420"/>
       </w:pPr>
       <w:r>
         <w:rPr>
@@ -22428,6 +23248,7 @@
     <w:p>
       <w:pPr>
         <w:pStyle w:val="BlockText"/>
+        <w:ind w:firstLine="420"/>
       </w:pPr>
       <w:r>
         <w:rPr>
@@ -22505,6 +23326,7 @@
     <w:p>
       <w:pPr>
         <w:pStyle w:val="BlockText"/>
+        <w:ind w:firstLine="420"/>
       </w:pPr>
       <w:r>
         <w:rPr>
@@ -22624,6 +23446,7 @@
           <w:ilvl w:val="0"/>
           <w:numId w:val="1015"/>
         </w:numPr>
+        <w:ind w:firstLine="420"/>
       </w:pPr>
       <w:r>
         <w:rPr>
@@ -22639,6 +23462,7 @@
           <w:ilvl w:val="1"/>
           <w:numId w:val="1016"/>
         </w:numPr>
+        <w:ind w:firstLine="420"/>
       </w:pPr>
       <w:r>
         <w:rPr>
@@ -22666,6 +23490,7 @@
           <w:ilvl w:val="2"/>
           <w:numId w:val="1017"/>
         </w:numPr>
+        <w:ind w:firstLine="420"/>
       </w:pPr>
       <w:r>
         <w:rPr>
@@ -22723,6 +23548,7 @@
           <w:ilvl w:val="2"/>
           <w:numId w:val="1017"/>
         </w:numPr>
+        <w:ind w:firstLine="420"/>
       </w:pPr>
       <w:r>
         <w:rPr>
@@ -22794,6 +23620,7 @@
           <w:ilvl w:val="2"/>
           <w:numId w:val="1017"/>
         </w:numPr>
+        <w:ind w:firstLine="420"/>
       </w:pPr>
       <w:r>
         <w:rPr>
@@ -22815,6 +23642,7 @@
           <w:ilvl w:val="1"/>
           <w:numId w:val="1016"/>
         </w:numPr>
+        <w:ind w:firstLine="420"/>
       </w:pPr>
       <w:r>
         <w:rPr>
@@ -22845,8 +23673,8 @@
         </w:pict>
       </w:r>
     </w:p>
-    <w:bookmarkEnd w:id="39"/>
-    <w:bookmarkStart w:id="40" w:name="竞赛深化"/>
+    <w:bookmarkEnd w:id="45"/>
+    <w:bookmarkStart w:id="46" w:name="竞赛深化"/>
     <w:p>
       <w:pPr>
         <w:pStyle w:val="Heading3"/>
@@ -22880,6 +23708,7 @@
     <w:p>
       <w:pPr>
         <w:pStyle w:val="FirstParagraph"/>
+        <w:ind w:firstLine="420"/>
       </w:pPr>
       <w:r>
         <w:rPr>
@@ -22931,6 +23760,7 @@
     <w:p>
       <w:pPr>
         <w:pStyle w:val="BodyText"/>
+        <w:ind w:firstLine="420"/>
       </w:pPr>
       <w:r>
         <w:rPr>
@@ -23088,6 +23918,7 @@
           <w:ilvl w:val="0"/>
           <w:numId w:val="1018"/>
         </w:numPr>
+        <w:ind w:firstLine="420"/>
       </w:pPr>
       <w:r>
         <w:rPr>
@@ -23171,6 +24002,7 @@
           <w:ilvl w:val="0"/>
           <w:numId w:val="1018"/>
         </w:numPr>
+        <w:ind w:firstLine="420"/>
       </w:pPr>
       <w:r>
         <w:rPr>
@@ -23270,6 +24102,7 @@
           <w:ilvl w:val="0"/>
           <w:numId w:val="1018"/>
         </w:numPr>
+        <w:ind w:firstLine="420"/>
       </w:pPr>
       <w:r>
         <w:rPr>
@@ -23345,6 +24178,7 @@
           <w:ilvl w:val="0"/>
           <w:numId w:val="1018"/>
         </w:numPr>
+        <w:ind w:firstLine="420"/>
       </w:pPr>
       <w:r>
         <w:rPr>
@@ -23408,6 +24242,7 @@
           <w:ilvl w:val="0"/>
           <w:numId w:val="1018"/>
         </w:numPr>
+        <w:ind w:firstLine="420"/>
       </w:pPr>
       <w:r>
         <w:rPr>
@@ -23487,6 +24322,7 @@
     <w:p>
       <w:pPr>
         <w:pStyle w:val="FirstParagraph"/>
+        <w:ind w:firstLine="420"/>
       </w:pPr>
       <w:r>
         <w:rPr>
@@ -23522,6 +24358,7 @@
     <w:p>
       <w:pPr>
         <w:pStyle w:val="BodyText"/>
+        <w:ind w:firstLine="420"/>
       </w:pPr>
       <w:r>
         <w:rPr>
@@ -23779,6 +24616,7 @@
     <w:p>
       <w:pPr>
         <w:pStyle w:val="BodyText"/>
+        <w:ind w:firstLine="420"/>
       </w:pPr>
       <w:r>
         <w:rPr>
@@ -23977,9 +24815,9 @@
         </w:pict>
       </w:r>
     </w:p>
-    <w:bookmarkEnd w:id="40"/>
-    <w:bookmarkEnd w:id="41"/>
-    <w:bookmarkStart w:id="48" w:name="三典型例题"/>
+    <w:bookmarkEnd w:id="46"/>
+    <w:bookmarkEnd w:id="47"/>
+    <w:bookmarkStart w:id="54" w:name="三典型例题"/>
     <w:p>
       <w:pPr>
         <w:pStyle w:val="Heading2"/>
@@ -24004,7 +24842,7 @@
         <w:t>典型例题</w:t>
       </w:r>
     </w:p>
-    <w:bookmarkStart w:id="42" w:name="例1-异构体数目判断基础"/>
+    <w:bookmarkStart w:id="48" w:name="例1-异构体数目判断基础"/>
     <w:p>
       <w:pPr>
         <w:pStyle w:val="Heading3"/>
@@ -24056,6 +24894,7 @@
     <w:p>
       <w:pPr>
         <w:pStyle w:val="FirstParagraph"/>
+        <w:ind w:firstLine="420"/>
       </w:pPr>
       <w:r>
         <w:rPr>
@@ -24161,6 +25000,7 @@
     <w:p>
       <w:pPr>
         <w:pStyle w:val="BodyText"/>
+        <w:ind w:firstLine="420"/>
       </w:pPr>
       <w:r>
         <w:rPr>
@@ -24240,6 +25080,7 @@
     <w:p>
       <w:pPr>
         <w:pStyle w:val="BodyText"/>
+        <w:ind w:firstLine="420"/>
       </w:pPr>
       <w:r>
         <w:rPr>
@@ -24926,6 +25767,7 @@
     <w:p>
       <w:pPr>
         <w:pStyle w:val="BodyText"/>
+        <w:ind w:firstLine="420"/>
       </w:pPr>
       <w:r>
         <w:rPr>
@@ -24977,6 +25819,7 @@
     <w:p>
       <w:pPr>
         <w:pStyle w:val="BodyText"/>
+        <w:ind w:firstLine="420"/>
       </w:pPr>
       <w:r>
         <w:rPr>
@@ -25048,6 +25891,7 @@
     <w:p>
       <w:pPr>
         <w:pStyle w:val="BodyText"/>
+        <w:ind w:firstLine="420"/>
       </w:pPr>
       <w:r>
         <w:rPr>
@@ -25122,8 +25966,8 @@
         </w:pict>
       </w:r>
     </w:p>
-    <w:bookmarkEnd w:id="42"/>
-    <w:bookmarkStart w:id="43" w:name="例2-rs构型判断进阶"/>
+    <w:bookmarkEnd w:id="48"/>
+    <w:bookmarkStart w:id="49" w:name="例2-rs构型判断进阶"/>
     <w:p>
       <w:pPr>
         <w:pStyle w:val="Heading3"/>
@@ -25181,6 +26025,7 @@
     <w:p>
       <w:pPr>
         <w:pStyle w:val="FirstParagraph"/>
+        <w:ind w:firstLine="420"/>
       </w:pPr>
       <w:r>
         <w:rPr>
@@ -25424,6 +26269,7 @@
     <w:p>
       <w:pPr>
         <w:pStyle w:val="BodyText"/>
+        <w:ind w:firstLine="420"/>
       </w:pPr>
       <w:r>
         <w:rPr>
@@ -25515,6 +26361,7 @@
     <w:p>
       <w:pPr>
         <w:pStyle w:val="BodyText"/>
+        <w:ind w:firstLine="420"/>
       </w:pPr>
       <w:r>
         <w:rPr>
@@ -25818,6 +26665,7 @@
     <w:p>
       <w:pPr>
         <w:pStyle w:val="BodyText"/>
+        <w:ind w:firstLine="420"/>
       </w:pPr>
       <w:r>
         <w:rPr>
@@ -25880,8 +26728,8 @@
         </w:pict>
       </w:r>
     </w:p>
-    <w:bookmarkEnd w:id="43"/>
-    <w:bookmarkStart w:id="44" w:name="例3-酸性比较电子效应综合进阶"/>
+    <w:bookmarkEnd w:id="49"/>
+    <w:bookmarkStart w:id="50" w:name="例3-酸性比较电子效应综合进阶"/>
     <w:p>
       <w:pPr>
         <w:pStyle w:val="Heading3"/>
@@ -25945,6 +26793,7 @@
     <w:p>
       <w:pPr>
         <w:pStyle w:val="FirstParagraph"/>
+        <w:ind w:firstLine="420"/>
       </w:pPr>
       <w:r>
         <w:rPr>
@@ -26091,6 +26940,7 @@
     <w:p>
       <w:pPr>
         <w:pStyle w:val="BodyText"/>
+        <w:ind w:firstLine="420"/>
       </w:pPr>
       <w:r>
         <w:rPr>
@@ -26170,6 +27020,7 @@
     <w:p>
       <w:pPr>
         <w:pStyle w:val="BodyText"/>
+        <w:ind w:firstLine="420"/>
       </w:pPr>
       <w:r>
         <w:rPr>
@@ -26447,6 +27298,7 @@
           <w:ilvl w:val="0"/>
           <w:numId w:val="1019"/>
         </w:numPr>
+        <w:ind w:firstLine="420"/>
       </w:pPr>
       <w:r>
         <w:rPr>
@@ -26477,6 +27329,256 @@
           <w:rFonts w:hint="eastAsia" w:ascii="Times New Roman" w:hAnsi="Times New Roman" w:eastAsia="Times New Roman" w:cs="Times New Roman"/>
         </w:rPr>
         <w:t>(d)：</w:t>
+      </w:r>
+    </w:p>
+    <w:p>
+      <w:pPr>
+        <w:pStyle w:val="Compact"/>
+        <w:numPr>
+          <w:ilvl w:val="1"/>
+          <w:numId w:val="1020"/>
+        </w:numPr>
+        <w:ind w:firstLine="420"/>
+      </w:pPr>
+      <w:r>
+        <w:rPr>
+          <w:rFonts w:hint="eastAsia" w:ascii="Times New Roman" w:hAnsi="Times New Roman" w:eastAsia="Times New Roman" w:cs="Times New Roman"/>
+        </w:rPr>
+        <w:t>CH</w:t>
+      </w:r>
+      <w:r>
+        <w:rPr>
+          <w:rFonts w:hint="eastAsia" w:ascii="Times New Roman" w:hAnsi="Times New Roman" w:eastAsia="Times New Roman" w:cs="Times New Roman"/>
+          <w:vertAlign w:val="subscript"/>
+        </w:rPr>
+        <w:t>3</w:t>
+      </w:r>
+      <w:r>
+        <w:rPr>
+          <w:rFonts w:hint="eastAsia" w:ascii="Times New Roman" w:hAnsi="Times New Roman" w:eastAsia="FangSong" w:cs="Times New Roman"/>
+        </w:rPr>
+        <w:t>基是给电子基</w:t>
+      </w:r>
+      <w:r>
+        <w:rPr>
+          <w:rFonts w:hint="eastAsia" w:ascii="Times New Roman" w:hAnsi="Times New Roman" w:eastAsia="Times New Roman" w:cs="Times New Roman"/>
+        </w:rPr>
+        <w:t>(+I)，CH</w:t>
+      </w:r>
+      <w:r>
+        <w:rPr>
+          <w:rFonts w:hint="eastAsia" w:ascii="Times New Roman" w:hAnsi="Times New Roman" w:eastAsia="Times New Roman" w:cs="Times New Roman"/>
+          <w:vertAlign w:val="subscript"/>
+        </w:rPr>
+        <w:t>3</w:t>
+      </w:r>
+      <w:r>
+        <w:rPr>
+          <w:rFonts w:hint="eastAsia" w:ascii="Times New Roman" w:hAnsi="Times New Roman" w:eastAsia="Times New Roman" w:cs="Times New Roman"/>
+        </w:rPr>
+        <w:t>CH</w:t>
+      </w:r>
+      <w:r>
+        <w:rPr>
+          <w:rFonts w:hint="eastAsia" w:ascii="Times New Roman" w:hAnsi="Times New Roman" w:eastAsia="Times New Roman" w:cs="Times New Roman"/>
+          <w:vertAlign w:val="subscript"/>
+        </w:rPr>
+        <w:t>2</w:t>
+      </w:r>
+      <w:r>
+        <w:rPr>
+          <w:rFonts w:hint="eastAsia" w:ascii="Times New Roman" w:hAnsi="Times New Roman" w:eastAsia="FangSong" w:cs="Times New Roman"/>
+        </w:rPr>
+        <w:t>基也是</w:t>
+      </w:r>
+      <w:r>
+        <w:rPr>
+          <w:rFonts w:hint="eastAsia" w:ascii="Times New Roman" w:hAnsi="Times New Roman" w:eastAsia="Times New Roman" w:cs="Times New Roman"/>
+        </w:rPr>
+        <w:t>+I</w:t>
+      </w:r>
+      <w:r>
+        <w:rPr>
+          <w:rFonts w:hint="eastAsia" w:ascii="Times New Roman" w:hAnsi="Times New Roman" w:eastAsia="FangSong" w:cs="Times New Roman"/>
+        </w:rPr>
+        <w:t>且略强于</w:t>
+      </w:r>
+      <w:r>
+        <w:rPr>
+          <w:rFonts w:hint="eastAsia" w:ascii="Times New Roman" w:hAnsi="Times New Roman" w:eastAsia="Times New Roman" w:cs="Times New Roman"/>
+        </w:rPr>
+        <w:t>CH</w:t>
+      </w:r>
+      <w:r>
+        <w:rPr>
+          <w:rFonts w:hint="eastAsia" w:ascii="Times New Roman" w:hAnsi="Times New Roman" w:eastAsia="Times New Roman" w:cs="Times New Roman"/>
+          <w:vertAlign w:val="subscript"/>
+        </w:rPr>
+        <w:t>3</w:t>
+      </w:r>
+    </w:p>
+    <w:p>
+      <w:pPr>
+        <w:pStyle w:val="Compact"/>
+        <w:numPr>
+          <w:ilvl w:val="1"/>
+          <w:numId w:val="1020"/>
+        </w:numPr>
+        <w:ind w:firstLine="420"/>
+      </w:pPr>
+      <w:r>
+        <w:rPr>
+          <w:rFonts w:ascii="Times New Roman" w:hAnsi="Times New Roman" w:eastAsia="Times New Roman" w:cs="Times New Roman"/>
+        </w:rPr>
+        <w:t>CH</w:t>
+      </w:r>
+      <w:r>
+        <w:rPr>
+          <w:rFonts w:ascii="Times New Roman" w:hAnsi="Times New Roman" w:eastAsia="Times New Roman" w:cs="Times New Roman"/>
+          <w:vertAlign w:val="subscript"/>
+        </w:rPr>
+        <w:t>3</w:t>
+      </w:r>
+      <w:r>
+        <w:rPr>
+          <w:rFonts w:ascii="Times New Roman" w:hAnsi="Times New Roman" w:eastAsia="Times New Roman" w:cs="Times New Roman"/>
+        </w:rPr>
+        <w:t>CH</w:t>
+      </w:r>
+      <w:r>
+        <w:rPr>
+          <w:rFonts w:ascii="Times New Roman" w:hAnsi="Times New Roman" w:eastAsia="Times New Roman" w:cs="Times New Roman"/>
+          <w:vertAlign w:val="subscript"/>
+        </w:rPr>
+        <w:t>2</w:t>
+      </w:r>
+      <w:r>
+        <w:rPr>
+          <w:rFonts w:ascii="Times New Roman" w:hAnsi="Times New Roman" w:eastAsia="Times New Roman" w:cs="Times New Roman"/>
+        </w:rPr>
+        <w:t xml:space="preserve">COOH </w:t>
+      </w:r>
+      <w:r>
+        <w:rPr>
+          <w:rFonts w:hint="eastAsia" w:ascii="Times New Roman" w:hAnsi="Times New Roman" w:eastAsia="FangSong" w:cs="Times New Roman"/>
+        </w:rPr>
+        <w:t>的</w:t>
+      </w:r>
+      <w:r>
+        <w:rPr>
+          <w:rFonts w:hint="eastAsia" w:ascii="Times New Roman" w:hAnsi="Times New Roman" w:eastAsia="Times New Roman" w:cs="Times New Roman"/>
+        </w:rPr>
+        <w:t>-CH</w:t>
+      </w:r>
+      <w:r>
+        <w:rPr>
+          <w:rFonts w:hint="eastAsia" w:ascii="Times New Roman" w:hAnsi="Times New Roman" w:eastAsia="Times New Roman" w:cs="Times New Roman"/>
+          <w:vertAlign w:val="subscript"/>
+        </w:rPr>
+        <w:t>2</w:t>
+      </w:r>
+      <w:r>
+        <w:rPr>
+          <w:rFonts w:hint="eastAsia" w:ascii="Times New Roman" w:hAnsi="Times New Roman" w:eastAsia="Times New Roman" w:cs="Times New Roman"/>
+        </w:rPr>
+        <w:t>CH</w:t>
+      </w:r>
+      <w:r>
+        <w:rPr>
+          <w:rFonts w:hint="eastAsia" w:ascii="Times New Roman" w:hAnsi="Times New Roman" w:eastAsia="Times New Roman" w:cs="Times New Roman"/>
+          <w:vertAlign w:val="subscript"/>
+        </w:rPr>
+        <w:t>3</w:t>
+      </w:r>
+      <w:r>
+        <w:rPr>
+          <w:rFonts w:ascii="Times New Roman" w:hAnsi="Times New Roman" w:eastAsia="Times New Roman" w:cs="Times New Roman"/>
+        </w:rPr>
+        <w:t xml:space="preserve"> </w:t>
+      </w:r>
+      <w:r>
+        <w:rPr>
+          <w:rFonts w:hint="eastAsia" w:ascii="Times New Roman" w:hAnsi="Times New Roman" w:eastAsia="FangSong" w:cs="Times New Roman"/>
+        </w:rPr>
+        <w:t xml:space="preserve">给电子诱导比</w:t>
+      </w:r>
+      <w:r>
+        <w:rPr>
+          <w:rFonts w:ascii="Times New Roman" w:hAnsi="Times New Roman" w:eastAsia="Times New Roman" w:cs="Times New Roman"/>
+        </w:rPr>
+        <w:t xml:space="preserve"> CH</w:t>
+      </w:r>
+      <w:r>
+        <w:rPr>
+          <w:rFonts w:ascii="Times New Roman" w:hAnsi="Times New Roman" w:eastAsia="Times New Roman" w:cs="Times New Roman"/>
+          <w:vertAlign w:val="subscript"/>
+        </w:rPr>
+        <w:t>3</w:t>
+      </w:r>
+      <w:r>
+        <w:rPr>
+          <w:rFonts w:ascii="Times New Roman" w:hAnsi="Times New Roman" w:eastAsia="Times New Roman" w:cs="Times New Roman"/>
+        </w:rPr>
+        <w:t xml:space="preserve">COOH </w:t>
+      </w:r>
+      <w:r>
+        <w:rPr>
+          <w:rFonts w:hint="eastAsia" w:ascii="Times New Roman" w:hAnsi="Times New Roman" w:eastAsia="FangSong" w:cs="Times New Roman"/>
+        </w:rPr>
+        <w:t>的</w:t>
+      </w:r>
+      <w:r>
+        <w:rPr>
+          <w:rFonts w:hint="eastAsia" w:ascii="Times New Roman" w:hAnsi="Times New Roman" w:eastAsia="Times New Roman" w:cs="Times New Roman"/>
+        </w:rPr>
+        <w:t>-CH</w:t>
+      </w:r>
+      <w:r>
+        <w:rPr>
+          <w:rFonts w:hint="eastAsia" w:ascii="Times New Roman" w:hAnsi="Times New Roman" w:eastAsia="Times New Roman" w:cs="Times New Roman"/>
+          <w:vertAlign w:val="subscript"/>
+        </w:rPr>
+        <w:t>3</w:t>
+      </w:r>
+      <w:r>
+        <w:rPr>
+          <w:rFonts w:ascii="Times New Roman" w:hAnsi="Times New Roman" w:eastAsia="Times New Roman" w:cs="Times New Roman"/>
+        </w:rPr>
+        <w:t xml:space="preserve"> </w:t>
+      </w:r>
+      <w:r>
+        <w:rPr>
+          <w:rFonts w:hint="eastAsia" w:ascii="Times New Roman" w:hAnsi="Times New Roman" w:eastAsia="FangSong" w:cs="Times New Roman"/>
+        </w:rPr>
+        <w:t xml:space="preserve">更强</w:t>
+      </w:r>
+    </w:p>
+    <w:p>
+      <w:pPr>
+        <w:pStyle w:val="Compact"/>
+        <w:numPr>
+          <w:ilvl w:val="1"/>
+          <w:numId w:val="1020"/>
+        </w:numPr>
+        <w:ind w:firstLine="420"/>
+      </w:pPr>
+      <w:r>
+        <w:rPr>
+          <w:rFonts w:hint="eastAsia" w:ascii="Times New Roman" w:hAnsi="Times New Roman" w:eastAsia="FangSong" w:cs="Times New Roman"/>
+        </w:rPr>
+        <w:t xml:space="preserve">解离后负电荷更集中</w:t>
+      </w:r>
+      <w:r>
+        <w:rPr>
+          <w:rFonts w:ascii="Times New Roman" w:hAnsi="Times New Roman" w:eastAsia="Times New Roman" w:cs="Times New Roman"/>
+        </w:rPr>
+        <w:t xml:space="preserve"> → </w:t>
+      </w:r>
+      <w:r>
+        <w:rPr>
+          <w:rFonts w:hint="eastAsia" w:ascii="Times New Roman" w:hAnsi="Times New Roman" w:eastAsia="FangSong" w:cs="Times New Roman"/>
+        </w:rPr>
+        <w:t xml:space="preserve">酸性更弱</w:t>
       </w:r>
     </w:p>
     <w:p>
@@ -26489,253 +27591,6 @@
       </w:pPr>
       <w:r>
         <w:rPr>
-          <w:rFonts w:hint="eastAsia" w:ascii="Times New Roman" w:hAnsi="Times New Roman" w:eastAsia="Times New Roman" w:cs="Times New Roman"/>
-        </w:rPr>
-        <w:t>CH</w:t>
-      </w:r>
-      <w:r>
-        <w:rPr>
-          <w:rFonts w:hint="eastAsia" w:ascii="Times New Roman" w:hAnsi="Times New Roman" w:eastAsia="Times New Roman" w:cs="Times New Roman"/>
-          <w:vertAlign w:val="subscript"/>
-        </w:rPr>
-        <w:t>3</w:t>
-      </w:r>
-      <w:r>
-        <w:rPr>
-          <w:rFonts w:hint="eastAsia" w:ascii="Times New Roman" w:hAnsi="Times New Roman" w:eastAsia="FangSong" w:cs="Times New Roman"/>
-        </w:rPr>
-        <w:t>基是给电子基</w:t>
-      </w:r>
-      <w:r>
-        <w:rPr>
-          <w:rFonts w:hint="eastAsia" w:ascii="Times New Roman" w:hAnsi="Times New Roman" w:eastAsia="Times New Roman" w:cs="Times New Roman"/>
-        </w:rPr>
-        <w:t>(+I)，CH</w:t>
-      </w:r>
-      <w:r>
-        <w:rPr>
-          <w:rFonts w:hint="eastAsia" w:ascii="Times New Roman" w:hAnsi="Times New Roman" w:eastAsia="Times New Roman" w:cs="Times New Roman"/>
-          <w:vertAlign w:val="subscript"/>
-        </w:rPr>
-        <w:t>3</w:t>
-      </w:r>
-      <w:r>
-        <w:rPr>
-          <w:rFonts w:hint="eastAsia" w:ascii="Times New Roman" w:hAnsi="Times New Roman" w:eastAsia="Times New Roman" w:cs="Times New Roman"/>
-        </w:rPr>
-        <w:t>CH</w:t>
-      </w:r>
-      <w:r>
-        <w:rPr>
-          <w:rFonts w:hint="eastAsia" w:ascii="Times New Roman" w:hAnsi="Times New Roman" w:eastAsia="Times New Roman" w:cs="Times New Roman"/>
-          <w:vertAlign w:val="subscript"/>
-        </w:rPr>
-        <w:t>2</w:t>
-      </w:r>
-      <w:r>
-        <w:rPr>
-          <w:rFonts w:hint="eastAsia" w:ascii="Times New Roman" w:hAnsi="Times New Roman" w:eastAsia="FangSong" w:cs="Times New Roman"/>
-        </w:rPr>
-        <w:t>基也是</w:t>
-      </w:r>
-      <w:r>
-        <w:rPr>
-          <w:rFonts w:hint="eastAsia" w:ascii="Times New Roman" w:hAnsi="Times New Roman" w:eastAsia="Times New Roman" w:cs="Times New Roman"/>
-        </w:rPr>
-        <w:t>+I</w:t>
-      </w:r>
-      <w:r>
-        <w:rPr>
-          <w:rFonts w:hint="eastAsia" w:ascii="Times New Roman" w:hAnsi="Times New Roman" w:eastAsia="FangSong" w:cs="Times New Roman"/>
-        </w:rPr>
-        <w:t>且略强于</w:t>
-      </w:r>
-      <w:r>
-        <w:rPr>
-          <w:rFonts w:hint="eastAsia" w:ascii="Times New Roman" w:hAnsi="Times New Roman" w:eastAsia="Times New Roman" w:cs="Times New Roman"/>
-        </w:rPr>
-        <w:t>CH</w:t>
-      </w:r>
-      <w:r>
-        <w:rPr>
-          <w:rFonts w:hint="eastAsia" w:ascii="Times New Roman" w:hAnsi="Times New Roman" w:eastAsia="Times New Roman" w:cs="Times New Roman"/>
-          <w:vertAlign w:val="subscript"/>
-        </w:rPr>
-        <w:t>3</w:t>
-      </w:r>
-    </w:p>
-    <w:p>
-      <w:pPr>
-        <w:pStyle w:val="Compact"/>
-        <w:numPr>
-          <w:ilvl w:val="1"/>
-          <w:numId w:val="1020"/>
-        </w:numPr>
-      </w:pPr>
-      <w:r>
-        <w:rPr>
-          <w:rFonts w:ascii="Times New Roman" w:hAnsi="Times New Roman" w:eastAsia="Times New Roman" w:cs="Times New Roman"/>
-        </w:rPr>
-        <w:t>CH</w:t>
-      </w:r>
-      <w:r>
-        <w:rPr>
-          <w:rFonts w:ascii="Times New Roman" w:hAnsi="Times New Roman" w:eastAsia="Times New Roman" w:cs="Times New Roman"/>
-          <w:vertAlign w:val="subscript"/>
-        </w:rPr>
-        <w:t>3</w:t>
-      </w:r>
-      <w:r>
-        <w:rPr>
-          <w:rFonts w:ascii="Times New Roman" w:hAnsi="Times New Roman" w:eastAsia="Times New Roman" w:cs="Times New Roman"/>
-        </w:rPr>
-        <w:t>CH</w:t>
-      </w:r>
-      <w:r>
-        <w:rPr>
-          <w:rFonts w:ascii="Times New Roman" w:hAnsi="Times New Roman" w:eastAsia="Times New Roman" w:cs="Times New Roman"/>
-          <w:vertAlign w:val="subscript"/>
-        </w:rPr>
-        <w:t>2</w:t>
-      </w:r>
-      <w:r>
-        <w:rPr>
-          <w:rFonts w:ascii="Times New Roman" w:hAnsi="Times New Roman" w:eastAsia="Times New Roman" w:cs="Times New Roman"/>
-        </w:rPr>
-        <w:t xml:space="preserve">COOH </w:t>
-      </w:r>
-      <w:r>
-        <w:rPr>
-          <w:rFonts w:hint="eastAsia" w:ascii="Times New Roman" w:hAnsi="Times New Roman" w:eastAsia="FangSong" w:cs="Times New Roman"/>
-        </w:rPr>
-        <w:t>的</w:t>
-      </w:r>
-      <w:r>
-        <w:rPr>
-          <w:rFonts w:hint="eastAsia" w:ascii="Times New Roman" w:hAnsi="Times New Roman" w:eastAsia="Times New Roman" w:cs="Times New Roman"/>
-        </w:rPr>
-        <w:t>-CH</w:t>
-      </w:r>
-      <w:r>
-        <w:rPr>
-          <w:rFonts w:hint="eastAsia" w:ascii="Times New Roman" w:hAnsi="Times New Roman" w:eastAsia="Times New Roman" w:cs="Times New Roman"/>
-          <w:vertAlign w:val="subscript"/>
-        </w:rPr>
-        <w:t>2</w:t>
-      </w:r>
-      <w:r>
-        <w:rPr>
-          <w:rFonts w:hint="eastAsia" w:ascii="Times New Roman" w:hAnsi="Times New Roman" w:eastAsia="Times New Roman" w:cs="Times New Roman"/>
-        </w:rPr>
-        <w:t>CH</w:t>
-      </w:r>
-      <w:r>
-        <w:rPr>
-          <w:rFonts w:hint="eastAsia" w:ascii="Times New Roman" w:hAnsi="Times New Roman" w:eastAsia="Times New Roman" w:cs="Times New Roman"/>
-          <w:vertAlign w:val="subscript"/>
-        </w:rPr>
-        <w:t>3</w:t>
-      </w:r>
-      <w:r>
-        <w:rPr>
-          <w:rFonts w:ascii="Times New Roman" w:hAnsi="Times New Roman" w:eastAsia="Times New Roman" w:cs="Times New Roman"/>
-        </w:rPr>
-        <w:t xml:space="preserve"> </w:t>
-      </w:r>
-      <w:r>
-        <w:rPr>
-          <w:rFonts w:hint="eastAsia" w:ascii="Times New Roman" w:hAnsi="Times New Roman" w:eastAsia="FangSong" w:cs="Times New Roman"/>
-        </w:rPr>
-        <w:t xml:space="preserve">给电子诱导比</w:t>
-      </w:r>
-      <w:r>
-        <w:rPr>
-          <w:rFonts w:ascii="Times New Roman" w:hAnsi="Times New Roman" w:eastAsia="Times New Roman" w:cs="Times New Roman"/>
-        </w:rPr>
-        <w:t xml:space="preserve"> CH</w:t>
-      </w:r>
-      <w:r>
-        <w:rPr>
-          <w:rFonts w:ascii="Times New Roman" w:hAnsi="Times New Roman" w:eastAsia="Times New Roman" w:cs="Times New Roman"/>
-          <w:vertAlign w:val="subscript"/>
-        </w:rPr>
-        <w:t>3</w:t>
-      </w:r>
-      <w:r>
-        <w:rPr>
-          <w:rFonts w:ascii="Times New Roman" w:hAnsi="Times New Roman" w:eastAsia="Times New Roman" w:cs="Times New Roman"/>
-        </w:rPr>
-        <w:t xml:space="preserve">COOH </w:t>
-      </w:r>
-      <w:r>
-        <w:rPr>
-          <w:rFonts w:hint="eastAsia" w:ascii="Times New Roman" w:hAnsi="Times New Roman" w:eastAsia="FangSong" w:cs="Times New Roman"/>
-        </w:rPr>
-        <w:t>的</w:t>
-      </w:r>
-      <w:r>
-        <w:rPr>
-          <w:rFonts w:hint="eastAsia" w:ascii="Times New Roman" w:hAnsi="Times New Roman" w:eastAsia="Times New Roman" w:cs="Times New Roman"/>
-        </w:rPr>
-        <w:t>-CH</w:t>
-      </w:r>
-      <w:r>
-        <w:rPr>
-          <w:rFonts w:hint="eastAsia" w:ascii="Times New Roman" w:hAnsi="Times New Roman" w:eastAsia="Times New Roman" w:cs="Times New Roman"/>
-          <w:vertAlign w:val="subscript"/>
-        </w:rPr>
-        <w:t>3</w:t>
-      </w:r>
-      <w:r>
-        <w:rPr>
-          <w:rFonts w:ascii="Times New Roman" w:hAnsi="Times New Roman" w:eastAsia="Times New Roman" w:cs="Times New Roman"/>
-        </w:rPr>
-        <w:t xml:space="preserve"> </w:t>
-      </w:r>
-      <w:r>
-        <w:rPr>
-          <w:rFonts w:hint="eastAsia" w:ascii="Times New Roman" w:hAnsi="Times New Roman" w:eastAsia="FangSong" w:cs="Times New Roman"/>
-        </w:rPr>
-        <w:t xml:space="preserve">更强</w:t>
-      </w:r>
-    </w:p>
-    <w:p>
-      <w:pPr>
-        <w:pStyle w:val="Compact"/>
-        <w:numPr>
-          <w:ilvl w:val="1"/>
-          <w:numId w:val="1020"/>
-        </w:numPr>
-      </w:pPr>
-      <w:r>
-        <w:rPr>
-          <w:rFonts w:hint="eastAsia" w:ascii="Times New Roman" w:hAnsi="Times New Roman" w:eastAsia="FangSong" w:cs="Times New Roman"/>
-        </w:rPr>
-        <w:t xml:space="preserve">解离后负电荷更集中</w:t>
-      </w:r>
-      <w:r>
-        <w:rPr>
-          <w:rFonts w:ascii="Times New Roman" w:hAnsi="Times New Roman" w:eastAsia="Times New Roman" w:cs="Times New Roman"/>
-        </w:rPr>
-        <w:t xml:space="preserve"> → </w:t>
-      </w:r>
-      <w:r>
-        <w:rPr>
-          <w:rFonts w:hint="eastAsia" w:ascii="Times New Roman" w:hAnsi="Times New Roman" w:eastAsia="FangSong" w:cs="Times New Roman"/>
-        </w:rPr>
-        <w:t xml:space="preserve">酸性更弱</w:t>
-      </w:r>
-    </w:p>
-    <w:p>
-      <w:pPr>
-        <w:pStyle w:val="Compact"/>
-        <w:numPr>
-          <w:ilvl w:val="1"/>
-          <w:numId w:val="1020"/>
-        </w:numPr>
-      </w:pPr>
-      <w:r>
-        <w:rPr>
           <w:rFonts w:ascii="Times New Roman" w:hAnsi="Times New Roman" w:eastAsia="Times New Roman" w:cs="Times New Roman"/>
           <w:b/>
           <w:bCs/>
@@ -26801,6 +27656,7 @@
           <w:ilvl w:val="0"/>
           <w:numId w:val="1019"/>
         </w:numPr>
+        <w:ind w:firstLine="420"/>
       </w:pPr>
       <w:r>
         <w:rPr>
@@ -26831,6 +27687,92 @@
           <w:rFonts w:hint="eastAsia" w:ascii="Times New Roman" w:hAnsi="Times New Roman" w:eastAsia="Times New Roman" w:cs="Times New Roman"/>
         </w:rPr>
         <w:t>(e)：</w:t>
+      </w:r>
+    </w:p>
+    <w:p>
+      <w:pPr>
+        <w:pStyle w:val="Compact"/>
+        <w:numPr>
+          <w:ilvl w:val="1"/>
+          <w:numId w:val="1021"/>
+        </w:numPr>
+        <w:ind w:firstLine="420"/>
+      </w:pPr>
+      <w:r>
+        <w:rPr>
+          <w:rFonts w:hint="eastAsia" w:ascii="Times New Roman" w:hAnsi="Times New Roman" w:eastAsia="FangSong" w:cs="Times New Roman"/>
+        </w:rPr>
+        <w:t>苯酚的酸性</w:t>
+      </w:r>
+      <w:r>
+        <w:rPr>
+          <w:rFonts w:hint="eastAsia" w:ascii="Times New Roman" w:hAnsi="Times New Roman" w:eastAsia="Times New Roman" w:cs="Times New Roman"/>
+        </w:rPr>
+        <w:t>(pKa≈10)</w:t>
+      </w:r>
+      <w:r>
+        <w:rPr>
+          <w:rFonts w:hint="eastAsia" w:ascii="Times New Roman" w:hAnsi="Times New Roman" w:eastAsia="FangSong" w:cs="Times New Roman"/>
+        </w:rPr>
+        <w:t>远弱于乙酸</w:t>
+      </w:r>
+      <w:r>
+        <w:rPr>
+          <w:rFonts w:hint="eastAsia" w:ascii="Times New Roman" w:hAnsi="Times New Roman" w:eastAsia="Times New Roman" w:cs="Times New Roman"/>
+        </w:rPr>
+        <w:t>(pKa≈4.76)</w:t>
+      </w:r>
+    </w:p>
+    <w:p>
+      <w:pPr>
+        <w:pStyle w:val="Compact"/>
+        <w:numPr>
+          <w:ilvl w:val="1"/>
+          <w:numId w:val="1021"/>
+        </w:numPr>
+        <w:ind w:firstLine="420"/>
+      </w:pPr>
+      <w:r>
+        <w:rPr>
+          <w:rFonts w:hint="eastAsia" w:ascii="Times New Roman" w:hAnsi="Times New Roman" w:eastAsia="FangSong" w:cs="Times New Roman"/>
+        </w:rPr>
+        <w:t>酚羟基解离后</w:t>
+      </w:r>
+      <w:r>
+        <w:rPr>
+          <w:rFonts w:hint="eastAsia" w:ascii="Times New Roman" w:hAnsi="Times New Roman" w:eastAsia="Times New Roman" w:cs="Times New Roman"/>
+        </w:rPr>
+        <w:t>，</w:t>
+      </w:r>
+      <w:r>
+        <w:rPr>
+          <w:rFonts w:hint="eastAsia" w:ascii="Times New Roman" w:hAnsi="Times New Roman" w:eastAsia="FangSong" w:cs="Times New Roman"/>
+        </w:rPr>
+        <w:t>负电荷虽可通过与苯环共轭分散</w:t>
+      </w:r>
+      <w:r>
+        <w:rPr>
+          <w:rFonts w:hint="eastAsia" w:ascii="Times New Roman" w:hAnsi="Times New Roman" w:eastAsia="Times New Roman" w:cs="Times New Roman"/>
+        </w:rPr>
+        <w:t>，</w:t>
+      </w:r>
+      <w:r>
+        <w:rPr>
+          <w:rFonts w:hint="eastAsia" w:ascii="Times New Roman" w:hAnsi="Times New Roman" w:eastAsia="FangSong" w:cs="Times New Roman"/>
+        </w:rPr>
+        <w:t>但羧酸根负离子可通过共振在两个</w:t>
+      </w:r>
+      <w:r>
+        <w:rPr>
+          <w:rFonts w:hint="eastAsia" w:ascii="Times New Roman" w:hAnsi="Times New Roman" w:eastAsia="Times New Roman" w:cs="Times New Roman"/>
+        </w:rPr>
+        <w:t>O</w:t>
+      </w:r>
+      <w:r>
+        <w:rPr>
+          <w:rFonts w:hint="eastAsia" w:ascii="Times New Roman" w:hAnsi="Times New Roman" w:eastAsia="FangSong" w:cs="Times New Roman"/>
+        </w:rPr>
+        <w:t>上完全等分</w:t>
       </w:r>
     </w:p>
     <w:p>
@@ -26843,90 +27785,6 @@
       </w:pPr>
       <w:r>
         <w:rPr>
-          <w:rFonts w:hint="eastAsia" w:ascii="Times New Roman" w:hAnsi="Times New Roman" w:eastAsia="FangSong" w:cs="Times New Roman"/>
-        </w:rPr>
-        <w:t>苯酚的酸性</w:t>
-      </w:r>
-      <w:r>
-        <w:rPr>
-          <w:rFonts w:hint="eastAsia" w:ascii="Times New Roman" w:hAnsi="Times New Roman" w:eastAsia="Times New Roman" w:cs="Times New Roman"/>
-        </w:rPr>
-        <w:t>(pKa≈10)</w:t>
-      </w:r>
-      <w:r>
-        <w:rPr>
-          <w:rFonts w:hint="eastAsia" w:ascii="Times New Roman" w:hAnsi="Times New Roman" w:eastAsia="FangSong" w:cs="Times New Roman"/>
-        </w:rPr>
-        <w:t>远弱于乙酸</w:t>
-      </w:r>
-      <w:r>
-        <w:rPr>
-          <w:rFonts w:hint="eastAsia" w:ascii="Times New Roman" w:hAnsi="Times New Roman" w:eastAsia="Times New Roman" w:cs="Times New Roman"/>
-        </w:rPr>
-        <w:t>(pKa≈4.76)</w:t>
-      </w:r>
-    </w:p>
-    <w:p>
-      <w:pPr>
-        <w:pStyle w:val="Compact"/>
-        <w:numPr>
-          <w:ilvl w:val="1"/>
-          <w:numId w:val="1021"/>
-        </w:numPr>
-      </w:pPr>
-      <w:r>
-        <w:rPr>
-          <w:rFonts w:hint="eastAsia" w:ascii="Times New Roman" w:hAnsi="Times New Roman" w:eastAsia="FangSong" w:cs="Times New Roman"/>
-        </w:rPr>
-        <w:t>酚羟基解离后</w:t>
-      </w:r>
-      <w:r>
-        <w:rPr>
-          <w:rFonts w:hint="eastAsia" w:ascii="Times New Roman" w:hAnsi="Times New Roman" w:eastAsia="Times New Roman" w:cs="Times New Roman"/>
-        </w:rPr>
-        <w:t>，</w:t>
-      </w:r>
-      <w:r>
-        <w:rPr>
-          <w:rFonts w:hint="eastAsia" w:ascii="Times New Roman" w:hAnsi="Times New Roman" w:eastAsia="FangSong" w:cs="Times New Roman"/>
-        </w:rPr>
-        <w:t>负电荷虽可通过与苯环共轭分散</w:t>
-      </w:r>
-      <w:r>
-        <w:rPr>
-          <w:rFonts w:hint="eastAsia" w:ascii="Times New Roman" w:hAnsi="Times New Roman" w:eastAsia="Times New Roman" w:cs="Times New Roman"/>
-        </w:rPr>
-        <w:t>，</w:t>
-      </w:r>
-      <w:r>
-        <w:rPr>
-          <w:rFonts w:hint="eastAsia" w:ascii="Times New Roman" w:hAnsi="Times New Roman" w:eastAsia="FangSong" w:cs="Times New Roman"/>
-        </w:rPr>
-        <w:t>但羧酸根负离子可通过共振在两个</w:t>
-      </w:r>
-      <w:r>
-        <w:rPr>
-          <w:rFonts w:hint="eastAsia" w:ascii="Times New Roman" w:hAnsi="Times New Roman" w:eastAsia="Times New Roman" w:cs="Times New Roman"/>
-        </w:rPr>
-        <w:t>O</w:t>
-      </w:r>
-      <w:r>
-        <w:rPr>
-          <w:rFonts w:hint="eastAsia" w:ascii="Times New Roman" w:hAnsi="Times New Roman" w:eastAsia="FangSong" w:cs="Times New Roman"/>
-        </w:rPr>
-        <w:t>上完全等分</w:t>
-      </w:r>
-    </w:p>
-    <w:p>
-      <w:pPr>
-        <w:pStyle w:val="Compact"/>
-        <w:numPr>
-          <w:ilvl w:val="1"/>
-          <w:numId w:val="1021"/>
-        </w:numPr>
-      </w:pPr>
-      <w:r>
-        <w:rPr>
           <w:rFonts w:ascii="Times New Roman" w:hAnsi="Times New Roman" w:eastAsia="Times New Roman" w:cs="Times New Roman"/>
           <w:b/>
           <w:bCs/>
@@ -26988,6 +27846,7 @@
     <w:p>
       <w:pPr>
         <w:pStyle w:val="FirstParagraph"/>
+        <w:ind w:firstLine="420"/>
       </w:pPr>
       <w:r>
         <w:rPr>
@@ -27104,6 +27963,7 @@
     <w:p>
       <w:pPr>
         <w:pStyle w:val="BodyText"/>
+        <w:ind w:firstLine="420"/>
       </w:pPr>
       <w:r>
         <w:rPr>
@@ -27316,8 +28176,8 @@
         </w:pict>
       </w:r>
     </w:p>
-    <w:bookmarkEnd w:id="44"/>
-    <w:bookmarkStart w:id="45" w:name="例4-手性与内消旋挑战"/>
+    <w:bookmarkEnd w:id="50"/>
+    <w:bookmarkStart w:id="51" w:name="例4-手性与内消旋挑战"/>
     <w:p>
       <w:pPr>
         <w:pStyle w:val="Heading3"/>
@@ -27369,6 +28229,7 @@
     <w:p>
       <w:pPr>
         <w:pStyle w:val="FirstParagraph"/>
+        <w:ind w:firstLine="420"/>
       </w:pPr>
       <w:r>
         <w:rPr>
@@ -27412,6 +28273,7 @@
     <w:p>
       <w:pPr>
         <w:pStyle w:val="BodyText"/>
+        <w:ind w:firstLine="420"/>
       </w:pPr>
       <w:r>
         <w:rPr>
@@ -27492,6 +28354,7 @@
     <w:p>
       <w:pPr>
         <w:pStyle w:val="BodyText"/>
+        <w:ind w:firstLine="420"/>
       </w:pPr>
       <w:r>
         <w:rPr>
@@ -27591,6 +28454,7 @@
     <w:p>
       <w:pPr>
         <w:pStyle w:val="BodyText"/>
+        <w:ind w:firstLine="420"/>
       </w:pPr>
       <w:r>
         <w:rPr>
@@ -27830,6 +28694,7 @@
     <w:p>
       <w:pPr>
         <w:pStyle w:val="BodyText"/>
+        <w:ind w:firstLine="420"/>
       </w:pPr>
       <w:r>
         <w:rPr>
@@ -27883,6 +28748,7 @@
     <w:p>
       <w:pPr>
         <w:pStyle w:val="BodyText"/>
+        <w:ind w:firstLine="420"/>
       </w:pPr>
       <w:r>
         <w:rPr>
@@ -27938,6 +28804,7 @@
     <w:p>
       <w:pPr>
         <w:pStyle w:val="BodyText"/>
+        <w:ind w:firstLine="420"/>
       </w:pPr>
       <w:r>
         <w:rPr>
@@ -28013,8 +28880,8 @@
         </w:pict>
       </w:r>
     </w:p>
-    <w:bookmarkEnd w:id="45"/>
-    <w:bookmarkStart w:id="46" w:name="例5-诱导与共轭的竞争进阶"/>
+    <w:bookmarkEnd w:id="51"/>
+    <w:bookmarkStart w:id="52" w:name="例5-诱导与共轭的竞争进阶"/>
     <w:p>
       <w:pPr>
         <w:pStyle w:val="Heading3"/>
@@ -28066,6 +28933,7 @@
     <w:p>
       <w:pPr>
         <w:pStyle w:val="FirstParagraph"/>
+        <w:ind w:firstLine="420"/>
       </w:pPr>
       <w:r>
         <w:rPr>
@@ -28203,6 +29071,7 @@
     <w:p>
       <w:pPr>
         <w:pStyle w:val="BodyText"/>
+        <w:ind w:firstLine="420"/>
       </w:pPr>
       <w:r>
         <w:rPr>
@@ -28270,6 +29139,7 @@
     <w:p>
       <w:pPr>
         <w:pStyle w:val="BodyText"/>
+        <w:ind w:firstLine="420"/>
       </w:pPr>
       <w:r>
         <w:rPr>
@@ -28359,6 +29229,7 @@
           <w:ilvl w:val="0"/>
           <w:numId w:val="1022"/>
         </w:numPr>
+        <w:ind w:firstLine="420"/>
       </w:pPr>
       <w:r>
         <w:rPr>
@@ -28392,6 +29263,7 @@
           <w:ilvl w:val="1"/>
           <w:numId w:val="1023"/>
         </w:numPr>
+        <w:ind w:firstLine="420"/>
       </w:pPr>
       <w:r>
         <w:rPr>
@@ -28456,6 +29328,7 @@
           <w:ilvl w:val="1"/>
           <w:numId w:val="1023"/>
         </w:numPr>
+        <w:ind w:firstLine="420"/>
       </w:pPr>
       <w:r>
         <w:rPr>
@@ -28553,6 +29426,7 @@
           <w:ilvl w:val="2"/>
           <w:numId w:val="1024"/>
         </w:numPr>
+        <w:ind w:firstLine="420"/>
       </w:pPr>
       <w:r>
         <w:rPr>
@@ -28754,6 +29628,7 @@
           <w:ilvl w:val="1"/>
           <w:numId w:val="1023"/>
         </w:numPr>
+        <w:ind w:firstLine="420"/>
       </w:pPr>
       <w:r>
         <w:rPr>
@@ -28844,6 +29719,7 @@
           <w:ilvl w:val="2"/>
           <w:numId w:val="1025"/>
         </w:numPr>
+        <w:ind w:firstLine="420"/>
       </w:pPr>
       <w:r>
         <w:rPr>
@@ -28926,6 +29802,7 @@
           <w:ilvl w:val="0"/>
           <w:numId w:val="1000"/>
         </w:numPr>
+        <w:ind w:firstLine="420"/>
       </w:pPr>
       <w:r>
         <w:rPr>
@@ -28987,6 +29864,7 @@
     <w:p>
       <w:pPr>
         <w:pStyle w:val="FirstParagraph"/>
+        <w:ind w:firstLine="420"/>
       </w:pPr>
       <w:r>
         <w:rPr>
@@ -29097,8 +29975,8 @@
         </w:pict>
       </w:r>
     </w:p>
-    <w:bookmarkEnd w:id="46"/>
-    <w:bookmarkStart w:id="47" w:name="例6-共轭效应的贯穿性挑战"/>
+    <w:bookmarkEnd w:id="52"/>
+    <w:bookmarkStart w:id="53" w:name="例6-共轭效应的贯穿性挑战"/>
     <w:p>
       <w:pPr>
         <w:pStyle w:val="Heading3"/>
@@ -29150,6 +30028,7 @@
     <w:p>
       <w:pPr>
         <w:pStyle w:val="FirstParagraph"/>
+        <w:ind w:firstLine="420"/>
       </w:pPr>
       <w:r>
         <w:rPr>
@@ -29205,6 +30084,7 @@
     <w:p>
       <w:pPr>
         <w:pStyle w:val="BodyText"/>
+        <w:ind w:firstLine="420"/>
       </w:pPr>
       <w:r>
         <w:rPr>
@@ -29267,6 +30147,7 @@
     <w:p>
       <w:pPr>
         <w:pStyle w:val="BodyText"/>
+        <w:ind w:firstLine="420"/>
       </w:pPr>
       <w:r>
         <w:rPr>
@@ -29631,6 +30512,7 @@
     <w:p>
       <w:pPr>
         <w:pStyle w:val="BodyText"/>
+        <w:ind w:firstLine="420"/>
       </w:pPr>
       <w:r>
         <w:rPr>
@@ -29692,6 +30574,7 @@
     <w:p>
       <w:pPr>
         <w:pStyle w:val="BlockText"/>
+        <w:ind w:firstLine="420"/>
       </w:pPr>
       <w:r>
         <w:rPr>
@@ -29832,9 +30715,9 @@
         </w:pict>
       </w:r>
     </w:p>
-    <w:bookmarkEnd w:id="47"/>
-    <w:bookmarkEnd w:id="48"/>
-    <w:bookmarkStart w:id="51" w:name="四拓展与联系"/>
+    <w:bookmarkEnd w:id="53"/>
+    <w:bookmarkEnd w:id="54"/>
+    <w:bookmarkStart w:id="57" w:name="四拓展与联系"/>
     <w:p>
       <w:pPr>
         <w:pStyle w:val="Heading2"/>
@@ -29859,7 +30742,7 @@
         <w:t>拓展与联系</w:t>
       </w:r>
     </w:p>
-    <w:bookmarkStart w:id="49" w:name="与竞赛考点的对接"/>
+    <w:bookmarkStart w:id="55" w:name="与竞赛考点的对接"/>
     <w:p>
       <w:pPr>
         <w:pStyle w:val="Heading3"/>
@@ -29883,6 +30766,15 @@
         <w:tblStyle w:val="Table"/>
         <w:tblW w:type="auto" w:w="0"/>
         <w:tblLook w:firstRow="1" w:lastRow="0" w:firstColumn="0" w:lastColumn="0" w:noHBand="0" w:noVBand="0" w:val="0020"/>
+        <w:jc w:val="center"/>
+        <w:tblBorders>
+          <w:top w:val="single" w:sz="12" w:space="0" w:color="333333"/>
+          <w:bottom w:val="single" w:sz="12" w:space="0" w:color="333333"/>
+          <w:left w:val="none"/>
+          <w:right w:val="none"/>
+          <w:insideH w:val="none"/>
+          <w:insideV w:val="none"/>
+        </w:tblBorders>
       </w:tblPr>
       <w:tblGrid>
         <w:gridCol w:w="2640"/>
@@ -29894,7 +30786,11 @@
           <w:tblHeader w:val="on"/>
         </w:trPr>
         <w:tc>
-          <w:tcPr/>
+          <w:tcPr>
+            <w:tcBorders>
+              <w:bottom w:val="single" w:sz="6" w:space="0" w:color="333333"/>
+            </w:tcBorders>
+          </w:tcPr>
           <w:p>
             <w:pPr>
               <w:pStyle w:val="Compact"/>
@@ -29910,7 +30806,11 @@
           </w:p>
         </w:tc>
         <w:tc>
-          <w:tcPr/>
+          <w:tcPr>
+            <w:tcBorders>
+              <w:bottom w:val="single" w:sz="6" w:space="0" w:color="333333"/>
+            </w:tcBorders>
+          </w:tcPr>
           <w:p>
             <w:pPr>
               <w:pStyle w:val="Compact"/>
@@ -29926,7 +30826,11 @@
           </w:p>
         </w:tc>
         <w:tc>
-          <w:tcPr/>
+          <w:tcPr>
+            <w:tcBorders>
+              <w:bottom w:val="single" w:sz="6" w:space="0" w:color="333333"/>
+            </w:tcBorders>
+          </w:tcPr>
           <w:p>
             <w:pPr>
               <w:pStyle w:val="Compact"/>
@@ -30452,8 +31356,8 @@
         </w:tc>
       </w:tr>
     </w:tbl>
-    <w:bookmarkEnd w:id="49"/>
-    <w:bookmarkStart w:id="50" w:name="跨专题连接"/>
+    <w:bookmarkEnd w:id="55"/>
+    <w:bookmarkStart w:id="56" w:name="跨专题连接"/>
     <w:p>
       <w:pPr>
         <w:pStyle w:val="Heading3"/>
@@ -30479,6 +31383,7 @@
           <w:ilvl w:val="0"/>
           <w:numId w:val="1026"/>
         </w:numPr>
+        <w:ind w:firstLine="420"/>
       </w:pPr>
       <w:r>
         <w:rPr>
@@ -30518,6 +31423,7 @@
           <w:ilvl w:val="0"/>
           <w:numId w:val="1026"/>
         </w:numPr>
+        <w:ind w:firstLine="420"/>
       </w:pPr>
       <w:r>
         <w:rPr>
@@ -30557,6 +31463,7 @@
           <w:ilvl w:val="0"/>
           <w:numId w:val="1026"/>
         </w:numPr>
+        <w:ind w:firstLine="420"/>
       </w:pPr>
       <w:r>
         <w:rPr>
@@ -30641,9 +31548,9 @@
         </w:pict>
       </w:r>
     </w:p>
-    <w:bookmarkEnd w:id="50"/>
-    <w:bookmarkEnd w:id="51"/>
-    <w:bookmarkStart w:id="52" w:name="五本节总结速查"/>
+    <w:bookmarkEnd w:id="56"/>
+    <w:bookmarkEnd w:id="57"/>
+    <w:bookmarkStart w:id="58" w:name="五本节总结速查"/>
     <w:p>
       <w:pPr>
         <w:pStyle w:val="Heading2"/>
@@ -30686,6 +31593,15 @@
         <w:tblW w:type="pct" w:w="5000"/>
         <w:tblLayout w:type="fixed"/>
         <w:tblLook w:firstRow="1" w:lastRow="0" w:firstColumn="0" w:lastColumn="0" w:noHBand="0" w:noVBand="0" w:val="0020"/>
+        <w:jc w:val="center"/>
+        <w:tblBorders>
+          <w:top w:val="single" w:sz="12" w:space="0" w:color="333333"/>
+          <w:bottom w:val="single" w:sz="12" w:space="0" w:color="333333"/>
+          <w:left w:val="none"/>
+          <w:right w:val="none"/>
+          <w:insideH w:val="none"/>
+          <w:insideV w:val="none"/>
+        </w:tblBorders>
       </w:tblPr>
       <w:tblGrid>
         <w:gridCol w:w="2640"/>
@@ -30697,7 +31613,11 @@
           <w:tblHeader w:val="on"/>
         </w:trPr>
         <w:tc>
-          <w:tcPr/>
+          <w:tcPr>
+            <w:tcBorders>
+              <w:bottom w:val="single" w:sz="6" w:space="0" w:color="333333"/>
+            </w:tcBorders>
+          </w:tcPr>
           <w:p>
             <w:pPr>
               <w:pStyle w:val="Compact"/>
@@ -30713,7 +31633,11 @@
           </w:p>
         </w:tc>
         <w:tc>
-          <w:tcPr/>
+          <w:tcPr>
+            <w:tcBorders>
+              <w:bottom w:val="single" w:sz="6" w:space="0" w:color="333333"/>
+            </w:tcBorders>
+          </w:tcPr>
           <w:p>
             <w:pPr>
               <w:pStyle w:val="Compact"/>
@@ -30729,7 +31653,11 @@
           </w:p>
         </w:tc>
         <w:tc>
-          <w:tcPr/>
+          <w:tcPr>
+            <w:tcBorders>
+              <w:bottom w:val="single" w:sz="6" w:space="0" w:color="333333"/>
+            </w:tcBorders>
+          </w:tcPr>
           <w:p>
             <w:pPr>
               <w:pStyle w:val="Compact"/>
@@ -31788,8 +32716,8 @@
         </w:pict>
       </w:r>
     </w:p>
-    <w:bookmarkEnd w:id="52"/>
-    <w:bookmarkStart w:id="56" w:name="六练习题"/>
+    <w:bookmarkEnd w:id="58"/>
+    <w:bookmarkStart w:id="62" w:name="六练习题"/>
     <w:p>
       <w:pPr>
         <w:pStyle w:val="Heading2"/>
@@ -31814,7 +32742,7 @@
         <w:t>练习题</w:t>
       </w:r>
     </w:p>
-    <w:bookmarkStart w:id="53" w:name="基础巩固4-题"/>
+    <w:bookmarkStart w:id="59" w:name="基础巩固4-题"/>
     <w:p>
       <w:pPr>
         <w:pStyle w:val="Heading3"/>
@@ -31860,6 +32788,7 @@
     <w:p>
       <w:pPr>
         <w:pStyle w:val="FirstParagraph"/>
+        <w:ind w:firstLine="420"/>
       </w:pPr>
       <w:r>
         <w:rPr>
@@ -32230,8 +33159,8 @@
         <w:t>对甲苯酚</w:t>
       </w:r>
     </w:p>
-    <w:bookmarkEnd w:id="53"/>
-    <w:bookmarkStart w:id="54" w:name="提高训练4-题"/>
+    <w:bookmarkEnd w:id="59"/>
+    <w:bookmarkStart w:id="60" w:name="提高训练4-题"/>
     <w:p>
       <w:pPr>
         <w:pStyle w:val="Heading3"/>
@@ -32277,6 +33206,7 @@
     <w:p>
       <w:pPr>
         <w:pStyle w:val="FirstParagraph"/>
+        <w:ind w:firstLine="420"/>
       </w:pPr>
       <w:r>
         <w:rPr>
@@ -32755,8 +33685,8 @@
         <w:t>+</w:t>
       </w:r>
     </w:p>
-    <w:bookmarkEnd w:id="54"/>
-    <w:bookmarkStart w:id="55" w:name="挑战2-题"/>
+    <w:bookmarkEnd w:id="60"/>
+    <w:bookmarkStart w:id="61" w:name="挑战2-题"/>
     <w:p>
       <w:pPr>
         <w:pStyle w:val="Heading3"/>
@@ -32802,6 +33732,7 @@
     <w:p>
       <w:pPr>
         <w:pStyle w:val="FirstParagraph"/>
+        <w:ind w:firstLine="420"/>
       </w:pPr>
       <w:r>
         <w:rPr>
@@ -33149,9 +34080,9 @@
         </w:pict>
       </w:r>
     </w:p>
-    <w:bookmarkEnd w:id="55"/>
-    <w:bookmarkEnd w:id="56"/>
-    <w:bookmarkStart w:id="57" w:name="参考答案"/>
+    <w:bookmarkEnd w:id="61"/>
+    <w:bookmarkEnd w:id="62"/>
+    <w:bookmarkStart w:id="63" w:name="参考答案"/>
     <w:p>
       <w:pPr>
         <w:pStyle w:val="Heading2"/>
@@ -33167,6 +34098,7 @@
     <w:p>
       <w:pPr>
         <w:pStyle w:val="FirstParagraph"/>
+        <w:ind w:firstLine="420"/>
       </w:pPr>
       <w:r>
         <w:rPr>
@@ -35512,8 +36444,8 @@
         <w:t>。）</w:t>
       </w:r>
     </w:p>
-    <w:bookmarkEnd w:id="57"/>
-    <w:bookmarkEnd w:id="58"/>
+    <w:bookmarkEnd w:id="63"/>
+    <w:bookmarkEnd w:id="64"/>
     <w:sectPr>
       <w:footerReference w:type="default" r:id="rId10"/>
       <w:footnotePr>
@@ -36878,22 +37810,6 @@
       <ns0:color ns0:themeColor="accent1" ns0:themeShade="BF" ns0:val="365F91"/>
     </ns0:rPr>
   </ns0:style>
-  <w:style w:type="paragraph" w:customStyle="1" w:styleId="BodyText">
-    <w:name w:val="Body Text"/>
-    <w:basedOn w:val="BodyText"/>
-    <w:qFormat/>
-    <ns0:rPr>
-      <w:rFonts ns0:ascii="Times New Roman" ns0:hAnsi="Times New Roman" ns0:eastAsia="FangSong" ns0:cs="Times New Roman"/>
-    </ns0:rPr>
-  </w:style>
-  <w:style w:type="paragraph" w:customStyle="1" w:styleId="MethodologyBlock">
-    <w:name w:val="Methodology Block"/>
-    <w:basedOn w:val="BodyText"/>
-    <w:qFormat/>
-    <ns0:rPr>
-      <w:rFonts ns0:ascii="Times New Roman" ns0:hAnsi="Times New Roman" ns0:eastAsia="FangSong" ns0:cs="Times New Roman"/>
-    </ns0:rPr>
-  </w:style>
   <w:style w:type="paragraph" w:customStyle="1" w:styleId="SourceCode">
     <w:name w:val="Source Code"/>
     <w:basedOn w:val="Normal"/>
